--- a/inbox/Application Aware Networking/Book_16_FedAAN_Program_Management_Governance.docx
+++ b/inbox/Application Aware Networking/Book_16_FedAAN_Program_Management_Governance.docx
@@ -7,55 +7,7 @@
         <w:pStyle w:val="Title"/>
       </w:pPr>
       <w:r>
-        <w:t xml:space="preserve">Book</w:t>
-      </w:r>
-      <w:r>
-        <w:t xml:space="preserve"> </w:t>
-      </w:r>
-      <w:r>
-        <w:t xml:space="preserve">13</w:t>
-      </w:r>
-      <w:r>
-        <w:t xml:space="preserve"> </w:t>
-      </w:r>
-      <w:r>
-        <w:t xml:space="preserve">—</w:t>
-      </w:r>
-      <w:r>
-        <w:t xml:space="preserve"> </w:t>
-      </w:r>
-      <w:r>
-        <w:t xml:space="preserve">Federal</w:t>
-      </w:r>
-      <w:r>
-        <w:t xml:space="preserve"> </w:t>
-      </w:r>
-      <w:r>
-        <w:t xml:space="preserve">Application-Aware</w:t>
-      </w:r>
-      <w:r>
-        <w:t xml:space="preserve"> </w:t>
-      </w:r>
-      <w:r>
-        <w:t xml:space="preserve">Networking</w:t>
-      </w:r>
-      <w:r>
-        <w:t xml:space="preserve"> </w:t>
-      </w:r>
-      <w:r>
-        <w:t xml:space="preserve">—</w:t>
-      </w:r>
-      <w:r>
-        <w:t xml:space="preserve"> </w:t>
-      </w:r>
-      <w:r>
-        <w:t xml:space="preserve">Part</w:t>
-      </w:r>
-      <w:r>
-        <w:t xml:space="preserve"> </w:t>
-      </w:r>
-      <w:r>
-        <w:t xml:space="preserve">13</w:t>
+        <w:t xml:space="preserve">Book 16 — Federal Application-Aware Networking — Part 16</w:t>
       </w:r>
     </w:p>
     <w:p>
@@ -63,85 +15,7 @@
         <w:pStyle w:val="Subtitle"/>
       </w:pPr>
       <w:r>
-        <w:t xml:space="preserve">Program</w:t>
-      </w:r>
-      <w:r>
-        <w:t xml:space="preserve"> </w:t>
-      </w:r>
-      <w:r>
-        <w:t xml:space="preserve">Management</w:t>
-      </w:r>
-      <w:r>
-        <w:t xml:space="preserve"> </w:t>
-      </w:r>
-      <w:r>
-        <w:t xml:space="preserve">Governance:</w:t>
-      </w:r>
-      <w:r>
-        <w:t xml:space="preserve"> </w:t>
-      </w:r>
-      <w:r>
-        <w:t xml:space="preserve">Security</w:t>
-      </w:r>
-      <w:r>
-        <w:t xml:space="preserve"> </w:t>
-      </w:r>
-      <w:r>
-        <w:t xml:space="preserve">Program</w:t>
-      </w:r>
-      <w:r>
-        <w:t xml:space="preserve"> </w:t>
-      </w:r>
-      <w:r>
-        <w:t xml:space="preserve">Plan,</w:t>
-      </w:r>
-      <w:r>
-        <w:t xml:space="preserve"> </w:t>
-      </w:r>
-      <w:r>
-        <w:t xml:space="preserve">POA&amp;M</w:t>
-      </w:r>
-      <w:r>
-        <w:t xml:space="preserve"> </w:t>
-      </w:r>
-      <w:r>
-        <w:t xml:space="preserve">Framework,</w:t>
-      </w:r>
-      <w:r>
-        <w:t xml:space="preserve"> </w:t>
-      </w:r>
-      <w:r>
-        <w:t xml:space="preserve">and</w:t>
-      </w:r>
-      <w:r>
-        <w:t xml:space="preserve"> </w:t>
-      </w:r>
-      <w:r>
-        <w:t xml:space="preserve">SCRM</w:t>
-      </w:r>
-      <w:r>
-        <w:t xml:space="preserve"> </w:t>
-      </w:r>
-      <w:r>
-        <w:t xml:space="preserve">Charter</w:t>
-      </w:r>
-      <w:r>
-        <w:t xml:space="preserve"> </w:t>
-      </w:r>
-      <w:r>
-        <w:t xml:space="preserve">for</w:t>
-      </w:r>
-      <w:r>
-        <w:t xml:space="preserve"> </w:t>
-      </w:r>
-      <w:r>
-        <w:t xml:space="preserve">FedRAMP</w:t>
-      </w:r>
-      <w:r>
-        <w:t xml:space="preserve"> </w:t>
-      </w:r>
-      <w:r>
-        <w:t xml:space="preserve">20x</w:t>
+        <w:t xml:space="preserve">Program Management Governance: Security Program Plan, POA&amp;M Framework, and SCRM Charter for FedRAMP 20x</w:t>
       </w:r>
     </w:p>
     <w:p>
@@ -149,25 +23,7 @@
         <w:pStyle w:val="Author"/>
       </w:pPr>
       <w:r>
-        <w:t xml:space="preserve">SSA</w:t>
-      </w:r>
-      <w:r>
-        <w:t xml:space="preserve"> </w:t>
-      </w:r>
-      <w:r>
-        <w:t xml:space="preserve">Cloud</w:t>
-      </w:r>
-      <w:r>
-        <w:t xml:space="preserve"> </w:t>
-      </w:r>
-      <w:r>
-        <w:t xml:space="preserve">Services</w:t>
-      </w:r>
-      <w:r>
-        <w:t xml:space="preserve"> </w:t>
-      </w:r>
-      <w:r>
-        <w:t xml:space="preserve">Team</w:t>
+        <w:t xml:space="preserve">SSA Cloud Services Team</w:t>
       </w:r>
     </w:p>
     <w:p>
@@ -175,19 +31,7 @@
         <w:pStyle w:val="Date"/>
       </w:pPr>
       <w:r>
-        <w:t xml:space="preserve">July</w:t>
-      </w:r>
-      <w:r>
-        <w:t xml:space="preserve"> </w:t>
-      </w:r>
-      <w:r>
-        <w:t xml:space="preserve">3,</w:t>
-      </w:r>
-      <w:r>
-        <w:t xml:space="preserve"> </w:t>
-      </w:r>
-      <w:r>
-        <w:t xml:space="preserve">2026</w:t>
+        <w:t xml:space="preserve">2026-07-03</w:t>
       </w:r>
     </w:p>
     <w:sdt>
@@ -203,7 +47,7 @@
             <w:pStyle w:val="TOCHeading"/>
           </w:pPr>
           <w:r>
-            <w:t xml:space="preserve">Table of Contents</w:t>
+            <w:t xml:space="preserve">Table of contents</w:t>
           </w:r>
         </w:p>
         <w:p>
@@ -224,22 +68,13 @@
         <w:t xml:space="preserve">INTERNAL — NOT FOR PUBLIC DISTRIBUTION</w:t>
       </w:r>
     </w:p>
-    <w:bookmarkStart w:id="20" w:name="what-this-document-addresses"/>
+    <w:bookmarkStart w:id="9" w:name="what-this-document-addresses"/>
     <w:p>
       <w:pPr>
         <w:pStyle w:val="Heading2"/>
       </w:pPr>
       <w:r>
-        <w:rPr>
-          <w:rStyle w:val="SectionNumber"/>
-        </w:rPr>
-        <w:t xml:space="preserve">0.1</w:t>
-      </w:r>
-      <w:r>
-        <w:tab/>
-      </w:r>
-      <w:r>
-        <w:t xml:space="preserve">What This Document Addresses</w:t>
+        <w:t xml:space="preserve">0.1 What This Document Addresses</w:t>
       </w:r>
     </w:p>
     <w:p>
@@ -290,16 +125,16 @@
     </w:p>
     <w:p>
       <w:pPr>
+        <w:pStyle w:val="Compact"/>
         <w:numPr>
           <w:ilvl w:val="0"/>
           <w:numId w:val="1001"/>
         </w:numPr>
-        <w:pStyle w:val="Compact"/>
       </w:pPr>
       <w:r>
         <w:rPr>
+          <w:b/>
           <w:bCs/>
-          <w:b/>
         </w:rPr>
         <w:t xml:space="preserve">Information Security Program Plan (ISPP)</w:t>
       </w:r>
@@ -318,16 +153,16 @@
     </w:p>
     <w:p>
       <w:pPr>
+        <w:pStyle w:val="Compact"/>
         <w:numPr>
           <w:ilvl w:val="0"/>
           <w:numId w:val="1001"/>
         </w:numPr>
-        <w:pStyle w:val="Compact"/>
       </w:pPr>
       <w:r>
         <w:rPr>
+          <w:b/>
           <w:bCs/>
-          <w:b/>
         </w:rPr>
         <w:t xml:space="preserve">Program Leadership RACI</w:t>
       </w:r>
@@ -346,16 +181,16 @@
     </w:p>
     <w:p>
       <w:pPr>
+        <w:pStyle w:val="Compact"/>
         <w:numPr>
           <w:ilvl w:val="0"/>
           <w:numId w:val="1001"/>
         </w:numPr>
-        <w:pStyle w:val="Compact"/>
       </w:pPr>
       <w:r>
         <w:rPr>
+          <w:b/>
           <w:bCs/>
-          <w:b/>
         </w:rPr>
         <w:t xml:space="preserve">System Inventory Framework</w:t>
       </w:r>
@@ -374,16 +209,16 @@
     </w:p>
     <w:p>
       <w:pPr>
+        <w:pStyle w:val="Compact"/>
         <w:numPr>
           <w:ilvl w:val="0"/>
           <w:numId w:val="1001"/>
         </w:numPr>
-        <w:pStyle w:val="Compact"/>
       </w:pPr>
       <w:r>
         <w:rPr>
+          <w:b/>
           <w:bCs/>
-          <w:b/>
         </w:rPr>
         <w:t xml:space="preserve">Risk Management Strategy</w:t>
       </w:r>
@@ -402,16 +237,16 @@
     </w:p>
     <w:p>
       <w:pPr>
+        <w:pStyle w:val="Compact"/>
         <w:numPr>
           <w:ilvl w:val="0"/>
           <w:numId w:val="1001"/>
         </w:numPr>
-        <w:pStyle w:val="Compact"/>
       </w:pPr>
       <w:r>
         <w:rPr>
+          <w:b/>
           <w:bCs/>
-          <w:b/>
         </w:rPr>
         <w:t xml:space="preserve">Testing, Training, and Monitoring (T&amp;T&amp;M) Plan</w:t>
       </w:r>
@@ -430,16 +265,16 @@
     </w:p>
     <w:p>
       <w:pPr>
+        <w:pStyle w:val="Compact"/>
         <w:numPr>
           <w:ilvl w:val="0"/>
           <w:numId w:val="1001"/>
         </w:numPr>
-        <w:pStyle w:val="Compact"/>
       </w:pPr>
       <w:r>
         <w:rPr>
+          <w:b/>
           <w:bCs/>
-          <w:b/>
         </w:rPr>
         <w:t xml:space="preserve">Security Contact Registry</w:t>
       </w:r>
@@ -452,16 +287,16 @@
     </w:p>
     <w:p>
       <w:pPr>
+        <w:pStyle w:val="Compact"/>
         <w:numPr>
           <w:ilvl w:val="0"/>
           <w:numId w:val="1001"/>
         </w:numPr>
-        <w:pStyle w:val="Compact"/>
       </w:pPr>
       <w:r>
         <w:rPr>
+          <w:b/>
           <w:bCs/>
-          <w:b/>
         </w:rPr>
         <w:t xml:space="preserve">Supply Chain Risk Management (SCRM) Governance Charter</w:t>
       </w:r>
@@ -481,7 +316,7 @@
         <w:t xml:space="preserve"> </w:t>
       </w:r>
       <w:r>
-        <w:t xml:space="preserve">for the technical evidence established in Part 12</w:t>
+        <w:t xml:space="preserve">for the technical evidence established in Part 15</w:t>
       </w:r>
     </w:p>
     <w:p>
@@ -495,7 +330,7 @@
         <w:t xml:space="preserve"> </w:t>
       </w:r>
       <w:r>
-        <w:t xml:space="preserve">and provide the PM-30 evidence that, combined with Part 12’s technical</w:t>
+        <w:t xml:space="preserve">and provide the PM-30 evidence that, combined with Part 15’s technical</w:t>
       </w:r>
       <w:r>
         <w:t xml:space="preserve"> </w:t>
@@ -511,57 +346,39 @@
         </w:pict>
       </w:r>
     </w:p>
-    <w:bookmarkEnd w:id="20"/>
-    <w:bookmarkStart w:id="26" w:name="X7058f7ad453c2890024bfad90a4cbe42e48ed2c"/>
+    <w:bookmarkEnd w:id="9"/>
+    <w:bookmarkStart w:id="15" w:name="X7058f7ad453c2890024bfad90a4cbe42e48ed2c"/>
     <w:p>
       <w:pPr>
         <w:pStyle w:val="Heading1"/>
       </w:pPr>
       <w:r>
+        <w:t xml:space="preserve">1. Program Management Governance in the FedRAMP 20x Context</w:t>
+      </w:r>
+    </w:p>
+    <w:bookmarkStart w:id="10" w:name="why-pm-controls-gate-authorization"/>
+    <w:p>
+      <w:pPr>
+        <w:pStyle w:val="Heading2"/>
+      </w:pPr>
+      <w:r>
+        <w:t xml:space="preserve">1.1 Why PM Controls Gate Authorization</w:t>
+      </w:r>
+    </w:p>
+    <w:p>
+      <w:pPr>
+        <w:pStyle w:val="FirstParagraph"/>
+      </w:pPr>
+      <w:r>
+        <w:t xml:space="preserve">FedRAMP 20x Key Security Indicators evaluate</w:t>
+      </w:r>
+      <w:r>
+        <w:t xml:space="preserve"> </w:t>
+      </w:r>
+      <w:r>
         <w:rPr>
-          <w:rStyle w:val="SectionNumber"/>
-        </w:rPr>
-        <w:t xml:space="preserve">1</w:t>
-      </w:r>
-      <w:r>
-        <w:tab/>
-      </w:r>
-      <w:r>
-        <w:t xml:space="preserve">Program Management Governance in the FedRAMP 20x Context</w:t>
-      </w:r>
-    </w:p>
-    <w:bookmarkStart w:id="21" w:name="why-pm-controls-gate-authorization"/>
-    <w:p>
-      <w:pPr>
-        <w:pStyle w:val="Heading2"/>
-      </w:pPr>
-      <w:r>
-        <w:rPr>
-          <w:rStyle w:val="SectionNumber"/>
-        </w:rPr>
-        <w:t xml:space="preserve">1.1</w:t>
-      </w:r>
-      <w:r>
-        <w:tab/>
-      </w:r>
-      <w:r>
-        <w:t xml:space="preserve">Why PM Controls Gate Authorization</w:t>
-      </w:r>
-    </w:p>
-    <w:p>
-      <w:pPr>
-        <w:pStyle w:val="FirstParagraph"/>
-      </w:pPr>
-      <w:r>
-        <w:t xml:space="preserve">FedRAMP 20x Key Security Indicators evaluate</w:t>
-      </w:r>
-      <w:r>
-        <w:t xml:space="preserve"> </w:t>
-      </w:r>
-      <w:r>
-        <w:rPr>
+          <w:i/>
           <w:iCs/>
-          <w:i/>
         </w:rPr>
         <w:t xml:space="preserve">outcomes</w:t>
       </w:r>
@@ -583,16 +400,16 @@
     </w:p>
     <w:p>
       <w:pPr>
+        <w:pStyle w:val="Compact"/>
         <w:numPr>
           <w:ilvl w:val="0"/>
           <w:numId w:val="1002"/>
         </w:numPr>
-        <w:pStyle w:val="Compact"/>
       </w:pPr>
       <w:r>
         <w:rPr>
+          <w:b/>
           <w:bCs/>
-          <w:b/>
         </w:rPr>
         <w:t xml:space="preserve">PM-1</w:t>
       </w:r>
@@ -617,16 +434,16 @@
     </w:p>
     <w:p>
       <w:pPr>
+        <w:pStyle w:val="Compact"/>
         <w:numPr>
           <w:ilvl w:val="0"/>
           <w:numId w:val="1002"/>
         </w:numPr>
-        <w:pStyle w:val="Compact"/>
       </w:pPr>
       <w:r>
         <w:rPr>
+          <w:b/>
           <w:bCs/>
-          <w:b/>
         </w:rPr>
         <w:t xml:space="preserve">PM-9</w:t>
       </w:r>
@@ -651,16 +468,16 @@
     </w:p>
     <w:p>
       <w:pPr>
+        <w:pStyle w:val="Compact"/>
         <w:numPr>
           <w:ilvl w:val="0"/>
           <w:numId w:val="1002"/>
         </w:numPr>
-        <w:pStyle w:val="Compact"/>
       </w:pPr>
       <w:r>
         <w:rPr>
+          <w:b/>
           <w:bCs/>
-          <w:b/>
         </w:rPr>
         <w:t xml:space="preserve">PM-30</w:t>
       </w:r>
@@ -674,7 +491,7 @@
         <w:t xml:space="preserve"> </w:t>
       </w:r>
       <w:r>
-        <w:t xml:space="preserve">Part 12 SBOM/VDR/VEX pipeline a governance artifact rather than a technical</w:t>
+        <w:t xml:space="preserve">Part 15 SBOM/VDR/VEX pipeline a governance artifact rather than a technical</w:t>
       </w:r>
       <w:r>
         <w:t xml:space="preserve"> </w:t>
@@ -683,23 +500,14 @@
         <w:t xml:space="preserve">experiment — it binds leadership to the supply chain risk posture</w:t>
       </w:r>
     </w:p>
-    <w:bookmarkEnd w:id="21"/>
-    <w:bookmarkStart w:id="25" w:name="pm-controls-closed-by-this-document"/>
+    <w:bookmarkEnd w:id="10"/>
+    <w:bookmarkStart w:id="14" w:name="pm-controls-closed-by-this-document"/>
     <w:p>
       <w:pPr>
         <w:pStyle w:val="Heading2"/>
       </w:pPr>
       <w:r>
-        <w:rPr>
-          <w:rStyle w:val="SectionNumber"/>
-        </w:rPr>
-        <w:t xml:space="preserve">1.2</w:t>
-      </w:r>
-      <w:r>
-        <w:tab/>
-      </w:r>
-      <w:r>
-        <w:t xml:space="preserve">PM Controls Closed by This Document</w:t>
+        <w:t xml:space="preserve">1.2 PM Controls Closed by This Document</w:t>
       </w:r>
     </w:p>
     <w:tbl>
@@ -707,7 +515,6 @@
         <w:tblStyle w:val="Table"/>
         <w:tblW w:type="auto" w:w="0"/>
         <w:tblLook w:firstRow="1" w:lastRow="0" w:firstColumn="0" w:lastColumn="0" w:noHBand="0" w:noVBand="0" w:val="0020"/>
-        <w:jc w:val="start"/>
       </w:tblPr>
       <w:tblGrid>
         <w:gridCol w:w="2640"/>
@@ -716,14 +523,13 @@
       </w:tblGrid>
       <w:tr>
         <w:trPr>
-          <w:tblHeader w:val="true"/>
+          <w:tblHeader w:val="on"/>
         </w:trPr>
         <w:tc>
           <w:tcPr/>
           <w:p>
             <w:pPr>
               <w:pStyle w:val="Compact"/>
-              <w:jc w:val="left"/>
             </w:pPr>
             <w:r>
               <w:t xml:space="preserve">Control</w:t>
@@ -735,7 +541,6 @@
           <w:p>
             <w:pPr>
               <w:pStyle w:val="Compact"/>
-              <w:jc w:val="left"/>
             </w:pPr>
             <w:r>
               <w:t xml:space="preserve">Title</w:t>
@@ -747,7 +552,6 @@
           <w:p>
             <w:pPr>
               <w:pStyle w:val="Compact"/>
-              <w:jc w:val="left"/>
             </w:pPr>
             <w:r>
               <w:t xml:space="preserve">Artifact</w:t>
@@ -761,7 +565,6 @@
           <w:p>
             <w:pPr>
               <w:pStyle w:val="Compact"/>
-              <w:jc w:val="left"/>
             </w:pPr>
             <w:r>
               <w:t xml:space="preserve">PM-1</w:t>
@@ -773,7 +576,6 @@
           <w:p>
             <w:pPr>
               <w:pStyle w:val="Compact"/>
-              <w:jc w:val="left"/>
             </w:pPr>
             <w:r>
               <w:t xml:space="preserve">Information Security Program Plan</w:t>
@@ -785,7 +587,6 @@
           <w:p>
             <w:pPr>
               <w:pStyle w:val="Compact"/>
-              <w:jc w:val="left"/>
             </w:pPr>
             <w:r>
               <w:t xml:space="preserve">§2 ISPP Template</w:t>
@@ -799,7 +600,6 @@
           <w:p>
             <w:pPr>
               <w:pStyle w:val="Compact"/>
-              <w:jc w:val="left"/>
             </w:pPr>
             <w:r>
               <w:t xml:space="preserve">PM-2</w:t>
@@ -811,7 +611,6 @@
           <w:p>
             <w:pPr>
               <w:pStyle w:val="Compact"/>
-              <w:jc w:val="left"/>
             </w:pPr>
             <w:r>
               <w:t xml:space="preserve">Info Security Program Leadership Roles</w:t>
@@ -823,7 +622,6 @@
           <w:p>
             <w:pPr>
               <w:pStyle w:val="Compact"/>
-              <w:jc w:val="left"/>
             </w:pPr>
             <w:r>
               <w:t xml:space="preserve">§3 Leadership RACI</w:t>
@@ -837,7 +635,6 @@
           <w:p>
             <w:pPr>
               <w:pStyle w:val="Compact"/>
-              <w:jc w:val="left"/>
             </w:pPr>
             <w:r>
               <w:t xml:space="preserve">PM-5</w:t>
@@ -849,7 +646,6 @@
           <w:p>
             <w:pPr>
               <w:pStyle w:val="Compact"/>
-              <w:jc w:val="left"/>
             </w:pPr>
             <w:r>
               <w:t xml:space="preserve">System Inventory</w:t>
@@ -861,7 +657,6 @@
           <w:p>
             <w:pPr>
               <w:pStyle w:val="Compact"/>
-              <w:jc w:val="left"/>
             </w:pPr>
             <w:r>
               <w:t xml:space="preserve">§4 Inventory Framework</w:t>
@@ -875,7 +670,6 @@
           <w:p>
             <w:pPr>
               <w:pStyle w:val="Compact"/>
-              <w:jc w:val="left"/>
             </w:pPr>
             <w:r>
               <w:t xml:space="preserve">PM-7</w:t>
@@ -887,7 +681,6 @@
           <w:p>
             <w:pPr>
               <w:pStyle w:val="Compact"/>
-              <w:jc w:val="left"/>
             </w:pPr>
             <w:r>
               <w:t xml:space="preserve">Enterprise Architecture</w:t>
@@ -899,7 +692,6 @@
           <w:p>
             <w:pPr>
               <w:pStyle w:val="Compact"/>
-              <w:jc w:val="left"/>
             </w:pPr>
             <w:r>
               <w:t xml:space="preserve">§2.4 EA Integration</w:t>
@@ -913,7 +705,6 @@
           <w:p>
             <w:pPr>
               <w:pStyle w:val="Compact"/>
-              <w:jc w:val="left"/>
             </w:pPr>
             <w:r>
               <w:t xml:space="preserve">PM-9</w:t>
@@ -925,7 +716,6 @@
           <w:p>
             <w:pPr>
               <w:pStyle w:val="Compact"/>
-              <w:jc w:val="left"/>
             </w:pPr>
             <w:r>
               <w:t xml:space="preserve">Risk Management Strategy</w:t>
@@ -937,7 +727,6 @@
           <w:p>
             <w:pPr>
               <w:pStyle w:val="Compact"/>
-              <w:jc w:val="left"/>
             </w:pPr>
             <w:r>
               <w:t xml:space="preserve">§5 Risk Register Framework</w:t>
@@ -951,7 +740,6 @@
           <w:p>
             <w:pPr>
               <w:pStyle w:val="Compact"/>
-              <w:jc w:val="left"/>
             </w:pPr>
             <w:r>
               <w:t xml:space="preserve">PM-11</w:t>
@@ -963,7 +751,6 @@
           <w:p>
             <w:pPr>
               <w:pStyle w:val="Compact"/>
-              <w:jc w:val="left"/>
             </w:pPr>
             <w:r>
               <w:t xml:space="preserve">Mission/Business Process Definition</w:t>
@@ -975,7 +762,6 @@
           <w:p>
             <w:pPr>
               <w:pStyle w:val="Compact"/>
-              <w:jc w:val="left"/>
             </w:pPr>
             <w:r>
               <w:t xml:space="preserve">§2.5 Mission Mapping</w:t>
@@ -989,7 +775,6 @@
           <w:p>
             <w:pPr>
               <w:pStyle w:val="Compact"/>
-              <w:jc w:val="left"/>
             </w:pPr>
             <w:r>
               <w:t xml:space="preserve">PM-14</w:t>
@@ -1001,7 +786,6 @@
           <w:p>
             <w:pPr>
               <w:pStyle w:val="Compact"/>
-              <w:jc w:val="left"/>
             </w:pPr>
             <w:r>
               <w:t xml:space="preserve">Testing, Training, and Monitoring</w:t>
@@ -1013,7 +797,6 @@
           <w:p>
             <w:pPr>
               <w:pStyle w:val="Compact"/>
-              <w:jc w:val="left"/>
             </w:pPr>
             <w:r>
               <w:t xml:space="preserve">§6 T&amp;T&amp;M Plan</w:t>
@@ -1027,7 +810,6 @@
           <w:p>
             <w:pPr>
               <w:pStyle w:val="Compact"/>
-              <w:jc w:val="left"/>
             </w:pPr>
             <w:r>
               <w:t xml:space="preserve">PM-15</w:t>
@@ -1039,7 +821,6 @@
           <w:p>
             <w:pPr>
               <w:pStyle w:val="Compact"/>
-              <w:jc w:val="left"/>
             </w:pPr>
             <w:r>
               <w:t xml:space="preserve">Security/Privacy Contact with Groups</w:t>
@@ -1051,7 +832,6 @@
           <w:p>
             <w:pPr>
               <w:pStyle w:val="Compact"/>
-              <w:jc w:val="left"/>
             </w:pPr>
             <w:r>
               <w:t xml:space="preserve">§7 Contact Registry</w:t>
@@ -1065,7 +845,6 @@
           <w:p>
             <w:pPr>
               <w:pStyle w:val="Compact"/>
-              <w:jc w:val="left"/>
             </w:pPr>
             <w:r>
               <w:t xml:space="preserve">PM-30</w:t>
@@ -1077,7 +856,6 @@
           <w:p>
             <w:pPr>
               <w:pStyle w:val="Compact"/>
-              <w:jc w:val="left"/>
             </w:pPr>
             <w:r>
               <w:t xml:space="preserve">Supply Chain Risk Management Strategy</w:t>
@@ -1089,7 +867,6 @@
           <w:p>
             <w:pPr>
               <w:pStyle w:val="Compact"/>
-              <w:jc w:val="left"/>
             </w:pPr>
             <w:r>
               <w:t xml:space="preserve">§8 SCRM Charter</w:t>
@@ -1098,6 +875,78 @@
         </w:tc>
       </w:tr>
     </w:tbl>
+    <w:p>
+      <w:pPr>
+        <w:pStyle w:val="BlockText"/>
+      </w:pPr>
+      <w:r>
+        <w:rPr>
+          <w:b/>
+          <w:bCs/>
+        </w:rPr>
+        <w:t xml:space="preserve">Closure Necessity — PM family.</w:t>
+      </w:r>
+      <w:r>
+        <w:t xml:space="preserve"> </w:t>
+      </w:r>
+      <w:r>
+        <w:t xml:space="preserve">Every PM control in this book closes</w:t>
+      </w:r>
+      <w:r>
+        <w:t xml:space="preserve"> </w:t>
+      </w:r>
+      <w:r>
+        <w:t xml:space="preserve">through a governance artifact — the ISPP, the leadership RACI, the system</w:t>
+      </w:r>
+      <w:r>
+        <w:t xml:space="preserve"> </w:t>
+      </w:r>
+      <w:r>
+        <w:t xml:space="preserve">inventory framework, the risk register, the T&amp;T&amp;M plan, the SCRM charter —</w:t>
+      </w:r>
+      <w:r>
+        <w:t xml:space="preserve"> </w:t>
+      </w:r>
+      <w:r>
+        <w:t xml:space="preserve">signed by named officials. None of them closes through the network substrate:</w:t>
+      </w:r>
+      <w:r>
+        <w:t xml:space="preserve"> </w:t>
+      </w:r>
+      <w:r>
+        <w:t xml:space="preserve">no resolver, overlay, or enforcement point can author an organizational</w:t>
+      </w:r>
+      <w:r>
+        <w:t xml:space="preserve"> </w:t>
+      </w:r>
+      <w:r>
+        <w:t xml:space="preserve">risk-tolerance statement or a leadership accountability matrix. The series</w:t>
+      </w:r>
+      <w:r>
+        <w:t xml:space="preserve"> </w:t>
+      </w:r>
+      <w:r>
+        <w:t xml:space="preserve">asserts network necessity elsewhere only where control text, physics, or</w:t>
+      </w:r>
+      <w:r>
+        <w:t xml:space="preserve"> </w:t>
+      </w:r>
+      <w:r>
+        <w:t xml:space="preserve">protocol behavior forecloses every alternative; conceding that PM governance</w:t>
+      </w:r>
+      <w:r>
+        <w:t xml:space="preserve"> </w:t>
+      </w:r>
+      <w:r>
+        <w:t xml:space="preserve">is closed by documents, not technology, is what makes those assertions</w:t>
+      </w:r>
+      <w:r>
+        <w:t xml:space="preserve"> </w:t>
+      </w:r>
+      <w:r>
+        <w:t xml:space="preserve">credible.</w:t>
+      </w:r>
+    </w:p>
     <w:p>
       <w:pPr>
         <w:pStyle w:val="CaptionedFigure"/>
@@ -1105,20 +954,20 @@
       <w:r>
         <w:drawing>
           <wp:inline>
-            <wp:extent cx="7772400" cy="3437792"/>
+            <wp:extent cx="5334000" cy="2359269"/>
             <wp:effectExtent b="0" l="0" r="0" t="0"/>
-            <wp:docPr descr="FedRAMP 20x Program Management Governance Structure" title="" id="23" name="Picture"/>
+            <wp:docPr descr="FedRAMP 20x Program Management Governance Structure" title="" id="12" name="Picture"/>
             <a:graphic>
               <a:graphicData uri="http://schemas.openxmlformats.org/drawingml/2006/picture">
                 <pic:pic>
                   <pic:nvPicPr>
-                    <pic:cNvPr descr="figs/pmg-fig-01-pm-governance.png" id="24" name="Picture"/>
+                    <pic:cNvPr descr="figs/pmg-fig-01-pm-governance.png" id="13" name="Picture"/>
                     <pic:cNvPicPr>
                       <a:picLocks noChangeArrowheads="1" noChangeAspect="1"/>
                     </pic:cNvPicPr>
                   </pic:nvPicPr>
                   <pic:blipFill>
-                    <a:blip r:embed="rId22"/>
+                    <a:blip r:embed="rId11"/>
                     <a:stretch>
                       <a:fillRect/>
                     </a:stretch>
@@ -1126,7 +975,7 @@
                   <pic:spPr bwMode="auto">
                     <a:xfrm>
                       <a:off x="0" y="0"/>
-                      <a:ext cx="7772400" cy="3437792"/>
+                      <a:ext cx="5334000" cy="2359269"/>
                     </a:xfrm>
                     <a:prstGeom prst="rect">
                       <a:avLst/>
@@ -1160,96 +1009,69 @@
         </w:pict>
       </w:r>
     </w:p>
-    <w:bookmarkEnd w:id="25"/>
-    <w:bookmarkEnd w:id="26"/>
-    <w:bookmarkStart w:id="32" w:name="Xadfec1205972c55c7f7da87cd313895defa5c9e"/>
+    <w:bookmarkEnd w:id="14"/>
+    <w:bookmarkEnd w:id="15"/>
+    <w:bookmarkStart w:id="21" w:name="Xadfec1205972c55c7f7da87cd313895defa5c9e"/>
     <w:p>
       <w:pPr>
         <w:pStyle w:val="Heading1"/>
       </w:pPr>
       <w:r>
+        <w:t xml:space="preserve">2. Information Security Program Plan (PM-1, PM-7, PM-11)</w:t>
+      </w:r>
+    </w:p>
+    <w:bookmarkStart w:id="17" w:name="ispp-document-template"/>
+    <w:p>
+      <w:pPr>
+        <w:pStyle w:val="Heading2"/>
+      </w:pPr>
+      <w:r>
+        <w:t xml:space="preserve">2.1 ISPP Document Template</w:t>
+      </w:r>
+    </w:p>
+    <w:p>
+      <w:pPr>
+        <w:pStyle w:val="FirstParagraph"/>
+      </w:pPr>
+      <w:r>
+        <w:t xml:space="preserve">The Information Security Program Plan (ISPP) is the governing document for</w:t>
+      </w:r>
+      <w:r>
+        <w:t xml:space="preserve"> </w:t>
+      </w:r>
+      <w:r>
+        <w:t xml:space="preserve">SSA’s cloud security program under FedRAMP 20x. It must be maintained by</w:t>
+      </w:r>
+      <w:r>
+        <w:t xml:space="preserve"> </w:t>
+      </w:r>
+      <w:r>
+        <w:t xml:space="preserve">the designated Senior Agency Information Security Officer (SAISO/CISO) and</w:t>
+      </w:r>
+      <w:r>
+        <w:t xml:space="preserve"> </w:t>
+      </w:r>
+      <w:r>
+        <w:t xml:space="preserve">reviewed annually or after major system changes.</w:t>
+      </w:r>
+    </w:p>
+    <w:bookmarkStart w:id="16" w:name="ispp-section-outline"/>
+    <w:p>
+      <w:pPr>
+        <w:pStyle w:val="Heading3"/>
+      </w:pPr>
+      <w:r>
+        <w:t xml:space="preserve">2.1.1 ISPP Section Outline</w:t>
+      </w:r>
+    </w:p>
+    <w:p>
+      <w:pPr>
+        <w:pStyle w:val="FirstParagraph"/>
+      </w:pPr>
+      <w:r>
         <w:rPr>
-          <w:rStyle w:val="SectionNumber"/>
-        </w:rPr>
-        <w:t xml:space="preserve">2</w:t>
-      </w:r>
-      <w:r>
-        <w:tab/>
-      </w:r>
-      <w:r>
-        <w:t xml:space="preserve">Information Security Program Plan (PM-1, PM-7, PM-11)</w:t>
-      </w:r>
-    </w:p>
-    <w:bookmarkStart w:id="28" w:name="ispp-document-template"/>
-    <w:p>
-      <w:pPr>
-        <w:pStyle w:val="Heading2"/>
-      </w:pPr>
-      <w:r>
-        <w:rPr>
-          <w:rStyle w:val="SectionNumber"/>
-        </w:rPr>
-        <w:t xml:space="preserve">2.1</w:t>
-      </w:r>
-      <w:r>
-        <w:tab/>
-      </w:r>
-      <w:r>
-        <w:t xml:space="preserve">ISPP Document Template</w:t>
-      </w:r>
-    </w:p>
-    <w:p>
-      <w:pPr>
-        <w:pStyle w:val="FirstParagraph"/>
-      </w:pPr>
-      <w:r>
-        <w:t xml:space="preserve">The Information Security Program Plan (ISPP) is the governing document for</w:t>
-      </w:r>
-      <w:r>
-        <w:t xml:space="preserve"> </w:t>
-      </w:r>
-      <w:r>
-        <w:t xml:space="preserve">SSA’s cloud security program under FedRAMP 20x. It must be maintained by</w:t>
-      </w:r>
-      <w:r>
-        <w:t xml:space="preserve"> </w:t>
-      </w:r>
-      <w:r>
-        <w:t xml:space="preserve">the designated Senior Agency Information Security Officer (SAISO/CISO) and</w:t>
-      </w:r>
-      <w:r>
-        <w:t xml:space="preserve"> </w:t>
-      </w:r>
-      <w:r>
-        <w:t xml:space="preserve">reviewed annually or after major system changes.</w:t>
-      </w:r>
-    </w:p>
-    <w:bookmarkStart w:id="27" w:name="ispp-section-outline"/>
-    <w:p>
-      <w:pPr>
-        <w:pStyle w:val="Heading3"/>
-      </w:pPr>
-      <w:r>
-        <w:rPr>
-          <w:rStyle w:val="SectionNumber"/>
-        </w:rPr>
-        <w:t xml:space="preserve">2.1.1</w:t>
-      </w:r>
-      <w:r>
-        <w:tab/>
-      </w:r>
-      <w:r>
-        <w:t xml:space="preserve">ISPP Section Outline</w:t>
-      </w:r>
-    </w:p>
-    <w:p>
-      <w:pPr>
-        <w:pStyle w:val="FirstParagraph"/>
-      </w:pPr>
-      <w:r>
-        <w:rPr>
+          <w:b/>
           <w:bCs/>
-          <w:b/>
         </w:rPr>
         <w:t xml:space="preserve">Section 1 — Purpose and Scope</w:t>
       </w:r>
@@ -1286,8 +1108,8 @@
       </w:pPr>
       <w:r>
         <w:rPr>
+          <w:b/>
           <w:bCs/>
-          <w:b/>
         </w:rPr>
         <w:t xml:space="preserve">Authorization Boundary:</w:t>
       </w:r>
@@ -1316,8 +1138,8 @@
       </w:pPr>
       <w:r>
         <w:rPr>
+          <w:b/>
           <w:bCs/>
-          <w:b/>
         </w:rPr>
         <w:t xml:space="preserve">Effective Date:</w:t>
       </w:r>
@@ -1332,8 +1154,8 @@
       </w:r>
       <w:r>
         <w:rPr>
+          <w:b/>
           <w:bCs/>
-          <w:b/>
         </w:rPr>
         <w:t xml:space="preserve">Review Cycle:</w:t>
       </w:r>
@@ -1350,8 +1172,8 @@
       </w:pPr>
       <w:r>
         <w:rPr>
+          <w:b/>
           <w:bCs/>
-          <w:b/>
         </w:rPr>
         <w:t xml:space="preserve">Document Owner:</w:t>
       </w:r>
@@ -1368,8 +1190,8 @@
       </w:pPr>
       <w:r>
         <w:rPr>
+          <w:b/>
           <w:bCs/>
-          <w:b/>
         </w:rPr>
         <w:t xml:space="preserve">Approver:</w:t>
       </w:r>
@@ -1386,79 +1208,79 @@
       </w:pPr>
       <w:r>
         <w:rPr>
+          <w:b/>
           <w:bCs/>
-          <w:b/>
         </w:rPr>
         <w:t xml:space="preserve">Section 2 — Legal and Regulatory Authority</w:t>
       </w:r>
     </w:p>
     <w:p>
       <w:pPr>
+        <w:pStyle w:val="Compact"/>
         <w:numPr>
           <w:ilvl w:val="0"/>
           <w:numId w:val="1003"/>
         </w:numPr>
+      </w:pPr>
+      <w:r>
+        <w:t xml:space="preserve">Federal Information Security Modernization Act (FISMA) 2014, 44 U.S.C. §3551</w:t>
+      </w:r>
+    </w:p>
+    <w:p>
+      <w:pPr>
         <w:pStyle w:val="Compact"/>
-      </w:pPr>
-      <w:r>
-        <w:t xml:space="preserve">Federal Information Security Modernization Act (FISMA) 2014, 44 U.S.C. §3551</w:t>
-      </w:r>
-    </w:p>
-    <w:p>
-      <w:pPr>
         <w:numPr>
           <w:ilvl w:val="0"/>
           <w:numId w:val="1003"/>
         </w:numPr>
+      </w:pPr>
+      <w:r>
+        <w:t xml:space="preserve">OMB Circular A-130, Managing Federal Information as a Strategic Resource</w:t>
+      </w:r>
+    </w:p>
+    <w:p>
+      <w:pPr>
         <w:pStyle w:val="Compact"/>
-      </w:pPr>
-      <w:r>
-        <w:t xml:space="preserve">OMB Circular A-130, Managing Federal Information as a Strategic Resource</w:t>
-      </w:r>
-    </w:p>
-    <w:p>
-      <w:pPr>
         <w:numPr>
           <w:ilvl w:val="0"/>
           <w:numId w:val="1003"/>
         </w:numPr>
+      </w:pPr>
+      <w:r>
+        <w:t xml:space="preserve">NIST SP 800-53 Rev 5, Security and Privacy Controls for Information Systems</w:t>
+      </w:r>
+    </w:p>
+    <w:p>
+      <w:pPr>
         <w:pStyle w:val="Compact"/>
-      </w:pPr>
-      <w:r>
-        <w:t xml:space="preserve">NIST SP 800-53 Rev 5, Security and Privacy Controls for Information Systems</w:t>
-      </w:r>
-    </w:p>
-    <w:p>
-      <w:pPr>
         <w:numPr>
           <w:ilvl w:val="0"/>
           <w:numId w:val="1003"/>
         </w:numPr>
+      </w:pPr>
+      <w:r>
+        <w:t xml:space="preserve">FedRAMP 20x Authorization Framework (GSA, 2026)</w:t>
+      </w:r>
+    </w:p>
+    <w:p>
+      <w:pPr>
         <w:pStyle w:val="Compact"/>
-      </w:pPr>
-      <w:r>
-        <w:t xml:space="preserve">FedRAMP 20x Authorization Framework (GSA, 2026)</w:t>
-      </w:r>
-    </w:p>
-    <w:p>
-      <w:pPr>
         <w:numPr>
           <w:ilvl w:val="0"/>
           <w:numId w:val="1003"/>
         </w:numPr>
+      </w:pPr>
+      <w:r>
+        <w:t xml:space="preserve">CISA Binding Operational Directive 26-04 (SBOM/VDR/VER, effective Dec 7, 2026)</w:t>
+      </w:r>
+    </w:p>
+    <w:p>
+      <w:pPr>
         <w:pStyle w:val="Compact"/>
-      </w:pPr>
-      <w:r>
-        <w:t xml:space="preserve">CISA Binding Operational Directive 26-04 (SBOM/VDR/VER, effective Dec 7, 2026)</w:t>
-      </w:r>
-    </w:p>
-    <w:p>
-      <w:pPr>
         <w:numPr>
           <w:ilvl w:val="0"/>
           <w:numId w:val="1003"/>
         </w:numPr>
-        <w:pStyle w:val="Compact"/>
       </w:pPr>
       <w:r>
         <w:t xml:space="preserve">Executive Order 14028, Improving the Nation’s Cybersecurity (May 2021)</w:t>
@@ -1470,8 +1292,8 @@
       </w:pPr>
       <w:r>
         <w:rPr>
+          <w:b/>
           <w:bCs/>
-          <w:b/>
         </w:rPr>
         <w:t xml:space="preserve">Section 3 — Security Program Objectives</w:t>
       </w:r>
@@ -1498,65 +1320,65 @@
     </w:p>
     <w:p>
       <w:pPr>
+        <w:pStyle w:val="Compact"/>
         <w:numPr>
           <w:ilvl w:val="0"/>
           <w:numId w:val="1004"/>
         </w:numPr>
+      </w:pPr>
+      <w:r>
+        <w:t xml:space="preserve">Protect the confidentiality, integrity, and availability of citizen PII</w:t>
+      </w:r>
+      <w:r>
+        <w:t xml:space="preserve"> </w:t>
+      </w:r>
+      <w:r>
+        <w:t xml:space="preserve">and benefit payment data</w:t>
+      </w:r>
+    </w:p>
+    <w:p>
+      <w:pPr>
         <w:pStyle w:val="Compact"/>
-      </w:pPr>
-      <w:r>
-        <w:t xml:space="preserve">Protect the confidentiality, integrity, and availability of citizen PII</w:t>
-      </w:r>
-      <w:r>
-        <w:t xml:space="preserve"> </w:t>
-      </w:r>
-      <w:r>
-        <w:t xml:space="preserve">and benefit payment data</w:t>
-      </w:r>
-    </w:p>
-    <w:p>
-      <w:pPr>
         <w:numPr>
           <w:ilvl w:val="0"/>
           <w:numId w:val="1004"/>
         </w:numPr>
+      </w:pPr>
+      <w:r>
+        <w:t xml:space="preserve">Maintain continuous FedRAMP Moderate authorization across all cloud</w:t>
+      </w:r>
+      <w:r>
+        <w:t xml:space="preserve"> </w:t>
+      </w:r>
+      <w:r>
+        <w:t xml:space="preserve">service offerings used to deliver [MISSION FUNCTIONS]</w:t>
+      </w:r>
+    </w:p>
+    <w:p>
+      <w:pPr>
         <w:pStyle w:val="Compact"/>
-      </w:pPr>
-      <w:r>
-        <w:t xml:space="preserve">Maintain continuous FedRAMP Moderate authorization across all cloud</w:t>
-      </w:r>
-      <w:r>
-        <w:t xml:space="preserve"> </w:t>
-      </w:r>
-      <w:r>
-        <w:t xml:space="preserve">service offerings used to deliver [MISSION FUNCTIONS]</w:t>
-      </w:r>
-    </w:p>
-    <w:p>
-      <w:pPr>
         <w:numPr>
           <w:ilvl w:val="0"/>
           <w:numId w:val="1004"/>
         </w:numPr>
+      </w:pPr>
+      <w:r>
+        <w:t xml:space="preserve">Achieve and sustain KSI scores meeting the FedRAMP 20x Authorize</w:t>
+      </w:r>
+      <w:r>
+        <w:t xml:space="preserve"> </w:t>
+      </w:r>
+      <w:r>
+        <w:t xml:space="preserve">threshold across all 10 KSI themes by [DATE]</w:t>
+      </w:r>
+    </w:p>
+    <w:p>
+      <w:pPr>
         <w:pStyle w:val="Compact"/>
-      </w:pPr>
-      <w:r>
-        <w:t xml:space="preserve">Achieve and sustain KSI scores meeting the FedRAMP 20x Authorize</w:t>
-      </w:r>
-      <w:r>
-        <w:t xml:space="preserve"> </w:t>
-      </w:r>
-      <w:r>
-        <w:t xml:space="preserve">threshold across all 10 KSI themes by [DATE]</w:t>
-      </w:r>
-    </w:p>
-    <w:p>
-      <w:pPr>
         <w:numPr>
           <w:ilvl w:val="0"/>
           <w:numId w:val="1004"/>
         </w:numPr>
-        <w:pStyle w:val="Compact"/>
       </w:pPr>
       <w:r>
         <w:t xml:space="preserve">Satisfy the BOD 26-04 SBOM/VDR/VER requirement by December 7, 2026</w:t>
@@ -1568,8 +1390,8 @@
       </w:pPr>
       <w:r>
         <w:rPr>
+          <w:b/>
           <w:bCs/>
-          <w:b/>
         </w:rPr>
         <w:t xml:space="preserve">Section 4 — Program Resources and Budget</w:t>
       </w:r>
@@ -1586,8 +1408,8 @@
       <w:tblPr>
         <w:tblStyle w:val="Table"/>
         <w:tblW w:type="pct" w:w="5000"/>
+        <w:tblLayout w:type="fixed"/>
         <w:tblLook w:firstRow="1" w:lastRow="0" w:firstColumn="0" w:lastColumn="0" w:noHBand="0" w:noVBand="0" w:val="0020"/>
-        <w:jc w:val="start"/>
       </w:tblPr>
       <w:tblGrid>
         <w:gridCol w:w="3099"/>
@@ -1596,14 +1418,13 @@
       </w:tblGrid>
       <w:tr>
         <w:trPr>
-          <w:tblHeader w:val="true"/>
+          <w:tblHeader w:val="on"/>
         </w:trPr>
         <w:tc>
           <w:tcPr/>
           <w:p>
             <w:pPr>
               <w:pStyle w:val="Compact"/>
-              <w:jc w:val="left"/>
             </w:pPr>
             <w:r>
               <w:t xml:space="preserve">Resource Category</w:t>
@@ -1615,7 +1436,6 @@
           <w:p>
             <w:pPr>
               <w:pStyle w:val="Compact"/>
-              <w:jc w:val="left"/>
             </w:pPr>
             <w:r>
               <w:t xml:space="preserve">FY[YEAR] Allocation</w:t>
@@ -1627,7 +1447,6 @@
           <w:p>
             <w:pPr>
               <w:pStyle w:val="Compact"/>
-              <w:jc w:val="left"/>
             </w:pPr>
             <w:r>
               <w:t xml:space="preserve">Notes</w:t>
@@ -1641,7 +1460,6 @@
           <w:p>
             <w:pPr>
               <w:pStyle w:val="Compact"/>
-              <w:jc w:val="left"/>
             </w:pPr>
             <w:r>
               <w:t xml:space="preserve">FTE (security staff)</w:t>
@@ -1653,7 +1471,6 @@
           <w:p>
             <w:pPr>
               <w:pStyle w:val="Compact"/>
-              <w:jc w:val="left"/>
             </w:pPr>
             <w:r>
               <w:t xml:space="preserve">[N FTE]</w:t>
@@ -1665,7 +1482,6 @@
           <w:p>
             <w:pPr>
               <w:pStyle w:val="Compact"/>
-              <w:jc w:val="left"/>
             </w:pPr>
             <w:r>
               <w:t xml:space="preserve">ISSO, Security Architect, DevSecOps</w:t>
@@ -1679,7 +1495,6 @@
           <w:p>
             <w:pPr>
               <w:pStyle w:val="Compact"/>
-              <w:jc w:val="left"/>
             </w:pPr>
             <w:r>
               <w:t xml:space="preserve">Tools and licensing</w:t>
@@ -1691,7 +1506,6 @@
           <w:p>
             <w:pPr>
               <w:pStyle w:val="Compact"/>
-              <w:jc w:val="left"/>
             </w:pPr>
             <w:r>
               <w:t xml:space="preserve">$[AMOUNT]</w:t>
@@ -1703,7 +1517,6 @@
           <w:p>
             <w:pPr>
               <w:pStyle w:val="Compact"/>
-              <w:jc w:val="left"/>
             </w:pPr>
             <w:r>
               <w:t xml:space="preserve">SIEM, vulnerability scanning, SBOM tooling</w:t>
@@ -1717,7 +1530,6 @@
           <w:p>
             <w:pPr>
               <w:pStyle w:val="Compact"/>
-              <w:jc w:val="left"/>
             </w:pPr>
             <w:r>
               <w:t xml:space="preserve">Training and certification</w:t>
@@ -1729,7 +1541,6 @@
           <w:p>
             <w:pPr>
               <w:pStyle w:val="Compact"/>
-              <w:jc w:val="left"/>
             </w:pPr>
             <w:r>
               <w:t xml:space="preserve">$[AMOUNT]</w:t>
@@ -1741,7 +1552,6 @@
           <w:p>
             <w:pPr>
               <w:pStyle w:val="Compact"/>
-              <w:jc w:val="left"/>
             </w:pPr>
             <w:r>
               <w:t xml:space="preserve">CISSP, FedRAMP training, vendor certs</w:t>
@@ -1755,7 +1565,6 @@
           <w:p>
             <w:pPr>
               <w:pStyle w:val="Compact"/>
-              <w:jc w:val="left"/>
             </w:pPr>
             <w:r>
               <w:t xml:space="preserve">Third-party assessment (3PAO)</w:t>
@@ -1767,7 +1576,6 @@
           <w:p>
             <w:pPr>
               <w:pStyle w:val="Compact"/>
-              <w:jc w:val="left"/>
             </w:pPr>
             <w:r>
               <w:t xml:space="preserve">$[AMOUNT]</w:t>
@@ -1779,7 +1587,6 @@
           <w:p>
             <w:pPr>
               <w:pStyle w:val="Compact"/>
-              <w:jc w:val="left"/>
             </w:pPr>
             <w:r>
               <w:t xml:space="preserve">Annual assessment + readiness review</w:t>
@@ -1793,7 +1600,6 @@
           <w:p>
             <w:pPr>
               <w:pStyle w:val="Compact"/>
-              <w:jc w:val="left"/>
             </w:pPr>
             <w:r>
               <w:t xml:space="preserve">Contingency / incident response</w:t>
@@ -1805,7 +1611,6 @@
           <w:p>
             <w:pPr>
               <w:pStyle w:val="Compact"/>
-              <w:jc w:val="left"/>
             </w:pPr>
             <w:r>
               <w:t xml:space="preserve">$[AMOUNT]</w:t>
@@ -1817,7 +1622,6 @@
           <w:p>
             <w:pPr>
               <w:pStyle w:val="Compact"/>
-              <w:jc w:val="left"/>
             </w:pPr>
             <w:r>
               <w:t xml:space="preserve">IR retainer + tabletop exercises</w:t>
@@ -1826,48 +1630,39 @@
         </w:tc>
       </w:tr>
     </w:tbl>
-    <w:bookmarkEnd w:id="27"/>
-    <w:bookmarkEnd w:id="28"/>
-    <w:bookmarkStart w:id="29" w:name="enterprise-architecture-integration-pm-7"/>
+    <w:bookmarkEnd w:id="16"/>
+    <w:bookmarkEnd w:id="17"/>
+    <w:bookmarkStart w:id="18" w:name="enterprise-architecture-integration-pm-7"/>
     <w:p>
       <w:pPr>
         <w:pStyle w:val="Heading2"/>
       </w:pPr>
       <w:r>
+        <w:t xml:space="preserve">2.2 Enterprise Architecture Integration (PM-7)</w:t>
+      </w:r>
+    </w:p>
+    <w:p>
+      <w:pPr>
+        <w:pStyle w:val="FirstParagraph"/>
+      </w:pPr>
+      <w:r>
+        <w:t xml:space="preserve">The SSA security architecture is integrated into the enterprise architecture</w:t>
+      </w:r>
+      <w:r>
+        <w:t xml:space="preserve"> </w:t>
+      </w:r>
+      <w:r>
+        <w:t xml:space="preserve">at three levels:</w:t>
+      </w:r>
+    </w:p>
+    <w:p>
+      <w:pPr>
+        <w:pStyle w:val="BodyText"/>
+      </w:pPr>
+      <w:r>
         <w:rPr>
-          <w:rStyle w:val="SectionNumber"/>
-        </w:rPr>
-        <w:t xml:space="preserve">2.2</w:t>
-      </w:r>
-      <w:r>
-        <w:tab/>
-      </w:r>
-      <w:r>
-        <w:t xml:space="preserve">Enterprise Architecture Integration (PM-7)</w:t>
-      </w:r>
-    </w:p>
-    <w:p>
-      <w:pPr>
-        <w:pStyle w:val="FirstParagraph"/>
-      </w:pPr>
-      <w:r>
-        <w:t xml:space="preserve">The SSA security architecture is integrated into the enterprise architecture</w:t>
-      </w:r>
-      <w:r>
-        <w:t xml:space="preserve"> </w:t>
-      </w:r>
-      <w:r>
-        <w:t xml:space="preserve">at three levels:</w:t>
-      </w:r>
-    </w:p>
-    <w:p>
-      <w:pPr>
-        <w:pStyle w:val="BodyText"/>
-      </w:pPr>
-      <w:r>
-        <w:rPr>
+          <w:b/>
           <w:bCs/>
-          <w:b/>
         </w:rPr>
         <w:t xml:space="preserve">Technical Reference Architecture (TRA):</w:t>
       </w:r>
@@ -1881,7 +1676,7 @@
         <w:t xml:space="preserve"> </w:t>
       </w:r>
       <w:r>
-        <w:t xml:space="preserve">the TRA as mandatory capabilities. The AAN Part 1–6 series establishes the</w:t>
+        <w:t xml:space="preserve">the TRA as mandatory capabilities. The AAN Part 1–9 series establishes the</w:t>
       </w:r>
       <w:r>
         <w:t xml:space="preserve"> </w:t>
@@ -1902,8 +1697,8 @@
       </w:pPr>
       <w:r>
         <w:rPr>
+          <w:b/>
           <w:bCs/>
-          <w:b/>
         </w:rPr>
         <w:t xml:space="preserve">Application Lifecycle Integration:</w:t>
       </w:r>
@@ -1928,16 +1723,16 @@
     </w:p>
     <w:p>
       <w:pPr>
+        <w:pStyle w:val="Compact"/>
         <w:numPr>
           <w:ilvl w:val="0"/>
           <w:numId w:val="1005"/>
         </w:numPr>
-        <w:pStyle w:val="Compact"/>
       </w:pPr>
       <w:r>
         <w:rPr>
+          <w:b/>
           <w:bCs/>
-          <w:b/>
         </w:rPr>
         <w:t xml:space="preserve">Concept</w:t>
       </w:r>
@@ -1950,16 +1745,16 @@
     </w:p>
     <w:p>
       <w:pPr>
+        <w:pStyle w:val="Compact"/>
         <w:numPr>
           <w:ilvl w:val="0"/>
           <w:numId w:val="1005"/>
         </w:numPr>
-        <w:pStyle w:val="Compact"/>
       </w:pPr>
       <w:r>
         <w:rPr>
+          <w:b/>
           <w:bCs/>
-          <w:b/>
         </w:rPr>
         <w:t xml:space="preserve">Design</w:t>
       </w:r>
@@ -1972,16 +1767,16 @@
     </w:p>
     <w:p>
       <w:pPr>
+        <w:pStyle w:val="Compact"/>
         <w:numPr>
           <w:ilvl w:val="0"/>
           <w:numId w:val="1005"/>
         </w:numPr>
-        <w:pStyle w:val="Compact"/>
       </w:pPr>
       <w:r>
         <w:rPr>
+          <w:b/>
           <w:bCs/>
-          <w:b/>
         </w:rPr>
         <w:t xml:space="preserve">Build</w:t>
       </w:r>
@@ -1994,16 +1789,16 @@
     </w:p>
     <w:p>
       <w:pPr>
+        <w:pStyle w:val="Compact"/>
         <w:numPr>
           <w:ilvl w:val="0"/>
           <w:numId w:val="1005"/>
         </w:numPr>
-        <w:pStyle w:val="Compact"/>
       </w:pPr>
       <w:r>
         <w:rPr>
+          <w:b/>
           <w:bCs/>
-          <w:b/>
         </w:rPr>
         <w:t xml:space="preserve">Deploy</w:t>
       </w:r>
@@ -2016,16 +1811,16 @@
     </w:p>
     <w:p>
       <w:pPr>
+        <w:pStyle w:val="Compact"/>
         <w:numPr>
           <w:ilvl w:val="0"/>
           <w:numId w:val="1005"/>
         </w:numPr>
-        <w:pStyle w:val="Compact"/>
       </w:pPr>
       <w:r>
         <w:rPr>
+          <w:b/>
           <w:bCs/>
-          <w:b/>
         </w:rPr>
         <w:t xml:space="preserve">Operate</w:t>
       </w:r>
@@ -2042,83 +1837,65 @@
       </w:pPr>
       <w:r>
         <w:rPr>
+          <w:b/>
           <w:bCs/>
-          <w:b/>
         </w:rPr>
         <w:t xml:space="preserve">EA Artifacts That Reference Security Architecture:</w:t>
       </w:r>
     </w:p>
     <w:p>
       <w:pPr>
+        <w:pStyle w:val="Compact"/>
         <w:numPr>
           <w:ilvl w:val="0"/>
           <w:numId w:val="1006"/>
         </w:numPr>
+      </w:pPr>
+      <w:r>
+        <w:t xml:space="preserve">Target Architecture Document (TAD) — references AAN Part 1-16 control mappings</w:t>
+      </w:r>
+    </w:p>
+    <w:p>
+      <w:pPr>
         <w:pStyle w:val="Compact"/>
-      </w:pPr>
-      <w:r>
-        <w:t xml:space="preserve">Target Architecture Document (TAD) — references AAN Part 1-13 control mappings</w:t>
-      </w:r>
-    </w:p>
-    <w:p>
-      <w:pPr>
         <w:numPr>
           <w:ilvl w:val="0"/>
           <w:numId w:val="1006"/>
         </w:numPr>
+      </w:pPr>
+      <w:r>
+        <w:t xml:space="preserve">Data Architecture — references Part 12 (Purview/CMK) for data-at-rest controls</w:t>
+      </w:r>
+    </w:p>
+    <w:p>
+      <w:pPr>
         <w:pStyle w:val="Compact"/>
-      </w:pPr>
-      <w:r>
-        <w:t xml:space="preserve">Data Architecture — references Part 9 (Purview/CMK) for data-at-rest controls</w:t>
-      </w:r>
-    </w:p>
-    <w:p>
-      <w:pPr>
         <w:numPr>
           <w:ilvl w:val="0"/>
           <w:numId w:val="1006"/>
         </w:numPr>
-        <w:pStyle w:val="Compact"/>
-      </w:pPr>
-      <w:r>
-        <w:t xml:space="preserve">Network Architecture — references Part 1-3, 6 for network security</w:t>
-      </w:r>
-    </w:p>
-    <w:bookmarkEnd w:id="29"/>
-    <w:bookmarkStart w:id="31" w:name="Xd0af50a3aadb5a78babad0afeac67d3d9549b2b"/>
+      </w:pPr>
+      <w:r>
+        <w:t xml:space="preserve">Network Architecture — references Part 1-6, 9 for network security</w:t>
+      </w:r>
+    </w:p>
+    <w:bookmarkEnd w:id="18"/>
+    <w:bookmarkStart w:id="20" w:name="Xd0af50a3aadb5a78babad0afeac67d3d9549b2b"/>
     <w:p>
       <w:pPr>
         <w:pStyle w:val="Heading2"/>
       </w:pPr>
       <w:r>
-        <w:rPr>
-          <w:rStyle w:val="SectionNumber"/>
-        </w:rPr>
-        <w:t xml:space="preserve">2.3</w:t>
-      </w:r>
-      <w:r>
-        <w:tab/>
-      </w:r>
-      <w:r>
-        <w:t xml:space="preserve">Mission and Business Process Definition (PM-11)</w:t>
-      </w:r>
-    </w:p>
-    <w:bookmarkStart w:id="30" w:name="critical-mission-functions"/>
+        <w:t xml:space="preserve">2.3 Mission and Business Process Definition (PM-11)</w:t>
+      </w:r>
+    </w:p>
+    <w:bookmarkStart w:id="19" w:name="critical-mission-functions"/>
     <w:p>
       <w:pPr>
         <w:pStyle w:val="Heading3"/>
       </w:pPr>
       <w:r>
-        <w:rPr>
-          <w:rStyle w:val="SectionNumber"/>
-        </w:rPr>
-        <w:t xml:space="preserve">2.3.1</w:t>
-      </w:r>
-      <w:r>
-        <w:tab/>
-      </w:r>
-      <w:r>
-        <w:t xml:space="preserve">Critical Mission Functions</w:t>
+        <w:t xml:space="preserve">2.3.1 Critical Mission Functions</w:t>
       </w:r>
     </w:p>
     <w:p>
@@ -2139,8 +1916,8 @@
       <w:tblPr>
         <w:tblStyle w:val="Table"/>
         <w:tblW w:type="pct" w:w="5000"/>
+        <w:tblLayout w:type="fixed"/>
         <w:tblLook w:firstRow="1" w:lastRow="0" w:firstColumn="0" w:lastColumn="0" w:noHBand="0" w:noVBand="0" w:val="0020"/>
-        <w:jc w:val="start"/>
       </w:tblPr>
       <w:tblGrid>
         <w:gridCol w:w="1980"/>
@@ -2151,14 +1928,13 @@
       </w:tblGrid>
       <w:tr>
         <w:trPr>
-          <w:tblHeader w:val="true"/>
+          <w:tblHeader w:val="on"/>
         </w:trPr>
         <w:tc>
           <w:tcPr/>
           <w:p>
             <w:pPr>
               <w:pStyle w:val="Compact"/>
-              <w:jc w:val="left"/>
             </w:pPr>
             <w:r>
               <w:t xml:space="preserve">Mission Function</w:t>
@@ -2170,7 +1946,6 @@
           <w:p>
             <w:pPr>
               <w:pStyle w:val="Compact"/>
-              <w:jc w:val="left"/>
             </w:pPr>
             <w:r>
               <w:t xml:space="preserve">System Dependency</w:t>
@@ -2182,7 +1957,6 @@
           <w:p>
             <w:pPr>
               <w:pStyle w:val="Compact"/>
-              <w:jc w:val="left"/>
             </w:pPr>
             <w:r>
               <w:t xml:space="preserve">Impact if Unavailable</w:t>
@@ -2194,7 +1968,6 @@
           <w:p>
             <w:pPr>
               <w:pStyle w:val="Compact"/>
-              <w:jc w:val="left"/>
             </w:pPr>
             <w:r>
               <w:t xml:space="preserve">RTO</w:t>
@@ -2206,7 +1979,6 @@
           <w:p>
             <w:pPr>
               <w:pStyle w:val="Compact"/>
-              <w:jc w:val="left"/>
             </w:pPr>
             <w:r>
               <w:t xml:space="preserve">RPO</w:t>
@@ -2220,7 +1992,6 @@
           <w:p>
             <w:pPr>
               <w:pStyle w:val="Compact"/>
-              <w:jc w:val="left"/>
             </w:pPr>
             <w:r>
               <w:t xml:space="preserve">Benefit payment disbursement</w:t>
@@ -2232,7 +2003,6 @@
           <w:p>
             <w:pPr>
               <w:pStyle w:val="Compact"/>
-              <w:jc w:val="left"/>
             </w:pPr>
             <w:r>
               <w:t xml:space="preserve">[SYSTEM]</w:t>
@@ -2244,7 +2014,6 @@
           <w:p>
             <w:pPr>
               <w:pStyle w:val="Compact"/>
-              <w:jc w:val="left"/>
             </w:pPr>
             <w:r>
               <w:t xml:space="preserve">Direct citizen harm</w:t>
@@ -2256,7 +2025,6 @@
           <w:p>
             <w:pPr>
               <w:pStyle w:val="Compact"/>
-              <w:jc w:val="left"/>
             </w:pPr>
             <w:r>
               <w:t xml:space="preserve">4h</w:t>
@@ -2268,7 +2036,6 @@
           <w:p>
             <w:pPr>
               <w:pStyle w:val="Compact"/>
-              <w:jc w:val="left"/>
             </w:pPr>
             <w:r>
               <w:t xml:space="preserve">1h</w:t>
@@ -2282,7 +2049,6 @@
           <w:p>
             <w:pPr>
               <w:pStyle w:val="Compact"/>
-              <w:jc w:val="left"/>
             </w:pPr>
             <w:r>
               <w:t xml:space="preserve">Disability determination</w:t>
@@ -2294,7 +2060,6 @@
           <w:p>
             <w:pPr>
               <w:pStyle w:val="Compact"/>
-              <w:jc w:val="left"/>
             </w:pPr>
             <w:r>
               <w:t xml:space="preserve">[SYSTEM]</w:t>
@@ -2306,7 +2071,6 @@
           <w:p>
             <w:pPr>
               <w:pStyle w:val="Compact"/>
-              <w:jc w:val="left"/>
             </w:pPr>
             <w:r>
               <w:t xml:space="preserve">Service delay</w:t>
@@ -2318,7 +2082,6 @@
           <w:p>
             <w:pPr>
               <w:pStyle w:val="Compact"/>
-              <w:jc w:val="left"/>
             </w:pPr>
             <w:r>
               <w:t xml:space="preserve">24h</w:t>
@@ -2330,7 +2093,6 @@
           <w:p>
             <w:pPr>
               <w:pStyle w:val="Compact"/>
-              <w:jc w:val="left"/>
             </w:pPr>
             <w:r>
               <w:t xml:space="preserve">4h</w:t>
@@ -2344,7 +2106,6 @@
           <w:p>
             <w:pPr>
               <w:pStyle w:val="Compact"/>
-              <w:jc w:val="left"/>
             </w:pPr>
             <w:r>
               <w:t xml:space="preserve">Online account services (my Social Security)</w:t>
@@ -2356,7 +2117,6 @@
           <w:p>
             <w:pPr>
               <w:pStyle w:val="Compact"/>
-              <w:jc w:val="left"/>
             </w:pPr>
             <w:r>
               <w:t xml:space="preserve">[SYSTEM]</w:t>
@@ -2368,7 +2128,6 @@
           <w:p>
             <w:pPr>
               <w:pStyle w:val="Compact"/>
-              <w:jc w:val="left"/>
             </w:pPr>
             <w:r>
               <w:t xml:space="preserve">Service degradation</w:t>
@@ -2380,7 +2139,6 @@
           <w:p>
             <w:pPr>
               <w:pStyle w:val="Compact"/>
-              <w:jc w:val="left"/>
             </w:pPr>
             <w:r>
               <w:t xml:space="preserve">8h</w:t>
@@ -2392,7 +2150,6 @@
           <w:p>
             <w:pPr>
               <w:pStyle w:val="Compact"/>
-              <w:jc w:val="left"/>
             </w:pPr>
             <w:r>
               <w:t xml:space="preserve">2h</w:t>
@@ -2406,7 +2163,6 @@
           <w:p>
             <w:pPr>
               <w:pStyle w:val="Compact"/>
-              <w:jc w:val="left"/>
             </w:pPr>
             <w:r>
               <w:t xml:space="preserve">Contact center CRM</w:t>
@@ -2418,7 +2174,6 @@
           <w:p>
             <w:pPr>
               <w:pStyle w:val="Compact"/>
-              <w:jc w:val="left"/>
             </w:pPr>
             <w:r>
               <w:t xml:space="preserve">[SYSTEM]</w:t>
@@ -2430,7 +2185,6 @@
           <w:p>
             <w:pPr>
               <w:pStyle w:val="Compact"/>
-              <w:jc w:val="left"/>
             </w:pPr>
             <w:r>
               <w:t xml:space="preserve">Citizen service impact</w:t>
@@ -2442,7 +2196,6 @@
           <w:p>
             <w:pPr>
               <w:pStyle w:val="Compact"/>
-              <w:jc w:val="left"/>
             </w:pPr>
             <w:r>
               <w:t xml:space="preserve">4h</w:t>
@@ -2454,7 +2207,6 @@
           <w:p>
             <w:pPr>
               <w:pStyle w:val="Compact"/>
-              <w:jc w:val="left"/>
             </w:pPr>
             <w:r>
               <w:t xml:space="preserve">1h</w:t>
@@ -2480,7 +2232,7 @@
         <w:t xml:space="preserve"> </w:t>
       </w:r>
       <w:r>
-        <w:t xml:space="preserve">(CP controls, Part 11) and the Business Impact Analysis (BIA).</w:t>
+        <w:t xml:space="preserve">(CP controls, Part 14) and the Business Impact Analysis (BIA).</w:t>
       </w:r>
     </w:p>
     <w:p>
@@ -2490,43 +2242,25 @@
         </w:pict>
       </w:r>
     </w:p>
-    <w:bookmarkEnd w:id="30"/>
-    <w:bookmarkEnd w:id="31"/>
-    <w:bookmarkEnd w:id="32"/>
-    <w:bookmarkStart w:id="36" w:name="Xc20d35fd8033d8726b77cf682068ef9b4ad18d8"/>
+    <w:bookmarkEnd w:id="19"/>
+    <w:bookmarkEnd w:id="20"/>
+    <w:bookmarkEnd w:id="21"/>
+    <w:bookmarkStart w:id="25" w:name="Xc20d35fd8033d8726b77cf682068ef9b4ad18d8"/>
     <w:p>
       <w:pPr>
         <w:pStyle w:val="Heading1"/>
       </w:pPr>
       <w:r>
-        <w:rPr>
-          <w:rStyle w:val="SectionNumber"/>
-        </w:rPr>
-        <w:t xml:space="preserve">3</w:t>
-      </w:r>
-      <w:r>
-        <w:tab/>
-      </w:r>
-      <w:r>
-        <w:t xml:space="preserve">Program Leadership and Accountability (PM-2)</w:t>
-      </w:r>
-    </w:p>
-    <w:bookmarkStart w:id="35" w:name="security-leadership-raci"/>
+        <w:t xml:space="preserve">3. Program Leadership and Accountability (PM-2)</w:t>
+      </w:r>
+    </w:p>
+    <w:bookmarkStart w:id="24" w:name="security-leadership-raci"/>
     <w:p>
       <w:pPr>
         <w:pStyle w:val="Heading2"/>
       </w:pPr>
       <w:r>
-        <w:rPr>
-          <w:rStyle w:val="SectionNumber"/>
-        </w:rPr>
-        <w:t xml:space="preserve">3.1</w:t>
-      </w:r>
-      <w:r>
-        <w:tab/>
-      </w:r>
-      <w:r>
-        <w:t xml:space="preserve">Security Leadership RACI</w:t>
+        <w:t xml:space="preserve">3.1 Security Leadership RACI</w:t>
       </w:r>
     </w:p>
     <w:p>
@@ -2549,30 +2283,21 @@
         <w:t xml:space="preserve">defines accountabilities for security program activities.</w:t>
       </w:r>
     </w:p>
-    <w:bookmarkStart w:id="33" w:name="role-definitions"/>
+    <w:bookmarkStart w:id="22" w:name="role-definitions"/>
     <w:p>
       <w:pPr>
         <w:pStyle w:val="Heading3"/>
       </w:pPr>
       <w:r>
-        <w:rPr>
-          <w:rStyle w:val="SectionNumber"/>
-        </w:rPr>
-        <w:t xml:space="preserve">3.1.1</w:t>
-      </w:r>
-      <w:r>
-        <w:tab/>
-      </w:r>
-      <w:r>
-        <w:t xml:space="preserve">Role Definitions</w:t>
+        <w:t xml:space="preserve">3.1.1 Role Definitions</w:t>
       </w:r>
     </w:p>
     <w:tbl>
       <w:tblPr>
         <w:tblStyle w:val="Table"/>
         <w:tblW w:type="pct" w:w="5000"/>
+        <w:tblLayout w:type="fixed"/>
         <w:tblLook w:firstRow="1" w:lastRow="0" w:firstColumn="0" w:lastColumn="0" w:noHBand="0" w:noVBand="0" w:val="0020"/>
-        <w:jc w:val="start"/>
       </w:tblPr>
       <w:tblGrid>
         <w:gridCol w:w="1584"/>
@@ -2581,14 +2306,13 @@
       </w:tblGrid>
       <w:tr>
         <w:trPr>
-          <w:tblHeader w:val="true"/>
+          <w:tblHeader w:val="on"/>
         </w:trPr>
         <w:tc>
           <w:tcPr/>
           <w:p>
             <w:pPr>
               <w:pStyle w:val="Compact"/>
-              <w:jc w:val="left"/>
             </w:pPr>
             <w:r>
               <w:t xml:space="preserve">Role</w:t>
@@ -2600,7 +2324,6 @@
           <w:p>
             <w:pPr>
               <w:pStyle w:val="Compact"/>
-              <w:jc w:val="left"/>
             </w:pPr>
             <w:r>
               <w:t xml:space="preserve">Title</w:t>
@@ -2612,7 +2335,6 @@
           <w:p>
             <w:pPr>
               <w:pStyle w:val="Compact"/>
-              <w:jc w:val="left"/>
             </w:pPr>
             <w:r>
               <w:t xml:space="preserve">Responsibilities</w:t>
@@ -2626,12 +2348,11 @@
           <w:p>
             <w:pPr>
               <w:pStyle w:val="Compact"/>
-              <w:jc w:val="left"/>
             </w:pPr>
             <w:r>
               <w:rPr>
+                <w:b/>
                 <w:bCs/>
-                <w:b/>
               </w:rPr>
               <w:t xml:space="preserve">AO</w:t>
             </w:r>
@@ -2642,7 +2363,6 @@
           <w:p>
             <w:pPr>
               <w:pStyle w:val="Compact"/>
-              <w:jc w:val="left"/>
             </w:pPr>
             <w:r>
               <w:t xml:space="preserve">Authorizing Official</w:t>
@@ -2654,7 +2374,6 @@
           <w:p>
             <w:pPr>
               <w:pStyle w:val="Compact"/>
-              <w:jc w:val="left"/>
             </w:pPr>
             <w:r>
               <w:t xml:space="preserve">Accepts organizational risk; signs ATO</w:t>
@@ -2668,12 +2387,11 @@
           <w:p>
             <w:pPr>
               <w:pStyle w:val="Compact"/>
-              <w:jc w:val="left"/>
             </w:pPr>
             <w:r>
               <w:rPr>
+                <w:b/>
                 <w:bCs/>
-                <w:b/>
               </w:rPr>
               <w:t xml:space="preserve">SAISO/CISO</w:t>
             </w:r>
@@ -2684,7 +2402,6 @@
           <w:p>
             <w:pPr>
               <w:pStyle w:val="Compact"/>
-              <w:jc w:val="left"/>
             </w:pPr>
             <w:r>
               <w:t xml:space="preserve">Chief Information Security Officer</w:t>
@@ -2696,7 +2413,6 @@
           <w:p>
             <w:pPr>
               <w:pStyle w:val="Compact"/>
-              <w:jc w:val="left"/>
             </w:pPr>
             <w:r>
               <w:t xml:space="preserve">Owns the ISPP; chairs Security Council</w:t>
@@ -2710,12 +2426,11 @@
           <w:p>
             <w:pPr>
               <w:pStyle w:val="Compact"/>
-              <w:jc w:val="left"/>
             </w:pPr>
             <w:r>
               <w:rPr>
+                <w:b/>
                 <w:bCs/>
-                <w:b/>
               </w:rPr>
               <w:t xml:space="preserve">ISSO</w:t>
             </w:r>
@@ -2726,7 +2441,6 @@
           <w:p>
             <w:pPr>
               <w:pStyle w:val="Compact"/>
-              <w:jc w:val="left"/>
             </w:pPr>
             <w:r>
               <w:t xml:space="preserve">Information System Security Officer</w:t>
@@ -2738,7 +2452,6 @@
           <w:p>
             <w:pPr>
               <w:pStyle w:val="Compact"/>
-              <w:jc w:val="left"/>
             </w:pPr>
             <w:r>
               <w:t xml:space="preserve">Day-to-day control operation; POA&amp;M</w:t>
@@ -2752,12 +2465,11 @@
           <w:p>
             <w:pPr>
               <w:pStyle w:val="Compact"/>
-              <w:jc w:val="left"/>
             </w:pPr>
             <w:r>
               <w:rPr>
+                <w:b/>
                 <w:bCs/>
-                <w:b/>
               </w:rPr>
               <w:t xml:space="preserve">AO Rep</w:t>
             </w:r>
@@ -2768,7 +2480,6 @@
           <w:p>
             <w:pPr>
               <w:pStyle w:val="Compact"/>
-              <w:jc w:val="left"/>
             </w:pPr>
             <w:r>
               <w:t xml:space="preserve">AO Representative</w:t>
@@ -2780,7 +2491,6 @@
           <w:p>
             <w:pPr>
               <w:pStyle w:val="Compact"/>
-              <w:jc w:val="left"/>
             </w:pPr>
             <w:r>
               <w:t xml:space="preserve">Delegates AO oversight functions</w:t>
@@ -2794,12 +2504,11 @@
           <w:p>
             <w:pPr>
               <w:pStyle w:val="Compact"/>
-              <w:jc w:val="left"/>
             </w:pPr>
             <w:r>
               <w:rPr>
+                <w:b/>
                 <w:bCs/>
-                <w:b/>
               </w:rPr>
               <w:t xml:space="preserve">3PAO</w:t>
             </w:r>
@@ -2810,7 +2519,6 @@
           <w:p>
             <w:pPr>
               <w:pStyle w:val="Compact"/>
-              <w:jc w:val="left"/>
             </w:pPr>
             <w:r>
               <w:t xml:space="preserve">Third-Party Assessment Organization</w:t>
@@ -2822,7 +2530,6 @@
           <w:p>
             <w:pPr>
               <w:pStyle w:val="Compact"/>
-              <w:jc w:val="left"/>
             </w:pPr>
             <w:r>
               <w:t xml:space="preserve">Annual security assessment</w:t>
@@ -2836,12 +2543,11 @@
           <w:p>
             <w:pPr>
               <w:pStyle w:val="Compact"/>
-              <w:jc w:val="left"/>
             </w:pPr>
             <w:r>
               <w:rPr>
+                <w:b/>
                 <w:bCs/>
-                <w:b/>
               </w:rPr>
               <w:t xml:space="preserve">Privacy Officer</w:t>
             </w:r>
@@ -2852,7 +2558,6 @@
           <w:p>
             <w:pPr>
               <w:pStyle w:val="Compact"/>
-              <w:jc w:val="left"/>
             </w:pPr>
             <w:r>
               <w:t xml:space="preserve">Privacy Program Manager</w:t>
@@ -2864,7 +2569,6 @@
           <w:p>
             <w:pPr>
               <w:pStyle w:val="Compact"/>
-              <w:jc w:val="left"/>
             </w:pPr>
             <w:r>
               <w:t xml:space="preserve">PT controls; Privacy Impact Assessments</w:t>
@@ -2878,12 +2582,11 @@
           <w:p>
             <w:pPr>
               <w:pStyle w:val="Compact"/>
-              <w:jc w:val="left"/>
             </w:pPr>
             <w:r>
               <w:rPr>
+                <w:b/>
                 <w:bCs/>
-                <w:b/>
               </w:rPr>
               <w:t xml:space="preserve">DevSecOps Lead</w:t>
             </w:r>
@@ -2894,7 +2597,6 @@
           <w:p>
             <w:pPr>
               <w:pStyle w:val="Compact"/>
-              <w:jc w:val="left"/>
             </w:pPr>
             <w:r>
               <w:t xml:space="preserve">DevSecOps Team Lead</w:t>
@@ -2906,7 +2608,6 @@
           <w:p>
             <w:pPr>
               <w:pStyle w:val="Compact"/>
-              <w:jc w:val="left"/>
             </w:pPr>
             <w:r>
               <w:t xml:space="preserve">CI/CD security gates; SBOM pipeline</w:t>
@@ -2920,12 +2621,11 @@
           <w:p>
             <w:pPr>
               <w:pStyle w:val="Compact"/>
-              <w:jc w:val="left"/>
             </w:pPr>
             <w:r>
               <w:rPr>
+                <w:b/>
                 <w:bCs/>
-                <w:b/>
               </w:rPr>
               <w:t xml:space="preserve">SOC Lead</w:t>
             </w:r>
@@ -2936,7 +2636,6 @@
           <w:p>
             <w:pPr>
               <w:pStyle w:val="Compact"/>
-              <w:jc w:val="left"/>
             </w:pPr>
             <w:r>
               <w:t xml:space="preserve">Security Operations Center Lead</w:t>
@@ -2948,7 +2647,6 @@
           <w:p>
             <w:pPr>
               <w:pStyle w:val="Compact"/>
-              <w:jc w:val="left"/>
             </w:pPr>
             <w:r>
               <w:t xml:space="preserve">Sentinel monitoring; incident response</w:t>
@@ -2957,23 +2655,14 @@
         </w:tc>
       </w:tr>
     </w:tbl>
-    <w:bookmarkEnd w:id="33"/>
-    <w:bookmarkStart w:id="34" w:name="raci-matrix-key-program-activities"/>
+    <w:bookmarkEnd w:id="22"/>
+    <w:bookmarkStart w:id="23" w:name="raci-matrix-key-program-activities"/>
     <w:p>
       <w:pPr>
         <w:pStyle w:val="Heading3"/>
       </w:pPr>
       <w:r>
-        <w:rPr>
-          <w:rStyle w:val="SectionNumber"/>
-        </w:rPr>
-        <w:t xml:space="preserve">3.1.2</w:t>
-      </w:r>
-      <w:r>
-        <w:tab/>
-      </w:r>
-      <w:r>
-        <w:t xml:space="preserve">RACI Matrix — Key Program Activities</w:t>
+        <w:t xml:space="preserve">3.1.2 RACI Matrix — Key Program Activities</w:t>
       </w:r>
     </w:p>
     <w:tbl>
@@ -2981,7 +2670,6 @@
         <w:tblStyle w:val="Table"/>
         <w:tblW w:type="auto" w:w="0"/>
         <w:tblLook w:firstRow="1" w:lastRow="0" w:firstColumn="0" w:lastColumn="0" w:noHBand="0" w:noVBand="0" w:val="0020"/>
-        <w:jc w:val="start"/>
       </w:tblPr>
       <w:tblGrid>
         <w:gridCol w:w="1131"/>
@@ -2994,14 +2682,13 @@
       </w:tblGrid>
       <w:tr>
         <w:trPr>
-          <w:tblHeader w:val="true"/>
+          <w:tblHeader w:val="on"/>
         </w:trPr>
         <w:tc>
           <w:tcPr/>
           <w:p>
             <w:pPr>
               <w:pStyle w:val="Compact"/>
-              <w:jc w:val="left"/>
             </w:pPr>
             <w:r>
               <w:t xml:space="preserve">Activity</w:t>
@@ -3013,7 +2700,6 @@
           <w:p>
             <w:pPr>
               <w:pStyle w:val="Compact"/>
-              <w:jc w:val="left"/>
             </w:pPr>
             <w:r>
               <w:t xml:space="preserve">AO</w:t>
@@ -3025,7 +2711,6 @@
           <w:p>
             <w:pPr>
               <w:pStyle w:val="Compact"/>
-              <w:jc w:val="left"/>
             </w:pPr>
             <w:r>
               <w:t xml:space="preserve">CISO</w:t>
@@ -3037,7 +2722,6 @@
           <w:p>
             <w:pPr>
               <w:pStyle w:val="Compact"/>
-              <w:jc w:val="left"/>
             </w:pPr>
             <w:r>
               <w:t xml:space="preserve">ISSO</w:t>
@@ -3049,7 +2733,6 @@
           <w:p>
             <w:pPr>
               <w:pStyle w:val="Compact"/>
-              <w:jc w:val="left"/>
             </w:pPr>
             <w:r>
               <w:t xml:space="preserve">DevSecOps</w:t>
@@ -3061,7 +2744,6 @@
           <w:p>
             <w:pPr>
               <w:pStyle w:val="Compact"/>
-              <w:jc w:val="left"/>
             </w:pPr>
             <w:r>
               <w:t xml:space="preserve">SOC</w:t>
@@ -3073,7 +2755,6 @@
           <w:p>
             <w:pPr>
               <w:pStyle w:val="Compact"/>
-              <w:jc w:val="left"/>
             </w:pPr>
             <w:r>
               <w:t xml:space="preserve">Privacy</w:t>
@@ -3087,7 +2768,6 @@
           <w:p>
             <w:pPr>
               <w:pStyle w:val="Compact"/>
-              <w:jc w:val="left"/>
             </w:pPr>
             <w:r>
               <w:t xml:space="preserve">ATO decision</w:t>
@@ -3099,12 +2779,11 @@
           <w:p>
             <w:pPr>
               <w:pStyle w:val="Compact"/>
-              <w:jc w:val="left"/>
             </w:pPr>
             <w:r>
               <w:rPr>
+                <w:b/>
                 <w:bCs/>
-                <w:b/>
               </w:rPr>
               <w:t xml:space="preserve">A</w:t>
             </w:r>
@@ -3115,7 +2794,6 @@
           <w:p>
             <w:pPr>
               <w:pStyle w:val="Compact"/>
-              <w:jc w:val="left"/>
             </w:pPr>
             <w:r>
               <w:t xml:space="preserve">R</w:t>
@@ -3127,7 +2805,6 @@
           <w:p>
             <w:pPr>
               <w:pStyle w:val="Compact"/>
-              <w:jc w:val="left"/>
             </w:pPr>
             <w:r>
               <w:t xml:space="preserve">C</w:t>
@@ -3139,7 +2816,6 @@
           <w:p>
             <w:pPr>
               <w:pStyle w:val="Compact"/>
-              <w:jc w:val="left"/>
             </w:pPr>
             <w:r>
               <w:t xml:space="preserve">I</w:t>
@@ -3151,7 +2827,6 @@
           <w:p>
             <w:pPr>
               <w:pStyle w:val="Compact"/>
-              <w:jc w:val="left"/>
             </w:pPr>
             <w:r>
               <w:t xml:space="preserve">I</w:t>
@@ -3163,7 +2838,6 @@
           <w:p>
             <w:pPr>
               <w:pStyle w:val="Compact"/>
-              <w:jc w:val="left"/>
             </w:pPr>
             <w:r>
               <w:t xml:space="preserve">C</w:t>
@@ -3177,7 +2851,6 @@
           <w:p>
             <w:pPr>
               <w:pStyle w:val="Compact"/>
-              <w:jc w:val="left"/>
             </w:pPr>
             <w:r>
               <w:t xml:space="preserve">Annual security assessment</w:t>
@@ -3189,7 +2862,6 @@
           <w:p>
             <w:pPr>
               <w:pStyle w:val="Compact"/>
-              <w:jc w:val="left"/>
             </w:pPr>
             <w:r>
               <w:t xml:space="preserve">A</w:t>
@@ -3201,12 +2873,11 @@
           <w:p>
             <w:pPr>
               <w:pStyle w:val="Compact"/>
-              <w:jc w:val="left"/>
             </w:pPr>
             <w:r>
               <w:rPr>
+                <w:b/>
                 <w:bCs/>
-                <w:b/>
               </w:rPr>
               <w:t xml:space="preserve">R</w:t>
             </w:r>
@@ -3217,7 +2888,6 @@
           <w:p>
             <w:pPr>
               <w:pStyle w:val="Compact"/>
-              <w:jc w:val="left"/>
             </w:pPr>
             <w:r>
               <w:t xml:space="preserve">R</w:t>
@@ -3229,7 +2899,6 @@
           <w:p>
             <w:pPr>
               <w:pStyle w:val="Compact"/>
-              <w:jc w:val="left"/>
             </w:pPr>
             <w:r>
               <w:t xml:space="preserve">C</w:t>
@@ -3241,7 +2910,6 @@
           <w:p>
             <w:pPr>
               <w:pStyle w:val="Compact"/>
-              <w:jc w:val="left"/>
             </w:pPr>
             <w:r>
               <w:t xml:space="preserve">C</w:t>
@@ -3253,7 +2921,6 @@
           <w:p>
             <w:pPr>
               <w:pStyle w:val="Compact"/>
-              <w:jc w:val="left"/>
             </w:pPr>
             <w:r>
               <w:t xml:space="preserve">C</w:t>
@@ -3267,7 +2934,6 @@
           <w:p>
             <w:pPr>
               <w:pStyle w:val="Compact"/>
-              <w:jc w:val="left"/>
             </w:pPr>
             <w:r>
               <w:t xml:space="preserve">POA&amp;M management</w:t>
@@ -3279,7 +2945,6 @@
           <w:p>
             <w:pPr>
               <w:pStyle w:val="Compact"/>
-              <w:jc w:val="left"/>
             </w:pPr>
             <w:r>
               <w:t xml:space="preserve">I</w:t>
@@ -3291,7 +2956,6 @@
           <w:p>
             <w:pPr>
               <w:pStyle w:val="Compact"/>
-              <w:jc w:val="left"/>
             </w:pPr>
             <w:r>
               <w:t xml:space="preserve">A</w:t>
@@ -3303,12 +2967,11 @@
           <w:p>
             <w:pPr>
               <w:pStyle w:val="Compact"/>
-              <w:jc w:val="left"/>
             </w:pPr>
             <w:r>
               <w:rPr>
+                <w:b/>
                 <w:bCs/>
-                <w:b/>
               </w:rPr>
               <w:t xml:space="preserve">R</w:t>
             </w:r>
@@ -3319,7 +2982,6 @@
           <w:p>
             <w:pPr>
               <w:pStyle w:val="Compact"/>
-              <w:jc w:val="left"/>
             </w:pPr>
             <w:r>
               <w:t xml:space="preserve">C</w:t>
@@ -3331,7 +2993,6 @@
           <w:p>
             <w:pPr>
               <w:pStyle w:val="Compact"/>
-              <w:jc w:val="left"/>
             </w:pPr>
             <w:r>
               <w:t xml:space="preserve">C</w:t>
@@ -3343,7 +3004,6 @@
           <w:p>
             <w:pPr>
               <w:pStyle w:val="Compact"/>
-              <w:jc w:val="left"/>
             </w:pPr>
             <w:r>
               <w:t xml:space="preserve">I</w:t>
@@ -3357,7 +3017,6 @@
           <w:p>
             <w:pPr>
               <w:pStyle w:val="Compact"/>
-              <w:jc w:val="left"/>
             </w:pPr>
             <w:r>
               <w:t xml:space="preserve">Incident response</w:t>
@@ -3369,7 +3028,6 @@
           <w:p>
             <w:pPr>
               <w:pStyle w:val="Compact"/>
-              <w:jc w:val="left"/>
             </w:pPr>
             <w:r>
               <w:t xml:space="preserve">A</w:t>
@@ -3381,7 +3039,6 @@
           <w:p>
             <w:pPr>
               <w:pStyle w:val="Compact"/>
-              <w:jc w:val="left"/>
             </w:pPr>
             <w:r>
               <w:t xml:space="preserve">R</w:t>
@@ -3393,12 +3050,11 @@
           <w:p>
             <w:pPr>
               <w:pStyle w:val="Compact"/>
-              <w:jc w:val="left"/>
             </w:pPr>
             <w:r>
               <w:rPr>
+                <w:b/>
                 <w:bCs/>
-                <w:b/>
               </w:rPr>
               <w:t xml:space="preserve">R</w:t>
             </w:r>
@@ -3409,7 +3065,6 @@
           <w:p>
             <w:pPr>
               <w:pStyle w:val="Compact"/>
-              <w:jc w:val="left"/>
             </w:pPr>
             <w:r>
               <w:t xml:space="preserve">C</w:t>
@@ -3421,12 +3076,11 @@
           <w:p>
             <w:pPr>
               <w:pStyle w:val="Compact"/>
-              <w:jc w:val="left"/>
             </w:pPr>
             <w:r>
               <w:rPr>
+                <w:b/>
                 <w:bCs/>
-                <w:b/>
               </w:rPr>
               <w:t xml:space="preserve">R</w:t>
             </w:r>
@@ -3437,7 +3091,6 @@
           <w:p>
             <w:pPr>
               <w:pStyle w:val="Compact"/>
-              <w:jc w:val="left"/>
             </w:pPr>
             <w:r>
               <w:t xml:space="preserve">C</w:t>
@@ -3451,7 +3104,6 @@
           <w:p>
             <w:pPr>
               <w:pStyle w:val="Compact"/>
-              <w:jc w:val="left"/>
             </w:pPr>
             <w:r>
               <w:t xml:space="preserve">SBOM/VDR submission (BOD 26-04)</w:t>
@@ -3463,7 +3115,6 @@
           <w:p>
             <w:pPr>
               <w:pStyle w:val="Compact"/>
-              <w:jc w:val="left"/>
             </w:pPr>
             <w:r>
               <w:t xml:space="preserve">I</w:t>
@@ -3475,7 +3126,6 @@
           <w:p>
             <w:pPr>
               <w:pStyle w:val="Compact"/>
-              <w:jc w:val="left"/>
             </w:pPr>
             <w:r>
               <w:t xml:space="preserve">A</w:t>
@@ -3487,7 +3137,6 @@
           <w:p>
             <w:pPr>
               <w:pStyle w:val="Compact"/>
-              <w:jc w:val="left"/>
             </w:pPr>
             <w:r>
               <w:t xml:space="preserve">R</w:t>
@@ -3499,12 +3148,11 @@
           <w:p>
             <w:pPr>
               <w:pStyle w:val="Compact"/>
-              <w:jc w:val="left"/>
             </w:pPr>
             <w:r>
               <w:rPr>
+                <w:b/>
                 <w:bCs/>
-                <w:b/>
               </w:rPr>
               <w:t xml:space="preserve">R</w:t>
             </w:r>
@@ -3515,7 +3163,6 @@
           <w:p>
             <w:pPr>
               <w:pStyle w:val="Compact"/>
-              <w:jc w:val="left"/>
             </w:pPr>
             <w:r>
               <w:t xml:space="preserve">I</w:t>
@@ -3527,7 +3174,6 @@
           <w:p>
             <w:pPr>
               <w:pStyle w:val="Compact"/>
-              <w:jc w:val="left"/>
             </w:pPr>
             <w:r>
               <w:t xml:space="preserve">I</w:t>
@@ -3541,7 +3187,6 @@
           <w:p>
             <w:pPr>
               <w:pStyle w:val="Compact"/>
-              <w:jc w:val="left"/>
             </w:pPr>
             <w:r>
               <w:t xml:space="preserve">KSI continuous monitoring</w:t>
@@ -3553,7 +3198,6 @@
           <w:p>
             <w:pPr>
               <w:pStyle w:val="Compact"/>
-              <w:jc w:val="left"/>
             </w:pPr>
             <w:r>
               <w:t xml:space="preserve">I</w:t>
@@ -3565,7 +3209,6 @@
           <w:p>
             <w:pPr>
               <w:pStyle w:val="Compact"/>
-              <w:jc w:val="left"/>
             </w:pPr>
             <w:r>
               <w:t xml:space="preserve">A</w:t>
@@ -3577,7 +3220,6 @@
           <w:p>
             <w:pPr>
               <w:pStyle w:val="Compact"/>
-              <w:jc w:val="left"/>
             </w:pPr>
             <w:r>
               <w:t xml:space="preserve">R</w:t>
@@ -3589,7 +3231,6 @@
           <w:p>
             <w:pPr>
               <w:pStyle w:val="Compact"/>
-              <w:jc w:val="left"/>
             </w:pPr>
             <w:r>
               <w:t xml:space="preserve">R</w:t>
@@ -3601,12 +3242,11 @@
           <w:p>
             <w:pPr>
               <w:pStyle w:val="Compact"/>
-              <w:jc w:val="left"/>
             </w:pPr>
             <w:r>
               <w:rPr>
+                <w:b/>
                 <w:bCs/>
-                <w:b/>
               </w:rPr>
               <w:t xml:space="preserve">R</w:t>
             </w:r>
@@ -3617,7 +3257,6 @@
           <w:p>
             <w:pPr>
               <w:pStyle w:val="Compact"/>
-              <w:jc w:val="left"/>
             </w:pPr>
             <w:r>
               <w:t xml:space="preserve">I</w:t>
@@ -3631,7 +3270,6 @@
           <w:p>
             <w:pPr>
               <w:pStyle w:val="Compact"/>
-              <w:jc w:val="left"/>
             </w:pPr>
             <w:r>
               <w:t xml:space="preserve">Privacy Impact Assessment</w:t>
@@ -3643,7 +3281,6 @@
           <w:p>
             <w:pPr>
               <w:pStyle w:val="Compact"/>
-              <w:jc w:val="left"/>
             </w:pPr>
             <w:r>
               <w:t xml:space="preserve">I</w:t>
@@ -3655,7 +3292,6 @@
           <w:p>
             <w:pPr>
               <w:pStyle w:val="Compact"/>
-              <w:jc w:val="left"/>
             </w:pPr>
             <w:r>
               <w:t xml:space="preserve">C</w:t>
@@ -3667,7 +3303,6 @@
           <w:p>
             <w:pPr>
               <w:pStyle w:val="Compact"/>
-              <w:jc w:val="left"/>
             </w:pPr>
             <w:r>
               <w:t xml:space="preserve">C</w:t>
@@ -3679,7 +3314,6 @@
           <w:p>
             <w:pPr>
               <w:pStyle w:val="Compact"/>
-              <w:jc w:val="left"/>
             </w:pPr>
             <w:r>
               <w:t xml:space="preserve">C</w:t>
@@ -3691,7 +3325,6 @@
           <w:p>
             <w:pPr>
               <w:pStyle w:val="Compact"/>
-              <w:jc w:val="left"/>
             </w:pPr>
             <w:r>
               <w:t xml:space="preserve">I</w:t>
@@ -3703,12 +3336,11 @@
           <w:p>
             <w:pPr>
               <w:pStyle w:val="Compact"/>
-              <w:jc w:val="left"/>
             </w:pPr>
             <w:r>
               <w:rPr>
+                <w:b/>
                 <w:bCs/>
-                <w:b/>
               </w:rPr>
               <w:t xml:space="preserve">R</w:t>
             </w:r>
@@ -3721,7 +3353,6 @@
           <w:p>
             <w:pPr>
               <w:pStyle w:val="Compact"/>
-              <w:jc w:val="left"/>
             </w:pPr>
             <w:r>
               <w:t xml:space="preserve">Security training</w:t>
@@ -3733,7 +3364,6 @@
           <w:p>
             <w:pPr>
               <w:pStyle w:val="Compact"/>
-              <w:jc w:val="left"/>
             </w:pPr>
             <w:r>
               <w:t xml:space="preserve">I</w:t>
@@ -3745,12 +3375,11 @@
           <w:p>
             <w:pPr>
               <w:pStyle w:val="Compact"/>
-              <w:jc w:val="left"/>
             </w:pPr>
             <w:r>
               <w:rPr>
+                <w:b/>
                 <w:bCs/>
-                <w:b/>
               </w:rPr>
               <w:t xml:space="preserve">A</w:t>
             </w:r>
@@ -3761,7 +3390,6 @@
           <w:p>
             <w:pPr>
               <w:pStyle w:val="Compact"/>
-              <w:jc w:val="left"/>
             </w:pPr>
             <w:r>
               <w:t xml:space="preserve">R</w:t>
@@ -3773,7 +3401,6 @@
           <w:p>
             <w:pPr>
               <w:pStyle w:val="Compact"/>
-              <w:jc w:val="left"/>
             </w:pPr>
             <w:r>
               <w:t xml:space="preserve">C</w:t>
@@ -3785,7 +3412,6 @@
           <w:p>
             <w:pPr>
               <w:pStyle w:val="Compact"/>
-              <w:jc w:val="left"/>
             </w:pPr>
             <w:r>
               <w:t xml:space="preserve">C</w:t>
@@ -3797,7 +3423,6 @@
           <w:p>
             <w:pPr>
               <w:pStyle w:val="Compact"/>
-              <w:jc w:val="left"/>
             </w:pPr>
             <w:r>
               <w:t xml:space="preserve">I</w:t>
@@ -3833,106 +3458,79 @@
         </w:pict>
       </w:r>
     </w:p>
-    <w:bookmarkEnd w:id="34"/>
-    <w:bookmarkEnd w:id="35"/>
-    <w:bookmarkEnd w:id="36"/>
-    <w:bookmarkStart w:id="40" w:name="system-inventory-framework-pm-5"/>
+    <w:bookmarkEnd w:id="23"/>
+    <w:bookmarkEnd w:id="24"/>
+    <w:bookmarkEnd w:id="25"/>
+    <w:bookmarkStart w:id="29" w:name="system-inventory-framework-pm-5"/>
     <w:p>
       <w:pPr>
         <w:pStyle w:val="Heading1"/>
       </w:pPr>
       <w:r>
+        <w:t xml:space="preserve">4. System Inventory Framework (PM-5)</w:t>
+      </w:r>
+    </w:p>
+    <w:bookmarkStart w:id="26" w:name="inventory-requirements"/>
+    <w:p>
+      <w:pPr>
+        <w:pStyle w:val="Heading2"/>
+      </w:pPr>
+      <w:r>
+        <w:t xml:space="preserve">4.1 Inventory Requirements</w:t>
+      </w:r>
+    </w:p>
+    <w:p>
+      <w:pPr>
+        <w:pStyle w:val="FirstParagraph"/>
+      </w:pPr>
+      <w:r>
+        <w:t xml:space="preserve">NIST SP 800-53 PM-5 requires a current, complete inventory of all system</w:t>
+      </w:r>
+      <w:r>
+        <w:t xml:space="preserve"> </w:t>
+      </w:r>
+      <w:r>
+        <w:t xml:space="preserve">components within the authorization boundary. FedRAMP 20x additionally</w:t>
+      </w:r>
+      <w:r>
+        <w:t xml:space="preserve"> </w:t>
+      </w:r>
+      <w:r>
+        <w:t xml:space="preserve">requires that the inventory be machine-readable and kept in sync with</w:t>
+      </w:r>
+      <w:r>
+        <w:t xml:space="preserve"> </w:t>
+      </w:r>
+      <w:r>
+        <w:t xml:space="preserve">the deployed state.</w:t>
+      </w:r>
+    </w:p>
+    <w:bookmarkEnd w:id="26"/>
+    <w:bookmarkStart w:id="27" w:name="automation-approach"/>
+    <w:p>
+      <w:pPr>
+        <w:pStyle w:val="Heading2"/>
+      </w:pPr>
+      <w:r>
+        <w:t xml:space="preserve">4.2 Automation Approach</w:t>
+      </w:r>
+    </w:p>
+    <w:p>
+      <w:pPr>
+        <w:pStyle w:val="FirstParagraph"/>
+      </w:pPr>
+      <w:r>
+        <w:t xml:space="preserve">The SSA system inventory is maintained through a three-layer approach:</w:t>
+      </w:r>
+    </w:p>
+    <w:p>
+      <w:pPr>
+        <w:pStyle w:val="BodyText"/>
+      </w:pPr>
+      <w:r>
         <w:rPr>
-          <w:rStyle w:val="SectionNumber"/>
-        </w:rPr>
-        <w:t xml:space="preserve">4</w:t>
-      </w:r>
-      <w:r>
-        <w:tab/>
-      </w:r>
-      <w:r>
-        <w:t xml:space="preserve">System Inventory Framework (PM-5)</w:t>
-      </w:r>
-    </w:p>
-    <w:bookmarkStart w:id="37" w:name="inventory-requirements"/>
-    <w:p>
-      <w:pPr>
-        <w:pStyle w:val="Heading2"/>
-      </w:pPr>
-      <w:r>
-        <w:rPr>
-          <w:rStyle w:val="SectionNumber"/>
-        </w:rPr>
-        <w:t xml:space="preserve">4.1</w:t>
-      </w:r>
-      <w:r>
-        <w:tab/>
-      </w:r>
-      <w:r>
-        <w:t xml:space="preserve">Inventory Requirements</w:t>
-      </w:r>
-    </w:p>
-    <w:p>
-      <w:pPr>
-        <w:pStyle w:val="FirstParagraph"/>
-      </w:pPr>
-      <w:r>
-        <w:t xml:space="preserve">NIST SP 800-53 PM-5 requires a current, complete inventory of all system</w:t>
-      </w:r>
-      <w:r>
-        <w:t xml:space="preserve"> </w:t>
-      </w:r>
-      <w:r>
-        <w:t xml:space="preserve">components within the authorization boundary. FedRAMP 20x additionally</w:t>
-      </w:r>
-      <w:r>
-        <w:t xml:space="preserve"> </w:t>
-      </w:r>
-      <w:r>
-        <w:t xml:space="preserve">requires that the inventory be machine-readable and kept in sync with</w:t>
-      </w:r>
-      <w:r>
-        <w:t xml:space="preserve"> </w:t>
-      </w:r>
-      <w:r>
-        <w:t xml:space="preserve">the deployed state.</w:t>
-      </w:r>
-    </w:p>
-    <w:bookmarkEnd w:id="37"/>
-    <w:bookmarkStart w:id="38" w:name="automation-approach"/>
-    <w:p>
-      <w:pPr>
-        <w:pStyle w:val="Heading2"/>
-      </w:pPr>
-      <w:r>
-        <w:rPr>
-          <w:rStyle w:val="SectionNumber"/>
-        </w:rPr>
-        <w:t xml:space="preserve">4.2</w:t>
-      </w:r>
-      <w:r>
-        <w:tab/>
-      </w:r>
-      <w:r>
-        <w:t xml:space="preserve">Automation Approach</w:t>
-      </w:r>
-    </w:p>
-    <w:p>
-      <w:pPr>
-        <w:pStyle w:val="FirstParagraph"/>
-      </w:pPr>
-      <w:r>
-        <w:t xml:space="preserve">The SSA system inventory is maintained through a three-layer approach:</w:t>
-      </w:r>
-    </w:p>
-    <w:p>
-      <w:pPr>
-        <w:pStyle w:val="BodyText"/>
-      </w:pPr>
-      <w:r>
-        <w:rPr>
+          <w:b/>
           <w:bCs/>
-          <w:b/>
         </w:rPr>
         <w:t xml:space="preserve">Layer 1 — Infrastructure Inventory (Automated)</w:t>
       </w:r>
@@ -4073,8 +3671,8 @@
       </w:pPr>
       <w:r>
         <w:rPr>
+          <w:b/>
           <w:bCs/>
-          <w:b/>
         </w:rPr>
         <w:t xml:space="preserve">Layer 2 — Software Inventory (SBOM)</w:t>
       </w:r>
@@ -4084,7 +3682,7 @@
         <w:pStyle w:val="BodyText"/>
       </w:pPr>
       <w:r>
-        <w:t xml:space="preserve">Part 12 establishes the SBOM pipeline using Syft. Every container image</w:t>
+        <w:t xml:space="preserve">Part 15 establishes the SBOM pipeline using Syft. Every container image</w:t>
       </w:r>
       <w:r>
         <w:t xml:space="preserve"> </w:t>
@@ -4125,8 +3723,8 @@
       </w:pPr>
       <w:r>
         <w:rPr>
+          <w:b/>
           <w:bCs/>
-          <w:b/>
         </w:rPr>
         <w:t xml:space="preserve">Layer 3 — Personnel and Account Inventory (Identity)</w:t>
       </w:r>
@@ -4136,7 +3734,7 @@
         <w:pStyle w:val="BodyText"/>
       </w:pPr>
       <w:r>
-        <w:t xml:space="preserve">Entra ID (Part 3) provides the authoritative account inventory. The ISSO</w:t>
+        <w:t xml:space="preserve">Entra ID (Part 5) provides the authoritative account inventory. The ISSO</w:t>
       </w:r>
       <w:r>
         <w:t xml:space="preserve"> </w:t>
@@ -4148,7 +3746,7 @@
         <w:t xml:space="preserve"> </w:t>
       </w:r>
       <w:r>
-        <w:t xml:space="preserve">Part 3 evidence artifacts satisfy CM-8(1) automated inventory updates for</w:t>
+        <w:t xml:space="preserve">Part 5 evidence artifacts satisfy CM-8(1) automated inventory updates for</w:t>
       </w:r>
       <w:r>
         <w:t xml:space="preserve"> </w:t>
@@ -4157,23 +3755,14 @@
         <w:t xml:space="preserve">the identity plane.</w:t>
       </w:r>
     </w:p>
-    <w:bookmarkEnd w:id="38"/>
-    <w:bookmarkStart w:id="39" w:name="inventory-template"/>
+    <w:bookmarkEnd w:id="27"/>
+    <w:bookmarkStart w:id="28" w:name="inventory-template"/>
     <w:p>
       <w:pPr>
         <w:pStyle w:val="Heading2"/>
       </w:pPr>
       <w:r>
-        <w:rPr>
-          <w:rStyle w:val="SectionNumber"/>
-        </w:rPr>
-        <w:t xml:space="preserve">4.3</w:t>
-      </w:r>
-      <w:r>
-        <w:tab/>
-      </w:r>
-      <w:r>
-        <w:t xml:space="preserve">Inventory Template</w:t>
+        <w:t xml:space="preserve">4.3 Inventory Template</w:t>
       </w:r>
     </w:p>
     <w:p>
@@ -4194,8 +3783,8 @@
       <w:tblPr>
         <w:tblStyle w:val="Table"/>
         <w:tblW w:type="pct" w:w="5000"/>
+        <w:tblLayout w:type="fixed"/>
         <w:tblLook w:firstRow="1" w:lastRow="0" w:firstColumn="0" w:lastColumn="0" w:noHBand="0" w:noVBand="0" w:val="0020"/>
-        <w:jc w:val="start"/>
       </w:tblPr>
       <w:tblGrid>
         <w:gridCol w:w="1354"/>
@@ -4208,14 +3797,13 @@
       </w:tblGrid>
       <w:tr>
         <w:trPr>
-          <w:tblHeader w:val="true"/>
+          <w:tblHeader w:val="on"/>
         </w:trPr>
         <w:tc>
           <w:tcPr/>
           <w:p>
             <w:pPr>
               <w:pStyle w:val="Compact"/>
-              <w:jc w:val="left"/>
             </w:pPr>
             <w:r>
               <w:t xml:space="preserve">Component ID</w:t>
@@ -4227,7 +3815,6 @@
           <w:p>
             <w:pPr>
               <w:pStyle w:val="Compact"/>
-              <w:jc w:val="left"/>
             </w:pPr>
             <w:r>
               <w:t xml:space="preserve">Component Name</w:t>
@@ -4239,7 +3826,6 @@
           <w:p>
             <w:pPr>
               <w:pStyle w:val="Compact"/>
-              <w:jc w:val="left"/>
             </w:pPr>
             <w:r>
               <w:t xml:space="preserve">Type</w:t>
@@ -4251,7 +3837,6 @@
           <w:p>
             <w:pPr>
               <w:pStyle w:val="Compact"/>
-              <w:jc w:val="left"/>
             </w:pPr>
             <w:r>
               <w:t xml:space="preserve">Location</w:t>
@@ -4263,7 +3848,6 @@
           <w:p>
             <w:pPr>
               <w:pStyle w:val="Compact"/>
-              <w:jc w:val="left"/>
             </w:pPr>
             <w:r>
               <w:t xml:space="preserve">Owner</w:t>
@@ -4275,7 +3859,6 @@
           <w:p>
             <w:pPr>
               <w:pStyle w:val="Compact"/>
-              <w:jc w:val="left"/>
             </w:pPr>
             <w:r>
               <w:t xml:space="preserve">SBOM ID</w:t>
@@ -4287,7 +3870,6 @@
           <w:p>
             <w:pPr>
               <w:pStyle w:val="Compact"/>
-              <w:jc w:val="left"/>
             </w:pPr>
             <w:r>
               <w:t xml:space="preserve">Last Reviewed</w:t>
@@ -4301,7 +3883,6 @@
           <w:p>
             <w:pPr>
               <w:pStyle w:val="Compact"/>
-              <w:jc w:val="left"/>
             </w:pPr>
             <w:r>
               <w:t xml:space="preserve">[ID]</w:t>
@@ -4313,7 +3894,6 @@
           <w:p>
             <w:pPr>
               <w:pStyle w:val="Compact"/>
-              <w:jc w:val="left"/>
             </w:pPr>
             <w:r>
               <w:t xml:space="preserve">[Name]</w:t>
@@ -4325,7 +3905,6 @@
           <w:p>
             <w:pPr>
               <w:pStyle w:val="Compact"/>
-              <w:jc w:val="left"/>
             </w:pPr>
             <w:r>
               <w:t xml:space="preserve">[Server/Container/SaaS/Network]</w:t>
@@ -4337,7 +3916,6 @@
           <w:p>
             <w:pPr>
               <w:pStyle w:val="Compact"/>
-              <w:jc w:val="left"/>
             </w:pPr>
             <w:r>
               <w:t xml:space="preserve">[Azure Region]</w:t>
@@ -4349,7 +3927,6 @@
           <w:p>
             <w:pPr>
               <w:pStyle w:val="Compact"/>
-              <w:jc w:val="left"/>
             </w:pPr>
             <w:r>
               <w:t xml:space="preserve">[Team]</w:t>
@@ -4361,7 +3938,6 @@
           <w:p>
             <w:pPr>
               <w:pStyle w:val="Compact"/>
-              <w:jc w:val="left"/>
             </w:pPr>
             <w:r>
               <w:t xml:space="preserve">[SHA256]</w:t>
@@ -4373,7 +3949,6 @@
           <w:p>
             <w:pPr>
               <w:pStyle w:val="Compact"/>
-              <w:jc w:val="left"/>
             </w:pPr>
             <w:r>
               <w:t xml:space="preserve">[Date]</w:t>
@@ -4389,42 +3964,24 @@
         </w:pict>
       </w:r>
     </w:p>
-    <w:bookmarkEnd w:id="39"/>
-    <w:bookmarkEnd w:id="40"/>
-    <w:bookmarkStart w:id="45" w:name="risk-management-strategy-pm-9"/>
+    <w:bookmarkEnd w:id="28"/>
+    <w:bookmarkEnd w:id="29"/>
+    <w:bookmarkStart w:id="34" w:name="risk-management-strategy-pm-9"/>
     <w:p>
       <w:pPr>
         <w:pStyle w:val="Heading1"/>
       </w:pPr>
       <w:r>
-        <w:rPr>
-          <w:rStyle w:val="SectionNumber"/>
-        </w:rPr>
-        <w:t xml:space="preserve">5</w:t>
-      </w:r>
-      <w:r>
-        <w:tab/>
-      </w:r>
-      <w:r>
-        <w:t xml:space="preserve">Risk Management Strategy (PM-9)</w:t>
-      </w:r>
-    </w:p>
-    <w:bookmarkStart w:id="41" w:name="risk-management-framework"/>
+        <w:t xml:space="preserve">5. Risk Management Strategy (PM-9)</w:t>
+      </w:r>
+    </w:p>
+    <w:bookmarkStart w:id="30" w:name="risk-management-framework"/>
     <w:p>
       <w:pPr>
         <w:pStyle w:val="Heading2"/>
       </w:pPr>
       <w:r>
-        <w:rPr>
-          <w:rStyle w:val="SectionNumber"/>
-        </w:rPr>
-        <w:t xml:space="preserve">5.1</w:t>
-      </w:r>
-      <w:r>
-        <w:tab/>
-      </w:r>
-      <w:r>
-        <w:t xml:space="preserve">Risk Management Framework</w:t>
+        <w:t xml:space="preserve">5.1 Risk Management Framework</w:t>
       </w:r>
     </w:p>
     <w:p>
@@ -4443,16 +4000,16 @@
     </w:p>
     <w:p>
       <w:pPr>
+        <w:pStyle w:val="Compact"/>
         <w:numPr>
           <w:ilvl w:val="0"/>
           <w:numId w:val="1007"/>
         </w:numPr>
-        <w:pStyle w:val="Compact"/>
       </w:pPr>
       <w:r>
         <w:rPr>
+          <w:b/>
           <w:bCs/>
-          <w:b/>
         </w:rPr>
         <w:t xml:space="preserve">Tier 1 (Organization):</w:t>
       </w:r>
@@ -4471,16 +4028,16 @@
     </w:p>
     <w:p>
       <w:pPr>
+        <w:pStyle w:val="Compact"/>
         <w:numPr>
           <w:ilvl w:val="0"/>
           <w:numId w:val="1007"/>
         </w:numPr>
-        <w:pStyle w:val="Compact"/>
       </w:pPr>
       <w:r>
         <w:rPr>
+          <w:b/>
           <w:bCs/>
-          <w:b/>
         </w:rPr>
         <w:t xml:space="preserve">Tier 2 (Mission/Process):</w:t>
       </w:r>
@@ -4499,16 +4056,16 @@
     </w:p>
     <w:p>
       <w:pPr>
+        <w:pStyle w:val="Compact"/>
         <w:numPr>
           <w:ilvl w:val="0"/>
           <w:numId w:val="1007"/>
         </w:numPr>
-        <w:pStyle w:val="Compact"/>
       </w:pPr>
       <w:r>
         <w:rPr>
+          <w:b/>
           <w:bCs/>
-          <w:b/>
         </w:rPr>
         <w:t xml:space="preserve">Tier 3 (System):</w:t>
       </w:r>
@@ -4525,23 +4082,14 @@
         <w:t xml:space="preserve">monitoring, authorization decisions</w:t>
       </w:r>
     </w:p>
-    <w:bookmarkEnd w:id="41"/>
-    <w:bookmarkStart w:id="42" w:name="risk-appetite-statement"/>
+    <w:bookmarkEnd w:id="30"/>
+    <w:bookmarkStart w:id="31" w:name="risk-appetite-statement"/>
     <w:p>
       <w:pPr>
         <w:pStyle w:val="Heading2"/>
       </w:pPr>
       <w:r>
-        <w:rPr>
-          <w:rStyle w:val="SectionNumber"/>
-        </w:rPr>
-        <w:t xml:space="preserve">5.2</w:t>
-      </w:r>
-      <w:r>
-        <w:tab/>
-      </w:r>
-      <w:r>
-        <w:t xml:space="preserve">Risk Appetite Statement</w:t>
+        <w:t xml:space="preserve">5.2 Risk Appetite Statement</w:t>
       </w:r>
     </w:p>
     <w:p>
@@ -4576,8 +4124,8 @@
       <w:tblPr>
         <w:tblStyle w:val="Table"/>
         <w:tblW w:type="pct" w:w="5000"/>
+        <w:tblLayout w:type="fixed"/>
         <w:tblLook w:firstRow="1" w:lastRow="0" w:firstColumn="0" w:lastColumn="0" w:noHBand="0" w:noVBand="0" w:val="0020"/>
-        <w:jc w:val="start"/>
       </w:tblPr>
       <w:tblGrid>
         <w:gridCol w:w="3210"/>
@@ -4586,14 +4134,13 @@
       </w:tblGrid>
       <w:tr>
         <w:trPr>
-          <w:tblHeader w:val="true"/>
+          <w:tblHeader w:val="on"/>
         </w:trPr>
         <w:tc>
           <w:tcPr/>
           <w:p>
             <w:pPr>
               <w:pStyle w:val="Compact"/>
-              <w:jc w:val="left"/>
             </w:pPr>
             <w:r>
               <w:t xml:space="preserve">Risk Category</w:t>
@@ -4605,7 +4152,6 @@
           <w:p>
             <w:pPr>
               <w:pStyle w:val="Compact"/>
-              <w:jc w:val="left"/>
             </w:pPr>
             <w:r>
               <w:t xml:space="preserve">Tolerance</w:t>
@@ -4617,7 +4163,6 @@
           <w:p>
             <w:pPr>
               <w:pStyle w:val="Compact"/>
-              <w:jc w:val="left"/>
             </w:pPr>
             <w:r>
               <w:t xml:space="preserve">Rationale</w:t>
@@ -4631,7 +4176,6 @@
           <w:p>
             <w:pPr>
               <w:pStyle w:val="Compact"/>
-              <w:jc w:val="left"/>
             </w:pPr>
             <w:r>
               <w:t xml:space="preserve">Availability</w:t>
@@ -4643,7 +4187,6 @@
           <w:p>
             <w:pPr>
               <w:pStyle w:val="Compact"/>
-              <w:jc w:val="left"/>
             </w:pPr>
             <w:r>
               <w:t xml:space="preserve">Low (RTO ≤ 4h for critical)</w:t>
@@ -4655,7 +4198,6 @@
           <w:p>
             <w:pPr>
               <w:pStyle w:val="Compact"/>
-              <w:jc w:val="left"/>
             </w:pPr>
             <w:r>
               <w:t xml:space="preserve">Benefit payment continuity</w:t>
@@ -4669,7 +4211,6 @@
           <w:p>
             <w:pPr>
               <w:pStyle w:val="Compact"/>
-              <w:jc w:val="left"/>
             </w:pPr>
             <w:r>
               <w:t xml:space="preserve">Confidentiality — PII</w:t>
@@ -4681,7 +4222,6 @@
           <w:p>
             <w:pPr>
               <w:pStyle w:val="Compact"/>
-              <w:jc w:val="left"/>
             </w:pPr>
             <w:r>
               <w:t xml:space="preserve">Very Low</w:t>
@@ -4693,7 +4233,6 @@
           <w:p>
             <w:pPr>
               <w:pStyle w:val="Compact"/>
-              <w:jc w:val="left"/>
             </w:pPr>
             <w:r>
               <w:t xml:space="preserve">Citizen trust; statutory obligation</w:t>
@@ -4707,7 +4246,6 @@
           <w:p>
             <w:pPr>
               <w:pStyle w:val="Compact"/>
-              <w:jc w:val="left"/>
             </w:pPr>
             <w:r>
               <w:t xml:space="preserve">Confidentiality — Internal</w:t>
@@ -4719,7 +4257,6 @@
           <w:p>
             <w:pPr>
               <w:pStyle w:val="Compact"/>
-              <w:jc w:val="left"/>
             </w:pPr>
             <w:r>
               <w:t xml:space="preserve">Moderate</w:t>
@@ -4731,7 +4268,6 @@
           <w:p>
             <w:pPr>
               <w:pStyle w:val="Compact"/>
-              <w:jc w:val="left"/>
             </w:pPr>
             <w:r>
               <w:t xml:space="preserve">Business operations</w:t>
@@ -4745,7 +4281,6 @@
           <w:p>
             <w:pPr>
               <w:pStyle w:val="Compact"/>
-              <w:jc w:val="left"/>
             </w:pPr>
             <w:r>
               <w:t xml:space="preserve">Integrity</w:t>
@@ -4757,7 +4292,6 @@
           <w:p>
             <w:pPr>
               <w:pStyle w:val="Compact"/>
-              <w:jc w:val="left"/>
             </w:pPr>
             <w:r>
               <w:t xml:space="preserve">Low</w:t>
@@ -4769,7 +4303,6 @@
           <w:p>
             <w:pPr>
               <w:pStyle w:val="Compact"/>
-              <w:jc w:val="left"/>
             </w:pPr>
             <w:r>
               <w:t xml:space="preserve">Payment accuracy; audit trail</w:t>
@@ -4783,7 +4316,6 @@
           <w:p>
             <w:pPr>
               <w:pStyle w:val="Compact"/>
-              <w:jc w:val="left"/>
             </w:pPr>
             <w:r>
               <w:t xml:space="preserve">Supply Chain</w:t>
@@ -4795,7 +4327,6 @@
           <w:p>
             <w:pPr>
               <w:pStyle w:val="Compact"/>
-              <w:jc w:val="left"/>
             </w:pPr>
             <w:r>
               <w:t xml:space="preserve">Low</w:t>
@@ -4807,7 +4338,6 @@
           <w:p>
             <w:pPr>
               <w:pStyle w:val="Compact"/>
-              <w:jc w:val="left"/>
             </w:pPr>
             <w:r>
               <w:t xml:space="preserve">BOD 26-04 and EO 14028 mandate</w:t>
@@ -4816,23 +4346,14 @@
         </w:tc>
       </w:tr>
     </w:tbl>
-    <w:bookmarkEnd w:id="42"/>
-    <w:bookmarkStart w:id="43" w:name="risk-register-format"/>
+    <w:bookmarkEnd w:id="31"/>
+    <w:bookmarkStart w:id="32" w:name="risk-register-format"/>
     <w:p>
       <w:pPr>
         <w:pStyle w:val="Heading2"/>
       </w:pPr>
       <w:r>
-        <w:rPr>
-          <w:rStyle w:val="SectionNumber"/>
-        </w:rPr>
-        <w:t xml:space="preserve">5.3</w:t>
-      </w:r>
-      <w:r>
-        <w:tab/>
-      </w:r>
-      <w:r>
-        <w:t xml:space="preserve">Risk Register Format</w:t>
+        <w:t xml:space="preserve">5.3 Risk Register Format</w:t>
       </w:r>
     </w:p>
     <w:p>
@@ -4853,8 +4374,8 @@
       <w:tblPr>
         <w:tblStyle w:val="Table"/>
         <w:tblW w:type="pct" w:w="5000"/>
+        <w:tblLayout w:type="fixed"/>
         <w:tblLook w:firstRow="1" w:lastRow="0" w:firstColumn="0" w:lastColumn="0" w:noHBand="0" w:noVBand="0" w:val="0020"/>
-        <w:jc w:val="start"/>
       </w:tblPr>
       <w:tblGrid>
         <w:gridCol w:w="925"/>
@@ -4869,14 +4390,13 @@
       </w:tblGrid>
       <w:tr>
         <w:trPr>
-          <w:tblHeader w:val="true"/>
+          <w:tblHeader w:val="on"/>
         </w:trPr>
         <w:tc>
           <w:tcPr/>
           <w:p>
             <w:pPr>
               <w:pStyle w:val="Compact"/>
-              <w:jc w:val="left"/>
             </w:pPr>
             <w:r>
               <w:t xml:space="preserve">Risk ID</w:t>
@@ -4888,7 +4408,6 @@
           <w:p>
             <w:pPr>
               <w:pStyle w:val="Compact"/>
-              <w:jc w:val="left"/>
             </w:pPr>
             <w:r>
               <w:t xml:space="preserve">Control</w:t>
@@ -4900,7 +4419,6 @@
           <w:p>
             <w:pPr>
               <w:pStyle w:val="Compact"/>
-              <w:jc w:val="left"/>
             </w:pPr>
             <w:r>
               <w:t xml:space="preserve">Description</w:t>
@@ -4912,7 +4430,6 @@
           <w:p>
             <w:pPr>
               <w:pStyle w:val="Compact"/>
-              <w:jc w:val="left"/>
             </w:pPr>
             <w:r>
               <w:t xml:space="preserve">Likelihood</w:t>
@@ -4924,7 +4441,6 @@
           <w:p>
             <w:pPr>
               <w:pStyle w:val="Compact"/>
-              <w:jc w:val="left"/>
             </w:pPr>
             <w:r>
               <w:t xml:space="preserve">Impact</w:t>
@@ -4936,7 +4452,6 @@
           <w:p>
             <w:pPr>
               <w:pStyle w:val="Compact"/>
-              <w:jc w:val="left"/>
             </w:pPr>
             <w:r>
               <w:t xml:space="preserve">Score</w:t>
@@ -4948,7 +4463,6 @@
           <w:p>
             <w:pPr>
               <w:pStyle w:val="Compact"/>
-              <w:jc w:val="left"/>
             </w:pPr>
             <w:r>
               <w:t xml:space="preserve">Owner</w:t>
@@ -4960,7 +4474,6 @@
           <w:p>
             <w:pPr>
               <w:pStyle w:val="Compact"/>
-              <w:jc w:val="left"/>
             </w:pPr>
             <w:r>
               <w:t xml:space="preserve">Status</w:t>
@@ -4972,7 +4485,6 @@
           <w:p>
             <w:pPr>
               <w:pStyle w:val="Compact"/>
-              <w:jc w:val="left"/>
             </w:pPr>
             <w:r>
               <w:t xml:space="preserve">Due</w:t>
@@ -4986,7 +4498,6 @@
           <w:p>
             <w:pPr>
               <w:pStyle w:val="Compact"/>
-              <w:jc w:val="left"/>
             </w:pPr>
             <w:r>
               <w:t xml:space="preserve">[R-NNN]</w:t>
@@ -4998,7 +4509,6 @@
           <w:p>
             <w:pPr>
               <w:pStyle w:val="Compact"/>
-              <w:jc w:val="left"/>
             </w:pPr>
             <w:r>
               <w:t xml:space="preserve">[ID]</w:t>
@@ -5010,7 +4520,6 @@
           <w:p>
             <w:pPr>
               <w:pStyle w:val="Compact"/>
-              <w:jc w:val="left"/>
             </w:pPr>
             <w:r>
               <w:t xml:space="preserve">[Description]</w:t>
@@ -5022,7 +4531,6 @@
           <w:p>
             <w:pPr>
               <w:pStyle w:val="Compact"/>
-              <w:jc w:val="left"/>
             </w:pPr>
             <w:r>
               <w:t xml:space="preserve">[1-5]</w:t>
@@ -5034,7 +4542,6 @@
           <w:p>
             <w:pPr>
               <w:pStyle w:val="Compact"/>
-              <w:jc w:val="left"/>
             </w:pPr>
             <w:r>
               <w:t xml:space="preserve">[1-5]</w:t>
@@ -5046,7 +4553,6 @@
           <w:p>
             <w:pPr>
               <w:pStyle w:val="Compact"/>
-              <w:jc w:val="left"/>
             </w:pPr>
             <w:r>
               <w:t xml:space="preserve">[L×I]</w:t>
@@ -5058,7 +4564,6 @@
           <w:p>
             <w:pPr>
               <w:pStyle w:val="Compact"/>
-              <w:jc w:val="left"/>
             </w:pPr>
             <w:r>
               <w:t xml:space="preserve">[Name]</w:t>
@@ -5070,7 +4575,6 @@
           <w:p>
             <w:pPr>
               <w:pStyle w:val="Compact"/>
-              <w:jc w:val="left"/>
             </w:pPr>
             <w:r>
               <w:t xml:space="preserve">Open/Closed</w:t>
@@ -5082,7 +4586,6 @@
           <w:p>
             <w:pPr>
               <w:pStyle w:val="Compact"/>
-              <w:jc w:val="left"/>
             </w:pPr>
             <w:r>
               <w:t xml:space="preserve">[Date]</w:t>
@@ -5097,8 +4600,8 @@
       </w:pPr>
       <w:r>
         <w:rPr>
+          <w:b/>
           <w:bCs/>
-          <w:b/>
         </w:rPr>
         <w:t xml:space="preserve">Scoring matrix:</w:t>
       </w:r>
@@ -5111,91 +4614,82 @@
     </w:p>
     <w:p>
       <w:pPr>
+        <w:pStyle w:val="Compact"/>
         <w:numPr>
           <w:ilvl w:val="0"/>
           <w:numId w:val="1008"/>
         </w:numPr>
+      </w:pPr>
+      <w:r>
+        <w:t xml:space="preserve">Score 1–4: Accept (document and monitor)</w:t>
+      </w:r>
+    </w:p>
+    <w:p>
+      <w:pPr>
         <w:pStyle w:val="Compact"/>
-      </w:pPr>
-      <w:r>
-        <w:t xml:space="preserve">Score 1–4: Accept (document and monitor)</w:t>
-      </w:r>
-    </w:p>
-    <w:p>
-      <w:pPr>
         <w:numPr>
           <w:ilvl w:val="0"/>
           <w:numId w:val="1008"/>
         </w:numPr>
+      </w:pPr>
+      <w:r>
+        <w:t xml:space="preserve">Score 5–9: Mitigate (POA&amp;M required within 90 days)</w:t>
+      </w:r>
+    </w:p>
+    <w:p>
+      <w:pPr>
         <w:pStyle w:val="Compact"/>
-      </w:pPr>
-      <w:r>
-        <w:t xml:space="preserve">Score 5–9: Mitigate (POA&amp;M required within 90 days)</w:t>
-      </w:r>
-    </w:p>
-    <w:p>
-      <w:pPr>
         <w:numPr>
           <w:ilvl w:val="0"/>
           <w:numId w:val="1008"/>
         </w:numPr>
+      </w:pPr>
+      <w:r>
+        <w:t xml:space="preserve">Score 10–15: Mitigate urgently (POA&amp;M required within 30 days)</w:t>
+      </w:r>
+    </w:p>
+    <w:p>
+      <w:pPr>
         <w:pStyle w:val="Compact"/>
-      </w:pPr>
-      <w:r>
-        <w:t xml:space="preserve">Score 10–15: Mitigate urgently (POA&amp;M required within 30 days)</w:t>
-      </w:r>
-    </w:p>
-    <w:p>
-      <w:pPr>
         <w:numPr>
           <w:ilvl w:val="0"/>
           <w:numId w:val="1008"/>
         </w:numPr>
+      </w:pPr>
+      <w:r>
+        <w:t xml:space="preserve">Score 16–25: Escalate to AO (POA&amp;M required within 15 days)</w:t>
+      </w:r>
+    </w:p>
+    <w:bookmarkEnd w:id="32"/>
+    <w:bookmarkStart w:id="33" w:name="risk-response-options"/>
+    <w:p>
+      <w:pPr>
+        <w:pStyle w:val="Heading2"/>
+      </w:pPr>
+      <w:r>
+        <w:t xml:space="preserve">5.4 Risk Response Options</w:t>
+      </w:r>
+    </w:p>
+    <w:p>
+      <w:pPr>
+        <w:pStyle w:val="FirstParagraph"/>
+      </w:pPr>
+      <w:r>
+        <w:t xml:space="preserve">For each identified risk the ISSO documents the chosen response:</w:t>
+      </w:r>
+    </w:p>
+    <w:p>
+      <w:pPr>
         <w:pStyle w:val="Compact"/>
-      </w:pPr>
-      <w:r>
-        <w:t xml:space="preserve">Score 16–25: Escalate to AO (POA&amp;M required within 15 days)</w:t>
-      </w:r>
-    </w:p>
-    <w:bookmarkEnd w:id="43"/>
-    <w:bookmarkStart w:id="44" w:name="risk-response-options"/>
-    <w:p>
-      <w:pPr>
-        <w:pStyle w:val="Heading2"/>
-      </w:pPr>
-      <w:r>
-        <w:rPr>
-          <w:rStyle w:val="SectionNumber"/>
-        </w:rPr>
-        <w:t xml:space="preserve">5.4</w:t>
-      </w:r>
-      <w:r>
-        <w:tab/>
-      </w:r>
-      <w:r>
-        <w:t xml:space="preserve">Risk Response Options</w:t>
-      </w:r>
-    </w:p>
-    <w:p>
-      <w:pPr>
-        <w:pStyle w:val="FirstParagraph"/>
-      </w:pPr>
-      <w:r>
-        <w:t xml:space="preserve">For each identified risk the ISSO documents the chosen response:</w:t>
-      </w:r>
-    </w:p>
-    <w:p>
-      <w:pPr>
         <w:numPr>
           <w:ilvl w:val="0"/>
           <w:numId w:val="1009"/>
         </w:numPr>
-        <w:pStyle w:val="Compact"/>
       </w:pPr>
       <w:r>
         <w:rPr>
+          <w:b/>
           <w:bCs/>
-          <w:b/>
         </w:rPr>
         <w:t xml:space="preserve">Mitigate:</w:t>
       </w:r>
@@ -5208,16 +4702,16 @@
     </w:p>
     <w:p>
       <w:pPr>
+        <w:pStyle w:val="Compact"/>
         <w:numPr>
           <w:ilvl w:val="0"/>
           <w:numId w:val="1009"/>
         </w:numPr>
-        <w:pStyle w:val="Compact"/>
       </w:pPr>
       <w:r>
         <w:rPr>
+          <w:b/>
           <w:bCs/>
-          <w:b/>
         </w:rPr>
         <w:t xml:space="preserve">Transfer:</w:t>
       </w:r>
@@ -5230,16 +4724,16 @@
     </w:p>
     <w:p>
       <w:pPr>
+        <w:pStyle w:val="Compact"/>
         <w:numPr>
           <w:ilvl w:val="0"/>
           <w:numId w:val="1009"/>
         </w:numPr>
-        <w:pStyle w:val="Compact"/>
       </w:pPr>
       <w:r>
         <w:rPr>
+          <w:b/>
           <w:bCs/>
-          <w:b/>
         </w:rPr>
         <w:t xml:space="preserve">Accept:</w:t>
       </w:r>
@@ -5252,16 +4746,16 @@
     </w:p>
     <w:p>
       <w:pPr>
+        <w:pStyle w:val="Compact"/>
         <w:numPr>
           <w:ilvl w:val="0"/>
           <w:numId w:val="1009"/>
         </w:numPr>
-        <w:pStyle w:val="Compact"/>
       </w:pPr>
       <w:r>
         <w:rPr>
+          <w:b/>
           <w:bCs/>
-          <w:b/>
         </w:rPr>
         <w:t xml:space="preserve">Avoid:</w:t>
       </w:r>
@@ -5279,42 +4773,24 @@
         </w:pict>
       </w:r>
     </w:p>
-    <w:bookmarkEnd w:id="44"/>
-    <w:bookmarkEnd w:id="45"/>
-    <w:bookmarkStart w:id="50" w:name="Xe72d98f2c6290eae65662920ae3e1fff22106c5"/>
+    <w:bookmarkEnd w:id="33"/>
+    <w:bookmarkEnd w:id="34"/>
+    <w:bookmarkStart w:id="39" w:name="Xe72d98f2c6290eae65662920ae3e1fff22106c5"/>
     <w:p>
       <w:pPr>
         <w:pStyle w:val="Heading1"/>
       </w:pPr>
       <w:r>
-        <w:rPr>
-          <w:rStyle w:val="SectionNumber"/>
-        </w:rPr>
-        <w:t xml:space="preserve">6</w:t>
-      </w:r>
-      <w:r>
-        <w:tab/>
-      </w:r>
-      <w:r>
-        <w:t xml:space="preserve">Testing, Training, and Monitoring Plan (PM-14)</w:t>
-      </w:r>
-    </w:p>
-    <w:bookmarkStart w:id="46" w:name="ttm-framework"/>
+        <w:t xml:space="preserve">6. Testing, Training, and Monitoring Plan (PM-14)</w:t>
+      </w:r>
+    </w:p>
+    <w:bookmarkStart w:id="35" w:name="ttm-framework"/>
     <w:p>
       <w:pPr>
         <w:pStyle w:val="Heading2"/>
       </w:pPr>
       <w:r>
-        <w:rPr>
-          <w:rStyle w:val="SectionNumber"/>
-        </w:rPr>
-        <w:t xml:space="preserve">6.1</w:t>
-      </w:r>
-      <w:r>
-        <w:tab/>
-      </w:r>
-      <w:r>
-        <w:t xml:space="preserve">T&amp;T&amp;M Framework</w:t>
+        <w:t xml:space="preserve">6.1 T&amp;T&amp;M Framework</w:t>
       </w:r>
     </w:p>
     <w:p>
@@ -5331,31 +4807,22 @@
         <w:t xml:space="preserve">monitoring program with defined schedules and accountability.</w:t>
       </w:r>
     </w:p>
-    <w:bookmarkEnd w:id="46"/>
-    <w:bookmarkStart w:id="47" w:name="testing-schedule"/>
+    <w:bookmarkEnd w:id="35"/>
+    <w:bookmarkStart w:id="36" w:name="testing-schedule"/>
     <w:p>
       <w:pPr>
         <w:pStyle w:val="Heading2"/>
       </w:pPr>
       <w:r>
-        <w:rPr>
-          <w:rStyle w:val="SectionNumber"/>
-        </w:rPr>
-        <w:t xml:space="preserve">6.2</w:t>
-      </w:r>
-      <w:r>
-        <w:tab/>
-      </w:r>
-      <w:r>
-        <w:t xml:space="preserve">Testing Schedule</w:t>
+        <w:t xml:space="preserve">6.2 Testing Schedule</w:t>
       </w:r>
     </w:p>
     <w:tbl>
       <w:tblPr>
         <w:tblStyle w:val="Table"/>
         <w:tblW w:type="pct" w:w="5000"/>
+        <w:tblLayout w:type="fixed"/>
         <w:tblLook w:firstRow="1" w:lastRow="0" w:firstColumn="0" w:lastColumn="0" w:noHBand="0" w:noVBand="0" w:val="0020"/>
-        <w:jc w:val="start"/>
       </w:tblPr>
       <w:tblGrid>
         <w:gridCol w:w="1643"/>
@@ -5365,14 +4832,13 @@
       </w:tblGrid>
       <w:tr>
         <w:trPr>
-          <w:tblHeader w:val="true"/>
+          <w:tblHeader w:val="on"/>
         </w:trPr>
         <w:tc>
           <w:tcPr/>
           <w:p>
             <w:pPr>
               <w:pStyle w:val="Compact"/>
-              <w:jc w:val="left"/>
             </w:pPr>
             <w:r>
               <w:t xml:space="preserve">Test Type</w:t>
@@ -5384,7 +4850,6 @@
           <w:p>
             <w:pPr>
               <w:pStyle w:val="Compact"/>
-              <w:jc w:val="left"/>
             </w:pPr>
             <w:r>
               <w:t xml:space="preserve">Frequency</w:t>
@@ -5396,7 +4861,6 @@
           <w:p>
             <w:pPr>
               <w:pStyle w:val="Compact"/>
-              <w:jc w:val="left"/>
             </w:pPr>
             <w:r>
               <w:t xml:space="preserve">Responsible</w:t>
@@ -5408,7 +4872,6 @@
           <w:p>
             <w:pPr>
               <w:pStyle w:val="Compact"/>
-              <w:jc w:val="left"/>
             </w:pPr>
             <w:r>
               <w:t xml:space="preserve">Evidence Artifact</w:t>
@@ -5422,7 +4885,6 @@
           <w:p>
             <w:pPr>
               <w:pStyle w:val="Compact"/>
-              <w:jc w:val="left"/>
             </w:pPr>
             <w:r>
               <w:t xml:space="preserve">Annual security assessment (3PAO)</w:t>
@@ -5434,7 +4896,6 @@
           <w:p>
             <w:pPr>
               <w:pStyle w:val="Compact"/>
-              <w:jc w:val="left"/>
             </w:pPr>
             <w:r>
               <w:t xml:space="preserve">Annual</w:t>
@@ -5446,7 +4907,6 @@
           <w:p>
             <w:pPr>
               <w:pStyle w:val="Compact"/>
-              <w:jc w:val="left"/>
             </w:pPr>
             <w:r>
               <w:t xml:space="preserve">AO / CISO</w:t>
@@ -5458,7 +4918,6 @@
           <w:p>
             <w:pPr>
               <w:pStyle w:val="Compact"/>
-              <w:jc w:val="left"/>
             </w:pPr>
             <w:r>
               <w:t xml:space="preserve">Assessment report</w:t>
@@ -5472,7 +4931,6 @@
           <w:p>
             <w:pPr>
               <w:pStyle w:val="Compact"/>
-              <w:jc w:val="left"/>
             </w:pPr>
             <w:r>
               <w:t xml:space="preserve">Penetration test</w:t>
@@ -5484,7 +4942,6 @@
           <w:p>
             <w:pPr>
               <w:pStyle w:val="Compact"/>
-              <w:jc w:val="left"/>
             </w:pPr>
             <w:r>
               <w:t xml:space="preserve">Annual</w:t>
@@ -5496,7 +4953,6 @@
           <w:p>
             <w:pPr>
               <w:pStyle w:val="Compact"/>
-              <w:jc w:val="left"/>
             </w:pPr>
             <w:r>
               <w:t xml:space="preserve">3PAO</w:t>
@@ -5508,7 +4964,6 @@
           <w:p>
             <w:pPr>
               <w:pStyle w:val="Compact"/>
-              <w:jc w:val="left"/>
             </w:pPr>
             <w:r>
               <w:t xml:space="preserve">Pen test report</w:t>
@@ -5522,7 +4977,6 @@
           <w:p>
             <w:pPr>
               <w:pStyle w:val="Compact"/>
-              <w:jc w:val="left"/>
             </w:pPr>
             <w:r>
               <w:t xml:space="preserve">Tabletop incident response exercise</w:t>
@@ -5534,7 +4988,6 @@
           <w:p>
             <w:pPr>
               <w:pStyle w:val="Compact"/>
-              <w:jc w:val="left"/>
             </w:pPr>
             <w:r>
               <w:t xml:space="preserve">Semi-annual</w:t>
@@ -5546,7 +4999,6 @@
           <w:p>
             <w:pPr>
               <w:pStyle w:val="Compact"/>
-              <w:jc w:val="left"/>
             </w:pPr>
             <w:r>
               <w:t xml:space="preserve">ISSO / SOC</w:t>
@@ -5558,7 +5010,6 @@
           <w:p>
             <w:pPr>
               <w:pStyle w:val="Compact"/>
-              <w:jc w:val="left"/>
             </w:pPr>
             <w:r>
               <w:t xml:space="preserve">Exercise after-action report</w:t>
@@ -5572,7 +5023,6 @@
           <w:p>
             <w:pPr>
               <w:pStyle w:val="Compact"/>
-              <w:jc w:val="left"/>
             </w:pPr>
             <w:r>
               <w:t xml:space="preserve">Control spot-check (automated KSI monitoring)</w:t>
@@ -5584,7 +5034,6 @@
           <w:p>
             <w:pPr>
               <w:pStyle w:val="Compact"/>
-              <w:jc w:val="left"/>
             </w:pPr>
             <w:r>
               <w:t xml:space="preserve">Continuous</w:t>
@@ -5596,7 +5045,6 @@
           <w:p>
             <w:pPr>
               <w:pStyle w:val="Compact"/>
-              <w:jc w:val="left"/>
             </w:pPr>
             <w:r>
               <w:t xml:space="preserve">DevSecOps / SOC</w:t>
@@ -5608,7 +5056,6 @@
           <w:p>
             <w:pPr>
               <w:pStyle w:val="Compact"/>
-              <w:jc w:val="left"/>
             </w:pPr>
             <w:r>
               <w:t xml:space="preserve">Sentinel dashboard</w:t>
@@ -5622,7 +5069,6 @@
           <w:p>
             <w:pPr>
               <w:pStyle w:val="Compact"/>
-              <w:jc w:val="left"/>
             </w:pPr>
             <w:r>
               <w:t xml:space="preserve">Vulnerability scan (Defender VM)</w:t>
@@ -5634,7 +5080,6 @@
           <w:p>
             <w:pPr>
               <w:pStyle w:val="Compact"/>
-              <w:jc w:val="left"/>
             </w:pPr>
             <w:r>
               <w:t xml:space="preserve">Continuous</w:t>
@@ -5646,7 +5091,6 @@
           <w:p>
             <w:pPr>
               <w:pStyle w:val="Compact"/>
-              <w:jc w:val="left"/>
             </w:pPr>
             <w:r>
               <w:t xml:space="preserve">SOC</w:t>
@@ -5658,21 +5102,19 @@
           <w:p>
             <w:pPr>
               <w:pStyle w:val="Compact"/>
-              <w:jc w:val="left"/>
-            </w:pPr>
-            <w:r>
-              <w:t xml:space="preserve">Part 8 Defender VM output</w:t>
-            </w:r>
-          </w:p>
-        </w:tc>
-      </w:tr>
-      <w:tr>
-        <w:tc>
-          <w:tcPr/>
-          <w:p>
-            <w:pPr>
-              <w:pStyle w:val="Compact"/>
-              <w:jc w:val="left"/>
+            </w:pPr>
+            <w:r>
+              <w:t xml:space="preserve">Part 11 Defender VM output</w:t>
+            </w:r>
+          </w:p>
+        </w:tc>
+      </w:tr>
+      <w:tr>
+        <w:tc>
+          <w:tcPr/>
+          <w:p>
+            <w:pPr>
+              <w:pStyle w:val="Compact"/>
             </w:pPr>
             <w:r>
               <w:t xml:space="preserve">SBOM/VDR scan (Grype CI gate)</w:t>
@@ -5684,7 +5126,6 @@
           <w:p>
             <w:pPr>
               <w:pStyle w:val="Compact"/>
-              <w:jc w:val="left"/>
             </w:pPr>
             <w:r>
               <w:t xml:space="preserve">Every PR merge</w:t>
@@ -5696,7 +5137,6 @@
           <w:p>
             <w:pPr>
               <w:pStyle w:val="Compact"/>
-              <w:jc w:val="left"/>
             </w:pPr>
             <w:r>
               <w:t xml:space="preserve">DevSecOps</w:t>
@@ -5708,21 +5148,19 @@
           <w:p>
             <w:pPr>
               <w:pStyle w:val="Compact"/>
-              <w:jc w:val="left"/>
-            </w:pPr>
-            <w:r>
-              <w:t xml:space="preserve">Part 12 CI logs</w:t>
-            </w:r>
-          </w:p>
-        </w:tc>
-      </w:tr>
-      <w:tr>
-        <w:tc>
-          <w:tcPr/>
-          <w:p>
-            <w:pPr>
-              <w:pStyle w:val="Compact"/>
-              <w:jc w:val="left"/>
+            </w:pPr>
+            <w:r>
+              <w:t xml:space="preserve">Part 15 CI logs</w:t>
+            </w:r>
+          </w:p>
+        </w:tc>
+      </w:tr>
+      <w:tr>
+        <w:tc>
+          <w:tcPr/>
+          <w:p>
+            <w:pPr>
+              <w:pStyle w:val="Compact"/>
             </w:pPr>
             <w:r>
               <w:t xml:space="preserve">Contingency plan test</w:t>
@@ -5734,7 +5172,6 @@
           <w:p>
             <w:pPr>
               <w:pStyle w:val="Compact"/>
-              <w:jc w:val="left"/>
             </w:pPr>
             <w:r>
               <w:t xml:space="preserve">Annual</w:t>
@@ -5746,7 +5183,6 @@
           <w:p>
             <w:pPr>
               <w:pStyle w:val="Compact"/>
-              <w:jc w:val="left"/>
             </w:pPr>
             <w:r>
               <w:t xml:space="preserve">ISSO</w:t>
@@ -5758,7 +5194,6 @@
           <w:p>
             <w:pPr>
               <w:pStyle w:val="Compact"/>
-              <w:jc w:val="left"/>
             </w:pPr>
             <w:r>
               <w:t xml:space="preserve">CP-4 test results</w:t>
@@ -5772,7 +5207,6 @@
           <w:p>
             <w:pPr>
               <w:pStyle w:val="Compact"/>
-              <w:jc w:val="left"/>
             </w:pPr>
             <w:r>
               <w:t xml:space="preserve">Configuration baseline review</w:t>
@@ -5784,7 +5218,6 @@
           <w:p>
             <w:pPr>
               <w:pStyle w:val="Compact"/>
-              <w:jc w:val="left"/>
             </w:pPr>
             <w:r>
               <w:t xml:space="preserve">Quarterly</w:t>
@@ -5796,7 +5229,6 @@
           <w:p>
             <w:pPr>
               <w:pStyle w:val="Compact"/>
-              <w:jc w:val="left"/>
             </w:pPr>
             <w:r>
               <w:t xml:space="preserve">DevSecOps</w:t>
@@ -5808,7 +5240,6 @@
           <w:p>
             <w:pPr>
               <w:pStyle w:val="Compact"/>
-              <w:jc w:val="left"/>
             </w:pPr>
             <w:r>
               <w:t xml:space="preserve">GitHub baseline diff</w:t>
@@ -5817,23 +5248,14 @@
         </w:tc>
       </w:tr>
     </w:tbl>
-    <w:bookmarkEnd w:id="47"/>
-    <w:bookmarkStart w:id="48" w:name="training-requirements"/>
+    <w:bookmarkEnd w:id="36"/>
+    <w:bookmarkStart w:id="37" w:name="training-requirements"/>
     <w:p>
       <w:pPr>
         <w:pStyle w:val="Heading2"/>
       </w:pPr>
       <w:r>
-        <w:rPr>
-          <w:rStyle w:val="SectionNumber"/>
-        </w:rPr>
-        <w:t xml:space="preserve">6.3</w:t>
-      </w:r>
-      <w:r>
-        <w:tab/>
-      </w:r>
-      <w:r>
-        <w:t xml:space="preserve">Training Requirements</w:t>
+        <w:t xml:space="preserve">6.3 Training Requirements</w:t>
       </w:r>
     </w:p>
     <w:p>
@@ -5854,8 +5276,8 @@
       <w:tblPr>
         <w:tblStyle w:val="Table"/>
         <w:tblW w:type="pct" w:w="5000"/>
+        <w:tblLayout w:type="fixed"/>
         <w:tblLook w:firstRow="1" w:lastRow="0" w:firstColumn="0" w:lastColumn="0" w:noHBand="0" w:noVBand="0" w:val="0020"/>
-        <w:jc w:val="start"/>
       </w:tblPr>
       <w:tblGrid>
         <w:gridCol w:w="1685"/>
@@ -5865,14 +5287,13 @@
       </w:tblGrid>
       <w:tr>
         <w:trPr>
-          <w:tblHeader w:val="true"/>
+          <w:tblHeader w:val="on"/>
         </w:trPr>
         <w:tc>
           <w:tcPr/>
           <w:p>
             <w:pPr>
               <w:pStyle w:val="Compact"/>
-              <w:jc w:val="left"/>
             </w:pPr>
             <w:r>
               <w:t xml:space="preserve">Training</w:t>
@@ -5884,7 +5305,6 @@
           <w:p>
             <w:pPr>
               <w:pStyle w:val="Compact"/>
-              <w:jc w:val="left"/>
             </w:pPr>
             <w:r>
               <w:t xml:space="preserve">Frequency</w:t>
@@ -5896,7 +5316,6 @@
           <w:p>
             <w:pPr>
               <w:pStyle w:val="Compact"/>
-              <w:jc w:val="left"/>
             </w:pPr>
             <w:r>
               <w:t xml:space="preserve">Audience</w:t>
@@ -5908,7 +5327,6 @@
           <w:p>
             <w:pPr>
               <w:pStyle w:val="Compact"/>
-              <w:jc w:val="left"/>
             </w:pPr>
             <w:r>
               <w:t xml:space="preserve">Tracking System</w:t>
@@ -5922,7 +5340,6 @@
           <w:p>
             <w:pPr>
               <w:pStyle w:val="Compact"/>
-              <w:jc w:val="left"/>
             </w:pPr>
             <w:r>
               <w:t xml:space="preserve">Security awareness (role-based)</w:t>
@@ -5934,7 +5351,6 @@
           <w:p>
             <w:pPr>
               <w:pStyle w:val="Compact"/>
-              <w:jc w:val="left"/>
             </w:pPr>
             <w:r>
               <w:t xml:space="preserve">Annual</w:t>
@@ -5946,7 +5362,6 @@
           <w:p>
             <w:pPr>
               <w:pStyle w:val="Compact"/>
-              <w:jc w:val="left"/>
             </w:pPr>
             <w:r>
               <w:t xml:space="preserve">All users</w:t>
@@ -5958,7 +5373,6 @@
           <w:p>
             <w:pPr>
               <w:pStyle w:val="Compact"/>
-              <w:jc w:val="left"/>
             </w:pPr>
             <w:r>
               <w:t xml:space="preserve">[LMS NAME]</w:t>
@@ -5972,7 +5386,6 @@
           <w:p>
             <w:pPr>
               <w:pStyle w:val="Compact"/>
-              <w:jc w:val="left"/>
             </w:pPr>
             <w:r>
               <w:t xml:space="preserve">FedRAMP procedures</w:t>
@@ -5984,7 +5397,6 @@
           <w:p>
             <w:pPr>
               <w:pStyle w:val="Compact"/>
-              <w:jc w:val="left"/>
             </w:pPr>
             <w:r>
               <w:t xml:space="preserve">Annual</w:t>
@@ -5996,7 +5408,6 @@
           <w:p>
             <w:pPr>
               <w:pStyle w:val="Compact"/>
-              <w:jc w:val="left"/>
             </w:pPr>
             <w:r>
               <w:t xml:space="preserve">ISSO, security team</w:t>
@@ -6008,7 +5419,6 @@
           <w:p>
             <w:pPr>
               <w:pStyle w:val="Compact"/>
-              <w:jc w:val="left"/>
             </w:pPr>
             <w:r>
               <w:t xml:space="preserve">[LMS NAME]</w:t>
@@ -6022,7 +5432,6 @@
           <w:p>
             <w:pPr>
               <w:pStyle w:val="Compact"/>
-              <w:jc w:val="left"/>
             </w:pPr>
             <w:r>
               <w:t xml:space="preserve">Incident response procedures</w:t>
@@ -6034,7 +5443,6 @@
           <w:p>
             <w:pPr>
               <w:pStyle w:val="Compact"/>
-              <w:jc w:val="left"/>
             </w:pPr>
             <w:r>
               <w:t xml:space="preserve">Semi-annual</w:t>
@@ -6046,7 +5454,6 @@
           <w:p>
             <w:pPr>
               <w:pStyle w:val="Compact"/>
-              <w:jc w:val="left"/>
             </w:pPr>
             <w:r>
               <w:t xml:space="preserve">ISSO, SOC, DevSecOps</w:t>
@@ -6058,7 +5465,6 @@
           <w:p>
             <w:pPr>
               <w:pStyle w:val="Compact"/>
-              <w:jc w:val="left"/>
             </w:pPr>
             <w:r>
               <w:t xml:space="preserve">Tabletop exercise roster</w:t>
@@ -6072,7 +5478,6 @@
           <w:p>
             <w:pPr>
               <w:pStyle w:val="Compact"/>
-              <w:jc w:val="left"/>
             </w:pPr>
             <w:r>
               <w:t xml:space="preserve">SBOM/supply chain awareness</w:t>
@@ -6084,7 +5489,6 @@
           <w:p>
             <w:pPr>
               <w:pStyle w:val="Compact"/>
-              <w:jc w:val="left"/>
             </w:pPr>
             <w:r>
               <w:t xml:space="preserve">Annual</w:t>
@@ -6096,7 +5500,6 @@
           <w:p>
             <w:pPr>
               <w:pStyle w:val="Compact"/>
-              <w:jc w:val="left"/>
             </w:pPr>
             <w:r>
               <w:t xml:space="preserve">DevSecOps, procurement</w:t>
@@ -6108,7 +5511,6 @@
           <w:p>
             <w:pPr>
               <w:pStyle w:val="Compact"/>
-              <w:jc w:val="left"/>
             </w:pPr>
             <w:r>
               <w:t xml:space="preserve">[LMS NAME]</w:t>
@@ -6122,7 +5524,6 @@
           <w:p>
             <w:pPr>
               <w:pStyle w:val="Compact"/>
-              <w:jc w:val="left"/>
             </w:pPr>
             <w:r>
               <w:t xml:space="preserve">Privacy (PII handling)</w:t>
@@ -6134,7 +5535,6 @@
           <w:p>
             <w:pPr>
               <w:pStyle w:val="Compact"/>
-              <w:jc w:val="left"/>
             </w:pPr>
             <w:r>
               <w:t xml:space="preserve">Annual</w:t>
@@ -6146,7 +5546,6 @@
           <w:p>
             <w:pPr>
               <w:pStyle w:val="Compact"/>
-              <w:jc w:val="left"/>
             </w:pPr>
             <w:r>
               <w:t xml:space="preserve">All users with PII access</w:t>
@@ -6158,7 +5557,6 @@
           <w:p>
             <w:pPr>
               <w:pStyle w:val="Compact"/>
-              <w:jc w:val="left"/>
             </w:pPr>
             <w:r>
               <w:t xml:space="preserve">[LMS NAME]</w:t>
@@ -6167,23 +5565,14 @@
         </w:tc>
       </w:tr>
     </w:tbl>
-    <w:bookmarkEnd w:id="48"/>
-    <w:bookmarkStart w:id="49" w:name="continuous-monitoring-program"/>
+    <w:bookmarkEnd w:id="37"/>
+    <w:bookmarkStart w:id="38" w:name="continuous-monitoring-program"/>
     <w:p>
       <w:pPr>
         <w:pStyle w:val="Heading2"/>
       </w:pPr>
       <w:r>
-        <w:rPr>
-          <w:rStyle w:val="SectionNumber"/>
-        </w:rPr>
-        <w:t xml:space="preserve">6.4</w:t>
-      </w:r>
-      <w:r>
-        <w:tab/>
-      </w:r>
-      <w:r>
-        <w:t xml:space="preserve">Continuous Monitoring Program</w:t>
+        <w:t xml:space="preserve">6.4 Continuous Monitoring Program</w:t>
       </w:r>
     </w:p>
     <w:p>
@@ -6197,7 +5586,7 @@
         <w:t xml:space="preserve"> </w:t>
       </w:r>
       <w:r>
-        <w:t xml:space="preserve">operationalized through the Part 10 Sentinel XDR platform with the following</w:t>
+        <w:t xml:space="preserve">operationalized through the Part 13 Sentinel XDR platform with the following</w:t>
       </w:r>
       <w:r>
         <w:t xml:space="preserve"> </w:t>
@@ -6210,8 +5599,8 @@
       <w:tblPr>
         <w:tblStyle w:val="Table"/>
         <w:tblW w:type="pct" w:w="5000"/>
+        <w:tblLayout w:type="fixed"/>
         <w:tblLook w:firstRow="1" w:lastRow="0" w:firstColumn="0" w:lastColumn="0" w:noHBand="0" w:noVBand="0" w:val="0020"/>
-        <w:jc w:val="start"/>
       </w:tblPr>
       <w:tblGrid>
         <w:gridCol w:w="1584"/>
@@ -6221,14 +5610,13 @@
       </w:tblGrid>
       <w:tr>
         <w:trPr>
-          <w:tblHeader w:val="true"/>
+          <w:tblHeader w:val="on"/>
         </w:trPr>
         <w:tc>
           <w:tcPr/>
           <w:p>
             <w:pPr>
               <w:pStyle w:val="Compact"/>
-              <w:jc w:val="left"/>
             </w:pPr>
             <w:r>
               <w:t xml:space="preserve">Dimension</w:t>
@@ -6240,7 +5628,6 @@
           <w:p>
             <w:pPr>
               <w:pStyle w:val="Compact"/>
-              <w:jc w:val="left"/>
             </w:pPr>
             <w:r>
               <w:t xml:space="preserve">KSI Theme</w:t>
@@ -6252,7 +5639,6 @@
           <w:p>
             <w:pPr>
               <w:pStyle w:val="Compact"/>
-              <w:jc w:val="left"/>
             </w:pPr>
             <w:r>
               <w:t xml:space="preserve">Sentinel Workbook</w:t>
@@ -6264,7 +5650,6 @@
           <w:p>
             <w:pPr>
               <w:pStyle w:val="Compact"/>
-              <w:jc w:val="left"/>
             </w:pPr>
             <w:r>
               <w:t xml:space="preserve">Alert Cadence</w:t>
@@ -6278,7 +5663,6 @@
           <w:p>
             <w:pPr>
               <w:pStyle w:val="Compact"/>
-              <w:jc w:val="left"/>
             </w:pPr>
             <w:r>
               <w:t xml:space="preserve">Identity anomalies</w:t>
@@ -6290,7 +5674,6 @@
           <w:p>
             <w:pPr>
               <w:pStyle w:val="Compact"/>
-              <w:jc w:val="left"/>
             </w:pPr>
             <w:r>
               <w:t xml:space="preserve">KSI-IAM</w:t>
@@ -6302,7 +5685,6 @@
           <w:p>
             <w:pPr>
               <w:pStyle w:val="Compact"/>
-              <w:jc w:val="left"/>
             </w:pPr>
             <w:r>
               <w:t xml:space="preserve">Identity &amp; Access</w:t>
@@ -6314,7 +5696,6 @@
           <w:p>
             <w:pPr>
               <w:pStyle w:val="Compact"/>
-              <w:jc w:val="left"/>
             </w:pPr>
             <w:r>
               <w:t xml:space="preserve">Real-time</w:t>
@@ -6328,7 +5709,6 @@
           <w:p>
             <w:pPr>
               <w:pStyle w:val="Compact"/>
-              <w:jc w:val="left"/>
             </w:pPr>
             <w:r>
               <w:t xml:space="preserve">Network anomalies</w:t>
@@ -6340,7 +5720,6 @@
           <w:p>
             <w:pPr>
               <w:pStyle w:val="Compact"/>
-              <w:jc w:val="left"/>
             </w:pPr>
             <w:r>
               <w:t xml:space="preserve">KSI-CNA</w:t>
@@ -6352,7 +5731,6 @@
           <w:p>
             <w:pPr>
               <w:pStyle w:val="Compact"/>
-              <w:jc w:val="left"/>
             </w:pPr>
             <w:r>
               <w:t xml:space="preserve">Network Security</w:t>
@@ -6364,7 +5742,6 @@
           <w:p>
             <w:pPr>
               <w:pStyle w:val="Compact"/>
-              <w:jc w:val="left"/>
             </w:pPr>
             <w:r>
               <w:t xml:space="preserve">Real-time</w:t>
@@ -6378,7 +5755,6 @@
           <w:p>
             <w:pPr>
               <w:pStyle w:val="Compact"/>
-              <w:jc w:val="left"/>
             </w:pPr>
             <w:r>
               <w:t xml:space="preserve">Endpoint threats</w:t>
@@ -6390,7 +5766,6 @@
           <w:p>
             <w:pPr>
               <w:pStyle w:val="Compact"/>
-              <w:jc w:val="left"/>
             </w:pPr>
             <w:r>
               <w:t xml:space="preserve">KSI-PIY</w:t>
@@ -6402,7 +5777,6 @@
           <w:p>
             <w:pPr>
               <w:pStyle w:val="Compact"/>
-              <w:jc w:val="left"/>
             </w:pPr>
             <w:r>
               <w:t xml:space="preserve">Endpoint Protection</w:t>
@@ -6414,7 +5788,6 @@
           <w:p>
             <w:pPr>
               <w:pStyle w:val="Compact"/>
-              <w:jc w:val="left"/>
             </w:pPr>
             <w:r>
               <w:t xml:space="preserve">Real-time</w:t>
@@ -6428,7 +5801,6 @@
           <w:p>
             <w:pPr>
               <w:pStyle w:val="Compact"/>
-              <w:jc w:val="left"/>
             </w:pPr>
             <w:r>
               <w:t xml:space="preserve">Vulnerability posture</w:t>
@@ -6440,7 +5812,6 @@
           <w:p>
             <w:pPr>
               <w:pStyle w:val="Compact"/>
-              <w:jc w:val="left"/>
             </w:pPr>
             <w:r>
               <w:t xml:space="preserve">KSI-MLA</w:t>
@@ -6452,7 +5823,6 @@
           <w:p>
             <w:pPr>
               <w:pStyle w:val="Compact"/>
-              <w:jc w:val="left"/>
             </w:pPr>
             <w:r>
               <w:t xml:space="preserve">Vulnerability Dashboard</w:t>
@@ -6464,7 +5834,6 @@
           <w:p>
             <w:pPr>
               <w:pStyle w:val="Compact"/>
-              <w:jc w:val="left"/>
             </w:pPr>
             <w:r>
               <w:t xml:space="preserve">Daily</w:t>
@@ -6478,7 +5847,6 @@
           <w:p>
             <w:pPr>
               <w:pStyle w:val="Compact"/>
-              <w:jc w:val="left"/>
             </w:pPr>
             <w:r>
               <w:t xml:space="preserve">SBOM drift / CVE ingestion</w:t>
@@ -6490,7 +5858,6 @@
           <w:p>
             <w:pPr>
               <w:pStyle w:val="Compact"/>
-              <w:jc w:val="left"/>
             </w:pPr>
             <w:r>
               <w:t xml:space="preserve">KSI-CMT / KSI-SCR</w:t>
@@ -6502,7 +5869,6 @@
           <w:p>
             <w:pPr>
               <w:pStyle w:val="Compact"/>
-              <w:jc w:val="left"/>
             </w:pPr>
             <w:r>
               <w:t xml:space="preserve">SBOM Dashboard</w:t>
@@ -6514,7 +5880,6 @@
           <w:p>
             <w:pPr>
               <w:pStyle w:val="Compact"/>
-              <w:jc w:val="left"/>
             </w:pPr>
             <w:r>
               <w:t xml:space="preserve">Per-commit</w:t>
@@ -6528,7 +5893,6 @@
           <w:p>
             <w:pPr>
               <w:pStyle w:val="Compact"/>
-              <w:jc w:val="left"/>
             </w:pPr>
             <w:r>
               <w:t xml:space="preserve">Log completeness</w:t>
@@ -6540,7 +5904,6 @@
           <w:p>
             <w:pPr>
               <w:pStyle w:val="Compact"/>
-              <w:jc w:val="left"/>
             </w:pPr>
             <w:r>
               <w:t xml:space="preserve">KSI-MLA</w:t>
@@ -6552,7 +5915,6 @@
           <w:p>
             <w:pPr>
               <w:pStyle w:val="Compact"/>
-              <w:jc w:val="left"/>
             </w:pPr>
             <w:r>
               <w:t xml:space="preserve">Log Analytics Health</w:t>
@@ -6564,7 +5926,6 @@
           <w:p>
             <w:pPr>
               <w:pStyle w:val="Compact"/>
-              <w:jc w:val="left"/>
             </w:pPr>
             <w:r>
               <w:t xml:space="preserve">Hourly</w:t>
@@ -6580,42 +5941,24 @@
         </w:pict>
       </w:r>
     </w:p>
-    <w:bookmarkEnd w:id="49"/>
-    <w:bookmarkEnd w:id="50"/>
-    <w:bookmarkStart w:id="55" w:name="security-contact-registry-pm-15"/>
+    <w:bookmarkEnd w:id="38"/>
+    <w:bookmarkEnd w:id="39"/>
+    <w:bookmarkStart w:id="44" w:name="security-contact-registry-pm-15"/>
     <w:p>
       <w:pPr>
         <w:pStyle w:val="Heading1"/>
       </w:pPr>
       <w:r>
-        <w:rPr>
-          <w:rStyle w:val="SectionNumber"/>
-        </w:rPr>
-        <w:t xml:space="preserve">7</w:t>
-      </w:r>
-      <w:r>
-        <w:tab/>
-      </w:r>
-      <w:r>
-        <w:t xml:space="preserve">Security Contact Registry (PM-15)</w:t>
-      </w:r>
-    </w:p>
-    <w:bookmarkStart w:id="54" w:name="industry-and-government-liaison-contacts"/>
+        <w:t xml:space="preserve">7. Security Contact Registry (PM-15)</w:t>
+      </w:r>
+    </w:p>
+    <w:bookmarkStart w:id="43" w:name="industry-and-government-liaison-contacts"/>
     <w:p>
       <w:pPr>
         <w:pStyle w:val="Heading2"/>
       </w:pPr>
       <w:r>
-        <w:rPr>
-          <w:rStyle w:val="SectionNumber"/>
-        </w:rPr>
-        <w:t xml:space="preserve">7.1</w:t>
-      </w:r>
-      <w:r>
-        <w:tab/>
-      </w:r>
-      <w:r>
-        <w:t xml:space="preserve">Industry and Government Liaison Contacts</w:t>
+        <w:t xml:space="preserve">7.1 Industry and Government Liaison Contacts</w:t>
       </w:r>
     </w:p>
     <w:p>
@@ -6638,30 +5981,21 @@
         <w:t xml:space="preserve">is maintained by the CISO and reviewed quarterly.</w:t>
       </w:r>
     </w:p>
-    <w:bookmarkStart w:id="51" w:name="government-contacts"/>
+    <w:bookmarkStart w:id="40" w:name="government-contacts"/>
     <w:p>
       <w:pPr>
         <w:pStyle w:val="Heading3"/>
       </w:pPr>
       <w:r>
-        <w:rPr>
-          <w:rStyle w:val="SectionNumber"/>
-        </w:rPr>
-        <w:t xml:space="preserve">7.1.1</w:t>
-      </w:r>
-      <w:r>
-        <w:tab/>
-      </w:r>
-      <w:r>
-        <w:t xml:space="preserve">Government Contacts</w:t>
+        <w:t xml:space="preserve">7.1.1 Government Contacts</w:t>
       </w:r>
     </w:p>
     <w:tbl>
       <w:tblPr>
         <w:tblStyle w:val="Table"/>
         <w:tblW w:type="pct" w:w="5000"/>
+        <w:tblLayout w:type="fixed"/>
         <w:tblLook w:firstRow="1" w:lastRow="0" w:firstColumn="0" w:lastColumn="0" w:noHBand="0" w:noVBand="0" w:val="0020"/>
-        <w:jc w:val="start"/>
       </w:tblPr>
       <w:tblGrid>
         <w:gridCol w:w="1634"/>
@@ -6671,14 +6005,13 @@
       </w:tblGrid>
       <w:tr>
         <w:trPr>
-          <w:tblHeader w:val="true"/>
+          <w:tblHeader w:val="on"/>
         </w:trPr>
         <w:tc>
           <w:tcPr/>
           <w:p>
             <w:pPr>
               <w:pStyle w:val="Compact"/>
-              <w:jc w:val="left"/>
             </w:pPr>
             <w:r>
               <w:t xml:space="preserve">Organization</w:t>
@@ -6690,7 +6023,6 @@
           <w:p>
             <w:pPr>
               <w:pStyle w:val="Compact"/>
-              <w:jc w:val="left"/>
             </w:pPr>
             <w:r>
               <w:t xml:space="preserve">Contact Type</w:t>
@@ -6702,7 +6034,6 @@
           <w:p>
             <w:pPr>
               <w:pStyle w:val="Compact"/>
-              <w:jc w:val="left"/>
             </w:pPr>
             <w:r>
               <w:t xml:space="preserve">Notification Trigger</w:t>
@@ -6714,7 +6045,6 @@
           <w:p>
             <w:pPr>
               <w:pStyle w:val="Compact"/>
-              <w:jc w:val="left"/>
             </w:pPr>
             <w:r>
               <w:t xml:space="preserve">Contact Method</w:t>
@@ -6728,7 +6058,6 @@
           <w:p>
             <w:pPr>
               <w:pStyle w:val="Compact"/>
-              <w:jc w:val="left"/>
             </w:pPr>
             <w:r>
               <w:t xml:space="preserve">CISA (US-CERT)</w:t>
@@ -6740,7 +6069,6 @@
           <w:p>
             <w:pPr>
               <w:pStyle w:val="Compact"/>
-              <w:jc w:val="left"/>
             </w:pPr>
             <w:r>
               <w:t xml:space="preserve">Incident reporting</w:t>
@@ -6752,7 +6080,6 @@
           <w:p>
             <w:pPr>
               <w:pStyle w:val="Compact"/>
-              <w:jc w:val="left"/>
             </w:pPr>
             <w:r>
               <w:t xml:space="preserve">All incidents meeting FISMA thresholds</w:t>
@@ -6764,7 +6091,6 @@
           <w:p>
             <w:pPr>
               <w:pStyle w:val="Compact"/>
-              <w:jc w:val="left"/>
             </w:pPr>
             <w:r>
               <w:t xml:space="preserve">ir@cisa.dhs.gov</w:t>
@@ -6778,7 +6104,6 @@
           <w:p>
             <w:pPr>
               <w:pStyle w:val="Compact"/>
-              <w:jc w:val="left"/>
             </w:pPr>
             <w:r>
               <w:t xml:space="preserve">CISA KEV team</w:t>
@@ -6790,7 +6115,6 @@
           <w:p>
             <w:pPr>
               <w:pStyle w:val="Compact"/>
-              <w:jc w:val="left"/>
             </w:pPr>
             <w:r>
               <w:t xml:space="preserve">Vulnerability intel</w:t>
@@ -6802,7 +6126,6 @@
           <w:p>
             <w:pPr>
               <w:pStyle w:val="Compact"/>
-              <w:jc w:val="left"/>
             </w:pPr>
             <w:r>
               <w:t xml:space="preserve">KEV additions affecting SSA SBOM components</w:t>
@@ -6814,7 +6137,6 @@
           <w:p>
             <w:pPr>
               <w:pStyle w:val="Compact"/>
-              <w:jc w:val="left"/>
             </w:pPr>
             <w:r>
               <w:t xml:space="preserve">kev@cisa.dhs.gov</w:t>
@@ -6828,7 +6150,6 @@
           <w:p>
             <w:pPr>
               <w:pStyle w:val="Compact"/>
-              <w:jc w:val="left"/>
             </w:pPr>
             <w:r>
               <w:t xml:space="preserve">FedRAMP PMO</w:t>
@@ -6840,7 +6161,6 @@
           <w:p>
             <w:pPr>
               <w:pStyle w:val="Compact"/>
-              <w:jc w:val="left"/>
             </w:pPr>
             <w:r>
               <w:t xml:space="preserve">Authorization</w:t>
@@ -6852,7 +6172,6 @@
           <w:p>
             <w:pPr>
               <w:pStyle w:val="Compact"/>
-              <w:jc w:val="left"/>
             </w:pPr>
             <w:r>
               <w:t xml:space="preserve">Significant change, annual assessment</w:t>
@@ -6864,7 +6183,6 @@
           <w:p>
             <w:pPr>
               <w:pStyle w:val="Compact"/>
-              <w:jc w:val="left"/>
             </w:pPr>
             <w:r>
               <w:t xml:space="preserve">info@fedramp.gov</w:t>
@@ -6878,7 +6196,6 @@
           <w:p>
             <w:pPr>
               <w:pStyle w:val="Compact"/>
-              <w:jc w:val="left"/>
             </w:pPr>
             <w:r>
               <w:t xml:space="preserve">OMB Cyber</w:t>
@@ -6890,7 +6207,6 @@
           <w:p>
             <w:pPr>
               <w:pStyle w:val="Compact"/>
-              <w:jc w:val="left"/>
             </w:pPr>
             <w:r>
               <w:t xml:space="preserve">Policy guidance</w:t>
@@ -6902,7 +6218,6 @@
           <w:p>
             <w:pPr>
               <w:pStyle w:val="Compact"/>
-              <w:jc w:val="left"/>
             </w:pPr>
             <w:r>
               <w:t xml:space="preserve">Major policy changes</w:t>
@@ -6914,7 +6229,6 @@
           <w:p>
             <w:pPr>
               <w:pStyle w:val="Compact"/>
-              <w:jc w:val="left"/>
             </w:pPr>
             <w:r>
               <w:t xml:space="preserve">[OMB POC]</w:t>
@@ -6928,7 +6242,6 @@
           <w:p>
             <w:pPr>
               <w:pStyle w:val="Compact"/>
-              <w:jc w:val="left"/>
             </w:pPr>
             <w:r>
               <w:t xml:space="preserve">SSA IG</w:t>
@@ -6940,7 +6253,6 @@
           <w:p>
             <w:pPr>
               <w:pStyle w:val="Compact"/>
-              <w:jc w:val="left"/>
             </w:pPr>
             <w:r>
               <w:t xml:space="preserve">Audit coordination</w:t>
@@ -6952,7 +6264,6 @@
           <w:p>
             <w:pPr>
               <w:pStyle w:val="Compact"/>
-              <w:jc w:val="left"/>
             </w:pPr>
             <w:r>
               <w:t xml:space="preserve">Audit notification, investigation referral</w:t>
@@ -6964,7 +6275,6 @@
           <w:p>
             <w:pPr>
               <w:pStyle w:val="Compact"/>
-              <w:jc w:val="left"/>
             </w:pPr>
             <w:r>
               <w:t xml:space="preserve">[IG POC]</w:t>
@@ -6973,31 +6283,22 @@
         </w:tc>
       </w:tr>
     </w:tbl>
-    <w:bookmarkEnd w:id="51"/>
-    <w:bookmarkStart w:id="52" w:name="industry-and-isac-contacts"/>
+    <w:bookmarkEnd w:id="40"/>
+    <w:bookmarkStart w:id="41" w:name="industry-and-isac-contacts"/>
     <w:p>
       <w:pPr>
         <w:pStyle w:val="Heading3"/>
       </w:pPr>
       <w:r>
-        <w:rPr>
-          <w:rStyle w:val="SectionNumber"/>
-        </w:rPr>
-        <w:t xml:space="preserve">7.1.2</w:t>
-      </w:r>
-      <w:r>
-        <w:tab/>
-      </w:r>
-      <w:r>
-        <w:t xml:space="preserve">Industry and ISAC Contacts</w:t>
+        <w:t xml:space="preserve">7.1.2 Industry and ISAC Contacts</w:t>
       </w:r>
     </w:p>
     <w:tbl>
       <w:tblPr>
         <w:tblStyle w:val="Table"/>
         <w:tblW w:type="pct" w:w="5000"/>
+        <w:tblLayout w:type="fixed"/>
         <w:tblLook w:firstRow="1" w:lastRow="0" w:firstColumn="0" w:lastColumn="0" w:noHBand="0" w:noVBand="0" w:val="0020"/>
-        <w:jc w:val="start"/>
       </w:tblPr>
       <w:tblGrid>
         <w:gridCol w:w="2101"/>
@@ -7007,14 +6308,13 @@
       </w:tblGrid>
       <w:tr>
         <w:trPr>
-          <w:tblHeader w:val="true"/>
+          <w:tblHeader w:val="on"/>
         </w:trPr>
         <w:tc>
           <w:tcPr/>
           <w:p>
             <w:pPr>
               <w:pStyle w:val="Compact"/>
-              <w:jc w:val="left"/>
             </w:pPr>
             <w:r>
               <w:t xml:space="preserve">Organization</w:t>
@@ -7026,7 +6326,6 @@
           <w:p>
             <w:pPr>
               <w:pStyle w:val="Compact"/>
-              <w:jc w:val="left"/>
             </w:pPr>
             <w:r>
               <w:t xml:space="preserve">Membership</w:t>
@@ -7038,7 +6337,6 @@
           <w:p>
             <w:pPr>
               <w:pStyle w:val="Compact"/>
-              <w:jc w:val="left"/>
             </w:pPr>
             <w:r>
               <w:t xml:space="preserve">Contact Purpose</w:t>
@@ -7050,7 +6348,6 @@
           <w:p>
             <w:pPr>
               <w:pStyle w:val="Compact"/>
-              <w:jc w:val="left"/>
             </w:pPr>
             <w:r>
               <w:t xml:space="preserve">Cadence</w:t>
@@ -7064,7 +6361,6 @@
           <w:p>
             <w:pPr>
               <w:pStyle w:val="Compact"/>
-              <w:jc w:val="left"/>
             </w:pPr>
             <w:r>
               <w:t xml:space="preserve">MS-ISAC</w:t>
@@ -7076,7 +6372,6 @@
           <w:p>
             <w:pPr>
               <w:pStyle w:val="Compact"/>
-              <w:jc w:val="left"/>
             </w:pPr>
             <w:r>
               <w:t xml:space="preserve">Active member</w:t>
@@ -7088,7 +6383,6 @@
           <w:p>
             <w:pPr>
               <w:pStyle w:val="Compact"/>
-              <w:jc w:val="left"/>
             </w:pPr>
             <w:r>
               <w:t xml:space="preserve">Threat intelligence sharing</w:t>
@@ -7100,7 +6394,6 @@
           <w:p>
             <w:pPr>
               <w:pStyle w:val="Compact"/>
-              <w:jc w:val="left"/>
             </w:pPr>
             <w:r>
               <w:t xml:space="preserve">Monthly briefing</w:t>
@@ -7114,7 +6407,6 @@
           <w:p>
             <w:pPr>
               <w:pStyle w:val="Compact"/>
-              <w:jc w:val="left"/>
             </w:pPr>
             <w:r>
               <w:t xml:space="preserve">IT-ISAC</w:t>
@@ -7126,7 +6418,6 @@
           <w:p>
             <w:pPr>
               <w:pStyle w:val="Compact"/>
-              <w:jc w:val="left"/>
             </w:pPr>
             <w:r>
               <w:t xml:space="preserve">Liaison</w:t>
@@ -7138,7 +6429,6 @@
           <w:p>
             <w:pPr>
               <w:pStyle w:val="Compact"/>
-              <w:jc w:val="left"/>
             </w:pPr>
             <w:r>
               <w:t xml:space="preserve">Federal IT threat feeds</w:t>
@@ -7150,7 +6440,6 @@
           <w:p>
             <w:pPr>
               <w:pStyle w:val="Compact"/>
-              <w:jc w:val="left"/>
             </w:pPr>
             <w:r>
               <w:t xml:space="preserve">Quarterly</w:t>
@@ -7164,7 +6453,6 @@
           <w:p>
             <w:pPr>
               <w:pStyle w:val="Compact"/>
-              <w:jc w:val="left"/>
             </w:pPr>
             <w:r>
               <w:t xml:space="preserve">Microsoft MSRC</w:t>
@@ -7176,7 +6464,6 @@
           <w:p>
             <w:pPr>
               <w:pStyle w:val="Compact"/>
-              <w:jc w:val="left"/>
             </w:pPr>
             <w:r>
               <w:t xml:space="preserve">Vendor subscription</w:t>
@@ -7188,7 +6475,6 @@
           <w:p>
             <w:pPr>
               <w:pStyle w:val="Compact"/>
-              <w:jc w:val="left"/>
             </w:pPr>
             <w:r>
               <w:t xml:space="preserve">CVE notification for Azure/M365</w:t>
@@ -7200,7 +6486,6 @@
           <w:p>
             <w:pPr>
               <w:pStyle w:val="Compact"/>
-              <w:jc w:val="left"/>
             </w:pPr>
             <w:r>
               <w:t xml:space="preserve">Automatic (RSS)</w:t>
@@ -7214,7 +6499,6 @@
           <w:p>
             <w:pPr>
               <w:pStyle w:val="Compact"/>
-              <w:jc w:val="left"/>
             </w:pPr>
             <w:r>
               <w:t xml:space="preserve">CISA PSIRT feeds</w:t>
@@ -7226,7 +6510,6 @@
           <w:p>
             <w:pPr>
               <w:pStyle w:val="Compact"/>
-              <w:jc w:val="left"/>
             </w:pPr>
             <w:r>
               <w:t xml:space="preserve">Subscription</w:t>
@@ -7238,7 +6521,6 @@
           <w:p>
             <w:pPr>
               <w:pStyle w:val="Compact"/>
-              <w:jc w:val="left"/>
             </w:pPr>
             <w:r>
               <w:t xml:space="preserve">VEX/VDR-relevant vendor advisories</w:t>
@@ -7250,7 +6532,6 @@
           <w:p>
             <w:pPr>
               <w:pStyle w:val="Compact"/>
-              <w:jc w:val="left"/>
             </w:pPr>
             <w:r>
               <w:t xml:space="preserve">Automatic</w:t>
@@ -7264,7 +6545,6 @@
           <w:p>
             <w:pPr>
               <w:pStyle w:val="Compact"/>
-              <w:jc w:val="left"/>
             </w:pPr>
             <w:r>
               <w:t xml:space="preserve">NIST NVD</w:t>
@@ -7276,7 +6556,6 @@
           <w:p>
             <w:pPr>
               <w:pStyle w:val="Compact"/>
-              <w:jc w:val="left"/>
             </w:pPr>
             <w:r>
               <w:t xml:space="preserve">Data consumer</w:t>
@@ -7288,7 +6567,6 @@
           <w:p>
             <w:pPr>
               <w:pStyle w:val="Compact"/>
-              <w:jc w:val="left"/>
             </w:pPr>
             <w:r>
               <w:t xml:space="preserve">CVE/CVSS feed for SBOM VDR generation</w:t>
@@ -7300,7 +6578,6 @@
           <w:p>
             <w:pPr>
               <w:pStyle w:val="Compact"/>
-              <w:jc w:val="left"/>
             </w:pPr>
             <w:r>
               <w:t xml:space="preserve">Daily automated pull</w:t>
@@ -7309,31 +6586,22 @@
         </w:tc>
       </w:tr>
     </w:tbl>
-    <w:bookmarkEnd w:id="52"/>
-    <w:bookmarkStart w:id="53" w:name="security-industry-contacts"/>
+    <w:bookmarkEnd w:id="41"/>
+    <w:bookmarkStart w:id="42" w:name="security-industry-contacts"/>
     <w:p>
       <w:pPr>
         <w:pStyle w:val="Heading3"/>
       </w:pPr>
       <w:r>
-        <w:rPr>
-          <w:rStyle w:val="SectionNumber"/>
-        </w:rPr>
-        <w:t xml:space="preserve">7.1.3</w:t>
-      </w:r>
-      <w:r>
-        <w:tab/>
-      </w:r>
-      <w:r>
-        <w:t xml:space="preserve">Security Industry Contacts</w:t>
+        <w:t xml:space="preserve">7.1.3 Security Industry Contacts</w:t>
       </w:r>
     </w:p>
     <w:tbl>
       <w:tblPr>
         <w:tblStyle w:val="Table"/>
         <w:tblW w:type="pct" w:w="5000"/>
+        <w:tblLayout w:type="fixed"/>
         <w:tblLook w:firstRow="1" w:lastRow="0" w:firstColumn="0" w:lastColumn="0" w:noHBand="0" w:noVBand="0" w:val="0020"/>
-        <w:jc w:val="start"/>
       </w:tblPr>
       <w:tblGrid>
         <w:gridCol w:w="4680"/>
@@ -7341,14 +6609,13 @@
       </w:tblGrid>
       <w:tr>
         <w:trPr>
-          <w:tblHeader w:val="true"/>
+          <w:tblHeader w:val="on"/>
         </w:trPr>
         <w:tc>
           <w:tcPr/>
           <w:p>
             <w:pPr>
               <w:pStyle w:val="Compact"/>
-              <w:jc w:val="left"/>
             </w:pPr>
             <w:r>
               <w:t xml:space="preserve">Organization</w:t>
@@ -7360,7 +6627,6 @@
           <w:p>
             <w:pPr>
               <w:pStyle w:val="Compact"/>
-              <w:jc w:val="left"/>
             </w:pPr>
             <w:r>
               <w:t xml:space="preserve">Purpose</w:t>
@@ -7374,7 +6640,6 @@
           <w:p>
             <w:pPr>
               <w:pStyle w:val="Compact"/>
-              <w:jc w:val="left"/>
             </w:pPr>
             <w:r>
               <w:t xml:space="preserve">Cloud Security Alliance (CSA)</w:t>
@@ -7386,7 +6651,6 @@
           <w:p>
             <w:pPr>
               <w:pStyle w:val="Compact"/>
-              <w:jc w:val="left"/>
             </w:pPr>
             <w:r>
               <w:t xml:space="preserve">FedRAMP best practices; STAR registry</w:t>
@@ -7400,7 +6664,6 @@
           <w:p>
             <w:pPr>
               <w:pStyle w:val="Compact"/>
-              <w:jc w:val="left"/>
             </w:pPr>
             <w:r>
               <w:t xml:space="preserve">ACT-IAC</w:t>
@@ -7412,7 +6675,6 @@
           <w:p>
             <w:pPr>
               <w:pStyle w:val="Compact"/>
-              <w:jc w:val="left"/>
             </w:pPr>
             <w:r>
               <w:t xml:space="preserve">Federal IT policy; FedRAMP 20x working groups</w:t>
@@ -7426,7 +6688,6 @@
           <w:p>
             <w:pPr>
               <w:pStyle w:val="Compact"/>
-              <w:jc w:val="left"/>
             </w:pPr>
             <w:r>
               <w:t xml:space="preserve">ISACA</w:t>
@@ -7438,7 +6699,6 @@
           <w:p>
             <w:pPr>
               <w:pStyle w:val="Compact"/>
-              <w:jc w:val="left"/>
             </w:pPr>
             <w:r>
               <w:t xml:space="preserve">Audit frameworks; COBIT alignment</w:t>
@@ -7454,73 +6714,55 @@
         </w:pict>
       </w:r>
     </w:p>
-    <w:bookmarkEnd w:id="53"/>
-    <w:bookmarkEnd w:id="54"/>
-    <w:bookmarkEnd w:id="55"/>
-    <w:bookmarkStart w:id="64" w:name="Xcb7d7a12a521ad2f34fcbc9b78b5c55b738633c"/>
+    <w:bookmarkEnd w:id="42"/>
+    <w:bookmarkEnd w:id="43"/>
+    <w:bookmarkEnd w:id="44"/>
+    <w:bookmarkStart w:id="53" w:name="Xcb7d7a12a521ad2f34fcbc9b78b5c55b738633c"/>
     <w:p>
       <w:pPr>
         <w:pStyle w:val="Heading1"/>
       </w:pPr>
       <w:r>
+        <w:t xml:space="preserve">8. Supply Chain Risk Management Governance Charter (PM-30)</w:t>
+      </w:r>
+    </w:p>
+    <w:bookmarkStart w:id="45" w:name="charter-purpose-and-authority"/>
+    <w:p>
+      <w:pPr>
+        <w:pStyle w:val="Heading2"/>
+      </w:pPr>
+      <w:r>
+        <w:t xml:space="preserve">8.1 Charter Purpose and Authority</w:t>
+      </w:r>
+    </w:p>
+    <w:p>
+      <w:pPr>
+        <w:pStyle w:val="FirstParagraph"/>
+      </w:pPr>
+      <w:r>
+        <w:t xml:space="preserve">This Supply Chain Risk Management (SCRM) Governance Charter establishes SSA’s</w:t>
+      </w:r>
+      <w:r>
+        <w:t xml:space="preserve"> </w:t>
+      </w:r>
+      <w:r>
+        <w:t xml:space="preserve">organizational commitment to identifying, assessing, and managing supply chain</w:t>
+      </w:r>
+      <w:r>
+        <w:t xml:space="preserve"> </w:t>
+      </w:r>
+      <w:r>
+        <w:t xml:space="preserve">risks across the lifecycle of cloud services used to deliver SSA’s mission.</w:t>
+      </w:r>
+    </w:p>
+    <w:p>
+      <w:pPr>
+        <w:pStyle w:val="BodyText"/>
+      </w:pPr>
+      <w:r>
         <w:rPr>
-          <w:rStyle w:val="SectionNumber"/>
-        </w:rPr>
-        <w:t xml:space="preserve">8</w:t>
-      </w:r>
-      <w:r>
-        <w:tab/>
-      </w:r>
-      <w:r>
-        <w:t xml:space="preserve">Supply Chain Risk Management Governance Charter (PM-30)</w:t>
-      </w:r>
-    </w:p>
-    <w:bookmarkStart w:id="56" w:name="charter-purpose-and-authority"/>
-    <w:p>
-      <w:pPr>
-        <w:pStyle w:val="Heading2"/>
-      </w:pPr>
-      <w:r>
-        <w:rPr>
-          <w:rStyle w:val="SectionNumber"/>
-        </w:rPr>
-        <w:t xml:space="preserve">8.1</w:t>
-      </w:r>
-      <w:r>
-        <w:tab/>
-      </w:r>
-      <w:r>
-        <w:t xml:space="preserve">Charter Purpose and Authority</w:t>
-      </w:r>
-    </w:p>
-    <w:p>
-      <w:pPr>
-        <w:pStyle w:val="FirstParagraph"/>
-      </w:pPr>
-      <w:r>
-        <w:t xml:space="preserve">This Supply Chain Risk Management (SCRM) Governance Charter establishes SSA’s</w:t>
-      </w:r>
-      <w:r>
-        <w:t xml:space="preserve"> </w:t>
-      </w:r>
-      <w:r>
-        <w:t xml:space="preserve">organizational commitment to identifying, assessing, and managing supply chain</w:t>
-      </w:r>
-      <w:r>
-        <w:t xml:space="preserve"> </w:t>
-      </w:r>
-      <w:r>
-        <w:t xml:space="preserve">risks across the lifecycle of cloud services used to deliver SSA’s mission.</w:t>
-      </w:r>
-    </w:p>
-    <w:p>
-      <w:pPr>
-        <w:pStyle w:val="BodyText"/>
-      </w:pPr>
-      <w:r>
-        <w:rPr>
+          <w:b/>
           <w:bCs/>
-          <w:b/>
         </w:rPr>
         <w:t xml:space="preserve">Authority:</w:t>
       </w:r>
@@ -7549,8 +6791,8 @@
       </w:pPr>
       <w:r>
         <w:rPr>
+          <w:b/>
           <w:bCs/>
-          <w:b/>
         </w:rPr>
         <w:t xml:space="preserve">Scope:</w:t>
       </w:r>
@@ -7567,23 +6809,14 @@
         <w:t xml:space="preserve">components, and system integrators within the FedRAMP authorization boundary.</w:t>
       </w:r>
     </w:p>
-    <w:bookmarkEnd w:id="56"/>
-    <w:bookmarkStart w:id="57" w:name="scrm-organizational-structure"/>
+    <w:bookmarkEnd w:id="45"/>
+    <w:bookmarkStart w:id="46" w:name="scrm-organizational-structure"/>
     <w:p>
       <w:pPr>
         <w:pStyle w:val="Heading2"/>
       </w:pPr>
       <w:r>
-        <w:rPr>
-          <w:rStyle w:val="SectionNumber"/>
-        </w:rPr>
-        <w:t xml:space="preserve">8.2</w:t>
-      </w:r>
-      <w:r>
-        <w:tab/>
-      </w:r>
-      <w:r>
-        <w:t xml:space="preserve">SCRM Organizational Structure</w:t>
+        <w:t xml:space="preserve">8.2 SCRM Organizational Structure</w:t>
       </w:r>
     </w:p>
     <w:p>
@@ -7651,23 +6884,14 @@
         <w:t xml:space="preserve">    └── Legal / Contracts (FOCI reviews, supply chain clauses)</w:t>
       </w:r>
     </w:p>
-    <w:bookmarkEnd w:id="57"/>
-    <w:bookmarkStart w:id="58" w:name="scrm-risk-categories"/>
+    <w:bookmarkEnd w:id="46"/>
+    <w:bookmarkStart w:id="47" w:name="scrm-risk-categories"/>
     <w:p>
       <w:pPr>
         <w:pStyle w:val="Heading2"/>
       </w:pPr>
       <w:r>
-        <w:rPr>
-          <w:rStyle w:val="SectionNumber"/>
-        </w:rPr>
-        <w:t xml:space="preserve">8.3</w:t>
-      </w:r>
-      <w:r>
-        <w:tab/>
-      </w:r>
-      <w:r>
-        <w:t xml:space="preserve">SCRM Risk Categories</w:t>
+        <w:t xml:space="preserve">8.3 SCRM Risk Categories</w:t>
       </w:r>
     </w:p>
     <w:p>
@@ -7688,8 +6912,8 @@
       <w:tblPr>
         <w:tblStyle w:val="Table"/>
         <w:tblW w:type="pct" w:w="5000"/>
+        <w:tblLayout w:type="fixed"/>
         <w:tblLook w:firstRow="1" w:lastRow="0" w:firstColumn="0" w:lastColumn="0" w:noHBand="0" w:noVBand="0" w:val="0020"/>
-        <w:jc w:val="start"/>
       </w:tblPr>
       <w:tblGrid>
         <w:gridCol w:w="1650"/>
@@ -7699,14 +6923,13 @@
       </w:tblGrid>
       <w:tr>
         <w:trPr>
-          <w:tblHeader w:val="true"/>
+          <w:tblHeader w:val="on"/>
         </w:trPr>
         <w:tc>
           <w:tcPr/>
           <w:p>
             <w:pPr>
               <w:pStyle w:val="Compact"/>
-              <w:jc w:val="left"/>
             </w:pPr>
             <w:r>
               <w:t xml:space="preserve">Category</w:t>
@@ -7718,7 +6941,6 @@
           <w:p>
             <w:pPr>
               <w:pStyle w:val="Compact"/>
-              <w:jc w:val="left"/>
             </w:pPr>
             <w:r>
               <w:t xml:space="preserve">Examples</w:t>
@@ -7730,7 +6952,6 @@
           <w:p>
             <w:pPr>
               <w:pStyle w:val="Compact"/>
-              <w:jc w:val="left"/>
             </w:pPr>
             <w:r>
               <w:t xml:space="preserve">Controls</w:t>
@@ -7742,26 +6963,24 @@
           <w:p>
             <w:pPr>
               <w:pStyle w:val="Compact"/>
-              <w:jc w:val="left"/>
-            </w:pPr>
-            <w:r>
-              <w:t xml:space="preserve">Part 12/13 Evidence</w:t>
-            </w:r>
-          </w:p>
-        </w:tc>
-      </w:tr>
-      <w:tr>
-        <w:tc>
-          <w:tcPr/>
-          <w:p>
-            <w:pPr>
-              <w:pStyle w:val="Compact"/>
-              <w:jc w:val="left"/>
+            </w:pPr>
+            <w:r>
+              <w:t xml:space="preserve">Part 15/16 Evidence</w:t>
+            </w:r>
+          </w:p>
+        </w:tc>
+      </w:tr>
+      <w:tr>
+        <w:tc>
+          <w:tcPr/>
+          <w:p>
+            <w:pPr>
+              <w:pStyle w:val="Compact"/>
             </w:pPr>
             <w:r>
               <w:rPr>
+                <w:b/>
                 <w:bCs/>
-                <w:b/>
               </w:rPr>
               <w:t xml:space="preserve">Counterfeit components</w:t>
             </w:r>
@@ -7772,7 +6991,6 @@
           <w:p>
             <w:pPr>
               <w:pStyle w:val="Compact"/>
-              <w:jc w:val="left"/>
             </w:pPr>
             <w:r>
               <w:t xml:space="preserve">Fake open-source packages, typosquatting</w:t>
@@ -7784,7 +7002,6 @@
           <w:p>
             <w:pPr>
               <w:pStyle w:val="Compact"/>
-              <w:jc w:val="left"/>
             </w:pPr>
             <w:r>
               <w:t xml:space="preserve">SR-3, SR-10</w:t>
@@ -7796,7 +7013,6 @@
           <w:p>
             <w:pPr>
               <w:pStyle w:val="Compact"/>
-              <w:jc w:val="left"/>
             </w:pPr>
             <w:r>
               <w:t xml:space="preserve">SBOM + Cosign verification</w:t>
@@ -7810,12 +7026,11 @@
           <w:p>
             <w:pPr>
               <w:pStyle w:val="Compact"/>
-              <w:jc w:val="left"/>
             </w:pPr>
             <w:r>
               <w:rPr>
+                <w:b/>
                 <w:bCs/>
-                <w:b/>
               </w:rPr>
               <w:t xml:space="preserve">Tampered components</w:t>
             </w:r>
@@ -7826,7 +7041,6 @@
           <w:p>
             <w:pPr>
               <w:pStyle w:val="Compact"/>
-              <w:jc w:val="left"/>
             </w:pPr>
             <w:r>
               <w:t xml:space="preserve">Compromised build pipeline, malicious update</w:t>
@@ -7838,7 +7052,6 @@
           <w:p>
             <w:pPr>
               <w:pStyle w:val="Compact"/>
-              <w:jc w:val="left"/>
             </w:pPr>
             <w:r>
               <w:t xml:space="preserve">SR-3, SA-10, SA-11</w:t>
@@ -7850,7 +7063,6 @@
           <w:p>
             <w:pPr>
               <w:pStyle w:val="Compact"/>
-              <w:jc w:val="left"/>
             </w:pPr>
             <w:r>
               <w:t xml:space="preserve">SLSA provenance, Grype CI gate</w:t>
@@ -7864,12 +7076,11 @@
           <w:p>
             <w:pPr>
               <w:pStyle w:val="Compact"/>
-              <w:jc w:val="left"/>
             </w:pPr>
             <w:r>
               <w:rPr>
+                <w:b/>
                 <w:bCs/>
-                <w:b/>
               </w:rPr>
               <w:t xml:space="preserve">Vulnerable components</w:t>
             </w:r>
@@ -7880,7 +7091,6 @@
           <w:p>
             <w:pPr>
               <w:pStyle w:val="Compact"/>
-              <w:jc w:val="left"/>
             </w:pPr>
             <w:r>
               <w:t xml:space="preserve">Known CVEs in SBOM dependencies</w:t>
@@ -7892,7 +7102,6 @@
           <w:p>
             <w:pPr>
               <w:pStyle w:val="Compact"/>
-              <w:jc w:val="left"/>
             </w:pPr>
             <w:r>
               <w:t xml:space="preserve">SR-5, SR-6, SR-11</w:t>
@@ -7904,7 +7113,6 @@
           <w:p>
             <w:pPr>
               <w:pStyle w:val="Compact"/>
-              <w:jc w:val="left"/>
             </w:pPr>
             <w:r>
               <w:t xml:space="preserve">VDR (Grype output), KEV integration</w:t>
@@ -7918,12 +7126,11 @@
           <w:p>
             <w:pPr>
               <w:pStyle w:val="Compact"/>
-              <w:jc w:val="left"/>
             </w:pPr>
             <w:r>
               <w:rPr>
+                <w:b/>
                 <w:bCs/>
-                <w:b/>
               </w:rPr>
               <w:t xml:space="preserve">Unauthorized access by supplier</w:t>
             </w:r>
@@ -7934,7 +7141,6 @@
           <w:p>
             <w:pPr>
               <w:pStyle w:val="Compact"/>
-              <w:jc w:val="left"/>
             </w:pPr>
             <w:r>
               <w:t xml:space="preserve">Vendor with excessive access</w:t>
@@ -7946,7 +7152,6 @@
           <w:p>
             <w:pPr>
               <w:pStyle w:val="Compact"/>
-              <w:jc w:val="left"/>
             </w:pPr>
             <w:r>
               <w:t xml:space="preserve">SR-6, AC-21</w:t>
@@ -7958,26 +7163,24 @@
           <w:p>
             <w:pPr>
               <w:pStyle w:val="Compact"/>
-              <w:jc w:val="left"/>
-            </w:pPr>
-            <w:r>
-              <w:t xml:space="preserve">Part 3 vendor access review</w:t>
-            </w:r>
-          </w:p>
-        </w:tc>
-      </w:tr>
-      <w:tr>
-        <w:tc>
-          <w:tcPr/>
-          <w:p>
-            <w:pPr>
-              <w:pStyle w:val="Compact"/>
-              <w:jc w:val="left"/>
+            </w:pPr>
+            <w:r>
+              <w:t xml:space="preserve">Part 5 vendor access review</w:t>
+            </w:r>
+          </w:p>
+        </w:tc>
+      </w:tr>
+      <w:tr>
+        <w:tc>
+          <w:tcPr/>
+          <w:p>
+            <w:pPr>
+              <w:pStyle w:val="Compact"/>
             </w:pPr>
             <w:r>
               <w:rPr>
+                <w:b/>
                 <w:bCs/>
-                <w:b/>
               </w:rPr>
               <w:t xml:space="preserve">Vendor financial/operational risk</w:t>
             </w:r>
@@ -7988,7 +7191,6 @@
           <w:p>
             <w:pPr>
               <w:pStyle w:val="Compact"/>
-              <w:jc w:val="left"/>
             </w:pPr>
             <w:r>
               <w:t xml:space="preserve">Vendor bankruptcy, PSIRT closure</w:t>
@@ -8000,7 +7202,6 @@
           <w:p>
             <w:pPr>
               <w:pStyle w:val="Compact"/>
-              <w:jc w:val="left"/>
             </w:pPr>
             <w:r>
               <w:t xml:space="preserve">SR-8, PM-9</w:t>
@@ -8012,54 +7213,44 @@
           <w:p>
             <w:pPr>
               <w:pStyle w:val="Compact"/>
-              <w:jc w:val="left"/>
-            </w:pPr>
-            <w:r>
-              <w:t xml:space="preserve">Vendor disclosure matrix (Part 12)</w:t>
+            </w:pPr>
+            <w:r>
+              <w:t xml:space="preserve">Vendor disclosure matrix (Part 15)</w:t>
             </w:r>
           </w:p>
         </w:tc>
       </w:tr>
     </w:tbl>
-    <w:bookmarkEnd w:id="58"/>
-    <w:bookmarkStart w:id="59" w:name="scrm-risk-assessment-process"/>
+    <w:bookmarkEnd w:id="47"/>
+    <w:bookmarkStart w:id="48" w:name="scrm-risk-assessment-process"/>
     <w:p>
       <w:pPr>
         <w:pStyle w:val="Heading2"/>
       </w:pPr>
       <w:r>
+        <w:t xml:space="preserve">8.4 SCRM Risk Assessment Process</w:t>
+      </w:r>
+    </w:p>
+    <w:p>
+      <w:pPr>
+        <w:pStyle w:val="FirstParagraph"/>
+      </w:pPr>
+      <w:r>
+        <w:t xml:space="preserve">The SCRM risk assessment is performed:</w:t>
+      </w:r>
+      <w:r>
+        <w:t xml:space="preserve"> </w:t>
+      </w:r>
+      <w:r>
+        <w:t xml:space="preserve">-</w:t>
+      </w:r>
+      <w:r>
+        <w:t xml:space="preserve"> </w:t>
+      </w:r>
+      <w:r>
         <w:rPr>
-          <w:rStyle w:val="SectionNumber"/>
-        </w:rPr>
-        <w:t xml:space="preserve">8.4</w:t>
-      </w:r>
-      <w:r>
-        <w:tab/>
-      </w:r>
-      <w:r>
-        <w:t xml:space="preserve">SCRM Risk Assessment Process</w:t>
-      </w:r>
-    </w:p>
-    <w:p>
-      <w:pPr>
-        <w:pStyle w:val="FirstParagraph"/>
-      </w:pPr>
-      <w:r>
-        <w:t xml:space="preserve">The SCRM risk assessment is performed:</w:t>
-      </w:r>
-      <w:r>
-        <w:t xml:space="preserve"> </w:t>
-      </w:r>
-      <w:r>
-        <w:t xml:space="preserve">-</w:t>
-      </w:r>
-      <w:r>
-        <w:t xml:space="preserve"> </w:t>
-      </w:r>
-      <w:r>
-        <w:rPr>
+          <w:b/>
           <w:bCs/>
-          <w:b/>
         </w:rPr>
         <w:t xml:space="preserve">Annually</w:t>
       </w:r>
@@ -8080,8 +7271,8 @@
       </w:r>
       <w:r>
         <w:rPr>
+          <w:b/>
           <w:bCs/>
-          <w:b/>
         </w:rPr>
         <w:t xml:space="preserve">On new procurement</w:t>
       </w:r>
@@ -8102,8 +7293,8 @@
       </w:r>
       <w:r>
         <w:rPr>
+          <w:b/>
           <w:bCs/>
-          <w:b/>
         </w:rPr>
         <w:t xml:space="preserve">On CVE disclosure</w:t>
       </w:r>
@@ -8124,8 +7315,8 @@
       </w:r>
       <w:r>
         <w:rPr>
+          <w:b/>
           <w:bCs/>
-          <w:b/>
         </w:rPr>
         <w:t xml:space="preserve">On change</w:t>
       </w:r>
@@ -8142,8 +7333,8 @@
       </w:pPr>
       <w:r>
         <w:rPr>
+          <w:b/>
           <w:bCs/>
-          <w:b/>
         </w:rPr>
         <w:t xml:space="preserve">Assessment Inputs:</w:t>
       </w:r>
@@ -8151,31 +7342,31 @@
         <w:t xml:space="preserve"> </w:t>
       </w:r>
       <w:r>
-        <w:t xml:space="preserve">1. SBOM manifest (Syft output, Part 12) — identifies all components and suppliers</w:t>
-      </w:r>
-      <w:r>
-        <w:t xml:space="preserve"> </w:t>
-      </w:r>
-      <w:r>
-        <w:t xml:space="preserve">2. VDR (Grype output, Part 12) — identifies exploitable vulnerabilities</w:t>
-      </w:r>
-      <w:r>
-        <w:t xml:space="preserve"> </w:t>
-      </w:r>
-      <w:r>
-        <w:t xml:space="preserve">3. Vendor disclosure matrix (Part 12 §7) — supplier security posture</w:t>
-      </w:r>
-      <w:r>
-        <w:t xml:space="preserve"> </w:t>
-      </w:r>
-      <w:r>
-        <w:t xml:space="preserve">4. KEV feed (CISA, integrated via Part 10 Sentinel) — known exploited CVEs</w:t>
-      </w:r>
-      <w:r>
-        <w:t xml:space="preserve"> </w:t>
-      </w:r>
-      <w:r>
-        <w:t xml:space="preserve">5. PSIRT/MSRC subscriptions (Part 12 §6.3) — vendor security advisories</w:t>
+        <w:t xml:space="preserve">1. SBOM manifest (Syft output, Part 15) — identifies all components and suppliers</w:t>
+      </w:r>
+      <w:r>
+        <w:t xml:space="preserve"> </w:t>
+      </w:r>
+      <w:r>
+        <w:t xml:space="preserve">2. VDR (Grype output, Part 15) — identifies exploitable vulnerabilities</w:t>
+      </w:r>
+      <w:r>
+        <w:t xml:space="preserve"> </w:t>
+      </w:r>
+      <w:r>
+        <w:t xml:space="preserve">3. Vendor disclosure matrix (Part 15 §7) — supplier security posture</w:t>
+      </w:r>
+      <w:r>
+        <w:t xml:space="preserve"> </w:t>
+      </w:r>
+      <w:r>
+        <w:t xml:space="preserve">4. KEV feed (CISA, integrated via Part 13 Sentinel) — known exploited CVEs</w:t>
+      </w:r>
+      <w:r>
+        <w:t xml:space="preserve"> </w:t>
+      </w:r>
+      <w:r>
+        <w:t xml:space="preserve">5. PSIRT/MSRC subscriptions (Part 15 §6.3) — vendor security advisories</w:t>
       </w:r>
     </w:p>
     <w:p>
@@ -8184,8 +7375,8 @@
       </w:pPr>
       <w:r>
         <w:rPr>
+          <w:b/>
           <w:bCs/>
-          <w:b/>
         </w:rPr>
         <w:t xml:space="preserve">Assessment Output:</w:t>
       </w:r>
@@ -8199,7 +7390,7 @@
         <w:t xml:space="preserve"> </w:t>
       </w:r>
       <w:r>
-        <w:t xml:space="preserve">- VEX assertions for each CVE (OpenVEX format, Part 12 §5)</w:t>
+        <w:t xml:space="preserve">- VEX assertions for each CVE (OpenVEX format, Part 15 §5)</w:t>
       </w:r>
       <w:r>
         <w:t xml:space="preserve"> </w:t>
@@ -8208,23 +7399,14 @@
         <w:t xml:space="preserve">- Remediation actions (POA&amp;M items for unmitigated critical CVEs)</w:t>
       </w:r>
     </w:p>
-    <w:bookmarkEnd w:id="59"/>
-    <w:bookmarkStart w:id="60" w:name="supplier-requirements"/>
+    <w:bookmarkEnd w:id="48"/>
+    <w:bookmarkStart w:id="49" w:name="supplier-requirements"/>
     <w:p>
       <w:pPr>
         <w:pStyle w:val="Heading2"/>
       </w:pPr>
       <w:r>
-        <w:rPr>
-          <w:rStyle w:val="SectionNumber"/>
-        </w:rPr>
-        <w:t xml:space="preserve">8.5</w:t>
-      </w:r>
-      <w:r>
-        <w:tab/>
-      </w:r>
-      <w:r>
-        <w:t xml:space="preserve">Supplier Requirements</w:t>
+        <w:t xml:space="preserve">8.5 Supplier Requirements</w:t>
       </w:r>
     </w:p>
     <w:p>
@@ -8237,16 +7419,16 @@
     </w:p>
     <w:p>
       <w:pPr>
+        <w:pStyle w:val="Compact"/>
         <w:numPr>
           <w:ilvl w:val="0"/>
           <w:numId w:val="1010"/>
         </w:numPr>
-        <w:pStyle w:val="Compact"/>
       </w:pPr>
       <w:r>
         <w:rPr>
+          <w:b/>
           <w:bCs/>
-          <w:b/>
         </w:rPr>
         <w:t xml:space="preserve">Provide an SBOM</w:t>
       </w:r>
@@ -8271,16 +7453,16 @@
     </w:p>
     <w:p>
       <w:pPr>
+        <w:pStyle w:val="Compact"/>
         <w:numPr>
           <w:ilvl w:val="0"/>
           <w:numId w:val="1010"/>
         </w:numPr>
-        <w:pStyle w:val="Compact"/>
       </w:pPr>
       <w:r>
         <w:rPr>
+          <w:b/>
           <w:bCs/>
-          <w:b/>
         </w:rPr>
         <w:t xml:space="preserve">Maintain a PSIRT</w:t>
       </w:r>
@@ -8299,16 +7481,16 @@
     </w:p>
     <w:p>
       <w:pPr>
+        <w:pStyle w:val="Compact"/>
         <w:numPr>
           <w:ilvl w:val="0"/>
           <w:numId w:val="1010"/>
         </w:numPr>
-        <w:pStyle w:val="Compact"/>
       </w:pPr>
       <w:r>
         <w:rPr>
+          <w:b/>
           <w:bCs/>
-          <w:b/>
         </w:rPr>
         <w:t xml:space="preserve">Notify SSA</w:t>
       </w:r>
@@ -8327,16 +7509,16 @@
     </w:p>
     <w:p>
       <w:pPr>
+        <w:pStyle w:val="Compact"/>
         <w:numPr>
           <w:ilvl w:val="0"/>
           <w:numId w:val="1010"/>
         </w:numPr>
-        <w:pStyle w:val="Compact"/>
       </w:pPr>
       <w:r>
         <w:rPr>
+          <w:b/>
           <w:bCs/>
-          <w:b/>
         </w:rPr>
         <w:t xml:space="preserve">Submit VEX assertions</w:t>
       </w:r>
@@ -8355,16 +7537,16 @@
     </w:p>
     <w:p>
       <w:pPr>
+        <w:pStyle w:val="Compact"/>
         <w:numPr>
           <w:ilvl w:val="0"/>
           <w:numId w:val="1010"/>
         </w:numPr>
-        <w:pStyle w:val="Compact"/>
       </w:pPr>
       <w:r>
         <w:rPr>
+          <w:b/>
           <w:bCs/>
-          <w:b/>
         </w:rPr>
         <w:t xml:space="preserve">Accept SSA SCRM audit rights</w:t>
       </w:r>
@@ -8401,45 +7583,36 @@
         <w:t xml:space="preserve">in the standard Acquisition/Vendor Agreement template.</w:t>
       </w:r>
     </w:p>
-    <w:bookmarkEnd w:id="60"/>
-    <w:bookmarkStart w:id="61" w:name="bod-26-04-compliance-posture"/>
+    <w:bookmarkEnd w:id="49"/>
+    <w:bookmarkStart w:id="50" w:name="bod-26-04-compliance-posture"/>
     <w:p>
       <w:pPr>
         <w:pStyle w:val="Heading2"/>
       </w:pPr>
       <w:r>
+        <w:t xml:space="preserve">8.6 BOD 26-04 Compliance Posture</w:t>
+      </w:r>
+    </w:p>
+    <w:p>
+      <w:pPr>
+        <w:pStyle w:val="FirstParagraph"/>
+      </w:pPr>
+      <w:r>
+        <w:t xml:space="preserve">CISA Binding Operational Directive 26-04 requires all FCEB agencies to</w:t>
+      </w:r>
+      <w:r>
+        <w:t xml:space="preserve"> </w:t>
+      </w:r>
+      <w:r>
+        <w:t xml:space="preserve">submit SBOM, VDR, and VER for all federal systems by</w:t>
+      </w:r>
+      <w:r>
+        <w:t xml:space="preserve"> </w:t>
+      </w:r>
+      <w:r>
         <w:rPr>
-          <w:rStyle w:val="SectionNumber"/>
-        </w:rPr>
-        <w:t xml:space="preserve">8.6</w:t>
-      </w:r>
-      <w:r>
-        <w:tab/>
-      </w:r>
-      <w:r>
-        <w:t xml:space="preserve">BOD 26-04 Compliance Posture</w:t>
-      </w:r>
-    </w:p>
-    <w:p>
-      <w:pPr>
-        <w:pStyle w:val="FirstParagraph"/>
-      </w:pPr>
-      <w:r>
-        <w:t xml:space="preserve">CISA Binding Operational Directive 26-04 requires all FCEB agencies to</w:t>
-      </w:r>
-      <w:r>
-        <w:t xml:space="preserve"> </w:t>
-      </w:r>
-      <w:r>
-        <w:t xml:space="preserve">submit SBOM, VDR, and VER for all federal systems by</w:t>
-      </w:r>
-      <w:r>
-        <w:t xml:space="preserve"> </w:t>
-      </w:r>
-      <w:r>
-        <w:rPr>
+          <w:b/>
           <w:bCs/>
-          <w:b/>
         </w:rPr>
         <w:t xml:space="preserve">December 7, 2026</w:t>
       </w:r>
@@ -8451,8 +7624,8 @@
       <w:tblPr>
         <w:tblStyle w:val="Table"/>
         <w:tblW w:type="pct" w:w="5000"/>
+        <w:tblLayout w:type="fixed"/>
         <w:tblLook w:firstRow="1" w:lastRow="0" w:firstColumn="0" w:lastColumn="0" w:noHBand="0" w:noVBand="0" w:val="0020"/>
-        <w:jc w:val="start"/>
       </w:tblPr>
       <w:tblGrid>
         <w:gridCol w:w="2376"/>
@@ -8462,14 +7635,13 @@
       </w:tblGrid>
       <w:tr>
         <w:trPr>
-          <w:tblHeader w:val="true"/>
+          <w:tblHeader w:val="on"/>
         </w:trPr>
         <w:tc>
           <w:tcPr/>
           <w:p>
             <w:pPr>
               <w:pStyle w:val="Compact"/>
-              <w:jc w:val="left"/>
             </w:pPr>
             <w:r>
               <w:t xml:space="preserve">BOD 26-04 Tier</w:t>
@@ -8481,7 +7653,6 @@
           <w:p>
             <w:pPr>
               <w:pStyle w:val="Compact"/>
-              <w:jc w:val="left"/>
             </w:pPr>
             <w:r>
               <w:t xml:space="preserve">Requirement</w:t>
@@ -8493,7 +7664,6 @@
           <w:p>
             <w:pPr>
               <w:pStyle w:val="Compact"/>
-              <w:jc w:val="left"/>
             </w:pPr>
             <w:r>
               <w:t xml:space="preserve">SSA Status</w:t>
@@ -8505,7 +7675,6 @@
           <w:p>
             <w:pPr>
               <w:pStyle w:val="Compact"/>
-              <w:jc w:val="left"/>
             </w:pPr>
             <w:r>
               <w:t xml:space="preserve">Evidence</w:t>
@@ -8519,7 +7688,6 @@
           <w:p>
             <w:pPr>
               <w:pStyle w:val="Compact"/>
-              <w:jc w:val="left"/>
             </w:pPr>
             <w:r>
               <w:t xml:space="preserve">Tier 1: SBOM</w:t>
@@ -8531,7 +7699,6 @@
           <w:p>
             <w:pPr>
               <w:pStyle w:val="Compact"/>
-              <w:jc w:val="left"/>
             </w:pPr>
             <w:r>
               <w:t xml:space="preserve">Machine-readable SBOM for all systems</w:t>
@@ -8543,7 +7710,6 @@
           <w:p>
             <w:pPr>
               <w:pStyle w:val="Compact"/>
-              <w:jc w:val="left"/>
             </w:pPr>
             <w:r>
               <w:t xml:space="preserve">Implemented</w:t>
@@ -8555,21 +7721,19 @@
           <w:p>
             <w:pPr>
               <w:pStyle w:val="Compact"/>
-              <w:jc w:val="left"/>
-            </w:pPr>
-            <w:r>
-              <w:t xml:space="preserve">Part 12, Syft pipeline</w:t>
-            </w:r>
-          </w:p>
-        </w:tc>
-      </w:tr>
-      <w:tr>
-        <w:tc>
-          <w:tcPr/>
-          <w:p>
-            <w:pPr>
-              <w:pStyle w:val="Compact"/>
-              <w:jc w:val="left"/>
+            </w:pPr>
+            <w:r>
+              <w:t xml:space="preserve">Part 15, Syft pipeline</w:t>
+            </w:r>
+          </w:p>
+        </w:tc>
+      </w:tr>
+      <w:tr>
+        <w:tc>
+          <w:tcPr/>
+          <w:p>
+            <w:pPr>
+              <w:pStyle w:val="Compact"/>
             </w:pPr>
             <w:r>
               <w:t xml:space="preserve">Tier 2: VDR</w:t>
@@ -8581,7 +7745,6 @@
           <w:p>
             <w:pPr>
               <w:pStyle w:val="Compact"/>
-              <w:jc w:val="left"/>
             </w:pPr>
             <w:r>
               <w:t xml:space="preserve">Vulnerability Disclosure Report</w:t>
@@ -8593,7 +7756,6 @@
           <w:p>
             <w:pPr>
               <w:pStyle w:val="Compact"/>
-              <w:jc w:val="left"/>
             </w:pPr>
             <w:r>
               <w:t xml:space="preserve">Implemented</w:t>
@@ -8605,21 +7767,19 @@
           <w:p>
             <w:pPr>
               <w:pStyle w:val="Compact"/>
-              <w:jc w:val="left"/>
-            </w:pPr>
-            <w:r>
-              <w:t xml:space="preserve">Part 12, Grype output</w:t>
-            </w:r>
-          </w:p>
-        </w:tc>
-      </w:tr>
-      <w:tr>
-        <w:tc>
-          <w:tcPr/>
-          <w:p>
-            <w:pPr>
-              <w:pStyle w:val="Compact"/>
-              <w:jc w:val="left"/>
+            </w:pPr>
+            <w:r>
+              <w:t xml:space="preserve">Part 15, Grype output</w:t>
+            </w:r>
+          </w:p>
+        </w:tc>
+      </w:tr>
+      <w:tr>
+        <w:tc>
+          <w:tcPr/>
+          <w:p>
+            <w:pPr>
+              <w:pStyle w:val="Compact"/>
             </w:pPr>
             <w:r>
               <w:t xml:space="preserve">Tier 3: VER</w:t>
@@ -8631,7 +7791,6 @@
           <w:p>
             <w:pPr>
               <w:pStyle w:val="Compact"/>
-              <w:jc w:val="left"/>
             </w:pPr>
             <w:r>
               <w:t xml:space="preserve">Vulnerability Exploitability eXchange</w:t>
@@ -8643,7 +7802,6 @@
           <w:p>
             <w:pPr>
               <w:pStyle w:val="Compact"/>
-              <w:jc w:val="left"/>
             </w:pPr>
             <w:r>
               <w:t xml:space="preserve">Implemented</w:t>
@@ -8655,10 +7813,9 @@
           <w:p>
             <w:pPr>
               <w:pStyle w:val="Compact"/>
-              <w:jc w:val="left"/>
-            </w:pPr>
-            <w:r>
-              <w:t xml:space="preserve">Part 12, OpenVEX JSON</w:t>
+            </w:pPr>
+            <w:r>
+              <w:t xml:space="preserve">Part 15, OpenVEX JSON</w:t>
             </w:r>
           </w:p>
         </w:tc>
@@ -8675,7 +7832,7 @@
         <w:t xml:space="preserve"> </w:t>
       </w:r>
       <w:r>
-        <w:t xml:space="preserve">pipeline established in Part 12 (SBOM + VDR + VEX Framework) and the</w:t>
+        <w:t xml:space="preserve">pipeline established in Part 15 (SBOM + VDR + VEX Framework) and the</w:t>
       </w:r>
       <w:r>
         <w:t xml:space="preserve"> </w:t>
@@ -8684,31 +7841,22 @@
         <w:t xml:space="preserve">organizational governance framework established in this charter.</w:t>
       </w:r>
     </w:p>
-    <w:bookmarkEnd w:id="61"/>
-    <w:bookmarkStart w:id="62" w:name="scrm-governance-cadence"/>
+    <w:bookmarkEnd w:id="50"/>
+    <w:bookmarkStart w:id="51" w:name="scrm-governance-cadence"/>
     <w:p>
       <w:pPr>
         <w:pStyle w:val="Heading2"/>
       </w:pPr>
       <w:r>
-        <w:rPr>
-          <w:rStyle w:val="SectionNumber"/>
-        </w:rPr>
-        <w:t xml:space="preserve">8.7</w:t>
-      </w:r>
-      <w:r>
-        <w:tab/>
-      </w:r>
-      <w:r>
-        <w:t xml:space="preserve">SCRM Governance Cadence</w:t>
+        <w:t xml:space="preserve">8.7 SCRM Governance Cadence</w:t>
       </w:r>
     </w:p>
     <w:tbl>
       <w:tblPr>
         <w:tblStyle w:val="Table"/>
         <w:tblW w:type="pct" w:w="5000"/>
+        <w:tblLayout w:type="fixed"/>
         <w:tblLook w:firstRow="1" w:lastRow="0" w:firstColumn="0" w:lastColumn="0" w:noHBand="0" w:noVBand="0" w:val="0020"/>
-        <w:jc w:val="start"/>
       </w:tblPr>
       <w:tblGrid>
         <w:gridCol w:w="2200"/>
@@ -8718,14 +7866,13 @@
       </w:tblGrid>
       <w:tr>
         <w:trPr>
-          <w:tblHeader w:val="true"/>
+          <w:tblHeader w:val="on"/>
         </w:trPr>
         <w:tc>
           <w:tcPr/>
           <w:p>
             <w:pPr>
               <w:pStyle w:val="Compact"/>
-              <w:jc w:val="left"/>
             </w:pPr>
             <w:r>
               <w:t xml:space="preserve">Activity</w:t>
@@ -8737,7 +7884,6 @@
           <w:p>
             <w:pPr>
               <w:pStyle w:val="Compact"/>
-              <w:jc w:val="left"/>
             </w:pPr>
             <w:r>
               <w:t xml:space="preserve">Frequency</w:t>
@@ -8749,7 +7895,6 @@
           <w:p>
             <w:pPr>
               <w:pStyle w:val="Compact"/>
-              <w:jc w:val="left"/>
             </w:pPr>
             <w:r>
               <w:t xml:space="preserve">Owner</w:t>
@@ -8761,7 +7906,6 @@
           <w:p>
             <w:pPr>
               <w:pStyle w:val="Compact"/>
-              <w:jc w:val="left"/>
             </w:pPr>
             <w:r>
               <w:t xml:space="preserve">Output</w:t>
@@ -8775,7 +7919,6 @@
           <w:p>
             <w:pPr>
               <w:pStyle w:val="Compact"/>
-              <w:jc w:val="left"/>
             </w:pPr>
             <w:r>
               <w:t xml:space="preserve">SBOM scan (CI gate)</w:t>
@@ -8787,7 +7930,6 @@
           <w:p>
             <w:pPr>
               <w:pStyle w:val="Compact"/>
-              <w:jc w:val="left"/>
             </w:pPr>
             <w:r>
               <w:t xml:space="preserve">Every PR merge</w:t>
@@ -8799,7 +7941,6 @@
           <w:p>
             <w:pPr>
               <w:pStyle w:val="Compact"/>
-              <w:jc w:val="left"/>
             </w:pPr>
             <w:r>
               <w:t xml:space="preserve">DevSecOps</w:t>
@@ -8811,7 +7952,6 @@
           <w:p>
             <w:pPr>
               <w:pStyle w:val="Compact"/>
-              <w:jc w:val="left"/>
             </w:pPr>
             <w:r>
               <w:t xml:space="preserve">VDR (Grype)</w:t>
@@ -8825,7 +7965,6 @@
           <w:p>
             <w:pPr>
               <w:pStyle w:val="Compact"/>
-              <w:jc w:val="left"/>
             </w:pPr>
             <w:r>
               <w:t xml:space="preserve">VEX assertion review</w:t>
@@ -8837,7 +7976,6 @@
           <w:p>
             <w:pPr>
               <w:pStyle w:val="Compact"/>
-              <w:jc w:val="left"/>
             </w:pPr>
             <w:r>
               <w:t xml:space="preserve">90-day cycle</w:t>
@@ -8849,7 +7987,6 @@
           <w:p>
             <w:pPr>
               <w:pStyle w:val="Compact"/>
-              <w:jc w:val="left"/>
             </w:pPr>
             <w:r>
               <w:t xml:space="preserve">ISSO</w:t>
@@ -8861,7 +7998,6 @@
           <w:p>
             <w:pPr>
               <w:pStyle w:val="Compact"/>
-              <w:jc w:val="left"/>
             </w:pPr>
             <w:r>
               <w:t xml:space="preserve">Signed VEX JSON</w:t>
@@ -8875,7 +8011,6 @@
           <w:p>
             <w:pPr>
               <w:pStyle w:val="Compact"/>
-              <w:jc w:val="left"/>
             </w:pPr>
             <w:r>
               <w:t xml:space="preserve">Vendor disclosure matrix review</w:t>
@@ -8887,7 +8022,6 @@
           <w:p>
             <w:pPr>
               <w:pStyle w:val="Compact"/>
-              <w:jc w:val="left"/>
             </w:pPr>
             <w:r>
               <w:t xml:space="preserve">Annual + on change</w:t>
@@ -8899,7 +8033,6 @@
           <w:p>
             <w:pPr>
               <w:pStyle w:val="Compact"/>
-              <w:jc w:val="left"/>
             </w:pPr>
             <w:r>
               <w:t xml:space="preserve">Vendor Risk Analyst</w:t>
@@ -8911,7 +8044,6 @@
           <w:p>
             <w:pPr>
               <w:pStyle w:val="Compact"/>
-              <w:jc w:val="left"/>
             </w:pPr>
             <w:r>
               <w:t xml:space="preserve">Updated matrix</w:t>
@@ -8925,7 +8057,6 @@
           <w:p>
             <w:pPr>
               <w:pStyle w:val="Compact"/>
-              <w:jc w:val="left"/>
             </w:pPr>
             <w:r>
               <w:t xml:space="preserve">SCRM risk register review</w:t>
@@ -8937,7 +8068,6 @@
           <w:p>
             <w:pPr>
               <w:pStyle w:val="Compact"/>
-              <w:jc w:val="left"/>
             </w:pPr>
             <w:r>
               <w:t xml:space="preserve">Quarterly</w:t>
@@ -8949,7 +8079,6 @@
           <w:p>
             <w:pPr>
               <w:pStyle w:val="Compact"/>
-              <w:jc w:val="left"/>
             </w:pPr>
             <w:r>
               <w:t xml:space="preserve">ISSO</w:t>
@@ -8961,7 +8090,6 @@
           <w:p>
             <w:pPr>
               <w:pStyle w:val="Compact"/>
-              <w:jc w:val="left"/>
             </w:pPr>
             <w:r>
               <w:t xml:space="preserve">Risk register update</w:t>
@@ -8975,7 +8103,6 @@
           <w:p>
             <w:pPr>
               <w:pStyle w:val="Compact"/>
-              <w:jc w:val="left"/>
             </w:pPr>
             <w:r>
               <w:t xml:space="preserve">Supplier SBOM receipt</w:t>
@@ -8987,7 +8114,6 @@
           <w:p>
             <w:pPr>
               <w:pStyle w:val="Compact"/>
-              <w:jc w:val="left"/>
             </w:pPr>
             <w:r>
               <w:t xml:space="preserve">On delivery + quarterly</w:t>
@@ -8999,7 +8125,6 @@
           <w:p>
             <w:pPr>
               <w:pStyle w:val="Compact"/>
-              <w:jc w:val="left"/>
             </w:pPr>
             <w:r>
               <w:t xml:space="preserve">Procurement Liaison</w:t>
@@ -9011,7 +8136,6 @@
           <w:p>
             <w:pPr>
               <w:pStyle w:val="Compact"/>
-              <w:jc w:val="left"/>
             </w:pPr>
             <w:r>
               <w:t xml:space="preserve">Supplier SBOM log</w:t>
@@ -9025,7 +8149,6 @@
           <w:p>
             <w:pPr>
               <w:pStyle w:val="Compact"/>
-              <w:jc w:val="left"/>
             </w:pPr>
             <w:r>
               <w:t xml:space="preserve">PSIRT subscription check</w:t>
@@ -9037,7 +8160,6 @@
           <w:p>
             <w:pPr>
               <w:pStyle w:val="Compact"/>
-              <w:jc w:val="left"/>
             </w:pPr>
             <w:r>
               <w:t xml:space="preserve">Monthly</w:t>
@@ -9049,7 +8171,6 @@
           <w:p>
             <w:pPr>
               <w:pStyle w:val="Compact"/>
-              <w:jc w:val="left"/>
             </w:pPr>
             <w:r>
               <w:t xml:space="preserve">DevSecOps</w:t>
@@ -9061,7 +8182,6 @@
           <w:p>
             <w:pPr>
               <w:pStyle w:val="Compact"/>
-              <w:jc w:val="left"/>
             </w:pPr>
             <w:r>
               <w:t xml:space="preserve">Subscription roster</w:t>
@@ -9075,7 +8195,6 @@
           <w:p>
             <w:pPr>
               <w:pStyle w:val="Compact"/>
-              <w:jc w:val="left"/>
             </w:pPr>
             <w:r>
               <w:t xml:space="preserve">SCRM charter review</w:t>
@@ -9087,7 +8206,6 @@
           <w:p>
             <w:pPr>
               <w:pStyle w:val="Compact"/>
-              <w:jc w:val="left"/>
             </w:pPr>
             <w:r>
               <w:t xml:space="preserve">Annual</w:t>
@@ -9099,7 +8217,6 @@
           <w:p>
             <w:pPr>
               <w:pStyle w:val="Compact"/>
-              <w:jc w:val="left"/>
             </w:pPr>
             <w:r>
               <w:t xml:space="preserve">CISO</w:t>
@@ -9111,7 +8228,6 @@
           <w:p>
             <w:pPr>
               <w:pStyle w:val="Compact"/>
-              <w:jc w:val="left"/>
             </w:pPr>
             <w:r>
               <w:t xml:space="preserve">Approved charter revision</w:t>
@@ -9125,7 +8241,6 @@
           <w:p>
             <w:pPr>
               <w:pStyle w:val="Compact"/>
-              <w:jc w:val="left"/>
             </w:pPr>
             <w:r>
               <w:t xml:space="preserve">BOD 26-04 submission check</w:t>
@@ -9137,7 +8252,6 @@
           <w:p>
             <w:pPr>
               <w:pStyle w:val="Compact"/>
-              <w:jc w:val="left"/>
             </w:pPr>
             <w:r>
               <w:t xml:space="preserve">Pre-deadline (Oct 1)</w:t>
@@ -9149,7 +8263,6 @@
           <w:p>
             <w:pPr>
               <w:pStyle w:val="Compact"/>
-              <w:jc w:val="left"/>
             </w:pPr>
             <w:r>
               <w:t xml:space="preserve">CISO / AO</w:t>
@@ -9161,7 +8274,6 @@
           <w:p>
             <w:pPr>
               <w:pStyle w:val="Compact"/>
-              <w:jc w:val="left"/>
             </w:pPr>
             <w:r>
               <w:t xml:space="preserve">VDR/VER submission package</w:t>
@@ -9170,23 +8282,14 @@
         </w:tc>
       </w:tr>
     </w:tbl>
-    <w:bookmarkEnd w:id="62"/>
-    <w:bookmarkStart w:id="63" w:name="charter-approval"/>
+    <w:bookmarkEnd w:id="51"/>
+    <w:bookmarkStart w:id="52" w:name="charter-approval"/>
     <w:p>
       <w:pPr>
         <w:pStyle w:val="Heading2"/>
       </w:pPr>
       <w:r>
-        <w:rPr>
-          <w:rStyle w:val="SectionNumber"/>
-        </w:rPr>
-        <w:t xml:space="preserve">8.8</w:t>
-      </w:r>
-      <w:r>
-        <w:tab/>
-      </w:r>
-      <w:r>
-        <w:t xml:space="preserve">Charter Approval</w:t>
+        <w:t xml:space="preserve">8.8 Charter Approval</w:t>
       </w:r>
     </w:p>
     <w:p>
@@ -9202,7 +8305,6 @@
         <w:tblStyle w:val="Table"/>
         <w:tblW w:type="auto" w:w="0"/>
         <w:tblLook w:firstRow="1" w:lastRow="0" w:firstColumn="0" w:lastColumn="0" w:noHBand="0" w:noVBand="0" w:val="0020"/>
-        <w:jc w:val="start"/>
       </w:tblPr>
       <w:tblGrid>
         <w:gridCol w:w="1980"/>
@@ -9212,14 +8314,13 @@
       </w:tblGrid>
       <w:tr>
         <w:trPr>
-          <w:tblHeader w:val="true"/>
+          <w:tblHeader w:val="on"/>
         </w:trPr>
         <w:tc>
           <w:tcPr/>
           <w:p>
             <w:pPr>
               <w:pStyle w:val="Compact"/>
-              <w:jc w:val="left"/>
             </w:pPr>
             <w:r>
               <w:t xml:space="preserve">Role</w:t>
@@ -9231,7 +8332,6 @@
           <w:p>
             <w:pPr>
               <w:pStyle w:val="Compact"/>
-              <w:jc w:val="left"/>
             </w:pPr>
             <w:r>
               <w:t xml:space="preserve">Name</w:t>
@@ -9243,7 +8343,6 @@
           <w:p>
             <w:pPr>
               <w:pStyle w:val="Compact"/>
-              <w:jc w:val="left"/>
             </w:pPr>
             <w:r>
               <w:t xml:space="preserve">Signature</w:t>
@@ -9255,7 +8354,6 @@
           <w:p>
             <w:pPr>
               <w:pStyle w:val="Compact"/>
-              <w:jc w:val="left"/>
             </w:pPr>
             <w:r>
               <w:t xml:space="preserve">Date</w:t>
@@ -9269,7 +8367,6 @@
           <w:p>
             <w:pPr>
               <w:pStyle w:val="Compact"/>
-              <w:jc w:val="left"/>
             </w:pPr>
             <w:r>
               <w:t xml:space="preserve">CISO / SAISO</w:t>
@@ -9281,7 +8378,6 @@
           <w:p>
             <w:pPr>
               <w:pStyle w:val="Compact"/>
-              <w:jc w:val="left"/>
             </w:pPr>
             <w:r>
               <w:t xml:space="preserve">[NAME]</w:t>
@@ -9293,7 +8389,6 @@
           <w:p>
             <w:pPr>
               <w:pStyle w:val="Compact"/>
-              <w:jc w:val="left"/>
             </w:pPr>
             <w:r>
               <w:t xml:space="preserve">[SIGNATURE]</w:t>
@@ -9305,7 +8400,6 @@
           <w:p>
             <w:pPr>
               <w:pStyle w:val="Compact"/>
-              <w:jc w:val="left"/>
             </w:pPr>
             <w:r>
               <w:t xml:space="preserve">[DATE]</w:t>
@@ -9319,7 +8413,6 @@
           <w:p>
             <w:pPr>
               <w:pStyle w:val="Compact"/>
-              <w:jc w:val="left"/>
             </w:pPr>
             <w:r>
               <w:t xml:space="preserve">CIO</w:t>
@@ -9331,7 +8424,6 @@
           <w:p>
             <w:pPr>
               <w:pStyle w:val="Compact"/>
-              <w:jc w:val="left"/>
             </w:pPr>
             <w:r>
               <w:t xml:space="preserve">[NAME]</w:t>
@@ -9343,7 +8435,6 @@
           <w:p>
             <w:pPr>
               <w:pStyle w:val="Compact"/>
-              <w:jc w:val="left"/>
             </w:pPr>
             <w:r>
               <w:t xml:space="preserve">[SIGNATURE]</w:t>
@@ -9355,7 +8446,6 @@
           <w:p>
             <w:pPr>
               <w:pStyle w:val="Compact"/>
-              <w:jc w:val="left"/>
             </w:pPr>
             <w:r>
               <w:t xml:space="preserve">[DATE]</w:t>
@@ -9369,7 +8459,6 @@
           <w:p>
             <w:pPr>
               <w:pStyle w:val="Compact"/>
-              <w:jc w:val="left"/>
             </w:pPr>
             <w:r>
               <w:t xml:space="preserve">AO</w:t>
@@ -9381,7 +8470,6 @@
           <w:p>
             <w:pPr>
               <w:pStyle w:val="Compact"/>
-              <w:jc w:val="left"/>
             </w:pPr>
             <w:r>
               <w:t xml:space="preserve">[NAME]</w:t>
@@ -9393,7 +8481,6 @@
           <w:p>
             <w:pPr>
               <w:pStyle w:val="Compact"/>
-              <w:jc w:val="left"/>
             </w:pPr>
             <w:r>
               <w:t xml:space="preserve">[SIGNATURE]</w:t>
@@ -9405,7 +8492,6 @@
           <w:p>
             <w:pPr>
               <w:pStyle w:val="Compact"/>
-              <w:jc w:val="left"/>
             </w:pPr>
             <w:r>
               <w:t xml:space="preserve">[DATE]</w:t>
@@ -9419,7 +8505,6 @@
           <w:p>
             <w:pPr>
               <w:pStyle w:val="Compact"/>
-              <w:jc w:val="left"/>
             </w:pPr>
             <w:r>
               <w:t xml:space="preserve">Privacy Officer</w:t>
@@ -9431,7 +8516,6 @@
           <w:p>
             <w:pPr>
               <w:pStyle w:val="Compact"/>
-              <w:jc w:val="left"/>
             </w:pPr>
             <w:r>
               <w:t xml:space="preserve">[NAME]</w:t>
@@ -9443,7 +8527,6 @@
           <w:p>
             <w:pPr>
               <w:pStyle w:val="Compact"/>
-              <w:jc w:val="left"/>
             </w:pPr>
             <w:r>
               <w:t xml:space="preserve">[SIGNATURE]</w:t>
@@ -9455,7 +8538,6 @@
           <w:p>
             <w:pPr>
               <w:pStyle w:val="Compact"/>
-              <w:jc w:val="left"/>
             </w:pPr>
             <w:r>
               <w:t xml:space="preserve">[DATE]</w:t>
@@ -9497,32 +8579,23 @@
         </w:pict>
       </w:r>
     </w:p>
-    <w:bookmarkEnd w:id="63"/>
-    <w:bookmarkEnd w:id="64"/>
-    <w:bookmarkStart w:id="65" w:name="X9a8cc4156c444ad790bcefa1d9b65ee3c9d9279"/>
+    <w:bookmarkEnd w:id="52"/>
+    <w:bookmarkEnd w:id="53"/>
+    <w:bookmarkStart w:id="54" w:name="X9a8cc4156c444ad790bcefa1d9b65ee3c9d9279"/>
     <w:p>
       <w:pPr>
         <w:pStyle w:val="Heading1"/>
       </w:pPr>
       <w:r>
-        <w:rPr>
-          <w:rStyle w:val="SectionNumber"/>
-        </w:rPr>
-        <w:t xml:space="preserve">9</w:t>
-      </w:r>
-      <w:r>
-        <w:tab/>
-      </w:r>
-      <w:r>
-        <w:t xml:space="preserve">Appendix A — PM Control Traceability Matrix</w:t>
+        <w:t xml:space="preserve">9. Appendix A — PM Control Traceability Matrix</w:t>
       </w:r>
     </w:p>
     <w:tbl>
       <w:tblPr>
         <w:tblStyle w:val="Table"/>
         <w:tblW w:type="pct" w:w="5000"/>
+        <w:tblLayout w:type="fixed"/>
         <w:tblLook w:firstRow="1" w:lastRow="0" w:firstColumn="0" w:lastColumn="0" w:noHBand="0" w:noVBand="0" w:val="0020"/>
-        <w:jc w:val="start"/>
       </w:tblPr>
       <w:tblGrid>
         <w:gridCol w:w="1620"/>
@@ -9533,14 +8606,13 @@
       </w:tblGrid>
       <w:tr>
         <w:trPr>
-          <w:tblHeader w:val="true"/>
+          <w:tblHeader w:val="on"/>
         </w:trPr>
         <w:tc>
           <w:tcPr/>
           <w:p>
             <w:pPr>
               <w:pStyle w:val="Compact"/>
-              <w:jc w:val="left"/>
             </w:pPr>
             <w:r>
               <w:t xml:space="preserve">Control</w:t>
@@ -9552,7 +8624,6 @@
           <w:p>
             <w:pPr>
               <w:pStyle w:val="Compact"/>
-              <w:jc w:val="left"/>
             </w:pPr>
             <w:r>
               <w:t xml:space="preserve">Title</w:t>
@@ -9564,7 +8635,6 @@
           <w:p>
             <w:pPr>
               <w:pStyle w:val="Compact"/>
-              <w:jc w:val="left"/>
             </w:pPr>
             <w:r>
               <w:t xml:space="preserve">§Reference</w:t>
@@ -9576,7 +8646,6 @@
           <w:p>
             <w:pPr>
               <w:pStyle w:val="Compact"/>
-              <w:jc w:val="left"/>
             </w:pPr>
             <w:r>
               <w:t xml:space="preserve">Artifact</w:t>
@@ -9588,7 +8657,6 @@
           <w:p>
             <w:pPr>
               <w:pStyle w:val="Compact"/>
-              <w:jc w:val="left"/>
             </w:pPr>
             <w:r>
               <w:t xml:space="preserve">Status</w:t>
@@ -9602,7 +8670,6 @@
           <w:p>
             <w:pPr>
               <w:pStyle w:val="Compact"/>
-              <w:jc w:val="left"/>
             </w:pPr>
             <w:r>
               <w:t xml:space="preserve">PM-1</w:t>
@@ -9614,7 +8681,6 @@
           <w:p>
             <w:pPr>
               <w:pStyle w:val="Compact"/>
-              <w:jc w:val="left"/>
             </w:pPr>
             <w:r>
               <w:t xml:space="preserve">Information Security Program Plan</w:t>
@@ -9626,7 +8692,6 @@
           <w:p>
             <w:pPr>
               <w:pStyle w:val="Compact"/>
-              <w:jc w:val="left"/>
             </w:pPr>
             <w:r>
               <w:t xml:space="preserve">§2</w:t>
@@ -9638,7 +8703,6 @@
           <w:p>
             <w:pPr>
               <w:pStyle w:val="Compact"/>
-              <w:jc w:val="left"/>
             </w:pPr>
             <w:r>
               <w:t xml:space="preserve">ISPP Template</w:t>
@@ -9650,7 +8714,6 @@
           <w:p>
             <w:pPr>
               <w:pStyle w:val="Compact"/>
-              <w:jc w:val="left"/>
             </w:pPr>
             <w:r>
               <w:t xml:space="preserve">✅ Template provided</w:t>
@@ -9664,7 +8727,6 @@
           <w:p>
             <w:pPr>
               <w:pStyle w:val="Compact"/>
-              <w:jc w:val="left"/>
             </w:pPr>
             <w:r>
               <w:t xml:space="preserve">PM-2</w:t>
@@ -9676,7 +8738,6 @@
           <w:p>
             <w:pPr>
               <w:pStyle w:val="Compact"/>
-              <w:jc w:val="left"/>
             </w:pPr>
             <w:r>
               <w:t xml:space="preserve">Info Security Program Leadership Roles</w:t>
@@ -9688,7 +8749,6 @@
           <w:p>
             <w:pPr>
               <w:pStyle w:val="Compact"/>
-              <w:jc w:val="left"/>
             </w:pPr>
             <w:r>
               <w:t xml:space="preserve">§3</w:t>
@@ -9700,7 +8760,6 @@
           <w:p>
             <w:pPr>
               <w:pStyle w:val="Compact"/>
-              <w:jc w:val="left"/>
             </w:pPr>
             <w:r>
               <w:t xml:space="preserve">Leadership RACI</w:t>
@@ -9712,7 +8771,6 @@
           <w:p>
             <w:pPr>
               <w:pStyle w:val="Compact"/>
-              <w:jc w:val="left"/>
             </w:pPr>
             <w:r>
               <w:t xml:space="preserve">✅ Template provided</w:t>
@@ -9726,7 +8784,6 @@
           <w:p>
             <w:pPr>
               <w:pStyle w:val="Compact"/>
-              <w:jc w:val="left"/>
             </w:pPr>
             <w:r>
               <w:t xml:space="preserve">PM-5</w:t>
@@ -9738,7 +8795,6 @@
           <w:p>
             <w:pPr>
               <w:pStyle w:val="Compact"/>
-              <w:jc w:val="left"/>
             </w:pPr>
             <w:r>
               <w:t xml:space="preserve">System Inventory</w:t>
@@ -9750,7 +8806,6 @@
           <w:p>
             <w:pPr>
               <w:pStyle w:val="Compact"/>
-              <w:jc w:val="left"/>
             </w:pPr>
             <w:r>
               <w:t xml:space="preserve">§4</w:t>
@@ -9762,7 +8817,6 @@
           <w:p>
             <w:pPr>
               <w:pStyle w:val="Compact"/>
-              <w:jc w:val="left"/>
             </w:pPr>
             <w:r>
               <w:t xml:space="preserve">Inventory Framework</w:t>
@@ -9774,7 +8828,6 @@
           <w:p>
             <w:pPr>
               <w:pStyle w:val="Compact"/>
-              <w:jc w:val="left"/>
             </w:pPr>
             <w:r>
               <w:t xml:space="preserve">✅ Template + automation</w:t>
@@ -9788,7 +8841,6 @@
           <w:p>
             <w:pPr>
               <w:pStyle w:val="Compact"/>
-              <w:jc w:val="left"/>
             </w:pPr>
             <w:r>
               <w:t xml:space="preserve">PM-7</w:t>
@@ -9800,7 +8852,6 @@
           <w:p>
             <w:pPr>
               <w:pStyle w:val="Compact"/>
-              <w:jc w:val="left"/>
             </w:pPr>
             <w:r>
               <w:t xml:space="preserve">Enterprise Architecture</w:t>
@@ -9812,7 +8863,6 @@
           <w:p>
             <w:pPr>
               <w:pStyle w:val="Compact"/>
-              <w:jc w:val="left"/>
             </w:pPr>
             <w:r>
               <w:t xml:space="preserve">§2.4</w:t>
@@ -9824,7 +8874,6 @@
           <w:p>
             <w:pPr>
               <w:pStyle w:val="Compact"/>
-              <w:jc w:val="left"/>
             </w:pPr>
             <w:r>
               <w:t xml:space="preserve">EA Integration</w:t>
@@ -9836,7 +8885,6 @@
           <w:p>
             <w:pPr>
               <w:pStyle w:val="Compact"/>
-              <w:jc w:val="left"/>
             </w:pPr>
             <w:r>
               <w:t xml:space="preserve">✅ Architecture gates</w:t>
@@ -9850,7 +8898,6 @@
           <w:p>
             <w:pPr>
               <w:pStyle w:val="Compact"/>
-              <w:jc w:val="left"/>
             </w:pPr>
             <w:r>
               <w:t xml:space="preserve">PM-9</w:t>
@@ -9862,7 +8909,6 @@
           <w:p>
             <w:pPr>
               <w:pStyle w:val="Compact"/>
-              <w:jc w:val="left"/>
             </w:pPr>
             <w:r>
               <w:t xml:space="preserve">Risk Management Strategy</w:t>
@@ -9874,7 +8920,6 @@
           <w:p>
             <w:pPr>
               <w:pStyle w:val="Compact"/>
-              <w:jc w:val="left"/>
             </w:pPr>
             <w:r>
               <w:t xml:space="preserve">§5</w:t>
@@ -9886,7 +8931,6 @@
           <w:p>
             <w:pPr>
               <w:pStyle w:val="Compact"/>
-              <w:jc w:val="left"/>
             </w:pPr>
             <w:r>
               <w:t xml:space="preserve">Risk Register</w:t>
@@ -9898,7 +8942,6 @@
           <w:p>
             <w:pPr>
               <w:pStyle w:val="Compact"/>
-              <w:jc w:val="left"/>
             </w:pPr>
             <w:r>
               <w:t xml:space="preserve">✅ Template provided</w:t>
@@ -9912,7 +8955,6 @@
           <w:p>
             <w:pPr>
               <w:pStyle w:val="Compact"/>
-              <w:jc w:val="left"/>
             </w:pPr>
             <w:r>
               <w:t xml:space="preserve">PM-11</w:t>
@@ -9924,7 +8966,6 @@
           <w:p>
             <w:pPr>
               <w:pStyle w:val="Compact"/>
-              <w:jc w:val="left"/>
             </w:pPr>
             <w:r>
               <w:t xml:space="preserve">Mission/Business Process Definition</w:t>
@@ -9936,7 +8977,6 @@
           <w:p>
             <w:pPr>
               <w:pStyle w:val="Compact"/>
-              <w:jc w:val="left"/>
             </w:pPr>
             <w:r>
               <w:t xml:space="preserve">§2.5</w:t>
@@ -9948,7 +8988,6 @@
           <w:p>
             <w:pPr>
               <w:pStyle w:val="Compact"/>
-              <w:jc w:val="left"/>
             </w:pPr>
             <w:r>
               <w:t xml:space="preserve">Mission Map</w:t>
@@ -9960,7 +8999,6 @@
           <w:p>
             <w:pPr>
               <w:pStyle w:val="Compact"/>
-              <w:jc w:val="left"/>
             </w:pPr>
             <w:r>
               <w:t xml:space="preserve">✅ Template provided</w:t>
@@ -9974,7 +9012,6 @@
           <w:p>
             <w:pPr>
               <w:pStyle w:val="Compact"/>
-              <w:jc w:val="left"/>
             </w:pPr>
             <w:r>
               <w:t xml:space="preserve">PM-14</w:t>
@@ -9986,7 +9023,6 @@
           <w:p>
             <w:pPr>
               <w:pStyle w:val="Compact"/>
-              <w:jc w:val="left"/>
             </w:pPr>
             <w:r>
               <w:t xml:space="preserve">Testing, Training, and Monitoring</w:t>
@@ -9998,7 +9034,6 @@
           <w:p>
             <w:pPr>
               <w:pStyle w:val="Compact"/>
-              <w:jc w:val="left"/>
             </w:pPr>
             <w:r>
               <w:t xml:space="preserve">§6</w:t>
@@ -10010,7 +9045,6 @@
           <w:p>
             <w:pPr>
               <w:pStyle w:val="Compact"/>
-              <w:jc w:val="left"/>
             </w:pPr>
             <w:r>
               <w:t xml:space="preserve">T&amp;T&amp;M Plan</w:t>
@@ -10022,7 +9056,6 @@
           <w:p>
             <w:pPr>
               <w:pStyle w:val="Compact"/>
-              <w:jc w:val="left"/>
             </w:pPr>
             <w:r>
               <w:t xml:space="preserve">✅ Template provided</w:t>
@@ -10036,7 +9069,6 @@
           <w:p>
             <w:pPr>
               <w:pStyle w:val="Compact"/>
-              <w:jc w:val="left"/>
             </w:pPr>
             <w:r>
               <w:t xml:space="preserve">PM-15</w:t>
@@ -10048,7 +9080,6 @@
           <w:p>
             <w:pPr>
               <w:pStyle w:val="Compact"/>
-              <w:jc w:val="left"/>
             </w:pPr>
             <w:r>
               <w:t xml:space="preserve">Security Contact with Groups</w:t>
@@ -10060,7 +9091,6 @@
           <w:p>
             <w:pPr>
               <w:pStyle w:val="Compact"/>
-              <w:jc w:val="left"/>
             </w:pPr>
             <w:r>
               <w:t xml:space="preserve">§7</w:t>
@@ -10072,7 +9102,6 @@
           <w:p>
             <w:pPr>
               <w:pStyle w:val="Compact"/>
-              <w:jc w:val="left"/>
             </w:pPr>
             <w:r>
               <w:t xml:space="preserve">Contact Registry</w:t>
@@ -10084,7 +9113,6 @@
           <w:p>
             <w:pPr>
               <w:pStyle w:val="Compact"/>
-              <w:jc w:val="left"/>
             </w:pPr>
             <w:r>
               <w:t xml:space="preserve">✅ Template provided</w:t>
@@ -10098,7 +9126,6 @@
           <w:p>
             <w:pPr>
               <w:pStyle w:val="Compact"/>
-              <w:jc w:val="left"/>
             </w:pPr>
             <w:r>
               <w:t xml:space="preserve">PM-30</w:t>
@@ -10110,7 +9137,6 @@
           <w:p>
             <w:pPr>
               <w:pStyle w:val="Compact"/>
-              <w:jc w:val="left"/>
             </w:pPr>
             <w:r>
               <w:t xml:space="preserve">Supply Chain Risk Management Strategy</w:t>
@@ -10122,7 +9148,6 @@
           <w:p>
             <w:pPr>
               <w:pStyle w:val="Compact"/>
-              <w:jc w:val="left"/>
             </w:pPr>
             <w:r>
               <w:t xml:space="preserve">§8</w:t>
@@ -10134,7 +9159,6 @@
           <w:p>
             <w:pPr>
               <w:pStyle w:val="Compact"/>
-              <w:jc w:val="left"/>
             </w:pPr>
             <w:r>
               <w:t xml:space="preserve">SCRM Charter</w:t>
@@ -10146,7 +9170,6 @@
           <w:p>
             <w:pPr>
               <w:pStyle w:val="Compact"/>
-              <w:jc w:val="left"/>
             </w:pPr>
             <w:r>
               <w:t xml:space="preserve">✅ Template provided</w:t>
@@ -10162,31 +9185,22 @@
         </w:pict>
       </w:r>
     </w:p>
-    <w:bookmarkEnd w:id="65"/>
-    <w:bookmarkStart w:id="66" w:name="X1ee99e825fea4562699de3ef6af8c2d280fddae"/>
+    <w:bookmarkEnd w:id="54"/>
+    <w:bookmarkStart w:id="55" w:name="X1ee99e825fea4562699de3ef6af8c2d280fddae"/>
     <w:p>
       <w:pPr>
         <w:pStyle w:val="Heading1"/>
       </w:pPr>
       <w:r>
-        <w:rPr>
-          <w:rStyle w:val="SectionNumber"/>
-        </w:rPr>
-        <w:t xml:space="preserve">10</w:t>
-      </w:r>
-      <w:r>
-        <w:tab/>
-      </w:r>
-      <w:r>
-        <w:t xml:space="preserve">Appendix B — Integration with AAN Technical Series</w:t>
+        <w:t xml:space="preserve">10. Appendix B — Integration with AAN Technical Series</w:t>
       </w:r>
     </w:p>
     <w:tbl>
       <w:tblPr>
         <w:tblStyle w:val="Table"/>
         <w:tblW w:type="pct" w:w="5000"/>
+        <w:tblLayout w:type="fixed"/>
         <w:tblLook w:firstRow="1" w:lastRow="0" w:firstColumn="0" w:lastColumn="0" w:noHBand="0" w:noVBand="0" w:val="0020"/>
-        <w:jc w:val="start"/>
       </w:tblPr>
       <w:tblGrid>
         <w:gridCol w:w="2329"/>
@@ -10194,14 +9208,13 @@
       </w:tblGrid>
       <w:tr>
         <w:trPr>
-          <w:tblHeader w:val="true"/>
+          <w:tblHeader w:val="on"/>
         </w:trPr>
         <w:tc>
           <w:tcPr/>
           <w:p>
             <w:pPr>
               <w:pStyle w:val="Compact"/>
-              <w:jc w:val="left"/>
             </w:pPr>
             <w:r>
               <w:t xml:space="preserve">AAN Part</w:t>
@@ -10213,7 +9226,6 @@
           <w:p>
             <w:pPr>
               <w:pStyle w:val="Compact"/>
-              <w:jc w:val="left"/>
             </w:pPr>
             <w:r>
               <w:t xml:space="preserve">PM Control Dependencies</w:t>
@@ -10227,19 +9239,17 @@
           <w:p>
             <w:pPr>
               <w:pStyle w:val="Compact"/>
-              <w:jc w:val="left"/>
-            </w:pPr>
-            <w:r>
-              <w:t xml:space="preserve">Part 3 (Entra ID / ZTNA)</w:t>
-            </w:r>
-          </w:p>
-        </w:tc>
-        <w:tc>
-          <w:tcPr/>
-          <w:p>
-            <w:pPr>
-              <w:pStyle w:val="Compact"/>
-              <w:jc w:val="left"/>
+            </w:pPr>
+            <w:r>
+              <w:t xml:space="preserve">Part 5 (Entra ID / ZTNA)</w:t>
+            </w:r>
+          </w:p>
+        </w:tc>
+        <w:tc>
+          <w:tcPr/>
+          <w:p>
+            <w:pPr>
+              <w:pStyle w:val="Compact"/>
             </w:pPr>
             <w:r>
               <w:t xml:space="preserve">PM-5 (system inventory — identity plane)</w:t>
@@ -10253,19 +9263,17 @@
           <w:p>
             <w:pPr>
               <w:pStyle w:val="Compact"/>
-              <w:jc w:val="left"/>
-            </w:pPr>
-            <w:r>
-              <w:t xml:space="preserve">Part 8 (Defender VM)</w:t>
-            </w:r>
-          </w:p>
-        </w:tc>
-        <w:tc>
-          <w:tcPr/>
-          <w:p>
-            <w:pPr>
-              <w:pStyle w:val="Compact"/>
-              <w:jc w:val="left"/>
+            </w:pPr>
+            <w:r>
+              <w:t xml:space="preserve">Part 11 (Defender VM)</w:t>
+            </w:r>
+          </w:p>
+        </w:tc>
+        <w:tc>
+          <w:tcPr/>
+          <w:p>
+            <w:pPr>
+              <w:pStyle w:val="Compact"/>
             </w:pPr>
             <w:r>
               <w:t xml:space="preserve">PM-14 (testing — vulnerability scan cadence)</w:t>
@@ -10279,19 +9287,17 @@
           <w:p>
             <w:pPr>
               <w:pStyle w:val="Compact"/>
-              <w:jc w:val="left"/>
-            </w:pPr>
-            <w:r>
-              <w:t xml:space="preserve">Part 9 (Purview / Key Vault)</w:t>
-            </w:r>
-          </w:p>
-        </w:tc>
-        <w:tc>
-          <w:tcPr/>
-          <w:p>
-            <w:pPr>
-              <w:pStyle w:val="Compact"/>
-              <w:jc w:val="left"/>
+            </w:pPr>
+            <w:r>
+              <w:t xml:space="preserve">Part 12 (Purview / Key Vault)</w:t>
+            </w:r>
+          </w:p>
+        </w:tc>
+        <w:tc>
+          <w:tcPr/>
+          <w:p>
+            <w:pPr>
+              <w:pStyle w:val="Compact"/>
             </w:pPr>
             <w:r>
               <w:t xml:space="preserve">PM-11 (mission mapping — PII-bearing processes)</w:t>
@@ -10305,19 +9311,17 @@
           <w:p>
             <w:pPr>
               <w:pStyle w:val="Compact"/>
-              <w:jc w:val="left"/>
-            </w:pPr>
-            <w:r>
-              <w:t xml:space="preserve">Part 10 (Sentinel)</w:t>
-            </w:r>
-          </w:p>
-        </w:tc>
-        <w:tc>
-          <w:tcPr/>
-          <w:p>
-            <w:pPr>
-              <w:pStyle w:val="Compact"/>
-              <w:jc w:val="left"/>
+            </w:pPr>
+            <w:r>
+              <w:t xml:space="preserve">Part 13 (Sentinel)</w:t>
+            </w:r>
+          </w:p>
+        </w:tc>
+        <w:tc>
+          <w:tcPr/>
+          <w:p>
+            <w:pPr>
+              <w:pStyle w:val="Compact"/>
             </w:pPr>
             <w:r>
               <w:t xml:space="preserve">PM-14 (monitoring program — Sentinel workbooks)</w:t>
@@ -10331,19 +9335,17 @@
           <w:p>
             <w:pPr>
               <w:pStyle w:val="Compact"/>
-              <w:jc w:val="left"/>
-            </w:pPr>
-            <w:r>
-              <w:t xml:space="preserve">Part 11 (Contingency)</w:t>
-            </w:r>
-          </w:p>
-        </w:tc>
-        <w:tc>
-          <w:tcPr/>
-          <w:p>
-            <w:pPr>
-              <w:pStyle w:val="Compact"/>
-              <w:jc w:val="left"/>
+            </w:pPr>
+            <w:r>
+              <w:t xml:space="preserve">Part 14 (Contingency)</w:t>
+            </w:r>
+          </w:p>
+        </w:tc>
+        <w:tc>
+          <w:tcPr/>
+          <w:p>
+            <w:pPr>
+              <w:pStyle w:val="Compact"/>
             </w:pPr>
             <w:r>
               <w:t xml:space="preserve">PM-9 (risk register — RTO/RPO inputs)</w:t>
@@ -10357,19 +9359,17 @@
           <w:p>
             <w:pPr>
               <w:pStyle w:val="Compact"/>
-              <w:jc w:val="left"/>
-            </w:pPr>
-            <w:r>
-              <w:t xml:space="preserve">Part 12 (SBOM/VDR/VEX)</w:t>
-            </w:r>
-          </w:p>
-        </w:tc>
-        <w:tc>
-          <w:tcPr/>
-          <w:p>
-            <w:pPr>
-              <w:pStyle w:val="Compact"/>
-              <w:jc w:val="left"/>
+            </w:pPr>
+            <w:r>
+              <w:t xml:space="preserve">Part 15 (SBOM/VDR/VEX)</w:t>
+            </w:r>
+          </w:p>
+        </w:tc>
+        <w:tc>
+          <w:tcPr/>
+          <w:p>
+            <w:pPr>
+              <w:pStyle w:val="Compact"/>
             </w:pPr>
             <w:r>
               <w:t xml:space="preserve">PM-30 (SCRM charter — technical backbone)</w:t>
@@ -10383,23 +9383,21 @@
           <w:p>
             <w:pPr>
               <w:pStyle w:val="Compact"/>
-              <w:jc w:val="left"/>
             </w:pPr>
             <w:r>
               <w:rPr>
+                <w:b/>
                 <w:bCs/>
-                <w:b/>
               </w:rPr>
-              <w:t xml:space="preserve">Part 13 (this document)</w:t>
-            </w:r>
-          </w:p>
-        </w:tc>
-        <w:tc>
-          <w:tcPr/>
-          <w:p>
-            <w:pPr>
-              <w:pStyle w:val="Compact"/>
-              <w:jc w:val="left"/>
+              <w:t xml:space="preserve">Part 16 (this document)</w:t>
+            </w:r>
+          </w:p>
+        </w:tc>
+        <w:tc>
+          <w:tcPr/>
+          <w:p>
+            <w:pPr>
+              <w:pStyle w:val="Compact"/>
             </w:pPr>
             <w:r>
               <w:t xml:space="preserve">PM-1, PM-2, PM-5, PM-7, PM-9, PM-11, PM-14, PM-15, PM-30</w:t>
@@ -10413,13 +9411,13 @@
         <w:pStyle w:val="BodyText"/>
       </w:pPr>
       <w:r>
-        <w:t xml:space="preserve">The PM governance artifacts in Part 13 provide the organizational layer that</w:t>
-      </w:r>
-      <w:r>
-        <w:t xml:space="preserve"> </w:t>
-      </w:r>
-      <w:r>
-        <w:t xml:space="preserve">contextualizes the technical evidence from Parts 1–12. Together they form a</w:t>
+        <w:t xml:space="preserve">The PM governance artifacts in Part 16 provide the organizational layer that</w:t>
+      </w:r>
+      <w:r>
+        <w:t xml:space="preserve"> </w:t>
+      </w:r>
+      <w:r>
+        <w:t xml:space="preserve">contextualizes the technical evidence from Parts 1–15. Together they form a</w:t>
       </w:r>
       <w:r>
         <w:t xml:space="preserve"> </w:t>
@@ -10428,9 +9426,11 @@
         <w:t xml:space="preserve">complete FedRAMP 20x authorization package for the PM and SR control families.</w:t>
       </w:r>
     </w:p>
-    <w:bookmarkEnd w:id="66"/>
+    <w:bookmarkEnd w:id="55"/>
     <w:sectPr>
-      <w:pgMar w:top="720" w:right="720" w:bottom="720" w:left="720" w:header="720" w:footer="720" w:gutter="0"/>
+      <w:footnotePr>
+        <w:numRestart w:val="eachSect"/>
+      </w:footnotePr>
     </w:sectPr>
   </w:body>
 </w:document>
@@ -10462,14 +9462,14 @@
 <file path=word/numbering.xml><?xml version="1.0" encoding="utf-8"?>
 <w:numbering xmlns:w="http://schemas.openxmlformats.org/wordprocessingml/2006/main">
   <w:abstractNum w:abstractNumId="990">
-    <w:nsid w:val="A990"/>
+    <w:nsid w:val="0000A990"/>
     <w:multiLevelType w:val="multilevel"/>
     <w:lvl w:ilvl="0">
       <w:numFmt w:val="bullet"/>
       <w:lvlText w:val=" "/>
       <w:lvlJc w:val="left"/>
       <w:pPr>
-        <w:ind w:left="720" w:hanging="480"/>
+        <w:ind w:left="720" w:hanging="360"/>
       </w:pPr>
     </w:lvl>
     <w:lvl w:ilvl="1">
@@ -10477,7 +9477,7 @@
       <w:lvlText w:val=" "/>
       <w:lvlJc w:val="left"/>
       <w:pPr>
-        <w:ind w:left="1440" w:hanging="480"/>
+        <w:ind w:left="1440" w:hanging="360"/>
       </w:pPr>
     </w:lvl>
     <w:lvl w:ilvl="2">
@@ -10485,7 +9485,7 @@
       <w:lvlText w:val=" "/>
       <w:lvlJc w:val="left"/>
       <w:pPr>
-        <w:ind w:left="2160" w:hanging="480"/>
+        <w:ind w:left="2160" w:hanging="360"/>
       </w:pPr>
     </w:lvl>
     <w:lvl w:ilvl="3">
@@ -10493,7 +9493,7 @@
       <w:lvlText w:val=" "/>
       <w:lvlJc w:val="left"/>
       <w:pPr>
-        <w:ind w:left="2880" w:hanging="480"/>
+        <w:ind w:left="2880" w:hanging="360"/>
       </w:pPr>
     </w:lvl>
     <w:lvl w:ilvl="4">
@@ -10501,7 +9501,7 @@
       <w:lvlText w:val=" "/>
       <w:lvlJc w:val="left"/>
       <w:pPr>
-        <w:ind w:left="3600" w:hanging="480"/>
+        <w:ind w:left="3600" w:hanging="360"/>
       </w:pPr>
     </w:lvl>
     <w:lvl w:ilvl="5">
@@ -10509,7 +9509,7 @@
       <w:lvlText w:val=" "/>
       <w:lvlJc w:val="left"/>
       <w:pPr>
-        <w:ind w:left="4320" w:hanging="480"/>
+        <w:ind w:left="4320" w:hanging="360"/>
       </w:pPr>
     </w:lvl>
     <w:lvl w:ilvl="6">
@@ -10517,7 +9517,7 @@
       <w:lvlText w:val=" "/>
       <w:lvlJc w:val="left"/>
       <w:pPr>
-        <w:ind w:left="5040" w:hanging="480"/>
+        <w:ind w:left="5040" w:hanging="360"/>
       </w:pPr>
     </w:lvl>
     <w:lvl w:ilvl="7">
@@ -10525,7 +9525,7 @@
       <w:lvlText w:val=" "/>
       <w:lvlJc w:val="left"/>
       <w:pPr>
-        <w:ind w:left="5760" w:hanging="480"/>
+        <w:ind w:left="5760" w:hanging="360"/>
       </w:pPr>
     </w:lvl>
     <w:lvl w:ilvl="8">
@@ -10533,12 +9533,12 @@
       <w:lvlText w:val=" "/>
       <w:lvlJc w:val="left"/>
       <w:pPr>
-        <w:ind w:left="6480" w:hanging="480"/>
+        <w:ind w:left="6480" w:hanging="360"/>
       </w:pPr>
     </w:lvl>
   </w:abstractNum>
   <w:abstractNum w:abstractNumId="99411">
-    <w:nsid w:val="A99411"/>
+    <w:nsid w:val="00A99411"/>
     <w:multiLevelType w:val="multilevel"/>
     <w:lvl w:ilvl="0">
       <w:start w:val="1"/>
@@ -10546,7 +9546,7 @@
       <w:lvlText w:val="%1."/>
       <w:lvlJc w:val="left"/>
       <w:pPr>
-        <w:ind w:left="720" w:hanging="480"/>
+        <w:ind w:left="720" w:hanging="360"/>
       </w:pPr>
     </w:lvl>
     <w:lvl w:ilvl="1">
@@ -10555,7 +9555,7 @@
       <w:lvlText w:val="%2."/>
       <w:lvlJc w:val="left"/>
       <w:pPr>
-        <w:ind w:left="1440" w:hanging="480"/>
+        <w:ind w:left="1440" w:hanging="360"/>
       </w:pPr>
     </w:lvl>
     <w:lvl w:ilvl="2">
@@ -10564,7 +9564,7 @@
       <w:lvlText w:val="%3."/>
       <w:lvlJc w:val="left"/>
       <w:pPr>
-        <w:ind w:left="2160" w:hanging="480"/>
+        <w:ind w:left="2160" w:hanging="360"/>
       </w:pPr>
     </w:lvl>
     <w:lvl w:ilvl="3">
@@ -10573,7 +9573,7 @@
       <w:lvlText w:val="%4."/>
       <w:lvlJc w:val="left"/>
       <w:pPr>
-        <w:ind w:left="2880" w:hanging="480"/>
+        <w:ind w:left="2880" w:hanging="360"/>
       </w:pPr>
     </w:lvl>
     <w:lvl w:ilvl="4">
@@ -10582,7 +9582,7 @@
       <w:lvlText w:val="%5."/>
       <w:lvlJc w:val="left"/>
       <w:pPr>
-        <w:ind w:left="3600" w:hanging="480"/>
+        <w:ind w:left="3600" w:hanging="360"/>
       </w:pPr>
     </w:lvl>
     <w:lvl w:ilvl="5">
@@ -10591,7 +9591,7 @@
       <w:lvlText w:val="%6."/>
       <w:lvlJc w:val="left"/>
       <w:pPr>
-        <w:ind w:left="4320" w:hanging="480"/>
+        <w:ind w:left="4320" w:hanging="360"/>
       </w:pPr>
     </w:lvl>
     <w:lvl w:ilvl="6">
@@ -10600,7 +9600,7 @@
       <w:lvlText w:val="%7."/>
       <w:lvlJc w:val="left"/>
       <w:pPr>
-        <w:ind w:left="5040" w:hanging="480"/>
+        <w:ind w:left="5040" w:hanging="360"/>
       </w:pPr>
     </w:lvl>
     <w:lvl w:ilvl="7">
@@ -10609,7 +9609,7 @@
       <w:lvlText w:val="%8."/>
       <w:lvlJc w:val="left"/>
       <w:pPr>
-        <w:ind w:left="5760" w:hanging="480"/>
+        <w:ind w:left="5760" w:hanging="360"/>
       </w:pPr>
     </w:lvl>
     <w:lvl w:ilvl="8">
@@ -10618,84 +9618,111 @@
       <w:lvlText w:val="%9."/>
       <w:lvlJc w:val="left"/>
       <w:pPr>
-        <w:ind w:left="6480" w:hanging="480"/>
+        <w:ind w:left="6480" w:hanging="360"/>
       </w:pPr>
     </w:lvl>
   </w:abstractNum>
   <w:abstractNum w:abstractNumId="991">
-    <w:nsid w:val="A991"/>
+    <w:nsid w:val="0000A991"/>
     <w:multiLevelType w:val="multilevel"/>
     <w:lvl w:ilvl="0">
       <w:numFmt w:val="bullet"/>
-      <w:lvlText w:val="•"/>
+      <w:lvlText w:val=""/>
       <w:lvlJc w:val="left"/>
       <w:pPr>
-        <w:ind w:left="720" w:hanging="480"/>
-      </w:pPr>
+        <w:ind w:left="720" w:hanging="360"/>
+      </w:pPr>
+      <w:rPr>
+        <w:rFonts w:ascii="Symbol" w:hAnsi="Symbol" w:cs="Symbol" w:hint="default"/>
+      </w:rPr>
     </w:lvl>
     <w:lvl w:ilvl="1">
       <w:numFmt w:val="bullet"/>
-      <w:lvlText w:val="–"/>
+      <w:lvlText w:val="o"/>
       <w:lvlJc w:val="left"/>
       <w:pPr>
-        <w:ind w:left="1440" w:hanging="480"/>
-      </w:pPr>
+        <w:ind w:left="1440" w:hanging="360"/>
+      </w:pPr>
+      <w:rPr>
+        <w:rFonts w:ascii="Courier New" w:hAnsi="Courier New" w:cs="Courier New" w:hint="default"/>
+      </w:rPr>
     </w:lvl>
     <w:lvl w:ilvl="2">
       <w:numFmt w:val="bullet"/>
-      <w:lvlText w:val="•"/>
+      <w:lvlText w:val=""/>
       <w:lvlJc w:val="left"/>
       <w:pPr>
-        <w:ind w:left="2160" w:hanging="480"/>
-      </w:pPr>
+        <w:ind w:left="2160" w:hanging="360"/>
+      </w:pPr>
+      <w:rPr>
+        <w:rFonts w:ascii="Wingdings" w:hAnsi="Wingdings" w:cs="Wingdings" w:hint="default"/>
+      </w:rPr>
     </w:lvl>
     <w:lvl w:ilvl="3">
       <w:numFmt w:val="bullet"/>
-      <w:lvlText w:val="–"/>
+      <w:lvlText w:val=""/>
       <w:lvlJc w:val="left"/>
       <w:pPr>
-        <w:ind w:left="2880" w:hanging="480"/>
-      </w:pPr>
+        <w:ind w:left="2880" w:hanging="360"/>
+      </w:pPr>
+      <w:rPr>
+        <w:rFonts w:ascii="Symbol" w:hAnsi="Symbol" w:cs="Symbol" w:hint="default"/>
+      </w:rPr>
     </w:lvl>
     <w:lvl w:ilvl="4">
       <w:numFmt w:val="bullet"/>
-      <w:lvlText w:val="•"/>
+      <w:lvlText w:val="o"/>
       <w:lvlJc w:val="left"/>
       <w:pPr>
-        <w:ind w:left="3600" w:hanging="480"/>
-      </w:pPr>
+        <w:ind w:left="3600" w:hanging="360"/>
+      </w:pPr>
+      <w:rPr>
+        <w:rFonts w:ascii="Courier New" w:hAnsi="Courier New" w:cs="Courier New" w:hint="default"/>
+      </w:rPr>
     </w:lvl>
     <w:lvl w:ilvl="5">
       <w:numFmt w:val="bullet"/>
-      <w:lvlText w:val="–"/>
+      <w:lvlText w:val=""/>
       <w:lvlJc w:val="left"/>
       <w:pPr>
-        <w:ind w:left="4320" w:hanging="480"/>
-      </w:pPr>
+        <w:ind w:left="4320" w:hanging="360"/>
+      </w:pPr>
+      <w:rPr>
+        <w:rFonts w:ascii="Wingdings" w:hAnsi="Wingdings" w:cs="Wingdings" w:hint="default"/>
+      </w:rPr>
     </w:lvl>
     <w:lvl w:ilvl="6">
       <w:numFmt w:val="bullet"/>
-      <w:lvlText w:val="•"/>
+      <w:lvlText w:val=""/>
       <w:lvlJc w:val="left"/>
       <w:pPr>
-        <w:ind w:left="5040" w:hanging="480"/>
-      </w:pPr>
+        <w:ind w:left="5040" w:hanging="360"/>
+      </w:pPr>
+      <w:rPr>
+        <w:rFonts w:ascii="Symbol" w:hAnsi="Symbol" w:cs="Symbol" w:hint="default"/>
+      </w:rPr>
     </w:lvl>
     <w:lvl w:ilvl="7">
       <w:numFmt w:val="bullet"/>
-      <w:lvlText w:val="–"/>
+      <w:lvlText w:val="o"/>
       <w:lvlJc w:val="left"/>
       <w:pPr>
-        <w:ind w:left="5760" w:hanging="480"/>
-      </w:pPr>
+        <w:ind w:left="5760" w:hanging="360"/>
+      </w:pPr>
+      <w:rPr>
+        <w:rFonts w:ascii="Courier New" w:hAnsi="Courier New" w:cs="Courier New" w:hint="default"/>
+      </w:rPr>
     </w:lvl>
     <w:lvl w:ilvl="8">
       <w:numFmt w:val="bullet"/>
-      <w:lvlText w:val="•"/>
+      <w:lvlText w:val=""/>
       <w:lvlJc w:val="left"/>
       <w:pPr>
-        <w:ind w:left="6480" w:hanging="480"/>
-      </w:pPr>
+        <w:ind w:left="6480" w:hanging="360"/>
+      </w:pPr>
+      <w:rPr>
+        <w:rFonts w:ascii="Wingdings" w:hAnsi="Wingdings" w:cs="Wingdings" w:hint="default"/>
+      </w:rPr>
     </w:lvl>
   </w:abstractNum>
   <w:num w:numId="1000">
@@ -10874,10 +9901,10 @@
   <w:docDefaults>
     <w:rPrDefault>
       <w:rPr>
-        <w:rFonts w:asciiTheme="minorHAnsi" w:cstheme="minorBidi" w:eastAsiaTheme="minorHAnsi" w:hAnsiTheme="minorHAnsi"/>
+        <w:rFonts w:asciiTheme="minorHAnsi" w:cstheme="minorBidi" w:eastAsiaTheme="minorEastAsia" w:hAnsiTheme="minorHAnsi"/>
         <w:sz w:val="24"/>
         <w:szCs w:val="24"/>
-        <w:lang w:bidi="ar-SA" w:eastAsia="en-US" w:val="en-US"/>
+        <w:lang w:bidi="ar-SA" w:eastAsia="zh-CN" w:val="en-US"/>
       </w:rPr>
     </w:rPrDefault>
     <w:pPrDefault>
@@ -10895,10 +9922,10 @@
     <w:name w:val="Body Text"/>
     <w:basedOn w:val="Normal"/>
     <w:link w:val="BodyTextChar"/>
+    <w:qFormat/>
     <w:pPr>
       <w:spacing w:after="180" w:before="180"/>
     </w:pPr>
-    <w:qFormat/>
   </w:style>
   <w:style w:customStyle="1" w:styleId="FirstParagraph" w:type="paragraph">
     <w:name w:val="First Paragraph"/>
@@ -10918,57 +9945,94 @@
     <w:name w:val="Title"/>
     <w:basedOn w:val="Normal"/>
     <w:next w:val="BodyText"/>
+    <w:link w:val="TitleChar"/>
+    <w:uiPriority w:val="10"/>
     <w:qFormat/>
+    <w:rsid w:val="00A10FD9"/>
     <w:pPr>
-      <w:keepNext/>
-      <w:keepLines/>
-      <w:spacing w:after="240" w:before="480"/>
+      <w:spacing w:after="80" w:line="240" w:lineRule="auto"/>
+      <w:contextualSpacing/>
       <w:jc w:val="center"/>
     </w:pPr>
     <w:rPr>
       <w:rFonts w:asciiTheme="majorHAnsi" w:cstheme="majorBidi" w:eastAsiaTheme="majorEastAsia" w:hAnsiTheme="majorHAnsi"/>
-      <w:b/>
-      <w:bCs/>
-      <w:color w:themeColor="accent1" w:themeShade="B5" w:val="345A8A"/>
-      <w:sz w:val="36"/>
-      <w:szCs w:val="36"/>
+      <w:sz w:val="56"/>
+      <w:szCs w:val="56"/>
+    </w:rPr>
+  </w:style>
+  <w:style w:customStyle="1" w:styleId="TitleChar" w:type="character">
+    <w:name w:val="Title Char"/>
+    <w:basedOn w:val="DefaultParagraphFont"/>
+    <w:link w:val="Title"/>
+    <w:uiPriority w:val="10"/>
+    <w:rsid w:val="00A10FD9"/>
+    <w:rPr>
+      <w:rFonts w:asciiTheme="majorHAnsi" w:cstheme="majorBidi" w:eastAsiaTheme="majorEastAsia" w:hAnsiTheme="majorHAnsi"/>
+      <w:sz w:val="56"/>
+      <w:szCs w:val="56"/>
     </w:rPr>
   </w:style>
   <w:style w:styleId="Subtitle" w:type="paragraph">
     <w:name w:val="Subtitle"/>
     <w:basedOn w:val="Title"/>
     <w:next w:val="BodyText"/>
+    <w:link w:val="SubtitleChar"/>
+    <w:uiPriority w:val="11"/>
     <w:qFormat/>
+    <w:rsid w:val="00A10FD9"/>
     <w:pPr>
-      <w:keepNext/>
-      <w:keepLines/>
-      <w:spacing w:after="240" w:before="240"/>
-      <w:jc w:val="center"/>
+      <w:numPr>
+        <w:ilvl w:val="1"/>
+      </w:numPr>
     </w:pPr>
     <w:rPr>
-      <w:sz w:val="30"/>
-      <w:szCs w:val="30"/>
+      <w:rFonts w:cstheme="majorBidi" w:eastAsiaTheme="majorEastAsia"/>
+      <w:spacing w:val="15"/>
+      <w:sz w:val="28"/>
+      <w:szCs w:val="28"/>
+    </w:rPr>
+  </w:style>
+  <w:style w:customStyle="1" w:styleId="SubtitleChar" w:type="character">
+    <w:name w:val="Subtitle Char"/>
+    <w:basedOn w:val="DefaultParagraphFont"/>
+    <w:link w:val="Subtitle"/>
+    <w:uiPriority w:val="11"/>
+    <w:rsid w:val="00A10FD9"/>
+    <w:rPr>
+      <w:rFonts w:cstheme="majorBidi" w:eastAsiaTheme="majorEastAsia"/>
+      <w:color w:themeColor="text1" w:themeTint="A6" w:val="595959"/>
+      <w:spacing w:val="15"/>
+      <w:sz w:val="28"/>
+      <w:szCs w:val="28"/>
     </w:rPr>
   </w:style>
   <w:style w:customStyle="1" w:styleId="Author" w:type="paragraph">
     <w:name w:val="Author"/>
+    <w:basedOn w:val="Title"/>
     <w:next w:val="BodyText"/>
     <w:qFormat/>
     <w:pPr>
       <w:keepNext/>
       <w:keepLines/>
-      <w:jc w:val="center"/>
     </w:pPr>
+    <w:rPr>
+      <w:sz w:val="24"/>
+      <w:szCs w:val="24"/>
+    </w:rPr>
   </w:style>
   <w:style w:styleId="Date" w:type="paragraph">
     <w:name w:val="Date"/>
+    <w:basedOn w:val="Title"/>
     <w:next w:val="BodyText"/>
     <w:qFormat/>
     <w:pPr>
       <w:keepNext/>
       <w:keepLines/>
-      <w:jc w:val="center"/>
     </w:pPr>
+    <w:rPr>
+      <w:sz w:val="24"/>
+      <w:szCs w:val="24"/>
+    </w:rPr>
   </w:style>
   <w:style w:customStyle="1" w:styleId="AbstractTitle" w:type="paragraph">
     <w:name w:val="Abstract Title"/>
@@ -10978,15 +10042,13 @@
     <w:pPr>
       <w:keepNext/>
       <w:keepLines/>
+      <w:spacing w:after="0" w:before="300"/>
       <w:jc w:val="center"/>
-      <w:spacing w:after="0" w:before="300"/>
     </w:pPr>
     <w:rPr>
+      <w:b/>
       <w:sz w:val="20"/>
       <w:szCs w:val="20"/>
-      <w:b/>
-      <w:color w:val="345A8A"/>
-      &gt;
     </w:rPr>
   </w:style>
   <w:style w:customStyle="1" w:styleId="Abstract" w:type="paragraph">
@@ -11013,191 +10075,321 @@
     <w:rPr/>
   </w:style>
   <w:style w:styleId="Heading1" w:type="paragraph">
-    <w:name w:val="Heading 1"/>
+    <w:name w:val="heading 1"/>
     <w:basedOn w:val="Normal"/>
     <w:next w:val="BodyText"/>
+    <w:link w:val="Heading1Char"/>
     <w:uiPriority w:val="9"/>
     <w:qFormat/>
+    <w:rsid w:val="00A10FD9"/>
     <w:pPr>
       <w:keepNext/>
       <w:keepLines/>
-      <w:spacing w:after="0" w:before="480"/>
+      <w:spacing w:after="80" w:before="360"/>
       <w:outlineLvl w:val="0"/>
     </w:pPr>
     <w:rPr>
       <w:rFonts w:asciiTheme="majorHAnsi" w:cstheme="majorBidi" w:eastAsiaTheme="majorEastAsia" w:hAnsiTheme="majorHAnsi"/>
-      <w:b/>
-      <w:bCs/>
-      <w:color w:themeColor="accent1" w:val="4F81BD"/>
+      <w:color w:themeColor="accent1" w:themeShade="BF" w:val="0F4761"/>
+      <w:sz w:val="40"/>
+      <w:szCs w:val="40"/>
+    </w:rPr>
+  </w:style>
+  <w:style w:styleId="Heading2" w:type="paragraph">
+    <w:name w:val="heading 2"/>
+    <w:basedOn w:val="Normal"/>
+    <w:next w:val="BodyText"/>
+    <w:link w:val="Heading2Char"/>
+    <w:uiPriority w:val="9"/>
+    <w:semiHidden/>
+    <w:unhideWhenUsed/>
+    <w:qFormat/>
+    <w:rsid w:val="00A10FD9"/>
+    <w:pPr>
+      <w:keepNext/>
+      <w:keepLines/>
+      <w:spacing w:after="80" w:before="160"/>
+      <w:outlineLvl w:val="1"/>
+    </w:pPr>
+    <w:rPr>
+      <w:rFonts w:asciiTheme="majorHAnsi" w:cstheme="majorBidi" w:eastAsiaTheme="majorEastAsia" w:hAnsiTheme="majorHAnsi"/>
+      <w:color w:themeColor="accent1" w:themeShade="BF" w:val="0F4761"/>
       <w:sz w:val="32"/>
       <w:szCs w:val="32"/>
     </w:rPr>
   </w:style>
-  <w:style w:styleId="Heading2" w:type="paragraph">
-    <w:name w:val="Heading 2"/>
+  <w:style w:styleId="Heading3" w:type="paragraph">
+    <w:name w:val="heading 3"/>
     <w:basedOn w:val="Normal"/>
     <w:next w:val="BodyText"/>
+    <w:link w:val="Heading3Char"/>
     <w:uiPriority w:val="9"/>
+    <w:semiHidden/>
     <w:unhideWhenUsed/>
     <w:qFormat/>
+    <w:rsid w:val="00A10FD9"/>
     <w:pPr>
       <w:keepNext/>
       <w:keepLines/>
-      <w:spacing w:after="0" w:before="200"/>
-      <w:outlineLvl w:val="1"/>
+      <w:spacing w:after="80" w:before="160"/>
+      <w:outlineLvl w:val="2"/>
     </w:pPr>
     <w:rPr>
-      <w:rFonts w:asciiTheme="majorHAnsi" w:cstheme="majorBidi" w:eastAsiaTheme="majorEastAsia" w:hAnsiTheme="majorHAnsi"/>
-      <w:b/>
-      <w:bCs/>
-      <w:color w:themeColor="accent1" w:val="4F81BD"/>
+      <w:rFonts w:cstheme="majorBidi" w:eastAsiaTheme="majorEastAsia"/>
+      <w:color w:themeColor="accent1" w:themeShade="BF" w:val="0F4761"/>
       <w:sz w:val="28"/>
       <w:szCs w:val="28"/>
     </w:rPr>
   </w:style>
-  <w:style w:styleId="Heading3" w:type="paragraph">
-    <w:name w:val="Heading 3"/>
+  <w:style w:styleId="Heading4" w:type="paragraph">
+    <w:name w:val="heading 4"/>
     <w:basedOn w:val="Normal"/>
     <w:next w:val="BodyText"/>
+    <w:link w:val="Heading4Char"/>
     <w:uiPriority w:val="9"/>
+    <w:semiHidden/>
     <w:unhideWhenUsed/>
     <w:qFormat/>
+    <w:rsid w:val="00A10FD9"/>
     <w:pPr>
       <w:keepNext/>
       <w:keepLines/>
-      <w:spacing w:after="0" w:before="200"/>
-      <w:outlineLvl w:val="2"/>
+      <w:spacing w:after="40" w:before="80"/>
+      <w:outlineLvl w:val="3"/>
     </w:pPr>
     <w:rPr>
-      <w:rFonts w:asciiTheme="majorHAnsi" w:cstheme="majorBidi" w:eastAsiaTheme="majorEastAsia" w:hAnsiTheme="majorHAnsi"/>
-      <w:b/>
-      <w:bCs/>
-      <w:color w:themeColor="accent1" w:val="4F81BD"/>
-      <w:sz w:val="24"/>
-      <w:szCs w:val="24"/>
+      <w:rFonts w:cstheme="majorBidi" w:eastAsiaTheme="majorEastAsia"/>
+      <w:i/>
+      <w:iCs/>
+      <w:color w:themeColor="accent1" w:themeShade="BF" w:val="0F4761"/>
     </w:rPr>
   </w:style>
-  <w:style w:styleId="Heading4" w:type="paragraph">
-    <w:name w:val="Heading 4"/>
+  <w:style w:styleId="Heading5" w:type="paragraph">
+    <w:name w:val="heading 5"/>
     <w:basedOn w:val="Normal"/>
     <w:next w:val="BodyText"/>
+    <w:link w:val="Heading5Char"/>
     <w:uiPriority w:val="9"/>
+    <w:semiHidden/>
     <w:unhideWhenUsed/>
     <w:qFormat/>
+    <w:rsid w:val="00A10FD9"/>
     <w:pPr>
       <w:keepNext/>
       <w:keepLines/>
-      <w:spacing w:after="0" w:before="200"/>
-      <w:outlineLvl w:val="3"/>
+      <w:spacing w:after="40" w:before="80"/>
+      <w:outlineLvl w:val="4"/>
     </w:pPr>
     <w:rPr>
-      <w:rFonts w:asciiTheme="majorHAnsi" w:cstheme="majorBidi" w:eastAsiaTheme="majorEastAsia" w:hAnsiTheme="majorHAnsi"/>
-      <w:i/>
-      <w:bCs/>
-      <w:color w:themeColor="accent1" w:val="4F81BD"/>
-      <w:sz w:val="24"/>
-      <w:szCs w:val="24"/>
+      <w:rFonts w:cstheme="majorBidi" w:eastAsiaTheme="majorEastAsia"/>
+      <w:color w:themeColor="accent1" w:themeShade="BF" w:val="0F4761"/>
     </w:rPr>
   </w:style>
-  <w:style w:styleId="Heading5" w:type="paragraph">
-    <w:name w:val="Heading 5"/>
+  <w:style w:styleId="Heading6" w:type="paragraph">
+    <w:name w:val="heading 6"/>
     <w:basedOn w:val="Normal"/>
     <w:next w:val="BodyText"/>
+    <w:link w:val="Heading6Char"/>
     <w:uiPriority w:val="9"/>
+    <w:semiHidden/>
     <w:unhideWhenUsed/>
     <w:qFormat/>
+    <w:rsid w:val="00A10FD9"/>
     <w:pPr>
       <w:keepNext/>
       <w:keepLines/>
-      <w:spacing w:after="0" w:before="200"/>
-      <w:outlineLvl w:val="4"/>
+      <w:spacing w:after="0" w:before="40"/>
+      <w:outlineLvl w:val="5"/>
     </w:pPr>
     <w:rPr>
-      <w:rFonts w:asciiTheme="majorHAnsi" w:cstheme="majorBidi" w:eastAsiaTheme="majorEastAsia" w:hAnsiTheme="majorHAnsi"/>
+      <w:rFonts w:cstheme="majorBidi" w:eastAsiaTheme="majorEastAsia"/>
+      <w:i/>
       <w:iCs/>
-      <w:color w:themeColor="accent1" w:val="4F81BD"/>
-      <w:sz w:val="24"/>
-      <w:szCs w:val="24"/>
+      <w:color w:themeColor="text1" w:themeTint="A6" w:val="595959"/>
     </w:rPr>
   </w:style>
-  <w:style w:styleId="Heading6" w:type="paragraph">
-    <w:name w:val="Heading 6"/>
+  <w:style w:styleId="Heading7" w:type="paragraph">
+    <w:name w:val="heading 7"/>
     <w:basedOn w:val="Normal"/>
     <w:next w:val="BodyText"/>
+    <w:link w:val="Heading7Char"/>
     <w:uiPriority w:val="9"/>
+    <w:semiHidden/>
     <w:unhideWhenUsed/>
     <w:qFormat/>
+    <w:rsid w:val="00A10FD9"/>
     <w:pPr>
       <w:keepNext/>
       <w:keepLines/>
-      <w:spacing w:after="0" w:before="200"/>
-      <w:outlineLvl w:val="5"/>
+      <w:spacing w:after="0" w:before="40"/>
+      <w:outlineLvl w:val="6"/>
     </w:pPr>
     <w:rPr>
-      <w:rFonts w:asciiTheme="majorHAnsi" w:cstheme="majorBidi" w:eastAsiaTheme="majorEastAsia" w:hAnsiTheme="majorHAnsi"/>
-      <w:color w:themeColor="accent1" w:val="4F81BD"/>
-      <w:sz w:val="24"/>
-      <w:szCs w:val="24"/>
+      <w:rFonts w:cstheme="majorBidi" w:eastAsiaTheme="majorEastAsia"/>
+      <w:color w:themeColor="text1" w:themeTint="A6" w:val="595959"/>
     </w:rPr>
   </w:style>
-  <w:style w:styleId="Heading7" w:type="paragraph">
-    <w:name w:val="Heading 7"/>
+  <w:style w:styleId="Heading8" w:type="paragraph">
+    <w:name w:val="heading 8"/>
     <w:basedOn w:val="Normal"/>
     <w:next w:val="BodyText"/>
+    <w:link w:val="Heading8Char"/>
     <w:uiPriority w:val="9"/>
+    <w:semiHidden/>
     <w:unhideWhenUsed/>
     <w:qFormat/>
+    <w:rsid w:val="00A10FD9"/>
     <w:pPr>
       <w:keepNext/>
       <w:keepLines/>
-      <w:spacing w:after="0" w:before="200"/>
-      <w:outlineLvl w:val="6"/>
+      <w:spacing w:after="0"/>
+      <w:outlineLvl w:val="7"/>
     </w:pPr>
     <w:rPr>
-      <w:rFonts w:asciiTheme="majorHAnsi" w:cstheme="majorBidi" w:eastAsiaTheme="majorEastAsia" w:hAnsiTheme="majorHAnsi"/>
-      <w:color w:themeColor="accent1" w:val="4F81BD"/>
-      <w:sz w:val="24"/>
-      <w:szCs w:val="24"/>
+      <w:rFonts w:cstheme="majorBidi" w:eastAsiaTheme="majorEastAsia"/>
+      <w:i/>
+      <w:iCs/>
+      <w:color w:themeColor="text1" w:themeTint="D8" w:val="272727"/>
     </w:rPr>
   </w:style>
-  <w:style w:styleId="Heading8" w:type="paragraph">
-    <w:name w:val="Heading 8"/>
+  <w:style w:styleId="Heading9" w:type="paragraph">
+    <w:name w:val="heading 9"/>
     <w:basedOn w:val="Normal"/>
     <w:next w:val="BodyText"/>
+    <w:link w:val="Heading9Char"/>
     <w:uiPriority w:val="9"/>
+    <w:semiHidden/>
     <w:unhideWhenUsed/>
     <w:qFormat/>
+    <w:rsid w:val="00A10FD9"/>
     <w:pPr>
       <w:keepNext/>
       <w:keepLines/>
-      <w:spacing w:after="0" w:before="200"/>
-      <w:outlineLvl w:val="7"/>
-    </w:pPr>
-    <w:rPr>
-      <w:rFonts w:asciiTheme="majorHAnsi" w:cstheme="majorBidi" w:eastAsiaTheme="majorEastAsia" w:hAnsiTheme="majorHAnsi"/>
-      <w:color w:themeColor="accent1" w:val="4F81BD"/>
-      <w:sz w:val="24"/>
-      <w:szCs w:val="24"/>
-    </w:rPr>
-  </w:style>
-  <w:style w:styleId="Heading9" w:type="paragraph">
-    <w:name w:val="Heading 9"/>
-    <w:basedOn w:val="Normal"/>
-    <w:next w:val="BodyText"/>
-    <w:uiPriority w:val="9"/>
-    <w:unhideWhenUsed/>
-    <w:qFormat/>
-    <w:pPr>
-      <w:keepNext/>
-      <w:keepLines/>
-      <w:spacing w:after="0" w:before="200"/>
+      <w:spacing w:after="0"/>
       <w:outlineLvl w:val="8"/>
     </w:pPr>
     <w:rPr>
+      <w:rFonts w:cstheme="majorBidi" w:eastAsiaTheme="majorEastAsia"/>
+      <w:color w:themeColor="text1" w:themeTint="D8" w:val="272727"/>
+    </w:rPr>
+  </w:style>
+  <w:style w:customStyle="1" w:styleId="Heading1Char" w:type="character">
+    <w:name w:val="Heading 1 Char"/>
+    <w:basedOn w:val="DefaultParagraphFont"/>
+    <w:link w:val="Heading1"/>
+    <w:uiPriority w:val="9"/>
+    <w:rsid w:val="00A10FD9"/>
+    <w:rPr>
       <w:rFonts w:asciiTheme="majorHAnsi" w:cstheme="majorBidi" w:eastAsiaTheme="majorEastAsia" w:hAnsiTheme="majorHAnsi"/>
-      <w:color w:themeColor="accent1" w:val="4F81BD"/>
-      <w:sz w:val="24"/>
-      <w:szCs w:val="24"/>
+      <w:color w:themeColor="accent1" w:themeShade="BF" w:val="0F4761"/>
+      <w:sz w:val="40"/>
+      <w:szCs w:val="40"/>
+    </w:rPr>
+  </w:style>
+  <w:style w:customStyle="1" w:styleId="Heading2Char" w:type="character">
+    <w:name w:val="Heading 2 Char"/>
+    <w:basedOn w:val="DefaultParagraphFont"/>
+    <w:link w:val="Heading2"/>
+    <w:uiPriority w:val="9"/>
+    <w:semiHidden/>
+    <w:rsid w:val="00A10FD9"/>
+    <w:rPr>
+      <w:rFonts w:asciiTheme="majorHAnsi" w:cstheme="majorBidi" w:eastAsiaTheme="majorEastAsia" w:hAnsiTheme="majorHAnsi"/>
+      <w:color w:themeColor="accent1" w:themeShade="BF" w:val="0F4761"/>
+      <w:sz w:val="32"/>
+      <w:szCs w:val="32"/>
+    </w:rPr>
+  </w:style>
+  <w:style w:customStyle="1" w:styleId="Heading3Char" w:type="character">
+    <w:name w:val="Heading 3 Char"/>
+    <w:basedOn w:val="DefaultParagraphFont"/>
+    <w:link w:val="Heading3"/>
+    <w:uiPriority w:val="9"/>
+    <w:semiHidden/>
+    <w:rsid w:val="00A10FD9"/>
+    <w:rPr>
+      <w:rFonts w:cstheme="majorBidi" w:eastAsiaTheme="majorEastAsia"/>
+      <w:color w:themeColor="accent1" w:themeShade="BF" w:val="0F4761"/>
+      <w:sz w:val="28"/>
+      <w:szCs w:val="28"/>
+    </w:rPr>
+  </w:style>
+  <w:style w:customStyle="1" w:styleId="Heading4Char" w:type="character">
+    <w:name w:val="Heading 4 Char"/>
+    <w:basedOn w:val="DefaultParagraphFont"/>
+    <w:link w:val="Heading4"/>
+    <w:uiPriority w:val="9"/>
+    <w:semiHidden/>
+    <w:rsid w:val="00A10FD9"/>
+    <w:rPr>
+      <w:rFonts w:cstheme="majorBidi" w:eastAsiaTheme="majorEastAsia"/>
+      <w:i/>
+      <w:iCs/>
+      <w:color w:themeColor="accent1" w:themeShade="BF" w:val="0F4761"/>
+    </w:rPr>
+  </w:style>
+  <w:style w:customStyle="1" w:styleId="Heading5Char" w:type="character">
+    <w:name w:val="Heading 5 Char"/>
+    <w:basedOn w:val="DefaultParagraphFont"/>
+    <w:link w:val="Heading5"/>
+    <w:uiPriority w:val="9"/>
+    <w:semiHidden/>
+    <w:rsid w:val="00A10FD9"/>
+    <w:rPr>
+      <w:rFonts w:cstheme="majorBidi" w:eastAsiaTheme="majorEastAsia"/>
+      <w:color w:themeColor="accent1" w:themeShade="BF" w:val="0F4761"/>
+    </w:rPr>
+  </w:style>
+  <w:style w:customStyle="1" w:styleId="Heading6Char" w:type="character">
+    <w:name w:val="Heading 6 Char"/>
+    <w:basedOn w:val="DefaultParagraphFont"/>
+    <w:link w:val="Heading6"/>
+    <w:uiPriority w:val="9"/>
+    <w:semiHidden/>
+    <w:rsid w:val="00A10FD9"/>
+    <w:rPr>
+      <w:rFonts w:cstheme="majorBidi" w:eastAsiaTheme="majorEastAsia"/>
+      <w:i/>
+      <w:iCs/>
+      <w:color w:themeColor="text1" w:themeTint="A6" w:val="595959"/>
+    </w:rPr>
+  </w:style>
+  <w:style w:customStyle="1" w:styleId="Heading7Char" w:type="character">
+    <w:name w:val="Heading 7 Char"/>
+    <w:basedOn w:val="DefaultParagraphFont"/>
+    <w:link w:val="Heading7"/>
+    <w:uiPriority w:val="9"/>
+    <w:semiHidden/>
+    <w:rsid w:val="00A10FD9"/>
+    <w:rPr>
+      <w:rFonts w:cstheme="majorBidi" w:eastAsiaTheme="majorEastAsia"/>
+      <w:color w:themeColor="text1" w:themeTint="A6" w:val="595959"/>
+    </w:rPr>
+  </w:style>
+  <w:style w:customStyle="1" w:styleId="Heading8Char" w:type="character">
+    <w:name w:val="Heading 8 Char"/>
+    <w:basedOn w:val="DefaultParagraphFont"/>
+    <w:link w:val="Heading8"/>
+    <w:uiPriority w:val="9"/>
+    <w:semiHidden/>
+    <w:rsid w:val="00A10FD9"/>
+    <w:rPr>
+      <w:rFonts w:cstheme="majorBidi" w:eastAsiaTheme="majorEastAsia"/>
+      <w:i/>
+      <w:iCs/>
+      <w:color w:themeColor="text1" w:themeTint="D8" w:val="272727"/>
+    </w:rPr>
+  </w:style>
+  <w:style w:customStyle="1" w:styleId="Heading9Char" w:type="character">
+    <w:name w:val="Heading 9 Char"/>
+    <w:basedOn w:val="DefaultParagraphFont"/>
+    <w:link w:val="Heading9"/>
+    <w:uiPriority w:val="9"/>
+    <w:semiHidden/>
+    <w:rsid w:val="00A10FD9"/>
+    <w:rPr>
+      <w:rFonts w:cstheme="majorBidi" w:eastAsiaTheme="majorEastAsia"/>
+      <w:color w:themeColor="text1" w:themeTint="D8" w:val="272727"/>
     </w:rPr>
   </w:style>
   <w:style w:styleId="BlockText" w:type="paragraph">
@@ -11220,6 +10412,18 @@
     <w:unhideWhenUsed/>
     <w:qFormat/>
   </w:style>
+  <w:style w:styleId="FootnoteBlockText" w:type="paragraph">
+    <w:name w:val="Footnote Block Text"/>
+    <w:basedOn w:val="FootnoteText"/>
+    <w:next w:val="FootnoteText"/>
+    <w:uiPriority w:val="9"/>
+    <w:unhideWhenUsed/>
+    <w:qFormat/>
+    <w:pPr>
+      <w:spacing w:after="100" w:before="100"/>
+      <w:ind w:firstLine="0" w:left="480" w:right="480"/>
+    </w:pPr>
+  </w:style>
   <w:style w:default="1" w:styleId="DefaultParagraphFont" w:type="character">
     <w:name w:val="Default Paragraph Font"/>
     <w:semiHidden/>
@@ -11241,18 +10445,11 @@
       </w:tblCellMar>
     </w:tblPr>
     <w:tblStylePr w:type="firstRow">
-      <w:tblPr>
-        <w:jc w:val="left"/>
-        <w:tblInd w:type="dxa" w:w="0"/>
-      </w:tblPr>
-      <w:trPr>
-        <w:jc w:val="left"/>
-      </w:trPr>
       <w:tcPr>
-        <w:vAlign w:val="bottom"/>
         <w:tcBorders>
           <w:bottom w:val="single"/>
         </w:tcBorders>
+        <w:vAlign w:val="bottom"/>
       </w:tcPr>
     </w:tblStylePr>
   </w:style>
@@ -11361,233 +10558,261 @@
     <w:link w:val="VerbatimChar"/>
     <w:pPr>
       <w:wordWrap w:val="off"/>
+      <w:shd w:val="clear" w:fill="f1f3f5"/>
     </w:pPr>
   </w:style>
   <w:style w:type="character" w:customStyle="1" w:styleId="KeywordTok">
     <w:name w:val="KeywordTok"/>
     <w:basedOn w:val="VerbatimChar"/>
     <w:rPr>
-      <w:color w:val="007020"/>
       <w:b/>
+      <w:color w:val="003b4f"/>
+      <w:shd w:val="clear" w:fill="f1f3f5"/>
     </w:rPr>
   </w:style>
   <w:style w:type="character" w:customStyle="1" w:styleId="DataTypeTok">
     <w:name w:val="DataTypeTok"/>
     <w:basedOn w:val="VerbatimChar"/>
     <w:rPr>
-      <w:color w:val="902000"/>
+      <w:color w:val="ad0000"/>
+      <w:shd w:val="clear" w:fill="f1f3f5"/>
     </w:rPr>
   </w:style>
   <w:style w:type="character" w:customStyle="1" w:styleId="DecValTok">
     <w:name w:val="DecValTok"/>
     <w:basedOn w:val="VerbatimChar"/>
     <w:rPr>
-      <w:color w:val="40a070"/>
+      <w:color w:val="ad0000"/>
+      <w:shd w:val="clear" w:fill="f1f3f5"/>
     </w:rPr>
   </w:style>
   <w:style w:type="character" w:customStyle="1" w:styleId="BaseNTok">
     <w:name w:val="BaseNTok"/>
     <w:basedOn w:val="VerbatimChar"/>
     <w:rPr>
-      <w:color w:val="40a070"/>
+      <w:color w:val="ad0000"/>
+      <w:shd w:val="clear" w:fill="f1f3f5"/>
     </w:rPr>
   </w:style>
   <w:style w:type="character" w:customStyle="1" w:styleId="FloatTok">
     <w:name w:val="FloatTok"/>
     <w:basedOn w:val="VerbatimChar"/>
     <w:rPr>
-      <w:color w:val="40a070"/>
+      <w:color w:val="ad0000"/>
+      <w:shd w:val="clear" w:fill="f1f3f5"/>
     </w:rPr>
   </w:style>
   <w:style w:type="character" w:customStyle="1" w:styleId="ConstantTok">
     <w:name w:val="ConstantTok"/>
     <w:basedOn w:val="VerbatimChar"/>
     <w:rPr>
-      <w:color w:val="880000"/>
+      <w:color w:val="8f5902"/>
+      <w:shd w:val="clear" w:fill="f1f3f5"/>
     </w:rPr>
   </w:style>
   <w:style w:type="character" w:customStyle="1" w:styleId="CharTok">
     <w:name w:val="CharTok"/>
     <w:basedOn w:val="VerbatimChar"/>
     <w:rPr>
-      <w:color w:val="4070a0"/>
+      <w:color w:val="20794d"/>
+      <w:shd w:val="clear" w:fill="f1f3f5"/>
     </w:rPr>
   </w:style>
   <w:style w:type="character" w:customStyle="1" w:styleId="SpecialCharTok">
     <w:name w:val="SpecialCharTok"/>
     <w:basedOn w:val="VerbatimChar"/>
     <w:rPr>
-      <w:color w:val="4070a0"/>
+      <w:color w:val="5e5e5e"/>
+      <w:shd w:val="clear" w:fill="f1f3f5"/>
     </w:rPr>
   </w:style>
   <w:style w:type="character" w:customStyle="1" w:styleId="StringTok">
     <w:name w:val="StringTok"/>
     <w:basedOn w:val="VerbatimChar"/>
     <w:rPr>
-      <w:color w:val="4070a0"/>
+      <w:color w:val="20794d"/>
+      <w:shd w:val="clear" w:fill="f1f3f5"/>
     </w:rPr>
   </w:style>
   <w:style w:type="character" w:customStyle="1" w:styleId="VerbatimStringTok">
     <w:name w:val="VerbatimStringTok"/>
     <w:basedOn w:val="VerbatimChar"/>
     <w:rPr>
-      <w:color w:val="4070a0"/>
+      <w:color w:val="20794d"/>
+      <w:shd w:val="clear" w:fill="f1f3f5"/>
     </w:rPr>
   </w:style>
   <w:style w:type="character" w:customStyle="1" w:styleId="SpecialStringTok">
     <w:name w:val="SpecialStringTok"/>
     <w:basedOn w:val="VerbatimChar"/>
     <w:rPr>
-      <w:color w:val="bb6688"/>
+      <w:color w:val="20794d"/>
+      <w:shd w:val="clear" w:fill="f1f3f5"/>
     </w:rPr>
   </w:style>
   <w:style w:type="character" w:customStyle="1" w:styleId="ImportTok">
     <w:name w:val="ImportTok"/>
     <w:basedOn w:val="VerbatimChar"/>
     <w:rPr>
-      <w:color w:val="008000"/>
-      <w:b/>
+      <w:color w:val="00769e"/>
+      <w:shd w:val="clear" w:fill="f1f3f5"/>
     </w:rPr>
   </w:style>
   <w:style w:type="character" w:customStyle="1" w:styleId="CommentTok">
     <w:name w:val="CommentTok"/>
     <w:basedOn w:val="VerbatimChar"/>
     <w:rPr>
-      <w:color w:val="60a0b0"/>
-      <w:i/>
+      <w:color w:val="5e5e5e"/>
+      <w:shd w:val="clear" w:fill="f1f3f5"/>
     </w:rPr>
   </w:style>
   <w:style w:type="character" w:customStyle="1" w:styleId="DocumentationTok">
     <w:name w:val="DocumentationTok"/>
     <w:basedOn w:val="VerbatimChar"/>
     <w:rPr>
-      <w:color w:val="ba2121"/>
       <w:i/>
+      <w:color w:val="5e5e5e"/>
+      <w:shd w:val="clear" w:fill="f1f3f5"/>
     </w:rPr>
   </w:style>
   <w:style w:type="character" w:customStyle="1" w:styleId="AnnotationTok">
     <w:name w:val="AnnotationTok"/>
     <w:basedOn w:val="VerbatimChar"/>
     <w:rPr>
-      <w:color w:val="60a0b0"/>
-      <w:b/>
-      <w:i/>
+      <w:color w:val="5e5e5e"/>
+      <w:shd w:val="clear" w:fill="f1f3f5"/>
     </w:rPr>
   </w:style>
   <w:style w:type="character" w:customStyle="1" w:styleId="CommentVarTok">
     <w:name w:val="CommentVarTok"/>
     <w:basedOn w:val="VerbatimChar"/>
     <w:rPr>
-      <w:color w:val="60a0b0"/>
-      <w:b/>
       <w:i/>
+      <w:color w:val="5e5e5e"/>
+      <w:shd w:val="clear" w:fill="f1f3f5"/>
     </w:rPr>
   </w:style>
   <w:style w:type="character" w:customStyle="1" w:styleId="OtherTok">
     <w:name w:val="OtherTok"/>
     <w:basedOn w:val="VerbatimChar"/>
     <w:rPr>
-      <w:color w:val="007020"/>
+      <w:color w:val="003b4f"/>
+      <w:shd w:val="clear" w:fill="f1f3f5"/>
     </w:rPr>
   </w:style>
   <w:style w:type="character" w:customStyle="1" w:styleId="FunctionTok">
     <w:name w:val="FunctionTok"/>
     <w:basedOn w:val="VerbatimChar"/>
     <w:rPr>
-      <w:color w:val="06287e"/>
+      <w:color w:val="4758ab"/>
+      <w:shd w:val="clear" w:fill="f1f3f5"/>
     </w:rPr>
   </w:style>
   <w:style w:type="character" w:customStyle="1" w:styleId="VariableTok">
     <w:name w:val="VariableTok"/>
     <w:basedOn w:val="VerbatimChar"/>
     <w:rPr>
-      <w:color w:val="19177c"/>
+      <w:color w:val="111111"/>
+      <w:shd w:val="clear" w:fill="f1f3f5"/>
     </w:rPr>
   </w:style>
   <w:style w:type="character" w:customStyle="1" w:styleId="ControlFlowTok">
     <w:name w:val="ControlFlowTok"/>
     <w:basedOn w:val="VerbatimChar"/>
     <w:rPr>
-      <w:color w:val="007020"/>
       <w:b/>
+      <w:color w:val="003b4f"/>
+      <w:shd w:val="clear" w:fill="f1f3f5"/>
     </w:rPr>
   </w:style>
   <w:style w:type="character" w:customStyle="1" w:styleId="OperatorTok">
     <w:name w:val="OperatorTok"/>
     <w:basedOn w:val="VerbatimChar"/>
     <w:rPr>
-      <w:color w:val="666666"/>
+      <w:color w:val="5e5e5e"/>
+      <w:shd w:val="clear" w:fill="f1f3f5"/>
     </w:rPr>
   </w:style>
   <w:style w:type="character" w:customStyle="1" w:styleId="BuiltInTok">
     <w:name w:val="BuiltInTok"/>
     <w:basedOn w:val="VerbatimChar"/>
     <w:rPr>
-      <w:color w:val="008000"/>
+      <w:color w:val="003b4f"/>
+      <w:shd w:val="clear" w:fill="f1f3f5"/>
     </w:rPr>
   </w:style>
   <w:style w:type="character" w:customStyle="1" w:styleId="ExtensionTok">
     <w:name w:val="ExtensionTok"/>
     <w:basedOn w:val="VerbatimChar"/>
-    <w:rPr/>
+    <w:rPr>
+      <w:color w:val="003b4f"/>
+      <w:shd w:val="clear" w:fill="f1f3f5"/>
+    </w:rPr>
   </w:style>
   <w:style w:type="character" w:customStyle="1" w:styleId="PreprocessorTok">
     <w:name w:val="PreprocessorTok"/>
     <w:basedOn w:val="VerbatimChar"/>
     <w:rPr>
-      <w:color w:val="bc7a00"/>
+      <w:color w:val="ad0000"/>
+      <w:shd w:val="clear" w:fill="f1f3f5"/>
     </w:rPr>
   </w:style>
   <w:style w:type="character" w:customStyle="1" w:styleId="AttributeTok">
     <w:name w:val="AttributeTok"/>
     <w:basedOn w:val="VerbatimChar"/>
     <w:rPr>
-      <w:color w:val="7d9029"/>
+      <w:color w:val="657422"/>
+      <w:shd w:val="clear" w:fill="f1f3f5"/>
     </w:rPr>
   </w:style>
   <w:style w:type="character" w:customStyle="1" w:styleId="RegionMarkerTok">
     <w:name w:val="RegionMarkerTok"/>
     <w:basedOn w:val="VerbatimChar"/>
-    <w:rPr/>
+    <w:rPr>
+      <w:color w:val="003b4f"/>
+      <w:shd w:val="clear" w:fill="f1f3f5"/>
+    </w:rPr>
   </w:style>
   <w:style w:type="character" w:customStyle="1" w:styleId="InformationTok">
     <w:name w:val="InformationTok"/>
     <w:basedOn w:val="VerbatimChar"/>
     <w:rPr>
-      <w:color w:val="60a0b0"/>
-      <w:b/>
-      <w:i/>
+      <w:color w:val="5e5e5e"/>
+      <w:shd w:val="clear" w:fill="f1f3f5"/>
     </w:rPr>
   </w:style>
   <w:style w:type="character" w:customStyle="1" w:styleId="WarningTok">
     <w:name w:val="WarningTok"/>
     <w:basedOn w:val="VerbatimChar"/>
     <w:rPr>
-      <w:color w:val="60a0b0"/>
-      <w:b/>
       <w:i/>
+      <w:color w:val="5e5e5e"/>
+      <w:shd w:val="clear" w:fill="f1f3f5"/>
     </w:rPr>
   </w:style>
   <w:style w:type="character" w:customStyle="1" w:styleId="AlertTok">
     <w:name w:val="AlertTok"/>
     <w:basedOn w:val="VerbatimChar"/>
     <w:rPr>
-      <w:color w:val="ff0000"/>
-      <w:b/>
+      <w:color w:val="ad0000"/>
+      <w:shd w:val="clear" w:fill="f1f3f5"/>
     </w:rPr>
   </w:style>
   <w:style w:type="character" w:customStyle="1" w:styleId="ErrorTok">
     <w:name w:val="ErrorTok"/>
     <w:basedOn w:val="VerbatimChar"/>
     <w:rPr>
-      <w:color w:val="ff0000"/>
-      <w:b/>
+      <w:color w:val="ad0000"/>
+      <w:shd w:val="clear" w:fill="f1f3f5"/>
     </w:rPr>
   </w:style>
   <w:style w:type="character" w:customStyle="1" w:styleId="NormalTok">
     <w:name w:val="NormalTok"/>
     <w:basedOn w:val="VerbatimChar"/>
-    <w:rPr/>
+    <w:rPr>
+      <w:color w:val="003b4f"/>
+      <w:shd w:val="clear" w:fill="f1f3f5"/>
+    </w:rPr>
   </w:style>
 </w:styles>
 </file>
@@ -11603,44 +10828,44 @@
         <a:sysClr val="window" lastClr="FFFFFF"/>
       </a:lt1>
       <a:dk2>
-        <a:srgbClr val="1F497D"/>
+        <a:srgbClr val="0E2841"/>
       </a:dk2>
       <a:lt2>
-        <a:srgbClr val="EEECE1"/>
+        <a:srgbClr val="E8E8E8"/>
       </a:lt2>
       <a:accent1>
-        <a:srgbClr val="4F81BD"/>
+        <a:srgbClr val="156082"/>
       </a:accent1>
       <a:accent2>
-        <a:srgbClr val="C0504D"/>
+        <a:srgbClr val="E97132"/>
       </a:accent2>
       <a:accent3>
-        <a:srgbClr val="9BBB59"/>
+        <a:srgbClr val="196B24"/>
       </a:accent3>
       <a:accent4>
-        <a:srgbClr val="8064A2"/>
+        <a:srgbClr val="0F9ED5"/>
       </a:accent4>
       <a:accent5>
-        <a:srgbClr val="4BACC6"/>
+        <a:srgbClr val="A02B93"/>
       </a:accent5>
       <a:accent6>
-        <a:srgbClr val="F79646"/>
+        <a:srgbClr val="4EA72E"/>
       </a:accent6>
       <a:hlink>
-        <a:srgbClr val="0000FF"/>
+        <a:srgbClr val="467886"/>
       </a:hlink>
       <a:folHlink>
-        <a:srgbClr val="800080"/>
+        <a:srgbClr val="96607D"/>
       </a:folHlink>
     </a:clrScheme>
     <a:fontScheme name="Office">
       <a:majorFont>
-        <a:latin typeface="Calibri"/>
+        <a:latin typeface="Aptos Display" panose="02110004020202020204"/>
         <a:ea typeface=""/>
         <a:cs typeface=""/>
-        <a:font script="Jpan" typeface="ＭＳ ゴシック"/>
+        <a:font script="Jpan" typeface="游ゴシック Light"/>
         <a:font script="Hang" typeface="맑은 고딕"/>
-        <a:font script="Hans" typeface="宋体"/>
+        <a:font script="Hans" typeface="等线 Light"/>
         <a:font script="Hant" typeface="新細明體"/>
         <a:font script="Arab" typeface="Times New Roman"/>
         <a:font script="Hebr" typeface="Times New Roman"/>
@@ -11667,14 +10892,32 @@
         <a:font script="Mong" typeface="Mongolian Baiti"/>
         <a:font script="Viet" typeface="Times New Roman"/>
         <a:font script="Uigh" typeface="Microsoft Uighur"/>
+        <a:font script="Geor" typeface="Sylfaen"/>
+        <a:font script="Armn" typeface="Arial"/>
+        <a:font script="Bugi" typeface="Leelawadee UI"/>
+        <a:font script="Bopo" typeface="Microsoft JhengHei"/>
+        <a:font script="Java" typeface="Javanese Text"/>
+        <a:font script="Lisu" typeface="Segoe UI"/>
+        <a:font script="Mymr" typeface="Myanmar Text"/>
+        <a:font script="Nkoo" typeface="Ebrima"/>
+        <a:font script="Olck" typeface="Nirmala UI"/>
+        <a:font script="Osma" typeface="Ebrima"/>
+        <a:font script="Phag" typeface="Phagspa"/>
+        <a:font script="Syrn" typeface="Estrangelo Edessa"/>
+        <a:font script="Syrj" typeface="Estrangelo Edessa"/>
+        <a:font script="Syre" typeface="Estrangelo Edessa"/>
+        <a:font script="Sora" typeface="Nirmala UI"/>
+        <a:font script="Tale" typeface="Microsoft Tai Le"/>
+        <a:font script="Talu" typeface="Microsoft New Tai Lue"/>
+        <a:font script="Tfng" typeface="Ebrima"/>
       </a:majorFont>
       <a:minorFont>
-        <a:latin typeface="Cambria"/>
+        <a:latin typeface="Aptos" panose="02110004020202020204"/>
         <a:ea typeface=""/>
         <a:cs typeface=""/>
-        <a:font script="Jpan" typeface="ＭＳ 明朝"/>
+        <a:font script="Jpan" typeface="游明朝"/>
         <a:font script="Hang" typeface="맑은 고딕"/>
-        <a:font script="Hans" typeface="宋体"/>
+        <a:font script="Hans" typeface="等线"/>
         <a:font script="Hant" typeface="新細明體"/>
         <a:font script="Arab" typeface="Arial"/>
         <a:font script="Hebr" typeface="Arial"/>
@@ -11701,6 +10944,24 @@
         <a:font script="Mong" typeface="Mongolian Baiti"/>
         <a:font script="Viet" typeface="Arial"/>
         <a:font script="Uigh" typeface="Microsoft Uighur"/>
+        <a:font script="Geor" typeface="Sylfaen"/>
+        <a:font script="Armn" typeface="Arial"/>
+        <a:font script="Bugi" typeface="Leelawadee UI"/>
+        <a:font script="Bopo" typeface="Microsoft JhengHei"/>
+        <a:font script="Java" typeface="Javanese Text"/>
+        <a:font script="Lisu" typeface="Segoe UI"/>
+        <a:font script="Mymr" typeface="Myanmar Text"/>
+        <a:font script="Nkoo" typeface="Ebrima"/>
+        <a:font script="Olck" typeface="Nirmala UI"/>
+        <a:font script="Osma" typeface="Ebrima"/>
+        <a:font script="Phag" typeface="Phagspa"/>
+        <a:font script="Syrn" typeface="Estrangelo Edessa"/>
+        <a:font script="Syrj" typeface="Estrangelo Edessa"/>
+        <a:font script="Syre" typeface="Estrangelo Edessa"/>
+        <a:font script="Sora" typeface="Nirmala UI"/>
+        <a:font script="Tale" typeface="Microsoft Tai Le"/>
+        <a:font script="Talu" typeface="Microsoft New Tai Lue"/>
+        <a:font script="Tfng" typeface="Ebrima"/>
       </a:minorFont>
     </a:fontScheme>
     <a:fmtScheme name="Office">
@@ -11712,200 +10973,141 @@
           <a:gsLst>
             <a:gs pos="0">
               <a:schemeClr val="phClr">
-                <a:tint val="50000"/>
-                <a:satMod val="300000"/>
+                <a:lumMod val="110000"/>
+                <a:satMod val="105000"/>
+                <a:tint val="67000"/>
               </a:schemeClr>
             </a:gs>
-            <a:gs pos="35000">
+            <a:gs pos="50000">
               <a:schemeClr val="phClr">
-                <a:tint val="37000"/>
-                <a:satMod val="300000"/>
+                <a:lumMod val="105000"/>
+                <a:satMod val="103000"/>
+                <a:tint val="73000"/>
               </a:schemeClr>
             </a:gs>
             <a:gs pos="100000">
               <a:schemeClr val="phClr">
-                <a:tint val="15000"/>
-                <a:satMod val="350000"/>
+                <a:lumMod val="105000"/>
+                <a:satMod val="109000"/>
+                <a:tint val="81000"/>
               </a:schemeClr>
             </a:gs>
           </a:gsLst>
-          <a:lin ang="16200000" scaled="1"/>
+          <a:lin ang="5400000" scaled="0"/>
         </a:gradFill>
         <a:gradFill rotWithShape="1">
           <a:gsLst>
             <a:gs pos="0">
               <a:schemeClr val="phClr">
-                <a:tint val="100000"/>
+                <a:satMod val="103000"/>
+                <a:lumMod val="102000"/>
+                <a:tint val="94000"/>
+              </a:schemeClr>
+            </a:gs>
+            <a:gs pos="50000">
+              <a:schemeClr val="phClr">
+                <a:satMod val="110000"/>
+                <a:lumMod val="100000"/>
                 <a:shade val="100000"/>
-                <a:satMod val="130000"/>
               </a:schemeClr>
             </a:gs>
             <a:gs pos="100000">
               <a:schemeClr val="phClr">
-                <a:tint val="50000"/>
-                <a:shade val="100000"/>
-                <a:satMod val="350000"/>
+                <a:lumMod val="99000"/>
+                <a:satMod val="120000"/>
+                <a:shade val="78000"/>
               </a:schemeClr>
             </a:gs>
           </a:gsLst>
-          <a:lin ang="16200000" scaled="0"/>
+          <a:lin ang="5400000" scaled="0"/>
         </a:gradFill>
       </a:fillStyleLst>
       <a:lnStyleLst>
-        <a:ln w="9525" cap="flat" cmpd="sng" algn="ctr">
-          <a:solidFill>
-            <a:schemeClr val="phClr">
-              <a:shade val="95000"/>
-              <a:satMod val="105000"/>
-            </a:schemeClr>
-          </a:solidFill>
-          <a:prstDash val="solid"/>
-        </a:ln>
-        <a:ln w="25400" cap="flat" cmpd="sng" algn="ctr">
+        <a:ln w="6350" cap="flat" cmpd="sng" algn="ctr">
           <a:solidFill>
             <a:schemeClr val="phClr"/>
           </a:solidFill>
           <a:prstDash val="solid"/>
+          <a:miter lim="800000"/>
         </a:ln>
-        <a:ln w="38100" cap="flat" cmpd="sng" algn="ctr">
+        <a:ln w="12700" cap="flat" cmpd="sng" algn="ctr">
           <a:solidFill>
             <a:schemeClr val="phClr"/>
           </a:solidFill>
           <a:prstDash val="solid"/>
+          <a:miter lim="800000"/>
+        </a:ln>
+        <a:ln w="19050" cap="flat" cmpd="sng" algn="ctr">
+          <a:solidFill>
+            <a:schemeClr val="phClr"/>
+          </a:solidFill>
+          <a:prstDash val="solid"/>
+          <a:miter lim="800000"/>
         </a:ln>
       </a:lnStyleLst>
       <a:effectStyleLst>
         <a:effectStyle>
+          <a:effectLst/>
+        </a:effectStyle>
+        <a:effectStyle>
+          <a:effectLst/>
+        </a:effectStyle>
+        <a:effectStyle>
           <a:effectLst>
-            <a:outerShdw blurRad="40000" dist="20000" dir="5400000" rotWithShape="0">
+            <a:outerShdw blurRad="57150" dist="19050" dir="5400000" algn="ctr" rotWithShape="0">
               <a:srgbClr val="000000">
-                <a:alpha val="38000"/>
+                <a:alpha val="63000"/>
               </a:srgbClr>
             </a:outerShdw>
           </a:effectLst>
-        </a:effectStyle>
-        <a:effectStyle>
-          <a:effectLst>
-            <a:outerShdw blurRad="40000" dist="23000" dir="5400000" rotWithShape="0">
-              <a:srgbClr val="000000">
-                <a:alpha val="35000"/>
-              </a:srgbClr>
-            </a:outerShdw>
-          </a:effectLst>
-        </a:effectStyle>
-        <a:effectStyle>
-          <a:effectLst>
-            <a:outerShdw blurRad="40000" dist="23000" dir="5400000" rotWithShape="0">
-              <a:srgbClr val="000000">
-                <a:alpha val="35000"/>
-              </a:srgbClr>
-            </a:outerShdw>
-          </a:effectLst>
-          <a:scene3d>
-            <a:camera prst="orthographicFront">
-              <a:rot lat="0" lon="0" rev="0"/>
-            </a:camera>
-            <a:lightRig rig="threePt" dir="t">
-              <a:rot lat="0" lon="0" rev="1200000"/>
-            </a:lightRig>
-          </a:scene3d>
-          <a:sp3d>
-            <a:bevelT w="63500" h="25400"/>
-          </a:sp3d>
         </a:effectStyle>
       </a:effectStyleLst>
       <a:bgFillStyleLst>
         <a:solidFill>
           <a:schemeClr val="phClr"/>
         </a:solidFill>
+        <a:solidFill>
+          <a:schemeClr val="phClr">
+            <a:tint val="95000"/>
+            <a:satMod val="170000"/>
+          </a:schemeClr>
+        </a:solidFill>
         <a:gradFill rotWithShape="1">
           <a:gsLst>
             <a:gs pos="0">
               <a:schemeClr val="phClr">
-                <a:tint val="40000"/>
-                <a:satMod val="350000"/>
+                <a:tint val="93000"/>
+                <a:satMod val="150000"/>
+                <a:shade val="98000"/>
+                <a:lumMod val="102000"/>
               </a:schemeClr>
             </a:gs>
-            <a:gs pos="40000">
+            <a:gs pos="50000">
               <a:schemeClr val="phClr">
-                <a:tint val="45000"/>
-                <a:shade val="99000"/>
-                <a:satMod val="350000"/>
+                <a:tint val="98000"/>
+                <a:satMod val="130000"/>
+                <a:shade val="90000"/>
+                <a:lumMod val="103000"/>
               </a:schemeClr>
             </a:gs>
             <a:gs pos="100000">
               <a:schemeClr val="phClr">
-                <a:shade val="20000"/>
-                <a:satMod val="255000"/>
+                <a:shade val="63000"/>
+                <a:satMod val="120000"/>
               </a:schemeClr>
             </a:gs>
           </a:gsLst>
-          <a:path path="circle">
-            <a:fillToRect l="50000" t="-80000" r="50000" b="180000"/>
-          </a:path>
-        </a:gradFill>
-        <a:gradFill rotWithShape="1">
-          <a:gsLst>
-            <a:gs pos="0">
-              <a:schemeClr val="phClr">
-                <a:tint val="80000"/>
-                <a:satMod val="300000"/>
-              </a:schemeClr>
-            </a:gs>
-            <a:gs pos="100000">
-              <a:schemeClr val="phClr">
-                <a:shade val="30000"/>
-                <a:satMod val="200000"/>
-              </a:schemeClr>
-            </a:gs>
-          </a:gsLst>
-          <a:path path="circle">
-            <a:fillToRect l="50000" t="50000" r="50000" b="50000"/>
-          </a:path>
+          <a:lin ang="5400000" scaled="0"/>
         </a:gradFill>
       </a:bgFillStyleLst>
     </a:fmtScheme>
   </a:themeElements>
-  <a:objectDefaults>
-    <a:spDef>
-      <a:spPr/>
-      <a:bodyPr/>
-      <a:lstStyle/>
-      <a:style>
-        <a:lnRef idx="1">
-          <a:schemeClr val="accent1"/>
-        </a:lnRef>
-        <a:fillRef idx="3">
-          <a:schemeClr val="accent1"/>
-        </a:fillRef>
-        <a:effectRef idx="2">
-          <a:schemeClr val="accent1"/>
-        </a:effectRef>
-        <a:fontRef idx="minor">
-          <a:schemeClr val="lt1"/>
-        </a:fontRef>
-      </a:style>
-    </a:spDef>
-    <a:lnDef>
-      <a:spPr/>
-      <a:bodyPr/>
-      <a:lstStyle/>
-      <a:style>
-        <a:lnRef idx="2">
-          <a:schemeClr val="accent1"/>
-        </a:lnRef>
-        <a:fillRef idx="0">
-          <a:schemeClr val="accent1"/>
-        </a:fillRef>
-        <a:effectRef idx="1">
-          <a:schemeClr val="accent1"/>
-        </a:effectRef>
-        <a:fontRef idx="minor">
-          <a:schemeClr val="tx1"/>
-        </a:fontRef>
-      </a:style>
-    </a:lnDef>
-  </a:objectDefaults>
+  <a:objectDefaults/>
   <a:extraClrSchemeLst/>
+  <a:extLst>
+    <a:ext uri="{05A4C25C-085E-4340-85A3-A5531E510DB2}">
+      <thm15:themeFamily xmlns:thm15="http://schemas.microsoft.com/office/thememl/2012/main" name="Office Theme" id="{2E142A2C-CD16-42D6-873A-C26D2A0506FA}" vid="{1BDDFF52-6CD6-40A5-AB3C-68EB2F1E4D0A}"/>
+    </a:ext>
+  </a:extLst>
 </a:theme>
 </file>
--- a/inbox/Application Aware Networking/Book_16_FedAAN_Program_Management_Governance.docx
+++ b/inbox/Application Aware Networking/Book_16_FedAAN_Program_Management_Governance.docx
@@ -68,7 +68,152 @@
         <w:t xml:space="preserve">INTERNAL — NOT FOR PUBLIC DISTRIBUTION</w:t>
       </w:r>
     </w:p>
-    <w:bookmarkStart w:id="9" w:name="what-this-document-addresses"/>
+    <w:tbl>
+      <w:tblPr>
+        <w:tblStyle w:val="Table"/>
+        <w:tblLook w:firstRow="0" w:lastRow="0" w:firstColumn="0" w:lastColumn="0" w:noHBand="0" w:noVBand="0" w:val="0000"/>
+        <w:tblBorders>
+          <w:top w:val="single" w:sz="4" w:space="0" w:color="EB9113"/>
+          <w:left w:val="single" w:sz="24" w:space="0" w:color="EB9113"/>
+          <w:bottom w:val="single" w:sz="4" w:space="0" w:color="EB9113"/>
+          <w:right w:val="single" w:sz="4" w:space="0" w:color="EB9113"/>
+        </w:tblBorders>
+        <w:tblCellMar>
+          <w:left w:w="144" w:type="dxa"/>
+          <w:right w:w="144" w:type="dxa"/>
+        </w:tblCellMar>
+        <w:tblLook w:firstRow="0" w:lastRow="0" w:firstColumn="0" w:lastColumn="0" w:noHBand="0" w:noVBand="0" w:val="0000"/>
+      </w:tblPr>
+      <w:tr>
+        <w:trPr>
+          <w:cantSplit/>
+        </w:trPr>
+        <w:tc>
+          <w:tcPr>
+            <w:shd w:color="auto" w:fill="fcefdc" w:val="clear"/>
+            <w:tcMar>
+              <w:top w:w="92" w:type="dxa"/>
+              <w:bottom w:w="92" w:type="dxa"/>
+            </w:tcMar>
+          </w:tcPr>
+          <w:p>
+            <w:pPr>
+              <w:pStyle w:val="BodyText"/>
+            </w:pPr>
+            <w:pPr>
+              <w:spacing w:before="0" w:after="0"/>
+              <w:textAlignment w:val="center"/>
+            </w:pPr>
+            <w:r>
+              <w:drawing>
+                <wp:inline>
+                  <wp:extent cx="152400" cy="152400"/>
+                  <wp:effectExtent b="0" l="0" r="0" t="0"/>
+                  <wp:docPr descr="" title="" id="10" name="Picture"/>
+                  <a:graphic>
+                    <a:graphicData uri="http://schemas.openxmlformats.org/drawingml/2006/picture">
+                      <pic:pic>
+                        <pic:nvPicPr>
+                          <pic:cNvPr descr="/opt/quarto/share/formats/docx/warning.png" id="11" name="Picture"/>
+                          <pic:cNvPicPr>
+                            <a:picLocks noChangeArrowheads="1" noChangeAspect="1"/>
+                          </pic:cNvPicPr>
+                        </pic:nvPicPr>
+                        <pic:blipFill>
+                          <a:blip r:embed="rId9"/>
+                          <a:stretch>
+                            <a:fillRect/>
+                          </a:stretch>
+                        </pic:blipFill>
+                        <pic:spPr bwMode="auto">
+                          <a:xfrm>
+                            <a:off x="0" y="0"/>
+                            <a:ext cx="152400" cy="152400"/>
+                          </a:xfrm>
+                          <a:prstGeom prst="rect">
+                            <a:avLst/>
+                          </a:prstGeom>
+                          <a:noFill/>
+                          <a:ln w="9525">
+                            <a:noFill/>
+                            <a:headEnd/>
+                            <a:tailEnd/>
+                          </a:ln>
+                        </pic:spPr>
+                      </pic:pic>
+                    </a:graphicData>
+                  </a:graphic>
+                </wp:inline>
+              </w:drawing>
+            </w:r>
+            <w:r>
+              <w:t xml:space="preserve"> </w:t>
+            </w:r>
+            <w:r>
+              <w:t xml:space="preserve"> </w:t>
+            </w:r>
+            <w:r>
+              <w:t xml:space="preserve">Draft Proposal — Subject to Review</w:t>
+            </w:r>
+          </w:p>
+        </w:tc>
+      </w:tr>
+      <w:tr>
+        <w:trPr>
+          <w:cantSplit/>
+        </w:trPr>
+        <w:tc>
+          <w:tcPr>
+            <w:tcMar>
+              <w:top w:w="108" w:type="dxa"/>
+              <w:bottom w:w="108" w:type="dxa"/>
+            </w:tcMar>
+          </w:tcPr>
+          <w:p>
+            <w:pPr>
+              <w:pStyle w:val="BodyText"/>
+            </w:pPr>
+            <w:pPr>
+              <w:spacing w:before="16" w:after="16"/>
+            </w:pPr>
+            <w:r>
+              <w:t xml:space="preserve">This document is a</w:t>
+            </w:r>
+            <w:r>
+              <w:t xml:space="preserve"> </w:t>
+            </w:r>
+            <w:r>
+              <w:rPr>
+                <w:b/>
+                <w:bCs/>
+              </w:rPr>
+              <w:t xml:space="preserve">draft proposal</w:t>
+            </w:r>
+            <w:r>
+              <w:t xml:space="preserve"> </w:t>
+            </w:r>
+            <w:r>
+              <w:t xml:space="preserve">developed by the</w:t>
+            </w:r>
+            <w:r>
+              <w:t xml:space="preserve"> </w:t>
+            </w:r>
+            <w:r>
+              <w:rPr>
+                <w:b/>
+                <w:bCs/>
+              </w:rPr>
+              <w:t xml:space="preserve">CSI Team (Cloud Services Infrastructure)</w:t>
+            </w:r>
+            <w:r>
+              <w:t xml:space="preserve">. It is an attempt at a comprehensive SSA-wide technical roadmap and has not been reviewed or approved by the SSA CIO Office, the Office of Information Security (OIS), or organizational leadership. All recommendations, vendor selections, control mappings, and implementation timelines are subject to revision pending formal review by the SSA CIO Office and organizational components.</w:t>
+            </w:r>
+          </w:p>
+          <w:p/>
+        </w:tc>
+      </w:tr>
+    </w:tbl>
+    <w:bookmarkStart w:id="12" w:name="what-this-document-addresses"/>
     <w:p>
       <w:pPr>
         <w:pStyle w:val="Heading2"/>
@@ -346,8 +491,8 @@
         </w:pict>
       </w:r>
     </w:p>
-    <w:bookmarkEnd w:id="9"/>
-    <w:bookmarkStart w:id="15" w:name="X7058f7ad453c2890024bfad90a4cbe42e48ed2c"/>
+    <w:bookmarkEnd w:id="12"/>
+    <w:bookmarkStart w:id="18" w:name="X7058f7ad453c2890024bfad90a4cbe42e48ed2c"/>
     <w:p>
       <w:pPr>
         <w:pStyle w:val="Heading1"/>
@@ -356,7 +501,7 @@
         <w:t xml:space="preserve">1. Program Management Governance in the FedRAMP 20x Context</w:t>
       </w:r>
     </w:p>
-    <w:bookmarkStart w:id="10" w:name="why-pm-controls-gate-authorization"/>
+    <w:bookmarkStart w:id="13" w:name="why-pm-controls-gate-authorization"/>
     <w:p>
       <w:pPr>
         <w:pStyle w:val="Heading2"/>
@@ -500,8 +645,8 @@
         <w:t xml:space="preserve">experiment — it binds leadership to the supply chain risk posture</w:t>
       </w:r>
     </w:p>
-    <w:bookmarkEnd w:id="10"/>
-    <w:bookmarkStart w:id="14" w:name="pm-controls-closed-by-this-document"/>
+    <w:bookmarkEnd w:id="13"/>
+    <w:bookmarkStart w:id="17" w:name="pm-controls-closed-by-this-document"/>
     <w:p>
       <w:pPr>
         <w:pStyle w:val="Heading2"/>
@@ -956,18 +1101,18 @@
           <wp:inline>
             <wp:extent cx="5334000" cy="2359269"/>
             <wp:effectExtent b="0" l="0" r="0" t="0"/>
-            <wp:docPr descr="FedRAMP 20x Program Management Governance Structure" title="" id="12" name="Picture"/>
+            <wp:docPr descr="FedRAMP 20x Program Management Governance Structure" title="" id="15" name="Picture"/>
             <a:graphic>
               <a:graphicData uri="http://schemas.openxmlformats.org/drawingml/2006/picture">
                 <pic:pic>
                   <pic:nvPicPr>
-                    <pic:cNvPr descr="figs/pmg-fig-01-pm-governance.png" id="13" name="Picture"/>
+                    <pic:cNvPr descr="figs/pmg-fig-01-pm-governance.png" id="16" name="Picture"/>
                     <pic:cNvPicPr>
                       <a:picLocks noChangeArrowheads="1" noChangeAspect="1"/>
                     </pic:cNvPicPr>
                   </pic:nvPicPr>
                   <pic:blipFill>
-                    <a:blip r:embed="rId11"/>
+                    <a:blip r:embed="rId14"/>
                     <a:stretch>
                       <a:fillRect/>
                     </a:stretch>
@@ -1009,9 +1154,9 @@
         </w:pict>
       </w:r>
     </w:p>
-    <w:bookmarkEnd w:id="14"/>
-    <w:bookmarkEnd w:id="15"/>
-    <w:bookmarkStart w:id="21" w:name="Xadfec1205972c55c7f7da87cd313895defa5c9e"/>
+    <w:bookmarkEnd w:id="17"/>
+    <w:bookmarkEnd w:id="18"/>
+    <w:bookmarkStart w:id="24" w:name="Xadfec1205972c55c7f7da87cd313895defa5c9e"/>
     <w:p>
       <w:pPr>
         <w:pStyle w:val="Heading1"/>
@@ -1020,7 +1165,7 @@
         <w:t xml:space="preserve">2. Information Security Program Plan (PM-1, PM-7, PM-11)</w:t>
       </w:r>
     </w:p>
-    <w:bookmarkStart w:id="17" w:name="ispp-document-template"/>
+    <w:bookmarkStart w:id="20" w:name="ispp-document-template"/>
     <w:p>
       <w:pPr>
         <w:pStyle w:val="Heading2"/>
@@ -1055,7 +1200,7 @@
         <w:t xml:space="preserve">reviewed annually or after major system changes.</w:t>
       </w:r>
     </w:p>
-    <w:bookmarkStart w:id="16" w:name="ispp-section-outline"/>
+    <w:bookmarkStart w:id="19" w:name="ispp-section-outline"/>
     <w:p>
       <w:pPr>
         <w:pStyle w:val="Heading3"/>
@@ -1630,9 +1775,9 @@
         </w:tc>
       </w:tr>
     </w:tbl>
-    <w:bookmarkEnd w:id="16"/>
-    <w:bookmarkEnd w:id="17"/>
-    <w:bookmarkStart w:id="18" w:name="enterprise-architecture-integration-pm-7"/>
+    <w:bookmarkEnd w:id="19"/>
+    <w:bookmarkEnd w:id="20"/>
+    <w:bookmarkStart w:id="21" w:name="enterprise-architecture-integration-pm-7"/>
     <w:p>
       <w:pPr>
         <w:pStyle w:val="Heading2"/>
@@ -1879,8 +2024,8 @@
         <w:t xml:space="preserve">Network Architecture — references Part 1-6, 9 for network security</w:t>
       </w:r>
     </w:p>
-    <w:bookmarkEnd w:id="18"/>
-    <w:bookmarkStart w:id="20" w:name="Xd0af50a3aadb5a78babad0afeac67d3d9549b2b"/>
+    <w:bookmarkEnd w:id="21"/>
+    <w:bookmarkStart w:id="23" w:name="Xd0af50a3aadb5a78babad0afeac67d3d9549b2b"/>
     <w:p>
       <w:pPr>
         <w:pStyle w:val="Heading2"/>
@@ -1889,7 +2034,7 @@
         <w:t xml:space="preserve">2.3 Mission and Business Process Definition (PM-11)</w:t>
       </w:r>
     </w:p>
-    <w:bookmarkStart w:id="19" w:name="critical-mission-functions"/>
+    <w:bookmarkStart w:id="22" w:name="critical-mission-functions"/>
     <w:p>
       <w:pPr>
         <w:pStyle w:val="Heading3"/>
@@ -2242,10 +2387,10 @@
         </w:pict>
       </w:r>
     </w:p>
-    <w:bookmarkEnd w:id="19"/>
-    <w:bookmarkEnd w:id="20"/>
-    <w:bookmarkEnd w:id="21"/>
-    <w:bookmarkStart w:id="25" w:name="Xc20d35fd8033d8726b77cf682068ef9b4ad18d8"/>
+    <w:bookmarkEnd w:id="22"/>
+    <w:bookmarkEnd w:id="23"/>
+    <w:bookmarkEnd w:id="24"/>
+    <w:bookmarkStart w:id="28" w:name="Xc20d35fd8033d8726b77cf682068ef9b4ad18d8"/>
     <w:p>
       <w:pPr>
         <w:pStyle w:val="Heading1"/>
@@ -2254,7 +2399,7 @@
         <w:t xml:space="preserve">3. Program Leadership and Accountability (PM-2)</w:t>
       </w:r>
     </w:p>
-    <w:bookmarkStart w:id="24" w:name="security-leadership-raci"/>
+    <w:bookmarkStart w:id="27" w:name="security-leadership-raci"/>
     <w:p>
       <w:pPr>
         <w:pStyle w:val="Heading2"/>
@@ -2283,7 +2428,7 @@
         <w:t xml:space="preserve">defines accountabilities for security program activities.</w:t>
       </w:r>
     </w:p>
-    <w:bookmarkStart w:id="22" w:name="role-definitions"/>
+    <w:bookmarkStart w:id="25" w:name="role-definitions"/>
     <w:p>
       <w:pPr>
         <w:pStyle w:val="Heading3"/>
@@ -2655,8 +2800,8 @@
         </w:tc>
       </w:tr>
     </w:tbl>
-    <w:bookmarkEnd w:id="22"/>
-    <w:bookmarkStart w:id="23" w:name="raci-matrix-key-program-activities"/>
+    <w:bookmarkEnd w:id="25"/>
+    <w:bookmarkStart w:id="26" w:name="raci-matrix-key-program-activities"/>
     <w:p>
       <w:pPr>
         <w:pStyle w:val="Heading3"/>
@@ -3458,10 +3603,10 @@
         </w:pict>
       </w:r>
     </w:p>
-    <w:bookmarkEnd w:id="23"/>
-    <w:bookmarkEnd w:id="24"/>
-    <w:bookmarkEnd w:id="25"/>
-    <w:bookmarkStart w:id="29" w:name="system-inventory-framework-pm-5"/>
+    <w:bookmarkEnd w:id="26"/>
+    <w:bookmarkEnd w:id="27"/>
+    <w:bookmarkEnd w:id="28"/>
+    <w:bookmarkStart w:id="32" w:name="system-inventory-framework-pm-5"/>
     <w:p>
       <w:pPr>
         <w:pStyle w:val="Heading1"/>
@@ -3470,7 +3615,7 @@
         <w:t xml:space="preserve">4. System Inventory Framework (PM-5)</w:t>
       </w:r>
     </w:p>
-    <w:bookmarkStart w:id="26" w:name="inventory-requirements"/>
+    <w:bookmarkStart w:id="29" w:name="inventory-requirements"/>
     <w:p>
       <w:pPr>
         <w:pStyle w:val="Heading2"/>
@@ -3505,8 +3650,8 @@
         <w:t xml:space="preserve">the deployed state.</w:t>
       </w:r>
     </w:p>
-    <w:bookmarkEnd w:id="26"/>
-    <w:bookmarkStart w:id="27" w:name="automation-approach"/>
+    <w:bookmarkEnd w:id="29"/>
+    <w:bookmarkStart w:id="30" w:name="automation-approach"/>
     <w:p>
       <w:pPr>
         <w:pStyle w:val="Heading2"/>
@@ -3755,8 +3900,8 @@
         <w:t xml:space="preserve">the identity plane.</w:t>
       </w:r>
     </w:p>
-    <w:bookmarkEnd w:id="27"/>
-    <w:bookmarkStart w:id="28" w:name="inventory-template"/>
+    <w:bookmarkEnd w:id="30"/>
+    <w:bookmarkStart w:id="31" w:name="inventory-template"/>
     <w:p>
       <w:pPr>
         <w:pStyle w:val="Heading2"/>
@@ -3964,9 +4109,9 @@
         </w:pict>
       </w:r>
     </w:p>
-    <w:bookmarkEnd w:id="28"/>
-    <w:bookmarkEnd w:id="29"/>
-    <w:bookmarkStart w:id="34" w:name="risk-management-strategy-pm-9"/>
+    <w:bookmarkEnd w:id="31"/>
+    <w:bookmarkEnd w:id="32"/>
+    <w:bookmarkStart w:id="37" w:name="risk-management-strategy-pm-9"/>
     <w:p>
       <w:pPr>
         <w:pStyle w:val="Heading1"/>
@@ -3975,7 +4120,7 @@
         <w:t xml:space="preserve">5. Risk Management Strategy (PM-9)</w:t>
       </w:r>
     </w:p>
-    <w:bookmarkStart w:id="30" w:name="risk-management-framework"/>
+    <w:bookmarkStart w:id="33" w:name="risk-management-framework"/>
     <w:p>
       <w:pPr>
         <w:pStyle w:val="Heading2"/>
@@ -4082,8 +4227,8 @@
         <w:t xml:space="preserve">monitoring, authorization decisions</w:t>
       </w:r>
     </w:p>
-    <w:bookmarkEnd w:id="30"/>
-    <w:bookmarkStart w:id="31" w:name="risk-appetite-statement"/>
+    <w:bookmarkEnd w:id="33"/>
+    <w:bookmarkStart w:id="34" w:name="risk-appetite-statement"/>
     <w:p>
       <w:pPr>
         <w:pStyle w:val="Heading2"/>
@@ -4346,8 +4491,8 @@
         </w:tc>
       </w:tr>
     </w:tbl>
-    <w:bookmarkEnd w:id="31"/>
-    <w:bookmarkStart w:id="32" w:name="risk-register-format"/>
+    <w:bookmarkEnd w:id="34"/>
+    <w:bookmarkStart w:id="35" w:name="risk-register-format"/>
     <w:p>
       <w:pPr>
         <w:pStyle w:val="Heading2"/>
@@ -4660,8 +4805,8 @@
         <w:t xml:space="preserve">Score 16–25: Escalate to AO (POA&amp;M required within 15 days)</w:t>
       </w:r>
     </w:p>
-    <w:bookmarkEnd w:id="32"/>
-    <w:bookmarkStart w:id="33" w:name="risk-response-options"/>
+    <w:bookmarkEnd w:id="35"/>
+    <w:bookmarkStart w:id="36" w:name="risk-response-options"/>
     <w:p>
       <w:pPr>
         <w:pStyle w:val="Heading2"/>
@@ -4773,9 +4918,9 @@
         </w:pict>
       </w:r>
     </w:p>
-    <w:bookmarkEnd w:id="33"/>
-    <w:bookmarkEnd w:id="34"/>
-    <w:bookmarkStart w:id="39" w:name="Xe72d98f2c6290eae65662920ae3e1fff22106c5"/>
+    <w:bookmarkEnd w:id="36"/>
+    <w:bookmarkEnd w:id="37"/>
+    <w:bookmarkStart w:id="42" w:name="Xe72d98f2c6290eae65662920ae3e1fff22106c5"/>
     <w:p>
       <w:pPr>
         <w:pStyle w:val="Heading1"/>
@@ -4784,7 +4929,7 @@
         <w:t xml:space="preserve">6. Testing, Training, and Monitoring Plan (PM-14)</w:t>
       </w:r>
     </w:p>
-    <w:bookmarkStart w:id="35" w:name="ttm-framework"/>
+    <w:bookmarkStart w:id="38" w:name="ttm-framework"/>
     <w:p>
       <w:pPr>
         <w:pStyle w:val="Heading2"/>
@@ -4807,8 +4952,8 @@
         <w:t xml:space="preserve">monitoring program with defined schedules and accountability.</w:t>
       </w:r>
     </w:p>
-    <w:bookmarkEnd w:id="35"/>
-    <w:bookmarkStart w:id="36" w:name="testing-schedule"/>
+    <w:bookmarkEnd w:id="38"/>
+    <w:bookmarkStart w:id="39" w:name="testing-schedule"/>
     <w:p>
       <w:pPr>
         <w:pStyle w:val="Heading2"/>
@@ -5248,8 +5393,8 @@
         </w:tc>
       </w:tr>
     </w:tbl>
-    <w:bookmarkEnd w:id="36"/>
-    <w:bookmarkStart w:id="37" w:name="training-requirements"/>
+    <w:bookmarkEnd w:id="39"/>
+    <w:bookmarkStart w:id="40" w:name="training-requirements"/>
     <w:p>
       <w:pPr>
         <w:pStyle w:val="Heading2"/>
@@ -5565,8 +5710,8 @@
         </w:tc>
       </w:tr>
     </w:tbl>
-    <w:bookmarkEnd w:id="37"/>
-    <w:bookmarkStart w:id="38" w:name="continuous-monitoring-program"/>
+    <w:bookmarkEnd w:id="40"/>
+    <w:bookmarkStart w:id="41" w:name="continuous-monitoring-program"/>
     <w:p>
       <w:pPr>
         <w:pStyle w:val="Heading2"/>
@@ -5941,9 +6086,9 @@
         </w:pict>
       </w:r>
     </w:p>
-    <w:bookmarkEnd w:id="38"/>
-    <w:bookmarkEnd w:id="39"/>
-    <w:bookmarkStart w:id="44" w:name="security-contact-registry-pm-15"/>
+    <w:bookmarkEnd w:id="41"/>
+    <w:bookmarkEnd w:id="42"/>
+    <w:bookmarkStart w:id="47" w:name="security-contact-registry-pm-15"/>
     <w:p>
       <w:pPr>
         <w:pStyle w:val="Heading1"/>
@@ -5952,7 +6097,7 @@
         <w:t xml:space="preserve">7. Security Contact Registry (PM-15)</w:t>
       </w:r>
     </w:p>
-    <w:bookmarkStart w:id="43" w:name="industry-and-government-liaison-contacts"/>
+    <w:bookmarkStart w:id="46" w:name="industry-and-government-liaison-contacts"/>
     <w:p>
       <w:pPr>
         <w:pStyle w:val="Heading2"/>
@@ -5981,7 +6126,7 @@
         <w:t xml:space="preserve">is maintained by the CISO and reviewed quarterly.</w:t>
       </w:r>
     </w:p>
-    <w:bookmarkStart w:id="40" w:name="government-contacts"/>
+    <w:bookmarkStart w:id="43" w:name="government-contacts"/>
     <w:p>
       <w:pPr>
         <w:pStyle w:val="Heading3"/>
@@ -6283,8 +6428,8 @@
         </w:tc>
       </w:tr>
     </w:tbl>
-    <w:bookmarkEnd w:id="40"/>
-    <w:bookmarkStart w:id="41" w:name="industry-and-isac-contacts"/>
+    <w:bookmarkEnd w:id="43"/>
+    <w:bookmarkStart w:id="44" w:name="industry-and-isac-contacts"/>
     <w:p>
       <w:pPr>
         <w:pStyle w:val="Heading3"/>
@@ -6586,8 +6731,8 @@
         </w:tc>
       </w:tr>
     </w:tbl>
-    <w:bookmarkEnd w:id="41"/>
-    <w:bookmarkStart w:id="42" w:name="security-industry-contacts"/>
+    <w:bookmarkEnd w:id="44"/>
+    <w:bookmarkStart w:id="45" w:name="security-industry-contacts"/>
     <w:p>
       <w:pPr>
         <w:pStyle w:val="Heading3"/>
@@ -6714,10 +6859,10 @@
         </w:pict>
       </w:r>
     </w:p>
-    <w:bookmarkEnd w:id="42"/>
-    <w:bookmarkEnd w:id="43"/>
-    <w:bookmarkEnd w:id="44"/>
-    <w:bookmarkStart w:id="53" w:name="Xcb7d7a12a521ad2f34fcbc9b78b5c55b738633c"/>
+    <w:bookmarkEnd w:id="45"/>
+    <w:bookmarkEnd w:id="46"/>
+    <w:bookmarkEnd w:id="47"/>
+    <w:bookmarkStart w:id="56" w:name="Xcb7d7a12a521ad2f34fcbc9b78b5c55b738633c"/>
     <w:p>
       <w:pPr>
         <w:pStyle w:val="Heading1"/>
@@ -6726,7 +6871,7 @@
         <w:t xml:space="preserve">8. Supply Chain Risk Management Governance Charter (PM-30)</w:t>
       </w:r>
     </w:p>
-    <w:bookmarkStart w:id="45" w:name="charter-purpose-and-authority"/>
+    <w:bookmarkStart w:id="48" w:name="charter-purpose-and-authority"/>
     <w:p>
       <w:pPr>
         <w:pStyle w:val="Heading2"/>
@@ -6809,8 +6954,8 @@
         <w:t xml:space="preserve">components, and system integrators within the FedRAMP authorization boundary.</w:t>
       </w:r>
     </w:p>
-    <w:bookmarkEnd w:id="45"/>
-    <w:bookmarkStart w:id="46" w:name="scrm-organizational-structure"/>
+    <w:bookmarkEnd w:id="48"/>
+    <w:bookmarkStart w:id="49" w:name="scrm-organizational-structure"/>
     <w:p>
       <w:pPr>
         <w:pStyle w:val="Heading2"/>
@@ -6884,8 +7029,8 @@
         <w:t xml:space="preserve">    └── Legal / Contracts (FOCI reviews, supply chain clauses)</w:t>
       </w:r>
     </w:p>
-    <w:bookmarkEnd w:id="46"/>
-    <w:bookmarkStart w:id="47" w:name="scrm-risk-categories"/>
+    <w:bookmarkEnd w:id="49"/>
+    <w:bookmarkStart w:id="50" w:name="scrm-risk-categories"/>
     <w:p>
       <w:pPr>
         <w:pStyle w:val="Heading2"/>
@@ -7221,8 +7366,8 @@
         </w:tc>
       </w:tr>
     </w:tbl>
-    <w:bookmarkEnd w:id="47"/>
-    <w:bookmarkStart w:id="48" w:name="scrm-risk-assessment-process"/>
+    <w:bookmarkEnd w:id="50"/>
+    <w:bookmarkStart w:id="51" w:name="scrm-risk-assessment-process"/>
     <w:p>
       <w:pPr>
         <w:pStyle w:val="Heading2"/>
@@ -7399,8 +7544,8 @@
         <w:t xml:space="preserve">- Remediation actions (POA&amp;M items for unmitigated critical CVEs)</w:t>
       </w:r>
     </w:p>
-    <w:bookmarkEnd w:id="48"/>
-    <w:bookmarkStart w:id="49" w:name="supplier-requirements"/>
+    <w:bookmarkEnd w:id="51"/>
+    <w:bookmarkStart w:id="52" w:name="supplier-requirements"/>
     <w:p>
       <w:pPr>
         <w:pStyle w:val="Heading2"/>
@@ -7583,8 +7728,8 @@
         <w:t xml:space="preserve">in the standard Acquisition/Vendor Agreement template.</w:t>
       </w:r>
     </w:p>
-    <w:bookmarkEnd w:id="49"/>
-    <w:bookmarkStart w:id="50" w:name="bod-26-04-compliance-posture"/>
+    <w:bookmarkEnd w:id="52"/>
+    <w:bookmarkStart w:id="53" w:name="bod-26-04-compliance-posture"/>
     <w:p>
       <w:pPr>
         <w:pStyle w:val="Heading2"/>
@@ -7841,8 +7986,8 @@
         <w:t xml:space="preserve">organizational governance framework established in this charter.</w:t>
       </w:r>
     </w:p>
-    <w:bookmarkEnd w:id="50"/>
-    <w:bookmarkStart w:id="51" w:name="scrm-governance-cadence"/>
+    <w:bookmarkEnd w:id="53"/>
+    <w:bookmarkStart w:id="54" w:name="scrm-governance-cadence"/>
     <w:p>
       <w:pPr>
         <w:pStyle w:val="Heading2"/>
@@ -8282,8 +8427,8 @@
         </w:tc>
       </w:tr>
     </w:tbl>
-    <w:bookmarkEnd w:id="51"/>
-    <w:bookmarkStart w:id="52" w:name="charter-approval"/>
+    <w:bookmarkEnd w:id="54"/>
+    <w:bookmarkStart w:id="55" w:name="charter-approval"/>
     <w:p>
       <w:pPr>
         <w:pStyle w:val="Heading2"/>
@@ -8579,9 +8724,9 @@
         </w:pict>
       </w:r>
     </w:p>
-    <w:bookmarkEnd w:id="52"/>
-    <w:bookmarkEnd w:id="53"/>
-    <w:bookmarkStart w:id="54" w:name="X9a8cc4156c444ad790bcefa1d9b65ee3c9d9279"/>
+    <w:bookmarkEnd w:id="55"/>
+    <w:bookmarkEnd w:id="56"/>
+    <w:bookmarkStart w:id="57" w:name="X9a8cc4156c444ad790bcefa1d9b65ee3c9d9279"/>
     <w:p>
       <w:pPr>
         <w:pStyle w:val="Heading1"/>
@@ -9185,8 +9330,8 @@
         </w:pict>
       </w:r>
     </w:p>
-    <w:bookmarkEnd w:id="54"/>
-    <w:bookmarkStart w:id="55" w:name="X1ee99e825fea4562699de3ef6af8c2d280fddae"/>
+    <w:bookmarkEnd w:id="57"/>
+    <w:bookmarkStart w:id="58" w:name="X1ee99e825fea4562699de3ef6af8c2d280fddae"/>
     <w:p>
       <w:pPr>
         <w:pStyle w:val="Heading1"/>
@@ -9426,7 +9571,7 @@
         <w:t xml:space="preserve">complete FedRAMP 20x authorization package for the PM and SR control families.</w:t>
       </w:r>
     </w:p>
-    <w:bookmarkEnd w:id="55"/>
+    <w:bookmarkEnd w:id="58"/>
     <w:sectPr>
       <w:footnotePr>
         <w:numRestart w:val="eachSect"/>

--- a/inbox/Application Aware Networking/Book_16_FedAAN_Program_Management_Governance.docx
+++ b/inbox/Application Aware Networking/Book_16_FedAAN_Program_Management_Governance.docx
@@ -7,7 +7,55 @@
         <w:pStyle w:val="Title"/>
       </w:pPr>
       <w:r>
-        <w:t xml:space="preserve">Book 16 — Federal Application-Aware Networking — Part 16</w:t>
+        <w:t xml:space="preserve">Book</w:t>
+      </w:r>
+      <w:r>
+        <w:t xml:space="preserve"> </w:t>
+      </w:r>
+      <w:r>
+        <w:t xml:space="preserve">16</w:t>
+      </w:r>
+      <w:r>
+        <w:t xml:space="preserve"> </w:t>
+      </w:r>
+      <w:r>
+        <w:t xml:space="preserve">—</w:t>
+      </w:r>
+      <w:r>
+        <w:t xml:space="preserve"> </w:t>
+      </w:r>
+      <w:r>
+        <w:t xml:space="preserve">Federal</w:t>
+      </w:r>
+      <w:r>
+        <w:t xml:space="preserve"> </w:t>
+      </w:r>
+      <w:r>
+        <w:t xml:space="preserve">Application-Aware</w:t>
+      </w:r>
+      <w:r>
+        <w:t xml:space="preserve"> </w:t>
+      </w:r>
+      <w:r>
+        <w:t xml:space="preserve">Networking</w:t>
+      </w:r>
+      <w:r>
+        <w:t xml:space="preserve"> </w:t>
+      </w:r>
+      <w:r>
+        <w:t xml:space="preserve">—</w:t>
+      </w:r>
+      <w:r>
+        <w:t xml:space="preserve"> </w:t>
+      </w:r>
+      <w:r>
+        <w:t xml:space="preserve">Part</w:t>
+      </w:r>
+      <w:r>
+        <w:t xml:space="preserve"> </w:t>
+      </w:r>
+      <w:r>
+        <w:t xml:space="preserve">16</w:t>
       </w:r>
     </w:p>
     <w:p>
@@ -15,7 +63,85 @@
         <w:pStyle w:val="Subtitle"/>
       </w:pPr>
       <w:r>
-        <w:t xml:space="preserve">Program Management Governance: Security Program Plan, POA&amp;M Framework, and SCRM Charter for FedRAMP 20x</w:t>
+        <w:t xml:space="preserve">Program</w:t>
+      </w:r>
+      <w:r>
+        <w:t xml:space="preserve"> </w:t>
+      </w:r>
+      <w:r>
+        <w:t xml:space="preserve">Management</w:t>
+      </w:r>
+      <w:r>
+        <w:t xml:space="preserve"> </w:t>
+      </w:r>
+      <w:r>
+        <w:t xml:space="preserve">Governance:</w:t>
+      </w:r>
+      <w:r>
+        <w:t xml:space="preserve"> </w:t>
+      </w:r>
+      <w:r>
+        <w:t xml:space="preserve">Security</w:t>
+      </w:r>
+      <w:r>
+        <w:t xml:space="preserve"> </w:t>
+      </w:r>
+      <w:r>
+        <w:t xml:space="preserve">Program</w:t>
+      </w:r>
+      <w:r>
+        <w:t xml:space="preserve"> </w:t>
+      </w:r>
+      <w:r>
+        <w:t xml:space="preserve">Plan,</w:t>
+      </w:r>
+      <w:r>
+        <w:t xml:space="preserve"> </w:t>
+      </w:r>
+      <w:r>
+        <w:t xml:space="preserve">POA&amp;M</w:t>
+      </w:r>
+      <w:r>
+        <w:t xml:space="preserve"> </w:t>
+      </w:r>
+      <w:r>
+        <w:t xml:space="preserve">Framework,</w:t>
+      </w:r>
+      <w:r>
+        <w:t xml:space="preserve"> </w:t>
+      </w:r>
+      <w:r>
+        <w:t xml:space="preserve">and</w:t>
+      </w:r>
+      <w:r>
+        <w:t xml:space="preserve"> </w:t>
+      </w:r>
+      <w:r>
+        <w:t xml:space="preserve">SCRM</w:t>
+      </w:r>
+      <w:r>
+        <w:t xml:space="preserve"> </w:t>
+      </w:r>
+      <w:r>
+        <w:t xml:space="preserve">Charter</w:t>
+      </w:r>
+      <w:r>
+        <w:t xml:space="preserve"> </w:t>
+      </w:r>
+      <w:r>
+        <w:t xml:space="preserve">for</w:t>
+      </w:r>
+      <w:r>
+        <w:t xml:space="preserve"> </w:t>
+      </w:r>
+      <w:r>
+        <w:t xml:space="preserve">FedRAMP</w:t>
+      </w:r>
+      <w:r>
+        <w:t xml:space="preserve"> </w:t>
+      </w:r>
+      <w:r>
+        <w:t xml:space="preserve">20x</w:t>
       </w:r>
     </w:p>
     <w:p>
@@ -23,7 +149,25 @@
         <w:pStyle w:val="Author"/>
       </w:pPr>
       <w:r>
-        <w:t xml:space="preserve">SSA Cloud Services Team</w:t>
+        <w:t xml:space="preserve">SSA</w:t>
+      </w:r>
+      <w:r>
+        <w:t xml:space="preserve"> </w:t>
+      </w:r>
+      <w:r>
+        <w:t xml:space="preserve">Cloud</w:t>
+      </w:r>
+      <w:r>
+        <w:t xml:space="preserve"> </w:t>
+      </w:r>
+      <w:r>
+        <w:t xml:space="preserve">Services</w:t>
+      </w:r>
+      <w:r>
+        <w:t xml:space="preserve"> </w:t>
+      </w:r>
+      <w:r>
+        <w:t xml:space="preserve">Team</w:t>
       </w:r>
     </w:p>
     <w:p>
@@ -31,35 +175,21 @@
         <w:pStyle w:val="Date"/>
       </w:pPr>
       <w:r>
-        <w:t xml:space="preserve">2026-07-03</w:t>
-      </w:r>
-    </w:p>
-    <w:sdt>
-      <w:sdtPr>
-        <w:docPartObj>
-          <w:docPartGallery w:val="Table of Contents"/>
-          <w:docPartUnique/>
-        </w:docPartObj>
-      </w:sdtPr>
-      <w:sdtContent>
-        <w:p>
-          <w:pPr>
-            <w:pStyle w:val="TOCHeading"/>
-          </w:pPr>
-          <w:r>
-            <w:t xml:space="preserve">Table of contents</w:t>
-          </w:r>
-        </w:p>
-        <w:p>
-          <w:r>
-            <w:fldChar w:fldCharType="begin" w:dirty="true"/>
-            <w:instrText xml:space="preserve">TOC \o "1-3" \h \z \u</w:instrText>
-            <w:fldChar w:fldCharType="separate"/>
-            <w:fldChar w:fldCharType="end"/>
-          </w:r>
-        </w:p>
-      </w:sdtContent>
-    </w:sdt>
+        <w:t xml:space="preserve">July</w:t>
+      </w:r>
+      <w:r>
+        <w:t xml:space="preserve"> </w:t>
+      </w:r>
+      <w:r>
+        <w:t xml:space="preserve">3,</w:t>
+      </w:r>
+      <w:r>
+        <w:t xml:space="preserve"> </w:t>
+      </w:r>
+      <w:r>
+        <w:t xml:space="preserve">2026</w:t>
+      </w:r>
+    </w:p>
     <w:p>
       <w:pPr>
         <w:pStyle w:val="FirstParagraph"/>
@@ -68,158 +198,13 @@
         <w:t xml:space="preserve">INTERNAL — NOT FOR PUBLIC DISTRIBUTION</w:t>
       </w:r>
     </w:p>
-    <w:tbl>
-      <w:tblPr>
-        <w:tblStyle w:val="Table"/>
-        <w:tblLook w:firstRow="0" w:lastRow="0" w:firstColumn="0" w:lastColumn="0" w:noHBand="0" w:noVBand="0" w:val="0000"/>
-        <w:tblBorders>
-          <w:top w:val="single" w:sz="4" w:space="0" w:color="EB9113"/>
-          <w:left w:val="single" w:sz="24" w:space="0" w:color="EB9113"/>
-          <w:bottom w:val="single" w:sz="4" w:space="0" w:color="EB9113"/>
-          <w:right w:val="single" w:sz="4" w:space="0" w:color="EB9113"/>
-        </w:tblBorders>
-        <w:tblCellMar>
-          <w:left w:w="144" w:type="dxa"/>
-          <w:right w:w="144" w:type="dxa"/>
-        </w:tblCellMar>
-        <w:tblLook w:firstRow="0" w:lastRow="0" w:firstColumn="0" w:lastColumn="0" w:noHBand="0" w:noVBand="0" w:val="0000"/>
-      </w:tblPr>
-      <w:tr>
-        <w:trPr>
-          <w:cantSplit/>
-        </w:trPr>
-        <w:tc>
-          <w:tcPr>
-            <w:shd w:color="auto" w:fill="fcefdc" w:val="clear"/>
-            <w:tcMar>
-              <w:top w:w="92" w:type="dxa"/>
-              <w:bottom w:w="92" w:type="dxa"/>
-            </w:tcMar>
-          </w:tcPr>
-          <w:p>
-            <w:pPr>
-              <w:pStyle w:val="BodyText"/>
-            </w:pPr>
-            <w:pPr>
-              <w:spacing w:before="0" w:after="0"/>
-              <w:textAlignment w:val="center"/>
-            </w:pPr>
-            <w:r>
-              <w:drawing>
-                <wp:inline>
-                  <wp:extent cx="152400" cy="152400"/>
-                  <wp:effectExtent b="0" l="0" r="0" t="0"/>
-                  <wp:docPr descr="" title="" id="10" name="Picture"/>
-                  <a:graphic>
-                    <a:graphicData uri="http://schemas.openxmlformats.org/drawingml/2006/picture">
-                      <pic:pic>
-                        <pic:nvPicPr>
-                          <pic:cNvPr descr="/opt/quarto/share/formats/docx/warning.png" id="11" name="Picture"/>
-                          <pic:cNvPicPr>
-                            <a:picLocks noChangeArrowheads="1" noChangeAspect="1"/>
-                          </pic:cNvPicPr>
-                        </pic:nvPicPr>
-                        <pic:blipFill>
-                          <a:blip r:embed="rId9"/>
-                          <a:stretch>
-                            <a:fillRect/>
-                          </a:stretch>
-                        </pic:blipFill>
-                        <pic:spPr bwMode="auto">
-                          <a:xfrm>
-                            <a:off x="0" y="0"/>
-                            <a:ext cx="152400" cy="152400"/>
-                          </a:xfrm>
-                          <a:prstGeom prst="rect">
-                            <a:avLst/>
-                          </a:prstGeom>
-                          <a:noFill/>
-                          <a:ln w="9525">
-                            <a:noFill/>
-                            <a:headEnd/>
-                            <a:tailEnd/>
-                          </a:ln>
-                        </pic:spPr>
-                      </pic:pic>
-                    </a:graphicData>
-                  </a:graphic>
-                </wp:inline>
-              </w:drawing>
-            </w:r>
-            <w:r>
-              <w:t xml:space="preserve"> </w:t>
-            </w:r>
-            <w:r>
-              <w:t xml:space="preserve"> </w:t>
-            </w:r>
-            <w:r>
-              <w:t xml:space="preserve">Draft Proposal — Subject to Review</w:t>
-            </w:r>
-          </w:p>
-        </w:tc>
-      </w:tr>
-      <w:tr>
-        <w:trPr>
-          <w:cantSplit/>
-        </w:trPr>
-        <w:tc>
-          <w:tcPr>
-            <w:tcMar>
-              <w:top w:w="108" w:type="dxa"/>
-              <w:bottom w:w="108" w:type="dxa"/>
-            </w:tcMar>
-          </w:tcPr>
-          <w:p>
-            <w:pPr>
-              <w:pStyle w:val="BodyText"/>
-            </w:pPr>
-            <w:pPr>
-              <w:spacing w:before="16" w:after="16"/>
-            </w:pPr>
-            <w:r>
-              <w:t xml:space="preserve">This document is a</w:t>
-            </w:r>
-            <w:r>
-              <w:t xml:space="preserve"> </w:t>
-            </w:r>
-            <w:r>
-              <w:rPr>
-                <w:b/>
-                <w:bCs/>
-              </w:rPr>
-              <w:t xml:space="preserve">draft proposal</w:t>
-            </w:r>
-            <w:r>
-              <w:t xml:space="preserve"> </w:t>
-            </w:r>
-            <w:r>
-              <w:t xml:space="preserve">developed by the</w:t>
-            </w:r>
-            <w:r>
-              <w:t xml:space="preserve"> </w:t>
-            </w:r>
-            <w:r>
-              <w:rPr>
-                <w:b/>
-                <w:bCs/>
-              </w:rPr>
-              <w:t xml:space="preserve">CSI Team (Cloud Services Infrastructure)</w:t>
-            </w:r>
-            <w:r>
-              <w:t xml:space="preserve">. It is an attempt at a comprehensive SSA-wide technical roadmap and has not been reviewed or approved by the SSA CIO Office, the Office of Information Security (OIS), or organizational leadership. All recommendations, vendor selections, control mappings, and implementation timelines are subject to revision pending formal review by the SSA CIO Office and organizational components.</w:t>
-            </w:r>
-          </w:p>
-          <w:p/>
-        </w:tc>
-      </w:tr>
-    </w:tbl>
-    <w:bookmarkStart w:id="12" w:name="what-this-document-addresses"/>
+    <w:bookmarkStart w:id="20" w:name="draft-proposal-subject-to-review"/>
     <w:p>
       <w:pPr>
         <w:pStyle w:val="Heading2"/>
       </w:pPr>
       <w:r>
-        <w:t xml:space="preserve">0.1 What This Document Addresses</w:t>
+        <w:t xml:space="preserve">Draft Proposal — Subject to Review</w:t>
       </w:r>
     </w:p>
     <w:p>
@@ -227,6 +212,53 @@
         <w:pStyle w:val="FirstParagraph"/>
       </w:pPr>
       <w:r>
+        <w:t xml:space="preserve">This document is a</w:t>
+      </w:r>
+      <w:r>
+        <w:t xml:space="preserve"> </w:t>
+      </w:r>
+      <w:r>
+        <w:rPr>
+          <w:bCs/>
+          <w:b/>
+        </w:rPr>
+        <w:t xml:space="preserve">draft proposal</w:t>
+      </w:r>
+      <w:r>
+        <w:t xml:space="preserve"> </w:t>
+      </w:r>
+      <w:r>
+        <w:t xml:space="preserve">developed by the</w:t>
+      </w:r>
+      <w:r>
+        <w:t xml:space="preserve"> </w:t>
+      </w:r>
+      <w:r>
+        <w:rPr>
+          <w:bCs/>
+          <w:b/>
+        </w:rPr>
+        <w:t xml:space="preserve">CSI Team (Cloud Services Infrastructure)</w:t>
+      </w:r>
+      <w:r>
+        <w:t xml:space="preserve">. It is an attempt at a comprehensive SSA-wide technical roadmap and has not been reviewed or approved by the SSA CIO Office, the Office of Information Security (OIS), or organizational leadership. All recommendations, vendor selections, control mappings, and implementation timelines are subject to revision pending formal review by the SSA CIO Office and organizational components.</w:t>
+      </w:r>
+    </w:p>
+    <w:bookmarkEnd w:id="20"/>
+    <w:bookmarkStart w:id="21" w:name="what-this-document-addresses"/>
+    <w:p>
+      <w:pPr>
+        <w:pStyle w:val="Heading2"/>
+      </w:pPr>
+      <w:r>
+        <w:t xml:space="preserve">What This Document Addresses</w:t>
+      </w:r>
+    </w:p>
+    <w:p>
+      <w:pPr>
+        <w:pStyle w:val="FirstParagraph"/>
+      </w:pPr>
+      <w:r>
         <w:t xml:space="preserve">FedRAMP 20x Authorization requires organizational governance artifacts that</w:t>
       </w:r>
       <w:r>
@@ -270,16 +302,16 @@
     </w:p>
     <w:p>
       <w:pPr>
-        <w:pStyle w:val="Compact"/>
         <w:numPr>
           <w:ilvl w:val="0"/>
           <w:numId w:val="1001"/>
         </w:numPr>
+        <w:pStyle w:val="Compact"/>
       </w:pPr>
       <w:r>
         <w:rPr>
+          <w:bCs/>
           <w:b/>
-          <w:bCs/>
         </w:rPr>
         <w:t xml:space="preserve">Information Security Program Plan (ISPP)</w:t>
       </w:r>
@@ -298,16 +330,16 @@
     </w:p>
     <w:p>
       <w:pPr>
-        <w:pStyle w:val="Compact"/>
         <w:numPr>
           <w:ilvl w:val="0"/>
           <w:numId w:val="1001"/>
         </w:numPr>
+        <w:pStyle w:val="Compact"/>
       </w:pPr>
       <w:r>
         <w:rPr>
+          <w:bCs/>
           <w:b/>
-          <w:bCs/>
         </w:rPr>
         <w:t xml:space="preserve">Program Leadership RACI</w:t>
       </w:r>
@@ -326,16 +358,16 @@
     </w:p>
     <w:p>
       <w:pPr>
-        <w:pStyle w:val="Compact"/>
         <w:numPr>
           <w:ilvl w:val="0"/>
           <w:numId w:val="1001"/>
         </w:numPr>
+        <w:pStyle w:val="Compact"/>
       </w:pPr>
       <w:r>
         <w:rPr>
+          <w:bCs/>
           <w:b/>
-          <w:bCs/>
         </w:rPr>
         <w:t xml:space="preserve">System Inventory Framework</w:t>
       </w:r>
@@ -354,16 +386,16 @@
     </w:p>
     <w:p>
       <w:pPr>
-        <w:pStyle w:val="Compact"/>
         <w:numPr>
           <w:ilvl w:val="0"/>
           <w:numId w:val="1001"/>
         </w:numPr>
+        <w:pStyle w:val="Compact"/>
       </w:pPr>
       <w:r>
         <w:rPr>
+          <w:bCs/>
           <w:b/>
-          <w:bCs/>
         </w:rPr>
         <w:t xml:space="preserve">Risk Management Strategy</w:t>
       </w:r>
@@ -382,16 +414,16 @@
     </w:p>
     <w:p>
       <w:pPr>
-        <w:pStyle w:val="Compact"/>
         <w:numPr>
           <w:ilvl w:val="0"/>
           <w:numId w:val="1001"/>
         </w:numPr>
+        <w:pStyle w:val="Compact"/>
       </w:pPr>
       <w:r>
         <w:rPr>
+          <w:bCs/>
           <w:b/>
-          <w:bCs/>
         </w:rPr>
         <w:t xml:space="preserve">Testing, Training, and Monitoring (T&amp;T&amp;M) Plan</w:t>
       </w:r>
@@ -410,16 +442,16 @@
     </w:p>
     <w:p>
       <w:pPr>
-        <w:pStyle w:val="Compact"/>
         <w:numPr>
           <w:ilvl w:val="0"/>
           <w:numId w:val="1001"/>
         </w:numPr>
+        <w:pStyle w:val="Compact"/>
       </w:pPr>
       <w:r>
         <w:rPr>
+          <w:bCs/>
           <w:b/>
-          <w:bCs/>
         </w:rPr>
         <w:t xml:space="preserve">Security Contact Registry</w:t>
       </w:r>
@@ -432,16 +464,16 @@
     </w:p>
     <w:p>
       <w:pPr>
-        <w:pStyle w:val="Compact"/>
         <w:numPr>
           <w:ilvl w:val="0"/>
           <w:numId w:val="1001"/>
         </w:numPr>
+        <w:pStyle w:val="Compact"/>
       </w:pPr>
       <w:r>
         <w:rPr>
+          <w:bCs/>
           <w:b/>
-          <w:bCs/>
         </w:rPr>
         <w:t xml:space="preserve">Supply Chain Risk Management (SCRM) Governance Charter</w:t>
       </w:r>
@@ -491,23 +523,23 @@
         </w:pict>
       </w:r>
     </w:p>
-    <w:bookmarkEnd w:id="12"/>
-    <w:bookmarkStart w:id="18" w:name="X7058f7ad453c2890024bfad90a4cbe42e48ed2c"/>
+    <w:bookmarkEnd w:id="21"/>
+    <w:bookmarkStart w:id="27" w:name="X7058f7ad453c2890024bfad90a4cbe42e48ed2c"/>
     <w:p>
       <w:pPr>
         <w:pStyle w:val="Heading1"/>
       </w:pPr>
       <w:r>
-        <w:t xml:space="preserve">1. Program Management Governance in the FedRAMP 20x Context</w:t>
-      </w:r>
-    </w:p>
-    <w:bookmarkStart w:id="13" w:name="why-pm-controls-gate-authorization"/>
+        <w:t xml:space="preserve">Program Management Governance in the FedRAMP 20x Context</w:t>
+      </w:r>
+    </w:p>
+    <w:bookmarkStart w:id="22" w:name="why-pm-controls-gate-authorization"/>
     <w:p>
       <w:pPr>
         <w:pStyle w:val="Heading2"/>
       </w:pPr>
       <w:r>
-        <w:t xml:space="preserve">1.1 Why PM Controls Gate Authorization</w:t>
+        <w:t xml:space="preserve">Why PM Controls Gate Authorization</w:t>
       </w:r>
     </w:p>
     <w:p>
@@ -522,8 +554,8 @@
       </w:r>
       <w:r>
         <w:rPr>
+          <w:iCs/>
           <w:i/>
-          <w:iCs/>
         </w:rPr>
         <w:t xml:space="preserve">outcomes</w:t>
       </w:r>
@@ -545,16 +577,16 @@
     </w:p>
     <w:p>
       <w:pPr>
-        <w:pStyle w:val="Compact"/>
         <w:numPr>
           <w:ilvl w:val="0"/>
           <w:numId w:val="1002"/>
         </w:numPr>
+        <w:pStyle w:val="Compact"/>
       </w:pPr>
       <w:r>
         <w:rPr>
+          <w:bCs/>
           <w:b/>
-          <w:bCs/>
         </w:rPr>
         <w:t xml:space="preserve">PM-1</w:t>
       </w:r>
@@ -579,16 +611,16 @@
     </w:p>
     <w:p>
       <w:pPr>
-        <w:pStyle w:val="Compact"/>
         <w:numPr>
           <w:ilvl w:val="0"/>
           <w:numId w:val="1002"/>
         </w:numPr>
+        <w:pStyle w:val="Compact"/>
       </w:pPr>
       <w:r>
         <w:rPr>
+          <w:bCs/>
           <w:b/>
-          <w:bCs/>
         </w:rPr>
         <w:t xml:space="preserve">PM-9</w:t>
       </w:r>
@@ -613,16 +645,16 @@
     </w:p>
     <w:p>
       <w:pPr>
-        <w:pStyle w:val="Compact"/>
         <w:numPr>
           <w:ilvl w:val="0"/>
           <w:numId w:val="1002"/>
         </w:numPr>
+        <w:pStyle w:val="Compact"/>
       </w:pPr>
       <w:r>
         <w:rPr>
+          <w:bCs/>
           <w:b/>
-          <w:bCs/>
         </w:rPr>
         <w:t xml:space="preserve">PM-30</w:t>
       </w:r>
@@ -645,14 +677,14 @@
         <w:t xml:space="preserve">experiment — it binds leadership to the supply chain risk posture</w:t>
       </w:r>
     </w:p>
-    <w:bookmarkEnd w:id="13"/>
-    <w:bookmarkStart w:id="17" w:name="pm-controls-closed-by-this-document"/>
+    <w:bookmarkEnd w:id="22"/>
+    <w:bookmarkStart w:id="26" w:name="pm-controls-closed-by-this-document"/>
     <w:p>
       <w:pPr>
         <w:pStyle w:val="Heading2"/>
       </w:pPr>
       <w:r>
-        <w:t xml:space="preserve">1.2 PM Controls Closed by This Document</w:t>
+        <w:t xml:space="preserve">PM Controls Closed by This Document</w:t>
       </w:r>
     </w:p>
     <w:tbl>
@@ -660,6 +692,7 @@
         <w:tblStyle w:val="Table"/>
         <w:tblW w:type="auto" w:w="0"/>
         <w:tblLook w:firstRow="1" w:lastRow="0" w:firstColumn="0" w:lastColumn="0" w:noHBand="0" w:noVBand="0" w:val="0020"/>
+        <w:jc w:val="start"/>
       </w:tblPr>
       <w:tblGrid>
         <w:gridCol w:w="2640"/>
@@ -668,13 +701,14 @@
       </w:tblGrid>
       <w:tr>
         <w:trPr>
-          <w:tblHeader w:val="on"/>
+          <w:tblHeader w:val="true"/>
         </w:trPr>
         <w:tc>
           <w:tcPr/>
           <w:p>
             <w:pPr>
               <w:pStyle w:val="Compact"/>
+              <w:jc w:val="left"/>
             </w:pPr>
             <w:r>
               <w:t xml:space="preserve">Control</w:t>
@@ -686,6 +720,7 @@
           <w:p>
             <w:pPr>
               <w:pStyle w:val="Compact"/>
+              <w:jc w:val="left"/>
             </w:pPr>
             <w:r>
               <w:t xml:space="preserve">Title</w:t>
@@ -697,6 +732,7 @@
           <w:p>
             <w:pPr>
               <w:pStyle w:val="Compact"/>
+              <w:jc w:val="left"/>
             </w:pPr>
             <w:r>
               <w:t xml:space="preserve">Artifact</w:t>
@@ -710,6 +746,7 @@
           <w:p>
             <w:pPr>
               <w:pStyle w:val="Compact"/>
+              <w:jc w:val="left"/>
             </w:pPr>
             <w:r>
               <w:t xml:space="preserve">PM-1</w:t>
@@ -721,6 +758,7 @@
           <w:p>
             <w:pPr>
               <w:pStyle w:val="Compact"/>
+              <w:jc w:val="left"/>
             </w:pPr>
             <w:r>
               <w:t xml:space="preserve">Information Security Program Plan</w:t>
@@ -732,6 +770,7 @@
           <w:p>
             <w:pPr>
               <w:pStyle w:val="Compact"/>
+              <w:jc w:val="left"/>
             </w:pPr>
             <w:r>
               <w:t xml:space="preserve">§2 ISPP Template</w:t>
@@ -745,6 +784,7 @@
           <w:p>
             <w:pPr>
               <w:pStyle w:val="Compact"/>
+              <w:jc w:val="left"/>
             </w:pPr>
             <w:r>
               <w:t xml:space="preserve">PM-2</w:t>
@@ -756,6 +796,7 @@
           <w:p>
             <w:pPr>
               <w:pStyle w:val="Compact"/>
+              <w:jc w:val="left"/>
             </w:pPr>
             <w:r>
               <w:t xml:space="preserve">Info Security Program Leadership Roles</w:t>
@@ -767,6 +808,7 @@
           <w:p>
             <w:pPr>
               <w:pStyle w:val="Compact"/>
+              <w:jc w:val="left"/>
             </w:pPr>
             <w:r>
               <w:t xml:space="preserve">§3 Leadership RACI</w:t>
@@ -780,6 +822,7 @@
           <w:p>
             <w:pPr>
               <w:pStyle w:val="Compact"/>
+              <w:jc w:val="left"/>
             </w:pPr>
             <w:r>
               <w:t xml:space="preserve">PM-5</w:t>
@@ -791,6 +834,7 @@
           <w:p>
             <w:pPr>
               <w:pStyle w:val="Compact"/>
+              <w:jc w:val="left"/>
             </w:pPr>
             <w:r>
               <w:t xml:space="preserve">System Inventory</w:t>
@@ -802,6 +846,7 @@
           <w:p>
             <w:pPr>
               <w:pStyle w:val="Compact"/>
+              <w:jc w:val="left"/>
             </w:pPr>
             <w:r>
               <w:t xml:space="preserve">§4 Inventory Framework</w:t>
@@ -815,6 +860,7 @@
           <w:p>
             <w:pPr>
               <w:pStyle w:val="Compact"/>
+              <w:jc w:val="left"/>
             </w:pPr>
             <w:r>
               <w:t xml:space="preserve">PM-7</w:t>
@@ -826,6 +872,7 @@
           <w:p>
             <w:pPr>
               <w:pStyle w:val="Compact"/>
+              <w:jc w:val="left"/>
             </w:pPr>
             <w:r>
               <w:t xml:space="preserve">Enterprise Architecture</w:t>
@@ -837,6 +884,7 @@
           <w:p>
             <w:pPr>
               <w:pStyle w:val="Compact"/>
+              <w:jc w:val="left"/>
             </w:pPr>
             <w:r>
               <w:t xml:space="preserve">§2.4 EA Integration</w:t>
@@ -850,6 +898,7 @@
           <w:p>
             <w:pPr>
               <w:pStyle w:val="Compact"/>
+              <w:jc w:val="left"/>
             </w:pPr>
             <w:r>
               <w:t xml:space="preserve">PM-9</w:t>
@@ -861,6 +910,7 @@
           <w:p>
             <w:pPr>
               <w:pStyle w:val="Compact"/>
+              <w:jc w:val="left"/>
             </w:pPr>
             <w:r>
               <w:t xml:space="preserve">Risk Management Strategy</w:t>
@@ -872,6 +922,7 @@
           <w:p>
             <w:pPr>
               <w:pStyle w:val="Compact"/>
+              <w:jc w:val="left"/>
             </w:pPr>
             <w:r>
               <w:t xml:space="preserve">§5 Risk Register Framework</w:t>
@@ -885,6 +936,7 @@
           <w:p>
             <w:pPr>
               <w:pStyle w:val="Compact"/>
+              <w:jc w:val="left"/>
             </w:pPr>
             <w:r>
               <w:t xml:space="preserve">PM-11</w:t>
@@ -896,6 +948,7 @@
           <w:p>
             <w:pPr>
               <w:pStyle w:val="Compact"/>
+              <w:jc w:val="left"/>
             </w:pPr>
             <w:r>
               <w:t xml:space="preserve">Mission/Business Process Definition</w:t>
@@ -907,6 +960,7 @@
           <w:p>
             <w:pPr>
               <w:pStyle w:val="Compact"/>
+              <w:jc w:val="left"/>
             </w:pPr>
             <w:r>
               <w:t xml:space="preserve">§2.5 Mission Mapping</w:t>
@@ -920,6 +974,7 @@
           <w:p>
             <w:pPr>
               <w:pStyle w:val="Compact"/>
+              <w:jc w:val="left"/>
             </w:pPr>
             <w:r>
               <w:t xml:space="preserve">PM-14</w:t>
@@ -931,6 +986,7 @@
           <w:p>
             <w:pPr>
               <w:pStyle w:val="Compact"/>
+              <w:jc w:val="left"/>
             </w:pPr>
             <w:r>
               <w:t xml:space="preserve">Testing, Training, and Monitoring</w:t>
@@ -942,6 +998,7 @@
           <w:p>
             <w:pPr>
               <w:pStyle w:val="Compact"/>
+              <w:jc w:val="left"/>
             </w:pPr>
             <w:r>
               <w:t xml:space="preserve">§6 T&amp;T&amp;M Plan</w:t>
@@ -955,6 +1012,7 @@
           <w:p>
             <w:pPr>
               <w:pStyle w:val="Compact"/>
+              <w:jc w:val="left"/>
             </w:pPr>
             <w:r>
               <w:t xml:space="preserve">PM-15</w:t>
@@ -966,6 +1024,7 @@
           <w:p>
             <w:pPr>
               <w:pStyle w:val="Compact"/>
+              <w:jc w:val="left"/>
             </w:pPr>
             <w:r>
               <w:t xml:space="preserve">Security/Privacy Contact with Groups</w:t>
@@ -977,6 +1036,7 @@
           <w:p>
             <w:pPr>
               <w:pStyle w:val="Compact"/>
+              <w:jc w:val="left"/>
             </w:pPr>
             <w:r>
               <w:t xml:space="preserve">§7 Contact Registry</w:t>
@@ -990,6 +1050,7 @@
           <w:p>
             <w:pPr>
               <w:pStyle w:val="Compact"/>
+              <w:jc w:val="left"/>
             </w:pPr>
             <w:r>
               <w:t xml:space="preserve">PM-30</w:t>
@@ -1001,6 +1062,7 @@
           <w:p>
             <w:pPr>
               <w:pStyle w:val="Compact"/>
+              <w:jc w:val="left"/>
             </w:pPr>
             <w:r>
               <w:t xml:space="preserve">Supply Chain Risk Management Strategy</w:t>
@@ -1012,6 +1074,7 @@
           <w:p>
             <w:pPr>
               <w:pStyle w:val="Compact"/>
+              <w:jc w:val="left"/>
             </w:pPr>
             <w:r>
               <w:t xml:space="preserve">§8 SCRM Charter</w:t>
@@ -1026,8 +1089,8 @@
       </w:pPr>
       <w:r>
         <w:rPr>
+          <w:bCs/>
           <w:b/>
-          <w:bCs/>
         </w:rPr>
         <w:t xml:space="preserve">Closure Necessity — PM family.</w:t>
       </w:r>
@@ -1101,18 +1164,18 @@
           <wp:inline>
             <wp:extent cx="5334000" cy="2359269"/>
             <wp:effectExtent b="0" l="0" r="0" t="0"/>
-            <wp:docPr descr="FedRAMP 20x Program Management Governance Structure" title="" id="15" name="Picture"/>
+            <wp:docPr descr="FedRAMP 20x Program Management Governance Structure" title="" id="24" name="Picture"/>
             <a:graphic>
               <a:graphicData uri="http://schemas.openxmlformats.org/drawingml/2006/picture">
                 <pic:pic>
                   <pic:nvPicPr>
-                    <pic:cNvPr descr="figs/pmg-fig-01-pm-governance.png" id="16" name="Picture"/>
+                    <pic:cNvPr descr="figs/pmg-fig-01-pm-governance.png" id="25" name="Picture"/>
                     <pic:cNvPicPr>
                       <a:picLocks noChangeArrowheads="1" noChangeAspect="1"/>
                     </pic:cNvPicPr>
                   </pic:nvPicPr>
                   <pic:blipFill>
-                    <a:blip r:embed="rId14"/>
+                    <a:blip r:embed="rId23"/>
                     <a:stretch>
                       <a:fillRect/>
                     </a:stretch>
@@ -1154,24 +1217,24 @@
         </w:pict>
       </w:r>
     </w:p>
-    <w:bookmarkEnd w:id="17"/>
-    <w:bookmarkEnd w:id="18"/>
-    <w:bookmarkStart w:id="24" w:name="Xadfec1205972c55c7f7da87cd313895defa5c9e"/>
+    <w:bookmarkEnd w:id="26"/>
+    <w:bookmarkEnd w:id="27"/>
+    <w:bookmarkStart w:id="33" w:name="Xadfec1205972c55c7f7da87cd313895defa5c9e"/>
     <w:p>
       <w:pPr>
         <w:pStyle w:val="Heading1"/>
       </w:pPr>
       <w:r>
-        <w:t xml:space="preserve">2. Information Security Program Plan (PM-1, PM-7, PM-11)</w:t>
-      </w:r>
-    </w:p>
-    <w:bookmarkStart w:id="20" w:name="ispp-document-template"/>
+        <w:t xml:space="preserve">Information Security Program Plan (PM-1, PM-7, PM-11)</w:t>
+      </w:r>
+    </w:p>
+    <w:bookmarkStart w:id="29" w:name="ispp-document-template"/>
     <w:p>
       <w:pPr>
         <w:pStyle w:val="Heading2"/>
       </w:pPr>
       <w:r>
-        <w:t xml:space="preserve">2.1 ISPP Document Template</w:t>
+        <w:t xml:space="preserve">ISPP Document Template</w:t>
       </w:r>
     </w:p>
     <w:p>
@@ -1200,13 +1263,13 @@
         <w:t xml:space="preserve">reviewed annually or after major system changes.</w:t>
       </w:r>
     </w:p>
-    <w:bookmarkStart w:id="19" w:name="ispp-section-outline"/>
+    <w:bookmarkStart w:id="28" w:name="ispp-section-outline"/>
     <w:p>
       <w:pPr>
         <w:pStyle w:val="Heading3"/>
       </w:pPr>
       <w:r>
-        <w:t xml:space="preserve">2.1.1 ISPP Section Outline</w:t>
+        <w:t xml:space="preserve">ISPP Section Outline</w:t>
       </w:r>
     </w:p>
     <w:p>
@@ -1215,8 +1278,8 @@
       </w:pPr>
       <w:r>
         <w:rPr>
+          <w:bCs/>
           <w:b/>
-          <w:bCs/>
         </w:rPr>
         <w:t xml:space="preserve">Section 1 — Purpose and Scope</w:t>
       </w:r>
@@ -1253,8 +1316,8 @@
       </w:pPr>
       <w:r>
         <w:rPr>
+          <w:bCs/>
           <w:b/>
-          <w:bCs/>
         </w:rPr>
         <w:t xml:space="preserve">Authorization Boundary:</w:t>
       </w:r>
@@ -1283,8 +1346,8 @@
       </w:pPr>
       <w:r>
         <w:rPr>
+          <w:bCs/>
           <w:b/>
-          <w:bCs/>
         </w:rPr>
         <w:t xml:space="preserve">Effective Date:</w:t>
       </w:r>
@@ -1299,8 +1362,8 @@
       </w:r>
       <w:r>
         <w:rPr>
+          <w:bCs/>
           <w:b/>
-          <w:bCs/>
         </w:rPr>
         <w:t xml:space="preserve">Review Cycle:</w:t>
       </w:r>
@@ -1317,8 +1380,8 @@
       </w:pPr>
       <w:r>
         <w:rPr>
+          <w:bCs/>
           <w:b/>
-          <w:bCs/>
         </w:rPr>
         <w:t xml:space="preserve">Document Owner:</w:t>
       </w:r>
@@ -1335,8 +1398,8 @@
       </w:pPr>
       <w:r>
         <w:rPr>
+          <w:bCs/>
           <w:b/>
-          <w:bCs/>
         </w:rPr>
         <w:t xml:space="preserve">Approver:</w:t>
       </w:r>
@@ -1353,19 +1416,19 @@
       </w:pPr>
       <w:r>
         <w:rPr>
+          <w:bCs/>
           <w:b/>
-          <w:bCs/>
         </w:rPr>
         <w:t xml:space="preserve">Section 2 — Legal and Regulatory Authority</w:t>
       </w:r>
     </w:p>
     <w:p>
       <w:pPr>
-        <w:pStyle w:val="Compact"/>
         <w:numPr>
           <w:ilvl w:val="0"/>
           <w:numId w:val="1003"/>
         </w:numPr>
+        <w:pStyle w:val="Compact"/>
       </w:pPr>
       <w:r>
         <w:t xml:space="preserve">Federal Information Security Modernization Act (FISMA) 2014, 44 U.S.C. §3551</w:t>
@@ -1373,11 +1436,11 @@
     </w:p>
     <w:p>
       <w:pPr>
-        <w:pStyle w:val="Compact"/>
         <w:numPr>
           <w:ilvl w:val="0"/>
           <w:numId w:val="1003"/>
         </w:numPr>
+        <w:pStyle w:val="Compact"/>
       </w:pPr>
       <w:r>
         <w:t xml:space="preserve">OMB Circular A-130, Managing Federal Information as a Strategic Resource</w:t>
@@ -1385,11 +1448,11 @@
     </w:p>
     <w:p>
       <w:pPr>
-        <w:pStyle w:val="Compact"/>
         <w:numPr>
           <w:ilvl w:val="0"/>
           <w:numId w:val="1003"/>
         </w:numPr>
+        <w:pStyle w:val="Compact"/>
       </w:pPr>
       <w:r>
         <w:t xml:space="preserve">NIST SP 800-53 Rev 5, Security and Privacy Controls for Information Systems</w:t>
@@ -1397,11 +1460,11 @@
     </w:p>
     <w:p>
       <w:pPr>
-        <w:pStyle w:val="Compact"/>
         <w:numPr>
           <w:ilvl w:val="0"/>
           <w:numId w:val="1003"/>
         </w:numPr>
+        <w:pStyle w:val="Compact"/>
       </w:pPr>
       <w:r>
         <w:t xml:space="preserve">FedRAMP 20x Authorization Framework (GSA, 2026)</w:t>
@@ -1409,11 +1472,11 @@
     </w:p>
     <w:p>
       <w:pPr>
-        <w:pStyle w:val="Compact"/>
         <w:numPr>
           <w:ilvl w:val="0"/>
           <w:numId w:val="1003"/>
         </w:numPr>
+        <w:pStyle w:val="Compact"/>
       </w:pPr>
       <w:r>
         <w:t xml:space="preserve">CISA Binding Operational Directive 26-04 (SBOM/VDR/VER, effective Dec 7, 2026)</w:t>
@@ -1421,11 +1484,11 @@
     </w:p>
     <w:p>
       <w:pPr>
-        <w:pStyle w:val="Compact"/>
         <w:numPr>
           <w:ilvl w:val="0"/>
           <w:numId w:val="1003"/>
         </w:numPr>
+        <w:pStyle w:val="Compact"/>
       </w:pPr>
       <w:r>
         <w:t xml:space="preserve">Executive Order 14028, Improving the Nation’s Cybersecurity (May 2021)</w:t>
@@ -1437,8 +1500,8 @@
       </w:pPr>
       <w:r>
         <w:rPr>
+          <w:bCs/>
           <w:b/>
-          <w:bCs/>
         </w:rPr>
         <w:t xml:space="preserve">Section 3 — Security Program Objectives</w:t>
       </w:r>
@@ -1465,11 +1528,11 @@
     </w:p>
     <w:p>
       <w:pPr>
-        <w:pStyle w:val="Compact"/>
         <w:numPr>
           <w:ilvl w:val="0"/>
           <w:numId w:val="1004"/>
         </w:numPr>
+        <w:pStyle w:val="Compact"/>
       </w:pPr>
       <w:r>
         <w:t xml:space="preserve">Protect the confidentiality, integrity, and availability of citizen PII</w:t>
@@ -1483,11 +1546,11 @@
     </w:p>
     <w:p>
       <w:pPr>
-        <w:pStyle w:val="Compact"/>
         <w:numPr>
           <w:ilvl w:val="0"/>
           <w:numId w:val="1004"/>
         </w:numPr>
+        <w:pStyle w:val="Compact"/>
       </w:pPr>
       <w:r>
         <w:t xml:space="preserve">Maintain continuous FedRAMP Moderate authorization across all cloud</w:t>
@@ -1501,11 +1564,11 @@
     </w:p>
     <w:p>
       <w:pPr>
-        <w:pStyle w:val="Compact"/>
         <w:numPr>
           <w:ilvl w:val="0"/>
           <w:numId w:val="1004"/>
         </w:numPr>
+        <w:pStyle w:val="Compact"/>
       </w:pPr>
       <w:r>
         <w:t xml:space="preserve">Achieve and sustain KSI scores meeting the FedRAMP 20x Authorize</w:t>
@@ -1519,11 +1582,11 @@
     </w:p>
     <w:p>
       <w:pPr>
-        <w:pStyle w:val="Compact"/>
         <w:numPr>
           <w:ilvl w:val="0"/>
           <w:numId w:val="1004"/>
         </w:numPr>
+        <w:pStyle w:val="Compact"/>
       </w:pPr>
       <w:r>
         <w:t xml:space="preserve">Satisfy the BOD 26-04 SBOM/VDR/VER requirement by December 7, 2026</w:t>
@@ -1535,8 +1598,8 @@
       </w:pPr>
       <w:r>
         <w:rPr>
+          <w:bCs/>
           <w:b/>
-          <w:bCs/>
         </w:rPr>
         <w:t xml:space="preserve">Section 4 — Program Resources and Budget</w:t>
       </w:r>
@@ -1553,8 +1616,8 @@
       <w:tblPr>
         <w:tblStyle w:val="Table"/>
         <w:tblW w:type="pct" w:w="5000"/>
-        <w:tblLayout w:type="fixed"/>
         <w:tblLook w:firstRow="1" w:lastRow="0" w:firstColumn="0" w:lastColumn="0" w:noHBand="0" w:noVBand="0" w:val="0020"/>
+        <w:jc w:val="start"/>
       </w:tblPr>
       <w:tblGrid>
         <w:gridCol w:w="3099"/>
@@ -1563,13 +1626,14 @@
       </w:tblGrid>
       <w:tr>
         <w:trPr>
-          <w:tblHeader w:val="on"/>
+          <w:tblHeader w:val="true"/>
         </w:trPr>
         <w:tc>
           <w:tcPr/>
           <w:p>
             <w:pPr>
               <w:pStyle w:val="Compact"/>
+              <w:jc w:val="left"/>
             </w:pPr>
             <w:r>
               <w:t xml:space="preserve">Resource Category</w:t>
@@ -1581,6 +1645,7 @@
           <w:p>
             <w:pPr>
               <w:pStyle w:val="Compact"/>
+              <w:jc w:val="left"/>
             </w:pPr>
             <w:r>
               <w:t xml:space="preserve">FY[YEAR] Allocation</w:t>
@@ -1592,6 +1657,7 @@
           <w:p>
             <w:pPr>
               <w:pStyle w:val="Compact"/>
+              <w:jc w:val="left"/>
             </w:pPr>
             <w:r>
               <w:t xml:space="preserve">Notes</w:t>
@@ -1605,6 +1671,7 @@
           <w:p>
             <w:pPr>
               <w:pStyle w:val="Compact"/>
+              <w:jc w:val="left"/>
             </w:pPr>
             <w:r>
               <w:t xml:space="preserve">FTE (security staff)</w:t>
@@ -1616,6 +1683,7 @@
           <w:p>
             <w:pPr>
               <w:pStyle w:val="Compact"/>
+              <w:jc w:val="left"/>
             </w:pPr>
             <w:r>
               <w:t xml:space="preserve">[N FTE]</w:t>
@@ -1627,6 +1695,7 @@
           <w:p>
             <w:pPr>
               <w:pStyle w:val="Compact"/>
+              <w:jc w:val="left"/>
             </w:pPr>
             <w:r>
               <w:t xml:space="preserve">ISSO, Security Architect, DevSecOps</w:t>
@@ -1640,6 +1709,7 @@
           <w:p>
             <w:pPr>
               <w:pStyle w:val="Compact"/>
+              <w:jc w:val="left"/>
             </w:pPr>
             <w:r>
               <w:t xml:space="preserve">Tools and licensing</w:t>
@@ -1651,6 +1721,7 @@
           <w:p>
             <w:pPr>
               <w:pStyle w:val="Compact"/>
+              <w:jc w:val="left"/>
             </w:pPr>
             <w:r>
               <w:t xml:space="preserve">$[AMOUNT]</w:t>
@@ -1662,6 +1733,7 @@
           <w:p>
             <w:pPr>
               <w:pStyle w:val="Compact"/>
+              <w:jc w:val="left"/>
             </w:pPr>
             <w:r>
               <w:t xml:space="preserve">SIEM, vulnerability scanning, SBOM tooling</w:t>
@@ -1675,6 +1747,7 @@
           <w:p>
             <w:pPr>
               <w:pStyle w:val="Compact"/>
+              <w:jc w:val="left"/>
             </w:pPr>
             <w:r>
               <w:t xml:space="preserve">Training and certification</w:t>
@@ -1686,6 +1759,7 @@
           <w:p>
             <w:pPr>
               <w:pStyle w:val="Compact"/>
+              <w:jc w:val="left"/>
             </w:pPr>
             <w:r>
               <w:t xml:space="preserve">$[AMOUNT]</w:t>
@@ -1697,6 +1771,7 @@
           <w:p>
             <w:pPr>
               <w:pStyle w:val="Compact"/>
+              <w:jc w:val="left"/>
             </w:pPr>
             <w:r>
               <w:t xml:space="preserve">CISSP, FedRAMP training, vendor certs</w:t>
@@ -1710,6 +1785,7 @@
           <w:p>
             <w:pPr>
               <w:pStyle w:val="Compact"/>
+              <w:jc w:val="left"/>
             </w:pPr>
             <w:r>
               <w:t xml:space="preserve">Third-party assessment (3PAO)</w:t>
@@ -1721,6 +1797,7 @@
           <w:p>
             <w:pPr>
               <w:pStyle w:val="Compact"/>
+              <w:jc w:val="left"/>
             </w:pPr>
             <w:r>
               <w:t xml:space="preserve">$[AMOUNT]</w:t>
@@ -1732,6 +1809,7 @@
           <w:p>
             <w:pPr>
               <w:pStyle w:val="Compact"/>
+              <w:jc w:val="left"/>
             </w:pPr>
             <w:r>
               <w:t xml:space="preserve">Annual assessment + readiness review</w:t>
@@ -1745,6 +1823,7 @@
           <w:p>
             <w:pPr>
               <w:pStyle w:val="Compact"/>
+              <w:jc w:val="left"/>
             </w:pPr>
             <w:r>
               <w:t xml:space="preserve">Contingency / incident response</w:t>
@@ -1756,6 +1835,7 @@
           <w:p>
             <w:pPr>
               <w:pStyle w:val="Compact"/>
+              <w:jc w:val="left"/>
             </w:pPr>
             <w:r>
               <w:t xml:space="preserve">$[AMOUNT]</w:t>
@@ -1767,6 +1847,7 @@
           <w:p>
             <w:pPr>
               <w:pStyle w:val="Compact"/>
+              <w:jc w:val="left"/>
             </w:pPr>
             <w:r>
               <w:t xml:space="preserve">IR retainer + tabletop exercises</w:t>
@@ -1775,15 +1856,15 @@
         </w:tc>
       </w:tr>
     </w:tbl>
-    <w:bookmarkEnd w:id="19"/>
-    <w:bookmarkEnd w:id="20"/>
-    <w:bookmarkStart w:id="21" w:name="enterprise-architecture-integration-pm-7"/>
+    <w:bookmarkEnd w:id="28"/>
+    <w:bookmarkEnd w:id="29"/>
+    <w:bookmarkStart w:id="30" w:name="enterprise-architecture-integration-pm-7"/>
     <w:p>
       <w:pPr>
         <w:pStyle w:val="Heading2"/>
       </w:pPr>
       <w:r>
-        <w:t xml:space="preserve">2.2 Enterprise Architecture Integration (PM-7)</w:t>
+        <w:t xml:space="preserve">Enterprise Architecture Integration (PM-7)</w:t>
       </w:r>
     </w:p>
     <w:p>
@@ -1806,8 +1887,8 @@
       </w:pPr>
       <w:r>
         <w:rPr>
+          <w:bCs/>
           <w:b/>
-          <w:bCs/>
         </w:rPr>
         <w:t xml:space="preserve">Technical Reference Architecture (TRA):</w:t>
       </w:r>
@@ -1842,8 +1923,8 @@
       </w:pPr>
       <w:r>
         <w:rPr>
+          <w:bCs/>
           <w:b/>
-          <w:bCs/>
         </w:rPr>
         <w:t xml:space="preserve">Application Lifecycle Integration:</w:t>
       </w:r>
@@ -1868,16 +1949,16 @@
     </w:p>
     <w:p>
       <w:pPr>
-        <w:pStyle w:val="Compact"/>
         <w:numPr>
           <w:ilvl w:val="0"/>
           <w:numId w:val="1005"/>
         </w:numPr>
+        <w:pStyle w:val="Compact"/>
       </w:pPr>
       <w:r>
         <w:rPr>
+          <w:bCs/>
           <w:b/>
-          <w:bCs/>
         </w:rPr>
         <w:t xml:space="preserve">Concept</w:t>
       </w:r>
@@ -1890,16 +1971,16 @@
     </w:p>
     <w:p>
       <w:pPr>
-        <w:pStyle w:val="Compact"/>
         <w:numPr>
           <w:ilvl w:val="0"/>
           <w:numId w:val="1005"/>
         </w:numPr>
+        <w:pStyle w:val="Compact"/>
       </w:pPr>
       <w:r>
         <w:rPr>
+          <w:bCs/>
           <w:b/>
-          <w:bCs/>
         </w:rPr>
         <w:t xml:space="preserve">Design</w:t>
       </w:r>
@@ -1912,16 +1993,16 @@
     </w:p>
     <w:p>
       <w:pPr>
-        <w:pStyle w:val="Compact"/>
         <w:numPr>
           <w:ilvl w:val="0"/>
           <w:numId w:val="1005"/>
         </w:numPr>
+        <w:pStyle w:val="Compact"/>
       </w:pPr>
       <w:r>
         <w:rPr>
+          <w:bCs/>
           <w:b/>
-          <w:bCs/>
         </w:rPr>
         <w:t xml:space="preserve">Build</w:t>
       </w:r>
@@ -1934,16 +2015,16 @@
     </w:p>
     <w:p>
       <w:pPr>
-        <w:pStyle w:val="Compact"/>
         <w:numPr>
           <w:ilvl w:val="0"/>
           <w:numId w:val="1005"/>
         </w:numPr>
+        <w:pStyle w:val="Compact"/>
       </w:pPr>
       <w:r>
         <w:rPr>
+          <w:bCs/>
           <w:b/>
-          <w:bCs/>
         </w:rPr>
         <w:t xml:space="preserve">Deploy</w:t>
       </w:r>
@@ -1956,16 +2037,16 @@
     </w:p>
     <w:p>
       <w:pPr>
-        <w:pStyle w:val="Compact"/>
         <w:numPr>
           <w:ilvl w:val="0"/>
           <w:numId w:val="1005"/>
         </w:numPr>
+        <w:pStyle w:val="Compact"/>
       </w:pPr>
       <w:r>
         <w:rPr>
+          <w:bCs/>
           <w:b/>
-          <w:bCs/>
         </w:rPr>
         <w:t xml:space="preserve">Operate</w:t>
       </w:r>
@@ -1982,19 +2063,19 @@
       </w:pPr>
       <w:r>
         <w:rPr>
+          <w:bCs/>
           <w:b/>
-          <w:bCs/>
         </w:rPr>
         <w:t xml:space="preserve">EA Artifacts That Reference Security Architecture:</w:t>
       </w:r>
     </w:p>
     <w:p>
       <w:pPr>
-        <w:pStyle w:val="Compact"/>
         <w:numPr>
           <w:ilvl w:val="0"/>
           <w:numId w:val="1006"/>
         </w:numPr>
+        <w:pStyle w:val="Compact"/>
       </w:pPr>
       <w:r>
         <w:t xml:space="preserve">Target Architecture Document (TAD) — references AAN Part 1-16 control mappings</w:t>
@@ -2002,11 +2083,11 @@
     </w:p>
     <w:p>
       <w:pPr>
-        <w:pStyle w:val="Compact"/>
         <w:numPr>
           <w:ilvl w:val="0"/>
           <w:numId w:val="1006"/>
         </w:numPr>
+        <w:pStyle w:val="Compact"/>
       </w:pPr>
       <w:r>
         <w:t xml:space="preserve">Data Architecture — references Part 12 (Purview/CMK) for data-at-rest controls</w:t>
@@ -2014,33 +2095,33 @@
     </w:p>
     <w:p>
       <w:pPr>
-        <w:pStyle w:val="Compact"/>
         <w:numPr>
           <w:ilvl w:val="0"/>
           <w:numId w:val="1006"/>
         </w:numPr>
+        <w:pStyle w:val="Compact"/>
       </w:pPr>
       <w:r>
         <w:t xml:space="preserve">Network Architecture — references Part 1-6, 9 for network security</w:t>
       </w:r>
     </w:p>
-    <w:bookmarkEnd w:id="21"/>
-    <w:bookmarkStart w:id="23" w:name="Xd0af50a3aadb5a78babad0afeac67d3d9549b2b"/>
+    <w:bookmarkEnd w:id="30"/>
+    <w:bookmarkStart w:id="32" w:name="Xd0af50a3aadb5a78babad0afeac67d3d9549b2b"/>
     <w:p>
       <w:pPr>
         <w:pStyle w:val="Heading2"/>
       </w:pPr>
       <w:r>
-        <w:t xml:space="preserve">2.3 Mission and Business Process Definition (PM-11)</w:t>
-      </w:r>
-    </w:p>
-    <w:bookmarkStart w:id="22" w:name="critical-mission-functions"/>
+        <w:t xml:space="preserve">Mission and Business Process Definition (PM-11)</w:t>
+      </w:r>
+    </w:p>
+    <w:bookmarkStart w:id="31" w:name="critical-mission-functions"/>
     <w:p>
       <w:pPr>
         <w:pStyle w:val="Heading3"/>
       </w:pPr>
       <w:r>
-        <w:t xml:space="preserve">2.3.1 Critical Mission Functions</w:t>
+        <w:t xml:space="preserve">Critical Mission Functions</w:t>
       </w:r>
     </w:p>
     <w:p>
@@ -2061,8 +2142,8 @@
       <w:tblPr>
         <w:tblStyle w:val="Table"/>
         <w:tblW w:type="pct" w:w="5000"/>
-        <w:tblLayout w:type="fixed"/>
         <w:tblLook w:firstRow="1" w:lastRow="0" w:firstColumn="0" w:lastColumn="0" w:noHBand="0" w:noVBand="0" w:val="0020"/>
+        <w:jc w:val="start"/>
       </w:tblPr>
       <w:tblGrid>
         <w:gridCol w:w="1980"/>
@@ -2073,13 +2154,14 @@
       </w:tblGrid>
       <w:tr>
         <w:trPr>
-          <w:tblHeader w:val="on"/>
+          <w:tblHeader w:val="true"/>
         </w:trPr>
         <w:tc>
           <w:tcPr/>
           <w:p>
             <w:pPr>
               <w:pStyle w:val="Compact"/>
+              <w:jc w:val="left"/>
             </w:pPr>
             <w:r>
               <w:t xml:space="preserve">Mission Function</w:t>
@@ -2091,6 +2173,7 @@
           <w:p>
             <w:pPr>
               <w:pStyle w:val="Compact"/>
+              <w:jc w:val="left"/>
             </w:pPr>
             <w:r>
               <w:t xml:space="preserve">System Dependency</w:t>
@@ -2102,6 +2185,7 @@
           <w:p>
             <w:pPr>
               <w:pStyle w:val="Compact"/>
+              <w:jc w:val="left"/>
             </w:pPr>
             <w:r>
               <w:t xml:space="preserve">Impact if Unavailable</w:t>
@@ -2113,6 +2197,7 @@
           <w:p>
             <w:pPr>
               <w:pStyle w:val="Compact"/>
+              <w:jc w:val="left"/>
             </w:pPr>
             <w:r>
               <w:t xml:space="preserve">RTO</w:t>
@@ -2124,6 +2209,7 @@
           <w:p>
             <w:pPr>
               <w:pStyle w:val="Compact"/>
+              <w:jc w:val="left"/>
             </w:pPr>
             <w:r>
               <w:t xml:space="preserve">RPO</w:t>
@@ -2137,6 +2223,7 @@
           <w:p>
             <w:pPr>
               <w:pStyle w:val="Compact"/>
+              <w:jc w:val="left"/>
             </w:pPr>
             <w:r>
               <w:t xml:space="preserve">Benefit payment disbursement</w:t>
@@ -2148,6 +2235,7 @@
           <w:p>
             <w:pPr>
               <w:pStyle w:val="Compact"/>
+              <w:jc w:val="left"/>
             </w:pPr>
             <w:r>
               <w:t xml:space="preserve">[SYSTEM]</w:t>
@@ -2159,6 +2247,7 @@
           <w:p>
             <w:pPr>
               <w:pStyle w:val="Compact"/>
+              <w:jc w:val="left"/>
             </w:pPr>
             <w:r>
               <w:t xml:space="preserve">Direct citizen harm</w:t>
@@ -2170,6 +2259,7 @@
           <w:p>
             <w:pPr>
               <w:pStyle w:val="Compact"/>
+              <w:jc w:val="left"/>
             </w:pPr>
             <w:r>
               <w:t xml:space="preserve">4h</w:t>
@@ -2181,6 +2271,7 @@
           <w:p>
             <w:pPr>
               <w:pStyle w:val="Compact"/>
+              <w:jc w:val="left"/>
             </w:pPr>
             <w:r>
               <w:t xml:space="preserve">1h</w:t>
@@ -2194,6 +2285,7 @@
           <w:p>
             <w:pPr>
               <w:pStyle w:val="Compact"/>
+              <w:jc w:val="left"/>
             </w:pPr>
             <w:r>
               <w:t xml:space="preserve">Disability determination</w:t>
@@ -2205,6 +2297,7 @@
           <w:p>
             <w:pPr>
               <w:pStyle w:val="Compact"/>
+              <w:jc w:val="left"/>
             </w:pPr>
             <w:r>
               <w:t xml:space="preserve">[SYSTEM]</w:t>
@@ -2216,6 +2309,7 @@
           <w:p>
             <w:pPr>
               <w:pStyle w:val="Compact"/>
+              <w:jc w:val="left"/>
             </w:pPr>
             <w:r>
               <w:t xml:space="preserve">Service delay</w:t>
@@ -2227,6 +2321,7 @@
           <w:p>
             <w:pPr>
               <w:pStyle w:val="Compact"/>
+              <w:jc w:val="left"/>
             </w:pPr>
             <w:r>
               <w:t xml:space="preserve">24h</w:t>
@@ -2238,6 +2333,7 @@
           <w:p>
             <w:pPr>
               <w:pStyle w:val="Compact"/>
+              <w:jc w:val="left"/>
             </w:pPr>
             <w:r>
               <w:t xml:space="preserve">4h</w:t>
@@ -2251,6 +2347,7 @@
           <w:p>
             <w:pPr>
               <w:pStyle w:val="Compact"/>
+              <w:jc w:val="left"/>
             </w:pPr>
             <w:r>
               <w:t xml:space="preserve">Online account services (my Social Security)</w:t>
@@ -2262,6 +2359,7 @@
           <w:p>
             <w:pPr>
               <w:pStyle w:val="Compact"/>
+              <w:jc w:val="left"/>
             </w:pPr>
             <w:r>
               <w:t xml:space="preserve">[SYSTEM]</w:t>
@@ -2273,6 +2371,7 @@
           <w:p>
             <w:pPr>
               <w:pStyle w:val="Compact"/>
+              <w:jc w:val="left"/>
             </w:pPr>
             <w:r>
               <w:t xml:space="preserve">Service degradation</w:t>
@@ -2284,6 +2383,7 @@
           <w:p>
             <w:pPr>
               <w:pStyle w:val="Compact"/>
+              <w:jc w:val="left"/>
             </w:pPr>
             <w:r>
               <w:t xml:space="preserve">8h</w:t>
@@ -2295,6 +2395,7 @@
           <w:p>
             <w:pPr>
               <w:pStyle w:val="Compact"/>
+              <w:jc w:val="left"/>
             </w:pPr>
             <w:r>
               <w:t xml:space="preserve">2h</w:t>
@@ -2308,6 +2409,7 @@
           <w:p>
             <w:pPr>
               <w:pStyle w:val="Compact"/>
+              <w:jc w:val="left"/>
             </w:pPr>
             <w:r>
               <w:t xml:space="preserve">Contact center CRM</w:t>
@@ -2319,6 +2421,7 @@
           <w:p>
             <w:pPr>
               <w:pStyle w:val="Compact"/>
+              <w:jc w:val="left"/>
             </w:pPr>
             <w:r>
               <w:t xml:space="preserve">[SYSTEM]</w:t>
@@ -2330,6 +2433,7 @@
           <w:p>
             <w:pPr>
               <w:pStyle w:val="Compact"/>
+              <w:jc w:val="left"/>
             </w:pPr>
             <w:r>
               <w:t xml:space="preserve">Citizen service impact</w:t>
@@ -2341,6 +2445,7 @@
           <w:p>
             <w:pPr>
               <w:pStyle w:val="Compact"/>
+              <w:jc w:val="left"/>
             </w:pPr>
             <w:r>
               <w:t xml:space="preserve">4h</w:t>
@@ -2352,6 +2457,7 @@
           <w:p>
             <w:pPr>
               <w:pStyle w:val="Compact"/>
+              <w:jc w:val="left"/>
             </w:pPr>
             <w:r>
               <w:t xml:space="preserve">1h</w:t>
@@ -2387,25 +2493,25 @@
         </w:pict>
       </w:r>
     </w:p>
-    <w:bookmarkEnd w:id="22"/>
-    <w:bookmarkEnd w:id="23"/>
-    <w:bookmarkEnd w:id="24"/>
-    <w:bookmarkStart w:id="28" w:name="Xc20d35fd8033d8726b77cf682068ef9b4ad18d8"/>
+    <w:bookmarkEnd w:id="31"/>
+    <w:bookmarkEnd w:id="32"/>
+    <w:bookmarkEnd w:id="33"/>
+    <w:bookmarkStart w:id="37" w:name="Xc20d35fd8033d8726b77cf682068ef9b4ad18d8"/>
     <w:p>
       <w:pPr>
         <w:pStyle w:val="Heading1"/>
       </w:pPr>
       <w:r>
-        <w:t xml:space="preserve">3. Program Leadership and Accountability (PM-2)</w:t>
-      </w:r>
-    </w:p>
-    <w:bookmarkStart w:id="27" w:name="security-leadership-raci"/>
+        <w:t xml:space="preserve">Program Leadership and Accountability (PM-2)</w:t>
+      </w:r>
+    </w:p>
+    <w:bookmarkStart w:id="36" w:name="security-leadership-raci"/>
     <w:p>
       <w:pPr>
         <w:pStyle w:val="Heading2"/>
       </w:pPr>
       <w:r>
-        <w:t xml:space="preserve">3.1 Security Leadership RACI</w:t>
+        <w:t xml:space="preserve">Security Leadership RACI</w:t>
       </w:r>
     </w:p>
     <w:p>
@@ -2428,21 +2534,21 @@
         <w:t xml:space="preserve">defines accountabilities for security program activities.</w:t>
       </w:r>
     </w:p>
-    <w:bookmarkStart w:id="25" w:name="role-definitions"/>
+    <w:bookmarkStart w:id="34" w:name="role-definitions"/>
     <w:p>
       <w:pPr>
         <w:pStyle w:val="Heading3"/>
       </w:pPr>
       <w:r>
-        <w:t xml:space="preserve">3.1.1 Role Definitions</w:t>
+        <w:t xml:space="preserve">Role Definitions</w:t>
       </w:r>
     </w:p>
     <w:tbl>
       <w:tblPr>
         <w:tblStyle w:val="Table"/>
         <w:tblW w:type="pct" w:w="5000"/>
-        <w:tblLayout w:type="fixed"/>
         <w:tblLook w:firstRow="1" w:lastRow="0" w:firstColumn="0" w:lastColumn="0" w:noHBand="0" w:noVBand="0" w:val="0020"/>
+        <w:jc w:val="start"/>
       </w:tblPr>
       <w:tblGrid>
         <w:gridCol w:w="1584"/>
@@ -2451,13 +2557,14 @@
       </w:tblGrid>
       <w:tr>
         <w:trPr>
-          <w:tblHeader w:val="on"/>
+          <w:tblHeader w:val="true"/>
         </w:trPr>
         <w:tc>
           <w:tcPr/>
           <w:p>
             <w:pPr>
               <w:pStyle w:val="Compact"/>
+              <w:jc w:val="left"/>
             </w:pPr>
             <w:r>
               <w:t xml:space="preserve">Role</w:t>
@@ -2469,6 +2576,7 @@
           <w:p>
             <w:pPr>
               <w:pStyle w:val="Compact"/>
+              <w:jc w:val="left"/>
             </w:pPr>
             <w:r>
               <w:t xml:space="preserve">Title</w:t>
@@ -2480,6 +2588,7 @@
           <w:p>
             <w:pPr>
               <w:pStyle w:val="Compact"/>
+              <w:jc w:val="left"/>
             </w:pPr>
             <w:r>
               <w:t xml:space="preserve">Responsibilities</w:t>
@@ -2493,11 +2602,12 @@
           <w:p>
             <w:pPr>
               <w:pStyle w:val="Compact"/>
+              <w:jc w:val="left"/>
             </w:pPr>
             <w:r>
               <w:rPr>
+                <w:bCs/>
                 <w:b/>
-                <w:bCs/>
               </w:rPr>
               <w:t xml:space="preserve">AO</w:t>
             </w:r>
@@ -2508,6 +2618,7 @@
           <w:p>
             <w:pPr>
               <w:pStyle w:val="Compact"/>
+              <w:jc w:val="left"/>
             </w:pPr>
             <w:r>
               <w:t xml:space="preserve">Authorizing Official</w:t>
@@ -2519,6 +2630,7 @@
           <w:p>
             <w:pPr>
               <w:pStyle w:val="Compact"/>
+              <w:jc w:val="left"/>
             </w:pPr>
             <w:r>
               <w:t xml:space="preserve">Accepts organizational risk; signs ATO</w:t>
@@ -2532,11 +2644,12 @@
           <w:p>
             <w:pPr>
               <w:pStyle w:val="Compact"/>
+              <w:jc w:val="left"/>
             </w:pPr>
             <w:r>
               <w:rPr>
+                <w:bCs/>
                 <w:b/>
-                <w:bCs/>
               </w:rPr>
               <w:t xml:space="preserve">SAISO/CISO</w:t>
             </w:r>
@@ -2547,6 +2660,7 @@
           <w:p>
             <w:pPr>
               <w:pStyle w:val="Compact"/>
+              <w:jc w:val="left"/>
             </w:pPr>
             <w:r>
               <w:t xml:space="preserve">Chief Information Security Officer</w:t>
@@ -2558,6 +2672,7 @@
           <w:p>
             <w:pPr>
               <w:pStyle w:val="Compact"/>
+              <w:jc w:val="left"/>
             </w:pPr>
             <w:r>
               <w:t xml:space="preserve">Owns the ISPP; chairs Security Council</w:t>
@@ -2571,11 +2686,12 @@
           <w:p>
             <w:pPr>
               <w:pStyle w:val="Compact"/>
+              <w:jc w:val="left"/>
             </w:pPr>
             <w:r>
               <w:rPr>
+                <w:bCs/>
                 <w:b/>
-                <w:bCs/>
               </w:rPr>
               <w:t xml:space="preserve">ISSO</w:t>
             </w:r>
@@ -2586,6 +2702,7 @@
           <w:p>
             <w:pPr>
               <w:pStyle w:val="Compact"/>
+              <w:jc w:val="left"/>
             </w:pPr>
             <w:r>
               <w:t xml:space="preserve">Information System Security Officer</w:t>
@@ -2597,6 +2714,7 @@
           <w:p>
             <w:pPr>
               <w:pStyle w:val="Compact"/>
+              <w:jc w:val="left"/>
             </w:pPr>
             <w:r>
               <w:t xml:space="preserve">Day-to-day control operation; POA&amp;M</w:t>
@@ -2610,11 +2728,12 @@
           <w:p>
             <w:pPr>
               <w:pStyle w:val="Compact"/>
+              <w:jc w:val="left"/>
             </w:pPr>
             <w:r>
               <w:rPr>
+                <w:bCs/>
                 <w:b/>
-                <w:bCs/>
               </w:rPr>
               <w:t xml:space="preserve">AO Rep</w:t>
             </w:r>
@@ -2625,6 +2744,7 @@
           <w:p>
             <w:pPr>
               <w:pStyle w:val="Compact"/>
+              <w:jc w:val="left"/>
             </w:pPr>
             <w:r>
               <w:t xml:space="preserve">AO Representative</w:t>
@@ -2636,6 +2756,7 @@
           <w:p>
             <w:pPr>
               <w:pStyle w:val="Compact"/>
+              <w:jc w:val="left"/>
             </w:pPr>
             <w:r>
               <w:t xml:space="preserve">Delegates AO oversight functions</w:t>
@@ -2649,11 +2770,12 @@
           <w:p>
             <w:pPr>
               <w:pStyle w:val="Compact"/>
+              <w:jc w:val="left"/>
             </w:pPr>
             <w:r>
               <w:rPr>
+                <w:bCs/>
                 <w:b/>
-                <w:bCs/>
               </w:rPr>
               <w:t xml:space="preserve">3PAO</w:t>
             </w:r>
@@ -2664,6 +2786,7 @@
           <w:p>
             <w:pPr>
               <w:pStyle w:val="Compact"/>
+              <w:jc w:val="left"/>
             </w:pPr>
             <w:r>
               <w:t xml:space="preserve">Third-Party Assessment Organization</w:t>
@@ -2675,6 +2798,7 @@
           <w:p>
             <w:pPr>
               <w:pStyle w:val="Compact"/>
+              <w:jc w:val="left"/>
             </w:pPr>
             <w:r>
               <w:t xml:space="preserve">Annual security assessment</w:t>
@@ -2688,11 +2812,12 @@
           <w:p>
             <w:pPr>
               <w:pStyle w:val="Compact"/>
+              <w:jc w:val="left"/>
             </w:pPr>
             <w:r>
               <w:rPr>
+                <w:bCs/>
                 <w:b/>
-                <w:bCs/>
               </w:rPr>
               <w:t xml:space="preserve">Privacy Officer</w:t>
             </w:r>
@@ -2703,6 +2828,7 @@
           <w:p>
             <w:pPr>
               <w:pStyle w:val="Compact"/>
+              <w:jc w:val="left"/>
             </w:pPr>
             <w:r>
               <w:t xml:space="preserve">Privacy Program Manager</w:t>
@@ -2714,6 +2840,7 @@
           <w:p>
             <w:pPr>
               <w:pStyle w:val="Compact"/>
+              <w:jc w:val="left"/>
             </w:pPr>
             <w:r>
               <w:t xml:space="preserve">PT controls; Privacy Impact Assessments</w:t>
@@ -2727,11 +2854,12 @@
           <w:p>
             <w:pPr>
               <w:pStyle w:val="Compact"/>
+              <w:jc w:val="left"/>
             </w:pPr>
             <w:r>
               <w:rPr>
+                <w:bCs/>
                 <w:b/>
-                <w:bCs/>
               </w:rPr>
               <w:t xml:space="preserve">DevSecOps Lead</w:t>
             </w:r>
@@ -2742,6 +2870,7 @@
           <w:p>
             <w:pPr>
               <w:pStyle w:val="Compact"/>
+              <w:jc w:val="left"/>
             </w:pPr>
             <w:r>
               <w:t xml:space="preserve">DevSecOps Team Lead</w:t>
@@ -2753,6 +2882,7 @@
           <w:p>
             <w:pPr>
               <w:pStyle w:val="Compact"/>
+              <w:jc w:val="left"/>
             </w:pPr>
             <w:r>
               <w:t xml:space="preserve">CI/CD security gates; SBOM pipeline</w:t>
@@ -2766,11 +2896,12 @@
           <w:p>
             <w:pPr>
               <w:pStyle w:val="Compact"/>
+              <w:jc w:val="left"/>
             </w:pPr>
             <w:r>
               <w:rPr>
+                <w:bCs/>
                 <w:b/>
-                <w:bCs/>
               </w:rPr>
               <w:t xml:space="preserve">SOC Lead</w:t>
             </w:r>
@@ -2781,6 +2912,7 @@
           <w:p>
             <w:pPr>
               <w:pStyle w:val="Compact"/>
+              <w:jc w:val="left"/>
             </w:pPr>
             <w:r>
               <w:t xml:space="preserve">Security Operations Center Lead</w:t>
@@ -2792,6 +2924,7 @@
           <w:p>
             <w:pPr>
               <w:pStyle w:val="Compact"/>
+              <w:jc w:val="left"/>
             </w:pPr>
             <w:r>
               <w:t xml:space="preserve">Sentinel monitoring; incident response</w:t>
@@ -2800,14 +2933,14 @@
         </w:tc>
       </w:tr>
     </w:tbl>
-    <w:bookmarkEnd w:id="25"/>
-    <w:bookmarkStart w:id="26" w:name="raci-matrix-key-program-activities"/>
+    <w:bookmarkEnd w:id="34"/>
+    <w:bookmarkStart w:id="35" w:name="raci-matrix-key-program-activities"/>
     <w:p>
       <w:pPr>
         <w:pStyle w:val="Heading3"/>
       </w:pPr>
       <w:r>
-        <w:t xml:space="preserve">3.1.2 RACI Matrix — Key Program Activities</w:t>
+        <w:t xml:space="preserve">RACI Matrix — Key Program Activities</w:t>
       </w:r>
     </w:p>
     <w:tbl>
@@ -2815,6 +2948,7 @@
         <w:tblStyle w:val="Table"/>
         <w:tblW w:type="auto" w:w="0"/>
         <w:tblLook w:firstRow="1" w:lastRow="0" w:firstColumn="0" w:lastColumn="0" w:noHBand="0" w:noVBand="0" w:val="0020"/>
+        <w:jc w:val="start"/>
       </w:tblPr>
       <w:tblGrid>
         <w:gridCol w:w="1131"/>
@@ -2827,13 +2961,14 @@
       </w:tblGrid>
       <w:tr>
         <w:trPr>
-          <w:tblHeader w:val="on"/>
+          <w:tblHeader w:val="true"/>
         </w:trPr>
         <w:tc>
           <w:tcPr/>
           <w:p>
             <w:pPr>
               <w:pStyle w:val="Compact"/>
+              <w:jc w:val="left"/>
             </w:pPr>
             <w:r>
               <w:t xml:space="preserve">Activity</w:t>
@@ -2845,6 +2980,7 @@
           <w:p>
             <w:pPr>
               <w:pStyle w:val="Compact"/>
+              <w:jc w:val="left"/>
             </w:pPr>
             <w:r>
               <w:t xml:space="preserve">AO</w:t>
@@ -2856,6 +2992,7 @@
           <w:p>
             <w:pPr>
               <w:pStyle w:val="Compact"/>
+              <w:jc w:val="left"/>
             </w:pPr>
             <w:r>
               <w:t xml:space="preserve">CISO</w:t>
@@ -2867,6 +3004,7 @@
           <w:p>
             <w:pPr>
               <w:pStyle w:val="Compact"/>
+              <w:jc w:val="left"/>
             </w:pPr>
             <w:r>
               <w:t xml:space="preserve">ISSO</w:t>
@@ -2878,6 +3016,7 @@
           <w:p>
             <w:pPr>
               <w:pStyle w:val="Compact"/>
+              <w:jc w:val="left"/>
             </w:pPr>
             <w:r>
               <w:t xml:space="preserve">DevSecOps</w:t>
@@ -2889,6 +3028,7 @@
           <w:p>
             <w:pPr>
               <w:pStyle w:val="Compact"/>
+              <w:jc w:val="left"/>
             </w:pPr>
             <w:r>
               <w:t xml:space="preserve">SOC</w:t>
@@ -2900,6 +3040,7 @@
           <w:p>
             <w:pPr>
               <w:pStyle w:val="Compact"/>
+              <w:jc w:val="left"/>
             </w:pPr>
             <w:r>
               <w:t xml:space="preserve">Privacy</w:t>
@@ -2913,6 +3054,7 @@
           <w:p>
             <w:pPr>
               <w:pStyle w:val="Compact"/>
+              <w:jc w:val="left"/>
             </w:pPr>
             <w:r>
               <w:t xml:space="preserve">ATO decision</w:t>
@@ -2924,11 +3066,12 @@
           <w:p>
             <w:pPr>
               <w:pStyle w:val="Compact"/>
+              <w:jc w:val="left"/>
             </w:pPr>
             <w:r>
               <w:rPr>
+                <w:bCs/>
                 <w:b/>
-                <w:bCs/>
               </w:rPr>
               <w:t xml:space="preserve">A</w:t>
             </w:r>
@@ -2939,6 +3082,7 @@
           <w:p>
             <w:pPr>
               <w:pStyle w:val="Compact"/>
+              <w:jc w:val="left"/>
             </w:pPr>
             <w:r>
               <w:t xml:space="preserve">R</w:t>
@@ -2950,6 +3094,7 @@
           <w:p>
             <w:pPr>
               <w:pStyle w:val="Compact"/>
+              <w:jc w:val="left"/>
             </w:pPr>
             <w:r>
               <w:t xml:space="preserve">C</w:t>
@@ -2961,6 +3106,7 @@
           <w:p>
             <w:pPr>
               <w:pStyle w:val="Compact"/>
+              <w:jc w:val="left"/>
             </w:pPr>
             <w:r>
               <w:t xml:space="preserve">I</w:t>
@@ -2972,6 +3118,7 @@
           <w:p>
             <w:pPr>
               <w:pStyle w:val="Compact"/>
+              <w:jc w:val="left"/>
             </w:pPr>
             <w:r>
               <w:t xml:space="preserve">I</w:t>
@@ -2983,6 +3130,7 @@
           <w:p>
             <w:pPr>
               <w:pStyle w:val="Compact"/>
+              <w:jc w:val="left"/>
             </w:pPr>
             <w:r>
               <w:t xml:space="preserve">C</w:t>
@@ -2996,6 +3144,7 @@
           <w:p>
             <w:pPr>
               <w:pStyle w:val="Compact"/>
+              <w:jc w:val="left"/>
             </w:pPr>
             <w:r>
               <w:t xml:space="preserve">Annual security assessment</w:t>
@@ -3007,6 +3156,7 @@
           <w:p>
             <w:pPr>
               <w:pStyle w:val="Compact"/>
+              <w:jc w:val="left"/>
             </w:pPr>
             <w:r>
               <w:t xml:space="preserve">A</w:t>
@@ -3018,11 +3168,12 @@
           <w:p>
             <w:pPr>
               <w:pStyle w:val="Compact"/>
+              <w:jc w:val="left"/>
             </w:pPr>
             <w:r>
               <w:rPr>
+                <w:bCs/>
                 <w:b/>
-                <w:bCs/>
               </w:rPr>
               <w:t xml:space="preserve">R</w:t>
             </w:r>
@@ -3033,6 +3184,7 @@
           <w:p>
             <w:pPr>
               <w:pStyle w:val="Compact"/>
+              <w:jc w:val="left"/>
             </w:pPr>
             <w:r>
               <w:t xml:space="preserve">R</w:t>
@@ -3044,6 +3196,7 @@
           <w:p>
             <w:pPr>
               <w:pStyle w:val="Compact"/>
+              <w:jc w:val="left"/>
             </w:pPr>
             <w:r>
               <w:t xml:space="preserve">C</w:t>
@@ -3055,6 +3208,7 @@
           <w:p>
             <w:pPr>
               <w:pStyle w:val="Compact"/>
+              <w:jc w:val="left"/>
             </w:pPr>
             <w:r>
               <w:t xml:space="preserve">C</w:t>
@@ -3066,6 +3220,7 @@
           <w:p>
             <w:pPr>
               <w:pStyle w:val="Compact"/>
+              <w:jc w:val="left"/>
             </w:pPr>
             <w:r>
               <w:t xml:space="preserve">C</w:t>
@@ -3079,6 +3234,7 @@
           <w:p>
             <w:pPr>
               <w:pStyle w:val="Compact"/>
+              <w:jc w:val="left"/>
             </w:pPr>
             <w:r>
               <w:t xml:space="preserve">POA&amp;M management</w:t>
@@ -3090,6 +3246,7 @@
           <w:p>
             <w:pPr>
               <w:pStyle w:val="Compact"/>
+              <w:jc w:val="left"/>
             </w:pPr>
             <w:r>
               <w:t xml:space="preserve">I</w:t>
@@ -3101,6 +3258,7 @@
           <w:p>
             <w:pPr>
               <w:pStyle w:val="Compact"/>
+              <w:jc w:val="left"/>
             </w:pPr>
             <w:r>
               <w:t xml:space="preserve">A</w:t>
@@ -3112,11 +3270,12 @@
           <w:p>
             <w:pPr>
               <w:pStyle w:val="Compact"/>
+              <w:jc w:val="left"/>
             </w:pPr>
             <w:r>
               <w:rPr>
+                <w:bCs/>
                 <w:b/>
-                <w:bCs/>
               </w:rPr>
               <w:t xml:space="preserve">R</w:t>
             </w:r>
@@ -3127,6 +3286,7 @@
           <w:p>
             <w:pPr>
               <w:pStyle w:val="Compact"/>
+              <w:jc w:val="left"/>
             </w:pPr>
             <w:r>
               <w:t xml:space="preserve">C</w:t>
@@ -3138,6 +3298,7 @@
           <w:p>
             <w:pPr>
               <w:pStyle w:val="Compact"/>
+              <w:jc w:val="left"/>
             </w:pPr>
             <w:r>
               <w:t xml:space="preserve">C</w:t>
@@ -3149,6 +3310,7 @@
           <w:p>
             <w:pPr>
               <w:pStyle w:val="Compact"/>
+              <w:jc w:val="left"/>
             </w:pPr>
             <w:r>
               <w:t xml:space="preserve">I</w:t>
@@ -3162,6 +3324,7 @@
           <w:p>
             <w:pPr>
               <w:pStyle w:val="Compact"/>
+              <w:jc w:val="left"/>
             </w:pPr>
             <w:r>
               <w:t xml:space="preserve">Incident response</w:t>
@@ -3173,6 +3336,7 @@
           <w:p>
             <w:pPr>
               <w:pStyle w:val="Compact"/>
+              <w:jc w:val="left"/>
             </w:pPr>
             <w:r>
               <w:t xml:space="preserve">A</w:t>
@@ -3184,6 +3348,7 @@
           <w:p>
             <w:pPr>
               <w:pStyle w:val="Compact"/>
+              <w:jc w:val="left"/>
             </w:pPr>
             <w:r>
               <w:t xml:space="preserve">R</w:t>
@@ -3195,11 +3360,12 @@
           <w:p>
             <w:pPr>
               <w:pStyle w:val="Compact"/>
+              <w:jc w:val="left"/>
             </w:pPr>
             <w:r>
               <w:rPr>
+                <w:bCs/>
                 <w:b/>
-                <w:bCs/>
               </w:rPr>
               <w:t xml:space="preserve">R</w:t>
             </w:r>
@@ -3210,6 +3376,7 @@
           <w:p>
             <w:pPr>
               <w:pStyle w:val="Compact"/>
+              <w:jc w:val="left"/>
             </w:pPr>
             <w:r>
               <w:t xml:space="preserve">C</w:t>
@@ -3221,11 +3388,12 @@
           <w:p>
             <w:pPr>
               <w:pStyle w:val="Compact"/>
+              <w:jc w:val="left"/>
             </w:pPr>
             <w:r>
               <w:rPr>
+                <w:bCs/>
                 <w:b/>
-                <w:bCs/>
               </w:rPr>
               <w:t xml:space="preserve">R</w:t>
             </w:r>
@@ -3236,6 +3404,7 @@
           <w:p>
             <w:pPr>
               <w:pStyle w:val="Compact"/>
+              <w:jc w:val="left"/>
             </w:pPr>
             <w:r>
               <w:t xml:space="preserve">C</w:t>
@@ -3249,6 +3418,7 @@
           <w:p>
             <w:pPr>
               <w:pStyle w:val="Compact"/>
+              <w:jc w:val="left"/>
             </w:pPr>
             <w:r>
               <w:t xml:space="preserve">SBOM/VDR submission (BOD 26-04)</w:t>
@@ -3260,6 +3430,7 @@
           <w:p>
             <w:pPr>
               <w:pStyle w:val="Compact"/>
+              <w:jc w:val="left"/>
             </w:pPr>
             <w:r>
               <w:t xml:space="preserve">I</w:t>
@@ -3271,6 +3442,7 @@
           <w:p>
             <w:pPr>
               <w:pStyle w:val="Compact"/>
+              <w:jc w:val="left"/>
             </w:pPr>
             <w:r>
               <w:t xml:space="preserve">A</w:t>
@@ -3282,6 +3454,7 @@
           <w:p>
             <w:pPr>
               <w:pStyle w:val="Compact"/>
+              <w:jc w:val="left"/>
             </w:pPr>
             <w:r>
               <w:t xml:space="preserve">R</w:t>
@@ -3293,11 +3466,12 @@
           <w:p>
             <w:pPr>
               <w:pStyle w:val="Compact"/>
+              <w:jc w:val="left"/>
             </w:pPr>
             <w:r>
               <w:rPr>
+                <w:bCs/>
                 <w:b/>
-                <w:bCs/>
               </w:rPr>
               <w:t xml:space="preserve">R</w:t>
             </w:r>
@@ -3308,6 +3482,7 @@
           <w:p>
             <w:pPr>
               <w:pStyle w:val="Compact"/>
+              <w:jc w:val="left"/>
             </w:pPr>
             <w:r>
               <w:t xml:space="preserve">I</w:t>
@@ -3319,6 +3494,7 @@
           <w:p>
             <w:pPr>
               <w:pStyle w:val="Compact"/>
+              <w:jc w:val="left"/>
             </w:pPr>
             <w:r>
               <w:t xml:space="preserve">I</w:t>
@@ -3332,6 +3508,7 @@
           <w:p>
             <w:pPr>
               <w:pStyle w:val="Compact"/>
+              <w:jc w:val="left"/>
             </w:pPr>
             <w:r>
               <w:t xml:space="preserve">KSI continuous monitoring</w:t>
@@ -3343,6 +3520,7 @@
           <w:p>
             <w:pPr>
               <w:pStyle w:val="Compact"/>
+              <w:jc w:val="left"/>
             </w:pPr>
             <w:r>
               <w:t xml:space="preserve">I</w:t>
@@ -3354,6 +3532,7 @@
           <w:p>
             <w:pPr>
               <w:pStyle w:val="Compact"/>
+              <w:jc w:val="left"/>
             </w:pPr>
             <w:r>
               <w:t xml:space="preserve">A</w:t>
@@ -3365,6 +3544,7 @@
           <w:p>
             <w:pPr>
               <w:pStyle w:val="Compact"/>
+              <w:jc w:val="left"/>
             </w:pPr>
             <w:r>
               <w:t xml:space="preserve">R</w:t>
@@ -3376,6 +3556,7 @@
           <w:p>
             <w:pPr>
               <w:pStyle w:val="Compact"/>
+              <w:jc w:val="left"/>
             </w:pPr>
             <w:r>
               <w:t xml:space="preserve">R</w:t>
@@ -3387,11 +3568,12 @@
           <w:p>
             <w:pPr>
               <w:pStyle w:val="Compact"/>
+              <w:jc w:val="left"/>
             </w:pPr>
             <w:r>
               <w:rPr>
+                <w:bCs/>
                 <w:b/>
-                <w:bCs/>
               </w:rPr>
               <w:t xml:space="preserve">R</w:t>
             </w:r>
@@ -3402,6 +3584,7 @@
           <w:p>
             <w:pPr>
               <w:pStyle w:val="Compact"/>
+              <w:jc w:val="left"/>
             </w:pPr>
             <w:r>
               <w:t xml:space="preserve">I</w:t>
@@ -3415,6 +3598,7 @@
           <w:p>
             <w:pPr>
               <w:pStyle w:val="Compact"/>
+              <w:jc w:val="left"/>
             </w:pPr>
             <w:r>
               <w:t xml:space="preserve">Privacy Impact Assessment</w:t>
@@ -3426,6 +3610,7 @@
           <w:p>
             <w:pPr>
               <w:pStyle w:val="Compact"/>
+              <w:jc w:val="left"/>
             </w:pPr>
             <w:r>
               <w:t xml:space="preserve">I</w:t>
@@ -3437,6 +3622,7 @@
           <w:p>
             <w:pPr>
               <w:pStyle w:val="Compact"/>
+              <w:jc w:val="left"/>
             </w:pPr>
             <w:r>
               <w:t xml:space="preserve">C</w:t>
@@ -3448,6 +3634,7 @@
           <w:p>
             <w:pPr>
               <w:pStyle w:val="Compact"/>
+              <w:jc w:val="left"/>
             </w:pPr>
             <w:r>
               <w:t xml:space="preserve">C</w:t>
@@ -3459,6 +3646,7 @@
           <w:p>
             <w:pPr>
               <w:pStyle w:val="Compact"/>
+              <w:jc w:val="left"/>
             </w:pPr>
             <w:r>
               <w:t xml:space="preserve">C</w:t>
@@ -3470,6 +3658,7 @@
           <w:p>
             <w:pPr>
               <w:pStyle w:val="Compact"/>
+              <w:jc w:val="left"/>
             </w:pPr>
             <w:r>
               <w:t xml:space="preserve">I</w:t>
@@ -3481,11 +3670,12 @@
           <w:p>
             <w:pPr>
               <w:pStyle w:val="Compact"/>
+              <w:jc w:val="left"/>
             </w:pPr>
             <w:r>
               <w:rPr>
+                <w:bCs/>
                 <w:b/>
-                <w:bCs/>
               </w:rPr>
               <w:t xml:space="preserve">R</w:t>
             </w:r>
@@ -3498,6 +3688,7 @@
           <w:p>
             <w:pPr>
               <w:pStyle w:val="Compact"/>
+              <w:jc w:val="left"/>
             </w:pPr>
             <w:r>
               <w:t xml:space="preserve">Security training</w:t>
@@ -3509,6 +3700,7 @@
           <w:p>
             <w:pPr>
               <w:pStyle w:val="Compact"/>
+              <w:jc w:val="left"/>
             </w:pPr>
             <w:r>
               <w:t xml:space="preserve">I</w:t>
@@ -3520,11 +3712,12 @@
           <w:p>
             <w:pPr>
               <w:pStyle w:val="Compact"/>
+              <w:jc w:val="left"/>
             </w:pPr>
             <w:r>
               <w:rPr>
+                <w:bCs/>
                 <w:b/>
-                <w:bCs/>
               </w:rPr>
               <w:t xml:space="preserve">A</w:t>
             </w:r>
@@ -3535,6 +3728,7 @@
           <w:p>
             <w:pPr>
               <w:pStyle w:val="Compact"/>
+              <w:jc w:val="left"/>
             </w:pPr>
             <w:r>
               <w:t xml:space="preserve">R</w:t>
@@ -3546,6 +3740,7 @@
           <w:p>
             <w:pPr>
               <w:pStyle w:val="Compact"/>
+              <w:jc w:val="left"/>
             </w:pPr>
             <w:r>
               <w:t xml:space="preserve">C</w:t>
@@ -3557,6 +3752,7 @@
           <w:p>
             <w:pPr>
               <w:pStyle w:val="Compact"/>
+              <w:jc w:val="left"/>
             </w:pPr>
             <w:r>
               <w:t xml:space="preserve">C</w:t>
@@ -3568,6 +3764,7 @@
           <w:p>
             <w:pPr>
               <w:pStyle w:val="Compact"/>
+              <w:jc w:val="left"/>
             </w:pPr>
             <w:r>
               <w:t xml:space="preserve">I</w:t>
@@ -3603,25 +3800,25 @@
         </w:pict>
       </w:r>
     </w:p>
-    <w:bookmarkEnd w:id="26"/>
-    <w:bookmarkEnd w:id="27"/>
-    <w:bookmarkEnd w:id="28"/>
-    <w:bookmarkStart w:id="32" w:name="system-inventory-framework-pm-5"/>
+    <w:bookmarkEnd w:id="35"/>
+    <w:bookmarkEnd w:id="36"/>
+    <w:bookmarkEnd w:id="37"/>
+    <w:bookmarkStart w:id="41" w:name="system-inventory-framework-pm-5"/>
     <w:p>
       <w:pPr>
         <w:pStyle w:val="Heading1"/>
       </w:pPr>
       <w:r>
-        <w:t xml:space="preserve">4. System Inventory Framework (PM-5)</w:t>
-      </w:r>
-    </w:p>
-    <w:bookmarkStart w:id="29" w:name="inventory-requirements"/>
+        <w:t xml:space="preserve">System Inventory Framework (PM-5)</w:t>
+      </w:r>
+    </w:p>
+    <w:bookmarkStart w:id="38" w:name="inventory-requirements"/>
     <w:p>
       <w:pPr>
         <w:pStyle w:val="Heading2"/>
       </w:pPr>
       <w:r>
-        <w:t xml:space="preserve">4.1 Inventory Requirements</w:t>
+        <w:t xml:space="preserve">Inventory Requirements</w:t>
       </w:r>
     </w:p>
     <w:p>
@@ -3650,14 +3847,14 @@
         <w:t xml:space="preserve">the deployed state.</w:t>
       </w:r>
     </w:p>
-    <w:bookmarkEnd w:id="29"/>
-    <w:bookmarkStart w:id="30" w:name="automation-approach"/>
+    <w:bookmarkEnd w:id="38"/>
+    <w:bookmarkStart w:id="39" w:name="automation-approach"/>
     <w:p>
       <w:pPr>
         <w:pStyle w:val="Heading2"/>
       </w:pPr>
       <w:r>
-        <w:t xml:space="preserve">4.2 Automation Approach</w:t>
+        <w:t xml:space="preserve">Automation Approach</w:t>
       </w:r>
     </w:p>
     <w:p>
@@ -3674,8 +3871,8 @@
       </w:pPr>
       <w:r>
         <w:rPr>
+          <w:bCs/>
           <w:b/>
-          <w:bCs/>
         </w:rPr>
         <w:t xml:space="preserve">Layer 1 — Infrastructure Inventory (Automated)</w:t>
       </w:r>
@@ -3816,8 +4013,8 @@
       </w:pPr>
       <w:r>
         <w:rPr>
+          <w:bCs/>
           <w:b/>
-          <w:bCs/>
         </w:rPr>
         <w:t xml:space="preserve">Layer 2 — Software Inventory (SBOM)</w:t>
       </w:r>
@@ -3868,8 +4065,8 @@
       </w:pPr>
       <w:r>
         <w:rPr>
+          <w:bCs/>
           <w:b/>
-          <w:bCs/>
         </w:rPr>
         <w:t xml:space="preserve">Layer 3 — Personnel and Account Inventory (Identity)</w:t>
       </w:r>
@@ -3900,14 +4097,14 @@
         <w:t xml:space="preserve">the identity plane.</w:t>
       </w:r>
     </w:p>
-    <w:bookmarkEnd w:id="30"/>
-    <w:bookmarkStart w:id="31" w:name="inventory-template"/>
+    <w:bookmarkEnd w:id="39"/>
+    <w:bookmarkStart w:id="40" w:name="inventory-template"/>
     <w:p>
       <w:pPr>
         <w:pStyle w:val="Heading2"/>
       </w:pPr>
       <w:r>
-        <w:t xml:space="preserve">4.3 Inventory Template</w:t>
+        <w:t xml:space="preserve">Inventory Template</w:t>
       </w:r>
     </w:p>
     <w:p>
@@ -3928,8 +4125,8 @@
       <w:tblPr>
         <w:tblStyle w:val="Table"/>
         <w:tblW w:type="pct" w:w="5000"/>
-        <w:tblLayout w:type="fixed"/>
         <w:tblLook w:firstRow="1" w:lastRow="0" w:firstColumn="0" w:lastColumn="0" w:noHBand="0" w:noVBand="0" w:val="0020"/>
+        <w:jc w:val="start"/>
       </w:tblPr>
       <w:tblGrid>
         <w:gridCol w:w="1354"/>
@@ -3942,13 +4139,14 @@
       </w:tblGrid>
       <w:tr>
         <w:trPr>
-          <w:tblHeader w:val="on"/>
+          <w:tblHeader w:val="true"/>
         </w:trPr>
         <w:tc>
           <w:tcPr/>
           <w:p>
             <w:pPr>
               <w:pStyle w:val="Compact"/>
+              <w:jc w:val="left"/>
             </w:pPr>
             <w:r>
               <w:t xml:space="preserve">Component ID</w:t>
@@ -3960,6 +4158,7 @@
           <w:p>
             <w:pPr>
               <w:pStyle w:val="Compact"/>
+              <w:jc w:val="left"/>
             </w:pPr>
             <w:r>
               <w:t xml:space="preserve">Component Name</w:t>
@@ -3971,6 +4170,7 @@
           <w:p>
             <w:pPr>
               <w:pStyle w:val="Compact"/>
+              <w:jc w:val="left"/>
             </w:pPr>
             <w:r>
               <w:t xml:space="preserve">Type</w:t>
@@ -3982,6 +4182,7 @@
           <w:p>
             <w:pPr>
               <w:pStyle w:val="Compact"/>
+              <w:jc w:val="left"/>
             </w:pPr>
             <w:r>
               <w:t xml:space="preserve">Location</w:t>
@@ -3993,6 +4194,7 @@
           <w:p>
             <w:pPr>
               <w:pStyle w:val="Compact"/>
+              <w:jc w:val="left"/>
             </w:pPr>
             <w:r>
               <w:t xml:space="preserve">Owner</w:t>
@@ -4004,6 +4206,7 @@
           <w:p>
             <w:pPr>
               <w:pStyle w:val="Compact"/>
+              <w:jc w:val="left"/>
             </w:pPr>
             <w:r>
               <w:t xml:space="preserve">SBOM ID</w:t>
@@ -4015,6 +4218,7 @@
           <w:p>
             <w:pPr>
               <w:pStyle w:val="Compact"/>
+              <w:jc w:val="left"/>
             </w:pPr>
             <w:r>
               <w:t xml:space="preserve">Last Reviewed</w:t>
@@ -4028,6 +4232,7 @@
           <w:p>
             <w:pPr>
               <w:pStyle w:val="Compact"/>
+              <w:jc w:val="left"/>
             </w:pPr>
             <w:r>
               <w:t xml:space="preserve">[ID]</w:t>
@@ -4039,6 +4244,7 @@
           <w:p>
             <w:pPr>
               <w:pStyle w:val="Compact"/>
+              <w:jc w:val="left"/>
             </w:pPr>
             <w:r>
               <w:t xml:space="preserve">[Name]</w:t>
@@ -4050,6 +4256,7 @@
           <w:p>
             <w:pPr>
               <w:pStyle w:val="Compact"/>
+              <w:jc w:val="left"/>
             </w:pPr>
             <w:r>
               <w:t xml:space="preserve">[Server/Container/SaaS/Network]</w:t>
@@ -4061,6 +4268,7 @@
           <w:p>
             <w:pPr>
               <w:pStyle w:val="Compact"/>
+              <w:jc w:val="left"/>
             </w:pPr>
             <w:r>
               <w:t xml:space="preserve">[Azure Region]</w:t>
@@ -4072,6 +4280,7 @@
           <w:p>
             <w:pPr>
               <w:pStyle w:val="Compact"/>
+              <w:jc w:val="left"/>
             </w:pPr>
             <w:r>
               <w:t xml:space="preserve">[Team]</w:t>
@@ -4083,6 +4292,7 @@
           <w:p>
             <w:pPr>
               <w:pStyle w:val="Compact"/>
+              <w:jc w:val="left"/>
             </w:pPr>
             <w:r>
               <w:t xml:space="preserve">[SHA256]</w:t>
@@ -4094,6 +4304,7 @@
           <w:p>
             <w:pPr>
               <w:pStyle w:val="Compact"/>
+              <w:jc w:val="left"/>
             </w:pPr>
             <w:r>
               <w:t xml:space="preserve">[Date]</w:t>
@@ -4109,24 +4320,24 @@
         </w:pict>
       </w:r>
     </w:p>
-    <w:bookmarkEnd w:id="31"/>
-    <w:bookmarkEnd w:id="32"/>
-    <w:bookmarkStart w:id="37" w:name="risk-management-strategy-pm-9"/>
+    <w:bookmarkEnd w:id="40"/>
+    <w:bookmarkEnd w:id="41"/>
+    <w:bookmarkStart w:id="46" w:name="risk-management-strategy-pm-9"/>
     <w:p>
       <w:pPr>
         <w:pStyle w:val="Heading1"/>
       </w:pPr>
       <w:r>
-        <w:t xml:space="preserve">5. Risk Management Strategy (PM-9)</w:t>
-      </w:r>
-    </w:p>
-    <w:bookmarkStart w:id="33" w:name="risk-management-framework"/>
+        <w:t xml:space="preserve">Risk Management Strategy (PM-9)</w:t>
+      </w:r>
+    </w:p>
+    <w:bookmarkStart w:id="42" w:name="risk-management-framework"/>
     <w:p>
       <w:pPr>
         <w:pStyle w:val="Heading2"/>
       </w:pPr>
       <w:r>
-        <w:t xml:space="preserve">5.1 Risk Management Framework</w:t>
+        <w:t xml:space="preserve">Risk Management Framework</w:t>
       </w:r>
     </w:p>
     <w:p>
@@ -4145,16 +4356,16 @@
     </w:p>
     <w:p>
       <w:pPr>
-        <w:pStyle w:val="Compact"/>
         <w:numPr>
           <w:ilvl w:val="0"/>
           <w:numId w:val="1007"/>
         </w:numPr>
+        <w:pStyle w:val="Compact"/>
       </w:pPr>
       <w:r>
         <w:rPr>
+          <w:bCs/>
           <w:b/>
-          <w:bCs/>
         </w:rPr>
         <w:t xml:space="preserve">Tier 1 (Organization):</w:t>
       </w:r>
@@ -4173,16 +4384,16 @@
     </w:p>
     <w:p>
       <w:pPr>
-        <w:pStyle w:val="Compact"/>
         <w:numPr>
           <w:ilvl w:val="0"/>
           <w:numId w:val="1007"/>
         </w:numPr>
+        <w:pStyle w:val="Compact"/>
       </w:pPr>
       <w:r>
         <w:rPr>
+          <w:bCs/>
           <w:b/>
-          <w:bCs/>
         </w:rPr>
         <w:t xml:space="preserve">Tier 2 (Mission/Process):</w:t>
       </w:r>
@@ -4201,16 +4412,16 @@
     </w:p>
     <w:p>
       <w:pPr>
-        <w:pStyle w:val="Compact"/>
         <w:numPr>
           <w:ilvl w:val="0"/>
           <w:numId w:val="1007"/>
         </w:numPr>
+        <w:pStyle w:val="Compact"/>
       </w:pPr>
       <w:r>
         <w:rPr>
+          <w:bCs/>
           <w:b/>
-          <w:bCs/>
         </w:rPr>
         <w:t xml:space="preserve">Tier 3 (System):</w:t>
       </w:r>
@@ -4227,14 +4438,14 @@
         <w:t xml:space="preserve">monitoring, authorization decisions</w:t>
       </w:r>
     </w:p>
-    <w:bookmarkEnd w:id="33"/>
-    <w:bookmarkStart w:id="34" w:name="risk-appetite-statement"/>
+    <w:bookmarkEnd w:id="42"/>
+    <w:bookmarkStart w:id="43" w:name="risk-appetite-statement"/>
     <w:p>
       <w:pPr>
         <w:pStyle w:val="Heading2"/>
       </w:pPr>
       <w:r>
-        <w:t xml:space="preserve">5.2 Risk Appetite Statement</w:t>
+        <w:t xml:space="preserve">Risk Appetite Statement</w:t>
       </w:r>
     </w:p>
     <w:p>
@@ -4269,8 +4480,8 @@
       <w:tblPr>
         <w:tblStyle w:val="Table"/>
         <w:tblW w:type="pct" w:w="5000"/>
-        <w:tblLayout w:type="fixed"/>
         <w:tblLook w:firstRow="1" w:lastRow="0" w:firstColumn="0" w:lastColumn="0" w:noHBand="0" w:noVBand="0" w:val="0020"/>
+        <w:jc w:val="start"/>
       </w:tblPr>
       <w:tblGrid>
         <w:gridCol w:w="3210"/>
@@ -4279,13 +4490,14 @@
       </w:tblGrid>
       <w:tr>
         <w:trPr>
-          <w:tblHeader w:val="on"/>
+          <w:tblHeader w:val="true"/>
         </w:trPr>
         <w:tc>
           <w:tcPr/>
           <w:p>
             <w:pPr>
               <w:pStyle w:val="Compact"/>
+              <w:jc w:val="left"/>
             </w:pPr>
             <w:r>
               <w:t xml:space="preserve">Risk Category</w:t>
@@ -4297,6 +4509,7 @@
           <w:p>
             <w:pPr>
               <w:pStyle w:val="Compact"/>
+              <w:jc w:val="left"/>
             </w:pPr>
             <w:r>
               <w:t xml:space="preserve">Tolerance</w:t>
@@ -4308,6 +4521,7 @@
           <w:p>
             <w:pPr>
               <w:pStyle w:val="Compact"/>
+              <w:jc w:val="left"/>
             </w:pPr>
             <w:r>
               <w:t xml:space="preserve">Rationale</w:t>
@@ -4321,6 +4535,7 @@
           <w:p>
             <w:pPr>
               <w:pStyle w:val="Compact"/>
+              <w:jc w:val="left"/>
             </w:pPr>
             <w:r>
               <w:t xml:space="preserve">Availability</w:t>
@@ -4332,6 +4547,7 @@
           <w:p>
             <w:pPr>
               <w:pStyle w:val="Compact"/>
+              <w:jc w:val="left"/>
             </w:pPr>
             <w:r>
               <w:t xml:space="preserve">Low (RTO ≤ 4h for critical)</w:t>
@@ -4343,6 +4559,7 @@
           <w:p>
             <w:pPr>
               <w:pStyle w:val="Compact"/>
+              <w:jc w:val="left"/>
             </w:pPr>
             <w:r>
               <w:t xml:space="preserve">Benefit payment continuity</w:t>
@@ -4356,6 +4573,7 @@
           <w:p>
             <w:pPr>
               <w:pStyle w:val="Compact"/>
+              <w:jc w:val="left"/>
             </w:pPr>
             <w:r>
               <w:t xml:space="preserve">Confidentiality — PII</w:t>
@@ -4367,6 +4585,7 @@
           <w:p>
             <w:pPr>
               <w:pStyle w:val="Compact"/>
+              <w:jc w:val="left"/>
             </w:pPr>
             <w:r>
               <w:t xml:space="preserve">Very Low</w:t>
@@ -4378,6 +4597,7 @@
           <w:p>
             <w:pPr>
               <w:pStyle w:val="Compact"/>
+              <w:jc w:val="left"/>
             </w:pPr>
             <w:r>
               <w:t xml:space="preserve">Citizen trust; statutory obligation</w:t>
@@ -4391,6 +4611,7 @@
           <w:p>
             <w:pPr>
               <w:pStyle w:val="Compact"/>
+              <w:jc w:val="left"/>
             </w:pPr>
             <w:r>
               <w:t xml:space="preserve">Confidentiality — Internal</w:t>
@@ -4402,6 +4623,7 @@
           <w:p>
             <w:pPr>
               <w:pStyle w:val="Compact"/>
+              <w:jc w:val="left"/>
             </w:pPr>
             <w:r>
               <w:t xml:space="preserve">Moderate</w:t>
@@ -4413,6 +4635,7 @@
           <w:p>
             <w:pPr>
               <w:pStyle w:val="Compact"/>
+              <w:jc w:val="left"/>
             </w:pPr>
             <w:r>
               <w:t xml:space="preserve">Business operations</w:t>
@@ -4426,6 +4649,7 @@
           <w:p>
             <w:pPr>
               <w:pStyle w:val="Compact"/>
+              <w:jc w:val="left"/>
             </w:pPr>
             <w:r>
               <w:t xml:space="preserve">Integrity</w:t>
@@ -4437,6 +4661,7 @@
           <w:p>
             <w:pPr>
               <w:pStyle w:val="Compact"/>
+              <w:jc w:val="left"/>
             </w:pPr>
             <w:r>
               <w:t xml:space="preserve">Low</w:t>
@@ -4448,6 +4673,7 @@
           <w:p>
             <w:pPr>
               <w:pStyle w:val="Compact"/>
+              <w:jc w:val="left"/>
             </w:pPr>
             <w:r>
               <w:t xml:space="preserve">Payment accuracy; audit trail</w:t>
@@ -4461,6 +4687,7 @@
           <w:p>
             <w:pPr>
               <w:pStyle w:val="Compact"/>
+              <w:jc w:val="left"/>
             </w:pPr>
             <w:r>
               <w:t xml:space="preserve">Supply Chain</w:t>
@@ -4472,6 +4699,7 @@
           <w:p>
             <w:pPr>
               <w:pStyle w:val="Compact"/>
+              <w:jc w:val="left"/>
             </w:pPr>
             <w:r>
               <w:t xml:space="preserve">Low</w:t>
@@ -4483,6 +4711,7 @@
           <w:p>
             <w:pPr>
               <w:pStyle w:val="Compact"/>
+              <w:jc w:val="left"/>
             </w:pPr>
             <w:r>
               <w:t xml:space="preserve">BOD 26-04 and EO 14028 mandate</w:t>
@@ -4491,14 +4720,14 @@
         </w:tc>
       </w:tr>
     </w:tbl>
-    <w:bookmarkEnd w:id="34"/>
-    <w:bookmarkStart w:id="35" w:name="risk-register-format"/>
+    <w:bookmarkEnd w:id="43"/>
+    <w:bookmarkStart w:id="44" w:name="risk-register-format"/>
     <w:p>
       <w:pPr>
         <w:pStyle w:val="Heading2"/>
       </w:pPr>
       <w:r>
-        <w:t xml:space="preserve">5.3 Risk Register Format</w:t>
+        <w:t xml:space="preserve">Risk Register Format</w:t>
       </w:r>
     </w:p>
     <w:p>
@@ -4519,8 +4748,8 @@
       <w:tblPr>
         <w:tblStyle w:val="Table"/>
         <w:tblW w:type="pct" w:w="5000"/>
-        <w:tblLayout w:type="fixed"/>
         <w:tblLook w:firstRow="1" w:lastRow="0" w:firstColumn="0" w:lastColumn="0" w:noHBand="0" w:noVBand="0" w:val="0020"/>
+        <w:jc w:val="start"/>
       </w:tblPr>
       <w:tblGrid>
         <w:gridCol w:w="925"/>
@@ -4535,13 +4764,14 @@
       </w:tblGrid>
       <w:tr>
         <w:trPr>
-          <w:tblHeader w:val="on"/>
+          <w:tblHeader w:val="true"/>
         </w:trPr>
         <w:tc>
           <w:tcPr/>
           <w:p>
             <w:pPr>
               <w:pStyle w:val="Compact"/>
+              <w:jc w:val="left"/>
             </w:pPr>
             <w:r>
               <w:t xml:space="preserve">Risk ID</w:t>
@@ -4553,6 +4783,7 @@
           <w:p>
             <w:pPr>
               <w:pStyle w:val="Compact"/>
+              <w:jc w:val="left"/>
             </w:pPr>
             <w:r>
               <w:t xml:space="preserve">Control</w:t>
@@ -4564,6 +4795,7 @@
           <w:p>
             <w:pPr>
               <w:pStyle w:val="Compact"/>
+              <w:jc w:val="left"/>
             </w:pPr>
             <w:r>
               <w:t xml:space="preserve">Description</w:t>
@@ -4575,6 +4807,7 @@
           <w:p>
             <w:pPr>
               <w:pStyle w:val="Compact"/>
+              <w:jc w:val="left"/>
             </w:pPr>
             <w:r>
               <w:t xml:space="preserve">Likelihood</w:t>
@@ -4586,6 +4819,7 @@
           <w:p>
             <w:pPr>
               <w:pStyle w:val="Compact"/>
+              <w:jc w:val="left"/>
             </w:pPr>
             <w:r>
               <w:t xml:space="preserve">Impact</w:t>
@@ -4597,6 +4831,7 @@
           <w:p>
             <w:pPr>
               <w:pStyle w:val="Compact"/>
+              <w:jc w:val="left"/>
             </w:pPr>
             <w:r>
               <w:t xml:space="preserve">Score</w:t>
@@ -4608,6 +4843,7 @@
           <w:p>
             <w:pPr>
               <w:pStyle w:val="Compact"/>
+              <w:jc w:val="left"/>
             </w:pPr>
             <w:r>
               <w:t xml:space="preserve">Owner</w:t>
@@ -4619,6 +4855,7 @@
           <w:p>
             <w:pPr>
               <w:pStyle w:val="Compact"/>
+              <w:jc w:val="left"/>
             </w:pPr>
             <w:r>
               <w:t xml:space="preserve">Status</w:t>
@@ -4630,6 +4867,7 @@
           <w:p>
             <w:pPr>
               <w:pStyle w:val="Compact"/>
+              <w:jc w:val="left"/>
             </w:pPr>
             <w:r>
               <w:t xml:space="preserve">Due</w:t>
@@ -4643,6 +4881,7 @@
           <w:p>
             <w:pPr>
               <w:pStyle w:val="Compact"/>
+              <w:jc w:val="left"/>
             </w:pPr>
             <w:r>
               <w:t xml:space="preserve">[R-NNN]</w:t>
@@ -4654,6 +4893,7 @@
           <w:p>
             <w:pPr>
               <w:pStyle w:val="Compact"/>
+              <w:jc w:val="left"/>
             </w:pPr>
             <w:r>
               <w:t xml:space="preserve">[ID]</w:t>
@@ -4665,6 +4905,7 @@
           <w:p>
             <w:pPr>
               <w:pStyle w:val="Compact"/>
+              <w:jc w:val="left"/>
             </w:pPr>
             <w:r>
               <w:t xml:space="preserve">[Description]</w:t>
@@ -4676,6 +4917,7 @@
           <w:p>
             <w:pPr>
               <w:pStyle w:val="Compact"/>
+              <w:jc w:val="left"/>
             </w:pPr>
             <w:r>
               <w:t xml:space="preserve">[1-5]</w:t>
@@ -4687,6 +4929,7 @@
           <w:p>
             <w:pPr>
               <w:pStyle w:val="Compact"/>
+              <w:jc w:val="left"/>
             </w:pPr>
             <w:r>
               <w:t xml:space="preserve">[1-5]</w:t>
@@ -4698,6 +4941,7 @@
           <w:p>
             <w:pPr>
               <w:pStyle w:val="Compact"/>
+              <w:jc w:val="left"/>
             </w:pPr>
             <w:r>
               <w:t xml:space="preserve">[L×I]</w:t>
@@ -4709,6 +4953,7 @@
           <w:p>
             <w:pPr>
               <w:pStyle w:val="Compact"/>
+              <w:jc w:val="left"/>
             </w:pPr>
             <w:r>
               <w:t xml:space="preserve">[Name]</w:t>
@@ -4720,6 +4965,7 @@
           <w:p>
             <w:pPr>
               <w:pStyle w:val="Compact"/>
+              <w:jc w:val="left"/>
             </w:pPr>
             <w:r>
               <w:t xml:space="preserve">Open/Closed</w:t>
@@ -4731,6 +4977,7 @@
           <w:p>
             <w:pPr>
               <w:pStyle w:val="Compact"/>
+              <w:jc w:val="left"/>
             </w:pPr>
             <w:r>
               <w:t xml:space="preserve">[Date]</w:t>
@@ -4745,8 +4992,8 @@
       </w:pPr>
       <w:r>
         <w:rPr>
+          <w:bCs/>
           <w:b/>
-          <w:bCs/>
         </w:rPr>
         <w:t xml:space="preserve">Scoring matrix:</w:t>
       </w:r>
@@ -4759,11 +5006,11 @@
     </w:p>
     <w:p>
       <w:pPr>
-        <w:pStyle w:val="Compact"/>
         <w:numPr>
           <w:ilvl w:val="0"/>
           <w:numId w:val="1008"/>
         </w:numPr>
+        <w:pStyle w:val="Compact"/>
       </w:pPr>
       <w:r>
         <w:t xml:space="preserve">Score 1–4: Accept (document and monitor)</w:t>
@@ -4771,11 +5018,11 @@
     </w:p>
     <w:p>
       <w:pPr>
-        <w:pStyle w:val="Compact"/>
         <w:numPr>
           <w:ilvl w:val="0"/>
           <w:numId w:val="1008"/>
         </w:numPr>
+        <w:pStyle w:val="Compact"/>
       </w:pPr>
       <w:r>
         <w:t xml:space="preserve">Score 5–9: Mitigate (POA&amp;M required within 90 days)</w:t>
@@ -4783,11 +5030,11 @@
     </w:p>
     <w:p>
       <w:pPr>
-        <w:pStyle w:val="Compact"/>
         <w:numPr>
           <w:ilvl w:val="0"/>
           <w:numId w:val="1008"/>
         </w:numPr>
+        <w:pStyle w:val="Compact"/>
       </w:pPr>
       <w:r>
         <w:t xml:space="preserve">Score 10–15: Mitigate urgently (POA&amp;M required within 30 days)</w:t>
@@ -4795,24 +5042,24 @@
     </w:p>
     <w:p>
       <w:pPr>
-        <w:pStyle w:val="Compact"/>
         <w:numPr>
           <w:ilvl w:val="0"/>
           <w:numId w:val="1008"/>
         </w:numPr>
+        <w:pStyle w:val="Compact"/>
       </w:pPr>
       <w:r>
         <w:t xml:space="preserve">Score 16–25: Escalate to AO (POA&amp;M required within 15 days)</w:t>
       </w:r>
     </w:p>
-    <w:bookmarkEnd w:id="35"/>
-    <w:bookmarkStart w:id="36" w:name="risk-response-options"/>
+    <w:bookmarkEnd w:id="44"/>
+    <w:bookmarkStart w:id="45" w:name="risk-response-options"/>
     <w:p>
       <w:pPr>
         <w:pStyle w:val="Heading2"/>
       </w:pPr>
       <w:r>
-        <w:t xml:space="preserve">5.4 Risk Response Options</w:t>
+        <w:t xml:space="preserve">Risk Response Options</w:t>
       </w:r>
     </w:p>
     <w:p>
@@ -4825,16 +5072,16 @@
     </w:p>
     <w:p>
       <w:pPr>
-        <w:pStyle w:val="Compact"/>
         <w:numPr>
           <w:ilvl w:val="0"/>
           <w:numId w:val="1009"/>
         </w:numPr>
+        <w:pStyle w:val="Compact"/>
       </w:pPr>
       <w:r>
         <w:rPr>
+          <w:bCs/>
           <w:b/>
-          <w:bCs/>
         </w:rPr>
         <w:t xml:space="preserve">Mitigate:</w:t>
       </w:r>
@@ -4847,16 +5094,16 @@
     </w:p>
     <w:p>
       <w:pPr>
-        <w:pStyle w:val="Compact"/>
         <w:numPr>
           <w:ilvl w:val="0"/>
           <w:numId w:val="1009"/>
         </w:numPr>
+        <w:pStyle w:val="Compact"/>
       </w:pPr>
       <w:r>
         <w:rPr>
+          <w:bCs/>
           <w:b/>
-          <w:bCs/>
         </w:rPr>
         <w:t xml:space="preserve">Transfer:</w:t>
       </w:r>
@@ -4869,16 +5116,16 @@
     </w:p>
     <w:p>
       <w:pPr>
-        <w:pStyle w:val="Compact"/>
         <w:numPr>
           <w:ilvl w:val="0"/>
           <w:numId w:val="1009"/>
         </w:numPr>
+        <w:pStyle w:val="Compact"/>
       </w:pPr>
       <w:r>
         <w:rPr>
+          <w:bCs/>
           <w:b/>
-          <w:bCs/>
         </w:rPr>
         <w:t xml:space="preserve">Accept:</w:t>
       </w:r>
@@ -4891,16 +5138,16 @@
     </w:p>
     <w:p>
       <w:pPr>
-        <w:pStyle w:val="Compact"/>
         <w:numPr>
           <w:ilvl w:val="0"/>
           <w:numId w:val="1009"/>
         </w:numPr>
+        <w:pStyle w:val="Compact"/>
       </w:pPr>
       <w:r>
         <w:rPr>
+          <w:bCs/>
           <w:b/>
-          <w:bCs/>
         </w:rPr>
         <w:t xml:space="preserve">Avoid:</w:t>
       </w:r>
@@ -4918,24 +5165,24 @@
         </w:pict>
       </w:r>
     </w:p>
-    <w:bookmarkEnd w:id="36"/>
-    <w:bookmarkEnd w:id="37"/>
-    <w:bookmarkStart w:id="42" w:name="Xe72d98f2c6290eae65662920ae3e1fff22106c5"/>
+    <w:bookmarkEnd w:id="45"/>
+    <w:bookmarkEnd w:id="46"/>
+    <w:bookmarkStart w:id="51" w:name="Xe72d98f2c6290eae65662920ae3e1fff22106c5"/>
     <w:p>
       <w:pPr>
         <w:pStyle w:val="Heading1"/>
       </w:pPr>
       <w:r>
-        <w:t xml:space="preserve">6. Testing, Training, and Monitoring Plan (PM-14)</w:t>
-      </w:r>
-    </w:p>
-    <w:bookmarkStart w:id="38" w:name="ttm-framework"/>
+        <w:t xml:space="preserve">Testing, Training, and Monitoring Plan (PM-14)</w:t>
+      </w:r>
+    </w:p>
+    <w:bookmarkStart w:id="47" w:name="ttm-framework"/>
     <w:p>
       <w:pPr>
         <w:pStyle w:val="Heading2"/>
       </w:pPr>
       <w:r>
-        <w:t xml:space="preserve">6.1 T&amp;T&amp;M Framework</w:t>
+        <w:t xml:space="preserve">T&amp;T&amp;M Framework</w:t>
       </w:r>
     </w:p>
     <w:p>
@@ -4952,22 +5199,22 @@
         <w:t xml:space="preserve">monitoring program with defined schedules and accountability.</w:t>
       </w:r>
     </w:p>
-    <w:bookmarkEnd w:id="38"/>
-    <w:bookmarkStart w:id="39" w:name="testing-schedule"/>
+    <w:bookmarkEnd w:id="47"/>
+    <w:bookmarkStart w:id="48" w:name="testing-schedule"/>
     <w:p>
       <w:pPr>
         <w:pStyle w:val="Heading2"/>
       </w:pPr>
       <w:r>
-        <w:t xml:space="preserve">6.2 Testing Schedule</w:t>
+        <w:t xml:space="preserve">Testing Schedule</w:t>
       </w:r>
     </w:p>
     <w:tbl>
       <w:tblPr>
         <w:tblStyle w:val="Table"/>
         <w:tblW w:type="pct" w:w="5000"/>
-        <w:tblLayout w:type="fixed"/>
         <w:tblLook w:firstRow="1" w:lastRow="0" w:firstColumn="0" w:lastColumn="0" w:noHBand="0" w:noVBand="0" w:val="0020"/>
+        <w:jc w:val="start"/>
       </w:tblPr>
       <w:tblGrid>
         <w:gridCol w:w="1643"/>
@@ -4977,13 +5224,14 @@
       </w:tblGrid>
       <w:tr>
         <w:trPr>
-          <w:tblHeader w:val="on"/>
+          <w:tblHeader w:val="true"/>
         </w:trPr>
         <w:tc>
           <w:tcPr/>
           <w:p>
             <w:pPr>
               <w:pStyle w:val="Compact"/>
+              <w:jc w:val="left"/>
             </w:pPr>
             <w:r>
               <w:t xml:space="preserve">Test Type</w:t>
@@ -4995,6 +5243,7 @@
           <w:p>
             <w:pPr>
               <w:pStyle w:val="Compact"/>
+              <w:jc w:val="left"/>
             </w:pPr>
             <w:r>
               <w:t xml:space="preserve">Frequency</w:t>
@@ -5006,6 +5255,7 @@
           <w:p>
             <w:pPr>
               <w:pStyle w:val="Compact"/>
+              <w:jc w:val="left"/>
             </w:pPr>
             <w:r>
               <w:t xml:space="preserve">Responsible</w:t>
@@ -5017,6 +5267,7 @@
           <w:p>
             <w:pPr>
               <w:pStyle w:val="Compact"/>
+              <w:jc w:val="left"/>
             </w:pPr>
             <w:r>
               <w:t xml:space="preserve">Evidence Artifact</w:t>
@@ -5030,6 +5281,7 @@
           <w:p>
             <w:pPr>
               <w:pStyle w:val="Compact"/>
+              <w:jc w:val="left"/>
             </w:pPr>
             <w:r>
               <w:t xml:space="preserve">Annual security assessment (3PAO)</w:t>
@@ -5041,6 +5293,7 @@
           <w:p>
             <w:pPr>
               <w:pStyle w:val="Compact"/>
+              <w:jc w:val="left"/>
             </w:pPr>
             <w:r>
               <w:t xml:space="preserve">Annual</w:t>
@@ -5052,6 +5305,7 @@
           <w:p>
             <w:pPr>
               <w:pStyle w:val="Compact"/>
+              <w:jc w:val="left"/>
             </w:pPr>
             <w:r>
               <w:t xml:space="preserve">AO / CISO</w:t>
@@ -5063,6 +5317,7 @@
           <w:p>
             <w:pPr>
               <w:pStyle w:val="Compact"/>
+              <w:jc w:val="left"/>
             </w:pPr>
             <w:r>
               <w:t xml:space="preserve">Assessment report</w:t>
@@ -5076,6 +5331,7 @@
           <w:p>
             <w:pPr>
               <w:pStyle w:val="Compact"/>
+              <w:jc w:val="left"/>
             </w:pPr>
             <w:r>
               <w:t xml:space="preserve">Penetration test</w:t>
@@ -5087,6 +5343,7 @@
           <w:p>
             <w:pPr>
               <w:pStyle w:val="Compact"/>
+              <w:jc w:val="left"/>
             </w:pPr>
             <w:r>
               <w:t xml:space="preserve">Annual</w:t>
@@ -5098,6 +5355,7 @@
           <w:p>
             <w:pPr>
               <w:pStyle w:val="Compact"/>
+              <w:jc w:val="left"/>
             </w:pPr>
             <w:r>
               <w:t xml:space="preserve">3PAO</w:t>
@@ -5109,6 +5367,7 @@
           <w:p>
             <w:pPr>
               <w:pStyle w:val="Compact"/>
+              <w:jc w:val="left"/>
             </w:pPr>
             <w:r>
               <w:t xml:space="preserve">Pen test report</w:t>
@@ -5122,6 +5381,7 @@
           <w:p>
             <w:pPr>
               <w:pStyle w:val="Compact"/>
+              <w:jc w:val="left"/>
             </w:pPr>
             <w:r>
               <w:t xml:space="preserve">Tabletop incident response exercise</w:t>
@@ -5133,6 +5393,7 @@
           <w:p>
             <w:pPr>
               <w:pStyle w:val="Compact"/>
+              <w:jc w:val="left"/>
             </w:pPr>
             <w:r>
               <w:t xml:space="preserve">Semi-annual</w:t>
@@ -5144,6 +5405,7 @@
           <w:p>
             <w:pPr>
               <w:pStyle w:val="Compact"/>
+              <w:jc w:val="left"/>
             </w:pPr>
             <w:r>
               <w:t xml:space="preserve">ISSO / SOC</w:t>
@@ -5155,6 +5417,7 @@
           <w:p>
             <w:pPr>
               <w:pStyle w:val="Compact"/>
+              <w:jc w:val="left"/>
             </w:pPr>
             <w:r>
               <w:t xml:space="preserve">Exercise after-action report</w:t>
@@ -5168,6 +5431,7 @@
           <w:p>
             <w:pPr>
               <w:pStyle w:val="Compact"/>
+              <w:jc w:val="left"/>
             </w:pPr>
             <w:r>
               <w:t xml:space="preserve">Control spot-check (automated KSI monitoring)</w:t>
@@ -5179,6 +5443,7 @@
           <w:p>
             <w:pPr>
               <w:pStyle w:val="Compact"/>
+              <w:jc w:val="left"/>
             </w:pPr>
             <w:r>
               <w:t xml:space="preserve">Continuous</w:t>
@@ -5190,6 +5455,7 @@
           <w:p>
             <w:pPr>
               <w:pStyle w:val="Compact"/>
+              <w:jc w:val="left"/>
             </w:pPr>
             <w:r>
               <w:t xml:space="preserve">DevSecOps / SOC</w:t>
@@ -5201,6 +5467,7 @@
           <w:p>
             <w:pPr>
               <w:pStyle w:val="Compact"/>
+              <w:jc w:val="left"/>
             </w:pPr>
             <w:r>
               <w:t xml:space="preserve">Sentinel dashboard</w:t>
@@ -5214,6 +5481,7 @@
           <w:p>
             <w:pPr>
               <w:pStyle w:val="Compact"/>
+              <w:jc w:val="left"/>
             </w:pPr>
             <w:r>
               <w:t xml:space="preserve">Vulnerability scan (Defender VM)</w:t>
@@ -5225,6 +5493,7 @@
           <w:p>
             <w:pPr>
               <w:pStyle w:val="Compact"/>
+              <w:jc w:val="left"/>
             </w:pPr>
             <w:r>
               <w:t xml:space="preserve">Continuous</w:t>
@@ -5236,6 +5505,7 @@
           <w:p>
             <w:pPr>
               <w:pStyle w:val="Compact"/>
+              <w:jc w:val="left"/>
             </w:pPr>
             <w:r>
               <w:t xml:space="preserve">SOC</w:t>
@@ -5247,6 +5517,7 @@
           <w:p>
             <w:pPr>
               <w:pStyle w:val="Compact"/>
+              <w:jc w:val="left"/>
             </w:pPr>
             <w:r>
               <w:t xml:space="preserve">Part 11 Defender VM output</w:t>
@@ -5260,6 +5531,7 @@
           <w:p>
             <w:pPr>
               <w:pStyle w:val="Compact"/>
+              <w:jc w:val="left"/>
             </w:pPr>
             <w:r>
               <w:t xml:space="preserve">SBOM/VDR scan (Grype CI gate)</w:t>
@@ -5271,6 +5543,7 @@
           <w:p>
             <w:pPr>
               <w:pStyle w:val="Compact"/>
+              <w:jc w:val="left"/>
             </w:pPr>
             <w:r>
               <w:t xml:space="preserve">Every PR merge</w:t>
@@ -5282,6 +5555,7 @@
           <w:p>
             <w:pPr>
               <w:pStyle w:val="Compact"/>
+              <w:jc w:val="left"/>
             </w:pPr>
             <w:r>
               <w:t xml:space="preserve">DevSecOps</w:t>
@@ -5293,6 +5567,7 @@
           <w:p>
             <w:pPr>
               <w:pStyle w:val="Compact"/>
+              <w:jc w:val="left"/>
             </w:pPr>
             <w:r>
               <w:t xml:space="preserve">Part 15 CI logs</w:t>
@@ -5306,6 +5581,7 @@
           <w:p>
             <w:pPr>
               <w:pStyle w:val="Compact"/>
+              <w:jc w:val="left"/>
             </w:pPr>
             <w:r>
               <w:t xml:space="preserve">Contingency plan test</w:t>
@@ -5317,6 +5593,7 @@
           <w:p>
             <w:pPr>
               <w:pStyle w:val="Compact"/>
+              <w:jc w:val="left"/>
             </w:pPr>
             <w:r>
               <w:t xml:space="preserve">Annual</w:t>
@@ -5328,6 +5605,7 @@
           <w:p>
             <w:pPr>
               <w:pStyle w:val="Compact"/>
+              <w:jc w:val="left"/>
             </w:pPr>
             <w:r>
               <w:t xml:space="preserve">ISSO</w:t>
@@ -5339,6 +5617,7 @@
           <w:p>
             <w:pPr>
               <w:pStyle w:val="Compact"/>
+              <w:jc w:val="left"/>
             </w:pPr>
             <w:r>
               <w:t xml:space="preserve">CP-4 test results</w:t>
@@ -5352,6 +5631,7 @@
           <w:p>
             <w:pPr>
               <w:pStyle w:val="Compact"/>
+              <w:jc w:val="left"/>
             </w:pPr>
             <w:r>
               <w:t xml:space="preserve">Configuration baseline review</w:t>
@@ -5363,6 +5643,7 @@
           <w:p>
             <w:pPr>
               <w:pStyle w:val="Compact"/>
+              <w:jc w:val="left"/>
             </w:pPr>
             <w:r>
               <w:t xml:space="preserve">Quarterly</w:t>
@@ -5374,6 +5655,7 @@
           <w:p>
             <w:pPr>
               <w:pStyle w:val="Compact"/>
+              <w:jc w:val="left"/>
             </w:pPr>
             <w:r>
               <w:t xml:space="preserve">DevSecOps</w:t>
@@ -5385,6 +5667,7 @@
           <w:p>
             <w:pPr>
               <w:pStyle w:val="Compact"/>
+              <w:jc w:val="left"/>
             </w:pPr>
             <w:r>
               <w:t xml:space="preserve">GitHub baseline diff</w:t>
@@ -5393,14 +5676,14 @@
         </w:tc>
       </w:tr>
     </w:tbl>
-    <w:bookmarkEnd w:id="39"/>
-    <w:bookmarkStart w:id="40" w:name="training-requirements"/>
+    <w:bookmarkEnd w:id="48"/>
+    <w:bookmarkStart w:id="49" w:name="training-requirements"/>
     <w:p>
       <w:pPr>
         <w:pStyle w:val="Heading2"/>
       </w:pPr>
       <w:r>
-        <w:t xml:space="preserve">6.3 Training Requirements</w:t>
+        <w:t xml:space="preserve">Training Requirements</w:t>
       </w:r>
     </w:p>
     <w:p>
@@ -5421,8 +5704,8 @@
       <w:tblPr>
         <w:tblStyle w:val="Table"/>
         <w:tblW w:type="pct" w:w="5000"/>
-        <w:tblLayout w:type="fixed"/>
         <w:tblLook w:firstRow="1" w:lastRow="0" w:firstColumn="0" w:lastColumn="0" w:noHBand="0" w:noVBand="0" w:val="0020"/>
+        <w:jc w:val="start"/>
       </w:tblPr>
       <w:tblGrid>
         <w:gridCol w:w="1685"/>
@@ -5432,13 +5715,14 @@
       </w:tblGrid>
       <w:tr>
         <w:trPr>
-          <w:tblHeader w:val="on"/>
+          <w:tblHeader w:val="true"/>
         </w:trPr>
         <w:tc>
           <w:tcPr/>
           <w:p>
             <w:pPr>
               <w:pStyle w:val="Compact"/>
+              <w:jc w:val="left"/>
             </w:pPr>
             <w:r>
               <w:t xml:space="preserve">Training</w:t>
@@ -5450,6 +5734,7 @@
           <w:p>
             <w:pPr>
               <w:pStyle w:val="Compact"/>
+              <w:jc w:val="left"/>
             </w:pPr>
             <w:r>
               <w:t xml:space="preserve">Frequency</w:t>
@@ -5461,6 +5746,7 @@
           <w:p>
             <w:pPr>
               <w:pStyle w:val="Compact"/>
+              <w:jc w:val="left"/>
             </w:pPr>
             <w:r>
               <w:t xml:space="preserve">Audience</w:t>
@@ -5472,6 +5758,7 @@
           <w:p>
             <w:pPr>
               <w:pStyle w:val="Compact"/>
+              <w:jc w:val="left"/>
             </w:pPr>
             <w:r>
               <w:t xml:space="preserve">Tracking System</w:t>
@@ -5485,6 +5772,7 @@
           <w:p>
             <w:pPr>
               <w:pStyle w:val="Compact"/>
+              <w:jc w:val="left"/>
             </w:pPr>
             <w:r>
               <w:t xml:space="preserve">Security awareness (role-based)</w:t>
@@ -5496,6 +5784,7 @@
           <w:p>
             <w:pPr>
               <w:pStyle w:val="Compact"/>
+              <w:jc w:val="left"/>
             </w:pPr>
             <w:r>
               <w:t xml:space="preserve">Annual</w:t>
@@ -5507,6 +5796,7 @@
           <w:p>
             <w:pPr>
               <w:pStyle w:val="Compact"/>
+              <w:jc w:val="left"/>
             </w:pPr>
             <w:r>
               <w:t xml:space="preserve">All users</w:t>
@@ -5518,6 +5808,7 @@
           <w:p>
             <w:pPr>
               <w:pStyle w:val="Compact"/>
+              <w:jc w:val="left"/>
             </w:pPr>
             <w:r>
               <w:t xml:space="preserve">[LMS NAME]</w:t>
@@ -5531,6 +5822,7 @@
           <w:p>
             <w:pPr>
               <w:pStyle w:val="Compact"/>
+              <w:jc w:val="left"/>
             </w:pPr>
             <w:r>
               <w:t xml:space="preserve">FedRAMP procedures</w:t>
@@ -5542,6 +5834,7 @@
           <w:p>
             <w:pPr>
               <w:pStyle w:val="Compact"/>
+              <w:jc w:val="left"/>
             </w:pPr>
             <w:r>
               <w:t xml:space="preserve">Annual</w:t>
@@ -5553,6 +5846,7 @@
           <w:p>
             <w:pPr>
               <w:pStyle w:val="Compact"/>
+              <w:jc w:val="left"/>
             </w:pPr>
             <w:r>
               <w:t xml:space="preserve">ISSO, security team</w:t>
@@ -5564,6 +5858,7 @@
           <w:p>
             <w:pPr>
               <w:pStyle w:val="Compact"/>
+              <w:jc w:val="left"/>
             </w:pPr>
             <w:r>
               <w:t xml:space="preserve">[LMS NAME]</w:t>
@@ -5577,6 +5872,7 @@
           <w:p>
             <w:pPr>
               <w:pStyle w:val="Compact"/>
+              <w:jc w:val="left"/>
             </w:pPr>
             <w:r>
               <w:t xml:space="preserve">Incident response procedures</w:t>
@@ -5588,6 +5884,7 @@
           <w:p>
             <w:pPr>
               <w:pStyle w:val="Compact"/>
+              <w:jc w:val="left"/>
             </w:pPr>
             <w:r>
               <w:t xml:space="preserve">Semi-annual</w:t>
@@ -5599,6 +5896,7 @@
           <w:p>
             <w:pPr>
               <w:pStyle w:val="Compact"/>
+              <w:jc w:val="left"/>
             </w:pPr>
             <w:r>
               <w:t xml:space="preserve">ISSO, SOC, DevSecOps</w:t>
@@ -5610,6 +5908,7 @@
           <w:p>
             <w:pPr>
               <w:pStyle w:val="Compact"/>
+              <w:jc w:val="left"/>
             </w:pPr>
             <w:r>
               <w:t xml:space="preserve">Tabletop exercise roster</w:t>
@@ -5623,6 +5922,7 @@
           <w:p>
             <w:pPr>
               <w:pStyle w:val="Compact"/>
+              <w:jc w:val="left"/>
             </w:pPr>
             <w:r>
               <w:t xml:space="preserve">SBOM/supply chain awareness</w:t>
@@ -5634,6 +5934,7 @@
           <w:p>
             <w:pPr>
               <w:pStyle w:val="Compact"/>
+              <w:jc w:val="left"/>
             </w:pPr>
             <w:r>
               <w:t xml:space="preserve">Annual</w:t>
@@ -5645,6 +5946,7 @@
           <w:p>
             <w:pPr>
               <w:pStyle w:val="Compact"/>
+              <w:jc w:val="left"/>
             </w:pPr>
             <w:r>
               <w:t xml:space="preserve">DevSecOps, procurement</w:t>
@@ -5656,6 +5958,7 @@
           <w:p>
             <w:pPr>
               <w:pStyle w:val="Compact"/>
+              <w:jc w:val="left"/>
             </w:pPr>
             <w:r>
               <w:t xml:space="preserve">[LMS NAME]</w:t>
@@ -5669,6 +5972,7 @@
           <w:p>
             <w:pPr>
               <w:pStyle w:val="Compact"/>
+              <w:jc w:val="left"/>
             </w:pPr>
             <w:r>
               <w:t xml:space="preserve">Privacy (PII handling)</w:t>
@@ -5680,6 +5984,7 @@
           <w:p>
             <w:pPr>
               <w:pStyle w:val="Compact"/>
+              <w:jc w:val="left"/>
             </w:pPr>
             <w:r>
               <w:t xml:space="preserve">Annual</w:t>
@@ -5691,6 +5996,7 @@
           <w:p>
             <w:pPr>
               <w:pStyle w:val="Compact"/>
+              <w:jc w:val="left"/>
             </w:pPr>
             <w:r>
               <w:t xml:space="preserve">All users with PII access</w:t>
@@ -5702,6 +6008,7 @@
           <w:p>
             <w:pPr>
               <w:pStyle w:val="Compact"/>
+              <w:jc w:val="left"/>
             </w:pPr>
             <w:r>
               <w:t xml:space="preserve">[LMS NAME]</w:t>
@@ -5710,14 +6017,14 @@
         </w:tc>
       </w:tr>
     </w:tbl>
-    <w:bookmarkEnd w:id="40"/>
-    <w:bookmarkStart w:id="41" w:name="continuous-monitoring-program"/>
+    <w:bookmarkEnd w:id="49"/>
+    <w:bookmarkStart w:id="50" w:name="continuous-monitoring-program"/>
     <w:p>
       <w:pPr>
         <w:pStyle w:val="Heading2"/>
       </w:pPr>
       <w:r>
-        <w:t xml:space="preserve">6.4 Continuous Monitoring Program</w:t>
+        <w:t xml:space="preserve">Continuous Monitoring Program</w:t>
       </w:r>
     </w:p>
     <w:p>
@@ -5744,8 +6051,8 @@
       <w:tblPr>
         <w:tblStyle w:val="Table"/>
         <w:tblW w:type="pct" w:w="5000"/>
-        <w:tblLayout w:type="fixed"/>
         <w:tblLook w:firstRow="1" w:lastRow="0" w:firstColumn="0" w:lastColumn="0" w:noHBand="0" w:noVBand="0" w:val="0020"/>
+        <w:jc w:val="start"/>
       </w:tblPr>
       <w:tblGrid>
         <w:gridCol w:w="1584"/>
@@ -5755,13 +6062,14 @@
       </w:tblGrid>
       <w:tr>
         <w:trPr>
-          <w:tblHeader w:val="on"/>
+          <w:tblHeader w:val="true"/>
         </w:trPr>
         <w:tc>
           <w:tcPr/>
           <w:p>
             <w:pPr>
               <w:pStyle w:val="Compact"/>
+              <w:jc w:val="left"/>
             </w:pPr>
             <w:r>
               <w:t xml:space="preserve">Dimension</w:t>
@@ -5773,6 +6081,7 @@
           <w:p>
             <w:pPr>
               <w:pStyle w:val="Compact"/>
+              <w:jc w:val="left"/>
             </w:pPr>
             <w:r>
               <w:t xml:space="preserve">KSI Theme</w:t>
@@ -5784,6 +6093,7 @@
           <w:p>
             <w:pPr>
               <w:pStyle w:val="Compact"/>
+              <w:jc w:val="left"/>
             </w:pPr>
             <w:r>
               <w:t xml:space="preserve">Sentinel Workbook</w:t>
@@ -5795,6 +6105,7 @@
           <w:p>
             <w:pPr>
               <w:pStyle w:val="Compact"/>
+              <w:jc w:val="left"/>
             </w:pPr>
             <w:r>
               <w:t xml:space="preserve">Alert Cadence</w:t>
@@ -5808,6 +6119,7 @@
           <w:p>
             <w:pPr>
               <w:pStyle w:val="Compact"/>
+              <w:jc w:val="left"/>
             </w:pPr>
             <w:r>
               <w:t xml:space="preserve">Identity anomalies</w:t>
@@ -5819,6 +6131,7 @@
           <w:p>
             <w:pPr>
               <w:pStyle w:val="Compact"/>
+              <w:jc w:val="left"/>
             </w:pPr>
             <w:r>
               <w:t xml:space="preserve">KSI-IAM</w:t>
@@ -5830,6 +6143,7 @@
           <w:p>
             <w:pPr>
               <w:pStyle w:val="Compact"/>
+              <w:jc w:val="left"/>
             </w:pPr>
             <w:r>
               <w:t xml:space="preserve">Identity &amp; Access</w:t>
@@ -5841,6 +6155,7 @@
           <w:p>
             <w:pPr>
               <w:pStyle w:val="Compact"/>
+              <w:jc w:val="left"/>
             </w:pPr>
             <w:r>
               <w:t xml:space="preserve">Real-time</w:t>
@@ -5854,6 +6169,7 @@
           <w:p>
             <w:pPr>
               <w:pStyle w:val="Compact"/>
+              <w:jc w:val="left"/>
             </w:pPr>
             <w:r>
               <w:t xml:space="preserve">Network anomalies</w:t>
@@ -5865,6 +6181,7 @@
           <w:p>
             <w:pPr>
               <w:pStyle w:val="Compact"/>
+              <w:jc w:val="left"/>
             </w:pPr>
             <w:r>
               <w:t xml:space="preserve">KSI-CNA</w:t>
@@ -5876,6 +6193,7 @@
           <w:p>
             <w:pPr>
               <w:pStyle w:val="Compact"/>
+              <w:jc w:val="left"/>
             </w:pPr>
             <w:r>
               <w:t xml:space="preserve">Network Security</w:t>
@@ -5887,6 +6205,7 @@
           <w:p>
             <w:pPr>
               <w:pStyle w:val="Compact"/>
+              <w:jc w:val="left"/>
             </w:pPr>
             <w:r>
               <w:t xml:space="preserve">Real-time</w:t>
@@ -5900,6 +6219,7 @@
           <w:p>
             <w:pPr>
               <w:pStyle w:val="Compact"/>
+              <w:jc w:val="left"/>
             </w:pPr>
             <w:r>
               <w:t xml:space="preserve">Endpoint threats</w:t>
@@ -5911,6 +6231,7 @@
           <w:p>
             <w:pPr>
               <w:pStyle w:val="Compact"/>
+              <w:jc w:val="left"/>
             </w:pPr>
             <w:r>
               <w:t xml:space="preserve">KSI-PIY</w:t>
@@ -5922,6 +6243,7 @@
           <w:p>
             <w:pPr>
               <w:pStyle w:val="Compact"/>
+              <w:jc w:val="left"/>
             </w:pPr>
             <w:r>
               <w:t xml:space="preserve">Endpoint Protection</w:t>
@@ -5933,6 +6255,7 @@
           <w:p>
             <w:pPr>
               <w:pStyle w:val="Compact"/>
+              <w:jc w:val="left"/>
             </w:pPr>
             <w:r>
               <w:t xml:space="preserve">Real-time</w:t>
@@ -5946,6 +6269,7 @@
           <w:p>
             <w:pPr>
               <w:pStyle w:val="Compact"/>
+              <w:jc w:val="left"/>
             </w:pPr>
             <w:r>
               <w:t xml:space="preserve">Vulnerability posture</w:t>
@@ -5957,6 +6281,7 @@
           <w:p>
             <w:pPr>
               <w:pStyle w:val="Compact"/>
+              <w:jc w:val="left"/>
             </w:pPr>
             <w:r>
               <w:t xml:space="preserve">KSI-MLA</w:t>
@@ -5968,6 +6293,7 @@
           <w:p>
             <w:pPr>
               <w:pStyle w:val="Compact"/>
+              <w:jc w:val="left"/>
             </w:pPr>
             <w:r>
               <w:t xml:space="preserve">Vulnerability Dashboard</w:t>
@@ -5979,6 +6305,7 @@
           <w:p>
             <w:pPr>
               <w:pStyle w:val="Compact"/>
+              <w:jc w:val="left"/>
             </w:pPr>
             <w:r>
               <w:t xml:space="preserve">Daily</w:t>
@@ -5992,6 +6319,7 @@
           <w:p>
             <w:pPr>
               <w:pStyle w:val="Compact"/>
+              <w:jc w:val="left"/>
             </w:pPr>
             <w:r>
               <w:t xml:space="preserve">SBOM drift / CVE ingestion</w:t>
@@ -6003,6 +6331,7 @@
           <w:p>
             <w:pPr>
               <w:pStyle w:val="Compact"/>
+              <w:jc w:val="left"/>
             </w:pPr>
             <w:r>
               <w:t xml:space="preserve">KSI-CMT / KSI-SCR</w:t>
@@ -6014,6 +6343,7 @@
           <w:p>
             <w:pPr>
               <w:pStyle w:val="Compact"/>
+              <w:jc w:val="left"/>
             </w:pPr>
             <w:r>
               <w:t xml:space="preserve">SBOM Dashboard</w:t>
@@ -6025,6 +6355,7 @@
           <w:p>
             <w:pPr>
               <w:pStyle w:val="Compact"/>
+              <w:jc w:val="left"/>
             </w:pPr>
             <w:r>
               <w:t xml:space="preserve">Per-commit</w:t>
@@ -6038,6 +6369,7 @@
           <w:p>
             <w:pPr>
               <w:pStyle w:val="Compact"/>
+              <w:jc w:val="left"/>
             </w:pPr>
             <w:r>
               <w:t xml:space="preserve">Log completeness</w:t>
@@ -6049,6 +6381,7 @@
           <w:p>
             <w:pPr>
               <w:pStyle w:val="Compact"/>
+              <w:jc w:val="left"/>
             </w:pPr>
             <w:r>
               <w:t xml:space="preserve">KSI-MLA</w:t>
@@ -6060,6 +6393,7 @@
           <w:p>
             <w:pPr>
               <w:pStyle w:val="Compact"/>
+              <w:jc w:val="left"/>
             </w:pPr>
             <w:r>
               <w:t xml:space="preserve">Log Analytics Health</w:t>
@@ -6071,6 +6405,7 @@
           <w:p>
             <w:pPr>
               <w:pStyle w:val="Compact"/>
+              <w:jc w:val="left"/>
             </w:pPr>
             <w:r>
               <w:t xml:space="preserve">Hourly</w:t>
@@ -6086,24 +6421,24 @@
         </w:pict>
       </w:r>
     </w:p>
-    <w:bookmarkEnd w:id="41"/>
-    <w:bookmarkEnd w:id="42"/>
-    <w:bookmarkStart w:id="47" w:name="security-contact-registry-pm-15"/>
+    <w:bookmarkEnd w:id="50"/>
+    <w:bookmarkEnd w:id="51"/>
+    <w:bookmarkStart w:id="56" w:name="security-contact-registry-pm-15"/>
     <w:p>
       <w:pPr>
         <w:pStyle w:val="Heading1"/>
       </w:pPr>
       <w:r>
-        <w:t xml:space="preserve">7. Security Contact Registry (PM-15)</w:t>
-      </w:r>
-    </w:p>
-    <w:bookmarkStart w:id="46" w:name="industry-and-government-liaison-contacts"/>
+        <w:t xml:space="preserve">Security Contact Registry (PM-15)</w:t>
+      </w:r>
+    </w:p>
+    <w:bookmarkStart w:id="55" w:name="industry-and-government-liaison-contacts"/>
     <w:p>
       <w:pPr>
         <w:pStyle w:val="Heading2"/>
       </w:pPr>
       <w:r>
-        <w:t xml:space="preserve">7.1 Industry and Government Liaison Contacts</w:t>
+        <w:t xml:space="preserve">Industry and Government Liaison Contacts</w:t>
       </w:r>
     </w:p>
     <w:p>
@@ -6126,21 +6461,21 @@
         <w:t xml:space="preserve">is maintained by the CISO and reviewed quarterly.</w:t>
       </w:r>
     </w:p>
-    <w:bookmarkStart w:id="43" w:name="government-contacts"/>
+    <w:bookmarkStart w:id="52" w:name="government-contacts"/>
     <w:p>
       <w:pPr>
         <w:pStyle w:val="Heading3"/>
       </w:pPr>
       <w:r>
-        <w:t xml:space="preserve">7.1.1 Government Contacts</w:t>
+        <w:t xml:space="preserve">Government Contacts</w:t>
       </w:r>
     </w:p>
     <w:tbl>
       <w:tblPr>
         <w:tblStyle w:val="Table"/>
         <w:tblW w:type="pct" w:w="5000"/>
-        <w:tblLayout w:type="fixed"/>
         <w:tblLook w:firstRow="1" w:lastRow="0" w:firstColumn="0" w:lastColumn="0" w:noHBand="0" w:noVBand="0" w:val="0020"/>
+        <w:jc w:val="start"/>
       </w:tblPr>
       <w:tblGrid>
         <w:gridCol w:w="1634"/>
@@ -6150,13 +6485,14 @@
       </w:tblGrid>
       <w:tr>
         <w:trPr>
-          <w:tblHeader w:val="on"/>
+          <w:tblHeader w:val="true"/>
         </w:trPr>
         <w:tc>
           <w:tcPr/>
           <w:p>
             <w:pPr>
               <w:pStyle w:val="Compact"/>
+              <w:jc w:val="left"/>
             </w:pPr>
             <w:r>
               <w:t xml:space="preserve">Organization</w:t>
@@ -6168,6 +6504,7 @@
           <w:p>
             <w:pPr>
               <w:pStyle w:val="Compact"/>
+              <w:jc w:val="left"/>
             </w:pPr>
             <w:r>
               <w:t xml:space="preserve">Contact Type</w:t>
@@ -6179,6 +6516,7 @@
           <w:p>
             <w:pPr>
               <w:pStyle w:val="Compact"/>
+              <w:jc w:val="left"/>
             </w:pPr>
             <w:r>
               <w:t xml:space="preserve">Notification Trigger</w:t>
@@ -6190,6 +6528,7 @@
           <w:p>
             <w:pPr>
               <w:pStyle w:val="Compact"/>
+              <w:jc w:val="left"/>
             </w:pPr>
             <w:r>
               <w:t xml:space="preserve">Contact Method</w:t>
@@ -6203,6 +6542,7 @@
           <w:p>
             <w:pPr>
               <w:pStyle w:val="Compact"/>
+              <w:jc w:val="left"/>
             </w:pPr>
             <w:r>
               <w:t xml:space="preserve">CISA (US-CERT)</w:t>
@@ -6214,6 +6554,7 @@
           <w:p>
             <w:pPr>
               <w:pStyle w:val="Compact"/>
+              <w:jc w:val="left"/>
             </w:pPr>
             <w:r>
               <w:t xml:space="preserve">Incident reporting</w:t>
@@ -6225,6 +6566,7 @@
           <w:p>
             <w:pPr>
               <w:pStyle w:val="Compact"/>
+              <w:jc w:val="left"/>
             </w:pPr>
             <w:r>
               <w:t xml:space="preserve">All incidents meeting FISMA thresholds</w:t>
@@ -6236,6 +6578,7 @@
           <w:p>
             <w:pPr>
               <w:pStyle w:val="Compact"/>
+              <w:jc w:val="left"/>
             </w:pPr>
             <w:r>
               <w:t xml:space="preserve">ir@cisa.dhs.gov</w:t>
@@ -6249,6 +6592,7 @@
           <w:p>
             <w:pPr>
               <w:pStyle w:val="Compact"/>
+              <w:jc w:val="left"/>
             </w:pPr>
             <w:r>
               <w:t xml:space="preserve">CISA KEV team</w:t>
@@ -6260,6 +6604,7 @@
           <w:p>
             <w:pPr>
               <w:pStyle w:val="Compact"/>
+              <w:jc w:val="left"/>
             </w:pPr>
             <w:r>
               <w:t xml:space="preserve">Vulnerability intel</w:t>
@@ -6271,6 +6616,7 @@
           <w:p>
             <w:pPr>
               <w:pStyle w:val="Compact"/>
+              <w:jc w:val="left"/>
             </w:pPr>
             <w:r>
               <w:t xml:space="preserve">KEV additions affecting SSA SBOM components</w:t>
@@ -6282,6 +6628,7 @@
           <w:p>
             <w:pPr>
               <w:pStyle w:val="Compact"/>
+              <w:jc w:val="left"/>
             </w:pPr>
             <w:r>
               <w:t xml:space="preserve">kev@cisa.dhs.gov</w:t>
@@ -6295,6 +6642,7 @@
           <w:p>
             <w:pPr>
               <w:pStyle w:val="Compact"/>
+              <w:jc w:val="left"/>
             </w:pPr>
             <w:r>
               <w:t xml:space="preserve">FedRAMP PMO</w:t>
@@ -6306,6 +6654,7 @@
           <w:p>
             <w:pPr>
               <w:pStyle w:val="Compact"/>
+              <w:jc w:val="left"/>
             </w:pPr>
             <w:r>
               <w:t xml:space="preserve">Authorization</w:t>
@@ -6317,6 +6666,7 @@
           <w:p>
             <w:pPr>
               <w:pStyle w:val="Compact"/>
+              <w:jc w:val="left"/>
             </w:pPr>
             <w:r>
               <w:t xml:space="preserve">Significant change, annual assessment</w:t>
@@ -6328,6 +6678,7 @@
           <w:p>
             <w:pPr>
               <w:pStyle w:val="Compact"/>
+              <w:jc w:val="left"/>
             </w:pPr>
             <w:r>
               <w:t xml:space="preserve">info@fedramp.gov</w:t>
@@ -6341,6 +6692,7 @@
           <w:p>
             <w:pPr>
               <w:pStyle w:val="Compact"/>
+              <w:jc w:val="left"/>
             </w:pPr>
             <w:r>
               <w:t xml:space="preserve">OMB Cyber</w:t>
@@ -6352,6 +6704,7 @@
           <w:p>
             <w:pPr>
               <w:pStyle w:val="Compact"/>
+              <w:jc w:val="left"/>
             </w:pPr>
             <w:r>
               <w:t xml:space="preserve">Policy guidance</w:t>
@@ -6363,6 +6716,7 @@
           <w:p>
             <w:pPr>
               <w:pStyle w:val="Compact"/>
+              <w:jc w:val="left"/>
             </w:pPr>
             <w:r>
               <w:t xml:space="preserve">Major policy changes</w:t>
@@ -6374,6 +6728,7 @@
           <w:p>
             <w:pPr>
               <w:pStyle w:val="Compact"/>
+              <w:jc w:val="left"/>
             </w:pPr>
             <w:r>
               <w:t xml:space="preserve">[OMB POC]</w:t>
@@ -6387,6 +6742,7 @@
           <w:p>
             <w:pPr>
               <w:pStyle w:val="Compact"/>
+              <w:jc w:val="left"/>
             </w:pPr>
             <w:r>
               <w:t xml:space="preserve">SSA IG</w:t>
@@ -6398,6 +6754,7 @@
           <w:p>
             <w:pPr>
               <w:pStyle w:val="Compact"/>
+              <w:jc w:val="left"/>
             </w:pPr>
             <w:r>
               <w:t xml:space="preserve">Audit coordination</w:t>
@@ -6409,6 +6766,7 @@
           <w:p>
             <w:pPr>
               <w:pStyle w:val="Compact"/>
+              <w:jc w:val="left"/>
             </w:pPr>
             <w:r>
               <w:t xml:space="preserve">Audit notification, investigation referral</w:t>
@@ -6420,6 +6778,7 @@
           <w:p>
             <w:pPr>
               <w:pStyle w:val="Compact"/>
+              <w:jc w:val="left"/>
             </w:pPr>
             <w:r>
               <w:t xml:space="preserve">[IG POC]</w:t>
@@ -6428,22 +6787,22 @@
         </w:tc>
       </w:tr>
     </w:tbl>
-    <w:bookmarkEnd w:id="43"/>
-    <w:bookmarkStart w:id="44" w:name="industry-and-isac-contacts"/>
+    <w:bookmarkEnd w:id="52"/>
+    <w:bookmarkStart w:id="53" w:name="industry-and-isac-contacts"/>
     <w:p>
       <w:pPr>
         <w:pStyle w:val="Heading3"/>
       </w:pPr>
       <w:r>
-        <w:t xml:space="preserve">7.1.2 Industry and ISAC Contacts</w:t>
+        <w:t xml:space="preserve">Industry and ISAC Contacts</w:t>
       </w:r>
     </w:p>
     <w:tbl>
       <w:tblPr>
         <w:tblStyle w:val="Table"/>
         <w:tblW w:type="pct" w:w="5000"/>
-        <w:tblLayout w:type="fixed"/>
         <w:tblLook w:firstRow="1" w:lastRow="0" w:firstColumn="0" w:lastColumn="0" w:noHBand="0" w:noVBand="0" w:val="0020"/>
+        <w:jc w:val="start"/>
       </w:tblPr>
       <w:tblGrid>
         <w:gridCol w:w="2101"/>
@@ -6453,13 +6812,14 @@
       </w:tblGrid>
       <w:tr>
         <w:trPr>
-          <w:tblHeader w:val="on"/>
+          <w:tblHeader w:val="true"/>
         </w:trPr>
         <w:tc>
           <w:tcPr/>
           <w:p>
             <w:pPr>
               <w:pStyle w:val="Compact"/>
+              <w:jc w:val="left"/>
             </w:pPr>
             <w:r>
               <w:t xml:space="preserve">Organization</w:t>
@@ -6471,6 +6831,7 @@
           <w:p>
             <w:pPr>
               <w:pStyle w:val="Compact"/>
+              <w:jc w:val="left"/>
             </w:pPr>
             <w:r>
               <w:t xml:space="preserve">Membership</w:t>
@@ -6482,6 +6843,7 @@
           <w:p>
             <w:pPr>
               <w:pStyle w:val="Compact"/>
+              <w:jc w:val="left"/>
             </w:pPr>
             <w:r>
               <w:t xml:space="preserve">Contact Purpose</w:t>
@@ -6493,6 +6855,7 @@
           <w:p>
             <w:pPr>
               <w:pStyle w:val="Compact"/>
+              <w:jc w:val="left"/>
             </w:pPr>
             <w:r>
               <w:t xml:space="preserve">Cadence</w:t>
@@ -6506,6 +6869,7 @@
           <w:p>
             <w:pPr>
               <w:pStyle w:val="Compact"/>
+              <w:jc w:val="left"/>
             </w:pPr>
             <w:r>
               <w:t xml:space="preserve">MS-ISAC</w:t>
@@ -6517,6 +6881,7 @@
           <w:p>
             <w:pPr>
               <w:pStyle w:val="Compact"/>
+              <w:jc w:val="left"/>
             </w:pPr>
             <w:r>
               <w:t xml:space="preserve">Active member</w:t>
@@ -6528,6 +6893,7 @@
           <w:p>
             <w:pPr>
               <w:pStyle w:val="Compact"/>
+              <w:jc w:val="left"/>
             </w:pPr>
             <w:r>
               <w:t xml:space="preserve">Threat intelligence sharing</w:t>
@@ -6539,6 +6905,7 @@
           <w:p>
             <w:pPr>
               <w:pStyle w:val="Compact"/>
+              <w:jc w:val="left"/>
             </w:pPr>
             <w:r>
               <w:t xml:space="preserve">Monthly briefing</w:t>
@@ -6552,6 +6919,7 @@
           <w:p>
             <w:pPr>
               <w:pStyle w:val="Compact"/>
+              <w:jc w:val="left"/>
             </w:pPr>
             <w:r>
               <w:t xml:space="preserve">IT-ISAC</w:t>
@@ -6563,6 +6931,7 @@
           <w:p>
             <w:pPr>
               <w:pStyle w:val="Compact"/>
+              <w:jc w:val="left"/>
             </w:pPr>
             <w:r>
               <w:t xml:space="preserve">Liaison</w:t>
@@ -6574,6 +6943,7 @@
           <w:p>
             <w:pPr>
               <w:pStyle w:val="Compact"/>
+              <w:jc w:val="left"/>
             </w:pPr>
             <w:r>
               <w:t xml:space="preserve">Federal IT threat feeds</w:t>
@@ -6585,6 +6955,7 @@
           <w:p>
             <w:pPr>
               <w:pStyle w:val="Compact"/>
+              <w:jc w:val="left"/>
             </w:pPr>
             <w:r>
               <w:t xml:space="preserve">Quarterly</w:t>
@@ -6598,6 +6969,7 @@
           <w:p>
             <w:pPr>
               <w:pStyle w:val="Compact"/>
+              <w:jc w:val="left"/>
             </w:pPr>
             <w:r>
               <w:t xml:space="preserve">Microsoft MSRC</w:t>
@@ -6609,6 +6981,7 @@
           <w:p>
             <w:pPr>
               <w:pStyle w:val="Compact"/>
+              <w:jc w:val="left"/>
             </w:pPr>
             <w:r>
               <w:t xml:space="preserve">Vendor subscription</w:t>
@@ -6620,6 +6993,7 @@
           <w:p>
             <w:pPr>
               <w:pStyle w:val="Compact"/>
+              <w:jc w:val="left"/>
             </w:pPr>
             <w:r>
               <w:t xml:space="preserve">CVE notification for Azure/M365</w:t>
@@ -6631,6 +7005,7 @@
           <w:p>
             <w:pPr>
               <w:pStyle w:val="Compact"/>
+              <w:jc w:val="left"/>
             </w:pPr>
             <w:r>
               <w:t xml:space="preserve">Automatic (RSS)</w:t>
@@ -6644,6 +7019,7 @@
           <w:p>
             <w:pPr>
               <w:pStyle w:val="Compact"/>
+              <w:jc w:val="left"/>
             </w:pPr>
             <w:r>
               <w:t xml:space="preserve">CISA PSIRT feeds</w:t>
@@ -6655,6 +7031,7 @@
           <w:p>
             <w:pPr>
               <w:pStyle w:val="Compact"/>
+              <w:jc w:val="left"/>
             </w:pPr>
             <w:r>
               <w:t xml:space="preserve">Subscription</w:t>
@@ -6666,6 +7043,7 @@
           <w:p>
             <w:pPr>
               <w:pStyle w:val="Compact"/>
+              <w:jc w:val="left"/>
             </w:pPr>
             <w:r>
               <w:t xml:space="preserve">VEX/VDR-relevant vendor advisories</w:t>
@@ -6677,6 +7055,7 @@
           <w:p>
             <w:pPr>
               <w:pStyle w:val="Compact"/>
+              <w:jc w:val="left"/>
             </w:pPr>
             <w:r>
               <w:t xml:space="preserve">Automatic</w:t>
@@ -6690,6 +7069,7 @@
           <w:p>
             <w:pPr>
               <w:pStyle w:val="Compact"/>
+              <w:jc w:val="left"/>
             </w:pPr>
             <w:r>
               <w:t xml:space="preserve">NIST NVD</w:t>
@@ -6701,6 +7081,7 @@
           <w:p>
             <w:pPr>
               <w:pStyle w:val="Compact"/>
+              <w:jc w:val="left"/>
             </w:pPr>
             <w:r>
               <w:t xml:space="preserve">Data consumer</w:t>
@@ -6712,6 +7093,7 @@
           <w:p>
             <w:pPr>
               <w:pStyle w:val="Compact"/>
+              <w:jc w:val="left"/>
             </w:pPr>
             <w:r>
               <w:t xml:space="preserve">CVE/CVSS feed for SBOM VDR generation</w:t>
@@ -6723,6 +7105,7 @@
           <w:p>
             <w:pPr>
               <w:pStyle w:val="Compact"/>
+              <w:jc w:val="left"/>
             </w:pPr>
             <w:r>
               <w:t xml:space="preserve">Daily automated pull</w:t>
@@ -6731,22 +7114,22 @@
         </w:tc>
       </w:tr>
     </w:tbl>
-    <w:bookmarkEnd w:id="44"/>
-    <w:bookmarkStart w:id="45" w:name="security-industry-contacts"/>
+    <w:bookmarkEnd w:id="53"/>
+    <w:bookmarkStart w:id="54" w:name="security-industry-contacts"/>
     <w:p>
       <w:pPr>
         <w:pStyle w:val="Heading3"/>
       </w:pPr>
       <w:r>
-        <w:t xml:space="preserve">7.1.3 Security Industry Contacts</w:t>
+        <w:t xml:space="preserve">Security Industry Contacts</w:t>
       </w:r>
     </w:p>
     <w:tbl>
       <w:tblPr>
         <w:tblStyle w:val="Table"/>
         <w:tblW w:type="pct" w:w="5000"/>
-        <w:tblLayout w:type="fixed"/>
         <w:tblLook w:firstRow="1" w:lastRow="0" w:firstColumn="0" w:lastColumn="0" w:noHBand="0" w:noVBand="0" w:val="0020"/>
+        <w:jc w:val="start"/>
       </w:tblPr>
       <w:tblGrid>
         <w:gridCol w:w="4680"/>
@@ -6754,13 +7137,14 @@
       </w:tblGrid>
       <w:tr>
         <w:trPr>
-          <w:tblHeader w:val="on"/>
+          <w:tblHeader w:val="true"/>
         </w:trPr>
         <w:tc>
           <w:tcPr/>
           <w:p>
             <w:pPr>
               <w:pStyle w:val="Compact"/>
+              <w:jc w:val="left"/>
             </w:pPr>
             <w:r>
               <w:t xml:space="preserve">Organization</w:t>
@@ -6772,6 +7156,7 @@
           <w:p>
             <w:pPr>
               <w:pStyle w:val="Compact"/>
+              <w:jc w:val="left"/>
             </w:pPr>
             <w:r>
               <w:t xml:space="preserve">Purpose</w:t>
@@ -6785,6 +7170,7 @@
           <w:p>
             <w:pPr>
               <w:pStyle w:val="Compact"/>
+              <w:jc w:val="left"/>
             </w:pPr>
             <w:r>
               <w:t xml:space="preserve">Cloud Security Alliance (CSA)</w:t>
@@ -6796,6 +7182,7 @@
           <w:p>
             <w:pPr>
               <w:pStyle w:val="Compact"/>
+              <w:jc w:val="left"/>
             </w:pPr>
             <w:r>
               <w:t xml:space="preserve">FedRAMP best practices; STAR registry</w:t>
@@ -6809,6 +7196,7 @@
           <w:p>
             <w:pPr>
               <w:pStyle w:val="Compact"/>
+              <w:jc w:val="left"/>
             </w:pPr>
             <w:r>
               <w:t xml:space="preserve">ACT-IAC</w:t>
@@ -6820,6 +7208,7 @@
           <w:p>
             <w:pPr>
               <w:pStyle w:val="Compact"/>
+              <w:jc w:val="left"/>
             </w:pPr>
             <w:r>
               <w:t xml:space="preserve">Federal IT policy; FedRAMP 20x working groups</w:t>
@@ -6833,6 +7222,7 @@
           <w:p>
             <w:pPr>
               <w:pStyle w:val="Compact"/>
+              <w:jc w:val="left"/>
             </w:pPr>
             <w:r>
               <w:t xml:space="preserve">ISACA</w:t>
@@ -6844,6 +7234,7 @@
           <w:p>
             <w:pPr>
               <w:pStyle w:val="Compact"/>
+              <w:jc w:val="left"/>
             </w:pPr>
             <w:r>
               <w:t xml:space="preserve">Audit frameworks; COBIT alignment</w:t>
@@ -6859,25 +7250,25 @@
         </w:pict>
       </w:r>
     </w:p>
-    <w:bookmarkEnd w:id="45"/>
-    <w:bookmarkEnd w:id="46"/>
-    <w:bookmarkEnd w:id="47"/>
-    <w:bookmarkStart w:id="56" w:name="Xcb7d7a12a521ad2f34fcbc9b78b5c55b738633c"/>
+    <w:bookmarkEnd w:id="54"/>
+    <w:bookmarkEnd w:id="55"/>
+    <w:bookmarkEnd w:id="56"/>
+    <w:bookmarkStart w:id="65" w:name="Xcb7d7a12a521ad2f34fcbc9b78b5c55b738633c"/>
     <w:p>
       <w:pPr>
         <w:pStyle w:val="Heading1"/>
       </w:pPr>
       <w:r>
-        <w:t xml:space="preserve">8. Supply Chain Risk Management Governance Charter (PM-30)</w:t>
-      </w:r>
-    </w:p>
-    <w:bookmarkStart w:id="48" w:name="charter-purpose-and-authority"/>
+        <w:t xml:space="preserve">Supply Chain Risk Management Governance Charter (PM-30)</w:t>
+      </w:r>
+    </w:p>
+    <w:bookmarkStart w:id="57" w:name="charter-purpose-and-authority"/>
     <w:p>
       <w:pPr>
         <w:pStyle w:val="Heading2"/>
       </w:pPr>
       <w:r>
-        <w:t xml:space="preserve">8.1 Charter Purpose and Authority</w:t>
+        <w:t xml:space="preserve">Charter Purpose and Authority</w:t>
       </w:r>
     </w:p>
     <w:p>
@@ -6906,8 +7297,8 @@
       </w:pPr>
       <w:r>
         <w:rPr>
+          <w:bCs/>
           <w:b/>
-          <w:bCs/>
         </w:rPr>
         <w:t xml:space="preserve">Authority:</w:t>
       </w:r>
@@ -6936,8 +7327,8 @@
       </w:pPr>
       <w:r>
         <w:rPr>
+          <w:bCs/>
           <w:b/>
-          <w:bCs/>
         </w:rPr>
         <w:t xml:space="preserve">Scope:</w:t>
       </w:r>
@@ -6954,14 +7345,14 @@
         <w:t xml:space="preserve">components, and system integrators within the FedRAMP authorization boundary.</w:t>
       </w:r>
     </w:p>
-    <w:bookmarkEnd w:id="48"/>
-    <w:bookmarkStart w:id="49" w:name="scrm-organizational-structure"/>
+    <w:bookmarkEnd w:id="57"/>
+    <w:bookmarkStart w:id="58" w:name="scrm-organizational-structure"/>
     <w:p>
       <w:pPr>
         <w:pStyle w:val="Heading2"/>
       </w:pPr>
       <w:r>
-        <w:t xml:space="preserve">8.2 SCRM Organizational Structure</w:t>
+        <w:t xml:space="preserve">SCRM Organizational Structure</w:t>
       </w:r>
     </w:p>
     <w:p>
@@ -7029,14 +7420,14 @@
         <w:t xml:space="preserve">    └── Legal / Contracts (FOCI reviews, supply chain clauses)</w:t>
       </w:r>
     </w:p>
-    <w:bookmarkEnd w:id="49"/>
-    <w:bookmarkStart w:id="50" w:name="scrm-risk-categories"/>
+    <w:bookmarkEnd w:id="58"/>
+    <w:bookmarkStart w:id="59" w:name="scrm-risk-categories"/>
     <w:p>
       <w:pPr>
         <w:pStyle w:val="Heading2"/>
       </w:pPr>
       <w:r>
-        <w:t xml:space="preserve">8.3 SCRM Risk Categories</w:t>
+        <w:t xml:space="preserve">SCRM Risk Categories</w:t>
       </w:r>
     </w:p>
     <w:p>
@@ -7057,8 +7448,8 @@
       <w:tblPr>
         <w:tblStyle w:val="Table"/>
         <w:tblW w:type="pct" w:w="5000"/>
-        <w:tblLayout w:type="fixed"/>
         <w:tblLook w:firstRow="1" w:lastRow="0" w:firstColumn="0" w:lastColumn="0" w:noHBand="0" w:noVBand="0" w:val="0020"/>
+        <w:jc w:val="start"/>
       </w:tblPr>
       <w:tblGrid>
         <w:gridCol w:w="1650"/>
@@ -7068,13 +7459,14 @@
       </w:tblGrid>
       <w:tr>
         <w:trPr>
-          <w:tblHeader w:val="on"/>
+          <w:tblHeader w:val="true"/>
         </w:trPr>
         <w:tc>
           <w:tcPr/>
           <w:p>
             <w:pPr>
               <w:pStyle w:val="Compact"/>
+              <w:jc w:val="left"/>
             </w:pPr>
             <w:r>
               <w:t xml:space="preserve">Category</w:t>
@@ -7086,6 +7478,7 @@
           <w:p>
             <w:pPr>
               <w:pStyle w:val="Compact"/>
+              <w:jc w:val="left"/>
             </w:pPr>
             <w:r>
               <w:t xml:space="preserve">Examples</w:t>
@@ -7097,6 +7490,7 @@
           <w:p>
             <w:pPr>
               <w:pStyle w:val="Compact"/>
+              <w:jc w:val="left"/>
             </w:pPr>
             <w:r>
               <w:t xml:space="preserve">Controls</w:t>
@@ -7108,6 +7502,7 @@
           <w:p>
             <w:pPr>
               <w:pStyle w:val="Compact"/>
+              <w:jc w:val="left"/>
             </w:pPr>
             <w:r>
               <w:t xml:space="preserve">Part 15/16 Evidence</w:t>
@@ -7121,11 +7516,12 @@
           <w:p>
             <w:pPr>
               <w:pStyle w:val="Compact"/>
+              <w:jc w:val="left"/>
             </w:pPr>
             <w:r>
               <w:rPr>
+                <w:bCs/>
                 <w:b/>
-                <w:bCs/>
               </w:rPr>
               <w:t xml:space="preserve">Counterfeit components</w:t>
             </w:r>
@@ -7136,6 +7532,7 @@
           <w:p>
             <w:pPr>
               <w:pStyle w:val="Compact"/>
+              <w:jc w:val="left"/>
             </w:pPr>
             <w:r>
               <w:t xml:space="preserve">Fake open-source packages, typosquatting</w:t>
@@ -7147,6 +7544,7 @@
           <w:p>
             <w:pPr>
               <w:pStyle w:val="Compact"/>
+              <w:jc w:val="left"/>
             </w:pPr>
             <w:r>
               <w:t xml:space="preserve">SR-3, SR-10</w:t>
@@ -7158,6 +7556,7 @@
           <w:p>
             <w:pPr>
               <w:pStyle w:val="Compact"/>
+              <w:jc w:val="left"/>
             </w:pPr>
             <w:r>
               <w:t xml:space="preserve">SBOM + Cosign verification</w:t>
@@ -7171,11 +7570,12 @@
           <w:p>
             <w:pPr>
               <w:pStyle w:val="Compact"/>
+              <w:jc w:val="left"/>
             </w:pPr>
             <w:r>
               <w:rPr>
+                <w:bCs/>
                 <w:b/>
-                <w:bCs/>
               </w:rPr>
               <w:t xml:space="preserve">Tampered components</w:t>
             </w:r>
@@ -7186,6 +7586,7 @@
           <w:p>
             <w:pPr>
               <w:pStyle w:val="Compact"/>
+              <w:jc w:val="left"/>
             </w:pPr>
             <w:r>
               <w:t xml:space="preserve">Compromised build pipeline, malicious update</w:t>
@@ -7197,6 +7598,7 @@
           <w:p>
             <w:pPr>
               <w:pStyle w:val="Compact"/>
+              <w:jc w:val="left"/>
             </w:pPr>
             <w:r>
               <w:t xml:space="preserve">SR-3, SA-10, SA-11</w:t>
@@ -7208,6 +7610,7 @@
           <w:p>
             <w:pPr>
               <w:pStyle w:val="Compact"/>
+              <w:jc w:val="left"/>
             </w:pPr>
             <w:r>
               <w:t xml:space="preserve">SLSA provenance, Grype CI gate</w:t>
@@ -7221,11 +7624,12 @@
           <w:p>
             <w:pPr>
               <w:pStyle w:val="Compact"/>
+              <w:jc w:val="left"/>
             </w:pPr>
             <w:r>
               <w:rPr>
+                <w:bCs/>
                 <w:b/>
-                <w:bCs/>
               </w:rPr>
               <w:t xml:space="preserve">Vulnerable components</w:t>
             </w:r>
@@ -7236,6 +7640,7 @@
           <w:p>
             <w:pPr>
               <w:pStyle w:val="Compact"/>
+              <w:jc w:val="left"/>
             </w:pPr>
             <w:r>
               <w:t xml:space="preserve">Known CVEs in SBOM dependencies</w:t>
@@ -7247,6 +7652,7 @@
           <w:p>
             <w:pPr>
               <w:pStyle w:val="Compact"/>
+              <w:jc w:val="left"/>
             </w:pPr>
             <w:r>
               <w:t xml:space="preserve">SR-5, SR-6, SR-11</w:t>
@@ -7258,6 +7664,7 @@
           <w:p>
             <w:pPr>
               <w:pStyle w:val="Compact"/>
+              <w:jc w:val="left"/>
             </w:pPr>
             <w:r>
               <w:t xml:space="preserve">VDR (Grype output), KEV integration</w:t>
@@ -7271,11 +7678,12 @@
           <w:p>
             <w:pPr>
               <w:pStyle w:val="Compact"/>
+              <w:jc w:val="left"/>
             </w:pPr>
             <w:r>
               <w:rPr>
+                <w:bCs/>
                 <w:b/>
-                <w:bCs/>
               </w:rPr>
               <w:t xml:space="preserve">Unauthorized access by supplier</w:t>
             </w:r>
@@ -7286,6 +7694,7 @@
           <w:p>
             <w:pPr>
               <w:pStyle w:val="Compact"/>
+              <w:jc w:val="left"/>
             </w:pPr>
             <w:r>
               <w:t xml:space="preserve">Vendor with excessive access</w:t>
@@ -7297,6 +7706,7 @@
           <w:p>
             <w:pPr>
               <w:pStyle w:val="Compact"/>
+              <w:jc w:val="left"/>
             </w:pPr>
             <w:r>
               <w:t xml:space="preserve">SR-6, AC-21</w:t>
@@ -7308,6 +7718,7 @@
           <w:p>
             <w:pPr>
               <w:pStyle w:val="Compact"/>
+              <w:jc w:val="left"/>
             </w:pPr>
             <w:r>
               <w:t xml:space="preserve">Part 5 vendor access review</w:t>
@@ -7321,11 +7732,12 @@
           <w:p>
             <w:pPr>
               <w:pStyle w:val="Compact"/>
+              <w:jc w:val="left"/>
             </w:pPr>
             <w:r>
               <w:rPr>
+                <w:bCs/>
                 <w:b/>
-                <w:bCs/>
               </w:rPr>
               <w:t xml:space="preserve">Vendor financial/operational risk</w:t>
             </w:r>
@@ -7336,6 +7748,7 @@
           <w:p>
             <w:pPr>
               <w:pStyle w:val="Compact"/>
+              <w:jc w:val="left"/>
             </w:pPr>
             <w:r>
               <w:t xml:space="preserve">Vendor bankruptcy, PSIRT closure</w:t>
@@ -7347,6 +7760,7 @@
           <w:p>
             <w:pPr>
               <w:pStyle w:val="Compact"/>
+              <w:jc w:val="left"/>
             </w:pPr>
             <w:r>
               <w:t xml:space="preserve">SR-8, PM-9</w:t>
@@ -7358,6 +7772,7 @@
           <w:p>
             <w:pPr>
               <w:pStyle w:val="Compact"/>
+              <w:jc w:val="left"/>
             </w:pPr>
             <w:r>
               <w:t xml:space="preserve">Vendor disclosure matrix (Part 15)</w:t>
@@ -7366,14 +7781,14 @@
         </w:tc>
       </w:tr>
     </w:tbl>
-    <w:bookmarkEnd w:id="50"/>
-    <w:bookmarkStart w:id="51" w:name="scrm-risk-assessment-process"/>
+    <w:bookmarkEnd w:id="59"/>
+    <w:bookmarkStart w:id="60" w:name="scrm-risk-assessment-process"/>
     <w:p>
       <w:pPr>
         <w:pStyle w:val="Heading2"/>
       </w:pPr>
       <w:r>
-        <w:t xml:space="preserve">8.4 SCRM Risk Assessment Process</w:t>
+        <w:t xml:space="preserve">SCRM Risk Assessment Process</w:t>
       </w:r>
     </w:p>
     <w:p>
@@ -7394,8 +7809,8 @@
       </w:r>
       <w:r>
         <w:rPr>
+          <w:bCs/>
           <w:b/>
-          <w:bCs/>
         </w:rPr>
         <w:t xml:space="preserve">Annually</w:t>
       </w:r>
@@ -7416,8 +7831,8 @@
       </w:r>
       <w:r>
         <w:rPr>
+          <w:bCs/>
           <w:b/>
-          <w:bCs/>
         </w:rPr>
         <w:t xml:space="preserve">On new procurement</w:t>
       </w:r>
@@ -7438,8 +7853,8 @@
       </w:r>
       <w:r>
         <w:rPr>
+          <w:bCs/>
           <w:b/>
-          <w:bCs/>
         </w:rPr>
         <w:t xml:space="preserve">On CVE disclosure</w:t>
       </w:r>
@@ -7460,8 +7875,8 @@
       </w:r>
       <w:r>
         <w:rPr>
+          <w:bCs/>
           <w:b/>
-          <w:bCs/>
         </w:rPr>
         <w:t xml:space="preserve">On change</w:t>
       </w:r>
@@ -7478,8 +7893,8 @@
       </w:pPr>
       <w:r>
         <w:rPr>
+          <w:bCs/>
           <w:b/>
-          <w:bCs/>
         </w:rPr>
         <w:t xml:space="preserve">Assessment Inputs:</w:t>
       </w:r>
@@ -7520,8 +7935,8 @@
       </w:pPr>
       <w:r>
         <w:rPr>
+          <w:bCs/>
           <w:b/>
-          <w:bCs/>
         </w:rPr>
         <w:t xml:space="preserve">Assessment Output:</w:t>
       </w:r>
@@ -7544,14 +7959,14 @@
         <w:t xml:space="preserve">- Remediation actions (POA&amp;M items for unmitigated critical CVEs)</w:t>
       </w:r>
     </w:p>
-    <w:bookmarkEnd w:id="51"/>
-    <w:bookmarkStart w:id="52" w:name="supplier-requirements"/>
+    <w:bookmarkEnd w:id="60"/>
+    <w:bookmarkStart w:id="61" w:name="supplier-requirements"/>
     <w:p>
       <w:pPr>
         <w:pStyle w:val="Heading2"/>
       </w:pPr>
       <w:r>
-        <w:t xml:space="preserve">8.5 Supplier Requirements</w:t>
+        <w:t xml:space="preserve">Supplier Requirements</w:t>
       </w:r>
     </w:p>
     <w:p>
@@ -7564,16 +7979,16 @@
     </w:p>
     <w:p>
       <w:pPr>
-        <w:pStyle w:val="Compact"/>
         <w:numPr>
           <w:ilvl w:val="0"/>
           <w:numId w:val="1010"/>
         </w:numPr>
+        <w:pStyle w:val="Compact"/>
       </w:pPr>
       <w:r>
         <w:rPr>
+          <w:bCs/>
           <w:b/>
-          <w:bCs/>
         </w:rPr>
         <w:t xml:space="preserve">Provide an SBOM</w:t>
       </w:r>
@@ -7598,16 +8013,16 @@
     </w:p>
     <w:p>
       <w:pPr>
-        <w:pStyle w:val="Compact"/>
         <w:numPr>
           <w:ilvl w:val="0"/>
           <w:numId w:val="1010"/>
         </w:numPr>
+        <w:pStyle w:val="Compact"/>
       </w:pPr>
       <w:r>
         <w:rPr>
+          <w:bCs/>
           <w:b/>
-          <w:bCs/>
         </w:rPr>
         <w:t xml:space="preserve">Maintain a PSIRT</w:t>
       </w:r>
@@ -7626,16 +8041,16 @@
     </w:p>
     <w:p>
       <w:pPr>
-        <w:pStyle w:val="Compact"/>
         <w:numPr>
           <w:ilvl w:val="0"/>
           <w:numId w:val="1010"/>
         </w:numPr>
+        <w:pStyle w:val="Compact"/>
       </w:pPr>
       <w:r>
         <w:rPr>
+          <w:bCs/>
           <w:b/>
-          <w:bCs/>
         </w:rPr>
         <w:t xml:space="preserve">Notify SSA</w:t>
       </w:r>
@@ -7654,16 +8069,16 @@
     </w:p>
     <w:p>
       <w:pPr>
-        <w:pStyle w:val="Compact"/>
         <w:numPr>
           <w:ilvl w:val="0"/>
           <w:numId w:val="1010"/>
         </w:numPr>
+        <w:pStyle w:val="Compact"/>
       </w:pPr>
       <w:r>
         <w:rPr>
+          <w:bCs/>
           <w:b/>
-          <w:bCs/>
         </w:rPr>
         <w:t xml:space="preserve">Submit VEX assertions</w:t>
       </w:r>
@@ -7682,16 +8097,16 @@
     </w:p>
     <w:p>
       <w:pPr>
-        <w:pStyle w:val="Compact"/>
         <w:numPr>
           <w:ilvl w:val="0"/>
           <w:numId w:val="1010"/>
         </w:numPr>
+        <w:pStyle w:val="Compact"/>
       </w:pPr>
       <w:r>
         <w:rPr>
+          <w:bCs/>
           <w:b/>
-          <w:bCs/>
         </w:rPr>
         <w:t xml:space="preserve">Accept SSA SCRM audit rights</w:t>
       </w:r>
@@ -7728,14 +8143,14 @@
         <w:t xml:space="preserve">in the standard Acquisition/Vendor Agreement template.</w:t>
       </w:r>
     </w:p>
-    <w:bookmarkEnd w:id="52"/>
-    <w:bookmarkStart w:id="53" w:name="bod-26-04-compliance-posture"/>
+    <w:bookmarkEnd w:id="61"/>
+    <w:bookmarkStart w:id="62" w:name="bod-26-04-compliance-posture"/>
     <w:p>
       <w:pPr>
         <w:pStyle w:val="Heading2"/>
       </w:pPr>
       <w:r>
-        <w:t xml:space="preserve">8.6 BOD 26-04 Compliance Posture</w:t>
+        <w:t xml:space="preserve">BOD 26-04 Compliance Posture</w:t>
       </w:r>
     </w:p>
     <w:p>
@@ -7756,8 +8171,8 @@
       </w:r>
       <w:r>
         <w:rPr>
+          <w:bCs/>
           <w:b/>
-          <w:bCs/>
         </w:rPr>
         <w:t xml:space="preserve">December 7, 2026</w:t>
       </w:r>
@@ -7769,8 +8184,8 @@
       <w:tblPr>
         <w:tblStyle w:val="Table"/>
         <w:tblW w:type="pct" w:w="5000"/>
-        <w:tblLayout w:type="fixed"/>
         <w:tblLook w:firstRow="1" w:lastRow="0" w:firstColumn="0" w:lastColumn="0" w:noHBand="0" w:noVBand="0" w:val="0020"/>
+        <w:jc w:val="start"/>
       </w:tblPr>
       <w:tblGrid>
         <w:gridCol w:w="2376"/>
@@ -7780,13 +8195,14 @@
       </w:tblGrid>
       <w:tr>
         <w:trPr>
-          <w:tblHeader w:val="on"/>
+          <w:tblHeader w:val="true"/>
         </w:trPr>
         <w:tc>
           <w:tcPr/>
           <w:p>
             <w:pPr>
               <w:pStyle w:val="Compact"/>
+              <w:jc w:val="left"/>
             </w:pPr>
             <w:r>
               <w:t xml:space="preserve">BOD 26-04 Tier</w:t>
@@ -7798,6 +8214,7 @@
           <w:p>
             <w:pPr>
               <w:pStyle w:val="Compact"/>
+              <w:jc w:val="left"/>
             </w:pPr>
             <w:r>
               <w:t xml:space="preserve">Requirement</w:t>
@@ -7809,6 +8226,7 @@
           <w:p>
             <w:pPr>
               <w:pStyle w:val="Compact"/>
+              <w:jc w:val="left"/>
             </w:pPr>
             <w:r>
               <w:t xml:space="preserve">SSA Status</w:t>
@@ -7820,6 +8238,7 @@
           <w:p>
             <w:pPr>
               <w:pStyle w:val="Compact"/>
+              <w:jc w:val="left"/>
             </w:pPr>
             <w:r>
               <w:t xml:space="preserve">Evidence</w:t>
@@ -7833,6 +8252,7 @@
           <w:p>
             <w:pPr>
               <w:pStyle w:val="Compact"/>
+              <w:jc w:val="left"/>
             </w:pPr>
             <w:r>
               <w:t xml:space="preserve">Tier 1: SBOM</w:t>
@@ -7844,6 +8264,7 @@
           <w:p>
             <w:pPr>
               <w:pStyle w:val="Compact"/>
+              <w:jc w:val="left"/>
             </w:pPr>
             <w:r>
               <w:t xml:space="preserve">Machine-readable SBOM for all systems</w:t>
@@ -7855,6 +8276,7 @@
           <w:p>
             <w:pPr>
               <w:pStyle w:val="Compact"/>
+              <w:jc w:val="left"/>
             </w:pPr>
             <w:r>
               <w:t xml:space="preserve">Implemented</w:t>
@@ -7866,6 +8288,7 @@
           <w:p>
             <w:pPr>
               <w:pStyle w:val="Compact"/>
+              <w:jc w:val="left"/>
             </w:pPr>
             <w:r>
               <w:t xml:space="preserve">Part 15, Syft pipeline</w:t>
@@ -7879,6 +8302,7 @@
           <w:p>
             <w:pPr>
               <w:pStyle w:val="Compact"/>
+              <w:jc w:val="left"/>
             </w:pPr>
             <w:r>
               <w:t xml:space="preserve">Tier 2: VDR</w:t>
@@ -7890,6 +8314,7 @@
           <w:p>
             <w:pPr>
               <w:pStyle w:val="Compact"/>
+              <w:jc w:val="left"/>
             </w:pPr>
             <w:r>
               <w:t xml:space="preserve">Vulnerability Disclosure Report</w:t>
@@ -7901,6 +8326,7 @@
           <w:p>
             <w:pPr>
               <w:pStyle w:val="Compact"/>
+              <w:jc w:val="left"/>
             </w:pPr>
             <w:r>
               <w:t xml:space="preserve">Implemented</w:t>
@@ -7912,6 +8338,7 @@
           <w:p>
             <w:pPr>
               <w:pStyle w:val="Compact"/>
+              <w:jc w:val="left"/>
             </w:pPr>
             <w:r>
               <w:t xml:space="preserve">Part 15, Grype output</w:t>
@@ -7925,6 +8352,7 @@
           <w:p>
             <w:pPr>
               <w:pStyle w:val="Compact"/>
+              <w:jc w:val="left"/>
             </w:pPr>
             <w:r>
               <w:t xml:space="preserve">Tier 3: VER</w:t>
@@ -7936,6 +8364,7 @@
           <w:p>
             <w:pPr>
               <w:pStyle w:val="Compact"/>
+              <w:jc w:val="left"/>
             </w:pPr>
             <w:r>
               <w:t xml:space="preserve">Vulnerability Exploitability eXchange</w:t>
@@ -7947,6 +8376,7 @@
           <w:p>
             <w:pPr>
               <w:pStyle w:val="Compact"/>
+              <w:jc w:val="left"/>
             </w:pPr>
             <w:r>
               <w:t xml:space="preserve">Implemented</w:t>
@@ -7958,6 +8388,7 @@
           <w:p>
             <w:pPr>
               <w:pStyle w:val="Compact"/>
+              <w:jc w:val="left"/>
             </w:pPr>
             <w:r>
               <w:t xml:space="preserve">Part 15, OpenVEX JSON</w:t>
@@ -7986,22 +8417,22 @@
         <w:t xml:space="preserve">organizational governance framework established in this charter.</w:t>
       </w:r>
     </w:p>
-    <w:bookmarkEnd w:id="53"/>
-    <w:bookmarkStart w:id="54" w:name="scrm-governance-cadence"/>
+    <w:bookmarkEnd w:id="62"/>
+    <w:bookmarkStart w:id="63" w:name="scrm-governance-cadence"/>
     <w:p>
       <w:pPr>
         <w:pStyle w:val="Heading2"/>
       </w:pPr>
       <w:r>
-        <w:t xml:space="preserve">8.7 SCRM Governance Cadence</w:t>
+        <w:t xml:space="preserve">SCRM Governance Cadence</w:t>
       </w:r>
     </w:p>
     <w:tbl>
       <w:tblPr>
         <w:tblStyle w:val="Table"/>
         <w:tblW w:type="pct" w:w="5000"/>
-        <w:tblLayout w:type="fixed"/>
         <w:tblLook w:firstRow="1" w:lastRow="0" w:firstColumn="0" w:lastColumn="0" w:noHBand="0" w:noVBand="0" w:val="0020"/>
+        <w:jc w:val="start"/>
       </w:tblPr>
       <w:tblGrid>
         <w:gridCol w:w="2200"/>
@@ -8011,13 +8442,14 @@
       </w:tblGrid>
       <w:tr>
         <w:trPr>
-          <w:tblHeader w:val="on"/>
+          <w:tblHeader w:val="true"/>
         </w:trPr>
         <w:tc>
           <w:tcPr/>
           <w:p>
             <w:pPr>
               <w:pStyle w:val="Compact"/>
+              <w:jc w:val="left"/>
             </w:pPr>
             <w:r>
               <w:t xml:space="preserve">Activity</w:t>
@@ -8029,6 +8461,7 @@
           <w:p>
             <w:pPr>
               <w:pStyle w:val="Compact"/>
+              <w:jc w:val="left"/>
             </w:pPr>
             <w:r>
               <w:t xml:space="preserve">Frequency</w:t>
@@ -8040,6 +8473,7 @@
           <w:p>
             <w:pPr>
               <w:pStyle w:val="Compact"/>
+              <w:jc w:val="left"/>
             </w:pPr>
             <w:r>
               <w:t xml:space="preserve">Owner</w:t>
@@ -8051,6 +8485,7 @@
           <w:p>
             <w:pPr>
               <w:pStyle w:val="Compact"/>
+              <w:jc w:val="left"/>
             </w:pPr>
             <w:r>
               <w:t xml:space="preserve">Output</w:t>
@@ -8064,6 +8499,7 @@
           <w:p>
             <w:pPr>
               <w:pStyle w:val="Compact"/>
+              <w:jc w:val="left"/>
             </w:pPr>
             <w:r>
               <w:t xml:space="preserve">SBOM scan (CI gate)</w:t>
@@ -8075,6 +8511,7 @@
           <w:p>
             <w:pPr>
               <w:pStyle w:val="Compact"/>
+              <w:jc w:val="left"/>
             </w:pPr>
             <w:r>
               <w:t xml:space="preserve">Every PR merge</w:t>
@@ -8086,6 +8523,7 @@
           <w:p>
             <w:pPr>
               <w:pStyle w:val="Compact"/>
+              <w:jc w:val="left"/>
             </w:pPr>
             <w:r>
               <w:t xml:space="preserve">DevSecOps</w:t>
@@ -8097,6 +8535,7 @@
           <w:p>
             <w:pPr>
               <w:pStyle w:val="Compact"/>
+              <w:jc w:val="left"/>
             </w:pPr>
             <w:r>
               <w:t xml:space="preserve">VDR (Grype)</w:t>
@@ -8110,6 +8549,7 @@
           <w:p>
             <w:pPr>
               <w:pStyle w:val="Compact"/>
+              <w:jc w:val="left"/>
             </w:pPr>
             <w:r>
               <w:t xml:space="preserve">VEX assertion review</w:t>
@@ -8121,6 +8561,7 @@
           <w:p>
             <w:pPr>
               <w:pStyle w:val="Compact"/>
+              <w:jc w:val="left"/>
             </w:pPr>
             <w:r>
               <w:t xml:space="preserve">90-day cycle</w:t>
@@ -8132,6 +8573,7 @@
           <w:p>
             <w:pPr>
               <w:pStyle w:val="Compact"/>
+              <w:jc w:val="left"/>
             </w:pPr>
             <w:r>
               <w:t xml:space="preserve">ISSO</w:t>
@@ -8143,6 +8585,7 @@
           <w:p>
             <w:pPr>
               <w:pStyle w:val="Compact"/>
+              <w:jc w:val="left"/>
             </w:pPr>
             <w:r>
               <w:t xml:space="preserve">Signed VEX JSON</w:t>
@@ -8156,6 +8599,7 @@
           <w:p>
             <w:pPr>
               <w:pStyle w:val="Compact"/>
+              <w:jc w:val="left"/>
             </w:pPr>
             <w:r>
               <w:t xml:space="preserve">Vendor disclosure matrix review</w:t>
@@ -8167,6 +8611,7 @@
           <w:p>
             <w:pPr>
               <w:pStyle w:val="Compact"/>
+              <w:jc w:val="left"/>
             </w:pPr>
             <w:r>
               <w:t xml:space="preserve">Annual + on change</w:t>
@@ -8178,6 +8623,7 @@
           <w:p>
             <w:pPr>
               <w:pStyle w:val="Compact"/>
+              <w:jc w:val="left"/>
             </w:pPr>
             <w:r>
               <w:t xml:space="preserve">Vendor Risk Analyst</w:t>
@@ -8189,6 +8635,7 @@
           <w:p>
             <w:pPr>
               <w:pStyle w:val="Compact"/>
+              <w:jc w:val="left"/>
             </w:pPr>
             <w:r>
               <w:t xml:space="preserve">Updated matrix</w:t>
@@ -8202,6 +8649,7 @@
           <w:p>
             <w:pPr>
               <w:pStyle w:val="Compact"/>
+              <w:jc w:val="left"/>
             </w:pPr>
             <w:r>
               <w:t xml:space="preserve">SCRM risk register review</w:t>
@@ -8213,6 +8661,7 @@
           <w:p>
             <w:pPr>
               <w:pStyle w:val="Compact"/>
+              <w:jc w:val="left"/>
             </w:pPr>
             <w:r>
               <w:t xml:space="preserve">Quarterly</w:t>
@@ -8224,6 +8673,7 @@
           <w:p>
             <w:pPr>
               <w:pStyle w:val="Compact"/>
+              <w:jc w:val="left"/>
             </w:pPr>
             <w:r>
               <w:t xml:space="preserve">ISSO</w:t>
@@ -8235,6 +8685,7 @@
           <w:p>
             <w:pPr>
               <w:pStyle w:val="Compact"/>
+              <w:jc w:val="left"/>
             </w:pPr>
             <w:r>
               <w:t xml:space="preserve">Risk register update</w:t>
@@ -8248,6 +8699,7 @@
           <w:p>
             <w:pPr>
               <w:pStyle w:val="Compact"/>
+              <w:jc w:val="left"/>
             </w:pPr>
             <w:r>
               <w:t xml:space="preserve">Supplier SBOM receipt</w:t>
@@ -8259,6 +8711,7 @@
           <w:p>
             <w:pPr>
               <w:pStyle w:val="Compact"/>
+              <w:jc w:val="left"/>
             </w:pPr>
             <w:r>
               <w:t xml:space="preserve">On delivery + quarterly</w:t>
@@ -8270,6 +8723,7 @@
           <w:p>
             <w:pPr>
               <w:pStyle w:val="Compact"/>
+              <w:jc w:val="left"/>
             </w:pPr>
             <w:r>
               <w:t xml:space="preserve">Procurement Liaison</w:t>
@@ -8281,6 +8735,7 @@
           <w:p>
             <w:pPr>
               <w:pStyle w:val="Compact"/>
+              <w:jc w:val="left"/>
             </w:pPr>
             <w:r>
               <w:t xml:space="preserve">Supplier SBOM log</w:t>
@@ -8294,6 +8749,7 @@
           <w:p>
             <w:pPr>
               <w:pStyle w:val="Compact"/>
+              <w:jc w:val="left"/>
             </w:pPr>
             <w:r>
               <w:t xml:space="preserve">PSIRT subscription check</w:t>
@@ -8305,6 +8761,7 @@
           <w:p>
             <w:pPr>
               <w:pStyle w:val="Compact"/>
+              <w:jc w:val="left"/>
             </w:pPr>
             <w:r>
               <w:t xml:space="preserve">Monthly</w:t>
@@ -8316,6 +8773,7 @@
           <w:p>
             <w:pPr>
               <w:pStyle w:val="Compact"/>
+              <w:jc w:val="left"/>
             </w:pPr>
             <w:r>
               <w:t xml:space="preserve">DevSecOps</w:t>
@@ -8327,6 +8785,7 @@
           <w:p>
             <w:pPr>
               <w:pStyle w:val="Compact"/>
+              <w:jc w:val="left"/>
             </w:pPr>
             <w:r>
               <w:t xml:space="preserve">Subscription roster</w:t>
@@ -8340,6 +8799,7 @@
           <w:p>
             <w:pPr>
               <w:pStyle w:val="Compact"/>
+              <w:jc w:val="left"/>
             </w:pPr>
             <w:r>
               <w:t xml:space="preserve">SCRM charter review</w:t>
@@ -8351,6 +8811,7 @@
           <w:p>
             <w:pPr>
               <w:pStyle w:val="Compact"/>
+              <w:jc w:val="left"/>
             </w:pPr>
             <w:r>
               <w:t xml:space="preserve">Annual</w:t>
@@ -8362,6 +8823,7 @@
           <w:p>
             <w:pPr>
               <w:pStyle w:val="Compact"/>
+              <w:jc w:val="left"/>
             </w:pPr>
             <w:r>
               <w:t xml:space="preserve">CISO</w:t>
@@ -8373,6 +8835,7 @@
           <w:p>
             <w:pPr>
               <w:pStyle w:val="Compact"/>
+              <w:jc w:val="left"/>
             </w:pPr>
             <w:r>
               <w:t xml:space="preserve">Approved charter revision</w:t>
@@ -8386,6 +8849,7 @@
           <w:p>
             <w:pPr>
               <w:pStyle w:val="Compact"/>
+              <w:jc w:val="left"/>
             </w:pPr>
             <w:r>
               <w:t xml:space="preserve">BOD 26-04 submission check</w:t>
@@ -8397,6 +8861,7 @@
           <w:p>
             <w:pPr>
               <w:pStyle w:val="Compact"/>
+              <w:jc w:val="left"/>
             </w:pPr>
             <w:r>
               <w:t xml:space="preserve">Pre-deadline (Oct 1)</w:t>
@@ -8408,6 +8873,7 @@
           <w:p>
             <w:pPr>
               <w:pStyle w:val="Compact"/>
+              <w:jc w:val="left"/>
             </w:pPr>
             <w:r>
               <w:t xml:space="preserve">CISO / AO</w:t>
@@ -8419,6 +8885,7 @@
           <w:p>
             <w:pPr>
               <w:pStyle w:val="Compact"/>
+              <w:jc w:val="left"/>
             </w:pPr>
             <w:r>
               <w:t xml:space="preserve">VDR/VER submission package</w:t>
@@ -8427,14 +8894,14 @@
         </w:tc>
       </w:tr>
     </w:tbl>
-    <w:bookmarkEnd w:id="54"/>
-    <w:bookmarkStart w:id="55" w:name="charter-approval"/>
+    <w:bookmarkEnd w:id="63"/>
+    <w:bookmarkStart w:id="64" w:name="charter-approval"/>
     <w:p>
       <w:pPr>
         <w:pStyle w:val="Heading2"/>
       </w:pPr>
       <w:r>
-        <w:t xml:space="preserve">8.8 Charter Approval</w:t>
+        <w:t xml:space="preserve">Charter Approval</w:t>
       </w:r>
     </w:p>
     <w:p>
@@ -8450,6 +8917,7 @@
         <w:tblStyle w:val="Table"/>
         <w:tblW w:type="auto" w:w="0"/>
         <w:tblLook w:firstRow="1" w:lastRow="0" w:firstColumn="0" w:lastColumn="0" w:noHBand="0" w:noVBand="0" w:val="0020"/>
+        <w:jc w:val="start"/>
       </w:tblPr>
       <w:tblGrid>
         <w:gridCol w:w="1980"/>
@@ -8459,13 +8927,14 @@
       </w:tblGrid>
       <w:tr>
         <w:trPr>
-          <w:tblHeader w:val="on"/>
+          <w:tblHeader w:val="true"/>
         </w:trPr>
         <w:tc>
           <w:tcPr/>
           <w:p>
             <w:pPr>
               <w:pStyle w:val="Compact"/>
+              <w:jc w:val="left"/>
             </w:pPr>
             <w:r>
               <w:t xml:space="preserve">Role</w:t>
@@ -8477,6 +8946,7 @@
           <w:p>
             <w:pPr>
               <w:pStyle w:val="Compact"/>
+              <w:jc w:val="left"/>
             </w:pPr>
             <w:r>
               <w:t xml:space="preserve">Name</w:t>
@@ -8488,6 +8958,7 @@
           <w:p>
             <w:pPr>
               <w:pStyle w:val="Compact"/>
+              <w:jc w:val="left"/>
             </w:pPr>
             <w:r>
               <w:t xml:space="preserve">Signature</w:t>
@@ -8499,6 +8970,7 @@
           <w:p>
             <w:pPr>
               <w:pStyle w:val="Compact"/>
+              <w:jc w:val="left"/>
             </w:pPr>
             <w:r>
               <w:t xml:space="preserve">Date</w:t>
@@ -8512,6 +8984,7 @@
           <w:p>
             <w:pPr>
               <w:pStyle w:val="Compact"/>
+              <w:jc w:val="left"/>
             </w:pPr>
             <w:r>
               <w:t xml:space="preserve">CISO / SAISO</w:t>
@@ -8523,6 +8996,7 @@
           <w:p>
             <w:pPr>
               <w:pStyle w:val="Compact"/>
+              <w:jc w:val="left"/>
             </w:pPr>
             <w:r>
               <w:t xml:space="preserve">[NAME]</w:t>
@@ -8534,6 +9008,7 @@
           <w:p>
             <w:pPr>
               <w:pStyle w:val="Compact"/>
+              <w:jc w:val="left"/>
             </w:pPr>
             <w:r>
               <w:t xml:space="preserve">[SIGNATURE]</w:t>
@@ -8545,6 +9020,7 @@
           <w:p>
             <w:pPr>
               <w:pStyle w:val="Compact"/>
+              <w:jc w:val="left"/>
             </w:pPr>
             <w:r>
               <w:t xml:space="preserve">[DATE]</w:t>
@@ -8558,6 +9034,7 @@
           <w:p>
             <w:pPr>
               <w:pStyle w:val="Compact"/>
+              <w:jc w:val="left"/>
             </w:pPr>
             <w:r>
               <w:t xml:space="preserve">CIO</w:t>
@@ -8569,6 +9046,7 @@
           <w:p>
             <w:pPr>
               <w:pStyle w:val="Compact"/>
+              <w:jc w:val="left"/>
             </w:pPr>
             <w:r>
               <w:t xml:space="preserve">[NAME]</w:t>
@@ -8580,6 +9058,7 @@
           <w:p>
             <w:pPr>
               <w:pStyle w:val="Compact"/>
+              <w:jc w:val="left"/>
             </w:pPr>
             <w:r>
               <w:t xml:space="preserve">[SIGNATURE]</w:t>
@@ -8591,6 +9070,7 @@
           <w:p>
             <w:pPr>
               <w:pStyle w:val="Compact"/>
+              <w:jc w:val="left"/>
             </w:pPr>
             <w:r>
               <w:t xml:space="preserve">[DATE]</w:t>
@@ -8604,6 +9084,7 @@
           <w:p>
             <w:pPr>
               <w:pStyle w:val="Compact"/>
+              <w:jc w:val="left"/>
             </w:pPr>
             <w:r>
               <w:t xml:space="preserve">AO</w:t>
@@ -8615,6 +9096,7 @@
           <w:p>
             <w:pPr>
               <w:pStyle w:val="Compact"/>
+              <w:jc w:val="left"/>
             </w:pPr>
             <w:r>
               <w:t xml:space="preserve">[NAME]</w:t>
@@ -8626,6 +9108,7 @@
           <w:p>
             <w:pPr>
               <w:pStyle w:val="Compact"/>
+              <w:jc w:val="left"/>
             </w:pPr>
             <w:r>
               <w:t xml:space="preserve">[SIGNATURE]</w:t>
@@ -8637,6 +9120,7 @@
           <w:p>
             <w:pPr>
               <w:pStyle w:val="Compact"/>
+              <w:jc w:val="left"/>
             </w:pPr>
             <w:r>
               <w:t xml:space="preserve">[DATE]</w:t>
@@ -8650,6 +9134,7 @@
           <w:p>
             <w:pPr>
               <w:pStyle w:val="Compact"/>
+              <w:jc w:val="left"/>
             </w:pPr>
             <w:r>
               <w:t xml:space="preserve">Privacy Officer</w:t>
@@ -8661,6 +9146,7 @@
           <w:p>
             <w:pPr>
               <w:pStyle w:val="Compact"/>
+              <w:jc w:val="left"/>
             </w:pPr>
             <w:r>
               <w:t xml:space="preserve">[NAME]</w:t>
@@ -8672,6 +9158,7 @@
           <w:p>
             <w:pPr>
               <w:pStyle w:val="Compact"/>
+              <w:jc w:val="left"/>
             </w:pPr>
             <w:r>
               <w:t xml:space="preserve">[SIGNATURE]</w:t>
@@ -8683,6 +9170,7 @@
           <w:p>
             <w:pPr>
               <w:pStyle w:val="Compact"/>
+              <w:jc w:val="left"/>
             </w:pPr>
             <w:r>
               <w:t xml:space="preserve">[DATE]</w:t>
@@ -8724,23 +9212,23 @@
         </w:pict>
       </w:r>
     </w:p>
-    <w:bookmarkEnd w:id="55"/>
-    <w:bookmarkEnd w:id="56"/>
-    <w:bookmarkStart w:id="57" w:name="X9a8cc4156c444ad790bcefa1d9b65ee3c9d9279"/>
+    <w:bookmarkEnd w:id="64"/>
+    <w:bookmarkEnd w:id="65"/>
+    <w:bookmarkStart w:id="66" w:name="X9a8cc4156c444ad790bcefa1d9b65ee3c9d9279"/>
     <w:p>
       <w:pPr>
         <w:pStyle w:val="Heading1"/>
       </w:pPr>
       <w:r>
-        <w:t xml:space="preserve">9. Appendix A — PM Control Traceability Matrix</w:t>
+        <w:t xml:space="preserve">Appendix A — PM Control Traceability Matrix</w:t>
       </w:r>
     </w:p>
     <w:tbl>
       <w:tblPr>
         <w:tblStyle w:val="Table"/>
         <w:tblW w:type="pct" w:w="5000"/>
-        <w:tblLayout w:type="fixed"/>
         <w:tblLook w:firstRow="1" w:lastRow="0" w:firstColumn="0" w:lastColumn="0" w:noHBand="0" w:noVBand="0" w:val="0020"/>
+        <w:jc w:val="start"/>
       </w:tblPr>
       <w:tblGrid>
         <w:gridCol w:w="1620"/>
@@ -8751,13 +9239,14 @@
       </w:tblGrid>
       <w:tr>
         <w:trPr>
-          <w:tblHeader w:val="on"/>
+          <w:tblHeader w:val="true"/>
         </w:trPr>
         <w:tc>
           <w:tcPr/>
           <w:p>
             <w:pPr>
               <w:pStyle w:val="Compact"/>
+              <w:jc w:val="left"/>
             </w:pPr>
             <w:r>
               <w:t xml:space="preserve">Control</w:t>
@@ -8769,6 +9258,7 @@
           <w:p>
             <w:pPr>
               <w:pStyle w:val="Compact"/>
+              <w:jc w:val="left"/>
             </w:pPr>
             <w:r>
               <w:t xml:space="preserve">Title</w:t>
@@ -8780,6 +9270,7 @@
           <w:p>
             <w:pPr>
               <w:pStyle w:val="Compact"/>
+              <w:jc w:val="left"/>
             </w:pPr>
             <w:r>
               <w:t xml:space="preserve">§Reference</w:t>
@@ -8791,6 +9282,7 @@
           <w:p>
             <w:pPr>
               <w:pStyle w:val="Compact"/>
+              <w:jc w:val="left"/>
             </w:pPr>
             <w:r>
               <w:t xml:space="preserve">Artifact</w:t>
@@ -8802,6 +9294,7 @@
           <w:p>
             <w:pPr>
               <w:pStyle w:val="Compact"/>
+              <w:jc w:val="left"/>
             </w:pPr>
             <w:r>
               <w:t xml:space="preserve">Status</w:t>
@@ -8815,6 +9308,7 @@
           <w:p>
             <w:pPr>
               <w:pStyle w:val="Compact"/>
+              <w:jc w:val="left"/>
             </w:pPr>
             <w:r>
               <w:t xml:space="preserve">PM-1</w:t>
@@ -8826,6 +9320,7 @@
           <w:p>
             <w:pPr>
               <w:pStyle w:val="Compact"/>
+              <w:jc w:val="left"/>
             </w:pPr>
             <w:r>
               <w:t xml:space="preserve">Information Security Program Plan</w:t>
@@ -8837,6 +9332,7 @@
           <w:p>
             <w:pPr>
               <w:pStyle w:val="Compact"/>
+              <w:jc w:val="left"/>
             </w:pPr>
             <w:r>
               <w:t xml:space="preserve">§2</w:t>
@@ -8848,6 +9344,7 @@
           <w:p>
             <w:pPr>
               <w:pStyle w:val="Compact"/>
+              <w:jc w:val="left"/>
             </w:pPr>
             <w:r>
               <w:t xml:space="preserve">ISPP Template</w:t>
@@ -8859,6 +9356,7 @@
           <w:p>
             <w:pPr>
               <w:pStyle w:val="Compact"/>
+              <w:jc w:val="left"/>
             </w:pPr>
             <w:r>
               <w:t xml:space="preserve">✅ Template provided</w:t>
@@ -8872,6 +9370,7 @@
           <w:p>
             <w:pPr>
               <w:pStyle w:val="Compact"/>
+              <w:jc w:val="left"/>
             </w:pPr>
             <w:r>
               <w:t xml:space="preserve">PM-2</w:t>
@@ -8883,6 +9382,7 @@
           <w:p>
             <w:pPr>
               <w:pStyle w:val="Compact"/>
+              <w:jc w:val="left"/>
             </w:pPr>
             <w:r>
               <w:t xml:space="preserve">Info Security Program Leadership Roles</w:t>
@@ -8894,6 +9394,7 @@
           <w:p>
             <w:pPr>
               <w:pStyle w:val="Compact"/>
+              <w:jc w:val="left"/>
             </w:pPr>
             <w:r>
               <w:t xml:space="preserve">§3</w:t>
@@ -8905,6 +9406,7 @@
           <w:p>
             <w:pPr>
               <w:pStyle w:val="Compact"/>
+              <w:jc w:val="left"/>
             </w:pPr>
             <w:r>
               <w:t xml:space="preserve">Leadership RACI</w:t>
@@ -8916,6 +9418,7 @@
           <w:p>
             <w:pPr>
               <w:pStyle w:val="Compact"/>
+              <w:jc w:val="left"/>
             </w:pPr>
             <w:r>
               <w:t xml:space="preserve">✅ Template provided</w:t>
@@ -8929,6 +9432,7 @@
           <w:p>
             <w:pPr>
               <w:pStyle w:val="Compact"/>
+              <w:jc w:val="left"/>
             </w:pPr>
             <w:r>
               <w:t xml:space="preserve">PM-5</w:t>
@@ -8940,6 +9444,7 @@
           <w:p>
             <w:pPr>
               <w:pStyle w:val="Compact"/>
+              <w:jc w:val="left"/>
             </w:pPr>
             <w:r>
               <w:t xml:space="preserve">System Inventory</w:t>
@@ -8951,6 +9456,7 @@
           <w:p>
             <w:pPr>
               <w:pStyle w:val="Compact"/>
+              <w:jc w:val="left"/>
             </w:pPr>
             <w:r>
               <w:t xml:space="preserve">§4</w:t>
@@ -8962,6 +9468,7 @@
           <w:p>
             <w:pPr>
               <w:pStyle w:val="Compact"/>
+              <w:jc w:val="left"/>
             </w:pPr>
             <w:r>
               <w:t xml:space="preserve">Inventory Framework</w:t>
@@ -8973,6 +9480,7 @@
           <w:p>
             <w:pPr>
               <w:pStyle w:val="Compact"/>
+              <w:jc w:val="left"/>
             </w:pPr>
             <w:r>
               <w:t xml:space="preserve">✅ Template + automation</w:t>
@@ -8986,6 +9494,7 @@
           <w:p>
             <w:pPr>
               <w:pStyle w:val="Compact"/>
+              <w:jc w:val="left"/>
             </w:pPr>
             <w:r>
               <w:t xml:space="preserve">PM-7</w:t>
@@ -8997,6 +9506,7 @@
           <w:p>
             <w:pPr>
               <w:pStyle w:val="Compact"/>
+              <w:jc w:val="left"/>
             </w:pPr>
             <w:r>
               <w:t xml:space="preserve">Enterprise Architecture</w:t>
@@ -9008,6 +9518,7 @@
           <w:p>
             <w:pPr>
               <w:pStyle w:val="Compact"/>
+              <w:jc w:val="left"/>
             </w:pPr>
             <w:r>
               <w:t xml:space="preserve">§2.4</w:t>
@@ -9019,6 +9530,7 @@
           <w:p>
             <w:pPr>
               <w:pStyle w:val="Compact"/>
+              <w:jc w:val="left"/>
             </w:pPr>
             <w:r>
               <w:t xml:space="preserve">EA Integration</w:t>
@@ -9030,6 +9542,7 @@
           <w:p>
             <w:pPr>
               <w:pStyle w:val="Compact"/>
+              <w:jc w:val="left"/>
             </w:pPr>
             <w:r>
               <w:t xml:space="preserve">✅ Architecture gates</w:t>
@@ -9043,6 +9556,7 @@
           <w:p>
             <w:pPr>
               <w:pStyle w:val="Compact"/>
+              <w:jc w:val="left"/>
             </w:pPr>
             <w:r>
               <w:t xml:space="preserve">PM-9</w:t>
@@ -9054,6 +9568,7 @@
           <w:p>
             <w:pPr>
               <w:pStyle w:val="Compact"/>
+              <w:jc w:val="left"/>
             </w:pPr>
             <w:r>
               <w:t xml:space="preserve">Risk Management Strategy</w:t>
@@ -9065,6 +9580,7 @@
           <w:p>
             <w:pPr>
               <w:pStyle w:val="Compact"/>
+              <w:jc w:val="left"/>
             </w:pPr>
             <w:r>
               <w:t xml:space="preserve">§5</w:t>
@@ -9076,6 +9592,7 @@
           <w:p>
             <w:pPr>
               <w:pStyle w:val="Compact"/>
+              <w:jc w:val="left"/>
             </w:pPr>
             <w:r>
               <w:t xml:space="preserve">Risk Register</w:t>
@@ -9087,6 +9604,7 @@
           <w:p>
             <w:pPr>
               <w:pStyle w:val="Compact"/>
+              <w:jc w:val="left"/>
             </w:pPr>
             <w:r>
               <w:t xml:space="preserve">✅ Template provided</w:t>
@@ -9100,6 +9618,7 @@
           <w:p>
             <w:pPr>
               <w:pStyle w:val="Compact"/>
+              <w:jc w:val="left"/>
             </w:pPr>
             <w:r>
               <w:t xml:space="preserve">PM-11</w:t>
@@ -9111,6 +9630,7 @@
           <w:p>
             <w:pPr>
               <w:pStyle w:val="Compact"/>
+              <w:jc w:val="left"/>
             </w:pPr>
             <w:r>
               <w:t xml:space="preserve">Mission/Business Process Definition</w:t>
@@ -9122,6 +9642,7 @@
           <w:p>
             <w:pPr>
               <w:pStyle w:val="Compact"/>
+              <w:jc w:val="left"/>
             </w:pPr>
             <w:r>
               <w:t xml:space="preserve">§2.5</w:t>
@@ -9133,6 +9654,7 @@
           <w:p>
             <w:pPr>
               <w:pStyle w:val="Compact"/>
+              <w:jc w:val="left"/>
             </w:pPr>
             <w:r>
               <w:t xml:space="preserve">Mission Map</w:t>
@@ -9144,6 +9666,7 @@
           <w:p>
             <w:pPr>
               <w:pStyle w:val="Compact"/>
+              <w:jc w:val="left"/>
             </w:pPr>
             <w:r>
               <w:t xml:space="preserve">✅ Template provided</w:t>
@@ -9157,6 +9680,7 @@
           <w:p>
             <w:pPr>
               <w:pStyle w:val="Compact"/>
+              <w:jc w:val="left"/>
             </w:pPr>
             <w:r>
               <w:t xml:space="preserve">PM-14</w:t>
@@ -9168,6 +9692,7 @@
           <w:p>
             <w:pPr>
               <w:pStyle w:val="Compact"/>
+              <w:jc w:val="left"/>
             </w:pPr>
             <w:r>
               <w:t xml:space="preserve">Testing, Training, and Monitoring</w:t>
@@ -9179,6 +9704,7 @@
           <w:p>
             <w:pPr>
               <w:pStyle w:val="Compact"/>
+              <w:jc w:val="left"/>
             </w:pPr>
             <w:r>
               <w:t xml:space="preserve">§6</w:t>
@@ -9190,6 +9716,7 @@
           <w:p>
             <w:pPr>
               <w:pStyle w:val="Compact"/>
+              <w:jc w:val="left"/>
             </w:pPr>
             <w:r>
               <w:t xml:space="preserve">T&amp;T&amp;M Plan</w:t>
@@ -9201,6 +9728,7 @@
           <w:p>
             <w:pPr>
               <w:pStyle w:val="Compact"/>
+              <w:jc w:val="left"/>
             </w:pPr>
             <w:r>
               <w:t xml:space="preserve">✅ Template provided</w:t>
@@ -9214,6 +9742,7 @@
           <w:p>
             <w:pPr>
               <w:pStyle w:val="Compact"/>
+              <w:jc w:val="left"/>
             </w:pPr>
             <w:r>
               <w:t xml:space="preserve">PM-15</w:t>
@@ -9225,6 +9754,7 @@
           <w:p>
             <w:pPr>
               <w:pStyle w:val="Compact"/>
+              <w:jc w:val="left"/>
             </w:pPr>
             <w:r>
               <w:t xml:space="preserve">Security Contact with Groups</w:t>
@@ -9236,6 +9766,7 @@
           <w:p>
             <w:pPr>
               <w:pStyle w:val="Compact"/>
+              <w:jc w:val="left"/>
             </w:pPr>
             <w:r>
               <w:t xml:space="preserve">§7</w:t>
@@ -9247,6 +9778,7 @@
           <w:p>
             <w:pPr>
               <w:pStyle w:val="Compact"/>
+              <w:jc w:val="left"/>
             </w:pPr>
             <w:r>
               <w:t xml:space="preserve">Contact Registry</w:t>
@@ -9258,6 +9790,7 @@
           <w:p>
             <w:pPr>
               <w:pStyle w:val="Compact"/>
+              <w:jc w:val="left"/>
             </w:pPr>
             <w:r>
               <w:t xml:space="preserve">✅ Template provided</w:t>
@@ -9271,6 +9804,7 @@
           <w:p>
             <w:pPr>
               <w:pStyle w:val="Compact"/>
+              <w:jc w:val="left"/>
             </w:pPr>
             <w:r>
               <w:t xml:space="preserve">PM-30</w:t>
@@ -9282,6 +9816,7 @@
           <w:p>
             <w:pPr>
               <w:pStyle w:val="Compact"/>
+              <w:jc w:val="left"/>
             </w:pPr>
             <w:r>
               <w:t xml:space="preserve">Supply Chain Risk Management Strategy</w:t>
@@ -9293,6 +9828,7 @@
           <w:p>
             <w:pPr>
               <w:pStyle w:val="Compact"/>
+              <w:jc w:val="left"/>
             </w:pPr>
             <w:r>
               <w:t xml:space="preserve">§8</w:t>
@@ -9304,6 +9840,7 @@
           <w:p>
             <w:pPr>
               <w:pStyle w:val="Compact"/>
+              <w:jc w:val="left"/>
             </w:pPr>
             <w:r>
               <w:t xml:space="preserve">SCRM Charter</w:t>
@@ -9315,6 +9852,7 @@
           <w:p>
             <w:pPr>
               <w:pStyle w:val="Compact"/>
+              <w:jc w:val="left"/>
             </w:pPr>
             <w:r>
               <w:t xml:space="preserve">✅ Template provided</w:t>
@@ -9330,22 +9868,22 @@
         </w:pict>
       </w:r>
     </w:p>
-    <w:bookmarkEnd w:id="57"/>
-    <w:bookmarkStart w:id="58" w:name="X1ee99e825fea4562699de3ef6af8c2d280fddae"/>
+    <w:bookmarkEnd w:id="66"/>
+    <w:bookmarkStart w:id="67" w:name="X1ee99e825fea4562699de3ef6af8c2d280fddae"/>
     <w:p>
       <w:pPr>
         <w:pStyle w:val="Heading1"/>
       </w:pPr>
       <w:r>
-        <w:t xml:space="preserve">10. Appendix B — Integration with AAN Technical Series</w:t>
+        <w:t xml:space="preserve">Appendix B — Integration with AAN Technical Series</w:t>
       </w:r>
     </w:p>
     <w:tbl>
       <w:tblPr>
         <w:tblStyle w:val="Table"/>
         <w:tblW w:type="pct" w:w="5000"/>
-        <w:tblLayout w:type="fixed"/>
         <w:tblLook w:firstRow="1" w:lastRow="0" w:firstColumn="0" w:lastColumn="0" w:noHBand="0" w:noVBand="0" w:val="0020"/>
+        <w:jc w:val="start"/>
       </w:tblPr>
       <w:tblGrid>
         <w:gridCol w:w="2329"/>
@@ -9353,13 +9891,14 @@
       </w:tblGrid>
       <w:tr>
         <w:trPr>
-          <w:tblHeader w:val="on"/>
+          <w:tblHeader w:val="true"/>
         </w:trPr>
         <w:tc>
           <w:tcPr/>
           <w:p>
             <w:pPr>
               <w:pStyle w:val="Compact"/>
+              <w:jc w:val="left"/>
             </w:pPr>
             <w:r>
               <w:t xml:space="preserve">AAN Part</w:t>
@@ -9371,6 +9910,7 @@
           <w:p>
             <w:pPr>
               <w:pStyle w:val="Compact"/>
+              <w:jc w:val="left"/>
             </w:pPr>
             <w:r>
               <w:t xml:space="preserve">PM Control Dependencies</w:t>
@@ -9384,6 +9924,7 @@
           <w:p>
             <w:pPr>
               <w:pStyle w:val="Compact"/>
+              <w:jc w:val="left"/>
             </w:pPr>
             <w:r>
               <w:t xml:space="preserve">Part 5 (Entra ID / ZTNA)</w:t>
@@ -9395,6 +9936,7 @@
           <w:p>
             <w:pPr>
               <w:pStyle w:val="Compact"/>
+              <w:jc w:val="left"/>
             </w:pPr>
             <w:r>
               <w:t xml:space="preserve">PM-5 (system inventory — identity plane)</w:t>
@@ -9408,6 +9950,7 @@
           <w:p>
             <w:pPr>
               <w:pStyle w:val="Compact"/>
+              <w:jc w:val="left"/>
             </w:pPr>
             <w:r>
               <w:t xml:space="preserve">Part 11 (Defender VM)</w:t>
@@ -9419,6 +9962,7 @@
           <w:p>
             <w:pPr>
               <w:pStyle w:val="Compact"/>
+              <w:jc w:val="left"/>
             </w:pPr>
             <w:r>
               <w:t xml:space="preserve">PM-14 (testing — vulnerability scan cadence)</w:t>
@@ -9432,6 +9976,7 @@
           <w:p>
             <w:pPr>
               <w:pStyle w:val="Compact"/>
+              <w:jc w:val="left"/>
             </w:pPr>
             <w:r>
               <w:t xml:space="preserve">Part 12 (Purview / Key Vault)</w:t>
@@ -9443,6 +9988,7 @@
           <w:p>
             <w:pPr>
               <w:pStyle w:val="Compact"/>
+              <w:jc w:val="left"/>
             </w:pPr>
             <w:r>
               <w:t xml:space="preserve">PM-11 (mission mapping — PII-bearing processes)</w:t>
@@ -9456,6 +10002,7 @@
           <w:p>
             <w:pPr>
               <w:pStyle w:val="Compact"/>
+              <w:jc w:val="left"/>
             </w:pPr>
             <w:r>
               <w:t xml:space="preserve">Part 13 (Sentinel)</w:t>
@@ -9467,6 +10014,7 @@
           <w:p>
             <w:pPr>
               <w:pStyle w:val="Compact"/>
+              <w:jc w:val="left"/>
             </w:pPr>
             <w:r>
               <w:t xml:space="preserve">PM-14 (monitoring program — Sentinel workbooks)</w:t>
@@ -9480,6 +10028,7 @@
           <w:p>
             <w:pPr>
               <w:pStyle w:val="Compact"/>
+              <w:jc w:val="left"/>
             </w:pPr>
             <w:r>
               <w:t xml:space="preserve">Part 14 (Contingency)</w:t>
@@ -9491,6 +10040,7 @@
           <w:p>
             <w:pPr>
               <w:pStyle w:val="Compact"/>
+              <w:jc w:val="left"/>
             </w:pPr>
             <w:r>
               <w:t xml:space="preserve">PM-9 (risk register — RTO/RPO inputs)</w:t>
@@ -9504,6 +10054,7 @@
           <w:p>
             <w:pPr>
               <w:pStyle w:val="Compact"/>
+              <w:jc w:val="left"/>
             </w:pPr>
             <w:r>
               <w:t xml:space="preserve">Part 15 (SBOM/VDR/VEX)</w:t>
@@ -9515,6 +10066,7 @@
           <w:p>
             <w:pPr>
               <w:pStyle w:val="Compact"/>
+              <w:jc w:val="left"/>
             </w:pPr>
             <w:r>
               <w:t xml:space="preserve">PM-30 (SCRM charter — technical backbone)</w:t>
@@ -9528,11 +10080,12 @@
           <w:p>
             <w:pPr>
               <w:pStyle w:val="Compact"/>
+              <w:jc w:val="left"/>
             </w:pPr>
             <w:r>
               <w:rPr>
+                <w:bCs/>
                 <w:b/>
-                <w:bCs/>
               </w:rPr>
               <w:t xml:space="preserve">Part 16 (this document)</w:t>
             </w:r>
@@ -9543,6 +10096,7 @@
           <w:p>
             <w:pPr>
               <w:pStyle w:val="Compact"/>
+              <w:jc w:val="left"/>
             </w:pPr>
             <w:r>
               <w:t xml:space="preserve">PM-1, PM-2, PM-5, PM-7, PM-9, PM-11, PM-14, PM-15, PM-30</w:t>
@@ -9571,12 +10125,8 @@
         <w:t xml:space="preserve">complete FedRAMP 20x authorization package for the PM and SR control families.</w:t>
       </w:r>
     </w:p>
-    <w:bookmarkEnd w:id="58"/>
-    <w:sectPr>
-      <w:footnotePr>
-        <w:numRestart w:val="eachSect"/>
-      </w:footnotePr>
-    </w:sectPr>
+    <w:bookmarkEnd w:id="67"/>
+    <w:sectPr/>
   </w:body>
 </w:document>
 </file>
@@ -9607,14 +10157,14 @@
 <file path=word/numbering.xml><?xml version="1.0" encoding="utf-8"?>
 <w:numbering xmlns:w="http://schemas.openxmlformats.org/wordprocessingml/2006/main">
   <w:abstractNum w:abstractNumId="990">
-    <w:nsid w:val="0000A990"/>
+    <w:nsid w:val="A990"/>
     <w:multiLevelType w:val="multilevel"/>
     <w:lvl w:ilvl="0">
       <w:numFmt w:val="bullet"/>
       <w:lvlText w:val=" "/>
       <w:lvlJc w:val="left"/>
       <w:pPr>
-        <w:ind w:left="720" w:hanging="360"/>
+        <w:ind w:left="720" w:hanging="480"/>
       </w:pPr>
     </w:lvl>
     <w:lvl w:ilvl="1">
@@ -9622,7 +10172,7 @@
       <w:lvlText w:val=" "/>
       <w:lvlJc w:val="left"/>
       <w:pPr>
-        <w:ind w:left="1440" w:hanging="360"/>
+        <w:ind w:left="1440" w:hanging="480"/>
       </w:pPr>
     </w:lvl>
     <w:lvl w:ilvl="2">
@@ -9630,7 +10180,7 @@
       <w:lvlText w:val=" "/>
       <w:lvlJc w:val="left"/>
       <w:pPr>
-        <w:ind w:left="2160" w:hanging="360"/>
+        <w:ind w:left="2160" w:hanging="480"/>
       </w:pPr>
     </w:lvl>
     <w:lvl w:ilvl="3">
@@ -9638,7 +10188,7 @@
       <w:lvlText w:val=" "/>
       <w:lvlJc w:val="left"/>
       <w:pPr>
-        <w:ind w:left="2880" w:hanging="360"/>
+        <w:ind w:left="2880" w:hanging="480"/>
       </w:pPr>
     </w:lvl>
     <w:lvl w:ilvl="4">
@@ -9646,7 +10196,7 @@
       <w:lvlText w:val=" "/>
       <w:lvlJc w:val="left"/>
       <w:pPr>
-        <w:ind w:left="3600" w:hanging="360"/>
+        <w:ind w:left="3600" w:hanging="480"/>
       </w:pPr>
     </w:lvl>
     <w:lvl w:ilvl="5">
@@ -9654,7 +10204,7 @@
       <w:lvlText w:val=" "/>
       <w:lvlJc w:val="left"/>
       <w:pPr>
-        <w:ind w:left="4320" w:hanging="360"/>
+        <w:ind w:left="4320" w:hanging="480"/>
       </w:pPr>
     </w:lvl>
     <w:lvl w:ilvl="6">
@@ -9662,7 +10212,7 @@
       <w:lvlText w:val=" "/>
       <w:lvlJc w:val="left"/>
       <w:pPr>
-        <w:ind w:left="5040" w:hanging="360"/>
+        <w:ind w:left="5040" w:hanging="480"/>
       </w:pPr>
     </w:lvl>
     <w:lvl w:ilvl="7">
@@ -9670,7 +10220,7 @@
       <w:lvlText w:val=" "/>
       <w:lvlJc w:val="left"/>
       <w:pPr>
-        <w:ind w:left="5760" w:hanging="360"/>
+        <w:ind w:left="5760" w:hanging="480"/>
       </w:pPr>
     </w:lvl>
     <w:lvl w:ilvl="8">
@@ -9678,12 +10228,12 @@
       <w:lvlText w:val=" "/>
       <w:lvlJc w:val="left"/>
       <w:pPr>
-        <w:ind w:left="6480" w:hanging="360"/>
+        <w:ind w:left="6480" w:hanging="480"/>
       </w:pPr>
     </w:lvl>
   </w:abstractNum>
   <w:abstractNum w:abstractNumId="99411">
-    <w:nsid w:val="00A99411"/>
+    <w:nsid w:val="A99411"/>
     <w:multiLevelType w:val="multilevel"/>
     <w:lvl w:ilvl="0">
       <w:start w:val="1"/>
@@ -9691,7 +10241,7 @@
       <w:lvlText w:val="%1."/>
       <w:lvlJc w:val="left"/>
       <w:pPr>
-        <w:ind w:left="720" w:hanging="360"/>
+        <w:ind w:left="720" w:hanging="480"/>
       </w:pPr>
     </w:lvl>
     <w:lvl w:ilvl="1">
@@ -9700,7 +10250,7 @@
       <w:lvlText w:val="%2."/>
       <w:lvlJc w:val="left"/>
       <w:pPr>
-        <w:ind w:left="1440" w:hanging="360"/>
+        <w:ind w:left="1440" w:hanging="480"/>
       </w:pPr>
     </w:lvl>
     <w:lvl w:ilvl="2">
@@ -9709,7 +10259,7 @@
       <w:lvlText w:val="%3."/>
       <w:lvlJc w:val="left"/>
       <w:pPr>
-        <w:ind w:left="2160" w:hanging="360"/>
+        <w:ind w:left="2160" w:hanging="480"/>
       </w:pPr>
     </w:lvl>
     <w:lvl w:ilvl="3">
@@ -9718,7 +10268,7 @@
       <w:lvlText w:val="%4."/>
       <w:lvlJc w:val="left"/>
       <w:pPr>
-        <w:ind w:left="2880" w:hanging="360"/>
+        <w:ind w:left="2880" w:hanging="480"/>
       </w:pPr>
     </w:lvl>
     <w:lvl w:ilvl="4">
@@ -9727,7 +10277,7 @@
       <w:lvlText w:val="%5."/>
       <w:lvlJc w:val="left"/>
       <w:pPr>
-        <w:ind w:left="3600" w:hanging="360"/>
+        <w:ind w:left="3600" w:hanging="480"/>
       </w:pPr>
     </w:lvl>
     <w:lvl w:ilvl="5">
@@ -9736,7 +10286,7 @@
       <w:lvlText w:val="%6."/>
       <w:lvlJc w:val="left"/>
       <w:pPr>
-        <w:ind w:left="4320" w:hanging="360"/>
+        <w:ind w:left="4320" w:hanging="480"/>
       </w:pPr>
     </w:lvl>
     <w:lvl w:ilvl="6">
@@ -9745,7 +10295,7 @@
       <w:lvlText w:val="%7."/>
       <w:lvlJc w:val="left"/>
       <w:pPr>
-        <w:ind w:left="5040" w:hanging="360"/>
+        <w:ind w:left="5040" w:hanging="480"/>
       </w:pPr>
     </w:lvl>
     <w:lvl w:ilvl="7">
@@ -9754,7 +10304,7 @@
       <w:lvlText w:val="%8."/>
       <w:lvlJc w:val="left"/>
       <w:pPr>
-        <w:ind w:left="5760" w:hanging="360"/>
+        <w:ind w:left="5760" w:hanging="480"/>
       </w:pPr>
     </w:lvl>
     <w:lvl w:ilvl="8">
@@ -9763,111 +10313,84 @@
       <w:lvlText w:val="%9."/>
       <w:lvlJc w:val="left"/>
       <w:pPr>
-        <w:ind w:left="6480" w:hanging="360"/>
+        <w:ind w:left="6480" w:hanging="480"/>
       </w:pPr>
     </w:lvl>
   </w:abstractNum>
   <w:abstractNum w:abstractNumId="991">
-    <w:nsid w:val="0000A991"/>
+    <w:nsid w:val="A991"/>
     <w:multiLevelType w:val="multilevel"/>
     <w:lvl w:ilvl="0">
       <w:numFmt w:val="bullet"/>
-      <w:lvlText w:val=""/>
+      <w:lvlText w:val="•"/>
       <w:lvlJc w:val="left"/>
       <w:pPr>
-        <w:ind w:left="720" w:hanging="360"/>
-      </w:pPr>
-      <w:rPr>
-        <w:rFonts w:ascii="Symbol" w:hAnsi="Symbol" w:cs="Symbol" w:hint="default"/>
-      </w:rPr>
+        <w:ind w:left="720" w:hanging="480"/>
+      </w:pPr>
     </w:lvl>
     <w:lvl w:ilvl="1">
       <w:numFmt w:val="bullet"/>
-      <w:lvlText w:val="o"/>
+      <w:lvlText w:val="–"/>
       <w:lvlJc w:val="left"/>
       <w:pPr>
-        <w:ind w:left="1440" w:hanging="360"/>
-      </w:pPr>
-      <w:rPr>
-        <w:rFonts w:ascii="Courier New" w:hAnsi="Courier New" w:cs="Courier New" w:hint="default"/>
-      </w:rPr>
+        <w:ind w:left="1440" w:hanging="480"/>
+      </w:pPr>
     </w:lvl>
     <w:lvl w:ilvl="2">
       <w:numFmt w:val="bullet"/>
-      <w:lvlText w:val=""/>
+      <w:lvlText w:val="•"/>
       <w:lvlJc w:val="left"/>
       <w:pPr>
-        <w:ind w:left="2160" w:hanging="360"/>
-      </w:pPr>
-      <w:rPr>
-        <w:rFonts w:ascii="Wingdings" w:hAnsi="Wingdings" w:cs="Wingdings" w:hint="default"/>
-      </w:rPr>
+        <w:ind w:left="2160" w:hanging="480"/>
+      </w:pPr>
     </w:lvl>
     <w:lvl w:ilvl="3">
       <w:numFmt w:val="bullet"/>
-      <w:lvlText w:val=""/>
+      <w:lvlText w:val="–"/>
       <w:lvlJc w:val="left"/>
       <w:pPr>
-        <w:ind w:left="2880" w:hanging="360"/>
-      </w:pPr>
-      <w:rPr>
-        <w:rFonts w:ascii="Symbol" w:hAnsi="Symbol" w:cs="Symbol" w:hint="default"/>
-      </w:rPr>
+        <w:ind w:left="2880" w:hanging="480"/>
+      </w:pPr>
     </w:lvl>
     <w:lvl w:ilvl="4">
       <w:numFmt w:val="bullet"/>
-      <w:lvlText w:val="o"/>
+      <w:lvlText w:val="•"/>
       <w:lvlJc w:val="left"/>
       <w:pPr>
-        <w:ind w:left="3600" w:hanging="360"/>
-      </w:pPr>
-      <w:rPr>
-        <w:rFonts w:ascii="Courier New" w:hAnsi="Courier New" w:cs="Courier New" w:hint="default"/>
-      </w:rPr>
+        <w:ind w:left="3600" w:hanging="480"/>
+      </w:pPr>
     </w:lvl>
     <w:lvl w:ilvl="5">
       <w:numFmt w:val="bullet"/>
-      <w:lvlText w:val=""/>
+      <w:lvlText w:val="–"/>
       <w:lvlJc w:val="left"/>
       <w:pPr>
-        <w:ind w:left="4320" w:hanging="360"/>
-      </w:pPr>
-      <w:rPr>
-        <w:rFonts w:ascii="Wingdings" w:hAnsi="Wingdings" w:cs="Wingdings" w:hint="default"/>
-      </w:rPr>
+        <w:ind w:left="4320" w:hanging="480"/>
+      </w:pPr>
     </w:lvl>
     <w:lvl w:ilvl="6">
       <w:numFmt w:val="bullet"/>
-      <w:lvlText w:val=""/>
+      <w:lvlText w:val="•"/>
       <w:lvlJc w:val="left"/>
       <w:pPr>
-        <w:ind w:left="5040" w:hanging="360"/>
-      </w:pPr>
-      <w:rPr>
-        <w:rFonts w:ascii="Symbol" w:hAnsi="Symbol" w:cs="Symbol" w:hint="default"/>
-      </w:rPr>
+        <w:ind w:left="5040" w:hanging="480"/>
+      </w:pPr>
     </w:lvl>
     <w:lvl w:ilvl="7">
       <w:numFmt w:val="bullet"/>
-      <w:lvlText w:val="o"/>
+      <w:lvlText w:val="–"/>
       <w:lvlJc w:val="left"/>
       <w:pPr>
-        <w:ind w:left="5760" w:hanging="360"/>
-      </w:pPr>
-      <w:rPr>
-        <w:rFonts w:ascii="Courier New" w:hAnsi="Courier New" w:cs="Courier New" w:hint="default"/>
-      </w:rPr>
+        <w:ind w:left="5760" w:hanging="480"/>
+      </w:pPr>
     </w:lvl>
     <w:lvl w:ilvl="8">
       <w:numFmt w:val="bullet"/>
-      <w:lvlText w:val=""/>
+      <w:lvlText w:val="•"/>
       <w:lvlJc w:val="left"/>
       <w:pPr>
-        <w:ind w:left="6480" w:hanging="360"/>
-      </w:pPr>
-      <w:rPr>
-        <w:rFonts w:ascii="Wingdings" w:hAnsi="Wingdings" w:cs="Wingdings" w:hint="default"/>
-      </w:rPr>
+        <w:ind w:left="6480" w:hanging="480"/>
+      </w:pPr>
     </w:lvl>
   </w:abstractNum>
   <w:num w:numId="1000">
@@ -10046,10 +10569,10 @@
   <w:docDefaults>
     <w:rPrDefault>
       <w:rPr>
-        <w:rFonts w:asciiTheme="minorHAnsi" w:cstheme="minorBidi" w:eastAsiaTheme="minorEastAsia" w:hAnsiTheme="minorHAnsi"/>
+        <w:rFonts w:asciiTheme="minorHAnsi" w:cstheme="minorBidi" w:eastAsiaTheme="minorHAnsi" w:hAnsiTheme="minorHAnsi"/>
         <w:sz w:val="24"/>
         <w:szCs w:val="24"/>
-        <w:lang w:bidi="ar-SA" w:eastAsia="zh-CN" w:val="en-US"/>
+        <w:lang w:bidi="ar-SA" w:eastAsia="en-US" w:val="en-US"/>
       </w:rPr>
     </w:rPrDefault>
     <w:pPrDefault>
@@ -10067,10 +10590,10 @@
     <w:name w:val="Body Text"/>
     <w:basedOn w:val="Normal"/>
     <w:link w:val="BodyTextChar"/>
-    <w:qFormat/>
     <w:pPr>
       <w:spacing w:after="180" w:before="180"/>
     </w:pPr>
+    <w:qFormat/>
   </w:style>
   <w:style w:customStyle="1" w:styleId="FirstParagraph" w:type="paragraph">
     <w:name w:val="First Paragraph"/>
@@ -10090,94 +10613,57 @@
     <w:name w:val="Title"/>
     <w:basedOn w:val="Normal"/>
     <w:next w:val="BodyText"/>
-    <w:link w:val="TitleChar"/>
-    <w:uiPriority w:val="10"/>
     <w:qFormat/>
-    <w:rsid w:val="00A10FD9"/>
     <w:pPr>
-      <w:spacing w:after="80" w:line="240" w:lineRule="auto"/>
-      <w:contextualSpacing/>
+      <w:keepNext/>
+      <w:keepLines/>
+      <w:spacing w:after="240" w:before="480"/>
       <w:jc w:val="center"/>
     </w:pPr>
     <w:rPr>
       <w:rFonts w:asciiTheme="majorHAnsi" w:cstheme="majorBidi" w:eastAsiaTheme="majorEastAsia" w:hAnsiTheme="majorHAnsi"/>
-      <w:sz w:val="56"/>
-      <w:szCs w:val="56"/>
-    </w:rPr>
-  </w:style>
-  <w:style w:customStyle="1" w:styleId="TitleChar" w:type="character">
-    <w:name w:val="Title Char"/>
-    <w:basedOn w:val="DefaultParagraphFont"/>
-    <w:link w:val="Title"/>
-    <w:uiPriority w:val="10"/>
-    <w:rsid w:val="00A10FD9"/>
-    <w:rPr>
-      <w:rFonts w:asciiTheme="majorHAnsi" w:cstheme="majorBidi" w:eastAsiaTheme="majorEastAsia" w:hAnsiTheme="majorHAnsi"/>
-      <w:sz w:val="56"/>
-      <w:szCs w:val="56"/>
+      <w:b/>
+      <w:bCs/>
+      <w:color w:themeColor="accent1" w:themeShade="B5" w:val="345A8A"/>
+      <w:sz w:val="36"/>
+      <w:szCs w:val="36"/>
     </w:rPr>
   </w:style>
   <w:style w:styleId="Subtitle" w:type="paragraph">
     <w:name w:val="Subtitle"/>
     <w:basedOn w:val="Title"/>
     <w:next w:val="BodyText"/>
-    <w:link w:val="SubtitleChar"/>
-    <w:uiPriority w:val="11"/>
     <w:qFormat/>
-    <w:rsid w:val="00A10FD9"/>
     <w:pPr>
-      <w:numPr>
-        <w:ilvl w:val="1"/>
-      </w:numPr>
+      <w:keepNext/>
+      <w:keepLines/>
+      <w:spacing w:after="240" w:before="240"/>
+      <w:jc w:val="center"/>
     </w:pPr>
     <w:rPr>
-      <w:rFonts w:cstheme="majorBidi" w:eastAsiaTheme="majorEastAsia"/>
-      <w:spacing w:val="15"/>
-      <w:sz w:val="28"/>
-      <w:szCs w:val="28"/>
-    </w:rPr>
-  </w:style>
-  <w:style w:customStyle="1" w:styleId="SubtitleChar" w:type="character">
-    <w:name w:val="Subtitle Char"/>
-    <w:basedOn w:val="DefaultParagraphFont"/>
-    <w:link w:val="Subtitle"/>
-    <w:uiPriority w:val="11"/>
-    <w:rsid w:val="00A10FD9"/>
-    <w:rPr>
-      <w:rFonts w:cstheme="majorBidi" w:eastAsiaTheme="majorEastAsia"/>
-      <w:color w:themeColor="text1" w:themeTint="A6" w:val="595959"/>
-      <w:spacing w:val="15"/>
-      <w:sz w:val="28"/>
-      <w:szCs w:val="28"/>
+      <w:sz w:val="30"/>
+      <w:szCs w:val="30"/>
     </w:rPr>
   </w:style>
   <w:style w:customStyle="1" w:styleId="Author" w:type="paragraph">
     <w:name w:val="Author"/>
-    <w:basedOn w:val="Title"/>
     <w:next w:val="BodyText"/>
     <w:qFormat/>
     <w:pPr>
       <w:keepNext/>
       <w:keepLines/>
+      <w:jc w:val="center"/>
     </w:pPr>
-    <w:rPr>
-      <w:sz w:val="24"/>
-      <w:szCs w:val="24"/>
-    </w:rPr>
   </w:style>
   <w:style w:styleId="Date" w:type="paragraph">
     <w:name w:val="Date"/>
-    <w:basedOn w:val="Title"/>
     <w:next w:val="BodyText"/>
     <w:qFormat/>
     <w:pPr>
       <w:keepNext/>
       <w:keepLines/>
+      <w:jc w:val="center"/>
     </w:pPr>
-    <w:rPr>
-      <w:sz w:val="24"/>
-      <w:szCs w:val="24"/>
-    </w:rPr>
   </w:style>
   <w:style w:customStyle="1" w:styleId="AbstractTitle" w:type="paragraph">
     <w:name w:val="Abstract Title"/>
@@ -10187,13 +10673,15 @@
     <w:pPr>
       <w:keepNext/>
       <w:keepLines/>
+      <w:jc w:val="center"/>
       <w:spacing w:after="0" w:before="300"/>
-      <w:jc w:val="center"/>
     </w:pPr>
     <w:rPr>
-      <w:b/>
       <w:sz w:val="20"/>
       <w:szCs w:val="20"/>
+      <w:b/>
+      <w:color w:val="345A8A"/>
+      &gt;
     </w:rPr>
   </w:style>
   <w:style w:customStyle="1" w:styleId="Abstract" w:type="paragraph">
@@ -10220,321 +10708,191 @@
     <w:rPr/>
   </w:style>
   <w:style w:styleId="Heading1" w:type="paragraph">
-    <w:name w:val="heading 1"/>
+    <w:name w:val="Heading 1"/>
     <w:basedOn w:val="Normal"/>
     <w:next w:val="BodyText"/>
-    <w:link w:val="Heading1Char"/>
     <w:uiPriority w:val="9"/>
     <w:qFormat/>
-    <w:rsid w:val="00A10FD9"/>
     <w:pPr>
       <w:keepNext/>
       <w:keepLines/>
-      <w:spacing w:after="80" w:before="360"/>
+      <w:spacing w:after="0" w:before="480"/>
       <w:outlineLvl w:val="0"/>
     </w:pPr>
     <w:rPr>
       <w:rFonts w:asciiTheme="majorHAnsi" w:cstheme="majorBidi" w:eastAsiaTheme="majorEastAsia" w:hAnsiTheme="majorHAnsi"/>
-      <w:color w:themeColor="accent1" w:themeShade="BF" w:val="0F4761"/>
-      <w:sz w:val="40"/>
-      <w:szCs w:val="40"/>
+      <w:b/>
+      <w:bCs/>
+      <w:color w:themeColor="accent1" w:val="4F81BD"/>
+      <w:sz w:val="32"/>
+      <w:szCs w:val="32"/>
     </w:rPr>
   </w:style>
   <w:style w:styleId="Heading2" w:type="paragraph">
-    <w:name w:val="heading 2"/>
+    <w:name w:val="Heading 2"/>
     <w:basedOn w:val="Normal"/>
     <w:next w:val="BodyText"/>
-    <w:link w:val="Heading2Char"/>
     <w:uiPriority w:val="9"/>
-    <w:semiHidden/>
     <w:unhideWhenUsed/>
     <w:qFormat/>
-    <w:rsid w:val="00A10FD9"/>
     <w:pPr>
       <w:keepNext/>
       <w:keepLines/>
-      <w:spacing w:after="80" w:before="160"/>
+      <w:spacing w:after="0" w:before="200"/>
       <w:outlineLvl w:val="1"/>
     </w:pPr>
     <w:rPr>
       <w:rFonts w:asciiTheme="majorHAnsi" w:cstheme="majorBidi" w:eastAsiaTheme="majorEastAsia" w:hAnsiTheme="majorHAnsi"/>
-      <w:color w:themeColor="accent1" w:themeShade="BF" w:val="0F4761"/>
-      <w:sz w:val="32"/>
-      <w:szCs w:val="32"/>
-    </w:rPr>
-  </w:style>
-  <w:style w:styleId="Heading3" w:type="paragraph">
-    <w:name w:val="heading 3"/>
-    <w:basedOn w:val="Normal"/>
-    <w:next w:val="BodyText"/>
-    <w:link w:val="Heading3Char"/>
-    <w:uiPriority w:val="9"/>
-    <w:semiHidden/>
-    <w:unhideWhenUsed/>
-    <w:qFormat/>
-    <w:rsid w:val="00A10FD9"/>
-    <w:pPr>
-      <w:keepNext/>
-      <w:keepLines/>
-      <w:spacing w:after="80" w:before="160"/>
-      <w:outlineLvl w:val="2"/>
-    </w:pPr>
-    <w:rPr>
-      <w:rFonts w:cstheme="majorBidi" w:eastAsiaTheme="majorEastAsia"/>
-      <w:color w:themeColor="accent1" w:themeShade="BF" w:val="0F4761"/>
+      <w:b/>
+      <w:bCs/>
+      <w:color w:themeColor="accent1" w:val="4F81BD"/>
       <w:sz w:val="28"/>
       <w:szCs w:val="28"/>
     </w:rPr>
   </w:style>
-  <w:style w:styleId="Heading4" w:type="paragraph">
-    <w:name w:val="heading 4"/>
+  <w:style w:styleId="Heading3" w:type="paragraph">
+    <w:name w:val="Heading 3"/>
     <w:basedOn w:val="Normal"/>
     <w:next w:val="BodyText"/>
-    <w:link w:val="Heading4Char"/>
     <w:uiPriority w:val="9"/>
-    <w:semiHidden/>
     <w:unhideWhenUsed/>
     <w:qFormat/>
-    <w:rsid w:val="00A10FD9"/>
     <w:pPr>
       <w:keepNext/>
       <w:keepLines/>
-      <w:spacing w:after="40" w:before="80"/>
+      <w:spacing w:after="0" w:before="200"/>
+      <w:outlineLvl w:val="2"/>
+    </w:pPr>
+    <w:rPr>
+      <w:rFonts w:asciiTheme="majorHAnsi" w:cstheme="majorBidi" w:eastAsiaTheme="majorEastAsia" w:hAnsiTheme="majorHAnsi"/>
+      <w:b/>
+      <w:bCs/>
+      <w:color w:themeColor="accent1" w:val="4F81BD"/>
+      <w:sz w:val="24"/>
+      <w:szCs w:val="24"/>
+    </w:rPr>
+  </w:style>
+  <w:style w:styleId="Heading4" w:type="paragraph">
+    <w:name w:val="Heading 4"/>
+    <w:basedOn w:val="Normal"/>
+    <w:next w:val="BodyText"/>
+    <w:uiPriority w:val="9"/>
+    <w:unhideWhenUsed/>
+    <w:qFormat/>
+    <w:pPr>
+      <w:keepNext/>
+      <w:keepLines/>
+      <w:spacing w:after="0" w:before="200"/>
       <w:outlineLvl w:val="3"/>
     </w:pPr>
     <w:rPr>
-      <w:rFonts w:cstheme="majorBidi" w:eastAsiaTheme="majorEastAsia"/>
+      <w:rFonts w:asciiTheme="majorHAnsi" w:cstheme="majorBidi" w:eastAsiaTheme="majorEastAsia" w:hAnsiTheme="majorHAnsi"/>
       <w:i/>
-      <w:iCs/>
-      <w:color w:themeColor="accent1" w:themeShade="BF" w:val="0F4761"/>
+      <w:bCs/>
+      <w:color w:themeColor="accent1" w:val="4F81BD"/>
+      <w:sz w:val="24"/>
+      <w:szCs w:val="24"/>
     </w:rPr>
   </w:style>
   <w:style w:styleId="Heading5" w:type="paragraph">
-    <w:name w:val="heading 5"/>
+    <w:name w:val="Heading 5"/>
     <w:basedOn w:val="Normal"/>
     <w:next w:val="BodyText"/>
-    <w:link w:val="Heading5Char"/>
     <w:uiPriority w:val="9"/>
-    <w:semiHidden/>
     <w:unhideWhenUsed/>
     <w:qFormat/>
-    <w:rsid w:val="00A10FD9"/>
     <w:pPr>
       <w:keepNext/>
       <w:keepLines/>
-      <w:spacing w:after="40" w:before="80"/>
+      <w:spacing w:after="0" w:before="200"/>
       <w:outlineLvl w:val="4"/>
     </w:pPr>
     <w:rPr>
-      <w:rFonts w:cstheme="majorBidi" w:eastAsiaTheme="majorEastAsia"/>
-      <w:color w:themeColor="accent1" w:themeShade="BF" w:val="0F4761"/>
+      <w:rFonts w:asciiTheme="majorHAnsi" w:cstheme="majorBidi" w:eastAsiaTheme="majorEastAsia" w:hAnsiTheme="majorHAnsi"/>
+      <w:iCs/>
+      <w:color w:themeColor="accent1" w:val="4F81BD"/>
+      <w:sz w:val="24"/>
+      <w:szCs w:val="24"/>
     </w:rPr>
   </w:style>
   <w:style w:styleId="Heading6" w:type="paragraph">
-    <w:name w:val="heading 6"/>
+    <w:name w:val="Heading 6"/>
     <w:basedOn w:val="Normal"/>
     <w:next w:val="BodyText"/>
-    <w:link w:val="Heading6Char"/>
     <w:uiPriority w:val="9"/>
-    <w:semiHidden/>
     <w:unhideWhenUsed/>
     <w:qFormat/>
-    <w:rsid w:val="00A10FD9"/>
     <w:pPr>
       <w:keepNext/>
       <w:keepLines/>
-      <w:spacing w:after="0" w:before="40"/>
+      <w:spacing w:after="0" w:before="200"/>
       <w:outlineLvl w:val="5"/>
     </w:pPr>
     <w:rPr>
-      <w:rFonts w:cstheme="majorBidi" w:eastAsiaTheme="majorEastAsia"/>
-      <w:i/>
-      <w:iCs/>
-      <w:color w:themeColor="text1" w:themeTint="A6" w:val="595959"/>
+      <w:rFonts w:asciiTheme="majorHAnsi" w:cstheme="majorBidi" w:eastAsiaTheme="majorEastAsia" w:hAnsiTheme="majorHAnsi"/>
+      <w:color w:themeColor="accent1" w:val="4F81BD"/>
+      <w:sz w:val="24"/>
+      <w:szCs w:val="24"/>
     </w:rPr>
   </w:style>
   <w:style w:styleId="Heading7" w:type="paragraph">
-    <w:name w:val="heading 7"/>
+    <w:name w:val="Heading 7"/>
     <w:basedOn w:val="Normal"/>
     <w:next w:val="BodyText"/>
-    <w:link w:val="Heading7Char"/>
     <w:uiPriority w:val="9"/>
-    <w:semiHidden/>
     <w:unhideWhenUsed/>
     <w:qFormat/>
-    <w:rsid w:val="00A10FD9"/>
     <w:pPr>
       <w:keepNext/>
       <w:keepLines/>
-      <w:spacing w:after="0" w:before="40"/>
+      <w:spacing w:after="0" w:before="200"/>
       <w:outlineLvl w:val="6"/>
     </w:pPr>
     <w:rPr>
-      <w:rFonts w:cstheme="majorBidi" w:eastAsiaTheme="majorEastAsia"/>
-      <w:color w:themeColor="text1" w:themeTint="A6" w:val="595959"/>
+      <w:rFonts w:asciiTheme="majorHAnsi" w:cstheme="majorBidi" w:eastAsiaTheme="majorEastAsia" w:hAnsiTheme="majorHAnsi"/>
+      <w:color w:themeColor="accent1" w:val="4F81BD"/>
+      <w:sz w:val="24"/>
+      <w:szCs w:val="24"/>
     </w:rPr>
   </w:style>
   <w:style w:styleId="Heading8" w:type="paragraph">
-    <w:name w:val="heading 8"/>
+    <w:name w:val="Heading 8"/>
     <w:basedOn w:val="Normal"/>
     <w:next w:val="BodyText"/>
-    <w:link w:val="Heading8Char"/>
     <w:uiPriority w:val="9"/>
-    <w:semiHidden/>
     <w:unhideWhenUsed/>
     <w:qFormat/>
-    <w:rsid w:val="00A10FD9"/>
     <w:pPr>
       <w:keepNext/>
       <w:keepLines/>
-      <w:spacing w:after="0"/>
+      <w:spacing w:after="0" w:before="200"/>
       <w:outlineLvl w:val="7"/>
     </w:pPr>
     <w:rPr>
-      <w:rFonts w:cstheme="majorBidi" w:eastAsiaTheme="majorEastAsia"/>
-      <w:i/>
-      <w:iCs/>
-      <w:color w:themeColor="text1" w:themeTint="D8" w:val="272727"/>
+      <w:rFonts w:asciiTheme="majorHAnsi" w:cstheme="majorBidi" w:eastAsiaTheme="majorEastAsia" w:hAnsiTheme="majorHAnsi"/>
+      <w:color w:themeColor="accent1" w:val="4F81BD"/>
+      <w:sz w:val="24"/>
+      <w:szCs w:val="24"/>
     </w:rPr>
   </w:style>
   <w:style w:styleId="Heading9" w:type="paragraph">
-    <w:name w:val="heading 9"/>
+    <w:name w:val="Heading 9"/>
     <w:basedOn w:val="Normal"/>
     <w:next w:val="BodyText"/>
-    <w:link w:val="Heading9Char"/>
     <w:uiPriority w:val="9"/>
-    <w:semiHidden/>
     <w:unhideWhenUsed/>
     <w:qFormat/>
-    <w:rsid w:val="00A10FD9"/>
     <w:pPr>
       <w:keepNext/>
       <w:keepLines/>
-      <w:spacing w:after="0"/>
+      <w:spacing w:after="0" w:before="200"/>
       <w:outlineLvl w:val="8"/>
     </w:pPr>
     <w:rPr>
-      <w:rFonts w:cstheme="majorBidi" w:eastAsiaTheme="majorEastAsia"/>
-      <w:color w:themeColor="text1" w:themeTint="D8" w:val="272727"/>
-    </w:rPr>
-  </w:style>
-  <w:style w:customStyle="1" w:styleId="Heading1Char" w:type="character">
-    <w:name w:val="Heading 1 Char"/>
-    <w:basedOn w:val="DefaultParagraphFont"/>
-    <w:link w:val="Heading1"/>
-    <w:uiPriority w:val="9"/>
-    <w:rsid w:val="00A10FD9"/>
-    <w:rPr>
       <w:rFonts w:asciiTheme="majorHAnsi" w:cstheme="majorBidi" w:eastAsiaTheme="majorEastAsia" w:hAnsiTheme="majorHAnsi"/>
-      <w:color w:themeColor="accent1" w:themeShade="BF" w:val="0F4761"/>
-      <w:sz w:val="40"/>
-      <w:szCs w:val="40"/>
-    </w:rPr>
-  </w:style>
-  <w:style w:customStyle="1" w:styleId="Heading2Char" w:type="character">
-    <w:name w:val="Heading 2 Char"/>
-    <w:basedOn w:val="DefaultParagraphFont"/>
-    <w:link w:val="Heading2"/>
-    <w:uiPriority w:val="9"/>
-    <w:semiHidden/>
-    <w:rsid w:val="00A10FD9"/>
-    <w:rPr>
-      <w:rFonts w:asciiTheme="majorHAnsi" w:cstheme="majorBidi" w:eastAsiaTheme="majorEastAsia" w:hAnsiTheme="majorHAnsi"/>
-      <w:color w:themeColor="accent1" w:themeShade="BF" w:val="0F4761"/>
-      <w:sz w:val="32"/>
-      <w:szCs w:val="32"/>
-    </w:rPr>
-  </w:style>
-  <w:style w:customStyle="1" w:styleId="Heading3Char" w:type="character">
-    <w:name w:val="Heading 3 Char"/>
-    <w:basedOn w:val="DefaultParagraphFont"/>
-    <w:link w:val="Heading3"/>
-    <w:uiPriority w:val="9"/>
-    <w:semiHidden/>
-    <w:rsid w:val="00A10FD9"/>
-    <w:rPr>
-      <w:rFonts w:cstheme="majorBidi" w:eastAsiaTheme="majorEastAsia"/>
-      <w:color w:themeColor="accent1" w:themeShade="BF" w:val="0F4761"/>
-      <w:sz w:val="28"/>
-      <w:szCs w:val="28"/>
-    </w:rPr>
-  </w:style>
-  <w:style w:customStyle="1" w:styleId="Heading4Char" w:type="character">
-    <w:name w:val="Heading 4 Char"/>
-    <w:basedOn w:val="DefaultParagraphFont"/>
-    <w:link w:val="Heading4"/>
-    <w:uiPriority w:val="9"/>
-    <w:semiHidden/>
-    <w:rsid w:val="00A10FD9"/>
-    <w:rPr>
-      <w:rFonts w:cstheme="majorBidi" w:eastAsiaTheme="majorEastAsia"/>
-      <w:i/>
-      <w:iCs/>
-      <w:color w:themeColor="accent1" w:themeShade="BF" w:val="0F4761"/>
-    </w:rPr>
-  </w:style>
-  <w:style w:customStyle="1" w:styleId="Heading5Char" w:type="character">
-    <w:name w:val="Heading 5 Char"/>
-    <w:basedOn w:val="DefaultParagraphFont"/>
-    <w:link w:val="Heading5"/>
-    <w:uiPriority w:val="9"/>
-    <w:semiHidden/>
-    <w:rsid w:val="00A10FD9"/>
-    <w:rPr>
-      <w:rFonts w:cstheme="majorBidi" w:eastAsiaTheme="majorEastAsia"/>
-      <w:color w:themeColor="accent1" w:themeShade="BF" w:val="0F4761"/>
-    </w:rPr>
-  </w:style>
-  <w:style w:customStyle="1" w:styleId="Heading6Char" w:type="character">
-    <w:name w:val="Heading 6 Char"/>
-    <w:basedOn w:val="DefaultParagraphFont"/>
-    <w:link w:val="Heading6"/>
-    <w:uiPriority w:val="9"/>
-    <w:semiHidden/>
-    <w:rsid w:val="00A10FD9"/>
-    <w:rPr>
-      <w:rFonts w:cstheme="majorBidi" w:eastAsiaTheme="majorEastAsia"/>
-      <w:i/>
-      <w:iCs/>
-      <w:color w:themeColor="text1" w:themeTint="A6" w:val="595959"/>
-    </w:rPr>
-  </w:style>
-  <w:style w:customStyle="1" w:styleId="Heading7Char" w:type="character">
-    <w:name w:val="Heading 7 Char"/>
-    <w:basedOn w:val="DefaultParagraphFont"/>
-    <w:link w:val="Heading7"/>
-    <w:uiPriority w:val="9"/>
-    <w:semiHidden/>
-    <w:rsid w:val="00A10FD9"/>
-    <w:rPr>
-      <w:rFonts w:cstheme="majorBidi" w:eastAsiaTheme="majorEastAsia"/>
-      <w:color w:themeColor="text1" w:themeTint="A6" w:val="595959"/>
-    </w:rPr>
-  </w:style>
-  <w:style w:customStyle="1" w:styleId="Heading8Char" w:type="character">
-    <w:name w:val="Heading 8 Char"/>
-    <w:basedOn w:val="DefaultParagraphFont"/>
-    <w:link w:val="Heading8"/>
-    <w:uiPriority w:val="9"/>
-    <w:semiHidden/>
-    <w:rsid w:val="00A10FD9"/>
-    <w:rPr>
-      <w:rFonts w:cstheme="majorBidi" w:eastAsiaTheme="majorEastAsia"/>
-      <w:i/>
-      <w:iCs/>
-      <w:color w:themeColor="text1" w:themeTint="D8" w:val="272727"/>
-    </w:rPr>
-  </w:style>
-  <w:style w:customStyle="1" w:styleId="Heading9Char" w:type="character">
-    <w:name w:val="Heading 9 Char"/>
-    <w:basedOn w:val="DefaultParagraphFont"/>
-    <w:link w:val="Heading9"/>
-    <w:uiPriority w:val="9"/>
-    <w:semiHidden/>
-    <w:rsid w:val="00A10FD9"/>
-    <w:rPr>
-      <w:rFonts w:cstheme="majorBidi" w:eastAsiaTheme="majorEastAsia"/>
-      <w:color w:themeColor="text1" w:themeTint="D8" w:val="272727"/>
+      <w:color w:themeColor="accent1" w:val="4F81BD"/>
+      <w:sz w:val="24"/>
+      <w:szCs w:val="24"/>
     </w:rPr>
   </w:style>
   <w:style w:styleId="BlockText" w:type="paragraph">
@@ -10557,18 +10915,6 @@
     <w:unhideWhenUsed/>
     <w:qFormat/>
   </w:style>
-  <w:style w:styleId="FootnoteBlockText" w:type="paragraph">
-    <w:name w:val="Footnote Block Text"/>
-    <w:basedOn w:val="FootnoteText"/>
-    <w:next w:val="FootnoteText"/>
-    <w:uiPriority w:val="9"/>
-    <w:unhideWhenUsed/>
-    <w:qFormat/>
-    <w:pPr>
-      <w:spacing w:after="100" w:before="100"/>
-      <w:ind w:firstLine="0" w:left="480" w:right="480"/>
-    </w:pPr>
-  </w:style>
   <w:style w:default="1" w:styleId="DefaultParagraphFont" w:type="character">
     <w:name w:val="Default Paragraph Font"/>
     <w:semiHidden/>
@@ -10590,11 +10936,18 @@
       </w:tblCellMar>
     </w:tblPr>
     <w:tblStylePr w:type="firstRow">
+      <w:tblPr>
+        <w:jc w:val="left"/>
+        <w:tblInd w:type="dxa" w:w="0"/>
+      </w:tblPr>
+      <w:trPr>
+        <w:jc w:val="left"/>
+      </w:trPr>
       <w:tcPr>
+        <w:vAlign w:val="bottom"/>
         <w:tcBorders>
           <w:bottom w:val="single"/>
         </w:tcBorders>
-        <w:vAlign w:val="bottom"/>
       </w:tcPr>
     </w:tblStylePr>
   </w:style>
@@ -10703,261 +11056,233 @@
     <w:link w:val="VerbatimChar"/>
     <w:pPr>
       <w:wordWrap w:val="off"/>
-      <w:shd w:val="clear" w:fill="f1f3f5"/>
     </w:pPr>
   </w:style>
   <w:style w:type="character" w:customStyle="1" w:styleId="KeywordTok">
     <w:name w:val="KeywordTok"/>
     <w:basedOn w:val="VerbatimChar"/>
     <w:rPr>
+      <w:color w:val="007020"/>
       <w:b/>
-      <w:color w:val="003b4f"/>
-      <w:shd w:val="clear" w:fill="f1f3f5"/>
     </w:rPr>
   </w:style>
   <w:style w:type="character" w:customStyle="1" w:styleId="DataTypeTok">
     <w:name w:val="DataTypeTok"/>
     <w:basedOn w:val="VerbatimChar"/>
     <w:rPr>
-      <w:color w:val="ad0000"/>
-      <w:shd w:val="clear" w:fill="f1f3f5"/>
+      <w:color w:val="902000"/>
     </w:rPr>
   </w:style>
   <w:style w:type="character" w:customStyle="1" w:styleId="DecValTok">
     <w:name w:val="DecValTok"/>
     <w:basedOn w:val="VerbatimChar"/>
     <w:rPr>
-      <w:color w:val="ad0000"/>
-      <w:shd w:val="clear" w:fill="f1f3f5"/>
+      <w:color w:val="40a070"/>
     </w:rPr>
   </w:style>
   <w:style w:type="character" w:customStyle="1" w:styleId="BaseNTok">
     <w:name w:val="BaseNTok"/>
     <w:basedOn w:val="VerbatimChar"/>
     <w:rPr>
-      <w:color w:val="ad0000"/>
-      <w:shd w:val="clear" w:fill="f1f3f5"/>
+      <w:color w:val="40a070"/>
     </w:rPr>
   </w:style>
   <w:style w:type="character" w:customStyle="1" w:styleId="FloatTok">
     <w:name w:val="FloatTok"/>
     <w:basedOn w:val="VerbatimChar"/>
     <w:rPr>
-      <w:color w:val="ad0000"/>
-      <w:shd w:val="clear" w:fill="f1f3f5"/>
+      <w:color w:val="40a070"/>
     </w:rPr>
   </w:style>
   <w:style w:type="character" w:customStyle="1" w:styleId="ConstantTok">
     <w:name w:val="ConstantTok"/>
     <w:basedOn w:val="VerbatimChar"/>
     <w:rPr>
-      <w:color w:val="8f5902"/>
-      <w:shd w:val="clear" w:fill="f1f3f5"/>
+      <w:color w:val="880000"/>
     </w:rPr>
   </w:style>
   <w:style w:type="character" w:customStyle="1" w:styleId="CharTok">
     <w:name w:val="CharTok"/>
     <w:basedOn w:val="VerbatimChar"/>
     <w:rPr>
-      <w:color w:val="20794d"/>
-      <w:shd w:val="clear" w:fill="f1f3f5"/>
+      <w:color w:val="4070a0"/>
     </w:rPr>
   </w:style>
   <w:style w:type="character" w:customStyle="1" w:styleId="SpecialCharTok">
     <w:name w:val="SpecialCharTok"/>
     <w:basedOn w:val="VerbatimChar"/>
     <w:rPr>
-      <w:color w:val="5e5e5e"/>
-      <w:shd w:val="clear" w:fill="f1f3f5"/>
+      <w:color w:val="4070a0"/>
     </w:rPr>
   </w:style>
   <w:style w:type="character" w:customStyle="1" w:styleId="StringTok">
     <w:name w:val="StringTok"/>
     <w:basedOn w:val="VerbatimChar"/>
     <w:rPr>
-      <w:color w:val="20794d"/>
-      <w:shd w:val="clear" w:fill="f1f3f5"/>
+      <w:color w:val="4070a0"/>
     </w:rPr>
   </w:style>
   <w:style w:type="character" w:customStyle="1" w:styleId="VerbatimStringTok">
     <w:name w:val="VerbatimStringTok"/>
     <w:basedOn w:val="VerbatimChar"/>
     <w:rPr>
-      <w:color w:val="20794d"/>
-      <w:shd w:val="clear" w:fill="f1f3f5"/>
+      <w:color w:val="4070a0"/>
     </w:rPr>
   </w:style>
   <w:style w:type="character" w:customStyle="1" w:styleId="SpecialStringTok">
     <w:name w:val="SpecialStringTok"/>
     <w:basedOn w:val="VerbatimChar"/>
     <w:rPr>
-      <w:color w:val="20794d"/>
-      <w:shd w:val="clear" w:fill="f1f3f5"/>
+      <w:color w:val="bb6688"/>
     </w:rPr>
   </w:style>
   <w:style w:type="character" w:customStyle="1" w:styleId="ImportTok">
     <w:name w:val="ImportTok"/>
     <w:basedOn w:val="VerbatimChar"/>
     <w:rPr>
-      <w:color w:val="00769e"/>
-      <w:shd w:val="clear" w:fill="f1f3f5"/>
+      <w:color w:val="008000"/>
+      <w:b/>
     </w:rPr>
   </w:style>
   <w:style w:type="character" w:customStyle="1" w:styleId="CommentTok">
     <w:name w:val="CommentTok"/>
     <w:basedOn w:val="VerbatimChar"/>
     <w:rPr>
-      <w:color w:val="5e5e5e"/>
-      <w:shd w:val="clear" w:fill="f1f3f5"/>
+      <w:color w:val="60a0b0"/>
+      <w:i/>
     </w:rPr>
   </w:style>
   <w:style w:type="character" w:customStyle="1" w:styleId="DocumentationTok">
     <w:name w:val="DocumentationTok"/>
     <w:basedOn w:val="VerbatimChar"/>
     <w:rPr>
+      <w:color w:val="ba2121"/>
       <w:i/>
-      <w:color w:val="5e5e5e"/>
-      <w:shd w:val="clear" w:fill="f1f3f5"/>
     </w:rPr>
   </w:style>
   <w:style w:type="character" w:customStyle="1" w:styleId="AnnotationTok">
     <w:name w:val="AnnotationTok"/>
     <w:basedOn w:val="VerbatimChar"/>
     <w:rPr>
-      <w:color w:val="5e5e5e"/>
-      <w:shd w:val="clear" w:fill="f1f3f5"/>
+      <w:color w:val="60a0b0"/>
+      <w:b/>
+      <w:i/>
     </w:rPr>
   </w:style>
   <w:style w:type="character" w:customStyle="1" w:styleId="CommentVarTok">
     <w:name w:val="CommentVarTok"/>
     <w:basedOn w:val="VerbatimChar"/>
     <w:rPr>
+      <w:color w:val="60a0b0"/>
+      <w:b/>
       <w:i/>
-      <w:color w:val="5e5e5e"/>
-      <w:shd w:val="clear" w:fill="f1f3f5"/>
     </w:rPr>
   </w:style>
   <w:style w:type="character" w:customStyle="1" w:styleId="OtherTok">
     <w:name w:val="OtherTok"/>
     <w:basedOn w:val="VerbatimChar"/>
     <w:rPr>
-      <w:color w:val="003b4f"/>
-      <w:shd w:val="clear" w:fill="f1f3f5"/>
+      <w:color w:val="007020"/>
     </w:rPr>
   </w:style>
   <w:style w:type="character" w:customStyle="1" w:styleId="FunctionTok">
     <w:name w:val="FunctionTok"/>
     <w:basedOn w:val="VerbatimChar"/>
     <w:rPr>
-      <w:color w:val="4758ab"/>
-      <w:shd w:val="clear" w:fill="f1f3f5"/>
+      <w:color w:val="06287e"/>
     </w:rPr>
   </w:style>
   <w:style w:type="character" w:customStyle="1" w:styleId="VariableTok">
     <w:name w:val="VariableTok"/>
     <w:basedOn w:val="VerbatimChar"/>
     <w:rPr>
-      <w:color w:val="111111"/>
-      <w:shd w:val="clear" w:fill="f1f3f5"/>
+      <w:color w:val="19177c"/>
     </w:rPr>
   </w:style>
   <w:style w:type="character" w:customStyle="1" w:styleId="ControlFlowTok">
     <w:name w:val="ControlFlowTok"/>
     <w:basedOn w:val="VerbatimChar"/>
     <w:rPr>
+      <w:color w:val="007020"/>
       <w:b/>
-      <w:color w:val="003b4f"/>
-      <w:shd w:val="clear" w:fill="f1f3f5"/>
     </w:rPr>
   </w:style>
   <w:style w:type="character" w:customStyle="1" w:styleId="OperatorTok">
     <w:name w:val="OperatorTok"/>
     <w:basedOn w:val="VerbatimChar"/>
     <w:rPr>
-      <w:color w:val="5e5e5e"/>
-      <w:shd w:val="clear" w:fill="f1f3f5"/>
+      <w:color w:val="666666"/>
     </w:rPr>
   </w:style>
   <w:style w:type="character" w:customStyle="1" w:styleId="BuiltInTok">
     <w:name w:val="BuiltInTok"/>
     <w:basedOn w:val="VerbatimChar"/>
     <w:rPr>
-      <w:color w:val="003b4f"/>
-      <w:shd w:val="clear" w:fill="f1f3f5"/>
+      <w:color w:val="008000"/>
     </w:rPr>
   </w:style>
   <w:style w:type="character" w:customStyle="1" w:styleId="ExtensionTok">
     <w:name w:val="ExtensionTok"/>
     <w:basedOn w:val="VerbatimChar"/>
-    <w:rPr>
-      <w:color w:val="003b4f"/>
-      <w:shd w:val="clear" w:fill="f1f3f5"/>
-    </w:rPr>
+    <w:rPr/>
   </w:style>
   <w:style w:type="character" w:customStyle="1" w:styleId="PreprocessorTok">
     <w:name w:val="PreprocessorTok"/>
     <w:basedOn w:val="VerbatimChar"/>
     <w:rPr>
-      <w:color w:val="ad0000"/>
-      <w:shd w:val="clear" w:fill="f1f3f5"/>
+      <w:color w:val="bc7a00"/>
     </w:rPr>
   </w:style>
   <w:style w:type="character" w:customStyle="1" w:styleId="AttributeTok">
     <w:name w:val="AttributeTok"/>
     <w:basedOn w:val="VerbatimChar"/>
     <w:rPr>
-      <w:color w:val="657422"/>
-      <w:shd w:val="clear" w:fill="f1f3f5"/>
+      <w:color w:val="7d9029"/>
     </w:rPr>
   </w:style>
   <w:style w:type="character" w:customStyle="1" w:styleId="RegionMarkerTok">
     <w:name w:val="RegionMarkerTok"/>
     <w:basedOn w:val="VerbatimChar"/>
-    <w:rPr>
-      <w:color w:val="003b4f"/>
-      <w:shd w:val="clear" w:fill="f1f3f5"/>
-    </w:rPr>
+    <w:rPr/>
   </w:style>
   <w:style w:type="character" w:customStyle="1" w:styleId="InformationTok">
     <w:name w:val="InformationTok"/>
     <w:basedOn w:val="VerbatimChar"/>
     <w:rPr>
-      <w:color w:val="5e5e5e"/>
-      <w:shd w:val="clear" w:fill="f1f3f5"/>
+      <w:color w:val="60a0b0"/>
+      <w:b/>
+      <w:i/>
     </w:rPr>
   </w:style>
   <w:style w:type="character" w:customStyle="1" w:styleId="WarningTok">
     <w:name w:val="WarningTok"/>
     <w:basedOn w:val="VerbatimChar"/>
     <w:rPr>
+      <w:color w:val="60a0b0"/>
+      <w:b/>
       <w:i/>
-      <w:color w:val="5e5e5e"/>
-      <w:shd w:val="clear" w:fill="f1f3f5"/>
     </w:rPr>
   </w:style>
   <w:style w:type="character" w:customStyle="1" w:styleId="AlertTok">
     <w:name w:val="AlertTok"/>
     <w:basedOn w:val="VerbatimChar"/>
     <w:rPr>
-      <w:color w:val="ad0000"/>
-      <w:shd w:val="clear" w:fill="f1f3f5"/>
+      <w:color w:val="ff0000"/>
+      <w:b/>
     </w:rPr>
   </w:style>
   <w:style w:type="character" w:customStyle="1" w:styleId="ErrorTok">
     <w:name w:val="ErrorTok"/>
     <w:basedOn w:val="VerbatimChar"/>
     <w:rPr>
-      <w:color w:val="ad0000"/>
-      <w:shd w:val="clear" w:fill="f1f3f5"/>
+      <w:color w:val="ff0000"/>
+      <w:b/>
     </w:rPr>
   </w:style>
   <w:style w:type="character" w:customStyle="1" w:styleId="NormalTok">
     <w:name w:val="NormalTok"/>
     <w:basedOn w:val="VerbatimChar"/>
-    <w:rPr>
-      <w:color w:val="003b4f"/>
-      <w:shd w:val="clear" w:fill="f1f3f5"/>
-    </w:rPr>
+    <w:rPr/>
   </w:style>
 </w:styles>
 </file>
@@ -10973,44 +11298,44 @@
         <a:sysClr val="window" lastClr="FFFFFF"/>
       </a:lt1>
       <a:dk2>
-        <a:srgbClr val="0E2841"/>
+        <a:srgbClr val="1F497D"/>
       </a:dk2>
       <a:lt2>
-        <a:srgbClr val="E8E8E8"/>
+        <a:srgbClr val="EEECE1"/>
       </a:lt2>
       <a:accent1>
-        <a:srgbClr val="156082"/>
+        <a:srgbClr val="4F81BD"/>
       </a:accent1>
       <a:accent2>
-        <a:srgbClr val="E97132"/>
+        <a:srgbClr val="C0504D"/>
       </a:accent2>
       <a:accent3>
-        <a:srgbClr val="196B24"/>
+        <a:srgbClr val="9BBB59"/>
       </a:accent3>
       <a:accent4>
-        <a:srgbClr val="0F9ED5"/>
+        <a:srgbClr val="8064A2"/>
       </a:accent4>
       <a:accent5>
-        <a:srgbClr val="A02B93"/>
+        <a:srgbClr val="4BACC6"/>
       </a:accent5>
       <a:accent6>
-        <a:srgbClr val="4EA72E"/>
+        <a:srgbClr val="F79646"/>
       </a:accent6>
       <a:hlink>
-        <a:srgbClr val="467886"/>
+        <a:srgbClr val="0000FF"/>
       </a:hlink>
       <a:folHlink>
-        <a:srgbClr val="96607D"/>
+        <a:srgbClr val="800080"/>
       </a:folHlink>
     </a:clrScheme>
     <a:fontScheme name="Office">
       <a:majorFont>
-        <a:latin typeface="Aptos Display" panose="02110004020202020204"/>
+        <a:latin typeface="Calibri"/>
         <a:ea typeface=""/>
         <a:cs typeface=""/>
-        <a:font script="Jpan" typeface="游ゴシック Light"/>
+        <a:font script="Jpan" typeface="ＭＳ ゴシック"/>
         <a:font script="Hang" typeface="맑은 고딕"/>
-        <a:font script="Hans" typeface="等线 Light"/>
+        <a:font script="Hans" typeface="宋体"/>
         <a:font script="Hant" typeface="新細明體"/>
         <a:font script="Arab" typeface="Times New Roman"/>
         <a:font script="Hebr" typeface="Times New Roman"/>
@@ -11037,32 +11362,14 @@
         <a:font script="Mong" typeface="Mongolian Baiti"/>
         <a:font script="Viet" typeface="Times New Roman"/>
         <a:font script="Uigh" typeface="Microsoft Uighur"/>
-        <a:font script="Geor" typeface="Sylfaen"/>
-        <a:font script="Armn" typeface="Arial"/>
-        <a:font script="Bugi" typeface="Leelawadee UI"/>
-        <a:font script="Bopo" typeface="Microsoft JhengHei"/>
-        <a:font script="Java" typeface="Javanese Text"/>
-        <a:font script="Lisu" typeface="Segoe UI"/>
-        <a:font script="Mymr" typeface="Myanmar Text"/>
-        <a:font script="Nkoo" typeface="Ebrima"/>
-        <a:font script="Olck" typeface="Nirmala UI"/>
-        <a:font script="Osma" typeface="Ebrima"/>
-        <a:font script="Phag" typeface="Phagspa"/>
-        <a:font script="Syrn" typeface="Estrangelo Edessa"/>
-        <a:font script="Syrj" typeface="Estrangelo Edessa"/>
-        <a:font script="Syre" typeface="Estrangelo Edessa"/>
-        <a:font script="Sora" typeface="Nirmala UI"/>
-        <a:font script="Tale" typeface="Microsoft Tai Le"/>
-        <a:font script="Talu" typeface="Microsoft New Tai Lue"/>
-        <a:font script="Tfng" typeface="Ebrima"/>
       </a:majorFont>
       <a:minorFont>
-        <a:latin typeface="Aptos" panose="02110004020202020204"/>
+        <a:latin typeface="Cambria"/>
         <a:ea typeface=""/>
         <a:cs typeface=""/>
-        <a:font script="Jpan" typeface="游明朝"/>
+        <a:font script="Jpan" typeface="ＭＳ 明朝"/>
         <a:font script="Hang" typeface="맑은 고딕"/>
-        <a:font script="Hans" typeface="等线"/>
+        <a:font script="Hans" typeface="宋体"/>
         <a:font script="Hant" typeface="新細明體"/>
         <a:font script="Arab" typeface="Arial"/>
         <a:font script="Hebr" typeface="Arial"/>
@@ -11089,24 +11396,6 @@
         <a:font script="Mong" typeface="Mongolian Baiti"/>
         <a:font script="Viet" typeface="Arial"/>
         <a:font script="Uigh" typeface="Microsoft Uighur"/>
-        <a:font script="Geor" typeface="Sylfaen"/>
-        <a:font script="Armn" typeface="Arial"/>
-        <a:font script="Bugi" typeface="Leelawadee UI"/>
-        <a:font script="Bopo" typeface="Microsoft JhengHei"/>
-        <a:font script="Java" typeface="Javanese Text"/>
-        <a:font script="Lisu" typeface="Segoe UI"/>
-        <a:font script="Mymr" typeface="Myanmar Text"/>
-        <a:font script="Nkoo" typeface="Ebrima"/>
-        <a:font script="Olck" typeface="Nirmala UI"/>
-        <a:font script="Osma" typeface="Ebrima"/>
-        <a:font script="Phag" typeface="Phagspa"/>
-        <a:font script="Syrn" typeface="Estrangelo Edessa"/>
-        <a:font script="Syrj" typeface="Estrangelo Edessa"/>
-        <a:font script="Syre" typeface="Estrangelo Edessa"/>
-        <a:font script="Sora" typeface="Nirmala UI"/>
-        <a:font script="Tale" typeface="Microsoft Tai Le"/>
-        <a:font script="Talu" typeface="Microsoft New Tai Lue"/>
-        <a:font script="Tfng" typeface="Ebrima"/>
       </a:minorFont>
     </a:fontScheme>
     <a:fmtScheme name="Office">
@@ -11118,141 +11407,200 @@
           <a:gsLst>
             <a:gs pos="0">
               <a:schemeClr val="phClr">
-                <a:lumMod val="110000"/>
-                <a:satMod val="105000"/>
-                <a:tint val="67000"/>
+                <a:tint val="50000"/>
+                <a:satMod val="300000"/>
               </a:schemeClr>
             </a:gs>
-            <a:gs pos="50000">
+            <a:gs pos="35000">
               <a:schemeClr val="phClr">
-                <a:lumMod val="105000"/>
-                <a:satMod val="103000"/>
-                <a:tint val="73000"/>
+                <a:tint val="37000"/>
+                <a:satMod val="300000"/>
               </a:schemeClr>
             </a:gs>
             <a:gs pos="100000">
               <a:schemeClr val="phClr">
-                <a:lumMod val="105000"/>
-                <a:satMod val="109000"/>
-                <a:tint val="81000"/>
+                <a:tint val="15000"/>
+                <a:satMod val="350000"/>
               </a:schemeClr>
             </a:gs>
           </a:gsLst>
-          <a:lin ang="5400000" scaled="0"/>
+          <a:lin ang="16200000" scaled="1"/>
         </a:gradFill>
         <a:gradFill rotWithShape="1">
           <a:gsLst>
             <a:gs pos="0">
               <a:schemeClr val="phClr">
-                <a:satMod val="103000"/>
-                <a:lumMod val="102000"/>
-                <a:tint val="94000"/>
-              </a:schemeClr>
-            </a:gs>
-            <a:gs pos="50000">
-              <a:schemeClr val="phClr">
-                <a:satMod val="110000"/>
-                <a:lumMod val="100000"/>
+                <a:tint val="100000"/>
                 <a:shade val="100000"/>
+                <a:satMod val="130000"/>
               </a:schemeClr>
             </a:gs>
             <a:gs pos="100000">
               <a:schemeClr val="phClr">
-                <a:lumMod val="99000"/>
-                <a:satMod val="120000"/>
-                <a:shade val="78000"/>
+                <a:tint val="50000"/>
+                <a:shade val="100000"/>
+                <a:satMod val="350000"/>
               </a:schemeClr>
             </a:gs>
           </a:gsLst>
-          <a:lin ang="5400000" scaled="0"/>
+          <a:lin ang="16200000" scaled="0"/>
         </a:gradFill>
       </a:fillStyleLst>
       <a:lnStyleLst>
-        <a:ln w="6350" cap="flat" cmpd="sng" algn="ctr">
+        <a:ln w="9525" cap="flat" cmpd="sng" algn="ctr">
+          <a:solidFill>
+            <a:schemeClr val="phClr">
+              <a:shade val="95000"/>
+              <a:satMod val="105000"/>
+            </a:schemeClr>
+          </a:solidFill>
+          <a:prstDash val="solid"/>
+        </a:ln>
+        <a:ln w="25400" cap="flat" cmpd="sng" algn="ctr">
           <a:solidFill>
             <a:schemeClr val="phClr"/>
           </a:solidFill>
           <a:prstDash val="solid"/>
-          <a:miter lim="800000"/>
         </a:ln>
-        <a:ln w="12700" cap="flat" cmpd="sng" algn="ctr">
+        <a:ln w="38100" cap="flat" cmpd="sng" algn="ctr">
           <a:solidFill>
             <a:schemeClr val="phClr"/>
           </a:solidFill>
           <a:prstDash val="solid"/>
-          <a:miter lim="800000"/>
-        </a:ln>
-        <a:ln w="19050" cap="flat" cmpd="sng" algn="ctr">
-          <a:solidFill>
-            <a:schemeClr val="phClr"/>
-          </a:solidFill>
-          <a:prstDash val="solid"/>
-          <a:miter lim="800000"/>
         </a:ln>
       </a:lnStyleLst>
       <a:effectStyleLst>
         <a:effectStyle>
-          <a:effectLst/>
-        </a:effectStyle>
-        <a:effectStyle>
-          <a:effectLst/>
+          <a:effectLst>
+            <a:outerShdw blurRad="40000" dist="20000" dir="5400000" rotWithShape="0">
+              <a:srgbClr val="000000">
+                <a:alpha val="38000"/>
+              </a:srgbClr>
+            </a:outerShdw>
+          </a:effectLst>
         </a:effectStyle>
         <a:effectStyle>
           <a:effectLst>
-            <a:outerShdw blurRad="57150" dist="19050" dir="5400000" algn="ctr" rotWithShape="0">
+            <a:outerShdw blurRad="40000" dist="23000" dir="5400000" rotWithShape="0">
               <a:srgbClr val="000000">
-                <a:alpha val="63000"/>
+                <a:alpha val="35000"/>
               </a:srgbClr>
             </a:outerShdw>
           </a:effectLst>
+        </a:effectStyle>
+        <a:effectStyle>
+          <a:effectLst>
+            <a:outerShdw blurRad="40000" dist="23000" dir="5400000" rotWithShape="0">
+              <a:srgbClr val="000000">
+                <a:alpha val="35000"/>
+              </a:srgbClr>
+            </a:outerShdw>
+          </a:effectLst>
+          <a:scene3d>
+            <a:camera prst="orthographicFront">
+              <a:rot lat="0" lon="0" rev="0"/>
+            </a:camera>
+            <a:lightRig rig="threePt" dir="t">
+              <a:rot lat="0" lon="0" rev="1200000"/>
+            </a:lightRig>
+          </a:scene3d>
+          <a:sp3d>
+            <a:bevelT w="63500" h="25400"/>
+          </a:sp3d>
         </a:effectStyle>
       </a:effectStyleLst>
       <a:bgFillStyleLst>
         <a:solidFill>
           <a:schemeClr val="phClr"/>
         </a:solidFill>
-        <a:solidFill>
-          <a:schemeClr val="phClr">
-            <a:tint val="95000"/>
-            <a:satMod val="170000"/>
-          </a:schemeClr>
-        </a:solidFill>
         <a:gradFill rotWithShape="1">
           <a:gsLst>
             <a:gs pos="0">
               <a:schemeClr val="phClr">
-                <a:tint val="93000"/>
-                <a:satMod val="150000"/>
-                <a:shade val="98000"/>
-                <a:lumMod val="102000"/>
+                <a:tint val="40000"/>
+                <a:satMod val="350000"/>
               </a:schemeClr>
             </a:gs>
-            <a:gs pos="50000">
+            <a:gs pos="40000">
               <a:schemeClr val="phClr">
-                <a:tint val="98000"/>
-                <a:satMod val="130000"/>
-                <a:shade val="90000"/>
-                <a:lumMod val="103000"/>
+                <a:tint val="45000"/>
+                <a:shade val="99000"/>
+                <a:satMod val="350000"/>
               </a:schemeClr>
             </a:gs>
             <a:gs pos="100000">
               <a:schemeClr val="phClr">
-                <a:shade val="63000"/>
-                <a:satMod val="120000"/>
+                <a:shade val="20000"/>
+                <a:satMod val="255000"/>
               </a:schemeClr>
             </a:gs>
           </a:gsLst>
-          <a:lin ang="5400000" scaled="0"/>
+          <a:path path="circle">
+            <a:fillToRect l="50000" t="-80000" r="50000" b="180000"/>
+          </a:path>
+        </a:gradFill>
+        <a:gradFill rotWithShape="1">
+          <a:gsLst>
+            <a:gs pos="0">
+              <a:schemeClr val="phClr">
+                <a:tint val="80000"/>
+                <a:satMod val="300000"/>
+              </a:schemeClr>
+            </a:gs>
+            <a:gs pos="100000">
+              <a:schemeClr val="phClr">
+                <a:shade val="30000"/>
+                <a:satMod val="200000"/>
+              </a:schemeClr>
+            </a:gs>
+          </a:gsLst>
+          <a:path path="circle">
+            <a:fillToRect l="50000" t="50000" r="50000" b="50000"/>
+          </a:path>
         </a:gradFill>
       </a:bgFillStyleLst>
     </a:fmtScheme>
   </a:themeElements>
-  <a:objectDefaults/>
+  <a:objectDefaults>
+    <a:spDef>
+      <a:spPr/>
+      <a:bodyPr/>
+      <a:lstStyle/>
+      <a:style>
+        <a:lnRef idx="1">
+          <a:schemeClr val="accent1"/>
+        </a:lnRef>
+        <a:fillRef idx="3">
+          <a:schemeClr val="accent1"/>
+        </a:fillRef>
+        <a:effectRef idx="2">
+          <a:schemeClr val="accent1"/>
+        </a:effectRef>
+        <a:fontRef idx="minor">
+          <a:schemeClr val="lt1"/>
+        </a:fontRef>
+      </a:style>
+    </a:spDef>
+    <a:lnDef>
+      <a:spPr/>
+      <a:bodyPr/>
+      <a:lstStyle/>
+      <a:style>
+        <a:lnRef idx="2">
+          <a:schemeClr val="accent1"/>
+        </a:lnRef>
+        <a:fillRef idx="0">
+          <a:schemeClr val="accent1"/>
+        </a:fillRef>
+        <a:effectRef idx="1">
+          <a:schemeClr val="accent1"/>
+        </a:effectRef>
+        <a:fontRef idx="minor">
+          <a:schemeClr val="tx1"/>
+        </a:fontRef>
+      </a:style>
+    </a:lnDef>
+  </a:objectDefaults>
   <a:extraClrSchemeLst/>
-  <a:extLst>
-    <a:ext uri="{05A4C25C-085E-4340-85A3-A5531E510DB2}">
-      <thm15:themeFamily xmlns:thm15="http://schemas.microsoft.com/office/thememl/2012/main" name="Office Theme" id="{2E142A2C-CD16-42D6-873A-C26D2A0506FA}" vid="{1BDDFF52-6CD6-40A5-AB3C-68EB2F1E4D0A}"/>
-    </a:ext>
-  </a:extLst>
 </a:theme>
 </file>
--- a/inbox/Application Aware Networking/Book_16_FedAAN_Program_Management_Governance.docx
+++ b/inbox/Application Aware Networking/Book_16_FedAAN_Program_Management_Governance.docx
@@ -7,55 +7,7 @@
         <w:pStyle w:val="Title"/>
       </w:pPr>
       <w:r>
-        <w:t xml:space="preserve">Book</w:t>
-      </w:r>
-      <w:r>
-        <w:t xml:space="preserve"> </w:t>
-      </w:r>
-      <w:r>
-        <w:t xml:space="preserve">16</w:t>
-      </w:r>
-      <w:r>
-        <w:t xml:space="preserve"> </w:t>
-      </w:r>
-      <w:r>
-        <w:t xml:space="preserve">—</w:t>
-      </w:r>
-      <w:r>
-        <w:t xml:space="preserve"> </w:t>
-      </w:r>
-      <w:r>
-        <w:t xml:space="preserve">Federal</w:t>
-      </w:r>
-      <w:r>
-        <w:t xml:space="preserve"> </w:t>
-      </w:r>
-      <w:r>
-        <w:t xml:space="preserve">Application-Aware</w:t>
-      </w:r>
-      <w:r>
-        <w:t xml:space="preserve"> </w:t>
-      </w:r>
-      <w:r>
-        <w:t xml:space="preserve">Networking</w:t>
-      </w:r>
-      <w:r>
-        <w:t xml:space="preserve"> </w:t>
-      </w:r>
-      <w:r>
-        <w:t xml:space="preserve">—</w:t>
-      </w:r>
-      <w:r>
-        <w:t xml:space="preserve"> </w:t>
-      </w:r>
-      <w:r>
-        <w:t xml:space="preserve">Part</w:t>
-      </w:r>
-      <w:r>
-        <w:t xml:space="preserve"> </w:t>
-      </w:r>
-      <w:r>
-        <w:t xml:space="preserve">16</w:t>
+        <w:t xml:space="preserve">Book 16 — Federal Application-Aware Networking — Part 16</w:t>
       </w:r>
     </w:p>
     <w:p>
@@ -63,85 +15,7 @@
         <w:pStyle w:val="Subtitle"/>
       </w:pPr>
       <w:r>
-        <w:t xml:space="preserve">Program</w:t>
-      </w:r>
-      <w:r>
-        <w:t xml:space="preserve"> </w:t>
-      </w:r>
-      <w:r>
-        <w:t xml:space="preserve">Management</w:t>
-      </w:r>
-      <w:r>
-        <w:t xml:space="preserve"> </w:t>
-      </w:r>
-      <w:r>
-        <w:t xml:space="preserve">Governance:</w:t>
-      </w:r>
-      <w:r>
-        <w:t xml:space="preserve"> </w:t>
-      </w:r>
-      <w:r>
-        <w:t xml:space="preserve">Security</w:t>
-      </w:r>
-      <w:r>
-        <w:t xml:space="preserve"> </w:t>
-      </w:r>
-      <w:r>
-        <w:t xml:space="preserve">Program</w:t>
-      </w:r>
-      <w:r>
-        <w:t xml:space="preserve"> </w:t>
-      </w:r>
-      <w:r>
-        <w:t xml:space="preserve">Plan,</w:t>
-      </w:r>
-      <w:r>
-        <w:t xml:space="preserve"> </w:t>
-      </w:r>
-      <w:r>
-        <w:t xml:space="preserve">POA&amp;M</w:t>
-      </w:r>
-      <w:r>
-        <w:t xml:space="preserve"> </w:t>
-      </w:r>
-      <w:r>
-        <w:t xml:space="preserve">Framework,</w:t>
-      </w:r>
-      <w:r>
-        <w:t xml:space="preserve"> </w:t>
-      </w:r>
-      <w:r>
-        <w:t xml:space="preserve">and</w:t>
-      </w:r>
-      <w:r>
-        <w:t xml:space="preserve"> </w:t>
-      </w:r>
-      <w:r>
-        <w:t xml:space="preserve">SCRM</w:t>
-      </w:r>
-      <w:r>
-        <w:t xml:space="preserve"> </w:t>
-      </w:r>
-      <w:r>
-        <w:t xml:space="preserve">Charter</w:t>
-      </w:r>
-      <w:r>
-        <w:t xml:space="preserve"> </w:t>
-      </w:r>
-      <w:r>
-        <w:t xml:space="preserve">for</w:t>
-      </w:r>
-      <w:r>
-        <w:t xml:space="preserve"> </w:t>
-      </w:r>
-      <w:r>
-        <w:t xml:space="preserve">FedRAMP</w:t>
-      </w:r>
-      <w:r>
-        <w:t xml:space="preserve"> </w:t>
-      </w:r>
-      <w:r>
-        <w:t xml:space="preserve">20x</w:t>
+        <w:t xml:space="preserve">Program Management Governance: Security Program Plan, POA&amp;M Framework, and SCRM Charter for FedRAMP 20x</w:t>
       </w:r>
     </w:p>
     <w:p>
@@ -149,25 +23,7 @@
         <w:pStyle w:val="Author"/>
       </w:pPr>
       <w:r>
-        <w:t xml:space="preserve">SSA</w:t>
-      </w:r>
-      <w:r>
-        <w:t xml:space="preserve"> </w:t>
-      </w:r>
-      <w:r>
-        <w:t xml:space="preserve">Cloud</w:t>
-      </w:r>
-      <w:r>
-        <w:t xml:space="preserve"> </w:t>
-      </w:r>
-      <w:r>
-        <w:t xml:space="preserve">Services</w:t>
-      </w:r>
-      <w:r>
-        <w:t xml:space="preserve"> </w:t>
-      </w:r>
-      <w:r>
-        <w:t xml:space="preserve">Team</w:t>
+        <w:t xml:space="preserve">SSA Cloud Services Team</w:t>
       </w:r>
     </w:p>
     <w:p>
@@ -175,21 +31,35 @@
         <w:pStyle w:val="Date"/>
       </w:pPr>
       <w:r>
-        <w:t xml:space="preserve">July</w:t>
-      </w:r>
-      <w:r>
-        <w:t xml:space="preserve"> </w:t>
-      </w:r>
-      <w:r>
-        <w:t xml:space="preserve">3,</w:t>
-      </w:r>
-      <w:r>
-        <w:t xml:space="preserve"> </w:t>
-      </w:r>
-      <w:r>
-        <w:t xml:space="preserve">2026</w:t>
-      </w:r>
-    </w:p>
+        <w:t xml:space="preserve">2026-07-03</w:t>
+      </w:r>
+    </w:p>
+    <w:sdt>
+      <w:sdtPr>
+        <w:docPartObj>
+          <w:docPartGallery w:val="Table of Contents"/>
+          <w:docPartUnique/>
+        </w:docPartObj>
+      </w:sdtPr>
+      <w:sdtContent>
+        <w:p>
+          <w:pPr>
+            <w:pStyle w:val="TOCHeading"/>
+          </w:pPr>
+          <w:r>
+            <w:t xml:space="preserve">Table of contents</w:t>
+          </w:r>
+        </w:p>
+        <w:p>
+          <w:r>
+            <w:fldChar w:fldCharType="begin" w:dirty="true"/>
+            <w:instrText xml:space="preserve">TOC \o "1-3" \h \z \u</w:instrText>
+            <w:fldChar w:fldCharType="separate"/>
+            <w:fldChar w:fldCharType="end"/>
+          </w:r>
+        </w:p>
+      </w:sdtContent>
+    </w:sdt>
     <w:p>
       <w:pPr>
         <w:pStyle w:val="FirstParagraph"/>
@@ -198,13 +68,158 @@
         <w:t xml:space="preserve">INTERNAL — NOT FOR PUBLIC DISTRIBUTION</w:t>
       </w:r>
     </w:p>
-    <w:bookmarkStart w:id="20" w:name="draft-proposal-subject-to-review"/>
+    <w:tbl>
+      <w:tblPr>
+        <w:tblStyle w:val="Table"/>
+        <w:tblLook w:firstRow="0" w:lastRow="0" w:firstColumn="0" w:lastColumn="0" w:noHBand="0" w:noVBand="0" w:val="0000"/>
+        <w:tblBorders>
+          <w:top w:val="single" w:sz="4" w:space="0" w:color="EB9113"/>
+          <w:left w:val="single" w:sz="24" w:space="0" w:color="EB9113"/>
+          <w:bottom w:val="single" w:sz="4" w:space="0" w:color="EB9113"/>
+          <w:right w:val="single" w:sz="4" w:space="0" w:color="EB9113"/>
+        </w:tblBorders>
+        <w:tblCellMar>
+          <w:left w:w="144" w:type="dxa"/>
+          <w:right w:w="144" w:type="dxa"/>
+        </w:tblCellMar>
+        <w:tblLook w:firstRow="0" w:lastRow="0" w:firstColumn="0" w:lastColumn="0" w:noHBand="0" w:noVBand="0" w:val="0000"/>
+      </w:tblPr>
+      <w:tr>
+        <w:trPr>
+          <w:cantSplit/>
+        </w:trPr>
+        <w:tc>
+          <w:tcPr>
+            <w:shd w:color="auto" w:fill="fcefdc" w:val="clear"/>
+            <w:tcMar>
+              <w:top w:w="92" w:type="dxa"/>
+              <w:bottom w:w="92" w:type="dxa"/>
+            </w:tcMar>
+          </w:tcPr>
+          <w:p>
+            <w:pPr>
+              <w:pStyle w:val="BodyText"/>
+            </w:pPr>
+            <w:pPr>
+              <w:spacing w:before="0" w:after="0"/>
+              <w:textAlignment w:val="center"/>
+            </w:pPr>
+            <w:r>
+              <w:drawing>
+                <wp:inline>
+                  <wp:extent cx="152400" cy="152400"/>
+                  <wp:effectExtent b="0" l="0" r="0" t="0"/>
+                  <wp:docPr descr="" title="" id="10" name="Picture"/>
+                  <a:graphic>
+                    <a:graphicData uri="http://schemas.openxmlformats.org/drawingml/2006/picture">
+                      <pic:pic>
+                        <pic:nvPicPr>
+                          <pic:cNvPr descr="/opt/quarto/share/formats/docx/warning.png" id="11" name="Picture"/>
+                          <pic:cNvPicPr>
+                            <a:picLocks noChangeArrowheads="1" noChangeAspect="1"/>
+                          </pic:cNvPicPr>
+                        </pic:nvPicPr>
+                        <pic:blipFill>
+                          <a:blip r:embed="rId9"/>
+                          <a:stretch>
+                            <a:fillRect/>
+                          </a:stretch>
+                        </pic:blipFill>
+                        <pic:spPr bwMode="auto">
+                          <a:xfrm>
+                            <a:off x="0" y="0"/>
+                            <a:ext cx="152400" cy="152400"/>
+                          </a:xfrm>
+                          <a:prstGeom prst="rect">
+                            <a:avLst/>
+                          </a:prstGeom>
+                          <a:noFill/>
+                          <a:ln w="9525">
+                            <a:noFill/>
+                            <a:headEnd/>
+                            <a:tailEnd/>
+                          </a:ln>
+                        </pic:spPr>
+                      </pic:pic>
+                    </a:graphicData>
+                  </a:graphic>
+                </wp:inline>
+              </w:drawing>
+            </w:r>
+            <w:r>
+              <w:t xml:space="preserve"> </w:t>
+            </w:r>
+            <w:r>
+              <w:t xml:space="preserve"> </w:t>
+            </w:r>
+            <w:r>
+              <w:t xml:space="preserve">Draft Proposal — Subject to Review</w:t>
+            </w:r>
+          </w:p>
+        </w:tc>
+      </w:tr>
+      <w:tr>
+        <w:trPr>
+          <w:cantSplit/>
+        </w:trPr>
+        <w:tc>
+          <w:tcPr>
+            <w:tcMar>
+              <w:top w:w="108" w:type="dxa"/>
+              <w:bottom w:w="108" w:type="dxa"/>
+            </w:tcMar>
+          </w:tcPr>
+          <w:p>
+            <w:pPr>
+              <w:pStyle w:val="BodyText"/>
+            </w:pPr>
+            <w:pPr>
+              <w:spacing w:before="16" w:after="16"/>
+            </w:pPr>
+            <w:r>
+              <w:t xml:space="preserve">This document is a</w:t>
+            </w:r>
+            <w:r>
+              <w:t xml:space="preserve"> </w:t>
+            </w:r>
+            <w:r>
+              <w:rPr>
+                <w:b/>
+                <w:bCs/>
+              </w:rPr>
+              <w:t xml:space="preserve">draft proposal</w:t>
+            </w:r>
+            <w:r>
+              <w:t xml:space="preserve"> </w:t>
+            </w:r>
+            <w:r>
+              <w:t xml:space="preserve">developed by the</w:t>
+            </w:r>
+            <w:r>
+              <w:t xml:space="preserve"> </w:t>
+            </w:r>
+            <w:r>
+              <w:rPr>
+                <w:b/>
+                <w:bCs/>
+              </w:rPr>
+              <w:t xml:space="preserve">CSI Team (Cloud Services Infrastructure)</w:t>
+            </w:r>
+            <w:r>
+              <w:t xml:space="preserve">. It is an attempt at a comprehensive SSA-wide technical roadmap and has not been reviewed or approved by the SSA CIO Office, the Office of Information Security (OIS), or organizational leadership. All recommendations, vendor selections, control mappings, and implementation timelines are subject to revision pending formal review by the SSA CIO Office and organizational components.</w:t>
+            </w:r>
+          </w:p>
+          <w:p/>
+        </w:tc>
+      </w:tr>
+    </w:tbl>
+    <w:bookmarkStart w:id="12" w:name="what-this-document-addresses"/>
     <w:p>
       <w:pPr>
         <w:pStyle w:val="Heading2"/>
       </w:pPr>
       <w:r>
-        <w:t xml:space="preserve">Draft Proposal — Subject to Review</w:t>
+        <w:t xml:space="preserve">0.1 What This Document Addresses</w:t>
       </w:r>
     </w:p>
     <w:p>
@@ -212,53 +227,6 @@
         <w:pStyle w:val="FirstParagraph"/>
       </w:pPr>
       <w:r>
-        <w:t xml:space="preserve">This document is a</w:t>
-      </w:r>
-      <w:r>
-        <w:t xml:space="preserve"> </w:t>
-      </w:r>
-      <w:r>
-        <w:rPr>
-          <w:bCs/>
-          <w:b/>
-        </w:rPr>
-        <w:t xml:space="preserve">draft proposal</w:t>
-      </w:r>
-      <w:r>
-        <w:t xml:space="preserve"> </w:t>
-      </w:r>
-      <w:r>
-        <w:t xml:space="preserve">developed by the</w:t>
-      </w:r>
-      <w:r>
-        <w:t xml:space="preserve"> </w:t>
-      </w:r>
-      <w:r>
-        <w:rPr>
-          <w:bCs/>
-          <w:b/>
-        </w:rPr>
-        <w:t xml:space="preserve">CSI Team (Cloud Services Infrastructure)</w:t>
-      </w:r>
-      <w:r>
-        <w:t xml:space="preserve">. It is an attempt at a comprehensive SSA-wide technical roadmap and has not been reviewed or approved by the SSA CIO Office, the Office of Information Security (OIS), or organizational leadership. All recommendations, vendor selections, control mappings, and implementation timelines are subject to revision pending formal review by the SSA CIO Office and organizational components.</w:t>
-      </w:r>
-    </w:p>
-    <w:bookmarkEnd w:id="20"/>
-    <w:bookmarkStart w:id="21" w:name="what-this-document-addresses"/>
-    <w:p>
-      <w:pPr>
-        <w:pStyle w:val="Heading2"/>
-      </w:pPr>
-      <w:r>
-        <w:t xml:space="preserve">What This Document Addresses</w:t>
-      </w:r>
-    </w:p>
-    <w:p>
-      <w:pPr>
-        <w:pStyle w:val="FirstParagraph"/>
-      </w:pPr>
-      <w:r>
         <w:t xml:space="preserve">FedRAMP 20x Authorization requires organizational governance artifacts that</w:t>
       </w:r>
       <w:r>
@@ -302,16 +270,16 @@
     </w:p>
     <w:p>
       <w:pPr>
+        <w:pStyle w:val="Compact"/>
         <w:numPr>
           <w:ilvl w:val="0"/>
           <w:numId w:val="1001"/>
         </w:numPr>
-        <w:pStyle w:val="Compact"/>
       </w:pPr>
       <w:r>
         <w:rPr>
+          <w:b/>
           <w:bCs/>
-          <w:b/>
         </w:rPr>
         <w:t xml:space="preserve">Information Security Program Plan (ISPP)</w:t>
       </w:r>
@@ -330,16 +298,16 @@
     </w:p>
     <w:p>
       <w:pPr>
+        <w:pStyle w:val="Compact"/>
         <w:numPr>
           <w:ilvl w:val="0"/>
           <w:numId w:val="1001"/>
         </w:numPr>
-        <w:pStyle w:val="Compact"/>
       </w:pPr>
       <w:r>
         <w:rPr>
+          <w:b/>
           <w:bCs/>
-          <w:b/>
         </w:rPr>
         <w:t xml:space="preserve">Program Leadership RACI</w:t>
       </w:r>
@@ -358,16 +326,16 @@
     </w:p>
     <w:p>
       <w:pPr>
+        <w:pStyle w:val="Compact"/>
         <w:numPr>
           <w:ilvl w:val="0"/>
           <w:numId w:val="1001"/>
         </w:numPr>
-        <w:pStyle w:val="Compact"/>
       </w:pPr>
       <w:r>
         <w:rPr>
+          <w:b/>
           <w:bCs/>
-          <w:b/>
         </w:rPr>
         <w:t xml:space="preserve">System Inventory Framework</w:t>
       </w:r>
@@ -386,16 +354,16 @@
     </w:p>
     <w:p>
       <w:pPr>
+        <w:pStyle w:val="Compact"/>
         <w:numPr>
           <w:ilvl w:val="0"/>
           <w:numId w:val="1001"/>
         </w:numPr>
-        <w:pStyle w:val="Compact"/>
       </w:pPr>
       <w:r>
         <w:rPr>
+          <w:b/>
           <w:bCs/>
-          <w:b/>
         </w:rPr>
         <w:t xml:space="preserve">Risk Management Strategy</w:t>
       </w:r>
@@ -414,16 +382,16 @@
     </w:p>
     <w:p>
       <w:pPr>
+        <w:pStyle w:val="Compact"/>
         <w:numPr>
           <w:ilvl w:val="0"/>
           <w:numId w:val="1001"/>
         </w:numPr>
-        <w:pStyle w:val="Compact"/>
       </w:pPr>
       <w:r>
         <w:rPr>
+          <w:b/>
           <w:bCs/>
-          <w:b/>
         </w:rPr>
         <w:t xml:space="preserve">Testing, Training, and Monitoring (T&amp;T&amp;M) Plan</w:t>
       </w:r>
@@ -442,16 +410,16 @@
     </w:p>
     <w:p>
       <w:pPr>
+        <w:pStyle w:val="Compact"/>
         <w:numPr>
           <w:ilvl w:val="0"/>
           <w:numId w:val="1001"/>
         </w:numPr>
-        <w:pStyle w:val="Compact"/>
       </w:pPr>
       <w:r>
         <w:rPr>
+          <w:b/>
           <w:bCs/>
-          <w:b/>
         </w:rPr>
         <w:t xml:space="preserve">Security Contact Registry</w:t>
       </w:r>
@@ -464,16 +432,16 @@
     </w:p>
     <w:p>
       <w:pPr>
+        <w:pStyle w:val="Compact"/>
         <w:numPr>
           <w:ilvl w:val="0"/>
           <w:numId w:val="1001"/>
         </w:numPr>
-        <w:pStyle w:val="Compact"/>
       </w:pPr>
       <w:r>
         <w:rPr>
+          <w:b/>
           <w:bCs/>
-          <w:b/>
         </w:rPr>
         <w:t xml:space="preserve">Supply Chain Risk Management (SCRM) Governance Charter</w:t>
       </w:r>
@@ -523,23 +491,23 @@
         </w:pict>
       </w:r>
     </w:p>
-    <w:bookmarkEnd w:id="21"/>
-    <w:bookmarkStart w:id="27" w:name="X7058f7ad453c2890024bfad90a4cbe42e48ed2c"/>
+    <w:bookmarkEnd w:id="12"/>
+    <w:bookmarkStart w:id="18" w:name="X7058f7ad453c2890024bfad90a4cbe42e48ed2c"/>
     <w:p>
       <w:pPr>
         <w:pStyle w:val="Heading1"/>
       </w:pPr>
       <w:r>
-        <w:t xml:space="preserve">Program Management Governance in the FedRAMP 20x Context</w:t>
-      </w:r>
-    </w:p>
-    <w:bookmarkStart w:id="22" w:name="why-pm-controls-gate-authorization"/>
+        <w:t xml:space="preserve">1. Program Management Governance in the FedRAMP 20x Context</w:t>
+      </w:r>
+    </w:p>
+    <w:bookmarkStart w:id="13" w:name="why-pm-controls-gate-authorization"/>
     <w:p>
       <w:pPr>
         <w:pStyle w:val="Heading2"/>
       </w:pPr>
       <w:r>
-        <w:t xml:space="preserve">Why PM Controls Gate Authorization</w:t>
+        <w:t xml:space="preserve">1.1 Why PM Controls Gate Authorization</w:t>
       </w:r>
     </w:p>
     <w:p>
@@ -554,8 +522,8 @@
       </w:r>
       <w:r>
         <w:rPr>
+          <w:i/>
           <w:iCs/>
-          <w:i/>
         </w:rPr>
         <w:t xml:space="preserve">outcomes</w:t>
       </w:r>
@@ -577,16 +545,16 @@
     </w:p>
     <w:p>
       <w:pPr>
+        <w:pStyle w:val="Compact"/>
         <w:numPr>
           <w:ilvl w:val="0"/>
           <w:numId w:val="1002"/>
         </w:numPr>
-        <w:pStyle w:val="Compact"/>
       </w:pPr>
       <w:r>
         <w:rPr>
+          <w:b/>
           <w:bCs/>
-          <w:b/>
         </w:rPr>
         <w:t xml:space="preserve">PM-1</w:t>
       </w:r>
@@ -611,16 +579,16 @@
     </w:p>
     <w:p>
       <w:pPr>
+        <w:pStyle w:val="Compact"/>
         <w:numPr>
           <w:ilvl w:val="0"/>
           <w:numId w:val="1002"/>
         </w:numPr>
-        <w:pStyle w:val="Compact"/>
       </w:pPr>
       <w:r>
         <w:rPr>
+          <w:b/>
           <w:bCs/>
-          <w:b/>
         </w:rPr>
         <w:t xml:space="preserve">PM-9</w:t>
       </w:r>
@@ -645,16 +613,16 @@
     </w:p>
     <w:p>
       <w:pPr>
+        <w:pStyle w:val="Compact"/>
         <w:numPr>
           <w:ilvl w:val="0"/>
           <w:numId w:val="1002"/>
         </w:numPr>
-        <w:pStyle w:val="Compact"/>
       </w:pPr>
       <w:r>
         <w:rPr>
+          <w:b/>
           <w:bCs/>
-          <w:b/>
         </w:rPr>
         <w:t xml:space="preserve">PM-30</w:t>
       </w:r>
@@ -677,14 +645,14 @@
         <w:t xml:space="preserve">experiment — it binds leadership to the supply chain risk posture</w:t>
       </w:r>
     </w:p>
-    <w:bookmarkEnd w:id="22"/>
-    <w:bookmarkStart w:id="26" w:name="pm-controls-closed-by-this-document"/>
+    <w:bookmarkEnd w:id="13"/>
+    <w:bookmarkStart w:id="17" w:name="pm-controls-closed-by-this-document"/>
     <w:p>
       <w:pPr>
         <w:pStyle w:val="Heading2"/>
       </w:pPr>
       <w:r>
-        <w:t xml:space="preserve">PM Controls Closed by This Document</w:t>
+        <w:t xml:space="preserve">1.2 PM Controls Closed by This Document</w:t>
       </w:r>
     </w:p>
     <w:tbl>
@@ -692,7 +660,6 @@
         <w:tblStyle w:val="Table"/>
         <w:tblW w:type="auto" w:w="0"/>
         <w:tblLook w:firstRow="1" w:lastRow="0" w:firstColumn="0" w:lastColumn="0" w:noHBand="0" w:noVBand="0" w:val="0020"/>
-        <w:jc w:val="start"/>
       </w:tblPr>
       <w:tblGrid>
         <w:gridCol w:w="2640"/>
@@ -701,14 +668,13 @@
       </w:tblGrid>
       <w:tr>
         <w:trPr>
-          <w:tblHeader w:val="true"/>
+          <w:tblHeader w:val="on"/>
         </w:trPr>
         <w:tc>
           <w:tcPr/>
           <w:p>
             <w:pPr>
               <w:pStyle w:val="Compact"/>
-              <w:jc w:val="left"/>
             </w:pPr>
             <w:r>
               <w:t xml:space="preserve">Control</w:t>
@@ -720,7 +686,6 @@
           <w:p>
             <w:pPr>
               <w:pStyle w:val="Compact"/>
-              <w:jc w:val="left"/>
             </w:pPr>
             <w:r>
               <w:t xml:space="preserve">Title</w:t>
@@ -732,7 +697,6 @@
           <w:p>
             <w:pPr>
               <w:pStyle w:val="Compact"/>
-              <w:jc w:val="left"/>
             </w:pPr>
             <w:r>
               <w:t xml:space="preserve">Artifact</w:t>
@@ -746,7 +710,6 @@
           <w:p>
             <w:pPr>
               <w:pStyle w:val="Compact"/>
-              <w:jc w:val="left"/>
             </w:pPr>
             <w:r>
               <w:t xml:space="preserve">PM-1</w:t>
@@ -758,7 +721,6 @@
           <w:p>
             <w:pPr>
               <w:pStyle w:val="Compact"/>
-              <w:jc w:val="left"/>
             </w:pPr>
             <w:r>
               <w:t xml:space="preserve">Information Security Program Plan</w:t>
@@ -770,7 +732,6 @@
           <w:p>
             <w:pPr>
               <w:pStyle w:val="Compact"/>
-              <w:jc w:val="left"/>
             </w:pPr>
             <w:r>
               <w:t xml:space="preserve">§2 ISPP Template</w:t>
@@ -784,7 +745,6 @@
           <w:p>
             <w:pPr>
               <w:pStyle w:val="Compact"/>
-              <w:jc w:val="left"/>
             </w:pPr>
             <w:r>
               <w:t xml:space="preserve">PM-2</w:t>
@@ -796,7 +756,6 @@
           <w:p>
             <w:pPr>
               <w:pStyle w:val="Compact"/>
-              <w:jc w:val="left"/>
             </w:pPr>
             <w:r>
               <w:t xml:space="preserve">Info Security Program Leadership Roles</w:t>
@@ -808,7 +767,6 @@
           <w:p>
             <w:pPr>
               <w:pStyle w:val="Compact"/>
-              <w:jc w:val="left"/>
             </w:pPr>
             <w:r>
               <w:t xml:space="preserve">§3 Leadership RACI</w:t>
@@ -822,7 +780,6 @@
           <w:p>
             <w:pPr>
               <w:pStyle w:val="Compact"/>
-              <w:jc w:val="left"/>
             </w:pPr>
             <w:r>
               <w:t xml:space="preserve">PM-5</w:t>
@@ -834,7 +791,6 @@
           <w:p>
             <w:pPr>
               <w:pStyle w:val="Compact"/>
-              <w:jc w:val="left"/>
             </w:pPr>
             <w:r>
               <w:t xml:space="preserve">System Inventory</w:t>
@@ -846,7 +802,6 @@
           <w:p>
             <w:pPr>
               <w:pStyle w:val="Compact"/>
-              <w:jc w:val="left"/>
             </w:pPr>
             <w:r>
               <w:t xml:space="preserve">§4 Inventory Framework</w:t>
@@ -860,7 +815,6 @@
           <w:p>
             <w:pPr>
               <w:pStyle w:val="Compact"/>
-              <w:jc w:val="left"/>
             </w:pPr>
             <w:r>
               <w:t xml:space="preserve">PM-7</w:t>
@@ -872,7 +826,6 @@
           <w:p>
             <w:pPr>
               <w:pStyle w:val="Compact"/>
-              <w:jc w:val="left"/>
             </w:pPr>
             <w:r>
               <w:t xml:space="preserve">Enterprise Architecture</w:t>
@@ -884,7 +837,6 @@
           <w:p>
             <w:pPr>
               <w:pStyle w:val="Compact"/>
-              <w:jc w:val="left"/>
             </w:pPr>
             <w:r>
               <w:t xml:space="preserve">§2.4 EA Integration</w:t>
@@ -898,7 +850,6 @@
           <w:p>
             <w:pPr>
               <w:pStyle w:val="Compact"/>
-              <w:jc w:val="left"/>
             </w:pPr>
             <w:r>
               <w:t xml:space="preserve">PM-9</w:t>
@@ -910,7 +861,6 @@
           <w:p>
             <w:pPr>
               <w:pStyle w:val="Compact"/>
-              <w:jc w:val="left"/>
             </w:pPr>
             <w:r>
               <w:t xml:space="preserve">Risk Management Strategy</w:t>
@@ -922,7 +872,6 @@
           <w:p>
             <w:pPr>
               <w:pStyle w:val="Compact"/>
-              <w:jc w:val="left"/>
             </w:pPr>
             <w:r>
               <w:t xml:space="preserve">§5 Risk Register Framework</w:t>
@@ -936,7 +885,6 @@
           <w:p>
             <w:pPr>
               <w:pStyle w:val="Compact"/>
-              <w:jc w:val="left"/>
             </w:pPr>
             <w:r>
               <w:t xml:space="preserve">PM-11</w:t>
@@ -948,7 +896,6 @@
           <w:p>
             <w:pPr>
               <w:pStyle w:val="Compact"/>
-              <w:jc w:val="left"/>
             </w:pPr>
             <w:r>
               <w:t xml:space="preserve">Mission/Business Process Definition</w:t>
@@ -960,7 +907,6 @@
           <w:p>
             <w:pPr>
               <w:pStyle w:val="Compact"/>
-              <w:jc w:val="left"/>
             </w:pPr>
             <w:r>
               <w:t xml:space="preserve">§2.5 Mission Mapping</w:t>
@@ -974,7 +920,6 @@
           <w:p>
             <w:pPr>
               <w:pStyle w:val="Compact"/>
-              <w:jc w:val="left"/>
             </w:pPr>
             <w:r>
               <w:t xml:space="preserve">PM-14</w:t>
@@ -986,7 +931,6 @@
           <w:p>
             <w:pPr>
               <w:pStyle w:val="Compact"/>
-              <w:jc w:val="left"/>
             </w:pPr>
             <w:r>
               <w:t xml:space="preserve">Testing, Training, and Monitoring</w:t>
@@ -998,7 +942,6 @@
           <w:p>
             <w:pPr>
               <w:pStyle w:val="Compact"/>
-              <w:jc w:val="left"/>
             </w:pPr>
             <w:r>
               <w:t xml:space="preserve">§6 T&amp;T&amp;M Plan</w:t>
@@ -1012,7 +955,6 @@
           <w:p>
             <w:pPr>
               <w:pStyle w:val="Compact"/>
-              <w:jc w:val="left"/>
             </w:pPr>
             <w:r>
               <w:t xml:space="preserve">PM-15</w:t>
@@ -1024,7 +966,6 @@
           <w:p>
             <w:pPr>
               <w:pStyle w:val="Compact"/>
-              <w:jc w:val="left"/>
             </w:pPr>
             <w:r>
               <w:t xml:space="preserve">Security/Privacy Contact with Groups</w:t>
@@ -1036,7 +977,6 @@
           <w:p>
             <w:pPr>
               <w:pStyle w:val="Compact"/>
-              <w:jc w:val="left"/>
             </w:pPr>
             <w:r>
               <w:t xml:space="preserve">§7 Contact Registry</w:t>
@@ -1050,7 +990,6 @@
           <w:p>
             <w:pPr>
               <w:pStyle w:val="Compact"/>
-              <w:jc w:val="left"/>
             </w:pPr>
             <w:r>
               <w:t xml:space="preserve">PM-30</w:t>
@@ -1062,7 +1001,6 @@
           <w:p>
             <w:pPr>
               <w:pStyle w:val="Compact"/>
-              <w:jc w:val="left"/>
             </w:pPr>
             <w:r>
               <w:t xml:space="preserve">Supply Chain Risk Management Strategy</w:t>
@@ -1074,7 +1012,6 @@
           <w:p>
             <w:pPr>
               <w:pStyle w:val="Compact"/>
-              <w:jc w:val="left"/>
             </w:pPr>
             <w:r>
               <w:t xml:space="preserve">§8 SCRM Charter</w:t>
@@ -1089,8 +1026,8 @@
       </w:pPr>
       <w:r>
         <w:rPr>
+          <w:b/>
           <w:bCs/>
-          <w:b/>
         </w:rPr>
         <w:t xml:space="preserve">Closure Necessity — PM family.</w:t>
       </w:r>
@@ -1164,18 +1101,18 @@
           <wp:inline>
             <wp:extent cx="5334000" cy="2359269"/>
             <wp:effectExtent b="0" l="0" r="0" t="0"/>
-            <wp:docPr descr="FedRAMP 20x Program Management Governance Structure" title="" id="24" name="Picture"/>
+            <wp:docPr descr="FedRAMP 20x Program Management Governance Structure" title="" id="15" name="Picture"/>
             <a:graphic>
               <a:graphicData uri="http://schemas.openxmlformats.org/drawingml/2006/picture">
                 <pic:pic>
                   <pic:nvPicPr>
-                    <pic:cNvPr descr="figs/pmg-fig-01-pm-governance.png" id="25" name="Picture"/>
+                    <pic:cNvPr descr="figs/pmg-fig-01-pm-governance.png" id="16" name="Picture"/>
                     <pic:cNvPicPr>
                       <a:picLocks noChangeArrowheads="1" noChangeAspect="1"/>
                     </pic:cNvPicPr>
                   </pic:nvPicPr>
                   <pic:blipFill>
-                    <a:blip r:embed="rId23"/>
+                    <a:blip r:embed="rId14"/>
                     <a:stretch>
                       <a:fillRect/>
                     </a:stretch>
@@ -1217,24 +1154,24 @@
         </w:pict>
       </w:r>
     </w:p>
-    <w:bookmarkEnd w:id="26"/>
-    <w:bookmarkEnd w:id="27"/>
-    <w:bookmarkStart w:id="33" w:name="Xadfec1205972c55c7f7da87cd313895defa5c9e"/>
+    <w:bookmarkEnd w:id="17"/>
+    <w:bookmarkEnd w:id="18"/>
+    <w:bookmarkStart w:id="24" w:name="Xadfec1205972c55c7f7da87cd313895defa5c9e"/>
     <w:p>
       <w:pPr>
         <w:pStyle w:val="Heading1"/>
       </w:pPr>
       <w:r>
-        <w:t xml:space="preserve">Information Security Program Plan (PM-1, PM-7, PM-11)</w:t>
-      </w:r>
-    </w:p>
-    <w:bookmarkStart w:id="29" w:name="ispp-document-template"/>
+        <w:t xml:space="preserve">2. Information Security Program Plan (PM-1, PM-7, PM-11)</w:t>
+      </w:r>
+    </w:p>
+    <w:bookmarkStart w:id="20" w:name="ispp-document-template"/>
     <w:p>
       <w:pPr>
         <w:pStyle w:val="Heading2"/>
       </w:pPr>
       <w:r>
-        <w:t xml:space="preserve">ISPP Document Template</w:t>
+        <w:t xml:space="preserve">2.1 ISPP Document Template</w:t>
       </w:r>
     </w:p>
     <w:p>
@@ -1263,13 +1200,13 @@
         <w:t xml:space="preserve">reviewed annually or after major system changes.</w:t>
       </w:r>
     </w:p>
-    <w:bookmarkStart w:id="28" w:name="ispp-section-outline"/>
+    <w:bookmarkStart w:id="19" w:name="ispp-section-outline"/>
     <w:p>
       <w:pPr>
         <w:pStyle w:val="Heading3"/>
       </w:pPr>
       <w:r>
-        <w:t xml:space="preserve">ISPP Section Outline</w:t>
+        <w:t xml:space="preserve">2.1.1 ISPP Section Outline</w:t>
       </w:r>
     </w:p>
     <w:p>
@@ -1278,8 +1215,8 @@
       </w:pPr>
       <w:r>
         <w:rPr>
+          <w:b/>
           <w:bCs/>
-          <w:b/>
         </w:rPr>
         <w:t xml:space="preserve">Section 1 — Purpose and Scope</w:t>
       </w:r>
@@ -1316,8 +1253,8 @@
       </w:pPr>
       <w:r>
         <w:rPr>
+          <w:b/>
           <w:bCs/>
-          <w:b/>
         </w:rPr>
         <w:t xml:space="preserve">Authorization Boundary:</w:t>
       </w:r>
@@ -1346,8 +1283,8 @@
       </w:pPr>
       <w:r>
         <w:rPr>
+          <w:b/>
           <w:bCs/>
-          <w:b/>
         </w:rPr>
         <w:t xml:space="preserve">Effective Date:</w:t>
       </w:r>
@@ -1362,8 +1299,8 @@
       </w:r>
       <w:r>
         <w:rPr>
+          <w:b/>
           <w:bCs/>
-          <w:b/>
         </w:rPr>
         <w:t xml:space="preserve">Review Cycle:</w:t>
       </w:r>
@@ -1380,8 +1317,8 @@
       </w:pPr>
       <w:r>
         <w:rPr>
+          <w:b/>
           <w:bCs/>
-          <w:b/>
         </w:rPr>
         <w:t xml:space="preserve">Document Owner:</w:t>
       </w:r>
@@ -1398,8 +1335,8 @@
       </w:pPr>
       <w:r>
         <w:rPr>
+          <w:b/>
           <w:bCs/>
-          <w:b/>
         </w:rPr>
         <w:t xml:space="preserve">Approver:</w:t>
       </w:r>
@@ -1416,79 +1353,79 @@
       </w:pPr>
       <w:r>
         <w:rPr>
+          <w:b/>
           <w:bCs/>
-          <w:b/>
         </w:rPr>
         <w:t xml:space="preserve">Section 2 — Legal and Regulatory Authority</w:t>
       </w:r>
     </w:p>
     <w:p>
       <w:pPr>
+        <w:pStyle w:val="Compact"/>
         <w:numPr>
           <w:ilvl w:val="0"/>
           <w:numId w:val="1003"/>
         </w:numPr>
+      </w:pPr>
+      <w:r>
+        <w:t xml:space="preserve">Federal Information Security Modernization Act (FISMA) 2014, 44 U.S.C. §3551</w:t>
+      </w:r>
+    </w:p>
+    <w:p>
+      <w:pPr>
         <w:pStyle w:val="Compact"/>
-      </w:pPr>
-      <w:r>
-        <w:t xml:space="preserve">Federal Information Security Modernization Act (FISMA) 2014, 44 U.S.C. §3551</w:t>
-      </w:r>
-    </w:p>
-    <w:p>
-      <w:pPr>
         <w:numPr>
           <w:ilvl w:val="0"/>
           <w:numId w:val="1003"/>
         </w:numPr>
+      </w:pPr>
+      <w:r>
+        <w:t xml:space="preserve">OMB Circular A-130, Managing Federal Information as a Strategic Resource</w:t>
+      </w:r>
+    </w:p>
+    <w:p>
+      <w:pPr>
         <w:pStyle w:val="Compact"/>
-      </w:pPr>
-      <w:r>
-        <w:t xml:space="preserve">OMB Circular A-130, Managing Federal Information as a Strategic Resource</w:t>
-      </w:r>
-    </w:p>
-    <w:p>
-      <w:pPr>
         <w:numPr>
           <w:ilvl w:val="0"/>
           <w:numId w:val="1003"/>
         </w:numPr>
+      </w:pPr>
+      <w:r>
+        <w:t xml:space="preserve">NIST SP 800-53 Rev 5, Security and Privacy Controls for Information Systems</w:t>
+      </w:r>
+    </w:p>
+    <w:p>
+      <w:pPr>
         <w:pStyle w:val="Compact"/>
-      </w:pPr>
-      <w:r>
-        <w:t xml:space="preserve">NIST SP 800-53 Rev 5, Security and Privacy Controls for Information Systems</w:t>
-      </w:r>
-    </w:p>
-    <w:p>
-      <w:pPr>
         <w:numPr>
           <w:ilvl w:val="0"/>
           <w:numId w:val="1003"/>
         </w:numPr>
+      </w:pPr>
+      <w:r>
+        <w:t xml:space="preserve">FedRAMP 20x Authorization Framework (GSA, 2026)</w:t>
+      </w:r>
+    </w:p>
+    <w:p>
+      <w:pPr>
         <w:pStyle w:val="Compact"/>
-      </w:pPr>
-      <w:r>
-        <w:t xml:space="preserve">FedRAMP 20x Authorization Framework (GSA, 2026)</w:t>
-      </w:r>
-    </w:p>
-    <w:p>
-      <w:pPr>
         <w:numPr>
           <w:ilvl w:val="0"/>
           <w:numId w:val="1003"/>
         </w:numPr>
+      </w:pPr>
+      <w:r>
+        <w:t xml:space="preserve">CISA Binding Operational Directive 26-04 (SBOM/VDR/VER, effective Dec 7, 2026)</w:t>
+      </w:r>
+    </w:p>
+    <w:p>
+      <w:pPr>
         <w:pStyle w:val="Compact"/>
-      </w:pPr>
-      <w:r>
-        <w:t xml:space="preserve">CISA Binding Operational Directive 26-04 (SBOM/VDR/VER, effective Dec 7, 2026)</w:t>
-      </w:r>
-    </w:p>
-    <w:p>
-      <w:pPr>
         <w:numPr>
           <w:ilvl w:val="0"/>
           <w:numId w:val="1003"/>
         </w:numPr>
-        <w:pStyle w:val="Compact"/>
       </w:pPr>
       <w:r>
         <w:t xml:space="preserve">Executive Order 14028, Improving the Nation’s Cybersecurity (May 2021)</w:t>
@@ -1500,8 +1437,8 @@
       </w:pPr>
       <w:r>
         <w:rPr>
+          <w:b/>
           <w:bCs/>
-          <w:b/>
         </w:rPr>
         <w:t xml:space="preserve">Section 3 — Security Program Objectives</w:t>
       </w:r>
@@ -1528,65 +1465,65 @@
     </w:p>
     <w:p>
       <w:pPr>
+        <w:pStyle w:val="Compact"/>
         <w:numPr>
           <w:ilvl w:val="0"/>
           <w:numId w:val="1004"/>
         </w:numPr>
+      </w:pPr>
+      <w:r>
+        <w:t xml:space="preserve">Protect the confidentiality, integrity, and availability of citizen PII</w:t>
+      </w:r>
+      <w:r>
+        <w:t xml:space="preserve"> </w:t>
+      </w:r>
+      <w:r>
+        <w:t xml:space="preserve">and benefit payment data</w:t>
+      </w:r>
+    </w:p>
+    <w:p>
+      <w:pPr>
         <w:pStyle w:val="Compact"/>
-      </w:pPr>
-      <w:r>
-        <w:t xml:space="preserve">Protect the confidentiality, integrity, and availability of citizen PII</w:t>
-      </w:r>
-      <w:r>
-        <w:t xml:space="preserve"> </w:t>
-      </w:r>
-      <w:r>
-        <w:t xml:space="preserve">and benefit payment data</w:t>
-      </w:r>
-    </w:p>
-    <w:p>
-      <w:pPr>
         <w:numPr>
           <w:ilvl w:val="0"/>
           <w:numId w:val="1004"/>
         </w:numPr>
+      </w:pPr>
+      <w:r>
+        <w:t xml:space="preserve">Maintain continuous FedRAMP Moderate authorization across all cloud</w:t>
+      </w:r>
+      <w:r>
+        <w:t xml:space="preserve"> </w:t>
+      </w:r>
+      <w:r>
+        <w:t xml:space="preserve">service offerings used to deliver [MISSION FUNCTIONS]</w:t>
+      </w:r>
+    </w:p>
+    <w:p>
+      <w:pPr>
         <w:pStyle w:val="Compact"/>
-      </w:pPr>
-      <w:r>
-        <w:t xml:space="preserve">Maintain continuous FedRAMP Moderate authorization across all cloud</w:t>
-      </w:r>
-      <w:r>
-        <w:t xml:space="preserve"> </w:t>
-      </w:r>
-      <w:r>
-        <w:t xml:space="preserve">service offerings used to deliver [MISSION FUNCTIONS]</w:t>
-      </w:r>
-    </w:p>
-    <w:p>
-      <w:pPr>
         <w:numPr>
           <w:ilvl w:val="0"/>
           <w:numId w:val="1004"/>
         </w:numPr>
+      </w:pPr>
+      <w:r>
+        <w:t xml:space="preserve">Achieve and sustain KSI scores meeting the FedRAMP 20x Authorize</w:t>
+      </w:r>
+      <w:r>
+        <w:t xml:space="preserve"> </w:t>
+      </w:r>
+      <w:r>
+        <w:t xml:space="preserve">threshold across all 10 KSI themes by [DATE]</w:t>
+      </w:r>
+    </w:p>
+    <w:p>
+      <w:pPr>
         <w:pStyle w:val="Compact"/>
-      </w:pPr>
-      <w:r>
-        <w:t xml:space="preserve">Achieve and sustain KSI scores meeting the FedRAMP 20x Authorize</w:t>
-      </w:r>
-      <w:r>
-        <w:t xml:space="preserve"> </w:t>
-      </w:r>
-      <w:r>
-        <w:t xml:space="preserve">threshold across all 10 KSI themes by [DATE]</w:t>
-      </w:r>
-    </w:p>
-    <w:p>
-      <w:pPr>
         <w:numPr>
           <w:ilvl w:val="0"/>
           <w:numId w:val="1004"/>
         </w:numPr>
-        <w:pStyle w:val="Compact"/>
       </w:pPr>
       <w:r>
         <w:t xml:space="preserve">Satisfy the BOD 26-04 SBOM/VDR/VER requirement by December 7, 2026</w:t>
@@ -1598,8 +1535,8 @@
       </w:pPr>
       <w:r>
         <w:rPr>
+          <w:b/>
           <w:bCs/>
-          <w:b/>
         </w:rPr>
         <w:t xml:space="preserve">Section 4 — Program Resources and Budget</w:t>
       </w:r>
@@ -1616,8 +1553,8 @@
       <w:tblPr>
         <w:tblStyle w:val="Table"/>
         <w:tblW w:type="pct" w:w="5000"/>
+        <w:tblLayout w:type="fixed"/>
         <w:tblLook w:firstRow="1" w:lastRow="0" w:firstColumn="0" w:lastColumn="0" w:noHBand="0" w:noVBand="0" w:val="0020"/>
-        <w:jc w:val="start"/>
       </w:tblPr>
       <w:tblGrid>
         <w:gridCol w:w="3099"/>
@@ -1626,14 +1563,13 @@
       </w:tblGrid>
       <w:tr>
         <w:trPr>
-          <w:tblHeader w:val="true"/>
+          <w:tblHeader w:val="on"/>
         </w:trPr>
         <w:tc>
           <w:tcPr/>
           <w:p>
             <w:pPr>
               <w:pStyle w:val="Compact"/>
-              <w:jc w:val="left"/>
             </w:pPr>
             <w:r>
               <w:t xml:space="preserve">Resource Category</w:t>
@@ -1645,7 +1581,6 @@
           <w:p>
             <w:pPr>
               <w:pStyle w:val="Compact"/>
-              <w:jc w:val="left"/>
             </w:pPr>
             <w:r>
               <w:t xml:space="preserve">FY[YEAR] Allocation</w:t>
@@ -1657,7 +1592,6 @@
           <w:p>
             <w:pPr>
               <w:pStyle w:val="Compact"/>
-              <w:jc w:val="left"/>
             </w:pPr>
             <w:r>
               <w:t xml:space="preserve">Notes</w:t>
@@ -1671,7 +1605,6 @@
           <w:p>
             <w:pPr>
               <w:pStyle w:val="Compact"/>
-              <w:jc w:val="left"/>
             </w:pPr>
             <w:r>
               <w:t xml:space="preserve">FTE (security staff)</w:t>
@@ -1683,7 +1616,6 @@
           <w:p>
             <w:pPr>
               <w:pStyle w:val="Compact"/>
-              <w:jc w:val="left"/>
             </w:pPr>
             <w:r>
               <w:t xml:space="preserve">[N FTE]</w:t>
@@ -1695,7 +1627,6 @@
           <w:p>
             <w:pPr>
               <w:pStyle w:val="Compact"/>
-              <w:jc w:val="left"/>
             </w:pPr>
             <w:r>
               <w:t xml:space="preserve">ISSO, Security Architect, DevSecOps</w:t>
@@ -1709,7 +1640,6 @@
           <w:p>
             <w:pPr>
               <w:pStyle w:val="Compact"/>
-              <w:jc w:val="left"/>
             </w:pPr>
             <w:r>
               <w:t xml:space="preserve">Tools and licensing</w:t>
@@ -1721,7 +1651,6 @@
           <w:p>
             <w:pPr>
               <w:pStyle w:val="Compact"/>
-              <w:jc w:val="left"/>
             </w:pPr>
             <w:r>
               <w:t xml:space="preserve">$[AMOUNT]</w:t>
@@ -1733,7 +1662,6 @@
           <w:p>
             <w:pPr>
               <w:pStyle w:val="Compact"/>
-              <w:jc w:val="left"/>
             </w:pPr>
             <w:r>
               <w:t xml:space="preserve">SIEM, vulnerability scanning, SBOM tooling</w:t>
@@ -1747,7 +1675,6 @@
           <w:p>
             <w:pPr>
               <w:pStyle w:val="Compact"/>
-              <w:jc w:val="left"/>
             </w:pPr>
             <w:r>
               <w:t xml:space="preserve">Training and certification</w:t>
@@ -1759,7 +1686,6 @@
           <w:p>
             <w:pPr>
               <w:pStyle w:val="Compact"/>
-              <w:jc w:val="left"/>
             </w:pPr>
             <w:r>
               <w:t xml:space="preserve">$[AMOUNT]</w:t>
@@ -1771,7 +1697,6 @@
           <w:p>
             <w:pPr>
               <w:pStyle w:val="Compact"/>
-              <w:jc w:val="left"/>
             </w:pPr>
             <w:r>
               <w:t xml:space="preserve">CISSP, FedRAMP training, vendor certs</w:t>
@@ -1785,7 +1710,6 @@
           <w:p>
             <w:pPr>
               <w:pStyle w:val="Compact"/>
-              <w:jc w:val="left"/>
             </w:pPr>
             <w:r>
               <w:t xml:space="preserve">Third-party assessment (3PAO)</w:t>
@@ -1797,7 +1721,6 @@
           <w:p>
             <w:pPr>
               <w:pStyle w:val="Compact"/>
-              <w:jc w:val="left"/>
             </w:pPr>
             <w:r>
               <w:t xml:space="preserve">$[AMOUNT]</w:t>
@@ -1809,7 +1732,6 @@
           <w:p>
             <w:pPr>
               <w:pStyle w:val="Compact"/>
-              <w:jc w:val="left"/>
             </w:pPr>
             <w:r>
               <w:t xml:space="preserve">Annual assessment + readiness review</w:t>
@@ -1823,7 +1745,6 @@
           <w:p>
             <w:pPr>
               <w:pStyle w:val="Compact"/>
-              <w:jc w:val="left"/>
             </w:pPr>
             <w:r>
               <w:t xml:space="preserve">Contingency / incident response</w:t>
@@ -1835,7 +1756,6 @@
           <w:p>
             <w:pPr>
               <w:pStyle w:val="Compact"/>
-              <w:jc w:val="left"/>
             </w:pPr>
             <w:r>
               <w:t xml:space="preserve">$[AMOUNT]</w:t>
@@ -1847,7 +1767,6 @@
           <w:p>
             <w:pPr>
               <w:pStyle w:val="Compact"/>
-              <w:jc w:val="left"/>
             </w:pPr>
             <w:r>
               <w:t xml:space="preserve">IR retainer + tabletop exercises</w:t>
@@ -1856,15 +1775,15 @@
         </w:tc>
       </w:tr>
     </w:tbl>
-    <w:bookmarkEnd w:id="28"/>
-    <w:bookmarkEnd w:id="29"/>
-    <w:bookmarkStart w:id="30" w:name="enterprise-architecture-integration-pm-7"/>
+    <w:bookmarkEnd w:id="19"/>
+    <w:bookmarkEnd w:id="20"/>
+    <w:bookmarkStart w:id="21" w:name="enterprise-architecture-integration-pm-7"/>
     <w:p>
       <w:pPr>
         <w:pStyle w:val="Heading2"/>
       </w:pPr>
       <w:r>
-        <w:t xml:space="preserve">Enterprise Architecture Integration (PM-7)</w:t>
+        <w:t xml:space="preserve">2.2 Enterprise Architecture Integration (PM-7)</w:t>
       </w:r>
     </w:p>
     <w:p>
@@ -1887,8 +1806,8 @@
       </w:pPr>
       <w:r>
         <w:rPr>
+          <w:b/>
           <w:bCs/>
-          <w:b/>
         </w:rPr>
         <w:t xml:space="preserve">Technical Reference Architecture (TRA):</w:t>
       </w:r>
@@ -1923,8 +1842,8 @@
       </w:pPr>
       <w:r>
         <w:rPr>
+          <w:b/>
           <w:bCs/>
-          <w:b/>
         </w:rPr>
         <w:t xml:space="preserve">Application Lifecycle Integration:</w:t>
       </w:r>
@@ -1949,16 +1868,16 @@
     </w:p>
     <w:p>
       <w:pPr>
+        <w:pStyle w:val="Compact"/>
         <w:numPr>
           <w:ilvl w:val="0"/>
           <w:numId w:val="1005"/>
         </w:numPr>
-        <w:pStyle w:val="Compact"/>
       </w:pPr>
       <w:r>
         <w:rPr>
+          <w:b/>
           <w:bCs/>
-          <w:b/>
         </w:rPr>
         <w:t xml:space="preserve">Concept</w:t>
       </w:r>
@@ -1971,16 +1890,16 @@
     </w:p>
     <w:p>
       <w:pPr>
+        <w:pStyle w:val="Compact"/>
         <w:numPr>
           <w:ilvl w:val="0"/>
           <w:numId w:val="1005"/>
         </w:numPr>
-        <w:pStyle w:val="Compact"/>
       </w:pPr>
       <w:r>
         <w:rPr>
+          <w:b/>
           <w:bCs/>
-          <w:b/>
         </w:rPr>
         <w:t xml:space="preserve">Design</w:t>
       </w:r>
@@ -1993,16 +1912,16 @@
     </w:p>
     <w:p>
       <w:pPr>
+        <w:pStyle w:val="Compact"/>
         <w:numPr>
           <w:ilvl w:val="0"/>
           <w:numId w:val="1005"/>
         </w:numPr>
-        <w:pStyle w:val="Compact"/>
       </w:pPr>
       <w:r>
         <w:rPr>
+          <w:b/>
           <w:bCs/>
-          <w:b/>
         </w:rPr>
         <w:t xml:space="preserve">Build</w:t>
       </w:r>
@@ -2015,16 +1934,16 @@
     </w:p>
     <w:p>
       <w:pPr>
+        <w:pStyle w:val="Compact"/>
         <w:numPr>
           <w:ilvl w:val="0"/>
           <w:numId w:val="1005"/>
         </w:numPr>
-        <w:pStyle w:val="Compact"/>
       </w:pPr>
       <w:r>
         <w:rPr>
+          <w:b/>
           <w:bCs/>
-          <w:b/>
         </w:rPr>
         <w:t xml:space="preserve">Deploy</w:t>
       </w:r>
@@ -2037,16 +1956,16 @@
     </w:p>
     <w:p>
       <w:pPr>
+        <w:pStyle w:val="Compact"/>
         <w:numPr>
           <w:ilvl w:val="0"/>
           <w:numId w:val="1005"/>
         </w:numPr>
-        <w:pStyle w:val="Compact"/>
       </w:pPr>
       <w:r>
         <w:rPr>
+          <w:b/>
           <w:bCs/>
-          <w:b/>
         </w:rPr>
         <w:t xml:space="preserve">Operate</w:t>
       </w:r>
@@ -2063,65 +1982,65 @@
       </w:pPr>
       <w:r>
         <w:rPr>
+          <w:b/>
           <w:bCs/>
-          <w:b/>
         </w:rPr>
         <w:t xml:space="preserve">EA Artifacts That Reference Security Architecture:</w:t>
       </w:r>
     </w:p>
     <w:p>
       <w:pPr>
+        <w:pStyle w:val="Compact"/>
         <w:numPr>
           <w:ilvl w:val="0"/>
           <w:numId w:val="1006"/>
         </w:numPr>
+      </w:pPr>
+      <w:r>
+        <w:t xml:space="preserve">Target Architecture Document (TAD) — references AAN Part 1-16 control mappings</w:t>
+      </w:r>
+    </w:p>
+    <w:p>
+      <w:pPr>
         <w:pStyle w:val="Compact"/>
-      </w:pPr>
-      <w:r>
-        <w:t xml:space="preserve">Target Architecture Document (TAD) — references AAN Part 1-16 control mappings</w:t>
-      </w:r>
-    </w:p>
-    <w:p>
-      <w:pPr>
         <w:numPr>
           <w:ilvl w:val="0"/>
           <w:numId w:val="1006"/>
         </w:numPr>
+      </w:pPr>
+      <w:r>
+        <w:t xml:space="preserve">Data Architecture — references Part 12 (Purview/CMK) for data-at-rest controls</w:t>
+      </w:r>
+    </w:p>
+    <w:p>
+      <w:pPr>
         <w:pStyle w:val="Compact"/>
-      </w:pPr>
-      <w:r>
-        <w:t xml:space="preserve">Data Architecture — references Part 12 (Purview/CMK) for data-at-rest controls</w:t>
-      </w:r>
-    </w:p>
-    <w:p>
-      <w:pPr>
         <w:numPr>
           <w:ilvl w:val="0"/>
           <w:numId w:val="1006"/>
         </w:numPr>
-        <w:pStyle w:val="Compact"/>
       </w:pPr>
       <w:r>
         <w:t xml:space="preserve">Network Architecture — references Part 1-6, 9 for network security</w:t>
       </w:r>
     </w:p>
-    <w:bookmarkEnd w:id="30"/>
-    <w:bookmarkStart w:id="32" w:name="Xd0af50a3aadb5a78babad0afeac67d3d9549b2b"/>
+    <w:bookmarkEnd w:id="21"/>
+    <w:bookmarkStart w:id="23" w:name="Xd0af50a3aadb5a78babad0afeac67d3d9549b2b"/>
     <w:p>
       <w:pPr>
         <w:pStyle w:val="Heading2"/>
       </w:pPr>
       <w:r>
-        <w:t xml:space="preserve">Mission and Business Process Definition (PM-11)</w:t>
-      </w:r>
-    </w:p>
-    <w:bookmarkStart w:id="31" w:name="critical-mission-functions"/>
+        <w:t xml:space="preserve">2.3 Mission and Business Process Definition (PM-11)</w:t>
+      </w:r>
+    </w:p>
+    <w:bookmarkStart w:id="22" w:name="critical-mission-functions"/>
     <w:p>
       <w:pPr>
         <w:pStyle w:val="Heading3"/>
       </w:pPr>
       <w:r>
-        <w:t xml:space="preserve">Critical Mission Functions</w:t>
+        <w:t xml:space="preserve">2.3.1 Critical Mission Functions</w:t>
       </w:r>
     </w:p>
     <w:p>
@@ -2142,8 +2061,8 @@
       <w:tblPr>
         <w:tblStyle w:val="Table"/>
         <w:tblW w:type="pct" w:w="5000"/>
+        <w:tblLayout w:type="fixed"/>
         <w:tblLook w:firstRow="1" w:lastRow="0" w:firstColumn="0" w:lastColumn="0" w:noHBand="0" w:noVBand="0" w:val="0020"/>
-        <w:jc w:val="start"/>
       </w:tblPr>
       <w:tblGrid>
         <w:gridCol w:w="1980"/>
@@ -2154,14 +2073,13 @@
       </w:tblGrid>
       <w:tr>
         <w:trPr>
-          <w:tblHeader w:val="true"/>
+          <w:tblHeader w:val="on"/>
         </w:trPr>
         <w:tc>
           <w:tcPr/>
           <w:p>
             <w:pPr>
               <w:pStyle w:val="Compact"/>
-              <w:jc w:val="left"/>
             </w:pPr>
             <w:r>
               <w:t xml:space="preserve">Mission Function</w:t>
@@ -2173,7 +2091,6 @@
           <w:p>
             <w:pPr>
               <w:pStyle w:val="Compact"/>
-              <w:jc w:val="left"/>
             </w:pPr>
             <w:r>
               <w:t xml:space="preserve">System Dependency</w:t>
@@ -2185,7 +2102,6 @@
           <w:p>
             <w:pPr>
               <w:pStyle w:val="Compact"/>
-              <w:jc w:val="left"/>
             </w:pPr>
             <w:r>
               <w:t xml:space="preserve">Impact if Unavailable</w:t>
@@ -2197,7 +2113,6 @@
           <w:p>
             <w:pPr>
               <w:pStyle w:val="Compact"/>
-              <w:jc w:val="left"/>
             </w:pPr>
             <w:r>
               <w:t xml:space="preserve">RTO</w:t>
@@ -2209,7 +2124,6 @@
           <w:p>
             <w:pPr>
               <w:pStyle w:val="Compact"/>
-              <w:jc w:val="left"/>
             </w:pPr>
             <w:r>
               <w:t xml:space="preserve">RPO</w:t>
@@ -2223,7 +2137,6 @@
           <w:p>
             <w:pPr>
               <w:pStyle w:val="Compact"/>
-              <w:jc w:val="left"/>
             </w:pPr>
             <w:r>
               <w:t xml:space="preserve">Benefit payment disbursement</w:t>
@@ -2235,7 +2148,6 @@
           <w:p>
             <w:pPr>
               <w:pStyle w:val="Compact"/>
-              <w:jc w:val="left"/>
             </w:pPr>
             <w:r>
               <w:t xml:space="preserve">[SYSTEM]</w:t>
@@ -2247,7 +2159,6 @@
           <w:p>
             <w:pPr>
               <w:pStyle w:val="Compact"/>
-              <w:jc w:val="left"/>
             </w:pPr>
             <w:r>
               <w:t xml:space="preserve">Direct citizen harm</w:t>
@@ -2259,7 +2170,6 @@
           <w:p>
             <w:pPr>
               <w:pStyle w:val="Compact"/>
-              <w:jc w:val="left"/>
             </w:pPr>
             <w:r>
               <w:t xml:space="preserve">4h</w:t>
@@ -2271,7 +2181,6 @@
           <w:p>
             <w:pPr>
               <w:pStyle w:val="Compact"/>
-              <w:jc w:val="left"/>
             </w:pPr>
             <w:r>
               <w:t xml:space="preserve">1h</w:t>
@@ -2285,7 +2194,6 @@
           <w:p>
             <w:pPr>
               <w:pStyle w:val="Compact"/>
-              <w:jc w:val="left"/>
             </w:pPr>
             <w:r>
               <w:t xml:space="preserve">Disability determination</w:t>
@@ -2297,7 +2205,6 @@
           <w:p>
             <w:pPr>
               <w:pStyle w:val="Compact"/>
-              <w:jc w:val="left"/>
             </w:pPr>
             <w:r>
               <w:t xml:space="preserve">[SYSTEM]</w:t>
@@ -2309,7 +2216,6 @@
           <w:p>
             <w:pPr>
               <w:pStyle w:val="Compact"/>
-              <w:jc w:val="left"/>
             </w:pPr>
             <w:r>
               <w:t xml:space="preserve">Service delay</w:t>
@@ -2321,7 +2227,6 @@
           <w:p>
             <w:pPr>
               <w:pStyle w:val="Compact"/>
-              <w:jc w:val="left"/>
             </w:pPr>
             <w:r>
               <w:t xml:space="preserve">24h</w:t>
@@ -2333,7 +2238,6 @@
           <w:p>
             <w:pPr>
               <w:pStyle w:val="Compact"/>
-              <w:jc w:val="left"/>
             </w:pPr>
             <w:r>
               <w:t xml:space="preserve">4h</w:t>
@@ -2347,7 +2251,6 @@
           <w:p>
             <w:pPr>
               <w:pStyle w:val="Compact"/>
-              <w:jc w:val="left"/>
             </w:pPr>
             <w:r>
               <w:t xml:space="preserve">Online account services (my Social Security)</w:t>
@@ -2359,7 +2262,6 @@
           <w:p>
             <w:pPr>
               <w:pStyle w:val="Compact"/>
-              <w:jc w:val="left"/>
             </w:pPr>
             <w:r>
               <w:t xml:space="preserve">[SYSTEM]</w:t>
@@ -2371,7 +2273,6 @@
           <w:p>
             <w:pPr>
               <w:pStyle w:val="Compact"/>
-              <w:jc w:val="left"/>
             </w:pPr>
             <w:r>
               <w:t xml:space="preserve">Service degradation</w:t>
@@ -2383,7 +2284,6 @@
           <w:p>
             <w:pPr>
               <w:pStyle w:val="Compact"/>
-              <w:jc w:val="left"/>
             </w:pPr>
             <w:r>
               <w:t xml:space="preserve">8h</w:t>
@@ -2395,7 +2295,6 @@
           <w:p>
             <w:pPr>
               <w:pStyle w:val="Compact"/>
-              <w:jc w:val="left"/>
             </w:pPr>
             <w:r>
               <w:t xml:space="preserve">2h</w:t>
@@ -2409,7 +2308,6 @@
           <w:p>
             <w:pPr>
               <w:pStyle w:val="Compact"/>
-              <w:jc w:val="left"/>
             </w:pPr>
             <w:r>
               <w:t xml:space="preserve">Contact center CRM</w:t>
@@ -2421,7 +2319,6 @@
           <w:p>
             <w:pPr>
               <w:pStyle w:val="Compact"/>
-              <w:jc w:val="left"/>
             </w:pPr>
             <w:r>
               <w:t xml:space="preserve">[SYSTEM]</w:t>
@@ -2433,7 +2330,6 @@
           <w:p>
             <w:pPr>
               <w:pStyle w:val="Compact"/>
-              <w:jc w:val="left"/>
             </w:pPr>
             <w:r>
               <w:t xml:space="preserve">Citizen service impact</w:t>
@@ -2445,7 +2341,6 @@
           <w:p>
             <w:pPr>
               <w:pStyle w:val="Compact"/>
-              <w:jc w:val="left"/>
             </w:pPr>
             <w:r>
               <w:t xml:space="preserve">4h</w:t>
@@ -2457,7 +2352,6 @@
           <w:p>
             <w:pPr>
               <w:pStyle w:val="Compact"/>
-              <w:jc w:val="left"/>
             </w:pPr>
             <w:r>
               <w:t xml:space="preserve">1h</w:t>
@@ -2493,25 +2387,25 @@
         </w:pict>
       </w:r>
     </w:p>
-    <w:bookmarkEnd w:id="31"/>
-    <w:bookmarkEnd w:id="32"/>
-    <w:bookmarkEnd w:id="33"/>
-    <w:bookmarkStart w:id="37" w:name="Xc20d35fd8033d8726b77cf682068ef9b4ad18d8"/>
+    <w:bookmarkEnd w:id="22"/>
+    <w:bookmarkEnd w:id="23"/>
+    <w:bookmarkEnd w:id="24"/>
+    <w:bookmarkStart w:id="28" w:name="Xc20d35fd8033d8726b77cf682068ef9b4ad18d8"/>
     <w:p>
       <w:pPr>
         <w:pStyle w:val="Heading1"/>
       </w:pPr>
       <w:r>
-        <w:t xml:space="preserve">Program Leadership and Accountability (PM-2)</w:t>
-      </w:r>
-    </w:p>
-    <w:bookmarkStart w:id="36" w:name="security-leadership-raci"/>
+        <w:t xml:space="preserve">3. Program Leadership and Accountability (PM-2)</w:t>
+      </w:r>
+    </w:p>
+    <w:bookmarkStart w:id="27" w:name="security-leadership-raci"/>
     <w:p>
       <w:pPr>
         <w:pStyle w:val="Heading2"/>
       </w:pPr>
       <w:r>
-        <w:t xml:space="preserve">Security Leadership RACI</w:t>
+        <w:t xml:space="preserve">3.1 Security Leadership RACI</w:t>
       </w:r>
     </w:p>
     <w:p>
@@ -2534,21 +2428,21 @@
         <w:t xml:space="preserve">defines accountabilities for security program activities.</w:t>
       </w:r>
     </w:p>
-    <w:bookmarkStart w:id="34" w:name="role-definitions"/>
+    <w:bookmarkStart w:id="25" w:name="role-definitions"/>
     <w:p>
       <w:pPr>
         <w:pStyle w:val="Heading3"/>
       </w:pPr>
       <w:r>
-        <w:t xml:space="preserve">Role Definitions</w:t>
+        <w:t xml:space="preserve">3.1.1 Role Definitions</w:t>
       </w:r>
     </w:p>
     <w:tbl>
       <w:tblPr>
         <w:tblStyle w:val="Table"/>
         <w:tblW w:type="pct" w:w="5000"/>
+        <w:tblLayout w:type="fixed"/>
         <w:tblLook w:firstRow="1" w:lastRow="0" w:firstColumn="0" w:lastColumn="0" w:noHBand="0" w:noVBand="0" w:val="0020"/>
-        <w:jc w:val="start"/>
       </w:tblPr>
       <w:tblGrid>
         <w:gridCol w:w="1584"/>
@@ -2557,14 +2451,13 @@
       </w:tblGrid>
       <w:tr>
         <w:trPr>
-          <w:tblHeader w:val="true"/>
+          <w:tblHeader w:val="on"/>
         </w:trPr>
         <w:tc>
           <w:tcPr/>
           <w:p>
             <w:pPr>
               <w:pStyle w:val="Compact"/>
-              <w:jc w:val="left"/>
             </w:pPr>
             <w:r>
               <w:t xml:space="preserve">Role</w:t>
@@ -2576,7 +2469,6 @@
           <w:p>
             <w:pPr>
               <w:pStyle w:val="Compact"/>
-              <w:jc w:val="left"/>
             </w:pPr>
             <w:r>
               <w:t xml:space="preserve">Title</w:t>
@@ -2588,7 +2480,6 @@
           <w:p>
             <w:pPr>
               <w:pStyle w:val="Compact"/>
-              <w:jc w:val="left"/>
             </w:pPr>
             <w:r>
               <w:t xml:space="preserve">Responsibilities</w:t>
@@ -2602,12 +2493,11 @@
           <w:p>
             <w:pPr>
               <w:pStyle w:val="Compact"/>
-              <w:jc w:val="left"/>
             </w:pPr>
             <w:r>
               <w:rPr>
+                <w:b/>
                 <w:bCs/>
-                <w:b/>
               </w:rPr>
               <w:t xml:space="preserve">AO</w:t>
             </w:r>
@@ -2618,7 +2508,6 @@
           <w:p>
             <w:pPr>
               <w:pStyle w:val="Compact"/>
-              <w:jc w:val="left"/>
             </w:pPr>
             <w:r>
               <w:t xml:space="preserve">Authorizing Official</w:t>
@@ -2630,7 +2519,6 @@
           <w:p>
             <w:pPr>
               <w:pStyle w:val="Compact"/>
-              <w:jc w:val="left"/>
             </w:pPr>
             <w:r>
               <w:t xml:space="preserve">Accepts organizational risk; signs ATO</w:t>
@@ -2644,12 +2532,11 @@
           <w:p>
             <w:pPr>
               <w:pStyle w:val="Compact"/>
-              <w:jc w:val="left"/>
             </w:pPr>
             <w:r>
               <w:rPr>
+                <w:b/>
                 <w:bCs/>
-                <w:b/>
               </w:rPr>
               <w:t xml:space="preserve">SAISO/CISO</w:t>
             </w:r>
@@ -2660,7 +2547,6 @@
           <w:p>
             <w:pPr>
               <w:pStyle w:val="Compact"/>
-              <w:jc w:val="left"/>
             </w:pPr>
             <w:r>
               <w:t xml:space="preserve">Chief Information Security Officer</w:t>
@@ -2672,7 +2558,6 @@
           <w:p>
             <w:pPr>
               <w:pStyle w:val="Compact"/>
-              <w:jc w:val="left"/>
             </w:pPr>
             <w:r>
               <w:t xml:space="preserve">Owns the ISPP; chairs Security Council</w:t>
@@ -2686,12 +2571,11 @@
           <w:p>
             <w:pPr>
               <w:pStyle w:val="Compact"/>
-              <w:jc w:val="left"/>
             </w:pPr>
             <w:r>
               <w:rPr>
+                <w:b/>
                 <w:bCs/>
-                <w:b/>
               </w:rPr>
               <w:t xml:space="preserve">ISSO</w:t>
             </w:r>
@@ -2702,7 +2586,6 @@
           <w:p>
             <w:pPr>
               <w:pStyle w:val="Compact"/>
-              <w:jc w:val="left"/>
             </w:pPr>
             <w:r>
               <w:t xml:space="preserve">Information System Security Officer</w:t>
@@ -2714,7 +2597,6 @@
           <w:p>
             <w:pPr>
               <w:pStyle w:val="Compact"/>
-              <w:jc w:val="left"/>
             </w:pPr>
             <w:r>
               <w:t xml:space="preserve">Day-to-day control operation; POA&amp;M</w:t>
@@ -2728,12 +2610,11 @@
           <w:p>
             <w:pPr>
               <w:pStyle w:val="Compact"/>
-              <w:jc w:val="left"/>
             </w:pPr>
             <w:r>
               <w:rPr>
+                <w:b/>
                 <w:bCs/>
-                <w:b/>
               </w:rPr>
               <w:t xml:space="preserve">AO Rep</w:t>
             </w:r>
@@ -2744,7 +2625,6 @@
           <w:p>
             <w:pPr>
               <w:pStyle w:val="Compact"/>
-              <w:jc w:val="left"/>
             </w:pPr>
             <w:r>
               <w:t xml:space="preserve">AO Representative</w:t>
@@ -2756,7 +2636,6 @@
           <w:p>
             <w:pPr>
               <w:pStyle w:val="Compact"/>
-              <w:jc w:val="left"/>
             </w:pPr>
             <w:r>
               <w:t xml:space="preserve">Delegates AO oversight functions</w:t>
@@ -2770,12 +2649,11 @@
           <w:p>
             <w:pPr>
               <w:pStyle w:val="Compact"/>
-              <w:jc w:val="left"/>
             </w:pPr>
             <w:r>
               <w:rPr>
+                <w:b/>
                 <w:bCs/>
-                <w:b/>
               </w:rPr>
               <w:t xml:space="preserve">3PAO</w:t>
             </w:r>
@@ -2786,7 +2664,6 @@
           <w:p>
             <w:pPr>
               <w:pStyle w:val="Compact"/>
-              <w:jc w:val="left"/>
             </w:pPr>
             <w:r>
               <w:t xml:space="preserve">Third-Party Assessment Organization</w:t>
@@ -2798,7 +2675,6 @@
           <w:p>
             <w:pPr>
               <w:pStyle w:val="Compact"/>
-              <w:jc w:val="left"/>
             </w:pPr>
             <w:r>
               <w:t xml:space="preserve">Annual security assessment</w:t>
@@ -2812,12 +2688,11 @@
           <w:p>
             <w:pPr>
               <w:pStyle w:val="Compact"/>
-              <w:jc w:val="left"/>
             </w:pPr>
             <w:r>
               <w:rPr>
+                <w:b/>
                 <w:bCs/>
-                <w:b/>
               </w:rPr>
               <w:t xml:space="preserve">Privacy Officer</w:t>
             </w:r>
@@ -2828,7 +2703,6 @@
           <w:p>
             <w:pPr>
               <w:pStyle w:val="Compact"/>
-              <w:jc w:val="left"/>
             </w:pPr>
             <w:r>
               <w:t xml:space="preserve">Privacy Program Manager</w:t>
@@ -2840,7 +2714,6 @@
           <w:p>
             <w:pPr>
               <w:pStyle w:val="Compact"/>
-              <w:jc w:val="left"/>
             </w:pPr>
             <w:r>
               <w:t xml:space="preserve">PT controls; Privacy Impact Assessments</w:t>
@@ -2854,12 +2727,11 @@
           <w:p>
             <w:pPr>
               <w:pStyle w:val="Compact"/>
-              <w:jc w:val="left"/>
             </w:pPr>
             <w:r>
               <w:rPr>
+                <w:b/>
                 <w:bCs/>
-                <w:b/>
               </w:rPr>
               <w:t xml:space="preserve">DevSecOps Lead</w:t>
             </w:r>
@@ -2870,7 +2742,6 @@
           <w:p>
             <w:pPr>
               <w:pStyle w:val="Compact"/>
-              <w:jc w:val="left"/>
             </w:pPr>
             <w:r>
               <w:t xml:space="preserve">DevSecOps Team Lead</w:t>
@@ -2882,7 +2753,6 @@
           <w:p>
             <w:pPr>
               <w:pStyle w:val="Compact"/>
-              <w:jc w:val="left"/>
             </w:pPr>
             <w:r>
               <w:t xml:space="preserve">CI/CD security gates; SBOM pipeline</w:t>
@@ -2896,12 +2766,11 @@
           <w:p>
             <w:pPr>
               <w:pStyle w:val="Compact"/>
-              <w:jc w:val="left"/>
             </w:pPr>
             <w:r>
               <w:rPr>
+                <w:b/>
                 <w:bCs/>
-                <w:b/>
               </w:rPr>
               <w:t xml:space="preserve">SOC Lead</w:t>
             </w:r>
@@ -2912,7 +2781,6 @@
           <w:p>
             <w:pPr>
               <w:pStyle w:val="Compact"/>
-              <w:jc w:val="left"/>
             </w:pPr>
             <w:r>
               <w:t xml:space="preserve">Security Operations Center Lead</w:t>
@@ -2924,7 +2792,6 @@
           <w:p>
             <w:pPr>
               <w:pStyle w:val="Compact"/>
-              <w:jc w:val="left"/>
             </w:pPr>
             <w:r>
               <w:t xml:space="preserve">Sentinel monitoring; incident response</w:t>
@@ -2933,14 +2800,14 @@
         </w:tc>
       </w:tr>
     </w:tbl>
-    <w:bookmarkEnd w:id="34"/>
-    <w:bookmarkStart w:id="35" w:name="raci-matrix-key-program-activities"/>
+    <w:bookmarkEnd w:id="25"/>
+    <w:bookmarkStart w:id="26" w:name="raci-matrix-key-program-activities"/>
     <w:p>
       <w:pPr>
         <w:pStyle w:val="Heading3"/>
       </w:pPr>
       <w:r>
-        <w:t xml:space="preserve">RACI Matrix — Key Program Activities</w:t>
+        <w:t xml:space="preserve">3.1.2 RACI Matrix — Key Program Activities</w:t>
       </w:r>
     </w:p>
     <w:tbl>
@@ -2948,7 +2815,6 @@
         <w:tblStyle w:val="Table"/>
         <w:tblW w:type="auto" w:w="0"/>
         <w:tblLook w:firstRow="1" w:lastRow="0" w:firstColumn="0" w:lastColumn="0" w:noHBand="0" w:noVBand="0" w:val="0020"/>
-        <w:jc w:val="start"/>
       </w:tblPr>
       <w:tblGrid>
         <w:gridCol w:w="1131"/>
@@ -2961,14 +2827,13 @@
       </w:tblGrid>
       <w:tr>
         <w:trPr>
-          <w:tblHeader w:val="true"/>
+          <w:tblHeader w:val="on"/>
         </w:trPr>
         <w:tc>
           <w:tcPr/>
           <w:p>
             <w:pPr>
               <w:pStyle w:val="Compact"/>
-              <w:jc w:val="left"/>
             </w:pPr>
             <w:r>
               <w:t xml:space="preserve">Activity</w:t>
@@ -2980,7 +2845,6 @@
           <w:p>
             <w:pPr>
               <w:pStyle w:val="Compact"/>
-              <w:jc w:val="left"/>
             </w:pPr>
             <w:r>
               <w:t xml:space="preserve">AO</w:t>
@@ -2992,7 +2856,6 @@
           <w:p>
             <w:pPr>
               <w:pStyle w:val="Compact"/>
-              <w:jc w:val="left"/>
             </w:pPr>
             <w:r>
               <w:t xml:space="preserve">CISO</w:t>
@@ -3004,7 +2867,6 @@
           <w:p>
             <w:pPr>
               <w:pStyle w:val="Compact"/>
-              <w:jc w:val="left"/>
             </w:pPr>
             <w:r>
               <w:t xml:space="preserve">ISSO</w:t>
@@ -3016,7 +2878,6 @@
           <w:p>
             <w:pPr>
               <w:pStyle w:val="Compact"/>
-              <w:jc w:val="left"/>
             </w:pPr>
             <w:r>
               <w:t xml:space="preserve">DevSecOps</w:t>
@@ -3028,7 +2889,6 @@
           <w:p>
             <w:pPr>
               <w:pStyle w:val="Compact"/>
-              <w:jc w:val="left"/>
             </w:pPr>
             <w:r>
               <w:t xml:space="preserve">SOC</w:t>
@@ -3040,7 +2900,6 @@
           <w:p>
             <w:pPr>
               <w:pStyle w:val="Compact"/>
-              <w:jc w:val="left"/>
             </w:pPr>
             <w:r>
               <w:t xml:space="preserve">Privacy</w:t>
@@ -3054,7 +2913,6 @@
           <w:p>
             <w:pPr>
               <w:pStyle w:val="Compact"/>
-              <w:jc w:val="left"/>
             </w:pPr>
             <w:r>
               <w:t xml:space="preserve">ATO decision</w:t>
@@ -3066,12 +2924,11 @@
           <w:p>
             <w:pPr>
               <w:pStyle w:val="Compact"/>
-              <w:jc w:val="left"/>
             </w:pPr>
             <w:r>
               <w:rPr>
+                <w:b/>
                 <w:bCs/>
-                <w:b/>
               </w:rPr>
               <w:t xml:space="preserve">A</w:t>
             </w:r>
@@ -3082,7 +2939,6 @@
           <w:p>
             <w:pPr>
               <w:pStyle w:val="Compact"/>
-              <w:jc w:val="left"/>
             </w:pPr>
             <w:r>
               <w:t xml:space="preserve">R</w:t>
@@ -3094,7 +2950,6 @@
           <w:p>
             <w:pPr>
               <w:pStyle w:val="Compact"/>
-              <w:jc w:val="left"/>
             </w:pPr>
             <w:r>
               <w:t xml:space="preserve">C</w:t>
@@ -3106,7 +2961,6 @@
           <w:p>
             <w:pPr>
               <w:pStyle w:val="Compact"/>
-              <w:jc w:val="left"/>
             </w:pPr>
             <w:r>
               <w:t xml:space="preserve">I</w:t>
@@ -3118,7 +2972,6 @@
           <w:p>
             <w:pPr>
               <w:pStyle w:val="Compact"/>
-              <w:jc w:val="left"/>
             </w:pPr>
             <w:r>
               <w:t xml:space="preserve">I</w:t>
@@ -3130,7 +2983,6 @@
           <w:p>
             <w:pPr>
               <w:pStyle w:val="Compact"/>
-              <w:jc w:val="left"/>
             </w:pPr>
             <w:r>
               <w:t xml:space="preserve">C</w:t>
@@ -3144,7 +2996,6 @@
           <w:p>
             <w:pPr>
               <w:pStyle w:val="Compact"/>
-              <w:jc w:val="left"/>
             </w:pPr>
             <w:r>
               <w:t xml:space="preserve">Annual security assessment</w:t>
@@ -3156,7 +3007,6 @@
           <w:p>
             <w:pPr>
               <w:pStyle w:val="Compact"/>
-              <w:jc w:val="left"/>
             </w:pPr>
             <w:r>
               <w:t xml:space="preserve">A</w:t>
@@ -3168,12 +3018,11 @@
           <w:p>
             <w:pPr>
               <w:pStyle w:val="Compact"/>
-              <w:jc w:val="left"/>
             </w:pPr>
             <w:r>
               <w:rPr>
+                <w:b/>
                 <w:bCs/>
-                <w:b/>
               </w:rPr>
               <w:t xml:space="preserve">R</w:t>
             </w:r>
@@ -3184,7 +3033,6 @@
           <w:p>
             <w:pPr>
               <w:pStyle w:val="Compact"/>
-              <w:jc w:val="left"/>
             </w:pPr>
             <w:r>
               <w:t xml:space="preserve">R</w:t>
@@ -3196,7 +3044,6 @@
           <w:p>
             <w:pPr>
               <w:pStyle w:val="Compact"/>
-              <w:jc w:val="left"/>
             </w:pPr>
             <w:r>
               <w:t xml:space="preserve">C</w:t>
@@ -3208,7 +3055,6 @@
           <w:p>
             <w:pPr>
               <w:pStyle w:val="Compact"/>
-              <w:jc w:val="left"/>
             </w:pPr>
             <w:r>
               <w:t xml:space="preserve">C</w:t>
@@ -3220,7 +3066,6 @@
           <w:p>
             <w:pPr>
               <w:pStyle w:val="Compact"/>
-              <w:jc w:val="left"/>
             </w:pPr>
             <w:r>
               <w:t xml:space="preserve">C</w:t>
@@ -3234,7 +3079,6 @@
           <w:p>
             <w:pPr>
               <w:pStyle w:val="Compact"/>
-              <w:jc w:val="left"/>
             </w:pPr>
             <w:r>
               <w:t xml:space="preserve">POA&amp;M management</w:t>
@@ -3246,7 +3090,6 @@
           <w:p>
             <w:pPr>
               <w:pStyle w:val="Compact"/>
-              <w:jc w:val="left"/>
             </w:pPr>
             <w:r>
               <w:t xml:space="preserve">I</w:t>
@@ -3258,7 +3101,6 @@
           <w:p>
             <w:pPr>
               <w:pStyle w:val="Compact"/>
-              <w:jc w:val="left"/>
             </w:pPr>
             <w:r>
               <w:t xml:space="preserve">A</w:t>
@@ -3270,12 +3112,11 @@
           <w:p>
             <w:pPr>
               <w:pStyle w:val="Compact"/>
-              <w:jc w:val="left"/>
             </w:pPr>
             <w:r>
               <w:rPr>
+                <w:b/>
                 <w:bCs/>
-                <w:b/>
               </w:rPr>
               <w:t xml:space="preserve">R</w:t>
             </w:r>
@@ -3286,7 +3127,6 @@
           <w:p>
             <w:pPr>
               <w:pStyle w:val="Compact"/>
-              <w:jc w:val="left"/>
             </w:pPr>
             <w:r>
               <w:t xml:space="preserve">C</w:t>
@@ -3298,7 +3138,6 @@
           <w:p>
             <w:pPr>
               <w:pStyle w:val="Compact"/>
-              <w:jc w:val="left"/>
             </w:pPr>
             <w:r>
               <w:t xml:space="preserve">C</w:t>
@@ -3310,7 +3149,6 @@
           <w:p>
             <w:pPr>
               <w:pStyle w:val="Compact"/>
-              <w:jc w:val="left"/>
             </w:pPr>
             <w:r>
               <w:t xml:space="preserve">I</w:t>
@@ -3324,7 +3162,6 @@
           <w:p>
             <w:pPr>
               <w:pStyle w:val="Compact"/>
-              <w:jc w:val="left"/>
             </w:pPr>
             <w:r>
               <w:t xml:space="preserve">Incident response</w:t>
@@ -3336,7 +3173,6 @@
           <w:p>
             <w:pPr>
               <w:pStyle w:val="Compact"/>
-              <w:jc w:val="left"/>
             </w:pPr>
             <w:r>
               <w:t xml:space="preserve">A</w:t>
@@ -3348,7 +3184,6 @@
           <w:p>
             <w:pPr>
               <w:pStyle w:val="Compact"/>
-              <w:jc w:val="left"/>
             </w:pPr>
             <w:r>
               <w:t xml:space="preserve">R</w:t>
@@ -3360,12 +3195,11 @@
           <w:p>
             <w:pPr>
               <w:pStyle w:val="Compact"/>
-              <w:jc w:val="left"/>
             </w:pPr>
             <w:r>
               <w:rPr>
+                <w:b/>
                 <w:bCs/>
-                <w:b/>
               </w:rPr>
               <w:t xml:space="preserve">R</w:t>
             </w:r>
@@ -3376,7 +3210,6 @@
           <w:p>
             <w:pPr>
               <w:pStyle w:val="Compact"/>
-              <w:jc w:val="left"/>
             </w:pPr>
             <w:r>
               <w:t xml:space="preserve">C</w:t>
@@ -3388,12 +3221,11 @@
           <w:p>
             <w:pPr>
               <w:pStyle w:val="Compact"/>
-              <w:jc w:val="left"/>
             </w:pPr>
             <w:r>
               <w:rPr>
+                <w:b/>
                 <w:bCs/>
-                <w:b/>
               </w:rPr>
               <w:t xml:space="preserve">R</w:t>
             </w:r>
@@ -3404,7 +3236,6 @@
           <w:p>
             <w:pPr>
               <w:pStyle w:val="Compact"/>
-              <w:jc w:val="left"/>
             </w:pPr>
             <w:r>
               <w:t xml:space="preserve">C</w:t>
@@ -3418,7 +3249,6 @@
           <w:p>
             <w:pPr>
               <w:pStyle w:val="Compact"/>
-              <w:jc w:val="left"/>
             </w:pPr>
             <w:r>
               <w:t xml:space="preserve">SBOM/VDR submission (BOD 26-04)</w:t>
@@ -3430,7 +3260,6 @@
           <w:p>
             <w:pPr>
               <w:pStyle w:val="Compact"/>
-              <w:jc w:val="left"/>
             </w:pPr>
             <w:r>
               <w:t xml:space="preserve">I</w:t>
@@ -3442,7 +3271,6 @@
           <w:p>
             <w:pPr>
               <w:pStyle w:val="Compact"/>
-              <w:jc w:val="left"/>
             </w:pPr>
             <w:r>
               <w:t xml:space="preserve">A</w:t>
@@ -3454,7 +3282,6 @@
           <w:p>
             <w:pPr>
               <w:pStyle w:val="Compact"/>
-              <w:jc w:val="left"/>
             </w:pPr>
             <w:r>
               <w:t xml:space="preserve">R</w:t>
@@ -3466,12 +3293,11 @@
           <w:p>
             <w:pPr>
               <w:pStyle w:val="Compact"/>
-              <w:jc w:val="left"/>
             </w:pPr>
             <w:r>
               <w:rPr>
+                <w:b/>
                 <w:bCs/>
-                <w:b/>
               </w:rPr>
               <w:t xml:space="preserve">R</w:t>
             </w:r>
@@ -3482,7 +3308,6 @@
           <w:p>
             <w:pPr>
               <w:pStyle w:val="Compact"/>
-              <w:jc w:val="left"/>
             </w:pPr>
             <w:r>
               <w:t xml:space="preserve">I</w:t>
@@ -3494,7 +3319,6 @@
           <w:p>
             <w:pPr>
               <w:pStyle w:val="Compact"/>
-              <w:jc w:val="left"/>
             </w:pPr>
             <w:r>
               <w:t xml:space="preserve">I</w:t>
@@ -3508,7 +3332,6 @@
           <w:p>
             <w:pPr>
               <w:pStyle w:val="Compact"/>
-              <w:jc w:val="left"/>
             </w:pPr>
             <w:r>
               <w:t xml:space="preserve">KSI continuous monitoring</w:t>
@@ -3520,7 +3343,6 @@
           <w:p>
             <w:pPr>
               <w:pStyle w:val="Compact"/>
-              <w:jc w:val="left"/>
             </w:pPr>
             <w:r>
               <w:t xml:space="preserve">I</w:t>
@@ -3532,7 +3354,6 @@
           <w:p>
             <w:pPr>
               <w:pStyle w:val="Compact"/>
-              <w:jc w:val="left"/>
             </w:pPr>
             <w:r>
               <w:t xml:space="preserve">A</w:t>
@@ -3544,7 +3365,6 @@
           <w:p>
             <w:pPr>
               <w:pStyle w:val="Compact"/>
-              <w:jc w:val="left"/>
             </w:pPr>
             <w:r>
               <w:t xml:space="preserve">R</w:t>
@@ -3556,7 +3376,6 @@
           <w:p>
             <w:pPr>
               <w:pStyle w:val="Compact"/>
-              <w:jc w:val="left"/>
             </w:pPr>
             <w:r>
               <w:t xml:space="preserve">R</w:t>
@@ -3568,12 +3387,11 @@
           <w:p>
             <w:pPr>
               <w:pStyle w:val="Compact"/>
-              <w:jc w:val="left"/>
             </w:pPr>
             <w:r>
               <w:rPr>
+                <w:b/>
                 <w:bCs/>
-                <w:b/>
               </w:rPr>
               <w:t xml:space="preserve">R</w:t>
             </w:r>
@@ -3584,7 +3402,6 @@
           <w:p>
             <w:pPr>
               <w:pStyle w:val="Compact"/>
-              <w:jc w:val="left"/>
             </w:pPr>
             <w:r>
               <w:t xml:space="preserve">I</w:t>
@@ -3598,7 +3415,6 @@
           <w:p>
             <w:pPr>
               <w:pStyle w:val="Compact"/>
-              <w:jc w:val="left"/>
             </w:pPr>
             <w:r>
               <w:t xml:space="preserve">Privacy Impact Assessment</w:t>
@@ -3610,7 +3426,6 @@
           <w:p>
             <w:pPr>
               <w:pStyle w:val="Compact"/>
-              <w:jc w:val="left"/>
             </w:pPr>
             <w:r>
               <w:t xml:space="preserve">I</w:t>
@@ -3622,7 +3437,6 @@
           <w:p>
             <w:pPr>
               <w:pStyle w:val="Compact"/>
-              <w:jc w:val="left"/>
             </w:pPr>
             <w:r>
               <w:t xml:space="preserve">C</w:t>
@@ -3634,7 +3448,6 @@
           <w:p>
             <w:pPr>
               <w:pStyle w:val="Compact"/>
-              <w:jc w:val="left"/>
             </w:pPr>
             <w:r>
               <w:t xml:space="preserve">C</w:t>
@@ -3646,7 +3459,6 @@
           <w:p>
             <w:pPr>
               <w:pStyle w:val="Compact"/>
-              <w:jc w:val="left"/>
             </w:pPr>
             <w:r>
               <w:t xml:space="preserve">C</w:t>
@@ -3658,7 +3470,6 @@
           <w:p>
             <w:pPr>
               <w:pStyle w:val="Compact"/>
-              <w:jc w:val="left"/>
             </w:pPr>
             <w:r>
               <w:t xml:space="preserve">I</w:t>
@@ -3670,12 +3481,11 @@
           <w:p>
             <w:pPr>
               <w:pStyle w:val="Compact"/>
-              <w:jc w:val="left"/>
             </w:pPr>
             <w:r>
               <w:rPr>
+                <w:b/>
                 <w:bCs/>
-                <w:b/>
               </w:rPr>
               <w:t xml:space="preserve">R</w:t>
             </w:r>
@@ -3688,7 +3498,6 @@
           <w:p>
             <w:pPr>
               <w:pStyle w:val="Compact"/>
-              <w:jc w:val="left"/>
             </w:pPr>
             <w:r>
               <w:t xml:space="preserve">Security training</w:t>
@@ -3700,7 +3509,6 @@
           <w:p>
             <w:pPr>
               <w:pStyle w:val="Compact"/>
-              <w:jc w:val="left"/>
             </w:pPr>
             <w:r>
               <w:t xml:space="preserve">I</w:t>
@@ -3712,12 +3520,11 @@
           <w:p>
             <w:pPr>
               <w:pStyle w:val="Compact"/>
-              <w:jc w:val="left"/>
             </w:pPr>
             <w:r>
               <w:rPr>
+                <w:b/>
                 <w:bCs/>
-                <w:b/>
               </w:rPr>
               <w:t xml:space="preserve">A</w:t>
             </w:r>
@@ -3728,7 +3535,6 @@
           <w:p>
             <w:pPr>
               <w:pStyle w:val="Compact"/>
-              <w:jc w:val="left"/>
             </w:pPr>
             <w:r>
               <w:t xml:space="preserve">R</w:t>
@@ -3740,7 +3546,6 @@
           <w:p>
             <w:pPr>
               <w:pStyle w:val="Compact"/>
-              <w:jc w:val="left"/>
             </w:pPr>
             <w:r>
               <w:t xml:space="preserve">C</w:t>
@@ -3752,7 +3557,6 @@
           <w:p>
             <w:pPr>
               <w:pStyle w:val="Compact"/>
-              <w:jc w:val="left"/>
             </w:pPr>
             <w:r>
               <w:t xml:space="preserve">C</w:t>
@@ -3764,7 +3568,6 @@
           <w:p>
             <w:pPr>
               <w:pStyle w:val="Compact"/>
-              <w:jc w:val="left"/>
             </w:pPr>
             <w:r>
               <w:t xml:space="preserve">I</w:t>
@@ -3800,25 +3603,25 @@
         </w:pict>
       </w:r>
     </w:p>
-    <w:bookmarkEnd w:id="35"/>
-    <w:bookmarkEnd w:id="36"/>
-    <w:bookmarkEnd w:id="37"/>
-    <w:bookmarkStart w:id="41" w:name="system-inventory-framework-pm-5"/>
+    <w:bookmarkEnd w:id="26"/>
+    <w:bookmarkEnd w:id="27"/>
+    <w:bookmarkEnd w:id="28"/>
+    <w:bookmarkStart w:id="32" w:name="system-inventory-framework-pm-5"/>
     <w:p>
       <w:pPr>
         <w:pStyle w:val="Heading1"/>
       </w:pPr>
       <w:r>
-        <w:t xml:space="preserve">System Inventory Framework (PM-5)</w:t>
-      </w:r>
-    </w:p>
-    <w:bookmarkStart w:id="38" w:name="inventory-requirements"/>
+        <w:t xml:space="preserve">4. System Inventory Framework (PM-5)</w:t>
+      </w:r>
+    </w:p>
+    <w:bookmarkStart w:id="29" w:name="inventory-requirements"/>
     <w:p>
       <w:pPr>
         <w:pStyle w:val="Heading2"/>
       </w:pPr>
       <w:r>
-        <w:t xml:space="preserve">Inventory Requirements</w:t>
+        <w:t xml:space="preserve">4.1 Inventory Requirements</w:t>
       </w:r>
     </w:p>
     <w:p>
@@ -3847,14 +3650,14 @@
         <w:t xml:space="preserve">the deployed state.</w:t>
       </w:r>
     </w:p>
-    <w:bookmarkEnd w:id="38"/>
-    <w:bookmarkStart w:id="39" w:name="automation-approach"/>
+    <w:bookmarkEnd w:id="29"/>
+    <w:bookmarkStart w:id="30" w:name="automation-approach"/>
     <w:p>
       <w:pPr>
         <w:pStyle w:val="Heading2"/>
       </w:pPr>
       <w:r>
-        <w:t xml:space="preserve">Automation Approach</w:t>
+        <w:t xml:space="preserve">4.2 Automation Approach</w:t>
       </w:r>
     </w:p>
     <w:p>
@@ -3871,8 +3674,8 @@
       </w:pPr>
       <w:r>
         <w:rPr>
+          <w:b/>
           <w:bCs/>
-          <w:b/>
         </w:rPr>
         <w:t xml:space="preserve">Layer 1 — Infrastructure Inventory (Automated)</w:t>
       </w:r>
@@ -4013,8 +3816,8 @@
       </w:pPr>
       <w:r>
         <w:rPr>
+          <w:b/>
           <w:bCs/>
-          <w:b/>
         </w:rPr>
         <w:t xml:space="preserve">Layer 2 — Software Inventory (SBOM)</w:t>
       </w:r>
@@ -4065,8 +3868,8 @@
       </w:pPr>
       <w:r>
         <w:rPr>
+          <w:b/>
           <w:bCs/>
-          <w:b/>
         </w:rPr>
         <w:t xml:space="preserve">Layer 3 — Personnel and Account Inventory (Identity)</w:t>
       </w:r>
@@ -4097,14 +3900,14 @@
         <w:t xml:space="preserve">the identity plane.</w:t>
       </w:r>
     </w:p>
-    <w:bookmarkEnd w:id="39"/>
-    <w:bookmarkStart w:id="40" w:name="inventory-template"/>
+    <w:bookmarkEnd w:id="30"/>
+    <w:bookmarkStart w:id="31" w:name="inventory-template"/>
     <w:p>
       <w:pPr>
         <w:pStyle w:val="Heading2"/>
       </w:pPr>
       <w:r>
-        <w:t xml:space="preserve">Inventory Template</w:t>
+        <w:t xml:space="preserve">4.3 Inventory Template</w:t>
       </w:r>
     </w:p>
     <w:p>
@@ -4125,8 +3928,8 @@
       <w:tblPr>
         <w:tblStyle w:val="Table"/>
         <w:tblW w:type="pct" w:w="5000"/>
+        <w:tblLayout w:type="fixed"/>
         <w:tblLook w:firstRow="1" w:lastRow="0" w:firstColumn="0" w:lastColumn="0" w:noHBand="0" w:noVBand="0" w:val="0020"/>
-        <w:jc w:val="start"/>
       </w:tblPr>
       <w:tblGrid>
         <w:gridCol w:w="1354"/>
@@ -4139,14 +3942,13 @@
       </w:tblGrid>
       <w:tr>
         <w:trPr>
-          <w:tblHeader w:val="true"/>
+          <w:tblHeader w:val="on"/>
         </w:trPr>
         <w:tc>
           <w:tcPr/>
           <w:p>
             <w:pPr>
               <w:pStyle w:val="Compact"/>
-              <w:jc w:val="left"/>
             </w:pPr>
             <w:r>
               <w:t xml:space="preserve">Component ID</w:t>
@@ -4158,7 +3960,6 @@
           <w:p>
             <w:pPr>
               <w:pStyle w:val="Compact"/>
-              <w:jc w:val="left"/>
             </w:pPr>
             <w:r>
               <w:t xml:space="preserve">Component Name</w:t>
@@ -4170,7 +3971,6 @@
           <w:p>
             <w:pPr>
               <w:pStyle w:val="Compact"/>
-              <w:jc w:val="left"/>
             </w:pPr>
             <w:r>
               <w:t xml:space="preserve">Type</w:t>
@@ -4182,7 +3982,6 @@
           <w:p>
             <w:pPr>
               <w:pStyle w:val="Compact"/>
-              <w:jc w:val="left"/>
             </w:pPr>
             <w:r>
               <w:t xml:space="preserve">Location</w:t>
@@ -4194,7 +3993,6 @@
           <w:p>
             <w:pPr>
               <w:pStyle w:val="Compact"/>
-              <w:jc w:val="left"/>
             </w:pPr>
             <w:r>
               <w:t xml:space="preserve">Owner</w:t>
@@ -4206,7 +4004,6 @@
           <w:p>
             <w:pPr>
               <w:pStyle w:val="Compact"/>
-              <w:jc w:val="left"/>
             </w:pPr>
             <w:r>
               <w:t xml:space="preserve">SBOM ID</w:t>
@@ -4218,7 +4015,6 @@
           <w:p>
             <w:pPr>
               <w:pStyle w:val="Compact"/>
-              <w:jc w:val="left"/>
             </w:pPr>
             <w:r>
               <w:t xml:space="preserve">Last Reviewed</w:t>
@@ -4232,7 +4028,6 @@
           <w:p>
             <w:pPr>
               <w:pStyle w:val="Compact"/>
-              <w:jc w:val="left"/>
             </w:pPr>
             <w:r>
               <w:t xml:space="preserve">[ID]</w:t>
@@ -4244,7 +4039,6 @@
           <w:p>
             <w:pPr>
               <w:pStyle w:val="Compact"/>
-              <w:jc w:val="left"/>
             </w:pPr>
             <w:r>
               <w:t xml:space="preserve">[Name]</w:t>
@@ -4256,7 +4050,6 @@
           <w:p>
             <w:pPr>
               <w:pStyle w:val="Compact"/>
-              <w:jc w:val="left"/>
             </w:pPr>
             <w:r>
               <w:t xml:space="preserve">[Server/Container/SaaS/Network]</w:t>
@@ -4268,7 +4061,6 @@
           <w:p>
             <w:pPr>
               <w:pStyle w:val="Compact"/>
-              <w:jc w:val="left"/>
             </w:pPr>
             <w:r>
               <w:t xml:space="preserve">[Azure Region]</w:t>
@@ -4280,7 +4072,6 @@
           <w:p>
             <w:pPr>
               <w:pStyle w:val="Compact"/>
-              <w:jc w:val="left"/>
             </w:pPr>
             <w:r>
               <w:t xml:space="preserve">[Team]</w:t>
@@ -4292,7 +4083,6 @@
           <w:p>
             <w:pPr>
               <w:pStyle w:val="Compact"/>
-              <w:jc w:val="left"/>
             </w:pPr>
             <w:r>
               <w:t xml:space="preserve">[SHA256]</w:t>
@@ -4304,7 +4094,6 @@
           <w:p>
             <w:pPr>
               <w:pStyle w:val="Compact"/>
-              <w:jc w:val="left"/>
             </w:pPr>
             <w:r>
               <w:t xml:space="preserve">[Date]</w:t>
@@ -4320,24 +4109,24 @@
         </w:pict>
       </w:r>
     </w:p>
-    <w:bookmarkEnd w:id="40"/>
-    <w:bookmarkEnd w:id="41"/>
-    <w:bookmarkStart w:id="46" w:name="risk-management-strategy-pm-9"/>
+    <w:bookmarkEnd w:id="31"/>
+    <w:bookmarkEnd w:id="32"/>
+    <w:bookmarkStart w:id="37" w:name="risk-management-strategy-pm-9"/>
     <w:p>
       <w:pPr>
         <w:pStyle w:val="Heading1"/>
       </w:pPr>
       <w:r>
-        <w:t xml:space="preserve">Risk Management Strategy (PM-9)</w:t>
-      </w:r>
-    </w:p>
-    <w:bookmarkStart w:id="42" w:name="risk-management-framework"/>
+        <w:t xml:space="preserve">5. Risk Management Strategy (PM-9)</w:t>
+      </w:r>
+    </w:p>
+    <w:bookmarkStart w:id="33" w:name="risk-management-framework"/>
     <w:p>
       <w:pPr>
         <w:pStyle w:val="Heading2"/>
       </w:pPr>
       <w:r>
-        <w:t xml:space="preserve">Risk Management Framework</w:t>
+        <w:t xml:space="preserve">5.1 Risk Management Framework</w:t>
       </w:r>
     </w:p>
     <w:p>
@@ -4356,16 +4145,16 @@
     </w:p>
     <w:p>
       <w:pPr>
+        <w:pStyle w:val="Compact"/>
         <w:numPr>
           <w:ilvl w:val="0"/>
           <w:numId w:val="1007"/>
         </w:numPr>
-        <w:pStyle w:val="Compact"/>
       </w:pPr>
       <w:r>
         <w:rPr>
+          <w:b/>
           <w:bCs/>
-          <w:b/>
         </w:rPr>
         <w:t xml:space="preserve">Tier 1 (Organization):</w:t>
       </w:r>
@@ -4384,16 +4173,16 @@
     </w:p>
     <w:p>
       <w:pPr>
+        <w:pStyle w:val="Compact"/>
         <w:numPr>
           <w:ilvl w:val="0"/>
           <w:numId w:val="1007"/>
         </w:numPr>
-        <w:pStyle w:val="Compact"/>
       </w:pPr>
       <w:r>
         <w:rPr>
+          <w:b/>
           <w:bCs/>
-          <w:b/>
         </w:rPr>
         <w:t xml:space="preserve">Tier 2 (Mission/Process):</w:t>
       </w:r>
@@ -4412,16 +4201,16 @@
     </w:p>
     <w:p>
       <w:pPr>
+        <w:pStyle w:val="Compact"/>
         <w:numPr>
           <w:ilvl w:val="0"/>
           <w:numId w:val="1007"/>
         </w:numPr>
-        <w:pStyle w:val="Compact"/>
       </w:pPr>
       <w:r>
         <w:rPr>
+          <w:b/>
           <w:bCs/>
-          <w:b/>
         </w:rPr>
         <w:t xml:space="preserve">Tier 3 (System):</w:t>
       </w:r>
@@ -4438,14 +4227,14 @@
         <w:t xml:space="preserve">monitoring, authorization decisions</w:t>
       </w:r>
     </w:p>
-    <w:bookmarkEnd w:id="42"/>
-    <w:bookmarkStart w:id="43" w:name="risk-appetite-statement"/>
+    <w:bookmarkEnd w:id="33"/>
+    <w:bookmarkStart w:id="34" w:name="risk-appetite-statement"/>
     <w:p>
       <w:pPr>
         <w:pStyle w:val="Heading2"/>
       </w:pPr>
       <w:r>
-        <w:t xml:space="preserve">Risk Appetite Statement</w:t>
+        <w:t xml:space="preserve">5.2 Risk Appetite Statement</w:t>
       </w:r>
     </w:p>
     <w:p>
@@ -4480,8 +4269,8 @@
       <w:tblPr>
         <w:tblStyle w:val="Table"/>
         <w:tblW w:type="pct" w:w="5000"/>
+        <w:tblLayout w:type="fixed"/>
         <w:tblLook w:firstRow="1" w:lastRow="0" w:firstColumn="0" w:lastColumn="0" w:noHBand="0" w:noVBand="0" w:val="0020"/>
-        <w:jc w:val="start"/>
       </w:tblPr>
       <w:tblGrid>
         <w:gridCol w:w="3210"/>
@@ -4490,14 +4279,13 @@
       </w:tblGrid>
       <w:tr>
         <w:trPr>
-          <w:tblHeader w:val="true"/>
+          <w:tblHeader w:val="on"/>
         </w:trPr>
         <w:tc>
           <w:tcPr/>
           <w:p>
             <w:pPr>
               <w:pStyle w:val="Compact"/>
-              <w:jc w:val="left"/>
             </w:pPr>
             <w:r>
               <w:t xml:space="preserve">Risk Category</w:t>
@@ -4509,7 +4297,6 @@
           <w:p>
             <w:pPr>
               <w:pStyle w:val="Compact"/>
-              <w:jc w:val="left"/>
             </w:pPr>
             <w:r>
               <w:t xml:space="preserve">Tolerance</w:t>
@@ -4521,7 +4308,6 @@
           <w:p>
             <w:pPr>
               <w:pStyle w:val="Compact"/>
-              <w:jc w:val="left"/>
             </w:pPr>
             <w:r>
               <w:t xml:space="preserve">Rationale</w:t>
@@ -4535,7 +4321,6 @@
           <w:p>
             <w:pPr>
               <w:pStyle w:val="Compact"/>
-              <w:jc w:val="left"/>
             </w:pPr>
             <w:r>
               <w:t xml:space="preserve">Availability</w:t>
@@ -4547,7 +4332,6 @@
           <w:p>
             <w:pPr>
               <w:pStyle w:val="Compact"/>
-              <w:jc w:val="left"/>
             </w:pPr>
             <w:r>
               <w:t xml:space="preserve">Low (RTO ≤ 4h for critical)</w:t>
@@ -4559,7 +4343,6 @@
           <w:p>
             <w:pPr>
               <w:pStyle w:val="Compact"/>
-              <w:jc w:val="left"/>
             </w:pPr>
             <w:r>
               <w:t xml:space="preserve">Benefit payment continuity</w:t>
@@ -4573,7 +4356,6 @@
           <w:p>
             <w:pPr>
               <w:pStyle w:val="Compact"/>
-              <w:jc w:val="left"/>
             </w:pPr>
             <w:r>
               <w:t xml:space="preserve">Confidentiality — PII</w:t>
@@ -4585,7 +4367,6 @@
           <w:p>
             <w:pPr>
               <w:pStyle w:val="Compact"/>
-              <w:jc w:val="left"/>
             </w:pPr>
             <w:r>
               <w:t xml:space="preserve">Very Low</w:t>
@@ -4597,7 +4378,6 @@
           <w:p>
             <w:pPr>
               <w:pStyle w:val="Compact"/>
-              <w:jc w:val="left"/>
             </w:pPr>
             <w:r>
               <w:t xml:space="preserve">Citizen trust; statutory obligation</w:t>
@@ -4611,7 +4391,6 @@
           <w:p>
             <w:pPr>
               <w:pStyle w:val="Compact"/>
-              <w:jc w:val="left"/>
             </w:pPr>
             <w:r>
               <w:t xml:space="preserve">Confidentiality — Internal</w:t>
@@ -4623,7 +4402,6 @@
           <w:p>
             <w:pPr>
               <w:pStyle w:val="Compact"/>
-              <w:jc w:val="left"/>
             </w:pPr>
             <w:r>
               <w:t xml:space="preserve">Moderate</w:t>
@@ -4635,7 +4413,6 @@
           <w:p>
             <w:pPr>
               <w:pStyle w:val="Compact"/>
-              <w:jc w:val="left"/>
             </w:pPr>
             <w:r>
               <w:t xml:space="preserve">Business operations</w:t>
@@ -4649,7 +4426,6 @@
           <w:p>
             <w:pPr>
               <w:pStyle w:val="Compact"/>
-              <w:jc w:val="left"/>
             </w:pPr>
             <w:r>
               <w:t xml:space="preserve">Integrity</w:t>
@@ -4661,7 +4437,6 @@
           <w:p>
             <w:pPr>
               <w:pStyle w:val="Compact"/>
-              <w:jc w:val="left"/>
             </w:pPr>
             <w:r>
               <w:t xml:space="preserve">Low</w:t>
@@ -4673,7 +4448,6 @@
           <w:p>
             <w:pPr>
               <w:pStyle w:val="Compact"/>
-              <w:jc w:val="left"/>
             </w:pPr>
             <w:r>
               <w:t xml:space="preserve">Payment accuracy; audit trail</w:t>
@@ -4687,7 +4461,6 @@
           <w:p>
             <w:pPr>
               <w:pStyle w:val="Compact"/>
-              <w:jc w:val="left"/>
             </w:pPr>
             <w:r>
               <w:t xml:space="preserve">Supply Chain</w:t>
@@ -4699,7 +4472,6 @@
           <w:p>
             <w:pPr>
               <w:pStyle w:val="Compact"/>
-              <w:jc w:val="left"/>
             </w:pPr>
             <w:r>
               <w:t xml:space="preserve">Low</w:t>
@@ -4711,7 +4483,6 @@
           <w:p>
             <w:pPr>
               <w:pStyle w:val="Compact"/>
-              <w:jc w:val="left"/>
             </w:pPr>
             <w:r>
               <w:t xml:space="preserve">BOD 26-04 and EO 14028 mandate</w:t>
@@ -4720,14 +4491,14 @@
         </w:tc>
       </w:tr>
     </w:tbl>
-    <w:bookmarkEnd w:id="43"/>
-    <w:bookmarkStart w:id="44" w:name="risk-register-format"/>
+    <w:bookmarkEnd w:id="34"/>
+    <w:bookmarkStart w:id="35" w:name="risk-register-format"/>
     <w:p>
       <w:pPr>
         <w:pStyle w:val="Heading2"/>
       </w:pPr>
       <w:r>
-        <w:t xml:space="preserve">Risk Register Format</w:t>
+        <w:t xml:space="preserve">5.3 Risk Register Format</w:t>
       </w:r>
     </w:p>
     <w:p>
@@ -4748,8 +4519,8 @@
       <w:tblPr>
         <w:tblStyle w:val="Table"/>
         <w:tblW w:type="pct" w:w="5000"/>
+        <w:tblLayout w:type="fixed"/>
         <w:tblLook w:firstRow="1" w:lastRow="0" w:firstColumn="0" w:lastColumn="0" w:noHBand="0" w:noVBand="0" w:val="0020"/>
-        <w:jc w:val="start"/>
       </w:tblPr>
       <w:tblGrid>
         <w:gridCol w:w="925"/>
@@ -4764,14 +4535,13 @@
       </w:tblGrid>
       <w:tr>
         <w:trPr>
-          <w:tblHeader w:val="true"/>
+          <w:tblHeader w:val="on"/>
         </w:trPr>
         <w:tc>
           <w:tcPr/>
           <w:p>
             <w:pPr>
               <w:pStyle w:val="Compact"/>
-              <w:jc w:val="left"/>
             </w:pPr>
             <w:r>
               <w:t xml:space="preserve">Risk ID</w:t>
@@ -4783,7 +4553,6 @@
           <w:p>
             <w:pPr>
               <w:pStyle w:val="Compact"/>
-              <w:jc w:val="left"/>
             </w:pPr>
             <w:r>
               <w:t xml:space="preserve">Control</w:t>
@@ -4795,7 +4564,6 @@
           <w:p>
             <w:pPr>
               <w:pStyle w:val="Compact"/>
-              <w:jc w:val="left"/>
             </w:pPr>
             <w:r>
               <w:t xml:space="preserve">Description</w:t>
@@ -4807,7 +4575,6 @@
           <w:p>
             <w:pPr>
               <w:pStyle w:val="Compact"/>
-              <w:jc w:val="left"/>
             </w:pPr>
             <w:r>
               <w:t xml:space="preserve">Likelihood</w:t>
@@ -4819,7 +4586,6 @@
           <w:p>
             <w:pPr>
               <w:pStyle w:val="Compact"/>
-              <w:jc w:val="left"/>
             </w:pPr>
             <w:r>
               <w:t xml:space="preserve">Impact</w:t>
@@ -4831,7 +4597,6 @@
           <w:p>
             <w:pPr>
               <w:pStyle w:val="Compact"/>
-              <w:jc w:val="left"/>
             </w:pPr>
             <w:r>
               <w:t xml:space="preserve">Score</w:t>
@@ -4843,7 +4608,6 @@
           <w:p>
             <w:pPr>
               <w:pStyle w:val="Compact"/>
-              <w:jc w:val="left"/>
             </w:pPr>
             <w:r>
               <w:t xml:space="preserve">Owner</w:t>
@@ -4855,7 +4619,6 @@
           <w:p>
             <w:pPr>
               <w:pStyle w:val="Compact"/>
-              <w:jc w:val="left"/>
             </w:pPr>
             <w:r>
               <w:t xml:space="preserve">Status</w:t>
@@ -4867,7 +4630,6 @@
           <w:p>
             <w:pPr>
               <w:pStyle w:val="Compact"/>
-              <w:jc w:val="left"/>
             </w:pPr>
             <w:r>
               <w:t xml:space="preserve">Due</w:t>
@@ -4881,7 +4643,6 @@
           <w:p>
             <w:pPr>
               <w:pStyle w:val="Compact"/>
-              <w:jc w:val="left"/>
             </w:pPr>
             <w:r>
               <w:t xml:space="preserve">[R-NNN]</w:t>
@@ -4893,7 +4654,6 @@
           <w:p>
             <w:pPr>
               <w:pStyle w:val="Compact"/>
-              <w:jc w:val="left"/>
             </w:pPr>
             <w:r>
               <w:t xml:space="preserve">[ID]</w:t>
@@ -4905,7 +4665,6 @@
           <w:p>
             <w:pPr>
               <w:pStyle w:val="Compact"/>
-              <w:jc w:val="left"/>
             </w:pPr>
             <w:r>
               <w:t xml:space="preserve">[Description]</w:t>
@@ -4917,7 +4676,6 @@
           <w:p>
             <w:pPr>
               <w:pStyle w:val="Compact"/>
-              <w:jc w:val="left"/>
             </w:pPr>
             <w:r>
               <w:t xml:space="preserve">[1-5]</w:t>
@@ -4929,7 +4687,6 @@
           <w:p>
             <w:pPr>
               <w:pStyle w:val="Compact"/>
-              <w:jc w:val="left"/>
             </w:pPr>
             <w:r>
               <w:t xml:space="preserve">[1-5]</w:t>
@@ -4941,7 +4698,6 @@
           <w:p>
             <w:pPr>
               <w:pStyle w:val="Compact"/>
-              <w:jc w:val="left"/>
             </w:pPr>
             <w:r>
               <w:t xml:space="preserve">[L×I]</w:t>
@@ -4953,7 +4709,6 @@
           <w:p>
             <w:pPr>
               <w:pStyle w:val="Compact"/>
-              <w:jc w:val="left"/>
             </w:pPr>
             <w:r>
               <w:t xml:space="preserve">[Name]</w:t>
@@ -4965,7 +4720,6 @@
           <w:p>
             <w:pPr>
               <w:pStyle w:val="Compact"/>
-              <w:jc w:val="left"/>
             </w:pPr>
             <w:r>
               <w:t xml:space="preserve">Open/Closed</w:t>
@@ -4977,7 +4731,6 @@
           <w:p>
             <w:pPr>
               <w:pStyle w:val="Compact"/>
-              <w:jc w:val="left"/>
             </w:pPr>
             <w:r>
               <w:t xml:space="preserve">[Date]</w:t>
@@ -4992,8 +4745,8 @@
       </w:pPr>
       <w:r>
         <w:rPr>
+          <w:b/>
           <w:bCs/>
-          <w:b/>
         </w:rPr>
         <w:t xml:space="preserve">Scoring matrix:</w:t>
       </w:r>
@@ -5006,82 +4759,82 @@
     </w:p>
     <w:p>
       <w:pPr>
+        <w:pStyle w:val="Compact"/>
         <w:numPr>
           <w:ilvl w:val="0"/>
           <w:numId w:val="1008"/>
         </w:numPr>
+      </w:pPr>
+      <w:r>
+        <w:t xml:space="preserve">Score 1–4: Accept (document and monitor)</w:t>
+      </w:r>
+    </w:p>
+    <w:p>
+      <w:pPr>
         <w:pStyle w:val="Compact"/>
-      </w:pPr>
-      <w:r>
-        <w:t xml:space="preserve">Score 1–4: Accept (document and monitor)</w:t>
-      </w:r>
-    </w:p>
-    <w:p>
-      <w:pPr>
         <w:numPr>
           <w:ilvl w:val="0"/>
           <w:numId w:val="1008"/>
         </w:numPr>
+      </w:pPr>
+      <w:r>
+        <w:t xml:space="preserve">Score 5–9: Mitigate (POA&amp;M required within 90 days)</w:t>
+      </w:r>
+    </w:p>
+    <w:p>
+      <w:pPr>
         <w:pStyle w:val="Compact"/>
-      </w:pPr>
-      <w:r>
-        <w:t xml:space="preserve">Score 5–9: Mitigate (POA&amp;M required within 90 days)</w:t>
-      </w:r>
-    </w:p>
-    <w:p>
-      <w:pPr>
         <w:numPr>
           <w:ilvl w:val="0"/>
           <w:numId w:val="1008"/>
         </w:numPr>
+      </w:pPr>
+      <w:r>
+        <w:t xml:space="preserve">Score 10–15: Mitigate urgently (POA&amp;M required within 30 days)</w:t>
+      </w:r>
+    </w:p>
+    <w:p>
+      <w:pPr>
         <w:pStyle w:val="Compact"/>
-      </w:pPr>
-      <w:r>
-        <w:t xml:space="preserve">Score 10–15: Mitigate urgently (POA&amp;M required within 30 days)</w:t>
-      </w:r>
-    </w:p>
-    <w:p>
-      <w:pPr>
         <w:numPr>
           <w:ilvl w:val="0"/>
           <w:numId w:val="1008"/>
         </w:numPr>
+      </w:pPr>
+      <w:r>
+        <w:t xml:space="preserve">Score 16–25: Escalate to AO (POA&amp;M required within 15 days)</w:t>
+      </w:r>
+    </w:p>
+    <w:bookmarkEnd w:id="35"/>
+    <w:bookmarkStart w:id="36" w:name="risk-response-options"/>
+    <w:p>
+      <w:pPr>
+        <w:pStyle w:val="Heading2"/>
+      </w:pPr>
+      <w:r>
+        <w:t xml:space="preserve">5.4 Risk Response Options</w:t>
+      </w:r>
+    </w:p>
+    <w:p>
+      <w:pPr>
+        <w:pStyle w:val="FirstParagraph"/>
+      </w:pPr>
+      <w:r>
+        <w:t xml:space="preserve">For each identified risk the ISSO documents the chosen response:</w:t>
+      </w:r>
+    </w:p>
+    <w:p>
+      <w:pPr>
         <w:pStyle w:val="Compact"/>
-      </w:pPr>
-      <w:r>
-        <w:t xml:space="preserve">Score 16–25: Escalate to AO (POA&amp;M required within 15 days)</w:t>
-      </w:r>
-    </w:p>
-    <w:bookmarkEnd w:id="44"/>
-    <w:bookmarkStart w:id="45" w:name="risk-response-options"/>
-    <w:p>
-      <w:pPr>
-        <w:pStyle w:val="Heading2"/>
-      </w:pPr>
-      <w:r>
-        <w:t xml:space="preserve">Risk Response Options</w:t>
-      </w:r>
-    </w:p>
-    <w:p>
-      <w:pPr>
-        <w:pStyle w:val="FirstParagraph"/>
-      </w:pPr>
-      <w:r>
-        <w:t xml:space="preserve">For each identified risk the ISSO documents the chosen response:</w:t>
-      </w:r>
-    </w:p>
-    <w:p>
-      <w:pPr>
         <w:numPr>
           <w:ilvl w:val="0"/>
           <w:numId w:val="1009"/>
         </w:numPr>
-        <w:pStyle w:val="Compact"/>
       </w:pPr>
       <w:r>
         <w:rPr>
+          <w:b/>
           <w:bCs/>
-          <w:b/>
         </w:rPr>
         <w:t xml:space="preserve">Mitigate:</w:t>
       </w:r>
@@ -5094,16 +4847,16 @@
     </w:p>
     <w:p>
       <w:pPr>
+        <w:pStyle w:val="Compact"/>
         <w:numPr>
           <w:ilvl w:val="0"/>
           <w:numId w:val="1009"/>
         </w:numPr>
-        <w:pStyle w:val="Compact"/>
       </w:pPr>
       <w:r>
         <w:rPr>
+          <w:b/>
           <w:bCs/>
-          <w:b/>
         </w:rPr>
         <w:t xml:space="preserve">Transfer:</w:t>
       </w:r>
@@ -5116,16 +4869,16 @@
     </w:p>
     <w:p>
       <w:pPr>
+        <w:pStyle w:val="Compact"/>
         <w:numPr>
           <w:ilvl w:val="0"/>
           <w:numId w:val="1009"/>
         </w:numPr>
-        <w:pStyle w:val="Compact"/>
       </w:pPr>
       <w:r>
         <w:rPr>
+          <w:b/>
           <w:bCs/>
-          <w:b/>
         </w:rPr>
         <w:t xml:space="preserve">Accept:</w:t>
       </w:r>
@@ -5138,16 +4891,16 @@
     </w:p>
     <w:p>
       <w:pPr>
+        <w:pStyle w:val="Compact"/>
         <w:numPr>
           <w:ilvl w:val="0"/>
           <w:numId w:val="1009"/>
         </w:numPr>
-        <w:pStyle w:val="Compact"/>
       </w:pPr>
       <w:r>
         <w:rPr>
+          <w:b/>
           <w:bCs/>
-          <w:b/>
         </w:rPr>
         <w:t xml:space="preserve">Avoid:</w:t>
       </w:r>
@@ -5165,24 +4918,24 @@
         </w:pict>
       </w:r>
     </w:p>
-    <w:bookmarkEnd w:id="45"/>
-    <w:bookmarkEnd w:id="46"/>
-    <w:bookmarkStart w:id="51" w:name="Xe72d98f2c6290eae65662920ae3e1fff22106c5"/>
+    <w:bookmarkEnd w:id="36"/>
+    <w:bookmarkEnd w:id="37"/>
+    <w:bookmarkStart w:id="42" w:name="Xe72d98f2c6290eae65662920ae3e1fff22106c5"/>
     <w:p>
       <w:pPr>
         <w:pStyle w:val="Heading1"/>
       </w:pPr>
       <w:r>
-        <w:t xml:space="preserve">Testing, Training, and Monitoring Plan (PM-14)</w:t>
-      </w:r>
-    </w:p>
-    <w:bookmarkStart w:id="47" w:name="ttm-framework"/>
+        <w:t xml:space="preserve">6. Testing, Training, and Monitoring Plan (PM-14)</w:t>
+      </w:r>
+    </w:p>
+    <w:bookmarkStart w:id="38" w:name="ttm-framework"/>
     <w:p>
       <w:pPr>
         <w:pStyle w:val="Heading2"/>
       </w:pPr>
       <w:r>
-        <w:t xml:space="preserve">T&amp;T&amp;M Framework</w:t>
+        <w:t xml:space="preserve">6.1 T&amp;T&amp;M Framework</w:t>
       </w:r>
     </w:p>
     <w:p>
@@ -5199,22 +4952,22 @@
         <w:t xml:space="preserve">monitoring program with defined schedules and accountability.</w:t>
       </w:r>
     </w:p>
-    <w:bookmarkEnd w:id="47"/>
-    <w:bookmarkStart w:id="48" w:name="testing-schedule"/>
+    <w:bookmarkEnd w:id="38"/>
+    <w:bookmarkStart w:id="39" w:name="testing-schedule"/>
     <w:p>
       <w:pPr>
         <w:pStyle w:val="Heading2"/>
       </w:pPr>
       <w:r>
-        <w:t xml:space="preserve">Testing Schedule</w:t>
+        <w:t xml:space="preserve">6.2 Testing Schedule</w:t>
       </w:r>
     </w:p>
     <w:tbl>
       <w:tblPr>
         <w:tblStyle w:val="Table"/>
         <w:tblW w:type="pct" w:w="5000"/>
+        <w:tblLayout w:type="fixed"/>
         <w:tblLook w:firstRow="1" w:lastRow="0" w:firstColumn="0" w:lastColumn="0" w:noHBand="0" w:noVBand="0" w:val="0020"/>
-        <w:jc w:val="start"/>
       </w:tblPr>
       <w:tblGrid>
         <w:gridCol w:w="1643"/>
@@ -5224,14 +4977,13 @@
       </w:tblGrid>
       <w:tr>
         <w:trPr>
-          <w:tblHeader w:val="true"/>
+          <w:tblHeader w:val="on"/>
         </w:trPr>
         <w:tc>
           <w:tcPr/>
           <w:p>
             <w:pPr>
               <w:pStyle w:val="Compact"/>
-              <w:jc w:val="left"/>
             </w:pPr>
             <w:r>
               <w:t xml:space="preserve">Test Type</w:t>
@@ -5243,7 +4995,6 @@
           <w:p>
             <w:pPr>
               <w:pStyle w:val="Compact"/>
-              <w:jc w:val="left"/>
             </w:pPr>
             <w:r>
               <w:t xml:space="preserve">Frequency</w:t>
@@ -5255,7 +5006,6 @@
           <w:p>
             <w:pPr>
               <w:pStyle w:val="Compact"/>
-              <w:jc w:val="left"/>
             </w:pPr>
             <w:r>
               <w:t xml:space="preserve">Responsible</w:t>
@@ -5267,7 +5017,6 @@
           <w:p>
             <w:pPr>
               <w:pStyle w:val="Compact"/>
-              <w:jc w:val="left"/>
             </w:pPr>
             <w:r>
               <w:t xml:space="preserve">Evidence Artifact</w:t>
@@ -5281,7 +5030,6 @@
           <w:p>
             <w:pPr>
               <w:pStyle w:val="Compact"/>
-              <w:jc w:val="left"/>
             </w:pPr>
             <w:r>
               <w:t xml:space="preserve">Annual security assessment (3PAO)</w:t>
@@ -5293,7 +5041,6 @@
           <w:p>
             <w:pPr>
               <w:pStyle w:val="Compact"/>
-              <w:jc w:val="left"/>
             </w:pPr>
             <w:r>
               <w:t xml:space="preserve">Annual</w:t>
@@ -5305,7 +5052,6 @@
           <w:p>
             <w:pPr>
               <w:pStyle w:val="Compact"/>
-              <w:jc w:val="left"/>
             </w:pPr>
             <w:r>
               <w:t xml:space="preserve">AO / CISO</w:t>
@@ -5317,7 +5063,6 @@
           <w:p>
             <w:pPr>
               <w:pStyle w:val="Compact"/>
-              <w:jc w:val="left"/>
             </w:pPr>
             <w:r>
               <w:t xml:space="preserve">Assessment report</w:t>
@@ -5331,7 +5076,6 @@
           <w:p>
             <w:pPr>
               <w:pStyle w:val="Compact"/>
-              <w:jc w:val="left"/>
             </w:pPr>
             <w:r>
               <w:t xml:space="preserve">Penetration test</w:t>
@@ -5343,7 +5087,6 @@
           <w:p>
             <w:pPr>
               <w:pStyle w:val="Compact"/>
-              <w:jc w:val="left"/>
             </w:pPr>
             <w:r>
               <w:t xml:space="preserve">Annual</w:t>
@@ -5355,7 +5098,6 @@
           <w:p>
             <w:pPr>
               <w:pStyle w:val="Compact"/>
-              <w:jc w:val="left"/>
             </w:pPr>
             <w:r>
               <w:t xml:space="preserve">3PAO</w:t>
@@ -5367,7 +5109,6 @@
           <w:p>
             <w:pPr>
               <w:pStyle w:val="Compact"/>
-              <w:jc w:val="left"/>
             </w:pPr>
             <w:r>
               <w:t xml:space="preserve">Pen test report</w:t>
@@ -5381,7 +5122,6 @@
           <w:p>
             <w:pPr>
               <w:pStyle w:val="Compact"/>
-              <w:jc w:val="left"/>
             </w:pPr>
             <w:r>
               <w:t xml:space="preserve">Tabletop incident response exercise</w:t>
@@ -5393,7 +5133,6 @@
           <w:p>
             <w:pPr>
               <w:pStyle w:val="Compact"/>
-              <w:jc w:val="left"/>
             </w:pPr>
             <w:r>
               <w:t xml:space="preserve">Semi-annual</w:t>
@@ -5405,7 +5144,6 @@
           <w:p>
             <w:pPr>
               <w:pStyle w:val="Compact"/>
-              <w:jc w:val="left"/>
             </w:pPr>
             <w:r>
               <w:t xml:space="preserve">ISSO / SOC</w:t>
@@ -5417,7 +5155,6 @@
           <w:p>
             <w:pPr>
               <w:pStyle w:val="Compact"/>
-              <w:jc w:val="left"/>
             </w:pPr>
             <w:r>
               <w:t xml:space="preserve">Exercise after-action report</w:t>
@@ -5431,7 +5168,6 @@
           <w:p>
             <w:pPr>
               <w:pStyle w:val="Compact"/>
-              <w:jc w:val="left"/>
             </w:pPr>
             <w:r>
               <w:t xml:space="preserve">Control spot-check (automated KSI monitoring)</w:t>
@@ -5443,7 +5179,6 @@
           <w:p>
             <w:pPr>
               <w:pStyle w:val="Compact"/>
-              <w:jc w:val="left"/>
             </w:pPr>
             <w:r>
               <w:t xml:space="preserve">Continuous</w:t>
@@ -5455,7 +5190,6 @@
           <w:p>
             <w:pPr>
               <w:pStyle w:val="Compact"/>
-              <w:jc w:val="left"/>
             </w:pPr>
             <w:r>
               <w:t xml:space="preserve">DevSecOps / SOC</w:t>
@@ -5467,7 +5201,6 @@
           <w:p>
             <w:pPr>
               <w:pStyle w:val="Compact"/>
-              <w:jc w:val="left"/>
             </w:pPr>
             <w:r>
               <w:t xml:space="preserve">Sentinel dashboard</w:t>
@@ -5481,7 +5214,6 @@
           <w:p>
             <w:pPr>
               <w:pStyle w:val="Compact"/>
-              <w:jc w:val="left"/>
             </w:pPr>
             <w:r>
               <w:t xml:space="preserve">Vulnerability scan (Defender VM)</w:t>
@@ -5493,7 +5225,6 @@
           <w:p>
             <w:pPr>
               <w:pStyle w:val="Compact"/>
-              <w:jc w:val="left"/>
             </w:pPr>
             <w:r>
               <w:t xml:space="preserve">Continuous</w:t>
@@ -5505,7 +5236,6 @@
           <w:p>
             <w:pPr>
               <w:pStyle w:val="Compact"/>
-              <w:jc w:val="left"/>
             </w:pPr>
             <w:r>
               <w:t xml:space="preserve">SOC</w:t>
@@ -5517,7 +5247,6 @@
           <w:p>
             <w:pPr>
               <w:pStyle w:val="Compact"/>
-              <w:jc w:val="left"/>
             </w:pPr>
             <w:r>
               <w:t xml:space="preserve">Part 11 Defender VM output</w:t>
@@ -5531,7 +5260,6 @@
           <w:p>
             <w:pPr>
               <w:pStyle w:val="Compact"/>
-              <w:jc w:val="left"/>
             </w:pPr>
             <w:r>
               <w:t xml:space="preserve">SBOM/VDR scan (Grype CI gate)</w:t>
@@ -5543,7 +5271,6 @@
           <w:p>
             <w:pPr>
               <w:pStyle w:val="Compact"/>
-              <w:jc w:val="left"/>
             </w:pPr>
             <w:r>
               <w:t xml:space="preserve">Every PR merge</w:t>
@@ -5555,7 +5282,6 @@
           <w:p>
             <w:pPr>
               <w:pStyle w:val="Compact"/>
-              <w:jc w:val="left"/>
             </w:pPr>
             <w:r>
               <w:t xml:space="preserve">DevSecOps</w:t>
@@ -5567,7 +5293,6 @@
           <w:p>
             <w:pPr>
               <w:pStyle w:val="Compact"/>
-              <w:jc w:val="left"/>
             </w:pPr>
             <w:r>
               <w:t xml:space="preserve">Part 15 CI logs</w:t>
@@ -5581,7 +5306,6 @@
           <w:p>
             <w:pPr>
               <w:pStyle w:val="Compact"/>
-              <w:jc w:val="left"/>
             </w:pPr>
             <w:r>
               <w:t xml:space="preserve">Contingency plan test</w:t>
@@ -5593,7 +5317,6 @@
           <w:p>
             <w:pPr>
               <w:pStyle w:val="Compact"/>
-              <w:jc w:val="left"/>
             </w:pPr>
             <w:r>
               <w:t xml:space="preserve">Annual</w:t>
@@ -5605,7 +5328,6 @@
           <w:p>
             <w:pPr>
               <w:pStyle w:val="Compact"/>
-              <w:jc w:val="left"/>
             </w:pPr>
             <w:r>
               <w:t xml:space="preserve">ISSO</w:t>
@@ -5617,7 +5339,6 @@
           <w:p>
             <w:pPr>
               <w:pStyle w:val="Compact"/>
-              <w:jc w:val="left"/>
             </w:pPr>
             <w:r>
               <w:t xml:space="preserve">CP-4 test results</w:t>
@@ -5631,7 +5352,6 @@
           <w:p>
             <w:pPr>
               <w:pStyle w:val="Compact"/>
-              <w:jc w:val="left"/>
             </w:pPr>
             <w:r>
               <w:t xml:space="preserve">Configuration baseline review</w:t>
@@ -5643,7 +5363,6 @@
           <w:p>
             <w:pPr>
               <w:pStyle w:val="Compact"/>
-              <w:jc w:val="left"/>
             </w:pPr>
             <w:r>
               <w:t xml:space="preserve">Quarterly</w:t>
@@ -5655,7 +5374,6 @@
           <w:p>
             <w:pPr>
               <w:pStyle w:val="Compact"/>
-              <w:jc w:val="left"/>
             </w:pPr>
             <w:r>
               <w:t xml:space="preserve">DevSecOps</w:t>
@@ -5667,7 +5385,6 @@
           <w:p>
             <w:pPr>
               <w:pStyle w:val="Compact"/>
-              <w:jc w:val="left"/>
             </w:pPr>
             <w:r>
               <w:t xml:space="preserve">GitHub baseline diff</w:t>
@@ -5676,14 +5393,14 @@
         </w:tc>
       </w:tr>
     </w:tbl>
-    <w:bookmarkEnd w:id="48"/>
-    <w:bookmarkStart w:id="49" w:name="training-requirements"/>
+    <w:bookmarkEnd w:id="39"/>
+    <w:bookmarkStart w:id="40" w:name="training-requirements"/>
     <w:p>
       <w:pPr>
         <w:pStyle w:val="Heading2"/>
       </w:pPr>
       <w:r>
-        <w:t xml:space="preserve">Training Requirements</w:t>
+        <w:t xml:space="preserve">6.3 Training Requirements</w:t>
       </w:r>
     </w:p>
     <w:p>
@@ -5704,8 +5421,8 @@
       <w:tblPr>
         <w:tblStyle w:val="Table"/>
         <w:tblW w:type="pct" w:w="5000"/>
+        <w:tblLayout w:type="fixed"/>
         <w:tblLook w:firstRow="1" w:lastRow="0" w:firstColumn="0" w:lastColumn="0" w:noHBand="0" w:noVBand="0" w:val="0020"/>
-        <w:jc w:val="start"/>
       </w:tblPr>
       <w:tblGrid>
         <w:gridCol w:w="1685"/>
@@ -5715,14 +5432,13 @@
       </w:tblGrid>
       <w:tr>
         <w:trPr>
-          <w:tblHeader w:val="true"/>
+          <w:tblHeader w:val="on"/>
         </w:trPr>
         <w:tc>
           <w:tcPr/>
           <w:p>
             <w:pPr>
               <w:pStyle w:val="Compact"/>
-              <w:jc w:val="left"/>
             </w:pPr>
             <w:r>
               <w:t xml:space="preserve">Training</w:t>
@@ -5734,7 +5450,6 @@
           <w:p>
             <w:pPr>
               <w:pStyle w:val="Compact"/>
-              <w:jc w:val="left"/>
             </w:pPr>
             <w:r>
               <w:t xml:space="preserve">Frequency</w:t>
@@ -5746,7 +5461,6 @@
           <w:p>
             <w:pPr>
               <w:pStyle w:val="Compact"/>
-              <w:jc w:val="left"/>
             </w:pPr>
             <w:r>
               <w:t xml:space="preserve">Audience</w:t>
@@ -5758,7 +5472,6 @@
           <w:p>
             <w:pPr>
               <w:pStyle w:val="Compact"/>
-              <w:jc w:val="left"/>
             </w:pPr>
             <w:r>
               <w:t xml:space="preserve">Tracking System</w:t>
@@ -5772,7 +5485,6 @@
           <w:p>
             <w:pPr>
               <w:pStyle w:val="Compact"/>
-              <w:jc w:val="left"/>
             </w:pPr>
             <w:r>
               <w:t xml:space="preserve">Security awareness (role-based)</w:t>
@@ -5784,7 +5496,6 @@
           <w:p>
             <w:pPr>
               <w:pStyle w:val="Compact"/>
-              <w:jc w:val="left"/>
             </w:pPr>
             <w:r>
               <w:t xml:space="preserve">Annual</w:t>
@@ -5796,7 +5507,6 @@
           <w:p>
             <w:pPr>
               <w:pStyle w:val="Compact"/>
-              <w:jc w:val="left"/>
             </w:pPr>
             <w:r>
               <w:t xml:space="preserve">All users</w:t>
@@ -5808,7 +5518,6 @@
           <w:p>
             <w:pPr>
               <w:pStyle w:val="Compact"/>
-              <w:jc w:val="left"/>
             </w:pPr>
             <w:r>
               <w:t xml:space="preserve">[LMS NAME]</w:t>
@@ -5822,7 +5531,6 @@
           <w:p>
             <w:pPr>
               <w:pStyle w:val="Compact"/>
-              <w:jc w:val="left"/>
             </w:pPr>
             <w:r>
               <w:t xml:space="preserve">FedRAMP procedures</w:t>
@@ -5834,7 +5542,6 @@
           <w:p>
             <w:pPr>
               <w:pStyle w:val="Compact"/>
-              <w:jc w:val="left"/>
             </w:pPr>
             <w:r>
               <w:t xml:space="preserve">Annual</w:t>
@@ -5846,7 +5553,6 @@
           <w:p>
             <w:pPr>
               <w:pStyle w:val="Compact"/>
-              <w:jc w:val="left"/>
             </w:pPr>
             <w:r>
               <w:t xml:space="preserve">ISSO, security team</w:t>
@@ -5858,7 +5564,6 @@
           <w:p>
             <w:pPr>
               <w:pStyle w:val="Compact"/>
-              <w:jc w:val="left"/>
             </w:pPr>
             <w:r>
               <w:t xml:space="preserve">[LMS NAME]</w:t>
@@ -5872,7 +5577,6 @@
           <w:p>
             <w:pPr>
               <w:pStyle w:val="Compact"/>
-              <w:jc w:val="left"/>
             </w:pPr>
             <w:r>
               <w:t xml:space="preserve">Incident response procedures</w:t>
@@ -5884,7 +5588,6 @@
           <w:p>
             <w:pPr>
               <w:pStyle w:val="Compact"/>
-              <w:jc w:val="left"/>
             </w:pPr>
             <w:r>
               <w:t xml:space="preserve">Semi-annual</w:t>
@@ -5896,7 +5599,6 @@
           <w:p>
             <w:pPr>
               <w:pStyle w:val="Compact"/>
-              <w:jc w:val="left"/>
             </w:pPr>
             <w:r>
               <w:t xml:space="preserve">ISSO, SOC, DevSecOps</w:t>
@@ -5908,7 +5610,6 @@
           <w:p>
             <w:pPr>
               <w:pStyle w:val="Compact"/>
-              <w:jc w:val="left"/>
             </w:pPr>
             <w:r>
               <w:t xml:space="preserve">Tabletop exercise roster</w:t>
@@ -5922,7 +5623,6 @@
           <w:p>
             <w:pPr>
               <w:pStyle w:val="Compact"/>
-              <w:jc w:val="left"/>
             </w:pPr>
             <w:r>
               <w:t xml:space="preserve">SBOM/supply chain awareness</w:t>
@@ -5934,7 +5634,6 @@
           <w:p>
             <w:pPr>
               <w:pStyle w:val="Compact"/>
-              <w:jc w:val="left"/>
             </w:pPr>
             <w:r>
               <w:t xml:space="preserve">Annual</w:t>
@@ -5946,7 +5645,6 @@
           <w:p>
             <w:pPr>
               <w:pStyle w:val="Compact"/>
-              <w:jc w:val="left"/>
             </w:pPr>
             <w:r>
               <w:t xml:space="preserve">DevSecOps, procurement</w:t>
@@ -5958,7 +5656,6 @@
           <w:p>
             <w:pPr>
               <w:pStyle w:val="Compact"/>
-              <w:jc w:val="left"/>
             </w:pPr>
             <w:r>
               <w:t xml:space="preserve">[LMS NAME]</w:t>
@@ -5972,7 +5669,6 @@
           <w:p>
             <w:pPr>
               <w:pStyle w:val="Compact"/>
-              <w:jc w:val="left"/>
             </w:pPr>
             <w:r>
               <w:t xml:space="preserve">Privacy (PII handling)</w:t>
@@ -5984,7 +5680,6 @@
           <w:p>
             <w:pPr>
               <w:pStyle w:val="Compact"/>
-              <w:jc w:val="left"/>
             </w:pPr>
             <w:r>
               <w:t xml:space="preserve">Annual</w:t>
@@ -5996,7 +5691,6 @@
           <w:p>
             <w:pPr>
               <w:pStyle w:val="Compact"/>
-              <w:jc w:val="left"/>
             </w:pPr>
             <w:r>
               <w:t xml:space="preserve">All users with PII access</w:t>
@@ -6008,7 +5702,6 @@
           <w:p>
             <w:pPr>
               <w:pStyle w:val="Compact"/>
-              <w:jc w:val="left"/>
             </w:pPr>
             <w:r>
               <w:t xml:space="preserve">[LMS NAME]</w:t>
@@ -6017,14 +5710,14 @@
         </w:tc>
       </w:tr>
     </w:tbl>
-    <w:bookmarkEnd w:id="49"/>
-    <w:bookmarkStart w:id="50" w:name="continuous-monitoring-program"/>
+    <w:bookmarkEnd w:id="40"/>
+    <w:bookmarkStart w:id="41" w:name="continuous-monitoring-program"/>
     <w:p>
       <w:pPr>
         <w:pStyle w:val="Heading2"/>
       </w:pPr>
       <w:r>
-        <w:t xml:space="preserve">Continuous Monitoring Program</w:t>
+        <w:t xml:space="preserve">6.4 Continuous Monitoring Program</w:t>
       </w:r>
     </w:p>
     <w:p>
@@ -6051,8 +5744,8 @@
       <w:tblPr>
         <w:tblStyle w:val="Table"/>
         <w:tblW w:type="pct" w:w="5000"/>
+        <w:tblLayout w:type="fixed"/>
         <w:tblLook w:firstRow="1" w:lastRow="0" w:firstColumn="0" w:lastColumn="0" w:noHBand="0" w:noVBand="0" w:val="0020"/>
-        <w:jc w:val="start"/>
       </w:tblPr>
       <w:tblGrid>
         <w:gridCol w:w="1584"/>
@@ -6062,14 +5755,13 @@
       </w:tblGrid>
       <w:tr>
         <w:trPr>
-          <w:tblHeader w:val="true"/>
+          <w:tblHeader w:val="on"/>
         </w:trPr>
         <w:tc>
           <w:tcPr/>
           <w:p>
             <w:pPr>
               <w:pStyle w:val="Compact"/>
-              <w:jc w:val="left"/>
             </w:pPr>
             <w:r>
               <w:t xml:space="preserve">Dimension</w:t>
@@ -6081,7 +5773,6 @@
           <w:p>
             <w:pPr>
               <w:pStyle w:val="Compact"/>
-              <w:jc w:val="left"/>
             </w:pPr>
             <w:r>
               <w:t xml:space="preserve">KSI Theme</w:t>
@@ -6093,7 +5784,6 @@
           <w:p>
             <w:pPr>
               <w:pStyle w:val="Compact"/>
-              <w:jc w:val="left"/>
             </w:pPr>
             <w:r>
               <w:t xml:space="preserve">Sentinel Workbook</w:t>
@@ -6105,7 +5795,6 @@
           <w:p>
             <w:pPr>
               <w:pStyle w:val="Compact"/>
-              <w:jc w:val="left"/>
             </w:pPr>
             <w:r>
               <w:t xml:space="preserve">Alert Cadence</w:t>
@@ -6119,7 +5808,6 @@
           <w:p>
             <w:pPr>
               <w:pStyle w:val="Compact"/>
-              <w:jc w:val="left"/>
             </w:pPr>
             <w:r>
               <w:t xml:space="preserve">Identity anomalies</w:t>
@@ -6131,7 +5819,6 @@
           <w:p>
             <w:pPr>
               <w:pStyle w:val="Compact"/>
-              <w:jc w:val="left"/>
             </w:pPr>
             <w:r>
               <w:t xml:space="preserve">KSI-IAM</w:t>
@@ -6143,7 +5830,6 @@
           <w:p>
             <w:pPr>
               <w:pStyle w:val="Compact"/>
-              <w:jc w:val="left"/>
             </w:pPr>
             <w:r>
               <w:t xml:space="preserve">Identity &amp; Access</w:t>
@@ -6155,7 +5841,6 @@
           <w:p>
             <w:pPr>
               <w:pStyle w:val="Compact"/>
-              <w:jc w:val="left"/>
             </w:pPr>
             <w:r>
               <w:t xml:space="preserve">Real-time</w:t>
@@ -6169,7 +5854,6 @@
           <w:p>
             <w:pPr>
               <w:pStyle w:val="Compact"/>
-              <w:jc w:val="left"/>
             </w:pPr>
             <w:r>
               <w:t xml:space="preserve">Network anomalies</w:t>
@@ -6181,7 +5865,6 @@
           <w:p>
             <w:pPr>
               <w:pStyle w:val="Compact"/>
-              <w:jc w:val="left"/>
             </w:pPr>
             <w:r>
               <w:t xml:space="preserve">KSI-CNA</w:t>
@@ -6193,7 +5876,6 @@
           <w:p>
             <w:pPr>
               <w:pStyle w:val="Compact"/>
-              <w:jc w:val="left"/>
             </w:pPr>
             <w:r>
               <w:t xml:space="preserve">Network Security</w:t>
@@ -6205,7 +5887,6 @@
           <w:p>
             <w:pPr>
               <w:pStyle w:val="Compact"/>
-              <w:jc w:val="left"/>
             </w:pPr>
             <w:r>
               <w:t xml:space="preserve">Real-time</w:t>
@@ -6219,7 +5900,6 @@
           <w:p>
             <w:pPr>
               <w:pStyle w:val="Compact"/>
-              <w:jc w:val="left"/>
             </w:pPr>
             <w:r>
               <w:t xml:space="preserve">Endpoint threats</w:t>
@@ -6231,7 +5911,6 @@
           <w:p>
             <w:pPr>
               <w:pStyle w:val="Compact"/>
-              <w:jc w:val="left"/>
             </w:pPr>
             <w:r>
               <w:t xml:space="preserve">KSI-PIY</w:t>
@@ -6243,7 +5922,6 @@
           <w:p>
             <w:pPr>
               <w:pStyle w:val="Compact"/>
-              <w:jc w:val="left"/>
             </w:pPr>
             <w:r>
               <w:t xml:space="preserve">Endpoint Protection</w:t>
@@ -6255,7 +5933,6 @@
           <w:p>
             <w:pPr>
               <w:pStyle w:val="Compact"/>
-              <w:jc w:val="left"/>
             </w:pPr>
             <w:r>
               <w:t xml:space="preserve">Real-time</w:t>
@@ -6269,7 +5946,6 @@
           <w:p>
             <w:pPr>
               <w:pStyle w:val="Compact"/>
-              <w:jc w:val="left"/>
             </w:pPr>
             <w:r>
               <w:t xml:space="preserve">Vulnerability posture</w:t>
@@ -6281,7 +5957,6 @@
           <w:p>
             <w:pPr>
               <w:pStyle w:val="Compact"/>
-              <w:jc w:val="left"/>
             </w:pPr>
             <w:r>
               <w:t xml:space="preserve">KSI-MLA</w:t>
@@ -6293,7 +5968,6 @@
           <w:p>
             <w:pPr>
               <w:pStyle w:val="Compact"/>
-              <w:jc w:val="left"/>
             </w:pPr>
             <w:r>
               <w:t xml:space="preserve">Vulnerability Dashboard</w:t>
@@ -6305,7 +5979,6 @@
           <w:p>
             <w:pPr>
               <w:pStyle w:val="Compact"/>
-              <w:jc w:val="left"/>
             </w:pPr>
             <w:r>
               <w:t xml:space="preserve">Daily</w:t>
@@ -6319,7 +5992,6 @@
           <w:p>
             <w:pPr>
               <w:pStyle w:val="Compact"/>
-              <w:jc w:val="left"/>
             </w:pPr>
             <w:r>
               <w:t xml:space="preserve">SBOM drift / CVE ingestion</w:t>
@@ -6331,7 +6003,6 @@
           <w:p>
             <w:pPr>
               <w:pStyle w:val="Compact"/>
-              <w:jc w:val="left"/>
             </w:pPr>
             <w:r>
               <w:t xml:space="preserve">KSI-CMT / KSI-SCR</w:t>
@@ -6343,7 +6014,6 @@
           <w:p>
             <w:pPr>
               <w:pStyle w:val="Compact"/>
-              <w:jc w:val="left"/>
             </w:pPr>
             <w:r>
               <w:t xml:space="preserve">SBOM Dashboard</w:t>
@@ -6355,7 +6025,6 @@
           <w:p>
             <w:pPr>
               <w:pStyle w:val="Compact"/>
-              <w:jc w:val="left"/>
             </w:pPr>
             <w:r>
               <w:t xml:space="preserve">Per-commit</w:t>
@@ -6369,7 +6038,6 @@
           <w:p>
             <w:pPr>
               <w:pStyle w:val="Compact"/>
-              <w:jc w:val="left"/>
             </w:pPr>
             <w:r>
               <w:t xml:space="preserve">Log completeness</w:t>
@@ -6381,7 +6049,6 @@
           <w:p>
             <w:pPr>
               <w:pStyle w:val="Compact"/>
-              <w:jc w:val="left"/>
             </w:pPr>
             <w:r>
               <w:t xml:space="preserve">KSI-MLA</w:t>
@@ -6393,7 +6060,6 @@
           <w:p>
             <w:pPr>
               <w:pStyle w:val="Compact"/>
-              <w:jc w:val="left"/>
             </w:pPr>
             <w:r>
               <w:t xml:space="preserve">Log Analytics Health</w:t>
@@ -6405,7 +6071,6 @@
           <w:p>
             <w:pPr>
               <w:pStyle w:val="Compact"/>
-              <w:jc w:val="left"/>
             </w:pPr>
             <w:r>
               <w:t xml:space="preserve">Hourly</w:t>
@@ -6421,24 +6086,24 @@
         </w:pict>
       </w:r>
     </w:p>
-    <w:bookmarkEnd w:id="50"/>
-    <w:bookmarkEnd w:id="51"/>
-    <w:bookmarkStart w:id="56" w:name="security-contact-registry-pm-15"/>
+    <w:bookmarkEnd w:id="41"/>
+    <w:bookmarkEnd w:id="42"/>
+    <w:bookmarkStart w:id="47" w:name="security-contact-registry-pm-15"/>
     <w:p>
       <w:pPr>
         <w:pStyle w:val="Heading1"/>
       </w:pPr>
       <w:r>
-        <w:t xml:space="preserve">Security Contact Registry (PM-15)</w:t>
-      </w:r>
-    </w:p>
-    <w:bookmarkStart w:id="55" w:name="industry-and-government-liaison-contacts"/>
+        <w:t xml:space="preserve">7. Security Contact Registry (PM-15)</w:t>
+      </w:r>
+    </w:p>
+    <w:bookmarkStart w:id="46" w:name="industry-and-government-liaison-contacts"/>
     <w:p>
       <w:pPr>
         <w:pStyle w:val="Heading2"/>
       </w:pPr>
       <w:r>
-        <w:t xml:space="preserve">Industry and Government Liaison Contacts</w:t>
+        <w:t xml:space="preserve">7.1 Industry and Government Liaison Contacts</w:t>
       </w:r>
     </w:p>
     <w:p>
@@ -6461,21 +6126,21 @@
         <w:t xml:space="preserve">is maintained by the CISO and reviewed quarterly.</w:t>
       </w:r>
     </w:p>
-    <w:bookmarkStart w:id="52" w:name="government-contacts"/>
+    <w:bookmarkStart w:id="43" w:name="government-contacts"/>
     <w:p>
       <w:pPr>
         <w:pStyle w:val="Heading3"/>
       </w:pPr>
       <w:r>
-        <w:t xml:space="preserve">Government Contacts</w:t>
+        <w:t xml:space="preserve">7.1.1 Government Contacts</w:t>
       </w:r>
     </w:p>
     <w:tbl>
       <w:tblPr>
         <w:tblStyle w:val="Table"/>
         <w:tblW w:type="pct" w:w="5000"/>
+        <w:tblLayout w:type="fixed"/>
         <w:tblLook w:firstRow="1" w:lastRow="0" w:firstColumn="0" w:lastColumn="0" w:noHBand="0" w:noVBand="0" w:val="0020"/>
-        <w:jc w:val="start"/>
       </w:tblPr>
       <w:tblGrid>
         <w:gridCol w:w="1634"/>
@@ -6485,14 +6150,13 @@
       </w:tblGrid>
       <w:tr>
         <w:trPr>
-          <w:tblHeader w:val="true"/>
+          <w:tblHeader w:val="on"/>
         </w:trPr>
         <w:tc>
           <w:tcPr/>
           <w:p>
             <w:pPr>
               <w:pStyle w:val="Compact"/>
-              <w:jc w:val="left"/>
             </w:pPr>
             <w:r>
               <w:t xml:space="preserve">Organization</w:t>
@@ -6504,7 +6168,6 @@
           <w:p>
             <w:pPr>
               <w:pStyle w:val="Compact"/>
-              <w:jc w:val="left"/>
             </w:pPr>
             <w:r>
               <w:t xml:space="preserve">Contact Type</w:t>
@@ -6516,7 +6179,6 @@
           <w:p>
             <w:pPr>
               <w:pStyle w:val="Compact"/>
-              <w:jc w:val="left"/>
             </w:pPr>
             <w:r>
               <w:t xml:space="preserve">Notification Trigger</w:t>
@@ -6528,7 +6190,6 @@
           <w:p>
             <w:pPr>
               <w:pStyle w:val="Compact"/>
-              <w:jc w:val="left"/>
             </w:pPr>
             <w:r>
               <w:t xml:space="preserve">Contact Method</w:t>
@@ -6542,7 +6203,6 @@
           <w:p>
             <w:pPr>
               <w:pStyle w:val="Compact"/>
-              <w:jc w:val="left"/>
             </w:pPr>
             <w:r>
               <w:t xml:space="preserve">CISA (US-CERT)</w:t>
@@ -6554,7 +6214,6 @@
           <w:p>
             <w:pPr>
               <w:pStyle w:val="Compact"/>
-              <w:jc w:val="left"/>
             </w:pPr>
             <w:r>
               <w:t xml:space="preserve">Incident reporting</w:t>
@@ -6566,7 +6225,6 @@
           <w:p>
             <w:pPr>
               <w:pStyle w:val="Compact"/>
-              <w:jc w:val="left"/>
             </w:pPr>
             <w:r>
               <w:t xml:space="preserve">All incidents meeting FISMA thresholds</w:t>
@@ -6578,7 +6236,6 @@
           <w:p>
             <w:pPr>
               <w:pStyle w:val="Compact"/>
-              <w:jc w:val="left"/>
             </w:pPr>
             <w:r>
               <w:t xml:space="preserve">ir@cisa.dhs.gov</w:t>
@@ -6592,7 +6249,6 @@
           <w:p>
             <w:pPr>
               <w:pStyle w:val="Compact"/>
-              <w:jc w:val="left"/>
             </w:pPr>
             <w:r>
               <w:t xml:space="preserve">CISA KEV team</w:t>
@@ -6604,7 +6260,6 @@
           <w:p>
             <w:pPr>
               <w:pStyle w:val="Compact"/>
-              <w:jc w:val="left"/>
             </w:pPr>
             <w:r>
               <w:t xml:space="preserve">Vulnerability intel</w:t>
@@ -6616,7 +6271,6 @@
           <w:p>
             <w:pPr>
               <w:pStyle w:val="Compact"/>
-              <w:jc w:val="left"/>
             </w:pPr>
             <w:r>
               <w:t xml:space="preserve">KEV additions affecting SSA SBOM components</w:t>
@@ -6628,7 +6282,6 @@
           <w:p>
             <w:pPr>
               <w:pStyle w:val="Compact"/>
-              <w:jc w:val="left"/>
             </w:pPr>
             <w:r>
               <w:t xml:space="preserve">kev@cisa.dhs.gov</w:t>
@@ -6642,7 +6295,6 @@
           <w:p>
             <w:pPr>
               <w:pStyle w:val="Compact"/>
-              <w:jc w:val="left"/>
             </w:pPr>
             <w:r>
               <w:t xml:space="preserve">FedRAMP PMO</w:t>
@@ -6654,7 +6306,6 @@
           <w:p>
             <w:pPr>
               <w:pStyle w:val="Compact"/>
-              <w:jc w:val="left"/>
             </w:pPr>
             <w:r>
               <w:t xml:space="preserve">Authorization</w:t>
@@ -6666,7 +6317,6 @@
           <w:p>
             <w:pPr>
               <w:pStyle w:val="Compact"/>
-              <w:jc w:val="left"/>
             </w:pPr>
             <w:r>
               <w:t xml:space="preserve">Significant change, annual assessment</w:t>
@@ -6678,7 +6328,6 @@
           <w:p>
             <w:pPr>
               <w:pStyle w:val="Compact"/>
-              <w:jc w:val="left"/>
             </w:pPr>
             <w:r>
               <w:t xml:space="preserve">info@fedramp.gov</w:t>
@@ -6692,7 +6341,6 @@
           <w:p>
             <w:pPr>
               <w:pStyle w:val="Compact"/>
-              <w:jc w:val="left"/>
             </w:pPr>
             <w:r>
               <w:t xml:space="preserve">OMB Cyber</w:t>
@@ -6704,7 +6352,6 @@
           <w:p>
             <w:pPr>
               <w:pStyle w:val="Compact"/>
-              <w:jc w:val="left"/>
             </w:pPr>
             <w:r>
               <w:t xml:space="preserve">Policy guidance</w:t>
@@ -6716,7 +6363,6 @@
           <w:p>
             <w:pPr>
               <w:pStyle w:val="Compact"/>
-              <w:jc w:val="left"/>
             </w:pPr>
             <w:r>
               <w:t xml:space="preserve">Major policy changes</w:t>
@@ -6728,7 +6374,6 @@
           <w:p>
             <w:pPr>
               <w:pStyle w:val="Compact"/>
-              <w:jc w:val="left"/>
             </w:pPr>
             <w:r>
               <w:t xml:space="preserve">[OMB POC]</w:t>
@@ -6742,7 +6387,6 @@
           <w:p>
             <w:pPr>
               <w:pStyle w:val="Compact"/>
-              <w:jc w:val="left"/>
             </w:pPr>
             <w:r>
               <w:t xml:space="preserve">SSA IG</w:t>
@@ -6754,7 +6398,6 @@
           <w:p>
             <w:pPr>
               <w:pStyle w:val="Compact"/>
-              <w:jc w:val="left"/>
             </w:pPr>
             <w:r>
               <w:t xml:space="preserve">Audit coordination</w:t>
@@ -6766,7 +6409,6 @@
           <w:p>
             <w:pPr>
               <w:pStyle w:val="Compact"/>
-              <w:jc w:val="left"/>
             </w:pPr>
             <w:r>
               <w:t xml:space="preserve">Audit notification, investigation referral</w:t>
@@ -6778,7 +6420,6 @@
           <w:p>
             <w:pPr>
               <w:pStyle w:val="Compact"/>
-              <w:jc w:val="left"/>
             </w:pPr>
             <w:r>
               <w:t xml:space="preserve">[IG POC]</w:t>
@@ -6787,22 +6428,22 @@
         </w:tc>
       </w:tr>
     </w:tbl>
-    <w:bookmarkEnd w:id="52"/>
-    <w:bookmarkStart w:id="53" w:name="industry-and-isac-contacts"/>
+    <w:bookmarkEnd w:id="43"/>
+    <w:bookmarkStart w:id="44" w:name="industry-and-isac-contacts"/>
     <w:p>
       <w:pPr>
         <w:pStyle w:val="Heading3"/>
       </w:pPr>
       <w:r>
-        <w:t xml:space="preserve">Industry and ISAC Contacts</w:t>
+        <w:t xml:space="preserve">7.1.2 Industry and ISAC Contacts</w:t>
       </w:r>
     </w:p>
     <w:tbl>
       <w:tblPr>
         <w:tblStyle w:val="Table"/>
         <w:tblW w:type="pct" w:w="5000"/>
+        <w:tblLayout w:type="fixed"/>
         <w:tblLook w:firstRow="1" w:lastRow="0" w:firstColumn="0" w:lastColumn="0" w:noHBand="0" w:noVBand="0" w:val="0020"/>
-        <w:jc w:val="start"/>
       </w:tblPr>
       <w:tblGrid>
         <w:gridCol w:w="2101"/>
@@ -6812,14 +6453,13 @@
       </w:tblGrid>
       <w:tr>
         <w:trPr>
-          <w:tblHeader w:val="true"/>
+          <w:tblHeader w:val="on"/>
         </w:trPr>
         <w:tc>
           <w:tcPr/>
           <w:p>
             <w:pPr>
               <w:pStyle w:val="Compact"/>
-              <w:jc w:val="left"/>
             </w:pPr>
             <w:r>
               <w:t xml:space="preserve">Organization</w:t>
@@ -6831,7 +6471,6 @@
           <w:p>
             <w:pPr>
               <w:pStyle w:val="Compact"/>
-              <w:jc w:val="left"/>
             </w:pPr>
             <w:r>
               <w:t xml:space="preserve">Membership</w:t>
@@ -6843,7 +6482,6 @@
           <w:p>
             <w:pPr>
               <w:pStyle w:val="Compact"/>
-              <w:jc w:val="left"/>
             </w:pPr>
             <w:r>
               <w:t xml:space="preserve">Contact Purpose</w:t>
@@ -6855,7 +6493,6 @@
           <w:p>
             <w:pPr>
               <w:pStyle w:val="Compact"/>
-              <w:jc w:val="left"/>
             </w:pPr>
             <w:r>
               <w:t xml:space="preserve">Cadence</w:t>
@@ -6869,7 +6506,6 @@
           <w:p>
             <w:pPr>
               <w:pStyle w:val="Compact"/>
-              <w:jc w:val="left"/>
             </w:pPr>
             <w:r>
               <w:t xml:space="preserve">MS-ISAC</w:t>
@@ -6881,7 +6517,6 @@
           <w:p>
             <w:pPr>
               <w:pStyle w:val="Compact"/>
-              <w:jc w:val="left"/>
             </w:pPr>
             <w:r>
               <w:t xml:space="preserve">Active member</w:t>
@@ -6893,7 +6528,6 @@
           <w:p>
             <w:pPr>
               <w:pStyle w:val="Compact"/>
-              <w:jc w:val="left"/>
             </w:pPr>
             <w:r>
               <w:t xml:space="preserve">Threat intelligence sharing</w:t>
@@ -6905,7 +6539,6 @@
           <w:p>
             <w:pPr>
               <w:pStyle w:val="Compact"/>
-              <w:jc w:val="left"/>
             </w:pPr>
             <w:r>
               <w:t xml:space="preserve">Monthly briefing</w:t>
@@ -6919,7 +6552,6 @@
           <w:p>
             <w:pPr>
               <w:pStyle w:val="Compact"/>
-              <w:jc w:val="left"/>
             </w:pPr>
             <w:r>
               <w:t xml:space="preserve">IT-ISAC</w:t>
@@ -6931,7 +6563,6 @@
           <w:p>
             <w:pPr>
               <w:pStyle w:val="Compact"/>
-              <w:jc w:val="left"/>
             </w:pPr>
             <w:r>
               <w:t xml:space="preserve">Liaison</w:t>
@@ -6943,7 +6574,6 @@
           <w:p>
             <w:pPr>
               <w:pStyle w:val="Compact"/>
-              <w:jc w:val="left"/>
             </w:pPr>
             <w:r>
               <w:t xml:space="preserve">Federal IT threat feeds</w:t>
@@ -6955,7 +6585,6 @@
           <w:p>
             <w:pPr>
               <w:pStyle w:val="Compact"/>
-              <w:jc w:val="left"/>
             </w:pPr>
             <w:r>
               <w:t xml:space="preserve">Quarterly</w:t>
@@ -6969,7 +6598,6 @@
           <w:p>
             <w:pPr>
               <w:pStyle w:val="Compact"/>
-              <w:jc w:val="left"/>
             </w:pPr>
             <w:r>
               <w:t xml:space="preserve">Microsoft MSRC</w:t>
@@ -6981,7 +6609,6 @@
           <w:p>
             <w:pPr>
               <w:pStyle w:val="Compact"/>
-              <w:jc w:val="left"/>
             </w:pPr>
             <w:r>
               <w:t xml:space="preserve">Vendor subscription</w:t>
@@ -6993,7 +6620,6 @@
           <w:p>
             <w:pPr>
               <w:pStyle w:val="Compact"/>
-              <w:jc w:val="left"/>
             </w:pPr>
             <w:r>
               <w:t xml:space="preserve">CVE notification for Azure/M365</w:t>
@@ -7005,7 +6631,6 @@
           <w:p>
             <w:pPr>
               <w:pStyle w:val="Compact"/>
-              <w:jc w:val="left"/>
             </w:pPr>
             <w:r>
               <w:t xml:space="preserve">Automatic (RSS)</w:t>
@@ -7019,7 +6644,6 @@
           <w:p>
             <w:pPr>
               <w:pStyle w:val="Compact"/>
-              <w:jc w:val="left"/>
             </w:pPr>
             <w:r>
               <w:t xml:space="preserve">CISA PSIRT feeds</w:t>
@@ -7031,7 +6655,6 @@
           <w:p>
             <w:pPr>
               <w:pStyle w:val="Compact"/>
-              <w:jc w:val="left"/>
             </w:pPr>
             <w:r>
               <w:t xml:space="preserve">Subscription</w:t>
@@ -7043,7 +6666,6 @@
           <w:p>
             <w:pPr>
               <w:pStyle w:val="Compact"/>
-              <w:jc w:val="left"/>
             </w:pPr>
             <w:r>
               <w:t xml:space="preserve">VEX/VDR-relevant vendor advisories</w:t>
@@ -7055,7 +6677,6 @@
           <w:p>
             <w:pPr>
               <w:pStyle w:val="Compact"/>
-              <w:jc w:val="left"/>
             </w:pPr>
             <w:r>
               <w:t xml:space="preserve">Automatic</w:t>
@@ -7069,7 +6690,6 @@
           <w:p>
             <w:pPr>
               <w:pStyle w:val="Compact"/>
-              <w:jc w:val="left"/>
             </w:pPr>
             <w:r>
               <w:t xml:space="preserve">NIST NVD</w:t>
@@ -7081,7 +6701,6 @@
           <w:p>
             <w:pPr>
               <w:pStyle w:val="Compact"/>
-              <w:jc w:val="left"/>
             </w:pPr>
             <w:r>
               <w:t xml:space="preserve">Data consumer</w:t>
@@ -7093,7 +6712,6 @@
           <w:p>
             <w:pPr>
               <w:pStyle w:val="Compact"/>
-              <w:jc w:val="left"/>
             </w:pPr>
             <w:r>
               <w:t xml:space="preserve">CVE/CVSS feed for SBOM VDR generation</w:t>
@@ -7105,7 +6723,6 @@
           <w:p>
             <w:pPr>
               <w:pStyle w:val="Compact"/>
-              <w:jc w:val="left"/>
             </w:pPr>
             <w:r>
               <w:t xml:space="preserve">Daily automated pull</w:t>
@@ -7114,22 +6731,22 @@
         </w:tc>
       </w:tr>
     </w:tbl>
-    <w:bookmarkEnd w:id="53"/>
-    <w:bookmarkStart w:id="54" w:name="security-industry-contacts"/>
+    <w:bookmarkEnd w:id="44"/>
+    <w:bookmarkStart w:id="45" w:name="security-industry-contacts"/>
     <w:p>
       <w:pPr>
         <w:pStyle w:val="Heading3"/>
       </w:pPr>
       <w:r>
-        <w:t xml:space="preserve">Security Industry Contacts</w:t>
+        <w:t xml:space="preserve">7.1.3 Security Industry Contacts</w:t>
       </w:r>
     </w:p>
     <w:tbl>
       <w:tblPr>
         <w:tblStyle w:val="Table"/>
         <w:tblW w:type="pct" w:w="5000"/>
+        <w:tblLayout w:type="fixed"/>
         <w:tblLook w:firstRow="1" w:lastRow="0" w:firstColumn="0" w:lastColumn="0" w:noHBand="0" w:noVBand="0" w:val="0020"/>
-        <w:jc w:val="start"/>
       </w:tblPr>
       <w:tblGrid>
         <w:gridCol w:w="4680"/>
@@ -7137,14 +6754,13 @@
       </w:tblGrid>
       <w:tr>
         <w:trPr>
-          <w:tblHeader w:val="true"/>
+          <w:tblHeader w:val="on"/>
         </w:trPr>
         <w:tc>
           <w:tcPr/>
           <w:p>
             <w:pPr>
               <w:pStyle w:val="Compact"/>
-              <w:jc w:val="left"/>
             </w:pPr>
             <w:r>
               <w:t xml:space="preserve">Organization</w:t>
@@ -7156,7 +6772,6 @@
           <w:p>
             <w:pPr>
               <w:pStyle w:val="Compact"/>
-              <w:jc w:val="left"/>
             </w:pPr>
             <w:r>
               <w:t xml:space="preserve">Purpose</w:t>
@@ -7170,7 +6785,6 @@
           <w:p>
             <w:pPr>
               <w:pStyle w:val="Compact"/>
-              <w:jc w:val="left"/>
             </w:pPr>
             <w:r>
               <w:t xml:space="preserve">Cloud Security Alliance (CSA)</w:t>
@@ -7182,7 +6796,6 @@
           <w:p>
             <w:pPr>
               <w:pStyle w:val="Compact"/>
-              <w:jc w:val="left"/>
             </w:pPr>
             <w:r>
               <w:t xml:space="preserve">FedRAMP best practices; STAR registry</w:t>
@@ -7196,7 +6809,6 @@
           <w:p>
             <w:pPr>
               <w:pStyle w:val="Compact"/>
-              <w:jc w:val="left"/>
             </w:pPr>
             <w:r>
               <w:t xml:space="preserve">ACT-IAC</w:t>
@@ -7208,7 +6820,6 @@
           <w:p>
             <w:pPr>
               <w:pStyle w:val="Compact"/>
-              <w:jc w:val="left"/>
             </w:pPr>
             <w:r>
               <w:t xml:space="preserve">Federal IT policy; FedRAMP 20x working groups</w:t>
@@ -7222,7 +6833,6 @@
           <w:p>
             <w:pPr>
               <w:pStyle w:val="Compact"/>
-              <w:jc w:val="left"/>
             </w:pPr>
             <w:r>
               <w:t xml:space="preserve">ISACA</w:t>
@@ -7234,7 +6844,6 @@
           <w:p>
             <w:pPr>
               <w:pStyle w:val="Compact"/>
-              <w:jc w:val="left"/>
             </w:pPr>
             <w:r>
               <w:t xml:space="preserve">Audit frameworks; COBIT alignment</w:t>
@@ -7250,25 +6859,25 @@
         </w:pict>
       </w:r>
     </w:p>
-    <w:bookmarkEnd w:id="54"/>
-    <w:bookmarkEnd w:id="55"/>
-    <w:bookmarkEnd w:id="56"/>
-    <w:bookmarkStart w:id="65" w:name="Xcb7d7a12a521ad2f34fcbc9b78b5c55b738633c"/>
+    <w:bookmarkEnd w:id="45"/>
+    <w:bookmarkEnd w:id="46"/>
+    <w:bookmarkEnd w:id="47"/>
+    <w:bookmarkStart w:id="56" w:name="Xcb7d7a12a521ad2f34fcbc9b78b5c55b738633c"/>
     <w:p>
       <w:pPr>
         <w:pStyle w:val="Heading1"/>
       </w:pPr>
       <w:r>
-        <w:t xml:space="preserve">Supply Chain Risk Management Governance Charter (PM-30)</w:t>
-      </w:r>
-    </w:p>
-    <w:bookmarkStart w:id="57" w:name="charter-purpose-and-authority"/>
+        <w:t xml:space="preserve">8. Supply Chain Risk Management Governance Charter (PM-30)</w:t>
+      </w:r>
+    </w:p>
+    <w:bookmarkStart w:id="48" w:name="charter-purpose-and-authority"/>
     <w:p>
       <w:pPr>
         <w:pStyle w:val="Heading2"/>
       </w:pPr>
       <w:r>
-        <w:t xml:space="preserve">Charter Purpose and Authority</w:t>
+        <w:t xml:space="preserve">8.1 Charter Purpose and Authority</w:t>
       </w:r>
     </w:p>
     <w:p>
@@ -7297,8 +6906,8 @@
       </w:pPr>
       <w:r>
         <w:rPr>
+          <w:b/>
           <w:bCs/>
-          <w:b/>
         </w:rPr>
         <w:t xml:space="preserve">Authority:</w:t>
       </w:r>
@@ -7327,8 +6936,8 @@
       </w:pPr>
       <w:r>
         <w:rPr>
+          <w:b/>
           <w:bCs/>
-          <w:b/>
         </w:rPr>
         <w:t xml:space="preserve">Scope:</w:t>
       </w:r>
@@ -7345,14 +6954,14 @@
         <w:t xml:space="preserve">components, and system integrators within the FedRAMP authorization boundary.</w:t>
       </w:r>
     </w:p>
-    <w:bookmarkEnd w:id="57"/>
-    <w:bookmarkStart w:id="58" w:name="scrm-organizational-structure"/>
+    <w:bookmarkEnd w:id="48"/>
+    <w:bookmarkStart w:id="49" w:name="scrm-organizational-structure"/>
     <w:p>
       <w:pPr>
         <w:pStyle w:val="Heading2"/>
       </w:pPr>
       <w:r>
-        <w:t xml:space="preserve">SCRM Organizational Structure</w:t>
+        <w:t xml:space="preserve">8.2 SCRM Organizational Structure</w:t>
       </w:r>
     </w:p>
     <w:p>
@@ -7420,14 +7029,14 @@
         <w:t xml:space="preserve">    └── Legal / Contracts (FOCI reviews, supply chain clauses)</w:t>
       </w:r>
     </w:p>
-    <w:bookmarkEnd w:id="58"/>
-    <w:bookmarkStart w:id="59" w:name="scrm-risk-categories"/>
+    <w:bookmarkEnd w:id="49"/>
+    <w:bookmarkStart w:id="50" w:name="scrm-risk-categories"/>
     <w:p>
       <w:pPr>
         <w:pStyle w:val="Heading2"/>
       </w:pPr>
       <w:r>
-        <w:t xml:space="preserve">SCRM Risk Categories</w:t>
+        <w:t xml:space="preserve">8.3 SCRM Risk Categories</w:t>
       </w:r>
     </w:p>
     <w:p>
@@ -7448,8 +7057,8 @@
       <w:tblPr>
         <w:tblStyle w:val="Table"/>
         <w:tblW w:type="pct" w:w="5000"/>
+        <w:tblLayout w:type="fixed"/>
         <w:tblLook w:firstRow="1" w:lastRow="0" w:firstColumn="0" w:lastColumn="0" w:noHBand="0" w:noVBand="0" w:val="0020"/>
-        <w:jc w:val="start"/>
       </w:tblPr>
       <w:tblGrid>
         <w:gridCol w:w="1650"/>
@@ -7459,14 +7068,13 @@
       </w:tblGrid>
       <w:tr>
         <w:trPr>
-          <w:tblHeader w:val="true"/>
+          <w:tblHeader w:val="on"/>
         </w:trPr>
         <w:tc>
           <w:tcPr/>
           <w:p>
             <w:pPr>
               <w:pStyle w:val="Compact"/>
-              <w:jc w:val="left"/>
             </w:pPr>
             <w:r>
               <w:t xml:space="preserve">Category</w:t>
@@ -7478,7 +7086,6 @@
           <w:p>
             <w:pPr>
               <w:pStyle w:val="Compact"/>
-              <w:jc w:val="left"/>
             </w:pPr>
             <w:r>
               <w:t xml:space="preserve">Examples</w:t>
@@ -7490,7 +7097,6 @@
           <w:p>
             <w:pPr>
               <w:pStyle w:val="Compact"/>
-              <w:jc w:val="left"/>
             </w:pPr>
             <w:r>
               <w:t xml:space="preserve">Controls</w:t>
@@ -7502,7 +7108,6 @@
           <w:p>
             <w:pPr>
               <w:pStyle w:val="Compact"/>
-              <w:jc w:val="left"/>
             </w:pPr>
             <w:r>
               <w:t xml:space="preserve">Part 15/16 Evidence</w:t>
@@ -7516,12 +7121,11 @@
           <w:p>
             <w:pPr>
               <w:pStyle w:val="Compact"/>
-              <w:jc w:val="left"/>
             </w:pPr>
             <w:r>
               <w:rPr>
+                <w:b/>
                 <w:bCs/>
-                <w:b/>
               </w:rPr>
               <w:t xml:space="preserve">Counterfeit components</w:t>
             </w:r>
@@ -7532,7 +7136,6 @@
           <w:p>
             <w:pPr>
               <w:pStyle w:val="Compact"/>
-              <w:jc w:val="left"/>
             </w:pPr>
             <w:r>
               <w:t xml:space="preserve">Fake open-source packages, typosquatting</w:t>
@@ -7544,7 +7147,6 @@
           <w:p>
             <w:pPr>
               <w:pStyle w:val="Compact"/>
-              <w:jc w:val="left"/>
             </w:pPr>
             <w:r>
               <w:t xml:space="preserve">SR-3, SR-10</w:t>
@@ -7556,7 +7158,6 @@
           <w:p>
             <w:pPr>
               <w:pStyle w:val="Compact"/>
-              <w:jc w:val="left"/>
             </w:pPr>
             <w:r>
               <w:t xml:space="preserve">SBOM + Cosign verification</w:t>
@@ -7570,12 +7171,11 @@
           <w:p>
             <w:pPr>
               <w:pStyle w:val="Compact"/>
-              <w:jc w:val="left"/>
             </w:pPr>
             <w:r>
               <w:rPr>
+                <w:b/>
                 <w:bCs/>
-                <w:b/>
               </w:rPr>
               <w:t xml:space="preserve">Tampered components</w:t>
             </w:r>
@@ -7586,7 +7186,6 @@
           <w:p>
             <w:pPr>
               <w:pStyle w:val="Compact"/>
-              <w:jc w:val="left"/>
             </w:pPr>
             <w:r>
               <w:t xml:space="preserve">Compromised build pipeline, malicious update</w:t>
@@ -7598,7 +7197,6 @@
           <w:p>
             <w:pPr>
               <w:pStyle w:val="Compact"/>
-              <w:jc w:val="left"/>
             </w:pPr>
             <w:r>
               <w:t xml:space="preserve">SR-3, SA-10, SA-11</w:t>
@@ -7610,7 +7208,6 @@
           <w:p>
             <w:pPr>
               <w:pStyle w:val="Compact"/>
-              <w:jc w:val="left"/>
             </w:pPr>
             <w:r>
               <w:t xml:space="preserve">SLSA provenance, Grype CI gate</w:t>
@@ -7624,12 +7221,11 @@
           <w:p>
             <w:pPr>
               <w:pStyle w:val="Compact"/>
-              <w:jc w:val="left"/>
             </w:pPr>
             <w:r>
               <w:rPr>
+                <w:b/>
                 <w:bCs/>
-                <w:b/>
               </w:rPr>
               <w:t xml:space="preserve">Vulnerable components</w:t>
             </w:r>
@@ -7640,7 +7236,6 @@
           <w:p>
             <w:pPr>
               <w:pStyle w:val="Compact"/>
-              <w:jc w:val="left"/>
             </w:pPr>
             <w:r>
               <w:t xml:space="preserve">Known CVEs in SBOM dependencies</w:t>
@@ -7652,7 +7247,6 @@
           <w:p>
             <w:pPr>
               <w:pStyle w:val="Compact"/>
-              <w:jc w:val="left"/>
             </w:pPr>
             <w:r>
               <w:t xml:space="preserve">SR-5, SR-6, SR-11</w:t>
@@ -7664,7 +7258,6 @@
           <w:p>
             <w:pPr>
               <w:pStyle w:val="Compact"/>
-              <w:jc w:val="left"/>
             </w:pPr>
             <w:r>
               <w:t xml:space="preserve">VDR (Grype output), KEV integration</w:t>
@@ -7678,12 +7271,11 @@
           <w:p>
             <w:pPr>
               <w:pStyle w:val="Compact"/>
-              <w:jc w:val="left"/>
             </w:pPr>
             <w:r>
               <w:rPr>
+                <w:b/>
                 <w:bCs/>
-                <w:b/>
               </w:rPr>
               <w:t xml:space="preserve">Unauthorized access by supplier</w:t>
             </w:r>
@@ -7694,7 +7286,6 @@
           <w:p>
             <w:pPr>
               <w:pStyle w:val="Compact"/>
-              <w:jc w:val="left"/>
             </w:pPr>
             <w:r>
               <w:t xml:space="preserve">Vendor with excessive access</w:t>
@@ -7706,7 +7297,6 @@
           <w:p>
             <w:pPr>
               <w:pStyle w:val="Compact"/>
-              <w:jc w:val="left"/>
             </w:pPr>
             <w:r>
               <w:t xml:space="preserve">SR-6, AC-21</w:t>
@@ -7718,7 +7308,6 @@
           <w:p>
             <w:pPr>
               <w:pStyle w:val="Compact"/>
-              <w:jc w:val="left"/>
             </w:pPr>
             <w:r>
               <w:t xml:space="preserve">Part 5 vendor access review</w:t>
@@ -7732,12 +7321,11 @@
           <w:p>
             <w:pPr>
               <w:pStyle w:val="Compact"/>
-              <w:jc w:val="left"/>
             </w:pPr>
             <w:r>
               <w:rPr>
+                <w:b/>
                 <w:bCs/>
-                <w:b/>
               </w:rPr>
               <w:t xml:space="preserve">Vendor financial/operational risk</w:t>
             </w:r>
@@ -7748,7 +7336,6 @@
           <w:p>
             <w:pPr>
               <w:pStyle w:val="Compact"/>
-              <w:jc w:val="left"/>
             </w:pPr>
             <w:r>
               <w:t xml:space="preserve">Vendor bankruptcy, PSIRT closure</w:t>
@@ -7760,7 +7347,6 @@
           <w:p>
             <w:pPr>
               <w:pStyle w:val="Compact"/>
-              <w:jc w:val="left"/>
             </w:pPr>
             <w:r>
               <w:t xml:space="preserve">SR-8, PM-9</w:t>
@@ -7772,7 +7358,6 @@
           <w:p>
             <w:pPr>
               <w:pStyle w:val="Compact"/>
-              <w:jc w:val="left"/>
             </w:pPr>
             <w:r>
               <w:t xml:space="preserve">Vendor disclosure matrix (Part 15)</w:t>
@@ -7781,14 +7366,14 @@
         </w:tc>
       </w:tr>
     </w:tbl>
-    <w:bookmarkEnd w:id="59"/>
-    <w:bookmarkStart w:id="60" w:name="scrm-risk-assessment-process"/>
+    <w:bookmarkEnd w:id="50"/>
+    <w:bookmarkStart w:id="51" w:name="scrm-risk-assessment-process"/>
     <w:p>
       <w:pPr>
         <w:pStyle w:val="Heading2"/>
       </w:pPr>
       <w:r>
-        <w:t xml:space="preserve">SCRM Risk Assessment Process</w:t>
+        <w:t xml:space="preserve">8.4 SCRM Risk Assessment Process</w:t>
       </w:r>
     </w:p>
     <w:p>
@@ -7809,8 +7394,8 @@
       </w:r>
       <w:r>
         <w:rPr>
+          <w:b/>
           <w:bCs/>
-          <w:b/>
         </w:rPr>
         <w:t xml:space="preserve">Annually</w:t>
       </w:r>
@@ -7831,8 +7416,8 @@
       </w:r>
       <w:r>
         <w:rPr>
+          <w:b/>
           <w:bCs/>
-          <w:b/>
         </w:rPr>
         <w:t xml:space="preserve">On new procurement</w:t>
       </w:r>
@@ -7853,8 +7438,8 @@
       </w:r>
       <w:r>
         <w:rPr>
+          <w:b/>
           <w:bCs/>
-          <w:b/>
         </w:rPr>
         <w:t xml:space="preserve">On CVE disclosure</w:t>
       </w:r>
@@ -7875,8 +7460,8 @@
       </w:r>
       <w:r>
         <w:rPr>
+          <w:b/>
           <w:bCs/>
-          <w:b/>
         </w:rPr>
         <w:t xml:space="preserve">On change</w:t>
       </w:r>
@@ -7893,8 +7478,8 @@
       </w:pPr>
       <w:r>
         <w:rPr>
+          <w:b/>
           <w:bCs/>
-          <w:b/>
         </w:rPr>
         <w:t xml:space="preserve">Assessment Inputs:</w:t>
       </w:r>
@@ -7935,8 +7520,8 @@
       </w:pPr>
       <w:r>
         <w:rPr>
+          <w:b/>
           <w:bCs/>
-          <w:b/>
         </w:rPr>
         <w:t xml:space="preserve">Assessment Output:</w:t>
       </w:r>
@@ -7959,14 +7544,14 @@
         <w:t xml:space="preserve">- Remediation actions (POA&amp;M items for unmitigated critical CVEs)</w:t>
       </w:r>
     </w:p>
-    <w:bookmarkEnd w:id="60"/>
-    <w:bookmarkStart w:id="61" w:name="supplier-requirements"/>
+    <w:bookmarkEnd w:id="51"/>
+    <w:bookmarkStart w:id="52" w:name="supplier-requirements"/>
     <w:p>
       <w:pPr>
         <w:pStyle w:val="Heading2"/>
       </w:pPr>
       <w:r>
-        <w:t xml:space="preserve">Supplier Requirements</w:t>
+        <w:t xml:space="preserve">8.5 Supplier Requirements</w:t>
       </w:r>
     </w:p>
     <w:p>
@@ -7979,16 +7564,16 @@
     </w:p>
     <w:p>
       <w:pPr>
+        <w:pStyle w:val="Compact"/>
         <w:numPr>
           <w:ilvl w:val="0"/>
           <w:numId w:val="1010"/>
         </w:numPr>
-        <w:pStyle w:val="Compact"/>
       </w:pPr>
       <w:r>
         <w:rPr>
+          <w:b/>
           <w:bCs/>
-          <w:b/>
         </w:rPr>
         <w:t xml:space="preserve">Provide an SBOM</w:t>
       </w:r>
@@ -8013,16 +7598,16 @@
     </w:p>
     <w:p>
       <w:pPr>
+        <w:pStyle w:val="Compact"/>
         <w:numPr>
           <w:ilvl w:val="0"/>
           <w:numId w:val="1010"/>
         </w:numPr>
-        <w:pStyle w:val="Compact"/>
       </w:pPr>
       <w:r>
         <w:rPr>
+          <w:b/>
           <w:bCs/>
-          <w:b/>
         </w:rPr>
         <w:t xml:space="preserve">Maintain a PSIRT</w:t>
       </w:r>
@@ -8041,16 +7626,16 @@
     </w:p>
     <w:p>
       <w:pPr>
+        <w:pStyle w:val="Compact"/>
         <w:numPr>
           <w:ilvl w:val="0"/>
           <w:numId w:val="1010"/>
         </w:numPr>
-        <w:pStyle w:val="Compact"/>
       </w:pPr>
       <w:r>
         <w:rPr>
+          <w:b/>
           <w:bCs/>
-          <w:b/>
         </w:rPr>
         <w:t xml:space="preserve">Notify SSA</w:t>
       </w:r>
@@ -8069,16 +7654,16 @@
     </w:p>
     <w:p>
       <w:pPr>
+        <w:pStyle w:val="Compact"/>
         <w:numPr>
           <w:ilvl w:val="0"/>
           <w:numId w:val="1010"/>
         </w:numPr>
-        <w:pStyle w:val="Compact"/>
       </w:pPr>
       <w:r>
         <w:rPr>
+          <w:b/>
           <w:bCs/>
-          <w:b/>
         </w:rPr>
         <w:t xml:space="preserve">Submit VEX assertions</w:t>
       </w:r>
@@ -8097,16 +7682,16 @@
     </w:p>
     <w:p>
       <w:pPr>
+        <w:pStyle w:val="Compact"/>
         <w:numPr>
           <w:ilvl w:val="0"/>
           <w:numId w:val="1010"/>
         </w:numPr>
-        <w:pStyle w:val="Compact"/>
       </w:pPr>
       <w:r>
         <w:rPr>
+          <w:b/>
           <w:bCs/>
-          <w:b/>
         </w:rPr>
         <w:t xml:space="preserve">Accept SSA SCRM audit rights</w:t>
       </w:r>
@@ -8143,14 +7728,14 @@
         <w:t xml:space="preserve">in the standard Acquisition/Vendor Agreement template.</w:t>
       </w:r>
     </w:p>
-    <w:bookmarkEnd w:id="61"/>
-    <w:bookmarkStart w:id="62" w:name="bod-26-04-compliance-posture"/>
+    <w:bookmarkEnd w:id="52"/>
+    <w:bookmarkStart w:id="53" w:name="bod-26-04-compliance-posture"/>
     <w:p>
       <w:pPr>
         <w:pStyle w:val="Heading2"/>
       </w:pPr>
       <w:r>
-        <w:t xml:space="preserve">BOD 26-04 Compliance Posture</w:t>
+        <w:t xml:space="preserve">8.6 BOD 26-04 Compliance Posture</w:t>
       </w:r>
     </w:p>
     <w:p>
@@ -8171,8 +7756,8 @@
       </w:r>
       <w:r>
         <w:rPr>
+          <w:b/>
           <w:bCs/>
-          <w:b/>
         </w:rPr>
         <w:t xml:space="preserve">December 7, 2026</w:t>
       </w:r>
@@ -8184,8 +7769,8 @@
       <w:tblPr>
         <w:tblStyle w:val="Table"/>
         <w:tblW w:type="pct" w:w="5000"/>
+        <w:tblLayout w:type="fixed"/>
         <w:tblLook w:firstRow="1" w:lastRow="0" w:firstColumn="0" w:lastColumn="0" w:noHBand="0" w:noVBand="0" w:val="0020"/>
-        <w:jc w:val="start"/>
       </w:tblPr>
       <w:tblGrid>
         <w:gridCol w:w="2376"/>
@@ -8195,14 +7780,13 @@
       </w:tblGrid>
       <w:tr>
         <w:trPr>
-          <w:tblHeader w:val="true"/>
+          <w:tblHeader w:val="on"/>
         </w:trPr>
         <w:tc>
           <w:tcPr/>
           <w:p>
             <w:pPr>
               <w:pStyle w:val="Compact"/>
-              <w:jc w:val="left"/>
             </w:pPr>
             <w:r>
               <w:t xml:space="preserve">BOD 26-04 Tier</w:t>
@@ -8214,7 +7798,6 @@
           <w:p>
             <w:pPr>
               <w:pStyle w:val="Compact"/>
-              <w:jc w:val="left"/>
             </w:pPr>
             <w:r>
               <w:t xml:space="preserve">Requirement</w:t>
@@ -8226,7 +7809,6 @@
           <w:p>
             <w:pPr>
               <w:pStyle w:val="Compact"/>
-              <w:jc w:val="left"/>
             </w:pPr>
             <w:r>
               <w:t xml:space="preserve">SSA Status</w:t>
@@ -8238,7 +7820,6 @@
           <w:p>
             <w:pPr>
               <w:pStyle w:val="Compact"/>
-              <w:jc w:val="left"/>
             </w:pPr>
             <w:r>
               <w:t xml:space="preserve">Evidence</w:t>
@@ -8252,7 +7833,6 @@
           <w:p>
             <w:pPr>
               <w:pStyle w:val="Compact"/>
-              <w:jc w:val="left"/>
             </w:pPr>
             <w:r>
               <w:t xml:space="preserve">Tier 1: SBOM</w:t>
@@ -8264,7 +7844,6 @@
           <w:p>
             <w:pPr>
               <w:pStyle w:val="Compact"/>
-              <w:jc w:val="left"/>
             </w:pPr>
             <w:r>
               <w:t xml:space="preserve">Machine-readable SBOM for all systems</w:t>
@@ -8276,7 +7855,6 @@
           <w:p>
             <w:pPr>
               <w:pStyle w:val="Compact"/>
-              <w:jc w:val="left"/>
             </w:pPr>
             <w:r>
               <w:t xml:space="preserve">Implemented</w:t>
@@ -8288,7 +7866,6 @@
           <w:p>
             <w:pPr>
               <w:pStyle w:val="Compact"/>
-              <w:jc w:val="left"/>
             </w:pPr>
             <w:r>
               <w:t xml:space="preserve">Part 15, Syft pipeline</w:t>
@@ -8302,7 +7879,6 @@
           <w:p>
             <w:pPr>
               <w:pStyle w:val="Compact"/>
-              <w:jc w:val="left"/>
             </w:pPr>
             <w:r>
               <w:t xml:space="preserve">Tier 2: VDR</w:t>
@@ -8314,7 +7890,6 @@
           <w:p>
             <w:pPr>
               <w:pStyle w:val="Compact"/>
-              <w:jc w:val="left"/>
             </w:pPr>
             <w:r>
               <w:t xml:space="preserve">Vulnerability Disclosure Report</w:t>
@@ -8326,7 +7901,6 @@
           <w:p>
             <w:pPr>
               <w:pStyle w:val="Compact"/>
-              <w:jc w:val="left"/>
             </w:pPr>
             <w:r>
               <w:t xml:space="preserve">Implemented</w:t>
@@ -8338,7 +7912,6 @@
           <w:p>
             <w:pPr>
               <w:pStyle w:val="Compact"/>
-              <w:jc w:val="left"/>
             </w:pPr>
             <w:r>
               <w:t xml:space="preserve">Part 15, Grype output</w:t>
@@ -8352,7 +7925,6 @@
           <w:p>
             <w:pPr>
               <w:pStyle w:val="Compact"/>
-              <w:jc w:val="left"/>
             </w:pPr>
             <w:r>
               <w:t xml:space="preserve">Tier 3: VER</w:t>
@@ -8364,7 +7936,6 @@
           <w:p>
             <w:pPr>
               <w:pStyle w:val="Compact"/>
-              <w:jc w:val="left"/>
             </w:pPr>
             <w:r>
               <w:t xml:space="preserve">Vulnerability Exploitability eXchange</w:t>
@@ -8376,7 +7947,6 @@
           <w:p>
             <w:pPr>
               <w:pStyle w:val="Compact"/>
-              <w:jc w:val="left"/>
             </w:pPr>
             <w:r>
               <w:t xml:space="preserve">Implemented</w:t>
@@ -8388,7 +7958,6 @@
           <w:p>
             <w:pPr>
               <w:pStyle w:val="Compact"/>
-              <w:jc w:val="left"/>
             </w:pPr>
             <w:r>
               <w:t xml:space="preserve">Part 15, OpenVEX JSON</w:t>
@@ -8417,22 +7986,22 @@
         <w:t xml:space="preserve">organizational governance framework established in this charter.</w:t>
       </w:r>
     </w:p>
-    <w:bookmarkEnd w:id="62"/>
-    <w:bookmarkStart w:id="63" w:name="scrm-governance-cadence"/>
+    <w:bookmarkEnd w:id="53"/>
+    <w:bookmarkStart w:id="54" w:name="scrm-governance-cadence"/>
     <w:p>
       <w:pPr>
         <w:pStyle w:val="Heading2"/>
       </w:pPr>
       <w:r>
-        <w:t xml:space="preserve">SCRM Governance Cadence</w:t>
+        <w:t xml:space="preserve">8.7 SCRM Governance Cadence</w:t>
       </w:r>
     </w:p>
     <w:tbl>
       <w:tblPr>
         <w:tblStyle w:val="Table"/>
         <w:tblW w:type="pct" w:w="5000"/>
+        <w:tblLayout w:type="fixed"/>
         <w:tblLook w:firstRow="1" w:lastRow="0" w:firstColumn="0" w:lastColumn="0" w:noHBand="0" w:noVBand="0" w:val="0020"/>
-        <w:jc w:val="start"/>
       </w:tblPr>
       <w:tblGrid>
         <w:gridCol w:w="2200"/>
@@ -8442,14 +8011,13 @@
       </w:tblGrid>
       <w:tr>
         <w:trPr>
-          <w:tblHeader w:val="true"/>
+          <w:tblHeader w:val="on"/>
         </w:trPr>
         <w:tc>
           <w:tcPr/>
           <w:p>
             <w:pPr>
               <w:pStyle w:val="Compact"/>
-              <w:jc w:val="left"/>
             </w:pPr>
             <w:r>
               <w:t xml:space="preserve">Activity</w:t>
@@ -8461,7 +8029,6 @@
           <w:p>
             <w:pPr>
               <w:pStyle w:val="Compact"/>
-              <w:jc w:val="left"/>
             </w:pPr>
             <w:r>
               <w:t xml:space="preserve">Frequency</w:t>
@@ -8473,7 +8040,6 @@
           <w:p>
             <w:pPr>
               <w:pStyle w:val="Compact"/>
-              <w:jc w:val="left"/>
             </w:pPr>
             <w:r>
               <w:t xml:space="preserve">Owner</w:t>
@@ -8485,7 +8051,6 @@
           <w:p>
             <w:pPr>
               <w:pStyle w:val="Compact"/>
-              <w:jc w:val="left"/>
             </w:pPr>
             <w:r>
               <w:t xml:space="preserve">Output</w:t>
@@ -8499,7 +8064,6 @@
           <w:p>
             <w:pPr>
               <w:pStyle w:val="Compact"/>
-              <w:jc w:val="left"/>
             </w:pPr>
             <w:r>
               <w:t xml:space="preserve">SBOM scan (CI gate)</w:t>
@@ -8511,7 +8075,6 @@
           <w:p>
             <w:pPr>
               <w:pStyle w:val="Compact"/>
-              <w:jc w:val="left"/>
             </w:pPr>
             <w:r>
               <w:t xml:space="preserve">Every PR merge</w:t>
@@ -8523,7 +8086,6 @@
           <w:p>
             <w:pPr>
               <w:pStyle w:val="Compact"/>
-              <w:jc w:val="left"/>
             </w:pPr>
             <w:r>
               <w:t xml:space="preserve">DevSecOps</w:t>
@@ -8535,7 +8097,6 @@
           <w:p>
             <w:pPr>
               <w:pStyle w:val="Compact"/>
-              <w:jc w:val="left"/>
             </w:pPr>
             <w:r>
               <w:t xml:space="preserve">VDR (Grype)</w:t>
@@ -8549,7 +8110,6 @@
           <w:p>
             <w:pPr>
               <w:pStyle w:val="Compact"/>
-              <w:jc w:val="left"/>
             </w:pPr>
             <w:r>
               <w:t xml:space="preserve">VEX assertion review</w:t>
@@ -8561,7 +8121,6 @@
           <w:p>
             <w:pPr>
               <w:pStyle w:val="Compact"/>
-              <w:jc w:val="left"/>
             </w:pPr>
             <w:r>
               <w:t xml:space="preserve">90-day cycle</w:t>
@@ -8573,7 +8132,6 @@
           <w:p>
             <w:pPr>
               <w:pStyle w:val="Compact"/>
-              <w:jc w:val="left"/>
             </w:pPr>
             <w:r>
               <w:t xml:space="preserve">ISSO</w:t>
@@ -8585,7 +8143,6 @@
           <w:p>
             <w:pPr>
               <w:pStyle w:val="Compact"/>
-              <w:jc w:val="left"/>
             </w:pPr>
             <w:r>
               <w:t xml:space="preserve">Signed VEX JSON</w:t>
@@ -8599,7 +8156,6 @@
           <w:p>
             <w:pPr>
               <w:pStyle w:val="Compact"/>
-              <w:jc w:val="left"/>
             </w:pPr>
             <w:r>
               <w:t xml:space="preserve">Vendor disclosure matrix review</w:t>
@@ -8611,7 +8167,6 @@
           <w:p>
             <w:pPr>
               <w:pStyle w:val="Compact"/>
-              <w:jc w:val="left"/>
             </w:pPr>
             <w:r>
               <w:t xml:space="preserve">Annual + on change</w:t>
@@ -8623,7 +8178,6 @@
           <w:p>
             <w:pPr>
               <w:pStyle w:val="Compact"/>
-              <w:jc w:val="left"/>
             </w:pPr>
             <w:r>
               <w:t xml:space="preserve">Vendor Risk Analyst</w:t>
@@ -8635,7 +8189,6 @@
           <w:p>
             <w:pPr>
               <w:pStyle w:val="Compact"/>
-              <w:jc w:val="left"/>
             </w:pPr>
             <w:r>
               <w:t xml:space="preserve">Updated matrix</w:t>
@@ -8649,7 +8202,6 @@
           <w:p>
             <w:pPr>
               <w:pStyle w:val="Compact"/>
-              <w:jc w:val="left"/>
             </w:pPr>
             <w:r>
               <w:t xml:space="preserve">SCRM risk register review</w:t>
@@ -8661,7 +8213,6 @@
           <w:p>
             <w:pPr>
               <w:pStyle w:val="Compact"/>
-              <w:jc w:val="left"/>
             </w:pPr>
             <w:r>
               <w:t xml:space="preserve">Quarterly</w:t>
@@ -8673,7 +8224,6 @@
           <w:p>
             <w:pPr>
               <w:pStyle w:val="Compact"/>
-              <w:jc w:val="left"/>
             </w:pPr>
             <w:r>
               <w:t xml:space="preserve">ISSO</w:t>
@@ -8685,7 +8235,6 @@
           <w:p>
             <w:pPr>
               <w:pStyle w:val="Compact"/>
-              <w:jc w:val="left"/>
             </w:pPr>
             <w:r>
               <w:t xml:space="preserve">Risk register update</w:t>
@@ -8699,7 +8248,6 @@
           <w:p>
             <w:pPr>
               <w:pStyle w:val="Compact"/>
-              <w:jc w:val="left"/>
             </w:pPr>
             <w:r>
               <w:t xml:space="preserve">Supplier SBOM receipt</w:t>
@@ -8711,7 +8259,6 @@
           <w:p>
             <w:pPr>
               <w:pStyle w:val="Compact"/>
-              <w:jc w:val="left"/>
             </w:pPr>
             <w:r>
               <w:t xml:space="preserve">On delivery + quarterly</w:t>
@@ -8723,7 +8270,6 @@
           <w:p>
             <w:pPr>
               <w:pStyle w:val="Compact"/>
-              <w:jc w:val="left"/>
             </w:pPr>
             <w:r>
               <w:t xml:space="preserve">Procurement Liaison</w:t>
@@ -8735,7 +8281,6 @@
           <w:p>
             <w:pPr>
               <w:pStyle w:val="Compact"/>
-              <w:jc w:val="left"/>
             </w:pPr>
             <w:r>
               <w:t xml:space="preserve">Supplier SBOM log</w:t>
@@ -8749,7 +8294,6 @@
           <w:p>
             <w:pPr>
               <w:pStyle w:val="Compact"/>
-              <w:jc w:val="left"/>
             </w:pPr>
             <w:r>
               <w:t xml:space="preserve">PSIRT subscription check</w:t>
@@ -8761,7 +8305,6 @@
           <w:p>
             <w:pPr>
               <w:pStyle w:val="Compact"/>
-              <w:jc w:val="left"/>
             </w:pPr>
             <w:r>
               <w:t xml:space="preserve">Monthly</w:t>
@@ -8773,7 +8316,6 @@
           <w:p>
             <w:pPr>
               <w:pStyle w:val="Compact"/>
-              <w:jc w:val="left"/>
             </w:pPr>
             <w:r>
               <w:t xml:space="preserve">DevSecOps</w:t>
@@ -8785,7 +8327,6 @@
           <w:p>
             <w:pPr>
               <w:pStyle w:val="Compact"/>
-              <w:jc w:val="left"/>
             </w:pPr>
             <w:r>
               <w:t xml:space="preserve">Subscription roster</w:t>
@@ -8799,7 +8340,6 @@
           <w:p>
             <w:pPr>
               <w:pStyle w:val="Compact"/>
-              <w:jc w:val="left"/>
             </w:pPr>
             <w:r>
               <w:t xml:space="preserve">SCRM charter review</w:t>
@@ -8811,7 +8351,6 @@
           <w:p>
             <w:pPr>
               <w:pStyle w:val="Compact"/>
-              <w:jc w:val="left"/>
             </w:pPr>
             <w:r>
               <w:t xml:space="preserve">Annual</w:t>
@@ -8823,7 +8362,6 @@
           <w:p>
             <w:pPr>
               <w:pStyle w:val="Compact"/>
-              <w:jc w:val="left"/>
             </w:pPr>
             <w:r>
               <w:t xml:space="preserve">CISO</w:t>
@@ -8835,7 +8373,6 @@
           <w:p>
             <w:pPr>
               <w:pStyle w:val="Compact"/>
-              <w:jc w:val="left"/>
             </w:pPr>
             <w:r>
               <w:t xml:space="preserve">Approved charter revision</w:t>
@@ -8849,7 +8386,6 @@
           <w:p>
             <w:pPr>
               <w:pStyle w:val="Compact"/>
-              <w:jc w:val="left"/>
             </w:pPr>
             <w:r>
               <w:t xml:space="preserve">BOD 26-04 submission check</w:t>
@@ -8861,7 +8397,6 @@
           <w:p>
             <w:pPr>
               <w:pStyle w:val="Compact"/>
-              <w:jc w:val="left"/>
             </w:pPr>
             <w:r>
               <w:t xml:space="preserve">Pre-deadline (Oct 1)</w:t>
@@ -8873,7 +8408,6 @@
           <w:p>
             <w:pPr>
               <w:pStyle w:val="Compact"/>
-              <w:jc w:val="left"/>
             </w:pPr>
             <w:r>
               <w:t xml:space="preserve">CISO / AO</w:t>
@@ -8885,7 +8419,6 @@
           <w:p>
             <w:pPr>
               <w:pStyle w:val="Compact"/>
-              <w:jc w:val="left"/>
             </w:pPr>
             <w:r>
               <w:t xml:space="preserve">VDR/VER submission package</w:t>
@@ -8894,14 +8427,14 @@
         </w:tc>
       </w:tr>
     </w:tbl>
-    <w:bookmarkEnd w:id="63"/>
-    <w:bookmarkStart w:id="64" w:name="charter-approval"/>
+    <w:bookmarkEnd w:id="54"/>
+    <w:bookmarkStart w:id="55" w:name="charter-approval"/>
     <w:p>
       <w:pPr>
         <w:pStyle w:val="Heading2"/>
       </w:pPr>
       <w:r>
-        <w:t xml:space="preserve">Charter Approval</w:t>
+        <w:t xml:space="preserve">8.8 Charter Approval</w:t>
       </w:r>
     </w:p>
     <w:p>
@@ -8917,7 +8450,6 @@
         <w:tblStyle w:val="Table"/>
         <w:tblW w:type="auto" w:w="0"/>
         <w:tblLook w:firstRow="1" w:lastRow="0" w:firstColumn="0" w:lastColumn="0" w:noHBand="0" w:noVBand="0" w:val="0020"/>
-        <w:jc w:val="start"/>
       </w:tblPr>
       <w:tblGrid>
         <w:gridCol w:w="1980"/>
@@ -8927,14 +8459,13 @@
       </w:tblGrid>
       <w:tr>
         <w:trPr>
-          <w:tblHeader w:val="true"/>
+          <w:tblHeader w:val="on"/>
         </w:trPr>
         <w:tc>
           <w:tcPr/>
           <w:p>
             <w:pPr>
               <w:pStyle w:val="Compact"/>
-              <w:jc w:val="left"/>
             </w:pPr>
             <w:r>
               <w:t xml:space="preserve">Role</w:t>
@@ -8946,7 +8477,6 @@
           <w:p>
             <w:pPr>
               <w:pStyle w:val="Compact"/>
-              <w:jc w:val="left"/>
             </w:pPr>
             <w:r>
               <w:t xml:space="preserve">Name</w:t>
@@ -8958,7 +8488,6 @@
           <w:p>
             <w:pPr>
               <w:pStyle w:val="Compact"/>
-              <w:jc w:val="left"/>
             </w:pPr>
             <w:r>
               <w:t xml:space="preserve">Signature</w:t>
@@ -8970,7 +8499,6 @@
           <w:p>
             <w:pPr>
               <w:pStyle w:val="Compact"/>
-              <w:jc w:val="left"/>
             </w:pPr>
             <w:r>
               <w:t xml:space="preserve">Date</w:t>
@@ -8984,7 +8512,6 @@
           <w:p>
             <w:pPr>
               <w:pStyle w:val="Compact"/>
-              <w:jc w:val="left"/>
             </w:pPr>
             <w:r>
               <w:t xml:space="preserve">CISO / SAISO</w:t>
@@ -8996,7 +8523,6 @@
           <w:p>
             <w:pPr>
               <w:pStyle w:val="Compact"/>
-              <w:jc w:val="left"/>
             </w:pPr>
             <w:r>
               <w:t xml:space="preserve">[NAME]</w:t>
@@ -9008,7 +8534,6 @@
           <w:p>
             <w:pPr>
               <w:pStyle w:val="Compact"/>
-              <w:jc w:val="left"/>
             </w:pPr>
             <w:r>
               <w:t xml:space="preserve">[SIGNATURE]</w:t>
@@ -9020,7 +8545,6 @@
           <w:p>
             <w:pPr>
               <w:pStyle w:val="Compact"/>
-              <w:jc w:val="left"/>
             </w:pPr>
             <w:r>
               <w:t xml:space="preserve">[DATE]</w:t>
@@ -9034,7 +8558,6 @@
           <w:p>
             <w:pPr>
               <w:pStyle w:val="Compact"/>
-              <w:jc w:val="left"/>
             </w:pPr>
             <w:r>
               <w:t xml:space="preserve">CIO</w:t>
@@ -9046,7 +8569,6 @@
           <w:p>
             <w:pPr>
               <w:pStyle w:val="Compact"/>
-              <w:jc w:val="left"/>
             </w:pPr>
             <w:r>
               <w:t xml:space="preserve">[NAME]</w:t>
@@ -9058,7 +8580,6 @@
           <w:p>
             <w:pPr>
               <w:pStyle w:val="Compact"/>
-              <w:jc w:val="left"/>
             </w:pPr>
             <w:r>
               <w:t xml:space="preserve">[SIGNATURE]</w:t>
@@ -9070,7 +8591,6 @@
           <w:p>
             <w:pPr>
               <w:pStyle w:val="Compact"/>
-              <w:jc w:val="left"/>
             </w:pPr>
             <w:r>
               <w:t xml:space="preserve">[DATE]</w:t>
@@ -9084,7 +8604,6 @@
           <w:p>
             <w:pPr>
               <w:pStyle w:val="Compact"/>
-              <w:jc w:val="left"/>
             </w:pPr>
             <w:r>
               <w:t xml:space="preserve">AO</w:t>
@@ -9096,7 +8615,6 @@
           <w:p>
             <w:pPr>
               <w:pStyle w:val="Compact"/>
-              <w:jc w:val="left"/>
             </w:pPr>
             <w:r>
               <w:t xml:space="preserve">[NAME]</w:t>
@@ -9108,7 +8626,6 @@
           <w:p>
             <w:pPr>
               <w:pStyle w:val="Compact"/>
-              <w:jc w:val="left"/>
             </w:pPr>
             <w:r>
               <w:t xml:space="preserve">[SIGNATURE]</w:t>
@@ -9120,7 +8637,6 @@
           <w:p>
             <w:pPr>
               <w:pStyle w:val="Compact"/>
-              <w:jc w:val="left"/>
             </w:pPr>
             <w:r>
               <w:t xml:space="preserve">[DATE]</w:t>
@@ -9134,7 +8650,6 @@
           <w:p>
             <w:pPr>
               <w:pStyle w:val="Compact"/>
-              <w:jc w:val="left"/>
             </w:pPr>
             <w:r>
               <w:t xml:space="preserve">Privacy Officer</w:t>
@@ -9146,7 +8661,6 @@
           <w:p>
             <w:pPr>
               <w:pStyle w:val="Compact"/>
-              <w:jc w:val="left"/>
             </w:pPr>
             <w:r>
               <w:t xml:space="preserve">[NAME]</w:t>
@@ -9158,7 +8672,6 @@
           <w:p>
             <w:pPr>
               <w:pStyle w:val="Compact"/>
-              <w:jc w:val="left"/>
             </w:pPr>
             <w:r>
               <w:t xml:space="preserve">[SIGNATURE]</w:t>
@@ -9170,7 +8683,6 @@
           <w:p>
             <w:pPr>
               <w:pStyle w:val="Compact"/>
-              <w:jc w:val="left"/>
             </w:pPr>
             <w:r>
               <w:t xml:space="preserve">[DATE]</w:t>
@@ -9212,23 +8724,23 @@
         </w:pict>
       </w:r>
     </w:p>
-    <w:bookmarkEnd w:id="64"/>
-    <w:bookmarkEnd w:id="65"/>
-    <w:bookmarkStart w:id="66" w:name="X9a8cc4156c444ad790bcefa1d9b65ee3c9d9279"/>
+    <w:bookmarkEnd w:id="55"/>
+    <w:bookmarkEnd w:id="56"/>
+    <w:bookmarkStart w:id="57" w:name="X9a8cc4156c444ad790bcefa1d9b65ee3c9d9279"/>
     <w:p>
       <w:pPr>
         <w:pStyle w:val="Heading1"/>
       </w:pPr>
       <w:r>
-        <w:t xml:space="preserve">Appendix A — PM Control Traceability Matrix</w:t>
+        <w:t xml:space="preserve">9. Appendix A — PM Control Traceability Matrix</w:t>
       </w:r>
     </w:p>
     <w:tbl>
       <w:tblPr>
         <w:tblStyle w:val="Table"/>
         <w:tblW w:type="pct" w:w="5000"/>
+        <w:tblLayout w:type="fixed"/>
         <w:tblLook w:firstRow="1" w:lastRow="0" w:firstColumn="0" w:lastColumn="0" w:noHBand="0" w:noVBand="0" w:val="0020"/>
-        <w:jc w:val="start"/>
       </w:tblPr>
       <w:tblGrid>
         <w:gridCol w:w="1620"/>
@@ -9239,14 +8751,13 @@
       </w:tblGrid>
       <w:tr>
         <w:trPr>
-          <w:tblHeader w:val="true"/>
+          <w:tblHeader w:val="on"/>
         </w:trPr>
         <w:tc>
           <w:tcPr/>
           <w:p>
             <w:pPr>
               <w:pStyle w:val="Compact"/>
-              <w:jc w:val="left"/>
             </w:pPr>
             <w:r>
               <w:t xml:space="preserve">Control</w:t>
@@ -9258,7 +8769,6 @@
           <w:p>
             <w:pPr>
               <w:pStyle w:val="Compact"/>
-              <w:jc w:val="left"/>
             </w:pPr>
             <w:r>
               <w:t xml:space="preserve">Title</w:t>
@@ -9270,7 +8780,6 @@
           <w:p>
             <w:pPr>
               <w:pStyle w:val="Compact"/>
-              <w:jc w:val="left"/>
             </w:pPr>
             <w:r>
               <w:t xml:space="preserve">§Reference</w:t>
@@ -9282,7 +8791,6 @@
           <w:p>
             <w:pPr>
               <w:pStyle w:val="Compact"/>
-              <w:jc w:val="left"/>
             </w:pPr>
             <w:r>
               <w:t xml:space="preserve">Artifact</w:t>
@@ -9294,7 +8802,6 @@
           <w:p>
             <w:pPr>
               <w:pStyle w:val="Compact"/>
-              <w:jc w:val="left"/>
             </w:pPr>
             <w:r>
               <w:t xml:space="preserve">Status</w:t>
@@ -9308,7 +8815,6 @@
           <w:p>
             <w:pPr>
               <w:pStyle w:val="Compact"/>
-              <w:jc w:val="left"/>
             </w:pPr>
             <w:r>
               <w:t xml:space="preserve">PM-1</w:t>
@@ -9320,7 +8826,6 @@
           <w:p>
             <w:pPr>
               <w:pStyle w:val="Compact"/>
-              <w:jc w:val="left"/>
             </w:pPr>
             <w:r>
               <w:t xml:space="preserve">Information Security Program Plan</w:t>
@@ -9332,7 +8837,6 @@
           <w:p>
             <w:pPr>
               <w:pStyle w:val="Compact"/>
-              <w:jc w:val="left"/>
             </w:pPr>
             <w:r>
               <w:t xml:space="preserve">§2</w:t>
@@ -9344,7 +8848,6 @@
           <w:p>
             <w:pPr>
               <w:pStyle w:val="Compact"/>
-              <w:jc w:val="left"/>
             </w:pPr>
             <w:r>
               <w:t xml:space="preserve">ISPP Template</w:t>
@@ -9356,7 +8859,6 @@
           <w:p>
             <w:pPr>
               <w:pStyle w:val="Compact"/>
-              <w:jc w:val="left"/>
             </w:pPr>
             <w:r>
               <w:t xml:space="preserve">✅ Template provided</w:t>
@@ -9370,7 +8872,6 @@
           <w:p>
             <w:pPr>
               <w:pStyle w:val="Compact"/>
-              <w:jc w:val="left"/>
             </w:pPr>
             <w:r>
               <w:t xml:space="preserve">PM-2</w:t>
@@ -9382,7 +8883,6 @@
           <w:p>
             <w:pPr>
               <w:pStyle w:val="Compact"/>
-              <w:jc w:val="left"/>
             </w:pPr>
             <w:r>
               <w:t xml:space="preserve">Info Security Program Leadership Roles</w:t>
@@ -9394,7 +8894,6 @@
           <w:p>
             <w:pPr>
               <w:pStyle w:val="Compact"/>
-              <w:jc w:val="left"/>
             </w:pPr>
             <w:r>
               <w:t xml:space="preserve">§3</w:t>
@@ -9406,7 +8905,6 @@
           <w:p>
             <w:pPr>
               <w:pStyle w:val="Compact"/>
-              <w:jc w:val="left"/>
             </w:pPr>
             <w:r>
               <w:t xml:space="preserve">Leadership RACI</w:t>
@@ -9418,7 +8916,6 @@
           <w:p>
             <w:pPr>
               <w:pStyle w:val="Compact"/>
-              <w:jc w:val="left"/>
             </w:pPr>
             <w:r>
               <w:t xml:space="preserve">✅ Template provided</w:t>
@@ -9432,7 +8929,6 @@
           <w:p>
             <w:pPr>
               <w:pStyle w:val="Compact"/>
-              <w:jc w:val="left"/>
             </w:pPr>
             <w:r>
               <w:t xml:space="preserve">PM-5</w:t>
@@ -9444,7 +8940,6 @@
           <w:p>
             <w:pPr>
               <w:pStyle w:val="Compact"/>
-              <w:jc w:val="left"/>
             </w:pPr>
             <w:r>
               <w:t xml:space="preserve">System Inventory</w:t>
@@ -9456,7 +8951,6 @@
           <w:p>
             <w:pPr>
               <w:pStyle w:val="Compact"/>
-              <w:jc w:val="left"/>
             </w:pPr>
             <w:r>
               <w:t xml:space="preserve">§4</w:t>
@@ -9468,7 +8962,6 @@
           <w:p>
             <w:pPr>
               <w:pStyle w:val="Compact"/>
-              <w:jc w:val="left"/>
             </w:pPr>
             <w:r>
               <w:t xml:space="preserve">Inventory Framework</w:t>
@@ -9480,7 +8973,6 @@
           <w:p>
             <w:pPr>
               <w:pStyle w:val="Compact"/>
-              <w:jc w:val="left"/>
             </w:pPr>
             <w:r>
               <w:t xml:space="preserve">✅ Template + automation</w:t>
@@ -9494,7 +8986,6 @@
           <w:p>
             <w:pPr>
               <w:pStyle w:val="Compact"/>
-              <w:jc w:val="left"/>
             </w:pPr>
             <w:r>
               <w:t xml:space="preserve">PM-7</w:t>
@@ -9506,7 +8997,6 @@
           <w:p>
             <w:pPr>
               <w:pStyle w:val="Compact"/>
-              <w:jc w:val="left"/>
             </w:pPr>
             <w:r>
               <w:t xml:space="preserve">Enterprise Architecture</w:t>
@@ -9518,7 +9008,6 @@
           <w:p>
             <w:pPr>
               <w:pStyle w:val="Compact"/>
-              <w:jc w:val="left"/>
             </w:pPr>
             <w:r>
               <w:t xml:space="preserve">§2.4</w:t>
@@ -9530,7 +9019,6 @@
           <w:p>
             <w:pPr>
               <w:pStyle w:val="Compact"/>
-              <w:jc w:val="left"/>
             </w:pPr>
             <w:r>
               <w:t xml:space="preserve">EA Integration</w:t>
@@ -9542,7 +9030,6 @@
           <w:p>
             <w:pPr>
               <w:pStyle w:val="Compact"/>
-              <w:jc w:val="left"/>
             </w:pPr>
             <w:r>
               <w:t xml:space="preserve">✅ Architecture gates</w:t>
@@ -9556,7 +9043,6 @@
           <w:p>
             <w:pPr>
               <w:pStyle w:val="Compact"/>
-              <w:jc w:val="left"/>
             </w:pPr>
             <w:r>
               <w:t xml:space="preserve">PM-9</w:t>
@@ -9568,7 +9054,6 @@
           <w:p>
             <w:pPr>
               <w:pStyle w:val="Compact"/>
-              <w:jc w:val="left"/>
             </w:pPr>
             <w:r>
               <w:t xml:space="preserve">Risk Management Strategy</w:t>
@@ -9580,7 +9065,6 @@
           <w:p>
             <w:pPr>
               <w:pStyle w:val="Compact"/>
-              <w:jc w:val="left"/>
             </w:pPr>
             <w:r>
               <w:t xml:space="preserve">§5</w:t>
@@ -9592,7 +9076,6 @@
           <w:p>
             <w:pPr>
               <w:pStyle w:val="Compact"/>
-              <w:jc w:val="left"/>
             </w:pPr>
             <w:r>
               <w:t xml:space="preserve">Risk Register</w:t>
@@ -9604,7 +9087,6 @@
           <w:p>
             <w:pPr>
               <w:pStyle w:val="Compact"/>
-              <w:jc w:val="left"/>
             </w:pPr>
             <w:r>
               <w:t xml:space="preserve">✅ Template provided</w:t>
@@ -9618,7 +9100,6 @@
           <w:p>
             <w:pPr>
               <w:pStyle w:val="Compact"/>
-              <w:jc w:val="left"/>
             </w:pPr>
             <w:r>
               <w:t xml:space="preserve">PM-11</w:t>
@@ -9630,7 +9111,6 @@
           <w:p>
             <w:pPr>
               <w:pStyle w:val="Compact"/>
-              <w:jc w:val="left"/>
             </w:pPr>
             <w:r>
               <w:t xml:space="preserve">Mission/Business Process Definition</w:t>
@@ -9642,7 +9122,6 @@
           <w:p>
             <w:pPr>
               <w:pStyle w:val="Compact"/>
-              <w:jc w:val="left"/>
             </w:pPr>
             <w:r>
               <w:t xml:space="preserve">§2.5</w:t>
@@ -9654,7 +9133,6 @@
           <w:p>
             <w:pPr>
               <w:pStyle w:val="Compact"/>
-              <w:jc w:val="left"/>
             </w:pPr>
             <w:r>
               <w:t xml:space="preserve">Mission Map</w:t>
@@ -9666,7 +9144,6 @@
           <w:p>
             <w:pPr>
               <w:pStyle w:val="Compact"/>
-              <w:jc w:val="left"/>
             </w:pPr>
             <w:r>
               <w:t xml:space="preserve">✅ Template provided</w:t>
@@ -9680,7 +9157,6 @@
           <w:p>
             <w:pPr>
               <w:pStyle w:val="Compact"/>
-              <w:jc w:val="left"/>
             </w:pPr>
             <w:r>
               <w:t xml:space="preserve">PM-14</w:t>
@@ -9692,7 +9168,6 @@
           <w:p>
             <w:pPr>
               <w:pStyle w:val="Compact"/>
-              <w:jc w:val="left"/>
             </w:pPr>
             <w:r>
               <w:t xml:space="preserve">Testing, Training, and Monitoring</w:t>
@@ -9704,7 +9179,6 @@
           <w:p>
             <w:pPr>
               <w:pStyle w:val="Compact"/>
-              <w:jc w:val="left"/>
             </w:pPr>
             <w:r>
               <w:t xml:space="preserve">§6</w:t>
@@ -9716,7 +9190,6 @@
           <w:p>
             <w:pPr>
               <w:pStyle w:val="Compact"/>
-              <w:jc w:val="left"/>
             </w:pPr>
             <w:r>
               <w:t xml:space="preserve">T&amp;T&amp;M Plan</w:t>
@@ -9728,7 +9201,6 @@
           <w:p>
             <w:pPr>
               <w:pStyle w:val="Compact"/>
-              <w:jc w:val="left"/>
             </w:pPr>
             <w:r>
               <w:t xml:space="preserve">✅ Template provided</w:t>
@@ -9742,7 +9214,6 @@
           <w:p>
             <w:pPr>
               <w:pStyle w:val="Compact"/>
-              <w:jc w:val="left"/>
             </w:pPr>
             <w:r>
               <w:t xml:space="preserve">PM-15</w:t>
@@ -9754,7 +9225,6 @@
           <w:p>
             <w:pPr>
               <w:pStyle w:val="Compact"/>
-              <w:jc w:val="left"/>
             </w:pPr>
             <w:r>
               <w:t xml:space="preserve">Security Contact with Groups</w:t>
@@ -9766,7 +9236,6 @@
           <w:p>
             <w:pPr>
               <w:pStyle w:val="Compact"/>
-              <w:jc w:val="left"/>
             </w:pPr>
             <w:r>
               <w:t xml:space="preserve">§7</w:t>
@@ -9778,7 +9247,6 @@
           <w:p>
             <w:pPr>
               <w:pStyle w:val="Compact"/>
-              <w:jc w:val="left"/>
             </w:pPr>
             <w:r>
               <w:t xml:space="preserve">Contact Registry</w:t>
@@ -9790,7 +9258,6 @@
           <w:p>
             <w:pPr>
               <w:pStyle w:val="Compact"/>
-              <w:jc w:val="left"/>
             </w:pPr>
             <w:r>
               <w:t xml:space="preserve">✅ Template provided</w:t>
@@ -9804,7 +9271,6 @@
           <w:p>
             <w:pPr>
               <w:pStyle w:val="Compact"/>
-              <w:jc w:val="left"/>
             </w:pPr>
             <w:r>
               <w:t xml:space="preserve">PM-30</w:t>
@@ -9816,7 +9282,6 @@
           <w:p>
             <w:pPr>
               <w:pStyle w:val="Compact"/>
-              <w:jc w:val="left"/>
             </w:pPr>
             <w:r>
               <w:t xml:space="preserve">Supply Chain Risk Management Strategy</w:t>
@@ -9828,7 +9293,6 @@
           <w:p>
             <w:pPr>
               <w:pStyle w:val="Compact"/>
-              <w:jc w:val="left"/>
             </w:pPr>
             <w:r>
               <w:t xml:space="preserve">§8</w:t>
@@ -9840,7 +9304,6 @@
           <w:p>
             <w:pPr>
               <w:pStyle w:val="Compact"/>
-              <w:jc w:val="left"/>
             </w:pPr>
             <w:r>
               <w:t xml:space="preserve">SCRM Charter</w:t>
@@ -9852,7 +9315,6 @@
           <w:p>
             <w:pPr>
               <w:pStyle w:val="Compact"/>
-              <w:jc w:val="left"/>
             </w:pPr>
             <w:r>
               <w:t xml:space="preserve">✅ Template provided</w:t>
@@ -9868,22 +9330,22 @@
         </w:pict>
       </w:r>
     </w:p>
-    <w:bookmarkEnd w:id="66"/>
-    <w:bookmarkStart w:id="67" w:name="X1ee99e825fea4562699de3ef6af8c2d280fddae"/>
+    <w:bookmarkEnd w:id="57"/>
+    <w:bookmarkStart w:id="58" w:name="X1ee99e825fea4562699de3ef6af8c2d280fddae"/>
     <w:p>
       <w:pPr>
         <w:pStyle w:val="Heading1"/>
       </w:pPr>
       <w:r>
-        <w:t xml:space="preserve">Appendix B — Integration with AAN Technical Series</w:t>
+        <w:t xml:space="preserve">10. Appendix B — Integration with AAN Technical Series</w:t>
       </w:r>
     </w:p>
     <w:tbl>
       <w:tblPr>
         <w:tblStyle w:val="Table"/>
         <w:tblW w:type="pct" w:w="5000"/>
+        <w:tblLayout w:type="fixed"/>
         <w:tblLook w:firstRow="1" w:lastRow="0" w:firstColumn="0" w:lastColumn="0" w:noHBand="0" w:noVBand="0" w:val="0020"/>
-        <w:jc w:val="start"/>
       </w:tblPr>
       <w:tblGrid>
         <w:gridCol w:w="2329"/>
@@ -9891,14 +9353,13 @@
       </w:tblGrid>
       <w:tr>
         <w:trPr>
-          <w:tblHeader w:val="true"/>
+          <w:tblHeader w:val="on"/>
         </w:trPr>
         <w:tc>
           <w:tcPr/>
           <w:p>
             <w:pPr>
               <w:pStyle w:val="Compact"/>
-              <w:jc w:val="left"/>
             </w:pPr>
             <w:r>
               <w:t xml:space="preserve">AAN Part</w:t>
@@ -9910,7 +9371,6 @@
           <w:p>
             <w:pPr>
               <w:pStyle w:val="Compact"/>
-              <w:jc w:val="left"/>
             </w:pPr>
             <w:r>
               <w:t xml:space="preserve">PM Control Dependencies</w:t>
@@ -9924,7 +9384,6 @@
           <w:p>
             <w:pPr>
               <w:pStyle w:val="Compact"/>
-              <w:jc w:val="left"/>
             </w:pPr>
             <w:r>
               <w:t xml:space="preserve">Part 5 (Entra ID / ZTNA)</w:t>
@@ -9936,7 +9395,6 @@
           <w:p>
             <w:pPr>
               <w:pStyle w:val="Compact"/>
-              <w:jc w:val="left"/>
             </w:pPr>
             <w:r>
               <w:t xml:space="preserve">PM-5 (system inventory — identity plane)</w:t>
@@ -9950,7 +9408,6 @@
           <w:p>
             <w:pPr>
               <w:pStyle w:val="Compact"/>
-              <w:jc w:val="left"/>
             </w:pPr>
             <w:r>
               <w:t xml:space="preserve">Part 11 (Defender VM)</w:t>
@@ -9962,7 +9419,6 @@
           <w:p>
             <w:pPr>
               <w:pStyle w:val="Compact"/>
-              <w:jc w:val="left"/>
             </w:pPr>
             <w:r>
               <w:t xml:space="preserve">PM-14 (testing — vulnerability scan cadence)</w:t>
@@ -9976,7 +9432,6 @@
           <w:p>
             <w:pPr>
               <w:pStyle w:val="Compact"/>
-              <w:jc w:val="left"/>
             </w:pPr>
             <w:r>
               <w:t xml:space="preserve">Part 12 (Purview / Key Vault)</w:t>
@@ -9988,7 +9443,6 @@
           <w:p>
             <w:pPr>
               <w:pStyle w:val="Compact"/>
-              <w:jc w:val="left"/>
             </w:pPr>
             <w:r>
               <w:t xml:space="preserve">PM-11 (mission mapping — PII-bearing processes)</w:t>
@@ -10002,7 +9456,6 @@
           <w:p>
             <w:pPr>
               <w:pStyle w:val="Compact"/>
-              <w:jc w:val="left"/>
             </w:pPr>
             <w:r>
               <w:t xml:space="preserve">Part 13 (Sentinel)</w:t>
@@ -10014,7 +9467,6 @@
           <w:p>
             <w:pPr>
               <w:pStyle w:val="Compact"/>
-              <w:jc w:val="left"/>
             </w:pPr>
             <w:r>
               <w:t xml:space="preserve">PM-14 (monitoring program — Sentinel workbooks)</w:t>
@@ -10028,7 +9480,6 @@
           <w:p>
             <w:pPr>
               <w:pStyle w:val="Compact"/>
-              <w:jc w:val="left"/>
             </w:pPr>
             <w:r>
               <w:t xml:space="preserve">Part 14 (Contingency)</w:t>
@@ -10040,7 +9491,6 @@
           <w:p>
             <w:pPr>
               <w:pStyle w:val="Compact"/>
-              <w:jc w:val="left"/>
             </w:pPr>
             <w:r>
               <w:t xml:space="preserve">PM-9 (risk register — RTO/RPO inputs)</w:t>
@@ -10054,7 +9504,6 @@
           <w:p>
             <w:pPr>
               <w:pStyle w:val="Compact"/>
-              <w:jc w:val="left"/>
             </w:pPr>
             <w:r>
               <w:t xml:space="preserve">Part 15 (SBOM/VDR/VEX)</w:t>
@@ -10066,7 +9515,6 @@
           <w:p>
             <w:pPr>
               <w:pStyle w:val="Compact"/>
-              <w:jc w:val="left"/>
             </w:pPr>
             <w:r>
               <w:t xml:space="preserve">PM-30 (SCRM charter — technical backbone)</w:t>
@@ -10080,12 +9528,11 @@
           <w:p>
             <w:pPr>
               <w:pStyle w:val="Compact"/>
-              <w:jc w:val="left"/>
             </w:pPr>
             <w:r>
               <w:rPr>
+                <w:b/>
                 <w:bCs/>
-                <w:b/>
               </w:rPr>
               <w:t xml:space="preserve">Part 16 (this document)</w:t>
             </w:r>
@@ -10096,7 +9543,6 @@
           <w:p>
             <w:pPr>
               <w:pStyle w:val="Compact"/>
-              <w:jc w:val="left"/>
             </w:pPr>
             <w:r>
               <w:t xml:space="preserve">PM-1, PM-2, PM-5, PM-7, PM-9, PM-11, PM-14, PM-15, PM-30</w:t>
@@ -10125,8 +9571,12 @@
         <w:t xml:space="preserve">complete FedRAMP 20x authorization package for the PM and SR control families.</w:t>
       </w:r>
     </w:p>
-    <w:bookmarkEnd w:id="67"/>
-    <w:sectPr/>
+    <w:bookmarkEnd w:id="58"/>
+    <w:sectPr>
+      <w:footnotePr>
+        <w:numRestart w:val="eachSect"/>
+      </w:footnotePr>
+    </w:sectPr>
   </w:body>
 </w:document>
 </file>
@@ -10157,14 +9607,14 @@
 <file path=word/numbering.xml><?xml version="1.0" encoding="utf-8"?>
 <w:numbering xmlns:w="http://schemas.openxmlformats.org/wordprocessingml/2006/main">
   <w:abstractNum w:abstractNumId="990">
-    <w:nsid w:val="A990"/>
+    <w:nsid w:val="0000A990"/>
     <w:multiLevelType w:val="multilevel"/>
     <w:lvl w:ilvl="0">
       <w:numFmt w:val="bullet"/>
       <w:lvlText w:val=" "/>
       <w:lvlJc w:val="left"/>
       <w:pPr>
-        <w:ind w:left="720" w:hanging="480"/>
+        <w:ind w:left="720" w:hanging="360"/>
       </w:pPr>
     </w:lvl>
     <w:lvl w:ilvl="1">
@@ -10172,7 +9622,7 @@
       <w:lvlText w:val=" "/>
       <w:lvlJc w:val="left"/>
       <w:pPr>
-        <w:ind w:left="1440" w:hanging="480"/>
+        <w:ind w:left="1440" w:hanging="360"/>
       </w:pPr>
     </w:lvl>
     <w:lvl w:ilvl="2">
@@ -10180,7 +9630,7 @@
       <w:lvlText w:val=" "/>
       <w:lvlJc w:val="left"/>
       <w:pPr>
-        <w:ind w:left="2160" w:hanging="480"/>
+        <w:ind w:left="2160" w:hanging="360"/>
       </w:pPr>
     </w:lvl>
     <w:lvl w:ilvl="3">
@@ -10188,7 +9638,7 @@
       <w:lvlText w:val=" "/>
       <w:lvlJc w:val="left"/>
       <w:pPr>
-        <w:ind w:left="2880" w:hanging="480"/>
+        <w:ind w:left="2880" w:hanging="360"/>
       </w:pPr>
     </w:lvl>
     <w:lvl w:ilvl="4">
@@ -10196,7 +9646,7 @@
       <w:lvlText w:val=" "/>
       <w:lvlJc w:val="left"/>
       <w:pPr>
-        <w:ind w:left="3600" w:hanging="480"/>
+        <w:ind w:left="3600" w:hanging="360"/>
       </w:pPr>
     </w:lvl>
     <w:lvl w:ilvl="5">
@@ -10204,7 +9654,7 @@
       <w:lvlText w:val=" "/>
       <w:lvlJc w:val="left"/>
       <w:pPr>
-        <w:ind w:left="4320" w:hanging="480"/>
+        <w:ind w:left="4320" w:hanging="360"/>
       </w:pPr>
     </w:lvl>
     <w:lvl w:ilvl="6">
@@ -10212,7 +9662,7 @@
       <w:lvlText w:val=" "/>
       <w:lvlJc w:val="left"/>
       <w:pPr>
-        <w:ind w:left="5040" w:hanging="480"/>
+        <w:ind w:left="5040" w:hanging="360"/>
       </w:pPr>
     </w:lvl>
     <w:lvl w:ilvl="7">
@@ -10220,7 +9670,7 @@
       <w:lvlText w:val=" "/>
       <w:lvlJc w:val="left"/>
       <w:pPr>
-        <w:ind w:left="5760" w:hanging="480"/>
+        <w:ind w:left="5760" w:hanging="360"/>
       </w:pPr>
     </w:lvl>
     <w:lvl w:ilvl="8">
@@ -10228,12 +9678,12 @@
       <w:lvlText w:val=" "/>
       <w:lvlJc w:val="left"/>
       <w:pPr>
-        <w:ind w:left="6480" w:hanging="480"/>
+        <w:ind w:left="6480" w:hanging="360"/>
       </w:pPr>
     </w:lvl>
   </w:abstractNum>
   <w:abstractNum w:abstractNumId="99411">
-    <w:nsid w:val="A99411"/>
+    <w:nsid w:val="00A99411"/>
     <w:multiLevelType w:val="multilevel"/>
     <w:lvl w:ilvl="0">
       <w:start w:val="1"/>
@@ -10241,7 +9691,7 @@
       <w:lvlText w:val="%1."/>
       <w:lvlJc w:val="left"/>
       <w:pPr>
-        <w:ind w:left="720" w:hanging="480"/>
+        <w:ind w:left="720" w:hanging="360"/>
       </w:pPr>
     </w:lvl>
     <w:lvl w:ilvl="1">
@@ -10250,7 +9700,7 @@
       <w:lvlText w:val="%2."/>
       <w:lvlJc w:val="left"/>
       <w:pPr>
-        <w:ind w:left="1440" w:hanging="480"/>
+        <w:ind w:left="1440" w:hanging="360"/>
       </w:pPr>
     </w:lvl>
     <w:lvl w:ilvl="2">
@@ -10259,7 +9709,7 @@
       <w:lvlText w:val="%3."/>
       <w:lvlJc w:val="left"/>
       <w:pPr>
-        <w:ind w:left="2160" w:hanging="480"/>
+        <w:ind w:left="2160" w:hanging="360"/>
       </w:pPr>
     </w:lvl>
     <w:lvl w:ilvl="3">
@@ -10268,7 +9718,7 @@
       <w:lvlText w:val="%4."/>
       <w:lvlJc w:val="left"/>
       <w:pPr>
-        <w:ind w:left="2880" w:hanging="480"/>
+        <w:ind w:left="2880" w:hanging="360"/>
       </w:pPr>
     </w:lvl>
     <w:lvl w:ilvl="4">
@@ -10277,7 +9727,7 @@
       <w:lvlText w:val="%5."/>
       <w:lvlJc w:val="left"/>
       <w:pPr>
-        <w:ind w:left="3600" w:hanging="480"/>
+        <w:ind w:left="3600" w:hanging="360"/>
       </w:pPr>
     </w:lvl>
     <w:lvl w:ilvl="5">
@@ -10286,7 +9736,7 @@
       <w:lvlText w:val="%6."/>
       <w:lvlJc w:val="left"/>
       <w:pPr>
-        <w:ind w:left="4320" w:hanging="480"/>
+        <w:ind w:left="4320" w:hanging="360"/>
       </w:pPr>
     </w:lvl>
     <w:lvl w:ilvl="6">
@@ -10295,7 +9745,7 @@
       <w:lvlText w:val="%7."/>
       <w:lvlJc w:val="left"/>
       <w:pPr>
-        <w:ind w:left="5040" w:hanging="480"/>
+        <w:ind w:left="5040" w:hanging="360"/>
       </w:pPr>
     </w:lvl>
     <w:lvl w:ilvl="7">
@@ -10304,7 +9754,7 @@
       <w:lvlText w:val="%8."/>
       <w:lvlJc w:val="left"/>
       <w:pPr>
-        <w:ind w:left="5760" w:hanging="480"/>
+        <w:ind w:left="5760" w:hanging="360"/>
       </w:pPr>
     </w:lvl>
     <w:lvl w:ilvl="8">
@@ -10313,84 +9763,111 @@
       <w:lvlText w:val="%9."/>
       <w:lvlJc w:val="left"/>
       <w:pPr>
-        <w:ind w:left="6480" w:hanging="480"/>
+        <w:ind w:left="6480" w:hanging="360"/>
       </w:pPr>
     </w:lvl>
   </w:abstractNum>
   <w:abstractNum w:abstractNumId="991">
-    <w:nsid w:val="A991"/>
+    <w:nsid w:val="0000A991"/>
     <w:multiLevelType w:val="multilevel"/>
     <w:lvl w:ilvl="0">
       <w:numFmt w:val="bullet"/>
-      <w:lvlText w:val="•"/>
+      <w:lvlText w:val=""/>
       <w:lvlJc w:val="left"/>
       <w:pPr>
-        <w:ind w:left="720" w:hanging="480"/>
-      </w:pPr>
+        <w:ind w:left="720" w:hanging="360"/>
+      </w:pPr>
+      <w:rPr>
+        <w:rFonts w:ascii="Symbol" w:hAnsi="Symbol" w:cs="Symbol" w:hint="default"/>
+      </w:rPr>
     </w:lvl>
     <w:lvl w:ilvl="1">
       <w:numFmt w:val="bullet"/>
-      <w:lvlText w:val="–"/>
+      <w:lvlText w:val="o"/>
       <w:lvlJc w:val="left"/>
       <w:pPr>
-        <w:ind w:left="1440" w:hanging="480"/>
-      </w:pPr>
+        <w:ind w:left="1440" w:hanging="360"/>
+      </w:pPr>
+      <w:rPr>
+        <w:rFonts w:ascii="Courier New" w:hAnsi="Courier New" w:cs="Courier New" w:hint="default"/>
+      </w:rPr>
     </w:lvl>
     <w:lvl w:ilvl="2">
       <w:numFmt w:val="bullet"/>
-      <w:lvlText w:val="•"/>
+      <w:lvlText w:val=""/>
       <w:lvlJc w:val="left"/>
       <w:pPr>
-        <w:ind w:left="2160" w:hanging="480"/>
-      </w:pPr>
+        <w:ind w:left="2160" w:hanging="360"/>
+      </w:pPr>
+      <w:rPr>
+        <w:rFonts w:ascii="Wingdings" w:hAnsi="Wingdings" w:cs="Wingdings" w:hint="default"/>
+      </w:rPr>
     </w:lvl>
     <w:lvl w:ilvl="3">
       <w:numFmt w:val="bullet"/>
-      <w:lvlText w:val="–"/>
+      <w:lvlText w:val=""/>
       <w:lvlJc w:val="left"/>
       <w:pPr>
-        <w:ind w:left="2880" w:hanging="480"/>
-      </w:pPr>
+        <w:ind w:left="2880" w:hanging="360"/>
+      </w:pPr>
+      <w:rPr>
+        <w:rFonts w:ascii="Symbol" w:hAnsi="Symbol" w:cs="Symbol" w:hint="default"/>
+      </w:rPr>
     </w:lvl>
     <w:lvl w:ilvl="4">
       <w:numFmt w:val="bullet"/>
-      <w:lvlText w:val="•"/>
+      <w:lvlText w:val="o"/>
       <w:lvlJc w:val="left"/>
       <w:pPr>
-        <w:ind w:left="3600" w:hanging="480"/>
-      </w:pPr>
+        <w:ind w:left="3600" w:hanging="360"/>
+      </w:pPr>
+      <w:rPr>
+        <w:rFonts w:ascii="Courier New" w:hAnsi="Courier New" w:cs="Courier New" w:hint="default"/>
+      </w:rPr>
     </w:lvl>
     <w:lvl w:ilvl="5">
       <w:numFmt w:val="bullet"/>
-      <w:lvlText w:val="–"/>
+      <w:lvlText w:val=""/>
       <w:lvlJc w:val="left"/>
       <w:pPr>
-        <w:ind w:left="4320" w:hanging="480"/>
-      </w:pPr>
+        <w:ind w:left="4320" w:hanging="360"/>
+      </w:pPr>
+      <w:rPr>
+        <w:rFonts w:ascii="Wingdings" w:hAnsi="Wingdings" w:cs="Wingdings" w:hint="default"/>
+      </w:rPr>
     </w:lvl>
     <w:lvl w:ilvl="6">
       <w:numFmt w:val="bullet"/>
-      <w:lvlText w:val="•"/>
+      <w:lvlText w:val=""/>
       <w:lvlJc w:val="left"/>
       <w:pPr>
-        <w:ind w:left="5040" w:hanging="480"/>
-      </w:pPr>
+        <w:ind w:left="5040" w:hanging="360"/>
+      </w:pPr>
+      <w:rPr>
+        <w:rFonts w:ascii="Symbol" w:hAnsi="Symbol" w:cs="Symbol" w:hint="default"/>
+      </w:rPr>
     </w:lvl>
     <w:lvl w:ilvl="7">
       <w:numFmt w:val="bullet"/>
-      <w:lvlText w:val="–"/>
+      <w:lvlText w:val="o"/>
       <w:lvlJc w:val="left"/>
       <w:pPr>
-        <w:ind w:left="5760" w:hanging="480"/>
-      </w:pPr>
+        <w:ind w:left="5760" w:hanging="360"/>
+      </w:pPr>
+      <w:rPr>
+        <w:rFonts w:ascii="Courier New" w:hAnsi="Courier New" w:cs="Courier New" w:hint="default"/>
+      </w:rPr>
     </w:lvl>
     <w:lvl w:ilvl="8">
       <w:numFmt w:val="bullet"/>
-      <w:lvlText w:val="•"/>
+      <w:lvlText w:val=""/>
       <w:lvlJc w:val="left"/>
       <w:pPr>
-        <w:ind w:left="6480" w:hanging="480"/>
-      </w:pPr>
+        <w:ind w:left="6480" w:hanging="360"/>
+      </w:pPr>
+      <w:rPr>
+        <w:rFonts w:ascii="Wingdings" w:hAnsi="Wingdings" w:cs="Wingdings" w:hint="default"/>
+      </w:rPr>
     </w:lvl>
   </w:abstractNum>
   <w:num w:numId="1000">
@@ -10569,10 +10046,10 @@
   <w:docDefaults>
     <w:rPrDefault>
       <w:rPr>
-        <w:rFonts w:asciiTheme="minorHAnsi" w:cstheme="minorBidi" w:eastAsiaTheme="minorHAnsi" w:hAnsiTheme="minorHAnsi"/>
+        <w:rFonts w:asciiTheme="minorHAnsi" w:cstheme="minorBidi" w:eastAsiaTheme="minorEastAsia" w:hAnsiTheme="minorHAnsi"/>
         <w:sz w:val="24"/>
         <w:szCs w:val="24"/>
-        <w:lang w:bidi="ar-SA" w:eastAsia="en-US" w:val="en-US"/>
+        <w:lang w:bidi="ar-SA" w:eastAsia="zh-CN" w:val="en-US"/>
       </w:rPr>
     </w:rPrDefault>
     <w:pPrDefault>
@@ -10590,10 +10067,10 @@
     <w:name w:val="Body Text"/>
     <w:basedOn w:val="Normal"/>
     <w:link w:val="BodyTextChar"/>
+    <w:qFormat/>
     <w:pPr>
       <w:spacing w:after="180" w:before="180"/>
     </w:pPr>
-    <w:qFormat/>
   </w:style>
   <w:style w:customStyle="1" w:styleId="FirstParagraph" w:type="paragraph">
     <w:name w:val="First Paragraph"/>
@@ -10613,57 +10090,94 @@
     <w:name w:val="Title"/>
     <w:basedOn w:val="Normal"/>
     <w:next w:val="BodyText"/>
+    <w:link w:val="TitleChar"/>
+    <w:uiPriority w:val="10"/>
     <w:qFormat/>
+    <w:rsid w:val="00A10FD9"/>
     <w:pPr>
-      <w:keepNext/>
-      <w:keepLines/>
-      <w:spacing w:after="240" w:before="480"/>
+      <w:spacing w:after="80" w:line="240" w:lineRule="auto"/>
+      <w:contextualSpacing/>
       <w:jc w:val="center"/>
     </w:pPr>
     <w:rPr>
       <w:rFonts w:asciiTheme="majorHAnsi" w:cstheme="majorBidi" w:eastAsiaTheme="majorEastAsia" w:hAnsiTheme="majorHAnsi"/>
-      <w:b/>
-      <w:bCs/>
-      <w:color w:themeColor="accent1" w:themeShade="B5" w:val="345A8A"/>
-      <w:sz w:val="36"/>
-      <w:szCs w:val="36"/>
+      <w:sz w:val="56"/>
+      <w:szCs w:val="56"/>
+    </w:rPr>
+  </w:style>
+  <w:style w:customStyle="1" w:styleId="TitleChar" w:type="character">
+    <w:name w:val="Title Char"/>
+    <w:basedOn w:val="DefaultParagraphFont"/>
+    <w:link w:val="Title"/>
+    <w:uiPriority w:val="10"/>
+    <w:rsid w:val="00A10FD9"/>
+    <w:rPr>
+      <w:rFonts w:asciiTheme="majorHAnsi" w:cstheme="majorBidi" w:eastAsiaTheme="majorEastAsia" w:hAnsiTheme="majorHAnsi"/>
+      <w:sz w:val="56"/>
+      <w:szCs w:val="56"/>
     </w:rPr>
   </w:style>
   <w:style w:styleId="Subtitle" w:type="paragraph">
     <w:name w:val="Subtitle"/>
     <w:basedOn w:val="Title"/>
     <w:next w:val="BodyText"/>
+    <w:link w:val="SubtitleChar"/>
+    <w:uiPriority w:val="11"/>
     <w:qFormat/>
+    <w:rsid w:val="00A10FD9"/>
     <w:pPr>
-      <w:keepNext/>
-      <w:keepLines/>
-      <w:spacing w:after="240" w:before="240"/>
-      <w:jc w:val="center"/>
+      <w:numPr>
+        <w:ilvl w:val="1"/>
+      </w:numPr>
     </w:pPr>
     <w:rPr>
-      <w:sz w:val="30"/>
-      <w:szCs w:val="30"/>
+      <w:rFonts w:cstheme="majorBidi" w:eastAsiaTheme="majorEastAsia"/>
+      <w:spacing w:val="15"/>
+      <w:sz w:val="28"/>
+      <w:szCs w:val="28"/>
+    </w:rPr>
+  </w:style>
+  <w:style w:customStyle="1" w:styleId="SubtitleChar" w:type="character">
+    <w:name w:val="Subtitle Char"/>
+    <w:basedOn w:val="DefaultParagraphFont"/>
+    <w:link w:val="Subtitle"/>
+    <w:uiPriority w:val="11"/>
+    <w:rsid w:val="00A10FD9"/>
+    <w:rPr>
+      <w:rFonts w:cstheme="majorBidi" w:eastAsiaTheme="majorEastAsia"/>
+      <w:color w:themeColor="text1" w:themeTint="A6" w:val="595959"/>
+      <w:spacing w:val="15"/>
+      <w:sz w:val="28"/>
+      <w:szCs w:val="28"/>
     </w:rPr>
   </w:style>
   <w:style w:customStyle="1" w:styleId="Author" w:type="paragraph">
     <w:name w:val="Author"/>
+    <w:basedOn w:val="Title"/>
     <w:next w:val="BodyText"/>
     <w:qFormat/>
     <w:pPr>
       <w:keepNext/>
       <w:keepLines/>
-      <w:jc w:val="center"/>
     </w:pPr>
+    <w:rPr>
+      <w:sz w:val="24"/>
+      <w:szCs w:val="24"/>
+    </w:rPr>
   </w:style>
   <w:style w:styleId="Date" w:type="paragraph">
     <w:name w:val="Date"/>
+    <w:basedOn w:val="Title"/>
     <w:next w:val="BodyText"/>
     <w:qFormat/>
     <w:pPr>
       <w:keepNext/>
       <w:keepLines/>
-      <w:jc w:val="center"/>
     </w:pPr>
+    <w:rPr>
+      <w:sz w:val="24"/>
+      <w:szCs w:val="24"/>
+    </w:rPr>
   </w:style>
   <w:style w:customStyle="1" w:styleId="AbstractTitle" w:type="paragraph">
     <w:name w:val="Abstract Title"/>
@@ -10673,15 +10187,13 @@
     <w:pPr>
       <w:keepNext/>
       <w:keepLines/>
+      <w:spacing w:after="0" w:before="300"/>
       <w:jc w:val="center"/>
-      <w:spacing w:after="0" w:before="300"/>
     </w:pPr>
     <w:rPr>
+      <w:b/>
       <w:sz w:val="20"/>
       <w:szCs w:val="20"/>
-      <w:b/>
-      <w:color w:val="345A8A"/>
-      &gt;
     </w:rPr>
   </w:style>
   <w:style w:customStyle="1" w:styleId="Abstract" w:type="paragraph">
@@ -10708,191 +10220,321 @@
     <w:rPr/>
   </w:style>
   <w:style w:styleId="Heading1" w:type="paragraph">
-    <w:name w:val="Heading 1"/>
+    <w:name w:val="heading 1"/>
     <w:basedOn w:val="Normal"/>
     <w:next w:val="BodyText"/>
+    <w:link w:val="Heading1Char"/>
     <w:uiPriority w:val="9"/>
     <w:qFormat/>
+    <w:rsid w:val="00A10FD9"/>
     <w:pPr>
       <w:keepNext/>
       <w:keepLines/>
-      <w:spacing w:after="0" w:before="480"/>
+      <w:spacing w:after="80" w:before="360"/>
       <w:outlineLvl w:val="0"/>
     </w:pPr>
     <w:rPr>
       <w:rFonts w:asciiTheme="majorHAnsi" w:cstheme="majorBidi" w:eastAsiaTheme="majorEastAsia" w:hAnsiTheme="majorHAnsi"/>
-      <w:b/>
-      <w:bCs/>
-      <w:color w:themeColor="accent1" w:val="4F81BD"/>
+      <w:color w:themeColor="accent1" w:themeShade="BF" w:val="0F4761"/>
+      <w:sz w:val="40"/>
+      <w:szCs w:val="40"/>
+    </w:rPr>
+  </w:style>
+  <w:style w:styleId="Heading2" w:type="paragraph">
+    <w:name w:val="heading 2"/>
+    <w:basedOn w:val="Normal"/>
+    <w:next w:val="BodyText"/>
+    <w:link w:val="Heading2Char"/>
+    <w:uiPriority w:val="9"/>
+    <w:semiHidden/>
+    <w:unhideWhenUsed/>
+    <w:qFormat/>
+    <w:rsid w:val="00A10FD9"/>
+    <w:pPr>
+      <w:keepNext/>
+      <w:keepLines/>
+      <w:spacing w:after="80" w:before="160"/>
+      <w:outlineLvl w:val="1"/>
+    </w:pPr>
+    <w:rPr>
+      <w:rFonts w:asciiTheme="majorHAnsi" w:cstheme="majorBidi" w:eastAsiaTheme="majorEastAsia" w:hAnsiTheme="majorHAnsi"/>
+      <w:color w:themeColor="accent1" w:themeShade="BF" w:val="0F4761"/>
       <w:sz w:val="32"/>
       <w:szCs w:val="32"/>
     </w:rPr>
   </w:style>
-  <w:style w:styleId="Heading2" w:type="paragraph">
-    <w:name w:val="Heading 2"/>
+  <w:style w:styleId="Heading3" w:type="paragraph">
+    <w:name w:val="heading 3"/>
     <w:basedOn w:val="Normal"/>
     <w:next w:val="BodyText"/>
+    <w:link w:val="Heading3Char"/>
     <w:uiPriority w:val="9"/>
+    <w:semiHidden/>
     <w:unhideWhenUsed/>
     <w:qFormat/>
+    <w:rsid w:val="00A10FD9"/>
     <w:pPr>
       <w:keepNext/>
       <w:keepLines/>
-      <w:spacing w:after="0" w:before="200"/>
-      <w:outlineLvl w:val="1"/>
+      <w:spacing w:after="80" w:before="160"/>
+      <w:outlineLvl w:val="2"/>
     </w:pPr>
     <w:rPr>
-      <w:rFonts w:asciiTheme="majorHAnsi" w:cstheme="majorBidi" w:eastAsiaTheme="majorEastAsia" w:hAnsiTheme="majorHAnsi"/>
-      <w:b/>
-      <w:bCs/>
-      <w:color w:themeColor="accent1" w:val="4F81BD"/>
+      <w:rFonts w:cstheme="majorBidi" w:eastAsiaTheme="majorEastAsia"/>
+      <w:color w:themeColor="accent1" w:themeShade="BF" w:val="0F4761"/>
       <w:sz w:val="28"/>
       <w:szCs w:val="28"/>
     </w:rPr>
   </w:style>
-  <w:style w:styleId="Heading3" w:type="paragraph">
-    <w:name w:val="Heading 3"/>
+  <w:style w:styleId="Heading4" w:type="paragraph">
+    <w:name w:val="heading 4"/>
     <w:basedOn w:val="Normal"/>
     <w:next w:val="BodyText"/>
+    <w:link w:val="Heading4Char"/>
     <w:uiPriority w:val="9"/>
+    <w:semiHidden/>
     <w:unhideWhenUsed/>
     <w:qFormat/>
+    <w:rsid w:val="00A10FD9"/>
     <w:pPr>
       <w:keepNext/>
       <w:keepLines/>
-      <w:spacing w:after="0" w:before="200"/>
-      <w:outlineLvl w:val="2"/>
+      <w:spacing w:after="40" w:before="80"/>
+      <w:outlineLvl w:val="3"/>
     </w:pPr>
     <w:rPr>
-      <w:rFonts w:asciiTheme="majorHAnsi" w:cstheme="majorBidi" w:eastAsiaTheme="majorEastAsia" w:hAnsiTheme="majorHAnsi"/>
-      <w:b/>
-      <w:bCs/>
-      <w:color w:themeColor="accent1" w:val="4F81BD"/>
-      <w:sz w:val="24"/>
-      <w:szCs w:val="24"/>
+      <w:rFonts w:cstheme="majorBidi" w:eastAsiaTheme="majorEastAsia"/>
+      <w:i/>
+      <w:iCs/>
+      <w:color w:themeColor="accent1" w:themeShade="BF" w:val="0F4761"/>
     </w:rPr>
   </w:style>
-  <w:style w:styleId="Heading4" w:type="paragraph">
-    <w:name w:val="Heading 4"/>
+  <w:style w:styleId="Heading5" w:type="paragraph">
+    <w:name w:val="heading 5"/>
     <w:basedOn w:val="Normal"/>
     <w:next w:val="BodyText"/>
+    <w:link w:val="Heading5Char"/>
     <w:uiPriority w:val="9"/>
+    <w:semiHidden/>
     <w:unhideWhenUsed/>
     <w:qFormat/>
+    <w:rsid w:val="00A10FD9"/>
     <w:pPr>
       <w:keepNext/>
       <w:keepLines/>
-      <w:spacing w:after="0" w:before="200"/>
-      <w:outlineLvl w:val="3"/>
+      <w:spacing w:after="40" w:before="80"/>
+      <w:outlineLvl w:val="4"/>
     </w:pPr>
     <w:rPr>
-      <w:rFonts w:asciiTheme="majorHAnsi" w:cstheme="majorBidi" w:eastAsiaTheme="majorEastAsia" w:hAnsiTheme="majorHAnsi"/>
-      <w:i/>
-      <w:bCs/>
-      <w:color w:themeColor="accent1" w:val="4F81BD"/>
-      <w:sz w:val="24"/>
-      <w:szCs w:val="24"/>
+      <w:rFonts w:cstheme="majorBidi" w:eastAsiaTheme="majorEastAsia"/>
+      <w:color w:themeColor="accent1" w:themeShade="BF" w:val="0F4761"/>
     </w:rPr>
   </w:style>
-  <w:style w:styleId="Heading5" w:type="paragraph">
-    <w:name w:val="Heading 5"/>
+  <w:style w:styleId="Heading6" w:type="paragraph">
+    <w:name w:val="heading 6"/>
     <w:basedOn w:val="Normal"/>
     <w:next w:val="BodyText"/>
+    <w:link w:val="Heading6Char"/>
     <w:uiPriority w:val="9"/>
+    <w:semiHidden/>
     <w:unhideWhenUsed/>
     <w:qFormat/>
+    <w:rsid w:val="00A10FD9"/>
     <w:pPr>
       <w:keepNext/>
       <w:keepLines/>
-      <w:spacing w:after="0" w:before="200"/>
-      <w:outlineLvl w:val="4"/>
+      <w:spacing w:after="0" w:before="40"/>
+      <w:outlineLvl w:val="5"/>
     </w:pPr>
     <w:rPr>
-      <w:rFonts w:asciiTheme="majorHAnsi" w:cstheme="majorBidi" w:eastAsiaTheme="majorEastAsia" w:hAnsiTheme="majorHAnsi"/>
+      <w:rFonts w:cstheme="majorBidi" w:eastAsiaTheme="majorEastAsia"/>
+      <w:i/>
       <w:iCs/>
-      <w:color w:themeColor="accent1" w:val="4F81BD"/>
-      <w:sz w:val="24"/>
-      <w:szCs w:val="24"/>
+      <w:color w:themeColor="text1" w:themeTint="A6" w:val="595959"/>
     </w:rPr>
   </w:style>
-  <w:style w:styleId="Heading6" w:type="paragraph">
-    <w:name w:val="Heading 6"/>
+  <w:style w:styleId="Heading7" w:type="paragraph">
+    <w:name w:val="heading 7"/>
     <w:basedOn w:val="Normal"/>
     <w:next w:val="BodyText"/>
+    <w:link w:val="Heading7Char"/>
     <w:uiPriority w:val="9"/>
+    <w:semiHidden/>
     <w:unhideWhenUsed/>
     <w:qFormat/>
+    <w:rsid w:val="00A10FD9"/>
     <w:pPr>
       <w:keepNext/>
       <w:keepLines/>
-      <w:spacing w:after="0" w:before="200"/>
-      <w:outlineLvl w:val="5"/>
+      <w:spacing w:after="0" w:before="40"/>
+      <w:outlineLvl w:val="6"/>
     </w:pPr>
     <w:rPr>
-      <w:rFonts w:asciiTheme="majorHAnsi" w:cstheme="majorBidi" w:eastAsiaTheme="majorEastAsia" w:hAnsiTheme="majorHAnsi"/>
-      <w:color w:themeColor="accent1" w:val="4F81BD"/>
-      <w:sz w:val="24"/>
-      <w:szCs w:val="24"/>
+      <w:rFonts w:cstheme="majorBidi" w:eastAsiaTheme="majorEastAsia"/>
+      <w:color w:themeColor="text1" w:themeTint="A6" w:val="595959"/>
     </w:rPr>
   </w:style>
-  <w:style w:styleId="Heading7" w:type="paragraph">
-    <w:name w:val="Heading 7"/>
+  <w:style w:styleId="Heading8" w:type="paragraph">
+    <w:name w:val="heading 8"/>
     <w:basedOn w:val="Normal"/>
     <w:next w:val="BodyText"/>
+    <w:link w:val="Heading8Char"/>
     <w:uiPriority w:val="9"/>
+    <w:semiHidden/>
     <w:unhideWhenUsed/>
     <w:qFormat/>
+    <w:rsid w:val="00A10FD9"/>
     <w:pPr>
       <w:keepNext/>
       <w:keepLines/>
-      <w:spacing w:after="0" w:before="200"/>
-      <w:outlineLvl w:val="6"/>
+      <w:spacing w:after="0"/>
+      <w:outlineLvl w:val="7"/>
     </w:pPr>
     <w:rPr>
-      <w:rFonts w:asciiTheme="majorHAnsi" w:cstheme="majorBidi" w:eastAsiaTheme="majorEastAsia" w:hAnsiTheme="majorHAnsi"/>
-      <w:color w:themeColor="accent1" w:val="4F81BD"/>
-      <w:sz w:val="24"/>
-      <w:szCs w:val="24"/>
+      <w:rFonts w:cstheme="majorBidi" w:eastAsiaTheme="majorEastAsia"/>
+      <w:i/>
+      <w:iCs/>
+      <w:color w:themeColor="text1" w:themeTint="D8" w:val="272727"/>
     </w:rPr>
   </w:style>
-  <w:style w:styleId="Heading8" w:type="paragraph">
-    <w:name w:val="Heading 8"/>
+  <w:style w:styleId="Heading9" w:type="paragraph">
+    <w:name w:val="heading 9"/>
     <w:basedOn w:val="Normal"/>
     <w:next w:val="BodyText"/>
+    <w:link w:val="Heading9Char"/>
     <w:uiPriority w:val="9"/>
+    <w:semiHidden/>
     <w:unhideWhenUsed/>
     <w:qFormat/>
+    <w:rsid w:val="00A10FD9"/>
     <w:pPr>
       <w:keepNext/>
       <w:keepLines/>
-      <w:spacing w:after="0" w:before="200"/>
-      <w:outlineLvl w:val="7"/>
-    </w:pPr>
-    <w:rPr>
-      <w:rFonts w:asciiTheme="majorHAnsi" w:cstheme="majorBidi" w:eastAsiaTheme="majorEastAsia" w:hAnsiTheme="majorHAnsi"/>
-      <w:color w:themeColor="accent1" w:val="4F81BD"/>
-      <w:sz w:val="24"/>
-      <w:szCs w:val="24"/>
-    </w:rPr>
-  </w:style>
-  <w:style w:styleId="Heading9" w:type="paragraph">
-    <w:name w:val="Heading 9"/>
-    <w:basedOn w:val="Normal"/>
-    <w:next w:val="BodyText"/>
-    <w:uiPriority w:val="9"/>
-    <w:unhideWhenUsed/>
-    <w:qFormat/>
-    <w:pPr>
-      <w:keepNext/>
-      <w:keepLines/>
-      <w:spacing w:after="0" w:before="200"/>
+      <w:spacing w:after="0"/>
       <w:outlineLvl w:val="8"/>
     </w:pPr>
     <w:rPr>
+      <w:rFonts w:cstheme="majorBidi" w:eastAsiaTheme="majorEastAsia"/>
+      <w:color w:themeColor="text1" w:themeTint="D8" w:val="272727"/>
+    </w:rPr>
+  </w:style>
+  <w:style w:customStyle="1" w:styleId="Heading1Char" w:type="character">
+    <w:name w:val="Heading 1 Char"/>
+    <w:basedOn w:val="DefaultParagraphFont"/>
+    <w:link w:val="Heading1"/>
+    <w:uiPriority w:val="9"/>
+    <w:rsid w:val="00A10FD9"/>
+    <w:rPr>
       <w:rFonts w:asciiTheme="majorHAnsi" w:cstheme="majorBidi" w:eastAsiaTheme="majorEastAsia" w:hAnsiTheme="majorHAnsi"/>
-      <w:color w:themeColor="accent1" w:val="4F81BD"/>
-      <w:sz w:val="24"/>
-      <w:szCs w:val="24"/>
+      <w:color w:themeColor="accent1" w:themeShade="BF" w:val="0F4761"/>
+      <w:sz w:val="40"/>
+      <w:szCs w:val="40"/>
+    </w:rPr>
+  </w:style>
+  <w:style w:customStyle="1" w:styleId="Heading2Char" w:type="character">
+    <w:name w:val="Heading 2 Char"/>
+    <w:basedOn w:val="DefaultParagraphFont"/>
+    <w:link w:val="Heading2"/>
+    <w:uiPriority w:val="9"/>
+    <w:semiHidden/>
+    <w:rsid w:val="00A10FD9"/>
+    <w:rPr>
+      <w:rFonts w:asciiTheme="majorHAnsi" w:cstheme="majorBidi" w:eastAsiaTheme="majorEastAsia" w:hAnsiTheme="majorHAnsi"/>
+      <w:color w:themeColor="accent1" w:themeShade="BF" w:val="0F4761"/>
+      <w:sz w:val="32"/>
+      <w:szCs w:val="32"/>
+    </w:rPr>
+  </w:style>
+  <w:style w:customStyle="1" w:styleId="Heading3Char" w:type="character">
+    <w:name w:val="Heading 3 Char"/>
+    <w:basedOn w:val="DefaultParagraphFont"/>
+    <w:link w:val="Heading3"/>
+    <w:uiPriority w:val="9"/>
+    <w:semiHidden/>
+    <w:rsid w:val="00A10FD9"/>
+    <w:rPr>
+      <w:rFonts w:cstheme="majorBidi" w:eastAsiaTheme="majorEastAsia"/>
+      <w:color w:themeColor="accent1" w:themeShade="BF" w:val="0F4761"/>
+      <w:sz w:val="28"/>
+      <w:szCs w:val="28"/>
+    </w:rPr>
+  </w:style>
+  <w:style w:customStyle="1" w:styleId="Heading4Char" w:type="character">
+    <w:name w:val="Heading 4 Char"/>
+    <w:basedOn w:val="DefaultParagraphFont"/>
+    <w:link w:val="Heading4"/>
+    <w:uiPriority w:val="9"/>
+    <w:semiHidden/>
+    <w:rsid w:val="00A10FD9"/>
+    <w:rPr>
+      <w:rFonts w:cstheme="majorBidi" w:eastAsiaTheme="majorEastAsia"/>
+      <w:i/>
+      <w:iCs/>
+      <w:color w:themeColor="accent1" w:themeShade="BF" w:val="0F4761"/>
+    </w:rPr>
+  </w:style>
+  <w:style w:customStyle="1" w:styleId="Heading5Char" w:type="character">
+    <w:name w:val="Heading 5 Char"/>
+    <w:basedOn w:val="DefaultParagraphFont"/>
+    <w:link w:val="Heading5"/>
+    <w:uiPriority w:val="9"/>
+    <w:semiHidden/>
+    <w:rsid w:val="00A10FD9"/>
+    <w:rPr>
+      <w:rFonts w:cstheme="majorBidi" w:eastAsiaTheme="majorEastAsia"/>
+      <w:color w:themeColor="accent1" w:themeShade="BF" w:val="0F4761"/>
+    </w:rPr>
+  </w:style>
+  <w:style w:customStyle="1" w:styleId="Heading6Char" w:type="character">
+    <w:name w:val="Heading 6 Char"/>
+    <w:basedOn w:val="DefaultParagraphFont"/>
+    <w:link w:val="Heading6"/>
+    <w:uiPriority w:val="9"/>
+    <w:semiHidden/>
+    <w:rsid w:val="00A10FD9"/>
+    <w:rPr>
+      <w:rFonts w:cstheme="majorBidi" w:eastAsiaTheme="majorEastAsia"/>
+      <w:i/>
+      <w:iCs/>
+      <w:color w:themeColor="text1" w:themeTint="A6" w:val="595959"/>
+    </w:rPr>
+  </w:style>
+  <w:style w:customStyle="1" w:styleId="Heading7Char" w:type="character">
+    <w:name w:val="Heading 7 Char"/>
+    <w:basedOn w:val="DefaultParagraphFont"/>
+    <w:link w:val="Heading7"/>
+    <w:uiPriority w:val="9"/>
+    <w:semiHidden/>
+    <w:rsid w:val="00A10FD9"/>
+    <w:rPr>
+      <w:rFonts w:cstheme="majorBidi" w:eastAsiaTheme="majorEastAsia"/>
+      <w:color w:themeColor="text1" w:themeTint="A6" w:val="595959"/>
+    </w:rPr>
+  </w:style>
+  <w:style w:customStyle="1" w:styleId="Heading8Char" w:type="character">
+    <w:name w:val="Heading 8 Char"/>
+    <w:basedOn w:val="DefaultParagraphFont"/>
+    <w:link w:val="Heading8"/>
+    <w:uiPriority w:val="9"/>
+    <w:semiHidden/>
+    <w:rsid w:val="00A10FD9"/>
+    <w:rPr>
+      <w:rFonts w:cstheme="majorBidi" w:eastAsiaTheme="majorEastAsia"/>
+      <w:i/>
+      <w:iCs/>
+      <w:color w:themeColor="text1" w:themeTint="D8" w:val="272727"/>
+    </w:rPr>
+  </w:style>
+  <w:style w:customStyle="1" w:styleId="Heading9Char" w:type="character">
+    <w:name w:val="Heading 9 Char"/>
+    <w:basedOn w:val="DefaultParagraphFont"/>
+    <w:link w:val="Heading9"/>
+    <w:uiPriority w:val="9"/>
+    <w:semiHidden/>
+    <w:rsid w:val="00A10FD9"/>
+    <w:rPr>
+      <w:rFonts w:cstheme="majorBidi" w:eastAsiaTheme="majorEastAsia"/>
+      <w:color w:themeColor="text1" w:themeTint="D8" w:val="272727"/>
     </w:rPr>
   </w:style>
   <w:style w:styleId="BlockText" w:type="paragraph">
@@ -10915,6 +10557,18 @@
     <w:unhideWhenUsed/>
     <w:qFormat/>
   </w:style>
+  <w:style w:styleId="FootnoteBlockText" w:type="paragraph">
+    <w:name w:val="Footnote Block Text"/>
+    <w:basedOn w:val="FootnoteText"/>
+    <w:next w:val="FootnoteText"/>
+    <w:uiPriority w:val="9"/>
+    <w:unhideWhenUsed/>
+    <w:qFormat/>
+    <w:pPr>
+      <w:spacing w:after="100" w:before="100"/>
+      <w:ind w:firstLine="0" w:left="480" w:right="480"/>
+    </w:pPr>
+  </w:style>
   <w:style w:default="1" w:styleId="DefaultParagraphFont" w:type="character">
     <w:name w:val="Default Paragraph Font"/>
     <w:semiHidden/>
@@ -10923,31 +10577,34 @@
   <w:style w:default="1" w:styleId="Table" w:type="table">
     <w:name w:val="Table"/>
     <w:basedOn w:val="TableNormal"/>
-    <w:semiHidden/>
-    <w:unhideWhenUsed/>
+    <w:uiPriority w:val="59"/>
     <w:qFormat/>
     <w:tblPr>
       <w:tblInd w:type="dxa" w:w="0"/>
+      <w:tblBorders>
+        <w:top w:color="0078D4" w:space="0" w:sz="12" w:val="single"/>
+        <w:bottom w:color="0078D4" w:space="0" w:sz="12" w:val="single"/>
+        <w:left w:val="nil"/>
+        <w:right w:val="nil"/>
+        <w:insideH w:color="D1D5DA" w:space="0" w:sz="4" w:val="single"/>
+        <w:insideV w:val="nil"/>
+      </w:tblBorders>
       <w:tblCellMar>
-        <w:top w:type="dxa" w:w="0"/>
+        <w:top w:type="dxa" w:w="80"/>
         <w:left w:type="dxa" w:w="108"/>
-        <w:bottom w:type="dxa" w:w="0"/>
+        <w:bottom w:type="dxa" w:w="80"/>
         <w:right w:type="dxa" w:w="108"/>
       </w:tblCellMar>
     </w:tblPr>
     <w:tblStylePr w:type="firstRow">
-      <w:tblPr>
-        <w:jc w:val="left"/>
-        <w:tblInd w:type="dxa" w:w="0"/>
-      </w:tblPr>
-      <w:trPr>
-        <w:jc w:val="left"/>
-      </w:trPr>
+      <w:rPr>
+        <w:b/>
+      </w:rPr>
       <w:tcPr>
+        <w:tcBorders>
+          <w:bottom w:color="0078D4" w:space="0" w:sz="8" w:val="single"/>
+        </w:tcBorders>
         <w:vAlign w:val="bottom"/>
-        <w:tcBorders>
-          <w:bottom w:val="single"/>
-        </w:tcBorders>
       </w:tcPr>
     </w:tblStylePr>
   </w:style>
@@ -11006,6 +10663,29 @@
     <w:basedOn w:val="DefaultParagraphFont"/>
     <w:link w:val="BodyText"/>
   </w:style>
+  <w:style w:customStyle="1" w:styleId="SourceCode" w:type="paragraph">
+    <w:name w:val="Source Code"/>
+    <w:basedOn w:val="Normal"/>
+    <w:link w:val="VerbatimChar"/>
+    <w:pPr>
+      <w:pBdr>
+        <w:top w:color="D1D5DA" w:space="6" w:sz="6" w:val="single"/>
+        <w:left w:color="D1D5DA" w:space="6" w:sz="6" w:val="single"/>
+        <w:bottom w:color="D1D5DA" w:space="6" w:sz="6" w:val="single"/>
+        <w:right w:color="D1D5DA" w:space="6" w:sz="6" w:val="single"/>
+      </w:pBdr>
+      <w:shd w:fill="F6F8FA" w:val="clear"/>
+      <w:wordWrap w:val="off"/>
+      <w:spacing w:after="0" w:before="0" w:line="240" w:lineRule="auto"/>
+      <w:ind w:left="144" w:right="144"/>
+      <w:contextualSpacing/>
+    </w:pPr>
+    <w:rPr>
+      <w:rFonts w:ascii="Consolas" w:hAnsi="Consolas"/>
+      <w:color w:val="24292E"/>
+      <w:sz w:val="18"/>
+    </w:rPr>
+  </w:style>
   <w:style w:customStyle="1" w:styleId="VerbatimChar" w:type="character">
     <w:name w:val="Verbatim Char"/>
     <w:basedOn w:val="BodyTextChar"/>
@@ -11050,239 +10730,258 @@
       <w:color w:themeColor="accent1" w:themeShade="BF" w:val="365F91"/>
     </w:rPr>
   </w:style>
-  <w:style w:type="paragraph" w:customStyle="1" w:styleId="SourceCode">
-    <w:name w:val="Source Code"/>
-    <w:basedOn w:val="Normal"/>
-    <w:link w:val="VerbatimChar"/>
-    <w:pPr>
-      <w:wordWrap w:val="off"/>
-    </w:pPr>
-  </w:style>
   <w:style w:type="character" w:customStyle="1" w:styleId="KeywordTok">
     <w:name w:val="KeywordTok"/>
     <w:basedOn w:val="VerbatimChar"/>
     <w:rPr>
-      <w:color w:val="007020"/>
       <w:b/>
+      <w:color w:val="003b4f"/>
+      <w:shd w:val="clear" w:fill="f1f3f5"/>
     </w:rPr>
   </w:style>
   <w:style w:type="character" w:customStyle="1" w:styleId="DataTypeTok">
     <w:name w:val="DataTypeTok"/>
     <w:basedOn w:val="VerbatimChar"/>
     <w:rPr>
-      <w:color w:val="902000"/>
+      <w:color w:val="ad0000"/>
+      <w:shd w:val="clear" w:fill="f1f3f5"/>
     </w:rPr>
   </w:style>
   <w:style w:type="character" w:customStyle="1" w:styleId="DecValTok">
     <w:name w:val="DecValTok"/>
     <w:basedOn w:val="VerbatimChar"/>
     <w:rPr>
-      <w:color w:val="40a070"/>
+      <w:color w:val="ad0000"/>
+      <w:shd w:val="clear" w:fill="f1f3f5"/>
     </w:rPr>
   </w:style>
   <w:style w:type="character" w:customStyle="1" w:styleId="BaseNTok">
     <w:name w:val="BaseNTok"/>
     <w:basedOn w:val="VerbatimChar"/>
     <w:rPr>
-      <w:color w:val="40a070"/>
+      <w:color w:val="ad0000"/>
+      <w:shd w:val="clear" w:fill="f1f3f5"/>
     </w:rPr>
   </w:style>
   <w:style w:type="character" w:customStyle="1" w:styleId="FloatTok">
     <w:name w:val="FloatTok"/>
     <w:basedOn w:val="VerbatimChar"/>
     <w:rPr>
-      <w:color w:val="40a070"/>
+      <w:color w:val="ad0000"/>
+      <w:shd w:val="clear" w:fill="f1f3f5"/>
     </w:rPr>
   </w:style>
   <w:style w:type="character" w:customStyle="1" w:styleId="ConstantTok">
     <w:name w:val="ConstantTok"/>
     <w:basedOn w:val="VerbatimChar"/>
     <w:rPr>
-      <w:color w:val="880000"/>
+      <w:color w:val="8f5902"/>
+      <w:shd w:val="clear" w:fill="f1f3f5"/>
     </w:rPr>
   </w:style>
   <w:style w:type="character" w:customStyle="1" w:styleId="CharTok">
     <w:name w:val="CharTok"/>
     <w:basedOn w:val="VerbatimChar"/>
     <w:rPr>
-      <w:color w:val="4070a0"/>
+      <w:color w:val="20794d"/>
+      <w:shd w:val="clear" w:fill="f1f3f5"/>
     </w:rPr>
   </w:style>
   <w:style w:type="character" w:customStyle="1" w:styleId="SpecialCharTok">
     <w:name w:val="SpecialCharTok"/>
     <w:basedOn w:val="VerbatimChar"/>
     <w:rPr>
-      <w:color w:val="4070a0"/>
+      <w:color w:val="5e5e5e"/>
+      <w:shd w:val="clear" w:fill="f1f3f5"/>
     </w:rPr>
   </w:style>
   <w:style w:type="character" w:customStyle="1" w:styleId="StringTok">
     <w:name w:val="StringTok"/>
     <w:basedOn w:val="VerbatimChar"/>
     <w:rPr>
-      <w:color w:val="4070a0"/>
+      <w:color w:val="20794d"/>
+      <w:shd w:val="clear" w:fill="f1f3f5"/>
     </w:rPr>
   </w:style>
   <w:style w:type="character" w:customStyle="1" w:styleId="VerbatimStringTok">
     <w:name w:val="VerbatimStringTok"/>
     <w:basedOn w:val="VerbatimChar"/>
     <w:rPr>
-      <w:color w:val="4070a0"/>
+      <w:color w:val="20794d"/>
+      <w:shd w:val="clear" w:fill="f1f3f5"/>
     </w:rPr>
   </w:style>
   <w:style w:type="character" w:customStyle="1" w:styleId="SpecialStringTok">
     <w:name w:val="SpecialStringTok"/>
     <w:basedOn w:val="VerbatimChar"/>
     <w:rPr>
-      <w:color w:val="bb6688"/>
+      <w:color w:val="20794d"/>
+      <w:shd w:val="clear" w:fill="f1f3f5"/>
     </w:rPr>
   </w:style>
   <w:style w:type="character" w:customStyle="1" w:styleId="ImportTok">
     <w:name w:val="ImportTok"/>
     <w:basedOn w:val="VerbatimChar"/>
     <w:rPr>
-      <w:color w:val="008000"/>
-      <w:b/>
+      <w:color w:val="00769e"/>
+      <w:shd w:val="clear" w:fill="f1f3f5"/>
     </w:rPr>
   </w:style>
   <w:style w:type="character" w:customStyle="1" w:styleId="CommentTok">
     <w:name w:val="CommentTok"/>
     <w:basedOn w:val="VerbatimChar"/>
     <w:rPr>
-      <w:color w:val="60a0b0"/>
-      <w:i/>
+      <w:color w:val="5e5e5e"/>
+      <w:shd w:val="clear" w:fill="f1f3f5"/>
     </w:rPr>
   </w:style>
   <w:style w:type="character" w:customStyle="1" w:styleId="DocumentationTok">
     <w:name w:val="DocumentationTok"/>
     <w:basedOn w:val="VerbatimChar"/>
     <w:rPr>
-      <w:color w:val="ba2121"/>
       <w:i/>
+      <w:color w:val="5e5e5e"/>
+      <w:shd w:val="clear" w:fill="f1f3f5"/>
     </w:rPr>
   </w:style>
   <w:style w:type="character" w:customStyle="1" w:styleId="AnnotationTok">
     <w:name w:val="AnnotationTok"/>
     <w:basedOn w:val="VerbatimChar"/>
     <w:rPr>
-      <w:color w:val="60a0b0"/>
-      <w:b/>
-      <w:i/>
+      <w:color w:val="5e5e5e"/>
+      <w:shd w:val="clear" w:fill="f1f3f5"/>
     </w:rPr>
   </w:style>
   <w:style w:type="character" w:customStyle="1" w:styleId="CommentVarTok">
     <w:name w:val="CommentVarTok"/>
     <w:basedOn w:val="VerbatimChar"/>
     <w:rPr>
-      <w:color w:val="60a0b0"/>
-      <w:b/>
       <w:i/>
+      <w:color w:val="5e5e5e"/>
+      <w:shd w:val="clear" w:fill="f1f3f5"/>
     </w:rPr>
   </w:style>
   <w:style w:type="character" w:customStyle="1" w:styleId="OtherTok">
     <w:name w:val="OtherTok"/>
     <w:basedOn w:val="VerbatimChar"/>
     <w:rPr>
-      <w:color w:val="007020"/>
+      <w:color w:val="003b4f"/>
+      <w:shd w:val="clear" w:fill="f1f3f5"/>
     </w:rPr>
   </w:style>
   <w:style w:type="character" w:customStyle="1" w:styleId="FunctionTok">
     <w:name w:val="FunctionTok"/>
     <w:basedOn w:val="VerbatimChar"/>
     <w:rPr>
-      <w:color w:val="06287e"/>
+      <w:color w:val="4758ab"/>
+      <w:shd w:val="clear" w:fill="f1f3f5"/>
     </w:rPr>
   </w:style>
   <w:style w:type="character" w:customStyle="1" w:styleId="VariableTok">
     <w:name w:val="VariableTok"/>
     <w:basedOn w:val="VerbatimChar"/>
     <w:rPr>
-      <w:color w:val="19177c"/>
+      <w:color w:val="111111"/>
+      <w:shd w:val="clear" w:fill="f1f3f5"/>
     </w:rPr>
   </w:style>
   <w:style w:type="character" w:customStyle="1" w:styleId="ControlFlowTok">
     <w:name w:val="ControlFlowTok"/>
     <w:basedOn w:val="VerbatimChar"/>
     <w:rPr>
-      <w:color w:val="007020"/>
       <w:b/>
+      <w:color w:val="003b4f"/>
+      <w:shd w:val="clear" w:fill="f1f3f5"/>
     </w:rPr>
   </w:style>
   <w:style w:type="character" w:customStyle="1" w:styleId="OperatorTok">
     <w:name w:val="OperatorTok"/>
     <w:basedOn w:val="VerbatimChar"/>
     <w:rPr>
-      <w:color w:val="666666"/>
+      <w:color w:val="5e5e5e"/>
+      <w:shd w:val="clear" w:fill="f1f3f5"/>
     </w:rPr>
   </w:style>
   <w:style w:type="character" w:customStyle="1" w:styleId="BuiltInTok">
     <w:name w:val="BuiltInTok"/>
     <w:basedOn w:val="VerbatimChar"/>
     <w:rPr>
-      <w:color w:val="008000"/>
+      <w:color w:val="003b4f"/>
+      <w:shd w:val="clear" w:fill="f1f3f5"/>
     </w:rPr>
   </w:style>
   <w:style w:type="character" w:customStyle="1" w:styleId="ExtensionTok">
     <w:name w:val="ExtensionTok"/>
     <w:basedOn w:val="VerbatimChar"/>
-    <w:rPr/>
+    <w:rPr>
+      <w:color w:val="003b4f"/>
+      <w:shd w:val="clear" w:fill="f1f3f5"/>
+    </w:rPr>
   </w:style>
   <w:style w:type="character" w:customStyle="1" w:styleId="PreprocessorTok">
     <w:name w:val="PreprocessorTok"/>
     <w:basedOn w:val="VerbatimChar"/>
     <w:rPr>
-      <w:color w:val="bc7a00"/>
+      <w:color w:val="ad0000"/>
+      <w:shd w:val="clear" w:fill="f1f3f5"/>
     </w:rPr>
   </w:style>
   <w:style w:type="character" w:customStyle="1" w:styleId="AttributeTok">
     <w:name w:val="AttributeTok"/>
     <w:basedOn w:val="VerbatimChar"/>
     <w:rPr>
-      <w:color w:val="7d9029"/>
+      <w:color w:val="657422"/>
+      <w:shd w:val="clear" w:fill="f1f3f5"/>
     </w:rPr>
   </w:style>
   <w:style w:type="character" w:customStyle="1" w:styleId="RegionMarkerTok">
     <w:name w:val="RegionMarkerTok"/>
     <w:basedOn w:val="VerbatimChar"/>
-    <w:rPr/>
+    <w:rPr>
+      <w:color w:val="003b4f"/>
+      <w:shd w:val="clear" w:fill="f1f3f5"/>
+    </w:rPr>
   </w:style>
   <w:style w:type="character" w:customStyle="1" w:styleId="InformationTok">
     <w:name w:val="InformationTok"/>
     <w:basedOn w:val="VerbatimChar"/>
     <w:rPr>
-      <w:color w:val="60a0b0"/>
-      <w:b/>
-      <w:i/>
+      <w:color w:val="5e5e5e"/>
+      <w:shd w:val="clear" w:fill="f1f3f5"/>
     </w:rPr>
   </w:style>
   <w:style w:type="character" w:customStyle="1" w:styleId="WarningTok">
     <w:name w:val="WarningTok"/>
     <w:basedOn w:val="VerbatimChar"/>
     <w:rPr>
-      <w:color w:val="60a0b0"/>
-      <w:b/>
       <w:i/>
+      <w:color w:val="5e5e5e"/>
+      <w:shd w:val="clear" w:fill="f1f3f5"/>
     </w:rPr>
   </w:style>
   <w:style w:type="character" w:customStyle="1" w:styleId="AlertTok">
     <w:name w:val="AlertTok"/>
     <w:basedOn w:val="VerbatimChar"/>
     <w:rPr>
-      <w:color w:val="ff0000"/>
-      <w:b/>
+      <w:color w:val="ad0000"/>
+      <w:shd w:val="clear" w:fill="f1f3f5"/>
     </w:rPr>
   </w:style>
   <w:style w:type="character" w:customStyle="1" w:styleId="ErrorTok">
     <w:name w:val="ErrorTok"/>
     <w:basedOn w:val="VerbatimChar"/>
     <w:rPr>
-      <w:color w:val="ff0000"/>
-      <w:b/>
+      <w:color w:val="ad0000"/>
+      <w:shd w:val="clear" w:fill="f1f3f5"/>
     </w:rPr>
   </w:style>
   <w:style w:type="character" w:customStyle="1" w:styleId="NormalTok">
     <w:name w:val="NormalTok"/>
     <w:basedOn w:val="VerbatimChar"/>
-    <w:rPr/>
+    <w:rPr>
+      <w:color w:val="003b4f"/>
+      <w:shd w:val="clear" w:fill="f1f3f5"/>
+    </w:rPr>
   </w:style>
 </w:styles>
 </file>
@@ -11298,44 +10997,44 @@
         <a:sysClr val="window" lastClr="FFFFFF"/>
       </a:lt1>
       <a:dk2>
-        <a:srgbClr val="1F497D"/>
+        <a:srgbClr val="0E2841"/>
       </a:dk2>
       <a:lt2>
-        <a:srgbClr val="EEECE1"/>
+        <a:srgbClr val="E8E8E8"/>
       </a:lt2>
       <a:accent1>
-        <a:srgbClr val="4F81BD"/>
+        <a:srgbClr val="156082"/>
       </a:accent1>
       <a:accent2>
-        <a:srgbClr val="C0504D"/>
+        <a:srgbClr val="E97132"/>
       </a:accent2>
       <a:accent3>
-        <a:srgbClr val="9BBB59"/>
+        <a:srgbClr val="196B24"/>
       </a:accent3>
       <a:accent4>
-        <a:srgbClr val="8064A2"/>
+        <a:srgbClr val="0F9ED5"/>
       </a:accent4>
       <a:accent5>
-        <a:srgbClr val="4BACC6"/>
+        <a:srgbClr val="A02B93"/>
       </a:accent5>
       <a:accent6>
-        <a:srgbClr val="F79646"/>
+        <a:srgbClr val="4EA72E"/>
       </a:accent6>
       <a:hlink>
-        <a:srgbClr val="0000FF"/>
+        <a:srgbClr val="467886"/>
       </a:hlink>
       <a:folHlink>
-        <a:srgbClr val="800080"/>
+        <a:srgbClr val="96607D"/>
       </a:folHlink>
     </a:clrScheme>
     <a:fontScheme name="Office">
       <a:majorFont>
-        <a:latin typeface="Calibri"/>
+        <a:latin typeface="Aptos Display" panose="02110004020202020204"/>
         <a:ea typeface=""/>
         <a:cs typeface=""/>
-        <a:font script="Jpan" typeface="ＭＳ ゴシック"/>
+        <a:font script="Jpan" typeface="游ゴシック Light"/>
         <a:font script="Hang" typeface="맑은 고딕"/>
-        <a:font script="Hans" typeface="宋体"/>
+        <a:font script="Hans" typeface="等线 Light"/>
         <a:font script="Hant" typeface="新細明體"/>
         <a:font script="Arab" typeface="Times New Roman"/>
         <a:font script="Hebr" typeface="Times New Roman"/>
@@ -11362,14 +11061,32 @@
         <a:font script="Mong" typeface="Mongolian Baiti"/>
         <a:font script="Viet" typeface="Times New Roman"/>
         <a:font script="Uigh" typeface="Microsoft Uighur"/>
+        <a:font script="Geor" typeface="Sylfaen"/>
+        <a:font script="Armn" typeface="Arial"/>
+        <a:font script="Bugi" typeface="Leelawadee UI"/>
+        <a:font script="Bopo" typeface="Microsoft JhengHei"/>
+        <a:font script="Java" typeface="Javanese Text"/>
+        <a:font script="Lisu" typeface="Segoe UI"/>
+        <a:font script="Mymr" typeface="Myanmar Text"/>
+        <a:font script="Nkoo" typeface="Ebrima"/>
+        <a:font script="Olck" typeface="Nirmala UI"/>
+        <a:font script="Osma" typeface="Ebrima"/>
+        <a:font script="Phag" typeface="Phagspa"/>
+        <a:font script="Syrn" typeface="Estrangelo Edessa"/>
+        <a:font script="Syrj" typeface="Estrangelo Edessa"/>
+        <a:font script="Syre" typeface="Estrangelo Edessa"/>
+        <a:font script="Sora" typeface="Nirmala UI"/>
+        <a:font script="Tale" typeface="Microsoft Tai Le"/>
+        <a:font script="Talu" typeface="Microsoft New Tai Lue"/>
+        <a:font script="Tfng" typeface="Ebrima"/>
       </a:majorFont>
       <a:minorFont>
-        <a:latin typeface="Cambria"/>
+        <a:latin typeface="Aptos" panose="02110004020202020204"/>
         <a:ea typeface=""/>
         <a:cs typeface=""/>
-        <a:font script="Jpan" typeface="ＭＳ 明朝"/>
+        <a:font script="Jpan" typeface="游明朝"/>
         <a:font script="Hang" typeface="맑은 고딕"/>
-        <a:font script="Hans" typeface="宋体"/>
+        <a:font script="Hans" typeface="等线"/>
         <a:font script="Hant" typeface="新細明體"/>
         <a:font script="Arab" typeface="Arial"/>
         <a:font script="Hebr" typeface="Arial"/>
@@ -11396,6 +11113,24 @@
         <a:font script="Mong" typeface="Mongolian Baiti"/>
         <a:font script="Viet" typeface="Arial"/>
         <a:font script="Uigh" typeface="Microsoft Uighur"/>
+        <a:font script="Geor" typeface="Sylfaen"/>
+        <a:font script="Armn" typeface="Arial"/>
+        <a:font script="Bugi" typeface="Leelawadee UI"/>
+        <a:font script="Bopo" typeface="Microsoft JhengHei"/>
+        <a:font script="Java" typeface="Javanese Text"/>
+        <a:font script="Lisu" typeface="Segoe UI"/>
+        <a:font script="Mymr" typeface="Myanmar Text"/>
+        <a:font script="Nkoo" typeface="Ebrima"/>
+        <a:font script="Olck" typeface="Nirmala UI"/>
+        <a:font script="Osma" typeface="Ebrima"/>
+        <a:font script="Phag" typeface="Phagspa"/>
+        <a:font script="Syrn" typeface="Estrangelo Edessa"/>
+        <a:font script="Syrj" typeface="Estrangelo Edessa"/>
+        <a:font script="Syre" typeface="Estrangelo Edessa"/>
+        <a:font script="Sora" typeface="Nirmala UI"/>
+        <a:font script="Tale" typeface="Microsoft Tai Le"/>
+        <a:font script="Talu" typeface="Microsoft New Tai Lue"/>
+        <a:font script="Tfng" typeface="Ebrima"/>
       </a:minorFont>
     </a:fontScheme>
     <a:fmtScheme name="Office">
@@ -11407,200 +11142,141 @@
           <a:gsLst>
             <a:gs pos="0">
               <a:schemeClr val="phClr">
-                <a:tint val="50000"/>
-                <a:satMod val="300000"/>
+                <a:lumMod val="110000"/>
+                <a:satMod val="105000"/>
+                <a:tint val="67000"/>
               </a:schemeClr>
             </a:gs>
-            <a:gs pos="35000">
+            <a:gs pos="50000">
               <a:schemeClr val="phClr">
-                <a:tint val="37000"/>
-                <a:satMod val="300000"/>
+                <a:lumMod val="105000"/>
+                <a:satMod val="103000"/>
+                <a:tint val="73000"/>
               </a:schemeClr>
             </a:gs>
             <a:gs pos="100000">
               <a:schemeClr val="phClr">
-                <a:tint val="15000"/>
-                <a:satMod val="350000"/>
+                <a:lumMod val="105000"/>
+                <a:satMod val="109000"/>
+                <a:tint val="81000"/>
               </a:schemeClr>
             </a:gs>
           </a:gsLst>
-          <a:lin ang="16200000" scaled="1"/>
+          <a:lin ang="5400000" scaled="0"/>
         </a:gradFill>
         <a:gradFill rotWithShape="1">
           <a:gsLst>
             <a:gs pos="0">
               <a:schemeClr val="phClr">
-                <a:tint val="100000"/>
+                <a:satMod val="103000"/>
+                <a:lumMod val="102000"/>
+                <a:tint val="94000"/>
+              </a:schemeClr>
+            </a:gs>
+            <a:gs pos="50000">
+              <a:schemeClr val="phClr">
+                <a:satMod val="110000"/>
+                <a:lumMod val="100000"/>
                 <a:shade val="100000"/>
-                <a:satMod val="130000"/>
               </a:schemeClr>
             </a:gs>
             <a:gs pos="100000">
               <a:schemeClr val="phClr">
-                <a:tint val="50000"/>
-                <a:shade val="100000"/>
-                <a:satMod val="350000"/>
+                <a:lumMod val="99000"/>
+                <a:satMod val="120000"/>
+                <a:shade val="78000"/>
               </a:schemeClr>
             </a:gs>
           </a:gsLst>
-          <a:lin ang="16200000" scaled="0"/>
+          <a:lin ang="5400000" scaled="0"/>
         </a:gradFill>
       </a:fillStyleLst>
       <a:lnStyleLst>
-        <a:ln w="9525" cap="flat" cmpd="sng" algn="ctr">
-          <a:solidFill>
-            <a:schemeClr val="phClr">
-              <a:shade val="95000"/>
-              <a:satMod val="105000"/>
-            </a:schemeClr>
-          </a:solidFill>
-          <a:prstDash val="solid"/>
-        </a:ln>
-        <a:ln w="25400" cap="flat" cmpd="sng" algn="ctr">
+        <a:ln w="6350" cap="flat" cmpd="sng" algn="ctr">
           <a:solidFill>
             <a:schemeClr val="phClr"/>
           </a:solidFill>
           <a:prstDash val="solid"/>
+          <a:miter lim="800000"/>
         </a:ln>
-        <a:ln w="38100" cap="flat" cmpd="sng" algn="ctr">
+        <a:ln w="12700" cap="flat" cmpd="sng" algn="ctr">
           <a:solidFill>
             <a:schemeClr val="phClr"/>
           </a:solidFill>
           <a:prstDash val="solid"/>
+          <a:miter lim="800000"/>
+        </a:ln>
+        <a:ln w="19050" cap="flat" cmpd="sng" algn="ctr">
+          <a:solidFill>
+            <a:schemeClr val="phClr"/>
+          </a:solidFill>
+          <a:prstDash val="solid"/>
+          <a:miter lim="800000"/>
         </a:ln>
       </a:lnStyleLst>
       <a:effectStyleLst>
         <a:effectStyle>
+          <a:effectLst/>
+        </a:effectStyle>
+        <a:effectStyle>
+          <a:effectLst/>
+        </a:effectStyle>
+        <a:effectStyle>
           <a:effectLst>
-            <a:outerShdw blurRad="40000" dist="20000" dir="5400000" rotWithShape="0">
+            <a:outerShdw blurRad="57150" dist="19050" dir="5400000" algn="ctr" rotWithShape="0">
               <a:srgbClr val="000000">
-                <a:alpha val="38000"/>
+                <a:alpha val="63000"/>
               </a:srgbClr>
             </a:outerShdw>
           </a:effectLst>
-        </a:effectStyle>
-        <a:effectStyle>
-          <a:effectLst>
-            <a:outerShdw blurRad="40000" dist="23000" dir="5400000" rotWithShape="0">
-              <a:srgbClr val="000000">
-                <a:alpha val="35000"/>
-              </a:srgbClr>
-            </a:outerShdw>
-          </a:effectLst>
-        </a:effectStyle>
-        <a:effectStyle>
-          <a:effectLst>
-            <a:outerShdw blurRad="40000" dist="23000" dir="5400000" rotWithShape="0">
-              <a:srgbClr val="000000">
-                <a:alpha val="35000"/>
-              </a:srgbClr>
-            </a:outerShdw>
-          </a:effectLst>
-          <a:scene3d>
-            <a:camera prst="orthographicFront">
-              <a:rot lat="0" lon="0" rev="0"/>
-            </a:camera>
-            <a:lightRig rig="threePt" dir="t">
-              <a:rot lat="0" lon="0" rev="1200000"/>
-            </a:lightRig>
-          </a:scene3d>
-          <a:sp3d>
-            <a:bevelT w="63500" h="25400"/>
-          </a:sp3d>
         </a:effectStyle>
       </a:effectStyleLst>
       <a:bgFillStyleLst>
         <a:solidFill>
           <a:schemeClr val="phClr"/>
         </a:solidFill>
+        <a:solidFill>
+          <a:schemeClr val="phClr">
+            <a:tint val="95000"/>
+            <a:satMod val="170000"/>
+          </a:schemeClr>
+        </a:solidFill>
         <a:gradFill rotWithShape="1">
           <a:gsLst>
             <a:gs pos="0">
               <a:schemeClr val="phClr">
-                <a:tint val="40000"/>
-                <a:satMod val="350000"/>
+                <a:tint val="93000"/>
+                <a:satMod val="150000"/>
+                <a:shade val="98000"/>
+                <a:lumMod val="102000"/>
               </a:schemeClr>
             </a:gs>
-            <a:gs pos="40000">
+            <a:gs pos="50000">
               <a:schemeClr val="phClr">
-                <a:tint val="45000"/>
-                <a:shade val="99000"/>
-                <a:satMod val="350000"/>
+                <a:tint val="98000"/>
+                <a:satMod val="130000"/>
+                <a:shade val="90000"/>
+                <a:lumMod val="103000"/>
               </a:schemeClr>
             </a:gs>
             <a:gs pos="100000">
               <a:schemeClr val="phClr">
-                <a:shade val="20000"/>
-                <a:satMod val="255000"/>
+                <a:shade val="63000"/>
+                <a:satMod val="120000"/>
               </a:schemeClr>
             </a:gs>
           </a:gsLst>
-          <a:path path="circle">
-            <a:fillToRect l="50000" t="-80000" r="50000" b="180000"/>
-          </a:path>
-        </a:gradFill>
-        <a:gradFill rotWithShape="1">
-          <a:gsLst>
-            <a:gs pos="0">
-              <a:schemeClr val="phClr">
-                <a:tint val="80000"/>
-                <a:satMod val="300000"/>
-              </a:schemeClr>
-            </a:gs>
-            <a:gs pos="100000">
-              <a:schemeClr val="phClr">
-                <a:shade val="30000"/>
-                <a:satMod val="200000"/>
-              </a:schemeClr>
-            </a:gs>
-          </a:gsLst>
-          <a:path path="circle">
-            <a:fillToRect l="50000" t="50000" r="50000" b="50000"/>
-          </a:path>
+          <a:lin ang="5400000" scaled="0"/>
         </a:gradFill>
       </a:bgFillStyleLst>
     </a:fmtScheme>
   </a:themeElements>
-  <a:objectDefaults>
-    <a:spDef>
-      <a:spPr/>
-      <a:bodyPr/>
-      <a:lstStyle/>
-      <a:style>
-        <a:lnRef idx="1">
-          <a:schemeClr val="accent1"/>
-        </a:lnRef>
-        <a:fillRef idx="3">
-          <a:schemeClr val="accent1"/>
-        </a:fillRef>
-        <a:effectRef idx="2">
-          <a:schemeClr val="accent1"/>
-        </a:effectRef>
-        <a:fontRef idx="minor">
-          <a:schemeClr val="lt1"/>
-        </a:fontRef>
-      </a:style>
-    </a:spDef>
-    <a:lnDef>
-      <a:spPr/>
-      <a:bodyPr/>
-      <a:lstStyle/>
-      <a:style>
-        <a:lnRef idx="2">
-          <a:schemeClr val="accent1"/>
-        </a:lnRef>
-        <a:fillRef idx="0">
-          <a:schemeClr val="accent1"/>
-        </a:fillRef>
-        <a:effectRef idx="1">
-          <a:schemeClr val="accent1"/>
-        </a:effectRef>
-        <a:fontRef idx="minor">
-          <a:schemeClr val="tx1"/>
-        </a:fontRef>
-      </a:style>
-    </a:lnDef>
-  </a:objectDefaults>
+  <a:objectDefaults/>
   <a:extraClrSchemeLst/>
+  <a:extLst>
+    <a:ext uri="{05A4C25C-085E-4340-85A3-A5531E510DB2}">
+      <thm15:themeFamily xmlns:thm15="http://schemas.microsoft.com/office/thememl/2012/main" name="Office Theme" id="{2E142A2C-CD16-42D6-873A-C26D2A0506FA}" vid="{1BDDFF52-6CD6-40A5-AB3C-68EB2F1E4D0A}"/>
+    </a:ext>
+  </a:extLst>
 </a:theme>
 </file>
--- a/inbox/Application Aware Networking/Book_16_FedAAN_Program_Management_Governance.docx
+++ b/inbox/Application Aware Networking/Book_16_FedAAN_Program_Management_Governance.docx
@@ -10577,22 +10577,32 @@
   <w:style w:default="1" w:styleId="Table" w:type="table">
     <w:name w:val="Table"/>
     <w:basedOn w:val="TableNormal"/>
-    <w:semiHidden/>
-    <w:unhideWhenUsed/>
+    <w:uiPriority w:val="59"/>
     <w:qFormat/>
     <w:tblPr>
       <w:tblInd w:type="dxa" w:w="0"/>
+      <w:tblBorders>
+        <w:top w:color="0078D4" w:space="0" w:sz="12" w:val="single"/>
+        <w:bottom w:color="0078D4" w:space="0" w:sz="12" w:val="single"/>
+        <w:left w:val="nil"/>
+        <w:right w:val="nil"/>
+        <w:insideH w:color="D1D5DA" w:space="0" w:sz="4" w:val="single"/>
+        <w:insideV w:val="nil"/>
+      </w:tblBorders>
       <w:tblCellMar>
-        <w:top w:type="dxa" w:w="0"/>
+        <w:top w:type="dxa" w:w="80"/>
         <w:left w:type="dxa" w:w="108"/>
-        <w:bottom w:type="dxa" w:w="0"/>
+        <w:bottom w:type="dxa" w:w="80"/>
         <w:right w:type="dxa" w:w="108"/>
       </w:tblCellMar>
     </w:tblPr>
     <w:tblStylePr w:type="firstRow">
+      <w:rPr>
+        <w:b/>
+      </w:rPr>
       <w:tcPr>
         <w:tcBorders>
-          <w:bottom w:val="single"/>
+          <w:bottom w:color="0078D4" w:space="0" w:sz="8" w:val="single"/>
         </w:tcBorders>
         <w:vAlign w:val="bottom"/>
       </w:tcPr>
@@ -10653,6 +10663,29 @@
     <w:basedOn w:val="DefaultParagraphFont"/>
     <w:link w:val="BodyText"/>
   </w:style>
+  <w:style w:customStyle="1" w:styleId="SourceCode" w:type="paragraph">
+    <w:name w:val="Source Code"/>
+    <w:basedOn w:val="Normal"/>
+    <w:link w:val="VerbatimChar"/>
+    <w:pPr>
+      <w:pBdr>
+        <w:top w:color="D1D5DA" w:space="6" w:sz="6" w:val="single"/>
+        <w:left w:color="D1D5DA" w:space="6" w:sz="6" w:val="single"/>
+        <w:bottom w:color="D1D5DA" w:space="6" w:sz="6" w:val="single"/>
+        <w:right w:color="D1D5DA" w:space="6" w:sz="6" w:val="single"/>
+      </w:pBdr>
+      <w:shd w:fill="F6F8FA" w:val="clear"/>
+      <w:wordWrap w:val="off"/>
+      <w:spacing w:after="0" w:before="0" w:line="240" w:lineRule="auto"/>
+      <w:ind w:left="144" w:right="144"/>
+      <w:contextualSpacing/>
+    </w:pPr>
+    <w:rPr>
+      <w:rFonts w:ascii="Consolas" w:hAnsi="Consolas"/>
+      <w:color w:val="24292E"/>
+      <w:sz w:val="18"/>
+    </w:rPr>
+  </w:style>
   <w:style w:customStyle="1" w:styleId="VerbatimChar" w:type="character">
     <w:name w:val="Verbatim Char"/>
     <w:basedOn w:val="BodyTextChar"/>
@@ -10696,15 +10729,6 @@
       <w:bCs w:val="0"/>
       <w:color w:themeColor="accent1" w:themeShade="BF" w:val="365F91"/>
     </w:rPr>
-  </w:style>
-  <w:style w:type="paragraph" w:customStyle="1" w:styleId="SourceCode">
-    <w:name w:val="Source Code"/>
-    <w:basedOn w:val="Normal"/>
-    <w:link w:val="VerbatimChar"/>
-    <w:pPr>
-      <w:wordWrap w:val="off"/>
-      <w:shd w:val="clear" w:fill="f1f3f5"/>
-    </w:pPr>
   </w:style>
   <w:style w:type="character" w:customStyle="1" w:styleId="KeywordTok">
     <w:name w:val="KeywordTok"/>

--- a/inbox/Application Aware Networking/Book_16_FedAAN_Program_Management_Governance.docx
+++ b/inbox/Application Aware Networking/Book_16_FedAAN_Program_Management_Governance.docx
@@ -1244,7 +1244,13 @@
         <w:t xml:space="preserve"> </w:t>
       </w:r>
       <w:r>
-        <w:t xml:space="preserve">Services Team under FedRAMP 20x Authorization.</w:t>
+        <w:t xml:space="preserve">Services Team under an agency RMF authorization (NIST SP 800-37), with</w:t>
+      </w:r>
+      <w:r>
+        <w:t xml:space="preserve"> </w:t>
+      </w:r>
+      <w:r>
+        <w:t xml:space="preserve">ConMon evidence modeled on the FedRAMP 20x KSI schema.</w:t>
       </w:r>
     </w:p>
     <w:p>
@@ -1274,7 +1280,7 @@
         <w:t xml:space="preserve"> </w:t>
       </w:r>
       <w:r>
-        <w:t xml:space="preserve">authorization package submitted to FedRAMP PMO.]</w:t>
+        <w:t xml:space="preserve">authorization package presented to the SSA Authorizing Official.]</w:t>
       </w:r>
     </w:p>
     <w:p>
@@ -6308,18 +6314,18 @@
               <w:pStyle w:val="Compact"/>
             </w:pPr>
             <w:r>
-              <w:t xml:space="preserve">Authorization</w:t>
-            </w:r>
-          </w:p>
-        </w:tc>
-        <w:tc>
-          <w:tcPr/>
-          <w:p>
-            <w:pPr>
-              <w:pStyle w:val="Compact"/>
-            </w:pPr>
-            <w:r>
-              <w:t xml:space="preserve">Significant change, annual assessment</w:t>
+              <w:t xml:space="preserve">Inherited CSO authorizations (M365 GCC, GovCloud, DDI SaaS)</w:t>
+            </w:r>
+          </w:p>
+        </w:tc>
+        <w:tc>
+          <w:tcPr/>
+          <w:p>
+            <w:pPr>
+              <w:pStyle w:val="Compact"/>
+            </w:pPr>
+            <w:r>
+              <w:t xml:space="preserve">Change in an inherited authorization’s status or 20x transition timeline</w:t>
             </w:r>
           </w:p>
         </w:tc>
@@ -9568,7 +9574,13 @@
         <w:t xml:space="preserve"> </w:t>
       </w:r>
       <w:r>
-        <w:t xml:space="preserve">complete FedRAMP 20x authorization package for the PM and SR control families.</w:t>
+        <w:t xml:space="preserve">complete agency RMF authorization package (ConMon evidence modeled on the</w:t>
+      </w:r>
+      <w:r>
+        <w:t xml:space="preserve"> </w:t>
+      </w:r>
+      <w:r>
+        <w:t xml:space="preserve">FedRAMP 20x KSI schema) for the PM and SR control families.</w:t>
       </w:r>
     </w:p>
     <w:bookmarkEnd w:id="58"/>
